--- a/Enyrgy_Facility_Overview.docx
+++ b/Enyrgy_Facility_Overview.docx
@@ -2,43 +2,10 @@
 <file path=word/document.xml><?xml version="1.0" encoding="utf-8"?>
 <w:document xmlns:w="http://schemas.openxmlformats.org/wordprocessingml/2006/main" xmlns:m="http://schemas.openxmlformats.org/officeDocument/2006/math" xmlns:r="http://schemas.openxmlformats.org/officeDocument/2006/relationships" xmlns:o="urn:schemas-microsoft-com:office:office" xmlns:v="urn:schemas-microsoft-com:vml" xmlns:w10="urn:schemas-microsoft-com:office:word" xmlns:a="http://schemas.openxmlformats.org/drawingml/2006/main" xmlns:pic="http://schemas.openxmlformats.org/drawingml/2006/picture" xmlns:wp="http://schemas.openxmlformats.org/drawingml/2006/wordprocessingDrawing">
   <w:body>
-    <w:bookmarkStart w:id="14" w:name="enyrgy"/>
+    <w:bookmarkStart w:id="25" w:name="enyrgy-vitamin-d-primal-light-platform"/>
     <w:p>
       <w:pPr>
         <w:pStyle w:val="Heading1"/>
-      </w:pPr>
-      <w:r>
-        <w:t xml:space="preserve">ENYRGY</w:t>
-      </w:r>
-    </w:p>
-    <w:p>
-      <w:pPr>
-        <w:pStyle w:val="FirstParagraph"/>
-      </w:pPr>
-      <w:r>
-        <w:rPr>
-          <w:i/>
-          <w:iCs/>
-        </w:rPr>
-        <w:t xml:space="preserve">Sunlight. Evolved.</w:t>
-      </w:r>
-    </w:p>
-    <w:p>
-      <w:pPr>
-        <w:pStyle w:val="BodyText"/>
-      </w:pPr>
-      <w:r>
-        <w:rPr>
-          <w:b/>
-          <w:bCs/>
-        </w:rPr>
-        <w:t xml:space="preserve">Prepared for the Center for New Medicine, Irvine, California</w:t>
-      </w:r>
-    </w:p>
-    <w:bookmarkStart w:id="9" w:name="enyrgy-vitamin-d-primal-light-platform"/>
-    <w:p>
-      <w:pPr>
-        <w:pStyle w:val="Heading2"/>
       </w:pPr>
       <w:r>
         <w:t xml:space="preserve">Enyrgy Vitamin D Primal Light Platform</w:t>
@@ -61,21 +28,40 @@
         <w:pStyle w:val="BodyText"/>
       </w:pPr>
       <w:r>
+        <w:rPr>
+          <w:i/>
+          <w:iCs/>
+        </w:rPr>
+        <w:t xml:space="preserve">Prepared for the Center for New Medicine, Irvine, California</w:t>
+      </w:r>
+    </w:p>
+    <w:p>
+      <w:r>
+        <w:pict>
+          <v:rect style="width:0;height:1.5pt" o:hralign="center" o:hrstd="t" o:hr="t"/>
+        </w:pict>
+      </w:r>
+    </w:p>
+    <w:p>
+      <w:pPr>
+        <w:pStyle w:val="FirstParagraph"/>
+      </w:pPr>
+      <w:r>
         <w:t xml:space="preserve">The body makes its own Vitamin D from a two to four minute session of the right light, the same amount that would take two to four hours in mid day sun, without the burn or the aging. One session opens three pathways at once: Vitamin D, nitric oxide, and serotonin. The app reads each person’s skin type, sets the dose, and ends the session on its own, so no one is watching a clock.</w:t>
       </w:r>
     </w:p>
     <w:tbl>
       <w:tblPr>
-        <w:tblBorders>
-          <w:top w:val="single" w:sz="6" w:space="0" w:color="AAAAAA"/>
-          <w:left w:val="single" w:sz="6" w:space="0" w:color="AAAAAA"/>
-          <w:bottom w:val="single" w:sz="6" w:space="0" w:color="AAAAAA"/>
-          <w:right w:val="single" w:sz="6" w:space="0" w:color="AAAAAA"/>
-          <w:insideH w:val="single" w:sz="6" w:space="0" w:color="AAAAAA"/>
-          <w:insideV w:val="single" w:sz="6" w:space="0" w:color="AAAAAA"/>
-        </w:tblBorders>
         <w:tblStyle w:val="Table"/>
         <w:tblW w:type="pct" w:w="5000"/>
+        <w:tblBorders>
+          <w:top w:val="single" w:sz="4" w:space="0" w:color="auto"/>
+          <w:left w:val="single" w:sz="4" w:space="0" w:color="auto"/>
+          <w:bottom w:val="single" w:sz="4" w:space="0" w:color="auto"/>
+          <w:right w:val="single" w:sz="4" w:space="0" w:color="auto"/>
+          <w:insideH w:val="single" w:sz="4" w:space="0" w:color="auto"/>
+          <w:insideV w:val="single" w:sz="4" w:space="0" w:color="auto"/>
+        </w:tblBorders>
         <w:tblLayout w:type="fixed"/>
         <w:tblLook w:firstRow="0" w:lastRow="0" w:firstColumn="0" w:lastColumn="0" w:noHBand="0" w:noVBand="0" w:val="0000"/>
       </w:tblPr>
@@ -106,7 +92,7 @@
               <w:pStyle w:val="Compact"/>
             </w:pPr>
             <w:r>
-              <w:t xml:space="preserve">more efficient than sunlight for Vitamin D, 2 to 4 minutes replaces 2 to 4 hours of sun</w:t>
+              <w:t xml:space="preserve">more efficient than sunlight for Vitamin D. Two to four minutes replaces two to four hours of sun.</w:t>
             </w:r>
           </w:p>
         </w:tc>
@@ -179,18 +165,18 @@
                 <w:b/>
                 <w:bCs/>
               </w:rPr>
-              <w:t xml:space="preserve">77%</w:t>
-            </w:r>
-          </w:p>
-        </w:tc>
-        <w:tc>
-          <w:tcPr/>
-          <w:p>
-            <w:pPr>
-              <w:pStyle w:val="Compact"/>
-            </w:pPr>
-            <w:r>
-              <w:t xml:space="preserve">of indoor adults run low on Vitamin D, the demand is already in your book</w:t>
+              <w:t xml:space="preserve">76.6%</w:t>
+            </w:r>
+          </w:p>
+        </w:tc>
+        <w:tc>
+          <w:tcPr/>
+          <w:p>
+            <w:pPr>
+              <w:pStyle w:val="Compact"/>
+            </w:pPr>
+            <w:r>
+              <w:t xml:space="preserve">of people worldwide have Vitamin D below 30 ng/mL (Cui et al., Frontiers in Nutrition, 2023)</w:t>
             </w:r>
           </w:p>
         </w:tc>
@@ -218,27 +204,19 @@
               <w:pStyle w:val="Compact"/>
             </w:pPr>
             <w:r>
-              <w:t xml:space="preserve">average Vitamin D increase in our own 12 week study of five participants, detailed below</w:t>
+              <w:t xml:space="preserve">average increase in our own 12 week study of five participants, set out in full on this page</w:t>
             </w:r>
           </w:p>
         </w:tc>
       </w:tr>
     </w:tbl>
+    <w:bookmarkStart w:id="19" w:name="where-it-fits"/>
     <w:p>
-      <w:r>
-        <w:pict>
-          <v:rect style="width:0;height:1.5pt" o:hralign="center" o:hrstd="t" o:hr="t"/>
-        </w:pict>
-      </w:r>
-    </w:p>
-    <w:bookmarkEnd w:id="9"/>
-    <w:bookmarkStart w:id="10" w:name="where-it-fits"/>
-    <w:p>
       <w:pPr>
         <w:pStyle w:val="Heading2"/>
       </w:pPr>
       <w:r>
-        <w:t xml:space="preserve">WHERE IT FITS</w:t>
+        <w:t xml:space="preserve">Where it fits</w:t>
       </w:r>
     </w:p>
     <w:p>
@@ -258,20 +236,31 @@
       </w:r>
     </w:p>
     <w:p>
-      <w:r>
-        <w:pict>
-          <v:rect style="width:0;height:1.5pt" o:hralign="center" o:hrstd="t" o:hr="t"/>
-        </w:pict>
+      <w:pPr>
+        <w:pStyle w:val="BodyText"/>
+      </w:pPr>
+      <w:r>
+        <w:rPr>
+          <w:b/>
+          <w:bCs/>
+        </w:rPr>
+        <w:t xml:space="preserve">You will not have to create demand for this.</w:t>
+      </w:r>
+      <w:r>
+        <w:t xml:space="preserve"> </w:t>
+      </w:r>
+      <w:r>
+        <w:t xml:space="preserve">In a 2023 pooled analysis of 308 population studies across 81 countries and 7.9 million people, 76.6 percent were below 30 ng/mL. Those patients are already walking through your doors. What is missing is not interest, it is measurement, and measurement is a lab draw you already run.</w:t>
       </w:r>
     </w:p>
-    <w:bookmarkEnd w:id="10"/>
-    <w:bookmarkStart w:id="11" w:name="X21a19599e2bc041912ab468af8bbbc6d8280c95"/>
+    <w:bookmarkEnd w:id="19"/>
+    <w:bookmarkStart w:id="20" w:name="X21a19599e2bc041912ab468af8bbbc6d8280c95"/>
     <w:p>
       <w:pPr>
         <w:pStyle w:val="Heading2"/>
       </w:pPr>
       <w:r>
-        <w:t xml:space="preserve">WHAT WE MEASURED, AND WHAT IT DOES NOT SHOW</w:t>
+        <w:t xml:space="preserve">What we measured, and what it does not show</w:t>
       </w:r>
     </w:p>
     <w:p>
@@ -303,12 +292,12 @@
     <w:tbl>
       <w:tblPr>
         <w:tblBorders>
-          <w:top w:val="single" w:sz="6" w:space="0" w:color="AAAAAA"/>
-          <w:left w:val="single" w:sz="6" w:space="0" w:color="AAAAAA"/>
-          <w:bottom w:val="single" w:sz="6" w:space="0" w:color="AAAAAA"/>
-          <w:right w:val="single" w:sz="6" w:space="0" w:color="AAAAAA"/>
-          <w:insideH w:val="single" w:sz="6" w:space="0" w:color="AAAAAA"/>
-          <w:insideV w:val="single" w:sz="6" w:space="0" w:color="AAAAAA"/>
+          <w:top w:val="single" w:sz="4" w:space="0" w:color="auto"/>
+          <w:left w:val="single" w:sz="4" w:space="0" w:color="auto"/>
+          <w:bottom w:val="single" w:sz="4" w:space="0" w:color="auto"/>
+          <w:right w:val="single" w:sz="4" w:space="0" w:color="auto"/>
+          <w:insideH w:val="single" w:sz="4" w:space="0" w:color="auto"/>
+          <w:insideV w:val="single" w:sz="4" w:space="0" w:color="auto"/>
         </w:tblBorders>
         <w:tblStyle w:val="Table"/>
         <w:tblW w:type="auto" w:w="0"/>
@@ -676,24 +665,22 @@
         <w:pStyle w:val="BodyText"/>
       </w:pPr>
       <w:r>
-        <w:t xml:space="preserve">The study that will matter to you is the one you run in your own book, on your own patients, with your own lab. That is the point of the modality. It produces a number your team can watch.</w:t>
+        <w:t xml:space="preserve">The study that will matter to you is the one you run in your own patient population, with your own lab. That is the point of the modality. It produces a number your team can watch.</w:t>
       </w:r>
     </w:p>
     <w:p>
       <w:r>
-        <w:pict>
-          <v:rect style="width:0;height:1.5pt" o:hralign="center" o:hrstd="t" o:hr="t"/>
-        </w:pict>
+        <w:br w:type="page"/>
       </w:r>
     </w:p>
-    <w:bookmarkEnd w:id="11"/>
-    <w:bookmarkStart w:id="12" w:name="safety-and-credibility"/>
+    <w:bookmarkEnd w:id="20"/>
+    <w:bookmarkStart w:id="21" w:name="safety-and-credibility"/>
     <w:p>
       <w:pPr>
         <w:pStyle w:val="Heading2"/>
       </w:pPr>
       <w:r>
-        <w:t xml:space="preserve">SAFETY AND CREDIBILITY</w:t>
+        <w:t xml:space="preserve">Safety and credibility</w:t>
       </w:r>
     </w:p>
     <w:p>
@@ -709,24 +696,56 @@
         <w:pStyle w:val="BodyText"/>
       </w:pPr>
       <w:r>
-        <w:t xml:space="preserve">Our scientific advisory board includes Dr. Bruce Hollis, who has reviewed and endorsed the platform and is among the most cited Vitamin D researchers in the world, Dr. Samantha Kimball, who designed the dosing protocol behind every session, and Dr. William Grant, a global Vitamin D and UVB researcher.</w:t>
+        <w:t xml:space="preserve">Our scientific advisory board includes</w:t>
+      </w:r>
+      <w:r>
+        <w:t xml:space="preserve"> </w:t>
+      </w:r>
+      <w:r>
+        <w:rPr>
+          <w:b/>
+          <w:bCs/>
+        </w:rPr>
+        <w:t xml:space="preserve">Dr. Bruce Hollis</w:t>
+      </w:r>
+      <w:r>
+        <w:t xml:space="preserve">, who has reviewed and endorsed the platform and is among the most cited Vitamin D researchers in the world;</w:t>
+      </w:r>
+      <w:r>
+        <w:t xml:space="preserve"> </w:t>
+      </w:r>
+      <w:r>
+        <w:rPr>
+          <w:b/>
+          <w:bCs/>
+        </w:rPr>
+        <w:t xml:space="preserve">Dr. Samantha Kimball</w:t>
+      </w:r>
+      <w:r>
+        <w:t xml:space="preserve">, who designed the dosing protocol behind every session; and</w:t>
+      </w:r>
+      <w:r>
+        <w:t xml:space="preserve"> </w:t>
+      </w:r>
+      <w:r>
+        <w:rPr>
+          <w:b/>
+          <w:bCs/>
+        </w:rPr>
+        <w:t xml:space="preserve">Dr. William Grant</w:t>
+      </w:r>
+      <w:r>
+        <w:t xml:space="preserve">, a global Vitamin D and UVB researcher.</w:t>
       </w:r>
     </w:p>
+    <w:bookmarkEnd w:id="21"/>
+    <w:bookmarkStart w:id="22" w:name="two-revenue-lines-from-one-platform"/>
     <w:p>
-      <w:r>
-        <w:pict>
-          <v:rect style="width:0;height:1.5pt" o:hralign="center" o:hrstd="t" o:hr="t"/>
-        </w:pict>
-      </w:r>
-    </w:p>
-    <w:bookmarkEnd w:id="12"/>
-    <w:bookmarkStart w:id="13" w:name="two-revenue-lines-from-one-platform"/>
-    <w:p>
       <w:pPr>
         <w:pStyle w:val="Heading2"/>
       </w:pPr>
       <w:r>
-        <w:t xml:space="preserve">TWO REVENUE LINES FROM ONE PLATFORM</w:t>
+        <w:t xml:space="preserve">Two revenue lines from one platform</w:t>
       </w:r>
     </w:p>
     <w:p>
@@ -740,12 +759,12 @@
     <w:tbl>
       <w:tblPr>
         <w:tblBorders>
-          <w:top w:val="single" w:sz="6" w:space="0" w:color="AAAAAA"/>
-          <w:left w:val="single" w:sz="6" w:space="0" w:color="AAAAAA"/>
-          <w:bottom w:val="single" w:sz="6" w:space="0" w:color="AAAAAA"/>
-          <w:right w:val="single" w:sz="6" w:space="0" w:color="AAAAAA"/>
-          <w:insideH w:val="single" w:sz="6" w:space="0" w:color="AAAAAA"/>
-          <w:insideV w:val="single" w:sz="6" w:space="0" w:color="AAAAAA"/>
+          <w:top w:val="single" w:sz="4" w:space="0" w:color="auto"/>
+          <w:left w:val="single" w:sz="4" w:space="0" w:color="auto"/>
+          <w:bottom w:val="single" w:sz="4" w:space="0" w:color="auto"/>
+          <w:right w:val="single" w:sz="4" w:space="0" w:color="auto"/>
+          <w:insideH w:val="single" w:sz="4" w:space="0" w:color="auto"/>
+          <w:insideV w:val="single" w:sz="4" w:space="0" w:color="auto"/>
         </w:tblBorders>
         <w:tblStyle w:val="Table"/>
         <w:tblW w:type="auto" w:w="0"/>
@@ -905,65 +924,94 @@
         <w:pStyle w:val="BodyText"/>
       </w:pPr>
       <w:r>
-        <w:t xml:space="preserve">The commercial unit is $8,950, with payback in under three months at just 25 patients on the modality. Take-home units add about $600 per device to your shop, a second margin line on top of the in-clinic recurring revenue.</w:t>
-      </w:r>
-    </w:p>
-    <w:p>
-      <w:r>
-        <w:pict>
-          <v:rect style="width:0;height:1.5pt" o:hralign="center" o:hrstd="t" o:hr="t"/>
-        </w:pict>
-      </w:r>
-    </w:p>
-    <w:p>
-      <w:pPr>
-        <w:pStyle w:val="FirstParagraph"/>
-      </w:pPr>
+        <w:t xml:space="preserve">The commercial unit is</w:t>
+      </w:r>
+      <w:r>
+        <w:t xml:space="preserve"> </w:t>
+      </w:r>
       <w:r>
         <w:rPr>
           <w:b/>
           <w:bCs/>
         </w:rPr>
-        <w:t xml:space="preserve">A note on claims.</w:t>
-      </w:r>
-      <w:r>
-        <w:t xml:space="preserve"> </w:t>
-      </w:r>
-      <w:r>
-        <w:t xml:space="preserve">Enyrgy is a wellness device and makes no medical claims. It raises and documents Vitamin D levels; every clinical conclusion belongs to your care team. The study above is our own and is small; we present it with its size attached rather than as a finding. Independent, peer reviewed research on Vitamin D status and immune function is in the companion reading list, for your clinicians to review on their own terms.</w:t>
+        <w:t xml:space="preserve">$8,950</w:t>
+      </w:r>
+      <w:r>
+        <w:t xml:space="preserve">, with payback in under three months at just 25 patients on the modality. The unit needs roughly four feet by four feet of floor space and does not need a dedicated room; most facilities site it in a hallway or an alcove where a patient can take a session while waiting on another modality.</w:t>
       </w:r>
     </w:p>
     <w:p>
       <w:pPr>
         <w:pStyle w:val="BodyText"/>
+      </w:pPr>
+      <w:r>
+        <w:t xml:space="preserve">Take-home units add about $600 per device to your shop, a second margin line on top of the in-clinic recurring revenue.</w:t>
+      </w:r>
+    </w:p>
+    <w:bookmarkEnd w:id="22"/>
+    <w:bookmarkStart w:id="23" w:name="a-note-on-claims"/>
+    <w:p>
+      <w:pPr>
+        <w:pStyle w:val="Heading2"/>
+      </w:pPr>
+      <w:r>
+        <w:t xml:space="preserve">A note on claims</w:t>
+      </w:r>
+    </w:p>
+    <w:p>
+      <w:pPr>
+        <w:pStyle w:val="FirstParagraph"/>
+      </w:pPr>
+      <w:r>
+        <w:t xml:space="preserve">Enyrgy is a wellness device and makes no medical claims. It raises and documents Vitamin D levels; every clinical conclusion belongs to your care team.</w:t>
+      </w:r>
+    </w:p>
+    <w:p>
+      <w:pPr>
+        <w:pStyle w:val="BodyText"/>
+      </w:pPr>
+      <w:r>
+        <w:t xml:space="preserve">The study above is our own and it is small. We present it with its size attached rather than as a finding. Independent, peer reviewed research on Vitamin D status is in the companion reading list, presented as published and including mixed findings, for your clinicians to weigh on their own terms.</w:t>
+      </w:r>
+    </w:p>
+    <w:bookmarkEnd w:id="23"/>
+    <w:bookmarkStart w:id="24" w:name="next-step"/>
+    <w:p>
+      <w:pPr>
+        <w:pStyle w:val="Heading2"/>
+      </w:pPr>
+      <w:r>
+        <w:t xml:space="preserve">Next step</w:t>
+      </w:r>
+    </w:p>
+    <w:p>
+      <w:pPr>
+        <w:pStyle w:val="FirstParagraph"/>
+      </w:pPr>
+      <w:r>
+        <w:t xml:space="preserve">We bring a unit and two of our people to Irvine, set it up, and let your team try it and see both the patient side and the numbers in person. No slides, just the platform itself.</w:t>
+      </w:r>
+    </w:p>
+    <w:p>
+      <w:r>
+        <w:pict>
+          <v:rect style="width:0;height:1.5pt" o:hralign="center" o:hrstd="t" o:hr="t"/>
+        </w:pict>
+      </w:r>
+    </w:p>
+    <w:p>
+      <w:pPr>
+        <w:pStyle w:val="FirstParagraph"/>
       </w:pPr>
       <w:r>
         <w:rPr>
           <w:b/>
           <w:bCs/>
         </w:rPr>
-        <w:t xml:space="preserve">Next step.</w:t>
-      </w:r>
-      <w:r>
-        <w:t xml:space="preserve"> </w:t>
-      </w:r>
-      <w:r>
-        <w:t xml:space="preserve">We bring a unit and two of our people to Irvine, set it up, and let your team try it and see both the patient side and the numbers in person. No slides, just the platform itself.</w:t>
-      </w:r>
-    </w:p>
-    <w:p>
-      <w:r>
-        <w:pict>
-          <v:rect style="width:0;height:1.5pt" o:hralign="center" o:hrstd="t" o:hr="t"/>
-        </w:pict>
-      </w:r>
-    </w:p>
-    <w:p>
-      <w:pPr>
-        <w:pStyle w:val="FirstParagraph"/>
-      </w:pPr>
-      <w:r>
-        <w:t xml:space="preserve">Scott Hansbury, CEO and Co-Founder | enyrgy.com | CONFIDENTIAL, prepared for the Center for New Medicine</w:t>
+        <w:t xml:space="preserve">Scott Hansbury</w:t>
+      </w:r>
+      <w:r>
+        <w:t xml:space="preserve">, CEO and Co-Founder | enyrgy.com</w:t>
       </w:r>
     </w:p>
     <w:p>
@@ -975,15 +1023,17 @@
           <w:i/>
           <w:iCs/>
         </w:rPr>
-        <w:t xml:space="preserve">Sunlight. Evolved.</w:t>
+        <w:t xml:space="preserve">CONFIDENTIAL, prepared for the Center for New Medicine</w:t>
       </w:r>
     </w:p>
-    <w:bookmarkEnd w:id="13"/>
-    <w:bookmarkEnd w:id="14"/>
+    <w:bookmarkEnd w:id="24"/>
+    <w:bookmarkEnd w:id="25"/>
     <w:sectPr>
-      <w:footnotePr>
-        <w:numRestart w:val="eachSect"/>
-      </w:footnotePr>
+      <w:headerReference r:id="rId9" w:type="default"/>
+      <w:footerReference r:id="rId10" w:type="default"/>
+      <w:pgSz w:h="15840" w:w="12240"/>
+      <w:pgMar w:bottom="1440" w:footer="720" w:gutter="0" w:header="720" w:left="1440" w:right="1440" w:top="1440"/>
+      <w:cols w:space="720"/>
     </w:sectPr>
   </w:body>
 </w:document>
@@ -993,6 +1043,154 @@
 <w:comments xmlns:w="http://schemas.openxmlformats.org/wordprocessingml/2006/main" xmlns:m="http://schemas.openxmlformats.org/officeDocument/2006/math" xmlns:r="http://schemas.openxmlformats.org/officeDocument/2006/relationships" xmlns:o="urn:schemas-microsoft-com:office:office" xmlns:v="urn:schemas-microsoft-com:vml" xmlns:w10="urn:schemas-microsoft-com:office:word" xmlns:a="http://schemas.openxmlformats.org/drawingml/2006/main" xmlns:pic="http://schemas.openxmlformats.org/drawingml/2006/picture" xmlns:wp="http://schemas.openxmlformats.org/drawingml/2006/wordprocessingDrawing"/>
 </file>
 
+<file path=word/footer1.xml><?xml version="1.0" encoding="utf-8"?>
+<w:ftr xmlns:wpc="http://schemas.microsoft.com/office/word/2010/wordprocessingCanvas" xmlns:cx="http://schemas.microsoft.com/office/drawing/2014/chartex" xmlns:cx1="http://schemas.microsoft.com/office/drawing/2015/9/8/chartex" xmlns:cx2="http://schemas.microsoft.com/office/drawing/2015/10/21/chartex" xmlns:cx3="http://schemas.microsoft.com/office/drawing/2016/5/9/chartex" xmlns:cx4="http://schemas.microsoft.com/office/drawing/2016/5/10/chartex" xmlns:cx5="http://schemas.microsoft.com/office/drawing/2016/5/11/chartex" xmlns:cx6="http://schemas.microsoft.com/office/drawing/2016/5/12/chartex" xmlns:cx7="http://schemas.microsoft.com/office/drawing/2016/5/13/chartex" xmlns:cx8="http://schemas.microsoft.com/office/drawing/2016/5/14/chartex" xmlns:mc="http://schemas.openxmlformats.org/markup-compatibility/2006" xmlns:m="http://schemas.openxmlformats.org/officeDocument/2006/math" xmlns:aink="http://schemas.microsoft.com/office/drawing/2016/ink" xmlns:am3d="http://schemas.microsoft.com/office/drawing/2017/model3d" xmlns:oel="http://schemas.microsoft.com/office/2019/extlst" xmlns:r="http://schemas.openxmlformats.org/officeDocument/2006/relationships" xmlns:wp14="http://schemas.microsoft.com/office/word/2010/wordprocessingDrawing" xmlns:wp="http://schemas.openxmlformats.org/drawingml/2006/wordprocessingDrawing" xmlns:wpg="http://schemas.microsoft.com/office/word/2010/wordprocessingGroup" xmlns:wpi="http://schemas.microsoft.com/office/word/2010/wordprocessingInk" xmlns:wps="http://schemas.microsoft.com/office/word/2010/wordprocessingShape" xmlns:o="urn:schemas-microsoft-com:office:office" xmlns:v="urn:schemas-microsoft-com:vml" xmlns:w10="urn:schemas-microsoft-com:office:word" xmlns:w="http://schemas.openxmlformats.org/wordprocessingml/2006/main" xmlns:w14="http://schemas.microsoft.com/office/word/2010/wordml" xmlns:w15="http://schemas.microsoft.com/office/word/2012/wordml" xmlns:w16cex="http://schemas.microsoft.com/office/word/2018/wordml/cex" xmlns:w16cid="http://schemas.microsoft.com/office/word/2016/wordml/cid" xmlns:w16="http://schemas.microsoft.com/office/word/2018/wordml" xmlns:w16sdtdh="http://schemas.microsoft.com/office/word/2020/wordml/sdtdatahash" xmlns:w16sdtfl="http://schemas.microsoft.com/office/word/2024/wordml/sdtformatlock" xmlns:w16se="http://schemas.microsoft.com/office/word/2015/wordml/symex" xmlns:w16du="http://schemas.microsoft.com/office/word/2023/wordml/word16du" xmlns:wne="http://schemas.microsoft.com/office/word/2006/wordml" mc:Ignorable="w14 w15 w16se w16cid w16 w16cex w16sdtdh w16sdtfl w16du wp14">
+  <w:p>
+    <w:pPr>
+      <w:pBdr>
+        <w:top w:val="single" w:sz="4" w:space="1" w:color="CCCCCC"/>
+      </w:pBdr>
+      <w:jc w:val="center"/>
+    </w:pPr>
+    <w:r>
+      <w:rPr>
+        <w:rFonts w:ascii="Montserrat" w:eastAsia="Montserrat" w:hAnsi="Montserrat" w:cs="Montserrat"/>
+        <w:color w:val="888888"/>
+        <w:sz w:val="16"/>
+        <w:szCs w:val="16"/>
+      </w:rPr>
+      <w:t xml:space="preserve">Enyrgy </w:t>
+    </w:r>
+    <w:proofErr w:type="gramStart"/>
+    <w:r>
+      <w:rPr>
+        <w:rFonts w:ascii="Montserrat" w:eastAsia="Montserrat" w:hAnsi="Montserrat" w:cs="Montserrat"/>
+        <w:color w:val="888888"/>
+        <w:sz w:val="16"/>
+        <w:szCs w:val="16"/>
+      </w:rPr>
+      <w:t>Inc  ·</w:t>
+    </w:r>
+    <w:proofErr w:type="gramEnd"/>
+    <w:r>
+      <w:rPr>
+        <w:rFonts w:ascii="Montserrat" w:eastAsia="Montserrat" w:hAnsi="Montserrat" w:cs="Montserrat"/>
+        <w:color w:val="888888"/>
+        <w:sz w:val="16"/>
+        <w:szCs w:val="16"/>
+      </w:rPr>
+      <w:t xml:space="preserve">  Phoenix, </w:t>
+    </w:r>
+    <w:proofErr w:type="gramStart"/>
+    <w:r>
+      <w:rPr>
+        <w:rFonts w:ascii="Montserrat" w:eastAsia="Montserrat" w:hAnsi="Montserrat" w:cs="Montserrat"/>
+        <w:color w:val="888888"/>
+        <w:sz w:val="16"/>
+        <w:szCs w:val="16"/>
+      </w:rPr>
+      <w:t>AZ  ·</w:t>
+    </w:r>
+    <w:proofErr w:type="gramEnd"/>
+    <w:r>
+      <w:rPr>
+        <w:rFonts w:ascii="Montserrat" w:eastAsia="Montserrat" w:hAnsi="Montserrat" w:cs="Montserrat"/>
+        <w:color w:val="888888"/>
+        <w:sz w:val="16"/>
+        <w:szCs w:val="16"/>
+      </w:rPr>
+      <w:t xml:space="preserve">  </w:t>
+    </w:r>
+    <w:proofErr w:type="gramStart"/>
+    <w:r>
+      <w:rPr>
+        <w:rFonts w:ascii="Montserrat" w:eastAsia="Montserrat" w:hAnsi="Montserrat" w:cs="Montserrat"/>
+        <w:color w:val="888888"/>
+        <w:sz w:val="16"/>
+        <w:szCs w:val="16"/>
+      </w:rPr>
+      <w:t>enyrgy.com  ·</w:t>
+    </w:r>
+    <w:proofErr w:type="gramEnd"/>
+    <w:r>
+      <w:rPr>
+        <w:rFonts w:ascii="Montserrat" w:eastAsia="Montserrat" w:hAnsi="Montserrat" w:cs="Montserrat"/>
+        <w:color w:val="888888"/>
+        <w:sz w:val="16"/>
+        <w:szCs w:val="16"/>
+      </w:rPr>
+      <w:t xml:space="preserve">  Sunlight. Evolved.  </w:t>
+    </w:r>
+    <w:proofErr w:type="gramStart"/>
+    <w:r>
+      <w:rPr>
+        <w:rFonts w:ascii="Montserrat" w:eastAsia="Montserrat" w:hAnsi="Montserrat" w:cs="Montserrat"/>
+        <w:color w:val="888888"/>
+        <w:sz w:val="16"/>
+        <w:szCs w:val="16"/>
+      </w:rPr>
+      <w:t>·  Page</w:t>
+    </w:r>
+    <w:proofErr w:type="gramEnd"/>
+    <w:r>
+      <w:rPr>
+        <w:rFonts w:ascii="Montserrat" w:eastAsia="Montserrat" w:hAnsi="Montserrat" w:cs="Montserrat"/>
+        <w:color w:val="888888"/>
+        <w:sz w:val="16"/>
+        <w:szCs w:val="16"/>
+      </w:rPr>
+      <w:t xml:space="preserve"> </w:t>
+    </w:r>
+    <w:r>
+      <w:rPr>
+        <w:rFonts w:ascii="Montserrat" w:eastAsia="Montserrat" w:hAnsi="Montserrat" w:cs="Montserrat"/>
+        <w:color w:val="888888"/>
+        <w:sz w:val="16"/>
+        <w:szCs w:val="16"/>
+      </w:rPr>
+      <w:fldChar w:fldCharType="begin"/>
+    </w:r>
+    <w:r>
+      <w:rPr>
+        <w:rFonts w:ascii="Montserrat" w:eastAsia="Montserrat" w:hAnsi="Montserrat" w:cs="Montserrat"/>
+        <w:color w:val="888888"/>
+        <w:sz w:val="16"/>
+        <w:szCs w:val="16"/>
+      </w:rPr>
+      <w:instrText>PAGE</w:instrText>
+    </w:r>
+    <w:r>
+      <w:rPr>
+        <w:rFonts w:ascii="Montserrat" w:eastAsia="Montserrat" w:hAnsi="Montserrat" w:cs="Montserrat"/>
+        <w:color w:val="888888"/>
+        <w:sz w:val="16"/>
+        <w:szCs w:val="16"/>
+      </w:rPr>
+      <w:fldChar w:fldCharType="separate"/>
+    </w:r>
+    <w:r>
+      <w:rPr>
+        <w:rFonts w:ascii="Montserrat" w:eastAsia="Montserrat" w:hAnsi="Montserrat" w:cs="Montserrat"/>
+        <w:noProof/>
+        <w:color w:val="888888"/>
+        <w:sz w:val="16"/>
+        <w:szCs w:val="16"/>
+      </w:rPr>
+      <w:t>8</w:t>
+    </w:r>
+    <w:r>
+      <w:rPr>
+        <w:rFonts w:ascii="Montserrat" w:eastAsia="Montserrat" w:hAnsi="Montserrat" w:cs="Montserrat"/>
+        <w:color w:val="888888"/>
+        <w:sz w:val="16"/>
+        <w:szCs w:val="16"/>
+      </w:rPr>
+      <w:fldChar w:fldCharType="end"/>
+    </w:r>
+  </w:p>
+</w:ftr>
+</file>
+
 <file path=word/footnotes.xml><?xml version="1.0" encoding="utf-8"?>
 <w:footnotes xmlns:w="http://schemas.openxmlformats.org/wordprocessingml/2006/main" xmlns:m="http://schemas.openxmlformats.org/officeDocument/2006/math" xmlns:r="http://schemas.openxmlformats.org/officeDocument/2006/relationships" xmlns:o="urn:schemas-microsoft-com:office:office" xmlns:v="urn:schemas-microsoft-com:vml" xmlns:w10="urn:schemas-microsoft-com:office:word" xmlns:a="http://schemas.openxmlformats.org/drawingml/2006/main" xmlns:pic="http://schemas.openxmlformats.org/drawingml/2006/picture" xmlns:wp="http://schemas.openxmlformats.org/drawingml/2006/wordprocessingDrawing">
   <w:footnote w:type="continuationSeparator" w:id="0">
@@ -1012,8 +1210,487 @@
 </w:footnotes>
 </file>
 
+<file path=word/header1.xml><?xml version="1.0" encoding="utf-8"?>
+<w:hdr xmlns:wpc="http://schemas.microsoft.com/office/word/2010/wordprocessingCanvas" xmlns:cx="http://schemas.microsoft.com/office/drawing/2014/chartex" xmlns:cx1="http://schemas.microsoft.com/office/drawing/2015/9/8/chartex" xmlns:cx2="http://schemas.microsoft.com/office/drawing/2015/10/21/chartex" xmlns:cx3="http://schemas.microsoft.com/office/drawing/2016/5/9/chartex" xmlns:cx4="http://schemas.microsoft.com/office/drawing/2016/5/10/chartex" xmlns:cx5="http://schemas.microsoft.com/office/drawing/2016/5/11/chartex" xmlns:cx6="http://schemas.microsoft.com/office/drawing/2016/5/12/chartex" xmlns:cx7="http://schemas.microsoft.com/office/drawing/2016/5/13/chartex" xmlns:cx8="http://schemas.microsoft.com/office/drawing/2016/5/14/chartex" xmlns:mc="http://schemas.openxmlformats.org/markup-compatibility/2006" xmlns:m="http://schemas.openxmlformats.org/officeDocument/2006/math" xmlns:aink="http://schemas.microsoft.com/office/drawing/2016/ink" xmlns:am3d="http://schemas.microsoft.com/office/drawing/2017/model3d" xmlns:oel="http://schemas.microsoft.com/office/2019/extlst" xmlns:r="http://schemas.openxmlformats.org/officeDocument/2006/relationships" xmlns:wp14="http://schemas.microsoft.com/office/word/2010/wordprocessingDrawing" xmlns:wp="http://schemas.openxmlformats.org/drawingml/2006/wordprocessingDrawing" xmlns:wpg="http://schemas.microsoft.com/office/word/2010/wordprocessingGroup" xmlns:wpi="http://schemas.microsoft.com/office/word/2010/wordprocessingInk" xmlns:wps="http://schemas.microsoft.com/office/word/2010/wordprocessingShape" xmlns:o="urn:schemas-microsoft-com:office:office" xmlns:v="urn:schemas-microsoft-com:vml" xmlns:w10="urn:schemas-microsoft-com:office:word" xmlns:w="http://schemas.openxmlformats.org/wordprocessingml/2006/main" xmlns:w14="http://schemas.microsoft.com/office/word/2010/wordml" xmlns:w15="http://schemas.microsoft.com/office/word/2012/wordml" xmlns:w16cex="http://schemas.microsoft.com/office/word/2018/wordml/cex" xmlns:w16cid="http://schemas.microsoft.com/office/word/2016/wordml/cid" xmlns:w16="http://schemas.microsoft.com/office/word/2018/wordml" xmlns:w16sdtdh="http://schemas.microsoft.com/office/word/2020/wordml/sdtdatahash" xmlns:w16sdtfl="http://schemas.microsoft.com/office/word/2024/wordml/sdtformatlock" xmlns:w16se="http://schemas.microsoft.com/office/word/2015/wordml/symex" xmlns:w16du="http://schemas.microsoft.com/office/word/2023/wordml/word16du" xmlns:wne="http://schemas.microsoft.com/office/word/2006/wordml" mc:Ignorable="w14 w15 w16se w16cid w16 w16cex w16sdtdh w16sdtfl w16du wp14">
+  <w:p>
+    <w:pPr>
+      <w:pBdr>
+        <w:bottom w:val="single" w:sz="4" w:space="1" w:color="E64C38"/>
+      </w:pBdr>
+    </w:pPr>
+    <w:r>
+      <w:rPr>
+        <w:rFonts w:ascii="Montserrat" w:eastAsia="Montserrat" w:hAnsi="Montserrat" w:cs="Montserrat"/>
+        <w:b/>
+        <w:bCs/>
+        <w:color w:val="E64C38"/>
+        <w:sz w:val="18"/>
+        <w:szCs w:val="18"/>
+      </w:rPr>
+      <w:t xml:space="preserve">ENYRGY | Facility Overview </w:t>
+    </w:r>
+    <w:proofErr w:type="gramStart"/>
+    <w:r>
+      <w:rPr>
+        <w:rFonts w:ascii="Montserrat" w:eastAsia="Montserrat" w:hAnsi="Montserrat" w:cs="Montserrat"/>
+        <w:b/>
+        <w:bCs/>
+        <w:color w:val="E64C38"/>
+        <w:sz w:val="18"/>
+        <w:szCs w:val="18"/>
+      </w:rPr>
+      <w:t xml:space="preserve">v1.1  </w:t>
+    </w:r>
+    <w:r>
+      <w:rPr>
+        <w:rFonts w:ascii="Montserrat" w:eastAsia="Montserrat" w:hAnsi="Montserrat" w:cs="Montserrat"/>
+        <w:color w:val="999999"/>
+        <w:sz w:val="18"/>
+        <w:szCs w:val="18"/>
+      </w:rPr>
+      <w:t>CONFIDENTIAL</w:t>
+    </w:r>
+    <w:proofErr w:type="gramEnd"/>
+  </w:p>
+</w:hdr>
+</file>
+
 <file path=word/numbering.xml><?xml version="1.0" encoding="utf-8"?>
-<w:numbering xmlns:w="http://schemas.openxmlformats.org/wordprocessingml/2006/main">
+<w:numbering xmlns:aink="http://schemas.microsoft.com/office/drawing/2016/ink" xmlns:am3d="http://schemas.microsoft.com/office/drawing/2017/model3d" xmlns:cx="http://schemas.microsoft.com/office/drawing/2014/chartex" xmlns:cx1="http://schemas.microsoft.com/office/drawing/2015/9/8/chartex" xmlns:cx2="http://schemas.microsoft.com/office/drawing/2015/10/21/chartex" xmlns:cx3="http://schemas.microsoft.com/office/drawing/2016/5/9/chartex" xmlns:cx4="http://schemas.microsoft.com/office/drawing/2016/5/10/chartex" xmlns:cx5="http://schemas.microsoft.com/office/drawing/2016/5/11/chartex" xmlns:cx6="http://schemas.microsoft.com/office/drawing/2016/5/12/chartex" xmlns:cx7="http://schemas.microsoft.com/office/drawing/2016/5/13/chartex" xmlns:cx8="http://schemas.microsoft.com/office/drawing/2016/5/14/chartex" xmlns:m="http://schemas.openxmlformats.org/officeDocument/2006/math" xmlns:mc="http://schemas.openxmlformats.org/markup-compatibility/2006" xmlns:o="urn:schemas-microsoft-com:office:office" xmlns:oel="http://schemas.microsoft.com/office/2019/extlst" xmlns:r="http://schemas.openxmlformats.org/officeDocument/2006/relationships" xmlns:v="urn:schemas-microsoft-com:vml" xmlns:w="http://schemas.openxmlformats.org/wordprocessingml/2006/main" xmlns:w10="urn:schemas-microsoft-com:office:word" xmlns:w14="http://schemas.microsoft.com/office/word/2010/wordml" xmlns:w15="http://schemas.microsoft.com/office/word/2012/wordml" xmlns:w16="http://schemas.microsoft.com/office/word/2018/wordml" xmlns:w16cex="http://schemas.microsoft.com/office/word/2018/wordml/cex" xmlns:w16cid="http://schemas.microsoft.com/office/word/2016/wordml/cid" xmlns:w16du="http://schemas.microsoft.com/office/word/2023/wordml/word16du" xmlns:w16sdtdh="http://schemas.microsoft.com/office/word/2020/wordml/sdtdatahash" xmlns:w16sdtfl="http://schemas.microsoft.com/office/word/2024/wordml/sdtformatlock" xmlns:w16se="http://schemas.microsoft.com/office/word/2015/wordml/symex" xmlns:wne="http://schemas.microsoft.com/office/word/2006/wordml" xmlns:wp="http://schemas.openxmlformats.org/drawingml/2006/wordprocessingDrawing" xmlns:wp14="http://schemas.microsoft.com/office/word/2010/wordprocessingDrawing" xmlns:wpc="http://schemas.microsoft.com/office/word/2010/wordprocessingCanvas" xmlns:wpg="http://schemas.microsoft.com/office/word/2010/wordprocessingGroup" xmlns:wpi="http://schemas.microsoft.com/office/word/2010/wordprocessingInk" xmlns:wps="http://schemas.microsoft.com/office/word/2010/wordprocessingShape" mc:Ignorable="w14 w15 w16se w16cid w16 w16cex w16sdtdh w16sdtfl w16du wp14">
+  <w:abstractNum w15:restartNumberingAfterBreak="0" w:abstractNumId="0">
+    <w:nsid w:val="EA454B4C"/>
+    <w:multiLevelType w:val="multilevel"/>
+    <w:tmpl w:val="BDE24088"/>
+    <w:lvl w:ilvl="0">
+      <w:numFmt w:val="bullet"/>
+      <w:lvlText w:val="•"/>
+      <w:lvlJc w:val="left"/>
+      <w:pPr>
+        <w:tabs>
+          <w:tab w:pos="0" w:val="num"/>
+        </w:tabs>
+        <w:ind w:hanging="480" w:left="480"/>
+      </w:pPr>
+    </w:lvl>
+    <w:lvl w:ilvl="1">
+      <w:numFmt w:val="bullet"/>
+      <w:lvlText w:val="–"/>
+      <w:lvlJc w:val="left"/>
+      <w:pPr>
+        <w:tabs>
+          <w:tab w:pos="720" w:val="num"/>
+        </w:tabs>
+        <w:ind w:hanging="480" w:left="1200"/>
+      </w:pPr>
+    </w:lvl>
+    <w:lvl w:ilvl="2">
+      <w:numFmt w:val="bullet"/>
+      <w:lvlText w:val="•"/>
+      <w:lvlJc w:val="left"/>
+      <w:pPr>
+        <w:tabs>
+          <w:tab w:pos="1440" w:val="num"/>
+        </w:tabs>
+        <w:ind w:hanging="480" w:left="1920"/>
+      </w:pPr>
+    </w:lvl>
+    <w:lvl w:ilvl="3">
+      <w:numFmt w:val="bullet"/>
+      <w:lvlText w:val="–"/>
+      <w:lvlJc w:val="left"/>
+      <w:pPr>
+        <w:tabs>
+          <w:tab w:pos="2160" w:val="num"/>
+        </w:tabs>
+        <w:ind w:hanging="480" w:left="2640"/>
+      </w:pPr>
+    </w:lvl>
+    <w:lvl w:ilvl="4">
+      <w:numFmt w:val="bullet"/>
+      <w:lvlText w:val="•"/>
+      <w:lvlJc w:val="left"/>
+      <w:pPr>
+        <w:tabs>
+          <w:tab w:pos="2880" w:val="num"/>
+        </w:tabs>
+        <w:ind w:hanging="480" w:left="3360"/>
+      </w:pPr>
+    </w:lvl>
+    <w:lvl w:ilvl="5">
+      <w:numFmt w:val="bullet"/>
+      <w:lvlText w:val="–"/>
+      <w:lvlJc w:val="left"/>
+      <w:pPr>
+        <w:tabs>
+          <w:tab w:pos="3600" w:val="num"/>
+        </w:tabs>
+        <w:ind w:hanging="480" w:left="4080"/>
+      </w:pPr>
+    </w:lvl>
+    <w:lvl w:ilvl="6">
+      <w:numFmt w:val="bullet"/>
+      <w:lvlText w:val="•"/>
+      <w:lvlJc w:val="left"/>
+      <w:pPr>
+        <w:tabs>
+          <w:tab w:pos="4320" w:val="num"/>
+        </w:tabs>
+        <w:ind w:hanging="480" w:left="4800"/>
+      </w:pPr>
+    </w:lvl>
+    <w:lvl w:ilvl="7">
+      <w:numFmt w:val="bullet"/>
+      <w:lvlText w:val="–"/>
+      <w:lvlJc w:val="left"/>
+      <w:pPr>
+        <w:tabs>
+          <w:tab w:pos="5040" w:val="num"/>
+        </w:tabs>
+        <w:ind w:hanging="480" w:left="5520"/>
+      </w:pPr>
+    </w:lvl>
+    <w:lvl w:ilvl="8">
+      <w:numFmt w:val="bullet"/>
+      <w:lvlText w:val="•"/>
+      <w:lvlJc w:val="left"/>
+      <w:pPr>
+        <w:tabs>
+          <w:tab w:pos="5760" w:val="num"/>
+        </w:tabs>
+        <w:ind w:hanging="480" w:left="6240"/>
+      </w:pPr>
+    </w:lvl>
+  </w:abstractNum>
+  <w:abstractNum w15:restartNumberingAfterBreak="0" w:abstractNumId="1">
+    <w:nsid w:val="2C1AE401"/>
+    <w:multiLevelType w:val="multilevel"/>
+    <w:tmpl w:val="07FA7514"/>
+    <w:lvl w:ilvl="0">
+      <w:numFmt w:val="bullet"/>
+      <w:lvlText w:val=" "/>
+      <w:lvlJc w:val="left"/>
+      <w:pPr>
+        <w:tabs>
+          <w:tab w:pos="0" w:val="num"/>
+        </w:tabs>
+        <w:ind w:hanging="480" w:left="480"/>
+      </w:pPr>
+    </w:lvl>
+    <w:lvl w:ilvl="1">
+      <w:numFmt w:val="bullet"/>
+      <w:lvlText w:val=" "/>
+      <w:lvlJc w:val="left"/>
+      <w:pPr>
+        <w:tabs>
+          <w:tab w:pos="720" w:val="num"/>
+        </w:tabs>
+        <w:ind w:hanging="480" w:left="1200"/>
+      </w:pPr>
+    </w:lvl>
+    <w:lvl w:ilvl="2">
+      <w:numFmt w:val="bullet"/>
+      <w:lvlText w:val=" "/>
+      <w:lvlJc w:val="left"/>
+      <w:pPr>
+        <w:tabs>
+          <w:tab w:pos="1440" w:val="num"/>
+        </w:tabs>
+        <w:ind w:hanging="480" w:left="1920"/>
+      </w:pPr>
+    </w:lvl>
+    <w:lvl w:ilvl="3">
+      <w:numFmt w:val="bullet"/>
+      <w:lvlText w:val=" "/>
+      <w:lvlJc w:val="left"/>
+      <w:pPr>
+        <w:tabs>
+          <w:tab w:pos="2160" w:val="num"/>
+        </w:tabs>
+        <w:ind w:hanging="480" w:left="2640"/>
+      </w:pPr>
+    </w:lvl>
+    <w:lvl w:ilvl="4">
+      <w:numFmt w:val="bullet"/>
+      <w:lvlText w:val=" "/>
+      <w:lvlJc w:val="left"/>
+      <w:pPr>
+        <w:tabs>
+          <w:tab w:pos="2880" w:val="num"/>
+        </w:tabs>
+        <w:ind w:hanging="480" w:left="3360"/>
+      </w:pPr>
+    </w:lvl>
+    <w:lvl w:ilvl="5">
+      <w:numFmt w:val="bullet"/>
+      <w:lvlText w:val=" "/>
+      <w:lvlJc w:val="left"/>
+      <w:pPr>
+        <w:tabs>
+          <w:tab w:pos="3600" w:val="num"/>
+        </w:tabs>
+        <w:ind w:hanging="480" w:left="4080"/>
+      </w:pPr>
+    </w:lvl>
+    <w:lvl w:ilvl="6">
+      <w:numFmt w:val="bullet"/>
+      <w:lvlText w:val=" "/>
+      <w:lvlJc w:val="left"/>
+      <w:pPr>
+        <w:tabs>
+          <w:tab w:pos="4320" w:val="num"/>
+        </w:tabs>
+        <w:ind w:hanging="480" w:left="4800"/>
+      </w:pPr>
+    </w:lvl>
+    <w:lvl w:ilvl="7">
+      <w:numFmt w:val="bullet"/>
+      <w:lvlText w:val=" "/>
+      <w:lvlJc w:val="left"/>
+      <w:pPr>
+        <w:tabs>
+          <w:tab w:pos="5040" w:val="num"/>
+        </w:tabs>
+        <w:ind w:hanging="480" w:left="5520"/>
+      </w:pPr>
+    </w:lvl>
+    <w:lvl w:ilvl="8">
+      <w:numFmt w:val="bullet"/>
+      <w:lvlText w:val=" "/>
+      <w:lvlJc w:val="left"/>
+      <w:pPr>
+        <w:tabs>
+          <w:tab w:pos="5760" w:val="num"/>
+        </w:tabs>
+        <w:ind w:hanging="480" w:left="6240"/>
+      </w:pPr>
+    </w:lvl>
+  </w:abstractNum>
+  <w:abstractNum w15:restartNumberingAfterBreak="0" w:abstractNumId="2">
+    <w:nsid w:val="47261BAD"/>
+    <w:multiLevelType w:val="multilevel"/>
+    <w:tmpl w:val="8ECE1826"/>
+    <w:lvl w:ilvl="0">
+      <w:start w:val="7"/>
+      <w:numFmt w:val="decimal"/>
+      <w:lvlText w:val="%1."/>
+      <w:lvlJc w:val="left"/>
+      <w:pPr>
+        <w:tabs>
+          <w:tab w:pos="0" w:val="num"/>
+        </w:tabs>
+        <w:ind w:hanging="480" w:left="480"/>
+      </w:pPr>
+    </w:lvl>
+    <w:lvl w:ilvl="1">
+      <w:start w:val="7"/>
+      <w:numFmt w:val="decimal"/>
+      <w:lvlText w:val="%2."/>
+      <w:lvlJc w:val="left"/>
+      <w:pPr>
+        <w:tabs>
+          <w:tab w:pos="720" w:val="num"/>
+        </w:tabs>
+        <w:ind w:hanging="480" w:left="1200"/>
+      </w:pPr>
+    </w:lvl>
+    <w:lvl w:ilvl="2">
+      <w:start w:val="7"/>
+      <w:numFmt w:val="decimal"/>
+      <w:lvlText w:val="%3."/>
+      <w:lvlJc w:val="left"/>
+      <w:pPr>
+        <w:tabs>
+          <w:tab w:pos="1440" w:val="num"/>
+        </w:tabs>
+        <w:ind w:hanging="480" w:left="1920"/>
+      </w:pPr>
+    </w:lvl>
+    <w:lvl w:ilvl="3">
+      <w:start w:val="7"/>
+      <w:numFmt w:val="decimal"/>
+      <w:lvlText w:val="%4."/>
+      <w:lvlJc w:val="left"/>
+      <w:pPr>
+        <w:tabs>
+          <w:tab w:pos="2160" w:val="num"/>
+        </w:tabs>
+        <w:ind w:hanging="480" w:left="2640"/>
+      </w:pPr>
+    </w:lvl>
+    <w:lvl w:ilvl="4">
+      <w:start w:val="7"/>
+      <w:numFmt w:val="decimal"/>
+      <w:lvlText w:val="%5."/>
+      <w:lvlJc w:val="left"/>
+      <w:pPr>
+        <w:tabs>
+          <w:tab w:pos="2880" w:val="num"/>
+        </w:tabs>
+        <w:ind w:hanging="480" w:left="3360"/>
+      </w:pPr>
+    </w:lvl>
+    <w:lvl w:ilvl="5">
+      <w:start w:val="7"/>
+      <w:numFmt w:val="decimal"/>
+      <w:lvlText w:val="%6."/>
+      <w:lvlJc w:val="left"/>
+      <w:pPr>
+        <w:tabs>
+          <w:tab w:pos="3600" w:val="num"/>
+        </w:tabs>
+        <w:ind w:hanging="480" w:left="4080"/>
+      </w:pPr>
+    </w:lvl>
+    <w:lvl w:ilvl="6">
+      <w:start w:val="7"/>
+      <w:numFmt w:val="decimal"/>
+      <w:lvlText w:val="%7."/>
+      <w:lvlJc w:val="left"/>
+      <w:pPr>
+        <w:tabs>
+          <w:tab w:pos="4320" w:val="num"/>
+        </w:tabs>
+        <w:ind w:hanging="480" w:left="4800"/>
+      </w:pPr>
+    </w:lvl>
+    <w:lvl w:ilvl="7">
+      <w:start w:val="7"/>
+      <w:numFmt w:val="decimal"/>
+      <w:lvlText w:val="%8."/>
+      <w:lvlJc w:val="left"/>
+      <w:pPr>
+        <w:tabs>
+          <w:tab w:pos="5040" w:val="num"/>
+        </w:tabs>
+        <w:ind w:hanging="480" w:left="5520"/>
+      </w:pPr>
+    </w:lvl>
+    <w:lvl w:ilvl="8">
+      <w:start w:val="7"/>
+      <w:numFmt w:val="decimal"/>
+      <w:lvlText w:val="%9."/>
+      <w:lvlJc w:val="left"/>
+      <w:pPr>
+        <w:tabs>
+          <w:tab w:pos="5760" w:val="num"/>
+        </w:tabs>
+        <w:ind w:hanging="480" w:left="6240"/>
+      </w:pPr>
+    </w:lvl>
+  </w:abstractNum>
+  <w:abstractNum w15:restartNumberingAfterBreak="0" w:abstractNumId="3">
+    <w:nsid w:val="71315DCA"/>
+    <w:multiLevelType w:val="multilevel"/>
+    <w:tmpl w:val="8F1A713C"/>
+    <w:lvl w:ilvl="0">
+      <w:start w:val="1"/>
+      <w:numFmt w:val="decimal"/>
+      <w:lvlText w:val="%1."/>
+      <w:lvlJc w:val="left"/>
+      <w:pPr>
+        <w:tabs>
+          <w:tab w:pos="0" w:val="num"/>
+        </w:tabs>
+        <w:ind w:hanging="480" w:left="480"/>
+      </w:pPr>
+    </w:lvl>
+    <w:lvl w:ilvl="1">
+      <w:start w:val="1"/>
+      <w:numFmt w:val="decimal"/>
+      <w:lvlText w:val="%2."/>
+      <w:lvlJc w:val="left"/>
+      <w:pPr>
+        <w:tabs>
+          <w:tab w:pos="720" w:val="num"/>
+        </w:tabs>
+        <w:ind w:hanging="480" w:left="1200"/>
+      </w:pPr>
+    </w:lvl>
+    <w:lvl w:ilvl="2">
+      <w:start w:val="1"/>
+      <w:numFmt w:val="decimal"/>
+      <w:lvlText w:val="%3."/>
+      <w:lvlJc w:val="left"/>
+      <w:pPr>
+        <w:tabs>
+          <w:tab w:pos="1440" w:val="num"/>
+        </w:tabs>
+        <w:ind w:hanging="480" w:left="1920"/>
+      </w:pPr>
+    </w:lvl>
+    <w:lvl w:ilvl="3">
+      <w:start w:val="1"/>
+      <w:numFmt w:val="decimal"/>
+      <w:lvlText w:val="%4."/>
+      <w:lvlJc w:val="left"/>
+      <w:pPr>
+        <w:tabs>
+          <w:tab w:pos="2160" w:val="num"/>
+        </w:tabs>
+        <w:ind w:hanging="480" w:left="2640"/>
+      </w:pPr>
+    </w:lvl>
+    <w:lvl w:ilvl="4">
+      <w:start w:val="1"/>
+      <w:numFmt w:val="decimal"/>
+      <w:lvlText w:val="%5."/>
+      <w:lvlJc w:val="left"/>
+      <w:pPr>
+        <w:tabs>
+          <w:tab w:pos="2880" w:val="num"/>
+        </w:tabs>
+        <w:ind w:hanging="480" w:left="3360"/>
+      </w:pPr>
+    </w:lvl>
+    <w:lvl w:ilvl="5">
+      <w:start w:val="1"/>
+      <w:numFmt w:val="decimal"/>
+      <w:lvlText w:val="%6."/>
+      <w:lvlJc w:val="left"/>
+      <w:pPr>
+        <w:tabs>
+          <w:tab w:pos="3600" w:val="num"/>
+        </w:tabs>
+        <w:ind w:hanging="480" w:left="4080"/>
+      </w:pPr>
+    </w:lvl>
+    <w:lvl w:ilvl="6">
+      <w:start w:val="1"/>
+      <w:numFmt w:val="decimal"/>
+      <w:lvlText w:val="%7."/>
+      <w:lvlJc w:val="left"/>
+      <w:pPr>
+        <w:tabs>
+          <w:tab w:pos="4320" w:val="num"/>
+        </w:tabs>
+        <w:ind w:hanging="480" w:left="4800"/>
+      </w:pPr>
+    </w:lvl>
+    <w:lvl w:ilvl="7">
+      <w:start w:val="1"/>
+      <w:numFmt w:val="decimal"/>
+      <w:lvlText w:val="%8."/>
+      <w:lvlJc w:val="left"/>
+      <w:pPr>
+        <w:tabs>
+          <w:tab w:pos="5040" w:val="num"/>
+        </w:tabs>
+        <w:ind w:hanging="480" w:left="5520"/>
+      </w:pPr>
+    </w:lvl>
+    <w:lvl w:ilvl="8">
+      <w:start w:val="1"/>
+      <w:numFmt w:val="decimal"/>
+      <w:lvlText w:val="%9."/>
+      <w:lvlJc w:val="left"/>
+      <w:pPr>
+        <w:tabs>
+          <w:tab w:pos="5760" w:val="num"/>
+        </w:tabs>
+        <w:ind w:hanging="480" w:left="6240"/>
+      </w:pPr>
+    </w:lvl>
+  </w:abstractNum>
   <w:abstractNum w:abstractNumId="990">
     <w:nsid w:val="0000A990"/>
     <w:multiLevelType w:val="multilevel"/>
@@ -1090,6 +1767,114 @@
       </w:pPr>
     </w:lvl>
   </w:abstractNum>
+  <w:num w16cid:durableId="666442937" w:numId="1">
+    <w:abstractNumId w:val="1"/>
+  </w:num>
+  <w:num w16cid:durableId="611596762" w:numId="2">
+    <w:abstractNumId w:val="0"/>
+  </w:num>
+  <w:num w16cid:durableId="388962429" w:numId="3">
+    <w:abstractNumId w:val="0"/>
+  </w:num>
+  <w:num w16cid:durableId="1208103481" w:numId="4">
+    <w:abstractNumId w:val="0"/>
+  </w:num>
+  <w:num w16cid:durableId="2058387244" w:numId="5">
+    <w:abstractNumId w:val="0"/>
+  </w:num>
+  <w:num w16cid:durableId="571309507" w:numId="6">
+    <w:abstractNumId w:val="0"/>
+  </w:num>
+  <w:num w16cid:durableId="564293530" w:numId="7">
+    <w:abstractNumId w:val="0"/>
+  </w:num>
+  <w:num w16cid:durableId="1537962493" w:numId="8">
+    <w:abstractNumId w:val="0"/>
+  </w:num>
+  <w:num w16cid:durableId="1458573164" w:numId="9">
+    <w:abstractNumId w:val="0"/>
+  </w:num>
+  <w:num w16cid:durableId="2042437547" w:numId="10">
+    <w:abstractNumId w:val="0"/>
+  </w:num>
+  <w:num w16cid:durableId="2042438987" w:numId="11">
+    <w:abstractNumId w:val="0"/>
+  </w:num>
+  <w:num w16cid:durableId="477458780" w:numId="12">
+    <w:abstractNumId w:val="0"/>
+  </w:num>
+  <w:num w16cid:durableId="698898323" w:numId="13">
+    <w:abstractNumId w:val="0"/>
+  </w:num>
+  <w:num w16cid:durableId="424956732" w:numId="14">
+    <w:abstractNumId w:val="0"/>
+  </w:num>
+  <w:num w16cid:durableId="69932026" w:numId="15">
+    <w:abstractNumId w:val="0"/>
+  </w:num>
+  <w:num w16cid:durableId="1401829951" w:numId="16">
+    <w:abstractNumId w:val="3"/>
+    <w:lvlOverride w:ilvl="0">
+      <w:startOverride w:val="1"/>
+    </w:lvlOverride>
+    <w:lvlOverride w:ilvl="1">
+      <w:startOverride w:val="1"/>
+    </w:lvlOverride>
+    <w:lvlOverride w:ilvl="2">
+      <w:startOverride w:val="1"/>
+    </w:lvlOverride>
+    <w:lvlOverride w:ilvl="3">
+      <w:startOverride w:val="1"/>
+    </w:lvlOverride>
+    <w:lvlOverride w:ilvl="4">
+      <w:startOverride w:val="1"/>
+    </w:lvlOverride>
+    <w:lvlOverride w:ilvl="5">
+      <w:startOverride w:val="1"/>
+    </w:lvlOverride>
+    <w:lvlOverride w:ilvl="6">
+      <w:startOverride w:val="1"/>
+    </w:lvlOverride>
+    <w:lvlOverride w:ilvl="7">
+      <w:startOverride w:val="1"/>
+    </w:lvlOverride>
+    <w:lvlOverride w:ilvl="8">
+      <w:startOverride w:val="1"/>
+    </w:lvlOverride>
+  </w:num>
+  <w:num w16cid:durableId="1720593767" w:numId="17">
+    <w:abstractNumId w:val="0"/>
+  </w:num>
+  <w:num w16cid:durableId="293027331" w:numId="18">
+    <w:abstractNumId w:val="2"/>
+    <w:lvlOverride w:ilvl="0">
+      <w:startOverride w:val="7"/>
+    </w:lvlOverride>
+    <w:lvlOverride w:ilvl="1">
+      <w:startOverride w:val="7"/>
+    </w:lvlOverride>
+    <w:lvlOverride w:ilvl="2">
+      <w:startOverride w:val="7"/>
+    </w:lvlOverride>
+    <w:lvlOverride w:ilvl="3">
+      <w:startOverride w:val="7"/>
+    </w:lvlOverride>
+    <w:lvlOverride w:ilvl="4">
+      <w:startOverride w:val="7"/>
+    </w:lvlOverride>
+    <w:lvlOverride w:ilvl="5">
+      <w:startOverride w:val="7"/>
+    </w:lvlOverride>
+    <w:lvlOverride w:ilvl="6">
+      <w:startOverride w:val="7"/>
+    </w:lvlOverride>
+    <w:lvlOverride w:ilvl="7">
+      <w:startOverride w:val="7"/>
+    </w:lvlOverride>
+    <w:lvlOverride w:ilvl="8">
+      <w:startOverride w:val="7"/>
+    </w:lvlOverride>
+  </w:num>
   <w:num w:numId="1000">
     <w:abstractNumId w:val="990"/>
   </w:num>
@@ -1097,14 +1882,15 @@
 </file>
 
 <file path=word/styles.xml><?xml version="1.0" encoding="utf-8"?>
-<w:styles xmlns:r="http://schemas.openxmlformats.org/officeDocument/2006/relationships" xmlns:w="http://schemas.openxmlformats.org/wordprocessingml/2006/main">
+<w:styles xmlns:mc="http://schemas.openxmlformats.org/markup-compatibility/2006" xmlns:r="http://schemas.openxmlformats.org/officeDocument/2006/relationships" xmlns:w="http://schemas.openxmlformats.org/wordprocessingml/2006/main" xmlns:w14="http://schemas.microsoft.com/office/word/2010/wordml" xmlns:w15="http://schemas.microsoft.com/office/word/2012/wordml" xmlns:w16="http://schemas.microsoft.com/office/word/2018/wordml" xmlns:w16cex="http://schemas.microsoft.com/office/word/2018/wordml/cex" xmlns:w16cid="http://schemas.microsoft.com/office/word/2016/wordml/cid" xmlns:w16du="http://schemas.microsoft.com/office/word/2023/wordml/word16du" xmlns:w16sdtdh="http://schemas.microsoft.com/office/word/2020/wordml/sdtdatahash" xmlns:w16sdtfl="http://schemas.microsoft.com/office/word/2024/wordml/sdtformatlock" xmlns:w16se="http://schemas.microsoft.com/office/word/2015/wordml/symex" mc:Ignorable="w14 w15 w16se w16cid w16 w16cex w16sdtdh w16sdtfl w16du">
   <w:docDefaults>
     <w:rPrDefault>
       <w:rPr>
-        <w:rFonts w:asciiTheme="minorHAnsi" w:cstheme="minorBidi" w:eastAsiaTheme="minorEastAsia" w:hAnsiTheme="minorHAnsi"/>
-        <w:sz w:val="24"/>
-        <w:szCs w:val="24"/>
-        <w:lang w:bidi="ar-SA" w:eastAsia="zh-CN" w:val="en-US"/>
+        <w:rFonts w:asciiTheme="minorHAnsi" w:cstheme="minorBidi" w:eastAsiaTheme="minorHAnsi" w:hAnsiTheme="minorHAnsi"/>
+        <w:color w:val="1A1A1A"/>
+        <w:sz w:val="22"/>
+        <w:szCs w:val="22"/>
+        <w:lang w:bidi="ar-SA" w:eastAsia="en-US" w:val="en-US"/>
       </w:rPr>
     </w:rPrDefault>
     <w:pPrDefault>
@@ -1113,15 +1899,475 @@
       </w:pPr>
     </w:pPrDefault>
   </w:docDefaults>
-  <w:latentStyles w:count="276" w:defLockedState="0" w:defQFormat="0" w:defSemiHidden="0" w:defUIPriority="0" w:defUnhideWhenUsed="0"/>
+  <w:latentStyles w:count="376" w:defLockedState="0" w:defQFormat="0" w:defSemiHidden="0" w:defUIPriority="0" w:defUnhideWhenUsed="0">
+    <w:lsdException w:name="toc 1" w:uiPriority="39"/>
+    <w:lsdException w:name="toc 2" w:uiPriority="39"/>
+    <w:lsdException w:name="Hyperlink" w:uiPriority="99"/>
+    <w:lsdException w:name="Normal Table" w:semiHidden="1" w:unhideWhenUsed="1"/>
+    <w:lsdException w:name="Table Simple 1" w:semiHidden="1" w:unhideWhenUsed="1"/>
+    <w:lsdException w:name="Table Simple 2" w:semiHidden="1" w:unhideWhenUsed="1"/>
+    <w:lsdException w:name="Table Simple 3" w:semiHidden="1" w:unhideWhenUsed="1"/>
+    <w:lsdException w:name="Table Classic 1" w:semiHidden="1" w:unhideWhenUsed="1"/>
+    <w:lsdException w:name="Table Classic 2" w:semiHidden="1" w:unhideWhenUsed="1"/>
+    <w:lsdException w:name="Table Classic 3" w:semiHidden="1" w:unhideWhenUsed="1"/>
+    <w:lsdException w:name="Table Classic 4" w:semiHidden="1" w:unhideWhenUsed="1"/>
+    <w:lsdException w:name="Table Colorful 1" w:semiHidden="1" w:unhideWhenUsed="1"/>
+    <w:lsdException w:name="Table Colorful 2" w:semiHidden="1" w:unhideWhenUsed="1"/>
+    <w:lsdException w:name="Table Colorful 3" w:semiHidden="1" w:unhideWhenUsed="1"/>
+    <w:lsdException w:name="Table Columns 1" w:semiHidden="1" w:unhideWhenUsed="1"/>
+    <w:lsdException w:name="Table Columns 2" w:semiHidden="1" w:unhideWhenUsed="1"/>
+    <w:lsdException w:name="Table Columns 3" w:semiHidden="1" w:unhideWhenUsed="1"/>
+    <w:lsdException w:name="Table Columns 4" w:semiHidden="1" w:unhideWhenUsed="1"/>
+    <w:lsdException w:name="Table Columns 5" w:semiHidden="1" w:unhideWhenUsed="1"/>
+    <w:lsdException w:name="Table Grid 1" w:semiHidden="1" w:unhideWhenUsed="1"/>
+    <w:lsdException w:name="Table Grid 2" w:semiHidden="1" w:unhideWhenUsed="1"/>
+    <w:lsdException w:name="Table Grid 3" w:semiHidden="1" w:unhideWhenUsed="1"/>
+    <w:lsdException w:name="Table Grid 4" w:semiHidden="1" w:unhideWhenUsed="1"/>
+    <w:lsdException w:name="Table Grid 5" w:semiHidden="1" w:unhideWhenUsed="1"/>
+    <w:lsdException w:name="Table Grid 6" w:semiHidden="1" w:unhideWhenUsed="1"/>
+    <w:lsdException w:name="Table Grid 7" w:semiHidden="1" w:unhideWhenUsed="1"/>
+    <w:lsdException w:name="Table Grid 8" w:semiHidden="1" w:unhideWhenUsed="1"/>
+    <w:lsdException w:name="Table List 1" w:semiHidden="1" w:unhideWhenUsed="1"/>
+    <w:lsdException w:name="Table List 2" w:semiHidden="1" w:unhideWhenUsed="1"/>
+    <w:lsdException w:name="Table List 3" w:semiHidden="1" w:unhideWhenUsed="1"/>
+    <w:lsdException w:name="Table List 4" w:semiHidden="1" w:unhideWhenUsed="1"/>
+    <w:lsdException w:name="Table List 5" w:semiHidden="1" w:unhideWhenUsed="1"/>
+    <w:lsdException w:name="Table List 6" w:semiHidden="1" w:unhideWhenUsed="1"/>
+    <w:lsdException w:name="Table List 7" w:semiHidden="1" w:unhideWhenUsed="1"/>
+    <w:lsdException w:name="Table List 8" w:semiHidden="1" w:unhideWhenUsed="1"/>
+    <w:lsdException w:name="Table 3D effects 1" w:semiHidden="1" w:unhideWhenUsed="1"/>
+    <w:lsdException w:name="Table 3D effects 2" w:semiHidden="1" w:unhideWhenUsed="1"/>
+    <w:lsdException w:name="Table 3D effects 3" w:semiHidden="1" w:unhideWhenUsed="1"/>
+    <w:lsdException w:name="Table Contemporary" w:semiHidden="1" w:unhideWhenUsed="1"/>
+    <w:lsdException w:name="Table Elegant" w:semiHidden="1" w:unhideWhenUsed="1"/>
+    <w:lsdException w:name="Table Professional" w:semiHidden="1" w:unhideWhenUsed="1"/>
+    <w:lsdException w:name="Table Subtle 1" w:semiHidden="1" w:unhideWhenUsed="1"/>
+    <w:lsdException w:name="Table Subtle 2" w:semiHidden="1" w:unhideWhenUsed="1"/>
+    <w:lsdException w:name="Table Web 1" w:semiHidden="1" w:unhideWhenUsed="1"/>
+    <w:lsdException w:name="Table Web 2" w:semiHidden="1" w:unhideWhenUsed="1"/>
+    <w:lsdException w:name="Table Web 3" w:semiHidden="1" w:unhideWhenUsed="1"/>
+    <w:lsdException w:name="Table Theme" w:semiHidden="1" w:unhideWhenUsed="1"/>
+    <w:lsdException w:name="Light Shading"/>
+    <w:lsdException w:name="Light List"/>
+    <w:lsdException w:name="Light Grid"/>
+    <w:lsdException w:name="Medium Shading 1"/>
+    <w:lsdException w:name="Medium Shading 2"/>
+    <w:lsdException w:name="Medium List 1"/>
+    <w:lsdException w:name="Medium List 2"/>
+    <w:lsdException w:name="Medium Grid 1"/>
+    <w:lsdException w:name="Medium Grid 2"/>
+    <w:lsdException w:name="Medium Grid 3"/>
+    <w:lsdException w:name="Dark List"/>
+    <w:lsdException w:name="Colorful Shading"/>
+    <w:lsdException w:name="Colorful List"/>
+    <w:lsdException w:name="Colorful Grid"/>
+    <w:lsdException w:name="Light Shading Accent 1"/>
+    <w:lsdException w:name="Light List Accent 1"/>
+    <w:lsdException w:name="Light Grid Accent 1"/>
+    <w:lsdException w:name="Medium Shading 1 Accent 1"/>
+    <w:lsdException w:name="Medium Shading 2 Accent 1"/>
+    <w:lsdException w:name="Medium List 1 Accent 1"/>
+    <w:lsdException w:name="Medium List 2 Accent 1"/>
+    <w:lsdException w:name="Medium Grid 1 Accent 1"/>
+    <w:lsdException w:name="Medium Grid 2 Accent 1"/>
+    <w:lsdException w:name="Medium Grid 3 Accent 1"/>
+    <w:lsdException w:name="Dark List Accent 1"/>
+    <w:lsdException w:name="Colorful Shading Accent 1"/>
+    <w:lsdException w:name="Colorful List Accent 1"/>
+    <w:lsdException w:name="Colorful Grid Accent 1"/>
+    <w:lsdException w:name="Light Shading Accent 2"/>
+    <w:lsdException w:name="Light List Accent 2"/>
+    <w:lsdException w:name="Light Grid Accent 2"/>
+    <w:lsdException w:name="Medium Shading 1 Accent 2"/>
+    <w:lsdException w:name="Medium Shading 2 Accent 2"/>
+    <w:lsdException w:name="Medium List 1 Accent 2"/>
+    <w:lsdException w:name="Medium List 2 Accent 2"/>
+    <w:lsdException w:name="Medium Grid 1 Accent 2"/>
+    <w:lsdException w:name="Medium Grid 2 Accent 2"/>
+    <w:lsdException w:name="Medium Grid 3 Accent 2"/>
+    <w:lsdException w:name="Dark List Accent 2"/>
+    <w:lsdException w:name="Colorful Shading Accent 2"/>
+    <w:lsdException w:name="Colorful List Accent 2"/>
+    <w:lsdException w:name="Colorful Grid Accent 2"/>
+    <w:lsdException w:name="Light Shading Accent 3"/>
+    <w:lsdException w:name="Light List Accent 3"/>
+    <w:lsdException w:name="Light Grid Accent 3"/>
+    <w:lsdException w:name="Medium Shading 1 Accent 3"/>
+    <w:lsdException w:name="Medium Shading 2 Accent 3"/>
+    <w:lsdException w:name="Medium List 1 Accent 3"/>
+    <w:lsdException w:name="Medium List 2 Accent 3"/>
+    <w:lsdException w:name="Medium Grid 1 Accent 3"/>
+    <w:lsdException w:name="Medium Grid 2 Accent 3"/>
+    <w:lsdException w:name="Medium Grid 3 Accent 3"/>
+    <w:lsdException w:name="Dark List Accent 3"/>
+    <w:lsdException w:name="Colorful Shading Accent 3"/>
+    <w:lsdException w:name="Colorful List Accent 3"/>
+    <w:lsdException w:name="Colorful Grid Accent 3"/>
+    <w:lsdException w:name="Light Shading Accent 4"/>
+    <w:lsdException w:name="Light List Accent 4"/>
+    <w:lsdException w:name="Light Grid Accent 4"/>
+    <w:lsdException w:name="Medium Shading 1 Accent 4"/>
+    <w:lsdException w:name="Medium Shading 2 Accent 4"/>
+    <w:lsdException w:name="Medium List 1 Accent 4"/>
+    <w:lsdException w:name="Medium List 2 Accent 4"/>
+    <w:lsdException w:name="Medium Grid 1 Accent 4"/>
+    <w:lsdException w:name="Medium Grid 2 Accent 4"/>
+    <w:lsdException w:name="Medium Grid 3 Accent 4"/>
+    <w:lsdException w:name="Dark List Accent 4"/>
+    <w:lsdException w:name="Colorful Shading Accent 4"/>
+    <w:lsdException w:name="Colorful List Accent 4"/>
+    <w:lsdException w:name="Colorful Grid Accent 4"/>
+    <w:lsdException w:name="Light Shading Accent 5"/>
+    <w:lsdException w:name="Light List Accent 5"/>
+    <w:lsdException w:name="Light Grid Accent 5"/>
+    <w:lsdException w:name="Medium Shading 1 Accent 5"/>
+    <w:lsdException w:name="Medium Shading 2 Accent 5"/>
+    <w:lsdException w:name="Medium List 1 Accent 5"/>
+    <w:lsdException w:name="Medium List 2 Accent 5"/>
+    <w:lsdException w:name="Medium Grid 1 Accent 5"/>
+    <w:lsdException w:name="Medium Grid 2 Accent 5"/>
+    <w:lsdException w:name="Medium Grid 3 Accent 5"/>
+    <w:lsdException w:name="Dark List Accent 5"/>
+    <w:lsdException w:name="Colorful Shading Accent 5"/>
+    <w:lsdException w:name="Colorful List Accent 5"/>
+    <w:lsdException w:name="Colorful Grid Accent 5"/>
+    <w:lsdException w:name="Light Shading Accent 6"/>
+    <w:lsdException w:name="Light List Accent 6"/>
+    <w:lsdException w:name="Light Grid Accent 6"/>
+    <w:lsdException w:name="Medium Shading 1 Accent 6"/>
+    <w:lsdException w:name="Medium Shading 2 Accent 6"/>
+    <w:lsdException w:name="Medium List 1 Accent 6"/>
+    <w:lsdException w:name="Medium List 2 Accent 6"/>
+    <w:lsdException w:name="Medium Grid 1 Accent 6"/>
+    <w:lsdException w:name="Medium Grid 2 Accent 6"/>
+    <w:lsdException w:name="Medium Grid 3 Accent 6"/>
+    <w:lsdException w:name="Dark List Accent 6"/>
+    <w:lsdException w:name="Colorful Shading Accent 6"/>
+    <w:lsdException w:name="Colorful List Accent 6"/>
+    <w:lsdException w:name="Colorful Grid Accent 6"/>
+    <w:lsdException w:name="Grid Table 4" w:uiPriority="49"/>
+    <w:lsdException w:name="Grid Table 5 Dark" w:uiPriority="50"/>
+    <w:lsdException w:name="Grid Table 6 Colorful" w:uiPriority="51"/>
+    <w:lsdException w:name="Grid Table 7 Colorful" w:uiPriority="52"/>
+    <w:lsdException w:name="Grid Table 1 Light Accent 1" w:uiPriority="46"/>
+    <w:lsdException w:name="Grid Table 2 Accent 1" w:uiPriority="47"/>
+    <w:lsdException w:name="Grid Table 3 Accent 1" w:uiPriority="48"/>
+    <w:lsdException w:name="Grid Table 4 Accent 1" w:uiPriority="49"/>
+    <w:lsdException w:name="Grid Table 5 Dark Accent 1" w:uiPriority="50"/>
+    <w:lsdException w:name="Grid Table 6 Colorful Accent 1" w:uiPriority="51"/>
+    <w:lsdException w:name="Grid Table 7 Colorful Accent 1" w:uiPriority="52"/>
+    <w:lsdException w:name="Grid Table 1 Light Accent 2" w:uiPriority="46"/>
+    <w:lsdException w:name="Grid Table 2 Accent 2" w:uiPriority="47"/>
+    <w:lsdException w:name="Grid Table 3 Accent 2" w:uiPriority="48"/>
+    <w:lsdException w:name="Grid Table 4 Accent 2" w:uiPriority="49"/>
+    <w:lsdException w:name="Grid Table 5 Dark Accent 2" w:uiPriority="50"/>
+    <w:lsdException w:name="Grid Table 6 Colorful Accent 2" w:uiPriority="51"/>
+    <w:lsdException w:name="Grid Table 7 Colorful Accent 2" w:uiPriority="52"/>
+    <w:lsdException w:name="Grid Table 1 Light Accent 3" w:uiPriority="46"/>
+    <w:lsdException w:name="Grid Table 2 Accent 3" w:uiPriority="47"/>
+    <w:lsdException w:name="Grid Table 3 Accent 3" w:uiPriority="48"/>
+    <w:lsdException w:name="Grid Table 4 Accent 3" w:uiPriority="49"/>
+    <w:lsdException w:name="Grid Table 5 Dark Accent 3" w:uiPriority="50"/>
+    <w:lsdException w:name="Grid Table 6 Colorful Accent 3" w:uiPriority="51"/>
+    <w:lsdException w:name="Grid Table 7 Colorful Accent 3" w:uiPriority="52"/>
+    <w:lsdException w:name="Grid Table 1 Light Accent 4" w:uiPriority="46"/>
+    <w:lsdException w:name="Grid Table 2 Accent 4" w:uiPriority="47"/>
+    <w:lsdException w:name="Grid Table 3 Accent 4" w:uiPriority="48"/>
+    <w:lsdException w:name="Grid Table 4 Accent 4" w:uiPriority="49"/>
+    <w:lsdException w:name="Grid Table 5 Dark Accent 4" w:uiPriority="50"/>
+    <w:lsdException w:name="Grid Table 6 Colorful Accent 4" w:uiPriority="51"/>
+    <w:lsdException w:name="Grid Table 7 Colorful Accent 4" w:uiPriority="52"/>
+    <w:lsdException w:name="Grid Table 1 Light Accent 5" w:uiPriority="46"/>
+    <w:lsdException w:name="Grid Table 2 Accent 5" w:uiPriority="47"/>
+    <w:lsdException w:name="Grid Table 3 Accent 5" w:uiPriority="48"/>
+    <w:lsdException w:name="Grid Table 4 Accent 5" w:uiPriority="49"/>
+    <w:lsdException w:name="Grid Table 5 Dark Accent 5" w:uiPriority="50"/>
+    <w:lsdException w:name="Grid Table 6 Colorful Accent 5" w:uiPriority="51"/>
+    <w:lsdException w:name="Grid Table 7 Colorful Accent 5" w:uiPriority="52"/>
+    <w:lsdException w:name="Grid Table 1 Light Accent 6" w:uiPriority="46"/>
+    <w:lsdException w:name="Grid Table 2 Accent 6" w:uiPriority="47"/>
+    <w:lsdException w:name="Grid Table 3 Accent 6" w:uiPriority="48"/>
+    <w:lsdException w:name="Grid Table 4 Accent 6" w:uiPriority="49"/>
+    <w:lsdException w:name="Grid Table 5 Dark Accent 6" w:uiPriority="50"/>
+    <w:lsdException w:name="Grid Table 6 Colorful Accent 6" w:uiPriority="51"/>
+    <w:lsdException w:name="Grid Table 7 Colorful Accent 6" w:uiPriority="52"/>
+    <w:lsdException w:name="List Table 1 Light" w:uiPriority="46"/>
+    <w:lsdException w:name="List Table 2" w:uiPriority="47"/>
+    <w:lsdException w:name="List Table 3" w:uiPriority="48"/>
+    <w:lsdException w:name="List Table 4" w:uiPriority="49"/>
+    <w:lsdException w:name="List Table 5 Dark" w:uiPriority="50"/>
+    <w:lsdException w:name="List Table 6 Colorful" w:uiPriority="51"/>
+    <w:lsdException w:name="List Table 7 Colorful" w:uiPriority="52"/>
+    <w:lsdException w:name="List Table 1 Light Accent 1" w:uiPriority="46"/>
+    <w:lsdException w:name="List Table 2 Accent 1" w:uiPriority="47"/>
+    <w:lsdException w:name="List Table 3 Accent 1" w:uiPriority="48"/>
+    <w:lsdException w:name="List Table 4 Accent 1" w:uiPriority="49"/>
+    <w:lsdException w:name="List Table 5 Dark Accent 1" w:uiPriority="50"/>
+    <w:lsdException w:name="List Table 6 Colorful Accent 1" w:uiPriority="51"/>
+    <w:lsdException w:name="List Table 7 Colorful Accent 1" w:uiPriority="52"/>
+    <w:lsdException w:name="List Table 1 Light Accent 2" w:uiPriority="46"/>
+    <w:lsdException w:name="List Table 2 Accent 2" w:uiPriority="47"/>
+    <w:lsdException w:name="List Table 3 Accent 2" w:uiPriority="48"/>
+    <w:lsdException w:name="List Table 4 Accent 2" w:uiPriority="49"/>
+    <w:lsdException w:name="List Table 5 Dark Accent 2" w:uiPriority="50"/>
+    <w:lsdException w:name="List Table 6 Colorful Accent 2" w:uiPriority="51"/>
+    <w:lsdException w:name="List Table 7 Colorful Accent 2" w:uiPriority="52"/>
+    <w:lsdException w:name="List Table 1 Light Accent 3" w:uiPriority="46"/>
+    <w:lsdException w:name="List Table 2 Accent 3" w:uiPriority="47"/>
+    <w:lsdException w:name="List Table 3 Accent 3" w:uiPriority="48"/>
+    <w:lsdException w:name="List Table 4 Accent 3" w:uiPriority="49"/>
+    <w:lsdException w:name="List Table 5 Dark Accent 3" w:uiPriority="50"/>
+    <w:lsdException w:name="List Table 6 Colorful Accent 3" w:uiPriority="51"/>
+    <w:lsdException w:name="List Table 7 Colorful Accent 3" w:uiPriority="52"/>
+    <w:lsdException w:name="List Table 1 Light Accent 4" w:uiPriority="46"/>
+    <w:lsdException w:name="List Table 2 Accent 4" w:uiPriority="47"/>
+    <w:lsdException w:name="List Table 3 Accent 4" w:uiPriority="48"/>
+    <w:lsdException w:name="List Table 4 Accent 4" w:uiPriority="49"/>
+    <w:lsdException w:name="List Table 5 Dark Accent 4" w:uiPriority="50"/>
+    <w:lsdException w:name="List Table 6 Colorful Accent 4" w:uiPriority="51"/>
+    <w:lsdException w:name="List Table 7 Colorful Accent 4" w:uiPriority="52"/>
+    <w:lsdException w:name="List Table 1 Light Accent 5" w:uiPriority="46"/>
+    <w:lsdException w:name="List Table 2 Accent 5" w:uiPriority="47"/>
+    <w:lsdException w:name="List Table 3 Accent 5" w:uiPriority="48"/>
+    <w:lsdException w:name="List Table 4 Accent 5" w:uiPriority="49"/>
+    <w:lsdException w:name="List Table 5 Dark Accent 5" w:uiPriority="50"/>
+    <w:lsdException w:name="List Table 6 Colorful Accent 5" w:uiPriority="51"/>
+    <w:lsdException w:name="List Table 7 Colorful Accent 5" w:uiPriority="52"/>
+    <w:lsdException w:name="List Table 1 Light Accent 6" w:uiPriority="46"/>
+    <w:lsdException w:name="List Table 2 Accent 6" w:uiPriority="47"/>
+    <w:lsdException w:name="List Table 3 Accent 6" w:uiPriority="48"/>
+    <w:lsdException w:name="List Table 4 Accent 6" w:uiPriority="49"/>
+    <w:lsdException w:name="List Table 5 Dark Accent 6" w:uiPriority="50"/>
+    <w:lsdException w:name="List Table 6 Colorful Accent 6" w:uiPriority="51"/>
+    <w:lsdException w:name="List Table 7 Colorful Accent 6" w:uiPriority="52"/>
+    <w:lsdException w:name="Mention" w:semiHidden="1" w:uiPriority="99" w:unhideWhenUsed="1"/>
+    <w:lsdException w:name="Smart Hyperlink" w:semiHidden="1" w:uiPriority="99" w:unhideWhenUsed="1"/>
+    <w:lsdException w:name="Hashtag" w:semiHidden="1" w:uiPriority="99" w:unhideWhenUsed="1"/>
+    <w:lsdException w:name="Unresolved Mention" w:semiHidden="1" w:uiPriority="99" w:unhideWhenUsed="1"/>
+    <w:lsdException w:name="Smart Link" w:semiHidden="1" w:uiPriority="99" w:unhideWhenUsed="1"/>
+  </w:latentStyles>
   <w:style w:default="1" w:styleId="Normal" w:type="paragraph">
     <w:name w:val="Normal"/>
     <w:qFormat/>
   </w:style>
+  <w:style w:styleId="Heading1" w:type="paragraph">
+    <w:name w:val="heading 1"/>
+    <w:basedOn w:val="Normal"/>
+    <w:next w:val="BodyText"/>
+    <w:uiPriority w:val="9"/>
+    <w:qFormat/>
+    <w:pPr>
+      <w:keepNext/>
+      <w:keepLines/>
+      <w:spacing w:after="0" w:before="480"/>
+      <w:outlineLvl w:val="0"/>
+    </w:pPr>
+    <w:rPr>
+      <w:rFonts w:asciiTheme="majorHAnsi" w:cstheme="majorBidi" w:eastAsiaTheme="majorEastAsia" w:hAnsiTheme="majorHAnsi"/>
+      <w:b/>
+      <w:bCs/>
+      <w:color w:val="E64C38"/>
+      <w:sz w:val="32"/>
+      <w:szCs w:val="32"/>
+    </w:rPr>
+  </w:style>
+  <w:style w:styleId="Heading2" w:type="paragraph">
+    <w:name w:val="heading 2"/>
+    <w:basedOn w:val="Normal"/>
+    <w:next w:val="BodyText"/>
+    <w:uiPriority w:val="9"/>
+    <w:unhideWhenUsed/>
+    <w:qFormat/>
+    <w:pPr>
+      <w:keepNext/>
+      <w:keepLines/>
+      <w:spacing w:after="0" w:before="200"/>
+      <w:outlineLvl w:val="1"/>
+    </w:pPr>
+    <w:rPr>
+      <w:rFonts w:asciiTheme="majorHAnsi" w:cstheme="majorBidi" w:eastAsiaTheme="majorEastAsia" w:hAnsiTheme="majorHAnsi"/>
+      <w:b/>
+      <w:bCs/>
+      <w:color w:val="E64C38"/>
+      <w:sz w:val="28"/>
+      <w:szCs w:val="28"/>
+    </w:rPr>
+  </w:style>
+  <w:style w:styleId="Heading3" w:type="paragraph">
+    <w:name w:val="heading 3"/>
+    <w:basedOn w:val="Normal"/>
+    <w:next w:val="BodyText"/>
+    <w:uiPriority w:val="9"/>
+    <w:unhideWhenUsed/>
+    <w:qFormat/>
+    <w:pPr>
+      <w:keepNext/>
+      <w:keepLines/>
+      <w:spacing w:after="0" w:before="200"/>
+      <w:outlineLvl w:val="2"/>
+    </w:pPr>
+    <w:rPr>
+      <w:rFonts w:asciiTheme="majorHAnsi" w:cstheme="majorBidi" w:eastAsiaTheme="majorEastAsia" w:hAnsiTheme="majorHAnsi"/>
+      <w:b/>
+      <w:bCs/>
+      <w:color w:val="E64C38"/>
+      <w:sz w:val="24"/>
+      <w:szCs w:val="24"/>
+    </w:rPr>
+  </w:style>
+  <w:style w:styleId="Heading4" w:type="paragraph">
+    <w:name w:val="heading 4"/>
+    <w:basedOn w:val="Normal"/>
+    <w:next w:val="BodyText"/>
+    <w:uiPriority w:val="9"/>
+    <w:unhideWhenUsed/>
+    <w:qFormat/>
+    <w:pPr>
+      <w:keepNext/>
+      <w:keepLines/>
+      <w:spacing w:after="0" w:before="200"/>
+      <w:outlineLvl w:val="3"/>
+    </w:pPr>
+    <w:rPr>
+      <w:rFonts w:asciiTheme="majorHAnsi" w:cstheme="majorBidi" w:eastAsiaTheme="majorEastAsia" w:hAnsiTheme="majorHAnsi"/>
+      <w:bCs/>
+      <w:i/>
+      <w:color w:val="E64C38"/>
+      <w:sz w:val="24"/>
+      <w:szCs w:val="24"/>
+    </w:rPr>
+  </w:style>
+  <w:style w:styleId="Heading5" w:type="paragraph">
+    <w:name w:val="heading 5"/>
+    <w:basedOn w:val="Normal"/>
+    <w:next w:val="BodyText"/>
+    <w:uiPriority w:val="9"/>
+    <w:unhideWhenUsed/>
+    <w:qFormat/>
+    <w:pPr>
+      <w:keepNext/>
+      <w:keepLines/>
+      <w:spacing w:after="0" w:before="200"/>
+      <w:outlineLvl w:val="4"/>
+    </w:pPr>
+    <w:rPr>
+      <w:rFonts w:asciiTheme="majorHAnsi" w:cstheme="majorBidi" w:eastAsiaTheme="majorEastAsia" w:hAnsiTheme="majorHAnsi"/>
+      <w:iCs/>
+      <w:color w:val="E64C38"/>
+      <w:sz w:val="24"/>
+      <w:szCs w:val="24"/>
+    </w:rPr>
+  </w:style>
+  <w:style w:styleId="Heading6" w:type="paragraph">
+    <w:name w:val="heading 6"/>
+    <w:basedOn w:val="Normal"/>
+    <w:next w:val="BodyText"/>
+    <w:uiPriority w:val="9"/>
+    <w:unhideWhenUsed/>
+    <w:qFormat/>
+    <w:pPr>
+      <w:keepNext/>
+      <w:keepLines/>
+      <w:spacing w:after="0" w:before="200"/>
+      <w:outlineLvl w:val="5"/>
+    </w:pPr>
+    <w:rPr>
+      <w:rFonts w:asciiTheme="majorHAnsi" w:cstheme="majorBidi" w:eastAsiaTheme="majorEastAsia" w:hAnsiTheme="majorHAnsi"/>
+      <w:color w:val="E64C38"/>
+      <w:sz w:val="24"/>
+      <w:szCs w:val="24"/>
+    </w:rPr>
+  </w:style>
+  <w:style w:styleId="Heading7" w:type="paragraph">
+    <w:name w:val="heading 7"/>
+    <w:basedOn w:val="Normal"/>
+    <w:next w:val="BodyText"/>
+    <w:uiPriority w:val="9"/>
+    <w:unhideWhenUsed/>
+    <w:qFormat/>
+    <w:pPr>
+      <w:keepNext/>
+      <w:keepLines/>
+      <w:spacing w:after="0" w:before="200"/>
+      <w:outlineLvl w:val="6"/>
+    </w:pPr>
+    <w:rPr>
+      <w:rFonts w:asciiTheme="majorHAnsi" w:cstheme="majorBidi" w:eastAsiaTheme="majorEastAsia" w:hAnsiTheme="majorHAnsi"/>
+      <w:color w:val="E64C38"/>
+      <w:sz w:val="24"/>
+      <w:szCs w:val="24"/>
+    </w:rPr>
+  </w:style>
+  <w:style w:styleId="Heading8" w:type="paragraph">
+    <w:name w:val="heading 8"/>
+    <w:basedOn w:val="Normal"/>
+    <w:next w:val="BodyText"/>
+    <w:uiPriority w:val="9"/>
+    <w:unhideWhenUsed/>
+    <w:qFormat/>
+    <w:pPr>
+      <w:keepNext/>
+      <w:keepLines/>
+      <w:spacing w:after="0" w:before="200"/>
+      <w:outlineLvl w:val="7"/>
+    </w:pPr>
+    <w:rPr>
+      <w:rFonts w:asciiTheme="majorHAnsi" w:cstheme="majorBidi" w:eastAsiaTheme="majorEastAsia" w:hAnsiTheme="majorHAnsi"/>
+      <w:color w:val="E64C38"/>
+      <w:sz w:val="24"/>
+      <w:szCs w:val="24"/>
+    </w:rPr>
+  </w:style>
+  <w:style w:styleId="Heading9" w:type="paragraph">
+    <w:name w:val="heading 9"/>
+    <w:basedOn w:val="Normal"/>
+    <w:next w:val="BodyText"/>
+    <w:uiPriority w:val="9"/>
+    <w:unhideWhenUsed/>
+    <w:qFormat/>
+    <w:pPr>
+      <w:keepNext/>
+      <w:keepLines/>
+      <w:spacing w:after="0" w:before="200"/>
+      <w:outlineLvl w:val="8"/>
+    </w:pPr>
+    <w:rPr>
+      <w:rFonts w:asciiTheme="majorHAnsi" w:cstheme="majorBidi" w:eastAsiaTheme="majorEastAsia" w:hAnsiTheme="majorHAnsi"/>
+      <w:color w:val="E64C38"/>
+      <w:sz w:val="24"/>
+      <w:szCs w:val="24"/>
+    </w:rPr>
+  </w:style>
+  <w:style w:default="1" w:styleId="DefaultParagraphFont" w:type="character">
+    <w:name w:val="Default Paragraph Font"/>
+    <w:uiPriority w:val="1"/>
+    <w:semiHidden/>
+    <w:unhideWhenUsed/>
+  </w:style>
+  <w:style w:default="1" w:styleId="TableNormal" w:type="table">
+    <w:name w:val="Normal Table"/>
+    <w:uiPriority w:val="99"/>
+    <w:semiHidden/>
+    <w:unhideWhenUsed/>
+    <w:tblPr>
+      <w:tblInd w:type="dxa" w:w="0"/>
+      <w:tblCellMar>
+        <w:top w:type="dxa" w:w="0"/>
+        <w:left w:type="dxa" w:w="108"/>
+        <w:bottom w:type="dxa" w:w="0"/>
+        <w:right w:type="dxa" w:w="108"/>
+      </w:tblCellMar>
+    </w:tblPr>
+  </w:style>
+  <w:style w:default="1" w:styleId="NoList" w:type="numbering">
+    <w:name w:val="No List"/>
+    <w:uiPriority w:val="99"/>
+    <w:semiHidden/>
+    <w:unhideWhenUsed/>
+  </w:style>
   <w:style w:styleId="BodyText" w:type="paragraph">
     <w:name w:val="Body Text"/>
     <w:basedOn w:val="Normal"/>
-    <w:link w:val="BodyTextChar"/>
     <w:qFormat/>
     <w:pPr>
       <w:spacing w:after="180" w:before="180"/>
@@ -1145,111 +2391,52 @@
     <w:name w:val="Title"/>
     <w:basedOn w:val="Normal"/>
     <w:next w:val="BodyText"/>
-    <w:link w:val="TitleChar"/>
-    <w:uiPriority w:val="10"/>
     <w:qFormat/>
-    <w:rsid w:val="00A10FD9"/>
     <w:pPr>
-      <w:spacing w:after="80" w:line="240" w:lineRule="auto"/>
-      <w:contextualSpacing/>
+      <w:keepNext/>
+      <w:keepLines/>
+      <w:spacing w:after="240" w:before="480"/>
       <w:jc w:val="center"/>
     </w:pPr>
     <w:rPr>
-      <w:rFonts w:asciiTheme="majorHAnsi" w:cstheme="majorBidi" w:eastAsiaTheme="majorEastAsia" w:hAnsiTheme="majorHAnsi"/>
-      <w:sz w:val="56"/>
-      <w:szCs w:val="56"/>
-    </w:rPr>
-  </w:style>
-  <w:style w:customStyle="1" w:styleId="TitleChar" w:type="character">
-    <w:name w:val="Title Char"/>
-    <w:basedOn w:val="DefaultParagraphFont"/>
-    <w:link w:val="Title"/>
-    <w:uiPriority w:val="10"/>
-    <w:rsid w:val="00A10FD9"/>
-    <w:rPr>
-      <w:rFonts w:asciiTheme="majorHAnsi" w:cstheme="majorBidi" w:eastAsiaTheme="majorEastAsia" w:hAnsiTheme="majorHAnsi"/>
-      <w:sz w:val="56"/>
-      <w:szCs w:val="56"/>
+      <w:b/>
+      <w:color w:val="E64C38"/>
+      <w:sz w:val="52"/>
+      <w:szCs w:val="52"/>
     </w:rPr>
   </w:style>
   <w:style w:styleId="Subtitle" w:type="paragraph">
     <w:name w:val="Subtitle"/>
     <w:basedOn w:val="Title"/>
     <w:next w:val="BodyText"/>
-    <w:link w:val="SubtitleChar"/>
-    <w:uiPriority w:val="11"/>
     <w:qFormat/>
-    <w:rsid w:val="00A10FD9"/>
     <w:pPr>
-      <w:numPr>
-        <w:ilvl w:val="1"/>
-      </w:numPr>
+      <w:spacing w:before="240"/>
     </w:pPr>
     <w:rPr>
-      <w:rFonts w:cstheme="majorBidi" w:eastAsiaTheme="majorEastAsia"/>
-      <w:spacing w:val="15"/>
-      <w:sz w:val="28"/>
-      <w:szCs w:val="28"/>
-    </w:rPr>
-  </w:style>
-  <w:style w:customStyle="1" w:styleId="SubtitleChar" w:type="character">
-    <w:name w:val="Subtitle Char"/>
-    <w:basedOn w:val="DefaultParagraphFont"/>
-    <w:link w:val="Subtitle"/>
-    <w:uiPriority w:val="11"/>
-    <w:rsid w:val="00A10FD9"/>
-    <w:rPr>
-      <w:rFonts w:cstheme="majorBidi" w:eastAsiaTheme="majorEastAsia"/>
-      <w:color w:themeColor="text1" w:themeTint="A6" w:val="595959"/>
-      <w:spacing w:val="15"/>
-      <w:sz w:val="28"/>
-      <w:szCs w:val="28"/>
+      <w:sz w:val="30"/>
+      <w:szCs w:val="30"/>
     </w:rPr>
   </w:style>
   <w:style w:customStyle="1" w:styleId="Author" w:type="paragraph">
     <w:name w:val="Author"/>
-    <w:basedOn w:val="Title"/>
     <w:next w:val="BodyText"/>
     <w:qFormat/>
     <w:pPr>
       <w:keepNext/>
       <w:keepLines/>
+      <w:jc w:val="center"/>
     </w:pPr>
-    <w:rPr>
-      <w:sz w:val="24"/>
-      <w:szCs w:val="24"/>
-    </w:rPr>
   </w:style>
   <w:style w:styleId="Date" w:type="paragraph">
     <w:name w:val="Date"/>
-    <w:basedOn w:val="Title"/>
     <w:next w:val="BodyText"/>
     <w:qFormat/>
     <w:pPr>
       <w:keepNext/>
       <w:keepLines/>
-    </w:pPr>
-    <w:rPr>
-      <w:sz w:val="24"/>
-      <w:szCs w:val="24"/>
-    </w:rPr>
-  </w:style>
-  <w:style w:customStyle="1" w:styleId="AbstractTitle" w:type="paragraph">
-    <w:name w:val="Abstract Title"/>
-    <w:basedOn w:val="Normal"/>
-    <w:next w:val="Abstract"/>
-    <w:qFormat/>
-    <w:pPr>
-      <w:keepNext/>
-      <w:keepLines/>
-      <w:spacing w:after="0" w:before="300"/>
       <w:jc w:val="center"/>
     </w:pPr>
-    <w:rPr>
-      <w:b/>
-      <w:sz w:val="20"/>
-      <w:szCs w:val="20"/>
-    </w:rPr>
   </w:style>
   <w:style w:customStyle="1" w:styleId="Abstract" w:type="paragraph">
     <w:name w:val="Abstract"/>
@@ -1259,7 +2446,7 @@
     <w:pPr>
       <w:keepNext/>
       <w:keepLines/>
-      <w:spacing w:after="300" w:before="100"/>
+      <w:spacing w:after="300" w:before="300"/>
     </w:pPr>
     <w:rPr>
       <w:sz w:val="20"/>
@@ -1269,328 +2456,7 @@
   <w:style w:styleId="Bibliography" w:type="paragraph">
     <w:name w:val="Bibliography"/>
     <w:basedOn w:val="Normal"/>
-    <w:next w:val="Bibliography"/>
     <w:qFormat/>
-    <w:pPr/>
-    <w:rPr/>
-  </w:style>
-  <w:style w:styleId="Heading1" w:type="paragraph">
-    <w:name w:val="heading 1"/>
-    <w:basedOn w:val="Normal"/>
-    <w:next w:val="BodyText"/>
-    <w:link w:val="Heading1Char"/>
-    <w:uiPriority w:val="9"/>
-    <w:qFormat/>
-    <w:rsid w:val="00A10FD9"/>
-    <w:pPr>
-      <w:keepNext/>
-      <w:keepLines/>
-      <w:spacing w:after="80" w:before="360"/>
-      <w:outlineLvl w:val="0"/>
-    </w:pPr>
-    <w:rPr>
-      <w:rFonts w:asciiTheme="majorHAnsi" w:cstheme="majorBidi" w:eastAsiaTheme="majorEastAsia" w:hAnsiTheme="majorHAnsi"/>
-      <w:color w:themeColor="accent1" w:themeShade="BF" w:val="0F4761"/>
-      <w:sz w:val="40"/>
-      <w:szCs w:val="40"/>
-    </w:rPr>
-  </w:style>
-  <w:style w:styleId="Heading2" w:type="paragraph">
-    <w:name w:val="heading 2"/>
-    <w:basedOn w:val="Normal"/>
-    <w:next w:val="BodyText"/>
-    <w:link w:val="Heading2Char"/>
-    <w:uiPriority w:val="9"/>
-    <w:semiHidden/>
-    <w:unhideWhenUsed/>
-    <w:qFormat/>
-    <w:rsid w:val="00A10FD9"/>
-    <w:pPr>
-      <w:keepNext/>
-      <w:keepLines/>
-      <w:spacing w:after="80" w:before="160"/>
-      <w:outlineLvl w:val="1"/>
-    </w:pPr>
-    <w:rPr>
-      <w:rFonts w:asciiTheme="majorHAnsi" w:cstheme="majorBidi" w:eastAsiaTheme="majorEastAsia" w:hAnsiTheme="majorHAnsi"/>
-      <w:color w:themeColor="accent1" w:themeShade="BF" w:val="0F4761"/>
-      <w:sz w:val="32"/>
-      <w:szCs w:val="32"/>
-    </w:rPr>
-  </w:style>
-  <w:style w:styleId="Heading3" w:type="paragraph">
-    <w:name w:val="heading 3"/>
-    <w:basedOn w:val="Normal"/>
-    <w:next w:val="BodyText"/>
-    <w:link w:val="Heading3Char"/>
-    <w:uiPriority w:val="9"/>
-    <w:semiHidden/>
-    <w:unhideWhenUsed/>
-    <w:qFormat/>
-    <w:rsid w:val="00A10FD9"/>
-    <w:pPr>
-      <w:keepNext/>
-      <w:keepLines/>
-      <w:spacing w:after="80" w:before="160"/>
-      <w:outlineLvl w:val="2"/>
-    </w:pPr>
-    <w:rPr>
-      <w:rFonts w:cstheme="majorBidi" w:eastAsiaTheme="majorEastAsia"/>
-      <w:color w:themeColor="accent1" w:themeShade="BF" w:val="0F4761"/>
-      <w:sz w:val="28"/>
-      <w:szCs w:val="28"/>
-    </w:rPr>
-  </w:style>
-  <w:style w:styleId="Heading4" w:type="paragraph">
-    <w:name w:val="heading 4"/>
-    <w:basedOn w:val="Normal"/>
-    <w:next w:val="BodyText"/>
-    <w:link w:val="Heading4Char"/>
-    <w:uiPriority w:val="9"/>
-    <w:semiHidden/>
-    <w:unhideWhenUsed/>
-    <w:qFormat/>
-    <w:rsid w:val="00A10FD9"/>
-    <w:pPr>
-      <w:keepNext/>
-      <w:keepLines/>
-      <w:spacing w:after="40" w:before="80"/>
-      <w:outlineLvl w:val="3"/>
-    </w:pPr>
-    <w:rPr>
-      <w:rFonts w:cstheme="majorBidi" w:eastAsiaTheme="majorEastAsia"/>
-      <w:i/>
-      <w:iCs/>
-      <w:color w:themeColor="accent1" w:themeShade="BF" w:val="0F4761"/>
-    </w:rPr>
-  </w:style>
-  <w:style w:styleId="Heading5" w:type="paragraph">
-    <w:name w:val="heading 5"/>
-    <w:basedOn w:val="Normal"/>
-    <w:next w:val="BodyText"/>
-    <w:link w:val="Heading5Char"/>
-    <w:uiPriority w:val="9"/>
-    <w:semiHidden/>
-    <w:unhideWhenUsed/>
-    <w:qFormat/>
-    <w:rsid w:val="00A10FD9"/>
-    <w:pPr>
-      <w:keepNext/>
-      <w:keepLines/>
-      <w:spacing w:after="40" w:before="80"/>
-      <w:outlineLvl w:val="4"/>
-    </w:pPr>
-    <w:rPr>
-      <w:rFonts w:cstheme="majorBidi" w:eastAsiaTheme="majorEastAsia"/>
-      <w:color w:themeColor="accent1" w:themeShade="BF" w:val="0F4761"/>
-    </w:rPr>
-  </w:style>
-  <w:style w:styleId="Heading6" w:type="paragraph">
-    <w:name w:val="heading 6"/>
-    <w:basedOn w:val="Normal"/>
-    <w:next w:val="BodyText"/>
-    <w:link w:val="Heading6Char"/>
-    <w:uiPriority w:val="9"/>
-    <w:semiHidden/>
-    <w:unhideWhenUsed/>
-    <w:qFormat/>
-    <w:rsid w:val="00A10FD9"/>
-    <w:pPr>
-      <w:keepNext/>
-      <w:keepLines/>
-      <w:spacing w:after="0" w:before="40"/>
-      <w:outlineLvl w:val="5"/>
-    </w:pPr>
-    <w:rPr>
-      <w:rFonts w:cstheme="majorBidi" w:eastAsiaTheme="majorEastAsia"/>
-      <w:i/>
-      <w:iCs/>
-      <w:color w:themeColor="text1" w:themeTint="A6" w:val="595959"/>
-    </w:rPr>
-  </w:style>
-  <w:style w:styleId="Heading7" w:type="paragraph">
-    <w:name w:val="heading 7"/>
-    <w:basedOn w:val="Normal"/>
-    <w:next w:val="BodyText"/>
-    <w:link w:val="Heading7Char"/>
-    <w:uiPriority w:val="9"/>
-    <w:semiHidden/>
-    <w:unhideWhenUsed/>
-    <w:qFormat/>
-    <w:rsid w:val="00A10FD9"/>
-    <w:pPr>
-      <w:keepNext/>
-      <w:keepLines/>
-      <w:spacing w:after="0" w:before="40"/>
-      <w:outlineLvl w:val="6"/>
-    </w:pPr>
-    <w:rPr>
-      <w:rFonts w:cstheme="majorBidi" w:eastAsiaTheme="majorEastAsia"/>
-      <w:color w:themeColor="text1" w:themeTint="A6" w:val="595959"/>
-    </w:rPr>
-  </w:style>
-  <w:style w:styleId="Heading8" w:type="paragraph">
-    <w:name w:val="heading 8"/>
-    <w:basedOn w:val="Normal"/>
-    <w:next w:val="BodyText"/>
-    <w:link w:val="Heading8Char"/>
-    <w:uiPriority w:val="9"/>
-    <w:semiHidden/>
-    <w:unhideWhenUsed/>
-    <w:qFormat/>
-    <w:rsid w:val="00A10FD9"/>
-    <w:pPr>
-      <w:keepNext/>
-      <w:keepLines/>
-      <w:spacing w:after="0"/>
-      <w:outlineLvl w:val="7"/>
-    </w:pPr>
-    <w:rPr>
-      <w:rFonts w:cstheme="majorBidi" w:eastAsiaTheme="majorEastAsia"/>
-      <w:i/>
-      <w:iCs/>
-      <w:color w:themeColor="text1" w:themeTint="D8" w:val="272727"/>
-    </w:rPr>
-  </w:style>
-  <w:style w:styleId="Heading9" w:type="paragraph">
-    <w:name w:val="heading 9"/>
-    <w:basedOn w:val="Normal"/>
-    <w:next w:val="BodyText"/>
-    <w:link w:val="Heading9Char"/>
-    <w:uiPriority w:val="9"/>
-    <w:semiHidden/>
-    <w:unhideWhenUsed/>
-    <w:qFormat/>
-    <w:rsid w:val="00A10FD9"/>
-    <w:pPr>
-      <w:keepNext/>
-      <w:keepLines/>
-      <w:spacing w:after="0"/>
-      <w:outlineLvl w:val="8"/>
-    </w:pPr>
-    <w:rPr>
-      <w:rFonts w:cstheme="majorBidi" w:eastAsiaTheme="majorEastAsia"/>
-      <w:color w:themeColor="text1" w:themeTint="D8" w:val="272727"/>
-    </w:rPr>
-  </w:style>
-  <w:style w:customStyle="1" w:styleId="Heading1Char" w:type="character">
-    <w:name w:val="Heading 1 Char"/>
-    <w:basedOn w:val="DefaultParagraphFont"/>
-    <w:link w:val="Heading1"/>
-    <w:uiPriority w:val="9"/>
-    <w:rsid w:val="00A10FD9"/>
-    <w:rPr>
-      <w:rFonts w:asciiTheme="majorHAnsi" w:cstheme="majorBidi" w:eastAsiaTheme="majorEastAsia" w:hAnsiTheme="majorHAnsi"/>
-      <w:color w:themeColor="accent1" w:themeShade="BF" w:val="0F4761"/>
-      <w:sz w:val="40"/>
-      <w:szCs w:val="40"/>
-    </w:rPr>
-  </w:style>
-  <w:style w:customStyle="1" w:styleId="Heading2Char" w:type="character">
-    <w:name w:val="Heading 2 Char"/>
-    <w:basedOn w:val="DefaultParagraphFont"/>
-    <w:link w:val="Heading2"/>
-    <w:uiPriority w:val="9"/>
-    <w:semiHidden/>
-    <w:rsid w:val="00A10FD9"/>
-    <w:rPr>
-      <w:rFonts w:asciiTheme="majorHAnsi" w:cstheme="majorBidi" w:eastAsiaTheme="majorEastAsia" w:hAnsiTheme="majorHAnsi"/>
-      <w:color w:themeColor="accent1" w:themeShade="BF" w:val="0F4761"/>
-      <w:sz w:val="32"/>
-      <w:szCs w:val="32"/>
-    </w:rPr>
-  </w:style>
-  <w:style w:customStyle="1" w:styleId="Heading3Char" w:type="character">
-    <w:name w:val="Heading 3 Char"/>
-    <w:basedOn w:val="DefaultParagraphFont"/>
-    <w:link w:val="Heading3"/>
-    <w:uiPriority w:val="9"/>
-    <w:semiHidden/>
-    <w:rsid w:val="00A10FD9"/>
-    <w:rPr>
-      <w:rFonts w:cstheme="majorBidi" w:eastAsiaTheme="majorEastAsia"/>
-      <w:color w:themeColor="accent1" w:themeShade="BF" w:val="0F4761"/>
-      <w:sz w:val="28"/>
-      <w:szCs w:val="28"/>
-    </w:rPr>
-  </w:style>
-  <w:style w:customStyle="1" w:styleId="Heading4Char" w:type="character">
-    <w:name w:val="Heading 4 Char"/>
-    <w:basedOn w:val="DefaultParagraphFont"/>
-    <w:link w:val="Heading4"/>
-    <w:uiPriority w:val="9"/>
-    <w:semiHidden/>
-    <w:rsid w:val="00A10FD9"/>
-    <w:rPr>
-      <w:rFonts w:cstheme="majorBidi" w:eastAsiaTheme="majorEastAsia"/>
-      <w:i/>
-      <w:iCs/>
-      <w:color w:themeColor="accent1" w:themeShade="BF" w:val="0F4761"/>
-    </w:rPr>
-  </w:style>
-  <w:style w:customStyle="1" w:styleId="Heading5Char" w:type="character">
-    <w:name w:val="Heading 5 Char"/>
-    <w:basedOn w:val="DefaultParagraphFont"/>
-    <w:link w:val="Heading5"/>
-    <w:uiPriority w:val="9"/>
-    <w:semiHidden/>
-    <w:rsid w:val="00A10FD9"/>
-    <w:rPr>
-      <w:rFonts w:cstheme="majorBidi" w:eastAsiaTheme="majorEastAsia"/>
-      <w:color w:themeColor="accent1" w:themeShade="BF" w:val="0F4761"/>
-    </w:rPr>
-  </w:style>
-  <w:style w:customStyle="1" w:styleId="Heading6Char" w:type="character">
-    <w:name w:val="Heading 6 Char"/>
-    <w:basedOn w:val="DefaultParagraphFont"/>
-    <w:link w:val="Heading6"/>
-    <w:uiPriority w:val="9"/>
-    <w:semiHidden/>
-    <w:rsid w:val="00A10FD9"/>
-    <w:rPr>
-      <w:rFonts w:cstheme="majorBidi" w:eastAsiaTheme="majorEastAsia"/>
-      <w:i/>
-      <w:iCs/>
-      <w:color w:themeColor="text1" w:themeTint="A6" w:val="595959"/>
-    </w:rPr>
-  </w:style>
-  <w:style w:customStyle="1" w:styleId="Heading7Char" w:type="character">
-    <w:name w:val="Heading 7 Char"/>
-    <w:basedOn w:val="DefaultParagraphFont"/>
-    <w:link w:val="Heading7"/>
-    <w:uiPriority w:val="9"/>
-    <w:semiHidden/>
-    <w:rsid w:val="00A10FD9"/>
-    <w:rPr>
-      <w:rFonts w:cstheme="majorBidi" w:eastAsiaTheme="majorEastAsia"/>
-      <w:color w:themeColor="text1" w:themeTint="A6" w:val="595959"/>
-    </w:rPr>
-  </w:style>
-  <w:style w:customStyle="1" w:styleId="Heading8Char" w:type="character">
-    <w:name w:val="Heading 8 Char"/>
-    <w:basedOn w:val="DefaultParagraphFont"/>
-    <w:link w:val="Heading8"/>
-    <w:uiPriority w:val="9"/>
-    <w:semiHidden/>
-    <w:rsid w:val="00A10FD9"/>
-    <w:rPr>
-      <w:rFonts w:cstheme="majorBidi" w:eastAsiaTheme="majorEastAsia"/>
-      <w:i/>
-      <w:iCs/>
-      <w:color w:themeColor="text1" w:themeTint="D8" w:val="272727"/>
-    </w:rPr>
-  </w:style>
-  <w:style w:customStyle="1" w:styleId="Heading9Char" w:type="character">
-    <w:name w:val="Heading 9 Char"/>
-    <w:basedOn w:val="DefaultParagraphFont"/>
-    <w:link w:val="Heading9"/>
-    <w:uiPriority w:val="9"/>
-    <w:semiHidden/>
-    <w:rsid w:val="00A10FD9"/>
-    <w:rPr>
-      <w:rFonts w:cstheme="majorBidi" w:eastAsiaTheme="majorEastAsia"/>
-      <w:color w:themeColor="text1" w:themeTint="D8" w:val="272727"/>
-    </w:rPr>
   </w:style>
   <w:style w:styleId="BlockText" w:type="paragraph">
     <w:name w:val="Block Text"/>
@@ -1601,37 +2467,18 @@
     <w:qFormat/>
     <w:pPr>
       <w:spacing w:after="100" w:before="100"/>
-      <w:ind w:firstLine="0" w:left="480" w:right="480"/>
+      <w:ind w:left="480" w:right="480"/>
     </w:pPr>
   </w:style>
   <w:style w:styleId="FootnoteText" w:type="paragraph">
-    <w:name w:val="Footnote Text"/>
+    <w:name w:val="footnote text"/>
     <w:basedOn w:val="Normal"/>
-    <w:next w:val="FootnoteText"/>
     <w:uiPriority w:val="9"/>
     <w:unhideWhenUsed/>
     <w:qFormat/>
   </w:style>
-  <w:style w:styleId="FootnoteBlockText" w:type="paragraph">
-    <w:name w:val="Footnote Block Text"/>
-    <w:basedOn w:val="FootnoteText"/>
-    <w:next w:val="FootnoteText"/>
-    <w:uiPriority w:val="9"/>
-    <w:unhideWhenUsed/>
-    <w:qFormat/>
-    <w:pPr>
-      <w:spacing w:after="100" w:before="100"/>
-      <w:ind w:firstLine="0" w:left="480" w:right="480"/>
-    </w:pPr>
-  </w:style>
-  <w:style w:default="1" w:styleId="DefaultParagraphFont" w:type="character">
-    <w:name w:val="Default Paragraph Font"/>
-    <w:semiHidden/>
-    <w:unhideWhenUsed/>
-  </w:style>
-  <w:style w:default="1" w:styleId="Table" w:type="table">
+  <w:style w:customStyle="1" w:styleId="Table" w:type="table">
     <w:name w:val="Table"/>
-    <w:basedOn w:val="TableNormal"/>
     <w:semiHidden/>
     <w:unhideWhenUsed/>
     <w:qFormat/>
@@ -1644,14 +2491,6 @@
         <w:right w:type="dxa" w:w="108"/>
       </w:tblCellMar>
     </w:tblPr>
-    <w:tblStylePr w:type="firstRow">
-      <w:tcPr>
-        <w:tcBorders>
-          <w:bottom w:val="single"/>
-        </w:tcBorders>
-        <w:vAlign w:val="bottom"/>
-      </w:tcPr>
-    </w:tblStylePr>
   </w:style>
   <w:style w:customStyle="1" w:styleId="DefinitionTerm" w:type="paragraph">
     <w:name w:val="Definition Term"/>
@@ -1671,11 +2510,11 @@
     <w:basedOn w:val="Normal"/>
   </w:style>
   <w:style w:styleId="Caption" w:type="paragraph">
-    <w:name w:val="Caption"/>
+    <w:name w:val="caption"/>
     <w:basedOn w:val="Normal"/>
-    <w:link w:val="BodyTextChar"/>
+    <w:link w:val="CaptionChar"/>
     <w:pPr>
-      <w:spacing w:after="120" w:before="0"/>
+      <w:spacing w:after="120"/>
     </w:pPr>
     <w:rPr>
       <w:i/>
@@ -1703,35 +2542,33 @@
       <w:keepNext/>
     </w:pPr>
   </w:style>
-  <w:style w:customStyle="1" w:styleId="BodyTextChar" w:type="character">
-    <w:name w:val="Body Text Char"/>
+  <w:style w:customStyle="1" w:styleId="CaptionChar" w:type="character">
+    <w:name w:val="Caption Char"/>
     <w:basedOn w:val="DefaultParagraphFont"/>
-    <w:link w:val="BodyText"/>
+    <w:link w:val="Caption"/>
   </w:style>
   <w:style w:customStyle="1" w:styleId="VerbatimChar" w:type="character">
     <w:name w:val="Verbatim Char"/>
-    <w:basedOn w:val="BodyTextChar"/>
+    <w:basedOn w:val="CaptionChar"/>
+    <w:link w:val="SourceCode"/>
     <w:rPr>
       <w:rFonts w:ascii="Consolas" w:hAnsi="Consolas"/>
       <w:sz w:val="22"/>
     </w:rPr>
   </w:style>
-  <w:style w:customStyle="1" w:styleId="SectionNumber" w:type="character">
-    <w:name w:val="Section Number"/>
-    <w:basedOn w:val="BodyTextChar"/>
-  </w:style>
   <w:style w:styleId="FootnoteReference" w:type="character">
-    <w:name w:val="Footnote Reference"/>
-    <w:basedOn w:val="BodyTextChar"/>
+    <w:name w:val="footnote reference"/>
+    <w:basedOn w:val="CaptionChar"/>
     <w:rPr>
       <w:vertAlign w:val="superscript"/>
     </w:rPr>
   </w:style>
   <w:style w:styleId="Hyperlink" w:type="character">
     <w:name w:val="Hyperlink"/>
-    <w:basedOn w:val="BodyTextChar"/>
-    <w:rPr>
-      <w:color w:themeColor="accent1" w:val="4F81BD"/>
+    <w:basedOn w:val="CaptionChar"/>
+    <w:uiPriority w:val="99"/>
+    <w:rPr>
+      <w:color w:val="E64C38"/>
     </w:rPr>
   </w:style>
   <w:style w:styleId="TOCHeading" w:type="paragraph">
@@ -1746,245 +2583,328 @@
       <w:outlineLvl w:val="9"/>
     </w:pPr>
     <w:rPr>
-      <w:rFonts w:asciiTheme="majorHAnsi" w:cstheme="majorBidi" w:eastAsiaTheme="majorEastAsia" w:hAnsiTheme="majorHAnsi"/>
       <w:b w:val="0"/>
       <w:bCs w:val="0"/>
-      <w:color w:themeColor="accent1" w:themeShade="BF" w:val="365F91"/>
-    </w:rPr>
-  </w:style>
-  <w:style w:type="paragraph" w:customStyle="1" w:styleId="SourceCode">
+    </w:rPr>
+  </w:style>
+  <w:style w:customStyle="1" w:styleId="SourceCode" w:type="paragraph">
     <w:name w:val="Source Code"/>
     <w:basedOn w:val="Normal"/>
     <w:link w:val="VerbatimChar"/>
     <w:pPr>
-      <w:wordWrap w:val="off"/>
+      <w:wordWrap w:val="0"/>
     </w:pPr>
   </w:style>
-  <w:style w:type="character" w:customStyle="1" w:styleId="KeywordTok">
+  <w:style w:customStyle="1" w:styleId="KeywordTok" w:type="character">
     <w:name w:val="KeywordTok"/>
     <w:basedOn w:val="VerbatimChar"/>
     <w:rPr>
+      <w:rFonts w:ascii="Consolas" w:hAnsi="Consolas"/>
       <w:b/>
       <w:color w:val="007020"/>
-    </w:rPr>
-  </w:style>
-  <w:style w:type="character" w:customStyle="1" w:styleId="DataTypeTok">
+      <w:sz w:val="22"/>
+    </w:rPr>
+  </w:style>
+  <w:style w:customStyle="1" w:styleId="DataTypeTok" w:type="character">
     <w:name w:val="DataTypeTok"/>
     <w:basedOn w:val="VerbatimChar"/>
     <w:rPr>
+      <w:rFonts w:ascii="Consolas" w:hAnsi="Consolas"/>
       <w:color w:val="902000"/>
-    </w:rPr>
-  </w:style>
-  <w:style w:type="character" w:customStyle="1" w:styleId="DecValTok">
+      <w:sz w:val="22"/>
+    </w:rPr>
+  </w:style>
+  <w:style w:customStyle="1" w:styleId="DecValTok" w:type="character">
     <w:name w:val="DecValTok"/>
     <w:basedOn w:val="VerbatimChar"/>
     <w:rPr>
-      <w:color w:val="40a070"/>
-    </w:rPr>
-  </w:style>
-  <w:style w:type="character" w:customStyle="1" w:styleId="BaseNTok">
+      <w:rFonts w:ascii="Consolas" w:hAnsi="Consolas"/>
+      <w:color w:val="40A070"/>
+      <w:sz w:val="22"/>
+    </w:rPr>
+  </w:style>
+  <w:style w:customStyle="1" w:styleId="BaseNTok" w:type="character">
     <w:name w:val="BaseNTok"/>
     <w:basedOn w:val="VerbatimChar"/>
     <w:rPr>
-      <w:color w:val="40a070"/>
-    </w:rPr>
-  </w:style>
-  <w:style w:type="character" w:customStyle="1" w:styleId="FloatTok">
+      <w:rFonts w:ascii="Consolas" w:hAnsi="Consolas"/>
+      <w:color w:val="40A070"/>
+      <w:sz w:val="22"/>
+    </w:rPr>
+  </w:style>
+  <w:style w:customStyle="1" w:styleId="FloatTok" w:type="character">
     <w:name w:val="FloatTok"/>
     <w:basedOn w:val="VerbatimChar"/>
     <w:rPr>
-      <w:color w:val="40a070"/>
-    </w:rPr>
-  </w:style>
-  <w:style w:type="character" w:customStyle="1" w:styleId="ConstantTok">
+      <w:rFonts w:ascii="Consolas" w:hAnsi="Consolas"/>
+      <w:color w:val="40A070"/>
+      <w:sz w:val="22"/>
+    </w:rPr>
+  </w:style>
+  <w:style w:customStyle="1" w:styleId="ConstantTok" w:type="character">
     <w:name w:val="ConstantTok"/>
     <w:basedOn w:val="VerbatimChar"/>
     <w:rPr>
+      <w:rFonts w:ascii="Consolas" w:hAnsi="Consolas"/>
       <w:color w:val="880000"/>
-    </w:rPr>
-  </w:style>
-  <w:style w:type="character" w:customStyle="1" w:styleId="CharTok">
+      <w:sz w:val="22"/>
+    </w:rPr>
+  </w:style>
+  <w:style w:customStyle="1" w:styleId="CharTok" w:type="character">
     <w:name w:val="CharTok"/>
     <w:basedOn w:val="VerbatimChar"/>
     <w:rPr>
-      <w:color w:val="4070a0"/>
-    </w:rPr>
-  </w:style>
-  <w:style w:type="character" w:customStyle="1" w:styleId="SpecialCharTok">
+      <w:rFonts w:ascii="Consolas" w:hAnsi="Consolas"/>
+      <w:color w:val="4070A0"/>
+      <w:sz w:val="22"/>
+    </w:rPr>
+  </w:style>
+  <w:style w:customStyle="1" w:styleId="SpecialCharTok" w:type="character">
     <w:name w:val="SpecialCharTok"/>
     <w:basedOn w:val="VerbatimChar"/>
     <w:rPr>
-      <w:color w:val="4070a0"/>
-    </w:rPr>
-  </w:style>
-  <w:style w:type="character" w:customStyle="1" w:styleId="StringTok">
+      <w:rFonts w:ascii="Consolas" w:hAnsi="Consolas"/>
+      <w:color w:val="4070A0"/>
+      <w:sz w:val="22"/>
+    </w:rPr>
+  </w:style>
+  <w:style w:customStyle="1" w:styleId="StringTok" w:type="character">
     <w:name w:val="StringTok"/>
     <w:basedOn w:val="VerbatimChar"/>
     <w:rPr>
-      <w:color w:val="4070a0"/>
-    </w:rPr>
-  </w:style>
-  <w:style w:type="character" w:customStyle="1" w:styleId="VerbatimStringTok">
+      <w:rFonts w:ascii="Consolas" w:hAnsi="Consolas"/>
+      <w:color w:val="4070A0"/>
+      <w:sz w:val="22"/>
+    </w:rPr>
+  </w:style>
+  <w:style w:customStyle="1" w:styleId="VerbatimStringTok" w:type="character">
     <w:name w:val="VerbatimStringTok"/>
     <w:basedOn w:val="VerbatimChar"/>
     <w:rPr>
-      <w:color w:val="4070a0"/>
-    </w:rPr>
-  </w:style>
-  <w:style w:type="character" w:customStyle="1" w:styleId="SpecialStringTok">
+      <w:rFonts w:ascii="Consolas" w:hAnsi="Consolas"/>
+      <w:color w:val="4070A0"/>
+      <w:sz w:val="22"/>
+    </w:rPr>
+  </w:style>
+  <w:style w:customStyle="1" w:styleId="SpecialStringTok" w:type="character">
     <w:name w:val="SpecialStringTok"/>
     <w:basedOn w:val="VerbatimChar"/>
     <w:rPr>
-      <w:color w:val="bb6688"/>
-    </w:rPr>
-  </w:style>
-  <w:style w:type="character" w:customStyle="1" w:styleId="ImportTok">
+      <w:rFonts w:ascii="Consolas" w:hAnsi="Consolas"/>
+      <w:color w:val="BB6688"/>
+      <w:sz w:val="22"/>
+    </w:rPr>
+  </w:style>
+  <w:style w:customStyle="1" w:styleId="ImportTok" w:type="character">
     <w:name w:val="ImportTok"/>
     <w:basedOn w:val="VerbatimChar"/>
     <w:rPr>
-      <w:b/>
-      <w:color w:val="008000"/>
-    </w:rPr>
-  </w:style>
-  <w:style w:type="character" w:customStyle="1" w:styleId="CommentTok">
+      <w:rFonts w:ascii="Consolas" w:hAnsi="Consolas"/>
+      <w:sz w:val="22"/>
+    </w:rPr>
+  </w:style>
+  <w:style w:customStyle="1" w:styleId="CommentTok" w:type="character">
     <w:name w:val="CommentTok"/>
     <w:basedOn w:val="VerbatimChar"/>
     <w:rPr>
+      <w:rFonts w:ascii="Consolas" w:hAnsi="Consolas"/>
       <w:i/>
-      <w:color w:val="60a0b0"/>
-    </w:rPr>
-  </w:style>
-  <w:style w:type="character" w:customStyle="1" w:styleId="DocumentationTok">
+      <w:color w:val="60A0B0"/>
+      <w:sz w:val="22"/>
+    </w:rPr>
+  </w:style>
+  <w:style w:customStyle="1" w:styleId="DocumentationTok" w:type="character">
     <w:name w:val="DocumentationTok"/>
     <w:basedOn w:val="VerbatimChar"/>
     <w:rPr>
+      <w:rFonts w:ascii="Consolas" w:hAnsi="Consolas"/>
       <w:i/>
-      <w:color w:val="ba2121"/>
-    </w:rPr>
-  </w:style>
-  <w:style w:type="character" w:customStyle="1" w:styleId="AnnotationTok">
+      <w:color w:val="BA2121"/>
+      <w:sz w:val="22"/>
+    </w:rPr>
+  </w:style>
+  <w:style w:customStyle="1" w:styleId="AnnotationTok" w:type="character">
     <w:name w:val="AnnotationTok"/>
     <w:basedOn w:val="VerbatimChar"/>
     <w:rPr>
+      <w:rFonts w:ascii="Consolas" w:hAnsi="Consolas"/>
       <w:b/>
       <w:i/>
-      <w:color w:val="60a0b0"/>
-    </w:rPr>
-  </w:style>
-  <w:style w:type="character" w:customStyle="1" w:styleId="CommentVarTok">
+      <w:color w:val="60A0B0"/>
+      <w:sz w:val="22"/>
+    </w:rPr>
+  </w:style>
+  <w:style w:customStyle="1" w:styleId="CommentVarTok" w:type="character">
     <w:name w:val="CommentVarTok"/>
     <w:basedOn w:val="VerbatimChar"/>
     <w:rPr>
+      <w:rFonts w:ascii="Consolas" w:hAnsi="Consolas"/>
       <w:b/>
       <w:i/>
-      <w:color w:val="60a0b0"/>
-    </w:rPr>
-  </w:style>
-  <w:style w:type="character" w:customStyle="1" w:styleId="OtherTok">
+      <w:color w:val="60A0B0"/>
+      <w:sz w:val="22"/>
+    </w:rPr>
+  </w:style>
+  <w:style w:customStyle="1" w:styleId="OtherTok" w:type="character">
     <w:name w:val="OtherTok"/>
     <w:basedOn w:val="VerbatimChar"/>
     <w:rPr>
+      <w:rFonts w:ascii="Consolas" w:hAnsi="Consolas"/>
       <w:color w:val="007020"/>
-    </w:rPr>
-  </w:style>
-  <w:style w:type="character" w:customStyle="1" w:styleId="FunctionTok">
+      <w:sz w:val="22"/>
+    </w:rPr>
+  </w:style>
+  <w:style w:customStyle="1" w:styleId="FunctionTok" w:type="character">
     <w:name w:val="FunctionTok"/>
     <w:basedOn w:val="VerbatimChar"/>
     <w:rPr>
-      <w:color w:val="06287e"/>
-    </w:rPr>
-  </w:style>
-  <w:style w:type="character" w:customStyle="1" w:styleId="VariableTok">
+      <w:rFonts w:ascii="Consolas" w:hAnsi="Consolas"/>
+      <w:color w:val="06287E"/>
+      <w:sz w:val="22"/>
+    </w:rPr>
+  </w:style>
+  <w:style w:customStyle="1" w:styleId="VariableTok" w:type="character">
     <w:name w:val="VariableTok"/>
     <w:basedOn w:val="VerbatimChar"/>
     <w:rPr>
-      <w:color w:val="19177c"/>
-    </w:rPr>
-  </w:style>
-  <w:style w:type="character" w:customStyle="1" w:styleId="ControlFlowTok">
+      <w:rFonts w:ascii="Consolas" w:hAnsi="Consolas"/>
+      <w:color w:val="19177C"/>
+      <w:sz w:val="22"/>
+    </w:rPr>
+  </w:style>
+  <w:style w:customStyle="1" w:styleId="ControlFlowTok" w:type="character">
     <w:name w:val="ControlFlowTok"/>
     <w:basedOn w:val="VerbatimChar"/>
     <w:rPr>
+      <w:rFonts w:ascii="Consolas" w:hAnsi="Consolas"/>
       <w:b/>
       <w:color w:val="007020"/>
-    </w:rPr>
-  </w:style>
-  <w:style w:type="character" w:customStyle="1" w:styleId="OperatorTok">
+      <w:sz w:val="22"/>
+    </w:rPr>
+  </w:style>
+  <w:style w:customStyle="1" w:styleId="OperatorTok" w:type="character">
     <w:name w:val="OperatorTok"/>
     <w:basedOn w:val="VerbatimChar"/>
     <w:rPr>
+      <w:rFonts w:ascii="Consolas" w:hAnsi="Consolas"/>
       <w:color w:val="666666"/>
-    </w:rPr>
-  </w:style>
-  <w:style w:type="character" w:customStyle="1" w:styleId="BuiltInTok">
+      <w:sz w:val="22"/>
+    </w:rPr>
+  </w:style>
+  <w:style w:customStyle="1" w:styleId="BuiltInTok" w:type="character">
     <w:name w:val="BuiltInTok"/>
     <w:basedOn w:val="VerbatimChar"/>
     <w:rPr>
-      <w:color w:val="008000"/>
-    </w:rPr>
-  </w:style>
-  <w:style w:type="character" w:customStyle="1" w:styleId="ExtensionTok">
+      <w:rFonts w:ascii="Consolas" w:hAnsi="Consolas"/>
+      <w:sz w:val="22"/>
+    </w:rPr>
+  </w:style>
+  <w:style w:customStyle="1" w:styleId="ExtensionTok" w:type="character">
     <w:name w:val="ExtensionTok"/>
     <w:basedOn w:val="VerbatimChar"/>
-    <w:rPr/>
-  </w:style>
-  <w:style w:type="character" w:customStyle="1" w:styleId="PreprocessorTok">
+    <w:rPr>
+      <w:rFonts w:ascii="Consolas" w:hAnsi="Consolas"/>
+      <w:sz w:val="22"/>
+    </w:rPr>
+  </w:style>
+  <w:style w:customStyle="1" w:styleId="PreprocessorTok" w:type="character">
     <w:name w:val="PreprocessorTok"/>
     <w:basedOn w:val="VerbatimChar"/>
     <w:rPr>
-      <w:color w:val="bc7a00"/>
-    </w:rPr>
-  </w:style>
-  <w:style w:type="character" w:customStyle="1" w:styleId="AttributeTok">
+      <w:rFonts w:ascii="Consolas" w:hAnsi="Consolas"/>
+      <w:color w:val="BC7A00"/>
+      <w:sz w:val="22"/>
+    </w:rPr>
+  </w:style>
+  <w:style w:customStyle="1" w:styleId="AttributeTok" w:type="character">
     <w:name w:val="AttributeTok"/>
     <w:basedOn w:val="VerbatimChar"/>
     <w:rPr>
-      <w:color w:val="7d9029"/>
-    </w:rPr>
-  </w:style>
-  <w:style w:type="character" w:customStyle="1" w:styleId="RegionMarkerTok">
+      <w:rFonts w:ascii="Consolas" w:hAnsi="Consolas"/>
+      <w:color w:val="7D9029"/>
+      <w:sz w:val="22"/>
+    </w:rPr>
+  </w:style>
+  <w:style w:customStyle="1" w:styleId="RegionMarkerTok" w:type="character">
     <w:name w:val="RegionMarkerTok"/>
     <w:basedOn w:val="VerbatimChar"/>
-    <w:rPr/>
-  </w:style>
-  <w:style w:type="character" w:customStyle="1" w:styleId="InformationTok">
+    <w:rPr>
+      <w:rFonts w:ascii="Consolas" w:hAnsi="Consolas"/>
+      <w:sz w:val="22"/>
+    </w:rPr>
+  </w:style>
+  <w:style w:customStyle="1" w:styleId="InformationTok" w:type="character">
     <w:name w:val="InformationTok"/>
     <w:basedOn w:val="VerbatimChar"/>
     <w:rPr>
+      <w:rFonts w:ascii="Consolas" w:hAnsi="Consolas"/>
       <w:b/>
       <w:i/>
-      <w:color w:val="60a0b0"/>
-    </w:rPr>
-  </w:style>
-  <w:style w:type="character" w:customStyle="1" w:styleId="WarningTok">
+      <w:color w:val="60A0B0"/>
+      <w:sz w:val="22"/>
+    </w:rPr>
+  </w:style>
+  <w:style w:customStyle="1" w:styleId="WarningTok" w:type="character">
     <w:name w:val="WarningTok"/>
     <w:basedOn w:val="VerbatimChar"/>
     <w:rPr>
+      <w:rFonts w:ascii="Consolas" w:hAnsi="Consolas"/>
       <w:b/>
       <w:i/>
-      <w:color w:val="60a0b0"/>
-    </w:rPr>
-  </w:style>
-  <w:style w:type="character" w:customStyle="1" w:styleId="AlertTok">
+      <w:color w:val="60A0B0"/>
+      <w:sz w:val="22"/>
+    </w:rPr>
+  </w:style>
+  <w:style w:customStyle="1" w:styleId="AlertTok" w:type="character">
     <w:name w:val="AlertTok"/>
     <w:basedOn w:val="VerbatimChar"/>
     <w:rPr>
+      <w:rFonts w:ascii="Consolas" w:hAnsi="Consolas"/>
       <w:b/>
-      <w:color w:val="ff0000"/>
-    </w:rPr>
-  </w:style>
-  <w:style w:type="character" w:customStyle="1" w:styleId="ErrorTok">
+      <w:color w:val="FF0000"/>
+      <w:sz w:val="22"/>
+    </w:rPr>
+  </w:style>
+  <w:style w:customStyle="1" w:styleId="ErrorTok" w:type="character">
     <w:name w:val="ErrorTok"/>
     <w:basedOn w:val="VerbatimChar"/>
     <w:rPr>
+      <w:rFonts w:ascii="Consolas" w:hAnsi="Consolas"/>
       <w:b/>
-      <w:color w:val="ff0000"/>
-    </w:rPr>
-  </w:style>
-  <w:style w:type="character" w:customStyle="1" w:styleId="NormalTok">
+      <w:color w:val="FF0000"/>
+      <w:sz w:val="22"/>
+    </w:rPr>
+  </w:style>
+  <w:style w:customStyle="1" w:styleId="NormalTok" w:type="character">
     <w:name w:val="NormalTok"/>
     <w:basedOn w:val="VerbatimChar"/>
-    <w:rPr/>
+    <w:rPr>
+      <w:rFonts w:ascii="Consolas" w:hAnsi="Consolas"/>
+      <w:sz w:val="22"/>
+    </w:rPr>
+  </w:style>
+  <w:style w:styleId="TOC1" w:type="paragraph">
+    <w:name w:val="toc 1"/>
+    <w:basedOn w:val="Normal"/>
+    <w:next w:val="Normal"/>
+    <w:autoRedefine/>
+    <w:uiPriority w:val="39"/>
+    <w:rsid w:val="005704A3"/>
+    <w:pPr>
+      <w:spacing w:after="100"/>
+    </w:pPr>
+  </w:style>
+  <w:style w:styleId="TOC2" w:type="paragraph">
+    <w:name w:val="toc 2"/>
+    <w:basedOn w:val="Normal"/>
+    <w:next w:val="Normal"/>
+    <w:autoRedefine/>
+    <w:uiPriority w:val="39"/>
+    <w:rsid w:val="005704A3"/>
+    <w:pPr>
+      <w:spacing w:after="100"/>
+      <w:ind w:left="220"/>
+    </w:pPr>
   </w:style>
 </w:styles>
 </file>
@@ -2000,44 +2920,44 @@
         <a:sysClr val="window" lastClr="FFFFFF"/>
       </a:lt1>
       <a:dk2>
-        <a:srgbClr val="0E2841"/>
+        <a:srgbClr val="1F497D"/>
       </a:dk2>
       <a:lt2>
-        <a:srgbClr val="E8E8E8"/>
+        <a:srgbClr val="EEECE1"/>
       </a:lt2>
       <a:accent1>
-        <a:srgbClr val="156082"/>
+        <a:srgbClr val="4F81BD"/>
       </a:accent1>
       <a:accent2>
-        <a:srgbClr val="E97132"/>
+        <a:srgbClr val="C0504D"/>
       </a:accent2>
       <a:accent3>
-        <a:srgbClr val="196B24"/>
+        <a:srgbClr val="9BBB59"/>
       </a:accent3>
       <a:accent4>
-        <a:srgbClr val="0F9ED5"/>
+        <a:srgbClr val="8064A2"/>
       </a:accent4>
       <a:accent5>
-        <a:srgbClr val="A02B93"/>
+        <a:srgbClr val="4BACC6"/>
       </a:accent5>
       <a:accent6>
-        <a:srgbClr val="4EA72E"/>
+        <a:srgbClr val="F79646"/>
       </a:accent6>
       <a:hlink>
-        <a:srgbClr val="467886"/>
+        <a:srgbClr val="0000FF"/>
       </a:hlink>
       <a:folHlink>
-        <a:srgbClr val="96607D"/>
+        <a:srgbClr val="800080"/>
       </a:folHlink>
     </a:clrScheme>
     <a:fontScheme name="Office">
       <a:majorFont>
-        <a:latin typeface="Aptos Display" panose="02110004020202020204"/>
+        <a:latin typeface="Montserrat"/>
         <a:ea typeface=""/>
         <a:cs typeface=""/>
-        <a:font script="Jpan" typeface="游ゴシック Light"/>
+        <a:font script="Jpan" typeface="ＭＳ ゴシック"/>
         <a:font script="Hang" typeface="맑은 고딕"/>
-        <a:font script="Hans" typeface="等线 Light"/>
+        <a:font script="Hans" typeface="宋体"/>
         <a:font script="Hant" typeface="新細明體"/>
         <a:font script="Arab" typeface="Times New Roman"/>
         <a:font script="Hebr" typeface="Times New Roman"/>
@@ -2064,32 +2984,14 @@
         <a:font script="Mong" typeface="Mongolian Baiti"/>
         <a:font script="Viet" typeface="Times New Roman"/>
         <a:font script="Uigh" typeface="Microsoft Uighur"/>
-        <a:font script="Geor" typeface="Sylfaen"/>
-        <a:font script="Armn" typeface="Arial"/>
-        <a:font script="Bugi" typeface="Leelawadee UI"/>
-        <a:font script="Bopo" typeface="Microsoft JhengHei"/>
-        <a:font script="Java" typeface="Javanese Text"/>
-        <a:font script="Lisu" typeface="Segoe UI"/>
-        <a:font script="Mymr" typeface="Myanmar Text"/>
-        <a:font script="Nkoo" typeface="Ebrima"/>
-        <a:font script="Olck" typeface="Nirmala UI"/>
-        <a:font script="Osma" typeface="Ebrima"/>
-        <a:font script="Phag" typeface="Phagspa"/>
-        <a:font script="Syrn" typeface="Estrangelo Edessa"/>
-        <a:font script="Syrj" typeface="Estrangelo Edessa"/>
-        <a:font script="Syre" typeface="Estrangelo Edessa"/>
-        <a:font script="Sora" typeface="Nirmala UI"/>
-        <a:font script="Tale" typeface="Microsoft Tai Le"/>
-        <a:font script="Talu" typeface="Microsoft New Tai Lue"/>
-        <a:font script="Tfng" typeface="Ebrima"/>
       </a:majorFont>
       <a:minorFont>
-        <a:latin typeface="Aptos" panose="02110004020202020204"/>
+        <a:latin typeface="Montserrat"/>
         <a:ea typeface=""/>
         <a:cs typeface=""/>
-        <a:font script="Jpan" typeface="游明朝"/>
+        <a:font script="Jpan" typeface="ＭＳ 明朝"/>
         <a:font script="Hang" typeface="맑은 고딕"/>
-        <a:font script="Hans" typeface="等线"/>
+        <a:font script="Hans" typeface="宋体"/>
         <a:font script="Hant" typeface="新細明體"/>
         <a:font script="Arab" typeface="Arial"/>
         <a:font script="Hebr" typeface="Arial"/>
@@ -2116,24 +3018,6 @@
         <a:font script="Mong" typeface="Mongolian Baiti"/>
         <a:font script="Viet" typeface="Arial"/>
         <a:font script="Uigh" typeface="Microsoft Uighur"/>
-        <a:font script="Geor" typeface="Sylfaen"/>
-        <a:font script="Armn" typeface="Arial"/>
-        <a:font script="Bugi" typeface="Leelawadee UI"/>
-        <a:font script="Bopo" typeface="Microsoft JhengHei"/>
-        <a:font script="Java" typeface="Javanese Text"/>
-        <a:font script="Lisu" typeface="Segoe UI"/>
-        <a:font script="Mymr" typeface="Myanmar Text"/>
-        <a:font script="Nkoo" typeface="Ebrima"/>
-        <a:font script="Olck" typeface="Nirmala UI"/>
-        <a:font script="Osma" typeface="Ebrima"/>
-        <a:font script="Phag" typeface="Phagspa"/>
-        <a:font script="Syrn" typeface="Estrangelo Edessa"/>
-        <a:font script="Syrj" typeface="Estrangelo Edessa"/>
-        <a:font script="Syre" typeface="Estrangelo Edessa"/>
-        <a:font script="Sora" typeface="Nirmala UI"/>
-        <a:font script="Tale" typeface="Microsoft Tai Le"/>
-        <a:font script="Talu" typeface="Microsoft New Tai Lue"/>
-        <a:font script="Tfng" typeface="Ebrima"/>
       </a:minorFont>
     </a:fontScheme>
     <a:fmtScheme name="Office">
@@ -2145,141 +3029,200 @@
           <a:gsLst>
             <a:gs pos="0">
               <a:schemeClr val="phClr">
-                <a:lumMod val="110000"/>
-                <a:satMod val="105000"/>
-                <a:tint val="67000"/>
+                <a:tint val="50000"/>
+                <a:satMod val="300000"/>
               </a:schemeClr>
             </a:gs>
-            <a:gs pos="50000">
+            <a:gs pos="35000">
               <a:schemeClr val="phClr">
-                <a:lumMod val="105000"/>
-                <a:satMod val="103000"/>
-                <a:tint val="73000"/>
+                <a:tint val="37000"/>
+                <a:satMod val="300000"/>
               </a:schemeClr>
             </a:gs>
             <a:gs pos="100000">
               <a:schemeClr val="phClr">
-                <a:lumMod val="105000"/>
-                <a:satMod val="109000"/>
-                <a:tint val="81000"/>
+                <a:tint val="15000"/>
+                <a:satMod val="350000"/>
               </a:schemeClr>
             </a:gs>
           </a:gsLst>
-          <a:lin ang="5400000" scaled="0"/>
+          <a:lin ang="16200000" scaled="1"/>
         </a:gradFill>
         <a:gradFill rotWithShape="1">
           <a:gsLst>
             <a:gs pos="0">
               <a:schemeClr val="phClr">
-                <a:satMod val="103000"/>
-                <a:lumMod val="102000"/>
-                <a:tint val="94000"/>
-              </a:schemeClr>
-            </a:gs>
-            <a:gs pos="50000">
-              <a:schemeClr val="phClr">
-                <a:satMod val="110000"/>
-                <a:lumMod val="100000"/>
+                <a:tint val="100000"/>
                 <a:shade val="100000"/>
+                <a:satMod val="130000"/>
               </a:schemeClr>
             </a:gs>
             <a:gs pos="100000">
               <a:schemeClr val="phClr">
-                <a:lumMod val="99000"/>
-                <a:satMod val="120000"/>
-                <a:shade val="78000"/>
+                <a:tint val="50000"/>
+                <a:shade val="100000"/>
+                <a:satMod val="350000"/>
               </a:schemeClr>
             </a:gs>
           </a:gsLst>
-          <a:lin ang="5400000" scaled="0"/>
+          <a:lin ang="16200000" scaled="0"/>
         </a:gradFill>
       </a:fillStyleLst>
       <a:lnStyleLst>
-        <a:ln w="6350" cap="flat" cmpd="sng" algn="ctr">
+        <a:ln w="9525" cap="flat" cmpd="sng" algn="ctr">
+          <a:solidFill>
+            <a:schemeClr val="phClr">
+              <a:shade val="95000"/>
+              <a:satMod val="105000"/>
+            </a:schemeClr>
+          </a:solidFill>
+          <a:prstDash val="solid"/>
+        </a:ln>
+        <a:ln w="25400" cap="flat" cmpd="sng" algn="ctr">
           <a:solidFill>
             <a:schemeClr val="phClr"/>
           </a:solidFill>
           <a:prstDash val="solid"/>
-          <a:miter lim="800000"/>
         </a:ln>
-        <a:ln w="12700" cap="flat" cmpd="sng" algn="ctr">
+        <a:ln w="38100" cap="flat" cmpd="sng" algn="ctr">
           <a:solidFill>
             <a:schemeClr val="phClr"/>
           </a:solidFill>
           <a:prstDash val="solid"/>
-          <a:miter lim="800000"/>
-        </a:ln>
-        <a:ln w="19050" cap="flat" cmpd="sng" algn="ctr">
-          <a:solidFill>
-            <a:schemeClr val="phClr"/>
-          </a:solidFill>
-          <a:prstDash val="solid"/>
-          <a:miter lim="800000"/>
         </a:ln>
       </a:lnStyleLst>
       <a:effectStyleLst>
         <a:effectStyle>
-          <a:effectLst/>
-        </a:effectStyle>
-        <a:effectStyle>
-          <a:effectLst/>
+          <a:effectLst>
+            <a:outerShdw blurRad="40000" dist="20000" dir="5400000" rotWithShape="0">
+              <a:srgbClr val="000000">
+                <a:alpha val="38000"/>
+              </a:srgbClr>
+            </a:outerShdw>
+          </a:effectLst>
         </a:effectStyle>
         <a:effectStyle>
           <a:effectLst>
-            <a:outerShdw blurRad="57150" dist="19050" dir="5400000" algn="ctr" rotWithShape="0">
+            <a:outerShdw blurRad="40000" dist="23000" dir="5400000" rotWithShape="0">
               <a:srgbClr val="000000">
-                <a:alpha val="63000"/>
+                <a:alpha val="35000"/>
               </a:srgbClr>
             </a:outerShdw>
           </a:effectLst>
+        </a:effectStyle>
+        <a:effectStyle>
+          <a:effectLst>
+            <a:outerShdw blurRad="40000" dist="23000" dir="5400000" rotWithShape="0">
+              <a:srgbClr val="000000">
+                <a:alpha val="35000"/>
+              </a:srgbClr>
+            </a:outerShdw>
+          </a:effectLst>
+          <a:scene3d>
+            <a:camera prst="orthographicFront">
+              <a:rot lat="0" lon="0" rev="0"/>
+            </a:camera>
+            <a:lightRig rig="threePt" dir="t">
+              <a:rot lat="0" lon="0" rev="1200000"/>
+            </a:lightRig>
+          </a:scene3d>
+          <a:sp3d>
+            <a:bevelT w="63500" h="25400"/>
+          </a:sp3d>
         </a:effectStyle>
       </a:effectStyleLst>
       <a:bgFillStyleLst>
         <a:solidFill>
           <a:schemeClr val="phClr"/>
         </a:solidFill>
-        <a:solidFill>
-          <a:schemeClr val="phClr">
-            <a:tint val="95000"/>
-            <a:satMod val="170000"/>
-          </a:schemeClr>
-        </a:solidFill>
         <a:gradFill rotWithShape="1">
           <a:gsLst>
             <a:gs pos="0">
               <a:schemeClr val="phClr">
-                <a:tint val="93000"/>
-                <a:satMod val="150000"/>
-                <a:shade val="98000"/>
-                <a:lumMod val="102000"/>
+                <a:tint val="40000"/>
+                <a:satMod val="350000"/>
               </a:schemeClr>
             </a:gs>
-            <a:gs pos="50000">
+            <a:gs pos="40000">
               <a:schemeClr val="phClr">
-                <a:tint val="98000"/>
-                <a:satMod val="130000"/>
-                <a:shade val="90000"/>
-                <a:lumMod val="103000"/>
+                <a:tint val="45000"/>
+                <a:shade val="99000"/>
+                <a:satMod val="350000"/>
               </a:schemeClr>
             </a:gs>
             <a:gs pos="100000">
               <a:schemeClr val="phClr">
-                <a:shade val="63000"/>
-                <a:satMod val="120000"/>
+                <a:shade val="20000"/>
+                <a:satMod val="255000"/>
               </a:schemeClr>
             </a:gs>
           </a:gsLst>
-          <a:lin ang="5400000" scaled="0"/>
+          <a:path path="circle">
+            <a:fillToRect l="50000" t="-80000" r="50000" b="180000"/>
+          </a:path>
+        </a:gradFill>
+        <a:gradFill rotWithShape="1">
+          <a:gsLst>
+            <a:gs pos="0">
+              <a:schemeClr val="phClr">
+                <a:tint val="80000"/>
+                <a:satMod val="300000"/>
+              </a:schemeClr>
+            </a:gs>
+            <a:gs pos="100000">
+              <a:schemeClr val="phClr">
+                <a:shade val="30000"/>
+                <a:satMod val="200000"/>
+              </a:schemeClr>
+            </a:gs>
+          </a:gsLst>
+          <a:path path="circle">
+            <a:fillToRect l="50000" t="50000" r="50000" b="50000"/>
+          </a:path>
         </a:gradFill>
       </a:bgFillStyleLst>
     </a:fmtScheme>
   </a:themeElements>
-  <a:objectDefaults/>
+  <a:objectDefaults>
+    <a:spDef>
+      <a:spPr/>
+      <a:bodyPr/>
+      <a:lstStyle/>
+      <a:style>
+        <a:lnRef idx="1">
+          <a:schemeClr val="accent1"/>
+        </a:lnRef>
+        <a:fillRef idx="3">
+          <a:schemeClr val="accent1"/>
+        </a:fillRef>
+        <a:effectRef idx="2">
+          <a:schemeClr val="accent1"/>
+        </a:effectRef>
+        <a:fontRef idx="minor">
+          <a:schemeClr val="lt1"/>
+        </a:fontRef>
+      </a:style>
+    </a:spDef>
+    <a:lnDef>
+      <a:spPr/>
+      <a:bodyPr/>
+      <a:lstStyle/>
+      <a:style>
+        <a:lnRef idx="2">
+          <a:schemeClr val="accent1"/>
+        </a:lnRef>
+        <a:fillRef idx="0">
+          <a:schemeClr val="accent1"/>
+        </a:fillRef>
+        <a:effectRef idx="1">
+          <a:schemeClr val="accent1"/>
+        </a:effectRef>
+        <a:fontRef idx="minor">
+          <a:schemeClr val="tx1"/>
+        </a:fontRef>
+      </a:style>
+    </a:lnDef>
+  </a:objectDefaults>
   <a:extraClrSchemeLst/>
-  <a:extLst>
-    <a:ext uri="{05A4C25C-085E-4340-85A3-A5531E510DB2}">
-      <thm15:themeFamily xmlns:thm15="http://schemas.microsoft.com/office/thememl/2012/main" name="Office Theme" id="{2E142A2C-CD16-42D6-873A-C26D2A0506FA}" vid="{1BDDFF52-6CD6-40A5-AB3C-68EB2F1E4D0A}"/>
-    </a:ext>
-  </a:extLst>
 </a:theme>
 </file>
--- a/Enyrgy_Facility_Overview.docx
+++ b/Enyrgy_Facility_Overview.docx
@@ -2,7 +2,7 @@
 <file path=word/document.xml><?xml version="1.0" encoding="utf-8"?>
 <w:document xmlns:w="http://schemas.openxmlformats.org/wordprocessingml/2006/main" xmlns:m="http://schemas.openxmlformats.org/officeDocument/2006/math" xmlns:r="http://schemas.openxmlformats.org/officeDocument/2006/relationships" xmlns:o="urn:schemas-microsoft-com:office:office" xmlns:v="urn:schemas-microsoft-com:vml" xmlns:w10="urn:schemas-microsoft-com:office:word" xmlns:a="http://schemas.openxmlformats.org/drawingml/2006/main" xmlns:pic="http://schemas.openxmlformats.org/drawingml/2006/picture" xmlns:wp="http://schemas.openxmlformats.org/drawingml/2006/wordprocessingDrawing">
   <w:body>
-    <w:bookmarkStart w:id="25" w:name="enyrgy-vitamin-d-primal-light-platform"/>
+    <w:bookmarkStart w:id="27" w:name="enyrgy-vitamin-d-primal-light-platform"/>
     <w:p>
       <w:pPr>
         <w:pStyle w:val="Heading1"/>
@@ -204,57 +204,103 @@
               <w:pStyle w:val="Compact"/>
             </w:pPr>
             <w:r>
-              <w:t xml:space="preserve">average increase in our own 12 week study of five participants, set out in full on this page</w:t>
+              <w:t xml:space="preserve">average increase in our own 12 week study of five participants, set out in full below</w:t>
             </w:r>
           </w:p>
         </w:tc>
       </w:tr>
     </w:tbl>
-    <w:bookmarkStart w:id="19" w:name="where-it-fits"/>
+    <w:bookmarkStart w:id="19" w:name="the-technology"/>
     <w:p>
       <w:pPr>
         <w:pStyle w:val="Heading2"/>
       </w:pPr>
       <w:r>
-        <w:t xml:space="preserve">Where it fits</w:t>
+        <w:t xml:space="preserve">The technology</w:t>
       </w:r>
     </w:p>
     <w:p>
       <w:pPr>
         <w:pStyle w:val="FirstParagraph"/>
-      </w:pPr>
-      <w:r>
-        <w:t xml:space="preserve">This is not a new category for you. You already run LED laser, infrared beds, and frequency and voltage. Your team and your patients already believe in light. This is simply the Vitamin D one, the light that raises a number you and your patients can watch on a lab draw.</w:t>
-      </w:r>
-    </w:p>
-    <w:p>
-      <w:pPr>
-        <w:pStyle w:val="BodyText"/>
-      </w:pPr>
-      <w:r>
-        <w:t xml:space="preserve">Where supplements sit on your shelf, they are one lane. In research clinical trials, about one in four participants were low responders to Vitamin D supplementation, so a capsule does not reliably move the number for everyone. This does, and your own blood work is the proof.</w:t>
-      </w:r>
-    </w:p>
-    <w:p>
-      <w:pPr>
-        <w:pStyle w:val="BodyText"/>
       </w:pPr>
       <w:r>
         <w:rPr>
           <w:b/>
           <w:bCs/>
         </w:rPr>
-        <w:t xml:space="preserve">You will not have to create demand for this.</w:t>
+        <w:t xml:space="preserve">Enyrgy inverts the spectrum.</w:t>
       </w:r>
       <w:r>
         <w:t xml:space="preserve"> </w:t>
       </w:r>
       <w:r>
-        <w:t xml:space="preserve">In a 2023 pooled analysis of 308 population studies across 81 countries and 7.9 million people, 76.6 percent were below 30 ng/mL. Those patients are already walking through your doors. What is missing is not interest, it is measurement, and measurement is a lab draw you already run.</w:t>
+        <w:t xml:space="preserve">Sunlight is roughly 95 percent UVA. Enyrgy is over 90 percent UVB and under 10 percent UVA. That is the whole design, because Vitamin D synthesis requires UVB in the 280 to 315 nm band. Visible-light and circadian lamps emit no UVB at all and cannot trigger it, whatever else they do.</w:t>
+      </w:r>
+    </w:p>
+    <w:p>
+      <w:pPr>
+        <w:pStyle w:val="BodyText"/>
+      </w:pPr>
+      <w:r>
+        <w:rPr>
+          <w:b/>
+          <w:bCs/>
+        </w:rPr>
+        <w:t xml:space="preserve">The dose is calculated, not timed.</w:t>
+      </w:r>
+      <w:r>
+        <w:t xml:space="preserve"> </w:t>
+      </w:r>
+      <w:r>
+        <w:t xml:space="preserve">The app reads each user’s Fitzpatrick skin type, sets that person’s dose, and ends the session automatically. Nobody is estimating, and nobody is watching a clock. That is the difference between this and a tanning bed, which delivers the wrong part of the spectrum with no dosing control at all.</w:t>
+      </w:r>
+    </w:p>
+    <w:p>
+      <w:pPr>
+        <w:pStyle w:val="BodyText"/>
+      </w:pPr>
+      <w:r>
+        <w:rPr>
+          <w:b/>
+          <w:bCs/>
+        </w:rPr>
+        <w:t xml:space="preserve">One session, three pathways.</w:t>
+      </w:r>
+      <w:r>
+        <w:t xml:space="preserve"> </w:t>
+      </w:r>
+      <w:r>
+        <w:t xml:space="preserve">Vitamin D, nitric oxide, and serotonin. A capsule opens one of them.</w:t>
       </w:r>
     </w:p>
     <w:bookmarkEnd w:id="19"/>
-    <w:bookmarkStart w:id="20" w:name="X21a19599e2bc041912ab468af8bbbc6d8280c95"/>
+    <w:bookmarkStart w:id="20" w:name="why-not-a-capsule"/>
+    <w:p>
+      <w:pPr>
+        <w:pStyle w:val="Heading2"/>
+      </w:pPr>
+      <w:r>
+        <w:t xml:space="preserve">Why not a capsule</w:t>
+      </w:r>
+    </w:p>
+    <w:p>
+      <w:pPr>
+        <w:pStyle w:val="FirstParagraph"/>
+      </w:pPr>
+      <w:r>
+        <w:t xml:space="preserve">Where supplements sit on your shelf, they are one lane. In research clinical trials, about one in four participants were low responders to Vitamin D supplementation, so a capsule does not reliably move the number for everyone.</w:t>
+      </w:r>
+    </w:p>
+    <w:p>
+      <w:pPr>
+        <w:pStyle w:val="BodyText"/>
+      </w:pPr>
+      <w:r>
+        <w:t xml:space="preserve">This does, and your own blood work is the proof. That is the practical distinction: a supplement is a hope, a session plus a lab draw is a measurement.</w:t>
+      </w:r>
+    </w:p>
+    <w:bookmarkEnd w:id="20"/>
+    <w:bookmarkStart w:id="21" w:name="X21a19599e2bc041912ab468af8bbbc6d8280c95"/>
     <w:p>
       <w:pPr>
         <w:pStyle w:val="Heading2"/>
@@ -291,14 +337,6 @@
     </w:p>
     <w:tbl>
       <w:tblPr>
-        <w:tblBorders>
-          <w:top w:val="single" w:sz="4" w:space="0" w:color="auto"/>
-          <w:left w:val="single" w:sz="4" w:space="0" w:color="auto"/>
-          <w:bottom w:val="single" w:sz="4" w:space="0" w:color="auto"/>
-          <w:right w:val="single" w:sz="4" w:space="0" w:color="auto"/>
-          <w:insideH w:val="single" w:sz="4" w:space="0" w:color="auto"/>
-          <w:insideV w:val="single" w:sz="4" w:space="0" w:color="auto"/>
-        </w:tblBorders>
         <w:tblStyle w:val="Table"/>
         <w:tblW w:type="auto" w:w="0"/>
         <w:tblLook w:firstRow="1" w:lastRow="0" w:firstColumn="0" w:lastColumn="0" w:noHBand="0" w:noVBand="0" w:val="0020"/>
@@ -665,35 +703,22 @@
         <w:pStyle w:val="BodyText"/>
       </w:pPr>
       <w:r>
-        <w:t xml:space="preserve">The study that will matter to you is the one you run in your own patient population, with your own lab. That is the point of the modality. It produces a number your team can watch.</w:t>
-      </w:r>
-    </w:p>
-    <w:p>
-      <w:r>
-        <w:br w:type="page"/>
-      </w:r>
-    </w:p>
-    <w:bookmarkEnd w:id="20"/>
-    <w:bookmarkStart w:id="21" w:name="safety-and-credibility"/>
+        <w:t xml:space="preserve">The study that will matter to you is the one you run in your own patient population, with your own lab.</w:t>
+      </w:r>
+    </w:p>
+    <w:bookmarkEnd w:id="21"/>
+    <w:bookmarkStart w:id="22" w:name="the-people-behind-the-protocol"/>
     <w:p>
       <w:pPr>
         <w:pStyle w:val="Heading2"/>
       </w:pPr>
       <w:r>
-        <w:t xml:space="preserve">Safety and credibility</w:t>
+        <w:t xml:space="preserve">The people behind the protocol</w:t>
       </w:r>
     </w:p>
     <w:p>
       <w:pPr>
         <w:pStyle w:val="FirstParagraph"/>
-      </w:pPr>
-      <w:r>
-        <w:t xml:space="preserve">Sunlight is roughly 95 percent UVA. Enyrgy flips it: over 90 percent UVB, under 10 percent UVA. The app calculates each user’s dose by skin type and shuts the session off automatically. 600 plus users across five countries. Made in the USA in Phoenix, Arizona.</w:t>
-      </w:r>
-    </w:p>
-    <w:p>
-      <w:pPr>
-        <w:pStyle w:val="BodyText"/>
       </w:pPr>
       <w:r>
         <w:t xml:space="preserve">Our scientific advisory board includes</w:t>
@@ -738,8 +763,57 @@
         <w:t xml:space="preserve">, a global Vitamin D and UVB researcher.</w:t>
       </w:r>
     </w:p>
-    <w:bookmarkEnd w:id="21"/>
-    <w:bookmarkStart w:id="22" w:name="two-revenue-lines-from-one-platform"/>
+    <w:p>
+      <w:pPr>
+        <w:pStyle w:val="BodyText"/>
+      </w:pPr>
+      <w:r>
+        <w:t xml:space="preserve">600 plus users across five countries. Made in the USA in Phoenix, Arizona.</w:t>
+      </w:r>
+    </w:p>
+    <w:p>
+      <w:r>
+        <w:br w:type="page"/>
+      </w:r>
+    </w:p>
+    <w:bookmarkEnd w:id="22"/>
+    <w:bookmarkStart w:id="23" w:name="where-it-fits-in-your-service-line"/>
+    <w:p>
+      <w:pPr>
+        <w:pStyle w:val="Heading2"/>
+      </w:pPr>
+      <w:r>
+        <w:t xml:space="preserve">Where it fits in your service line</w:t>
+      </w:r>
+    </w:p>
+    <w:p>
+      <w:pPr>
+        <w:pStyle w:val="FirstParagraph"/>
+      </w:pPr>
+      <w:r>
+        <w:t xml:space="preserve">This is not a new category for you. You already run LED laser, infrared beds, and frequency and voltage. Your team and your patients already believe in light. This is simply the Vitamin D one, the light that raises a number you and your patients can watch on a lab draw.</w:t>
+      </w:r>
+    </w:p>
+    <w:p>
+      <w:pPr>
+        <w:pStyle w:val="BodyText"/>
+      </w:pPr>
+      <w:r>
+        <w:rPr>
+          <w:b/>
+          <w:bCs/>
+        </w:rPr>
+        <w:t xml:space="preserve">You will not have to create demand for it.</w:t>
+      </w:r>
+      <w:r>
+        <w:t xml:space="preserve"> </w:t>
+      </w:r>
+      <w:r>
+        <w:t xml:space="preserve">In a 2023 pooled analysis of 308 population studies across 81 countries and 7.9 million people, 76.6 percent were below 30 ng/mL. Those patients are already walking through your doors. What is missing is not interest, it is measurement, and measurement is a lab draw you already run.</w:t>
+      </w:r>
+    </w:p>
+    <w:bookmarkEnd w:id="23"/>
+    <w:bookmarkStart w:id="24" w:name="two-revenue-lines-from-one-platform"/>
     <w:p>
       <w:pPr>
         <w:pStyle w:val="Heading2"/>
@@ -758,14 +832,6 @@
     </w:p>
     <w:tbl>
       <w:tblPr>
-        <w:tblBorders>
-          <w:top w:val="single" w:sz="4" w:space="0" w:color="auto"/>
-          <w:left w:val="single" w:sz="4" w:space="0" w:color="auto"/>
-          <w:bottom w:val="single" w:sz="4" w:space="0" w:color="auto"/>
-          <w:right w:val="single" w:sz="4" w:space="0" w:color="auto"/>
-          <w:insideH w:val="single" w:sz="4" w:space="0" w:color="auto"/>
-          <w:insideV w:val="single" w:sz="4" w:space="0" w:color="auto"/>
-        </w:tblBorders>
         <w:tblStyle w:val="Table"/>
         <w:tblW w:type="auto" w:w="0"/>
         <w:tblLook w:firstRow="1" w:lastRow="0" w:firstColumn="0" w:lastColumn="0" w:noHBand="0" w:noVBand="0" w:val="0020"/>
@@ -937,7 +1003,7 @@
         <w:t xml:space="preserve">$8,950</w:t>
       </w:r>
       <w:r>
-        <w:t xml:space="preserve">, with payback in under three months at just 25 patients on the modality. The unit needs roughly four feet by four feet of floor space and does not need a dedicated room; most facilities site it in a hallway or an alcove where a patient can take a session while waiting on another modality.</w:t>
+        <w:t xml:space="preserve">, with payback in under three months at just 25 patients on the modality.</w:t>
       </w:r>
     </w:p>
     <w:p>
@@ -945,11 +1011,39 @@
         <w:pStyle w:val="BodyText"/>
       </w:pPr>
       <w:r>
-        <w:t xml:space="preserve">Take-home units add about $600 per device to your shop, a second margin line on top of the in-clinic recurring revenue.</w:t>
-      </w:r>
-    </w:p>
-    <w:bookmarkEnd w:id="22"/>
-    <w:bookmarkStart w:id="23" w:name="a-note-on-claims"/>
+        <w:rPr>
+          <w:b/>
+          <w:bCs/>
+        </w:rPr>
+        <w:t xml:space="preserve">Footprint.</w:t>
+      </w:r>
+      <w:r>
+        <w:t xml:space="preserve"> </w:t>
+      </w:r>
+      <w:r>
+        <w:t xml:space="preserve">Roughly four feet by four feet. It does not need a dedicated room; most facilities site it in a hallway or an alcove where a patient can take a session while waiting on another modality.</w:t>
+      </w:r>
+    </w:p>
+    <w:p>
+      <w:pPr>
+        <w:pStyle w:val="BodyText"/>
+      </w:pPr>
+      <w:r>
+        <w:rPr>
+          <w:b/>
+          <w:bCs/>
+        </w:rPr>
+        <w:t xml:space="preserve">The second line.</w:t>
+      </w:r>
+      <w:r>
+        <w:t xml:space="preserve"> </w:t>
+      </w:r>
+      <w:r>
+        <w:t xml:space="preserve">Take-home units add about $600 per device to your shop, a margin line on top of the in-clinic recurring revenue.</w:t>
+      </w:r>
+    </w:p>
+    <w:bookmarkEnd w:id="24"/>
+    <w:bookmarkStart w:id="25" w:name="a-note-on-claims"/>
     <w:p>
       <w:pPr>
         <w:pStyle w:val="Heading2"/>
@@ -974,8 +1068,8 @@
         <w:t xml:space="preserve">The study above is our own and it is small. We present it with its size attached rather than as a finding. Independent, peer reviewed research on Vitamin D status is in the companion reading list, presented as published and including mixed findings, for your clinicians to weigh on their own terms.</w:t>
       </w:r>
     </w:p>
-    <w:bookmarkEnd w:id="23"/>
-    <w:bookmarkStart w:id="24" w:name="next-step"/>
+    <w:bookmarkEnd w:id="25"/>
+    <w:bookmarkStart w:id="26" w:name="next-step"/>
     <w:p>
       <w:pPr>
         <w:pStyle w:val="Heading2"/>
@@ -1026,8 +1120,8 @@
         <w:t xml:space="preserve">CONFIDENTIAL, prepared for the Center for New Medicine</w:t>
       </w:r>
     </w:p>
-    <w:bookmarkEnd w:id="24"/>
-    <w:bookmarkEnd w:id="25"/>
+    <w:bookmarkEnd w:id="26"/>
+    <w:bookmarkEnd w:id="27"/>
     <w:sectPr>
       <w:headerReference r:id="rId9" w:type="default"/>
       <w:footerReference r:id="rId10" w:type="default"/>

--- a/Enyrgy_Facility_Overview.docx
+++ b/Enyrgy_Facility_Overview.docx
@@ -337,6 +337,14 @@
     </w:p>
     <w:tbl>
       <w:tblPr>
+        <w:tblBorders>
+          <w:top w:val="single" w:sz="4" w:space="0" w:color="auto"/>
+          <w:left w:val="single" w:sz="4" w:space="0" w:color="auto"/>
+          <w:bottom w:val="single" w:sz="4" w:space="0" w:color="auto"/>
+          <w:right w:val="single" w:sz="4" w:space="0" w:color="auto"/>
+          <w:insideH w:val="single" w:sz="4" w:space="0" w:color="auto"/>
+          <w:insideV w:val="single" w:sz="4" w:space="0" w:color="auto"/>
+        </w:tblBorders>
         <w:tblStyle w:val="Table"/>
         <w:tblW w:type="auto" w:w="0"/>
         <w:tblLook w:firstRow="1" w:lastRow="0" w:firstColumn="0" w:lastColumn="0" w:noHBand="0" w:noVBand="0" w:val="0020"/>
@@ -832,6 +840,14 @@
     </w:p>
     <w:tbl>
       <w:tblPr>
+        <w:tblBorders>
+          <w:top w:val="single" w:sz="4" w:space="0" w:color="auto"/>
+          <w:left w:val="single" w:sz="4" w:space="0" w:color="auto"/>
+          <w:bottom w:val="single" w:sz="4" w:space="0" w:color="auto"/>
+          <w:right w:val="single" w:sz="4" w:space="0" w:color="auto"/>
+          <w:insideH w:val="single" w:sz="4" w:space="0" w:color="auto"/>
+          <w:insideV w:val="single" w:sz="4" w:space="0" w:color="auto"/>
+        </w:tblBorders>
         <w:tblStyle w:val="Table"/>
         <w:tblW w:type="auto" w:w="0"/>
         <w:tblLook w:firstRow="1" w:lastRow="0" w:firstColumn="0" w:lastColumn="0" w:noHBand="0" w:noVBand="0" w:val="0020"/>

--- a/Enyrgy_Facility_Overview.docx
+++ b/Enyrgy_Facility_Overview.docx
@@ -2,7 +2,7 @@
 <file path=word/document.xml><?xml version="1.0" encoding="utf-8"?>
 <w:document xmlns:w="http://schemas.openxmlformats.org/wordprocessingml/2006/main" xmlns:m="http://schemas.openxmlformats.org/officeDocument/2006/math" xmlns:r="http://schemas.openxmlformats.org/officeDocument/2006/relationships" xmlns:o="urn:schemas-microsoft-com:office:office" xmlns:v="urn:schemas-microsoft-com:vml" xmlns:w10="urn:schemas-microsoft-com:office:word" xmlns:a="http://schemas.openxmlformats.org/drawingml/2006/main" xmlns:pic="http://schemas.openxmlformats.org/drawingml/2006/picture" xmlns:wp="http://schemas.openxmlformats.org/drawingml/2006/wordprocessingDrawing">
   <w:body>
-    <w:bookmarkStart w:id="27" w:name="enyrgy-vitamin-d-primal-light-platform"/>
+    <w:bookmarkStart w:id="28" w:name="enyrgy-vitamin-d-primal-light-platform"/>
     <w:p>
       <w:pPr>
         <w:pStyle w:val="Heading1"/>
@@ -42,12 +42,146 @@
         </w:pict>
       </w:r>
     </w:p>
+    <w:bookmarkStart w:id="19" w:name="why-this-exists"/>
+    <w:p>
+      <w:pPr>
+        <w:pStyle w:val="Heading2"/>
+      </w:pPr>
+      <w:r>
+        <w:t xml:space="preserve">Why this exists</w:t>
+      </w:r>
+    </w:p>
     <w:p>
       <w:pPr>
         <w:pStyle w:val="FirstParagraph"/>
       </w:pPr>
       <w:r>
-        <w:t xml:space="preserve">The body makes its own Vitamin D from a two to four minute session of the right light, the same amount that would take two to four hours in mid day sun, without the burn or the aging. One session opens three pathways at once: Vitamin D, nitric oxide, and serotonin. The app reads each person’s skin type, sets the dose, and ends the session on its own, so no one is watching a clock.</w:t>
+        <w:t xml:space="preserve">In late 2019 my wife Laura and I sat in a doctor’s office, looking at each other quietly, absorbing the words</w:t>
+      </w:r>
+      <w:r>
+        <w:t xml:space="preserve"> </w:t>
+      </w:r>
+      <w:r>
+        <w:t xml:space="preserve">“breast cancer.”</w:t>
+      </w:r>
+    </w:p>
+    <w:p>
+      <w:pPr>
+        <w:pStyle w:val="BodyText"/>
+      </w:pPr>
+      <w:r>
+        <w:t xml:space="preserve">A few months later COVID hit. Laura is a front-line healthcare worker, and protecting her immune system became the constant topic in our house.</w:t>
+      </w:r>
+    </w:p>
+    <w:p>
+      <w:pPr>
+        <w:pStyle w:val="BodyText"/>
+      </w:pPr>
+      <w:r>
+        <w:t xml:space="preserve">Around that time my co-founder David Letourneau and I began working with physicians from LSU and Baylor on a clinical study using UVB light to support immune response in critically ill COVID patients. The results were a 60 percent reduction in mortality.</w:t>
+      </w:r>
+    </w:p>
+    <w:p>
+      <w:pPr>
+        <w:pStyle w:val="BodyText"/>
+      </w:pPr>
+      <w:r>
+        <w:t xml:space="preserve">In the course of those discussions the doctors shared another piece of research, and it stopped me cold. Women with Vitamin D levels below 20 ng/mL carry an over 80 percent higher risk of breast cancer. I went back and looked at Laura’s blood work from around the time of her diagnosis.</w:t>
+      </w:r>
+    </w:p>
+    <w:p>
+      <w:pPr>
+        <w:pStyle w:val="BodyText"/>
+      </w:pPr>
+      <w:r>
+        <w:t xml:space="preserve">She was at 17.</w:t>
+      </w:r>
+    </w:p>
+    <w:p>
+      <w:pPr>
+        <w:pStyle w:val="BodyText"/>
+      </w:pPr>
+      <w:r>
+        <w:t xml:space="preserve">That number is why Enyrgy exists. Not because a light is interesting, but because the body we loved most was running short of something it needed and nobody had measured it. The technology in this document was built to close that specific gap: to raise a number, and to make it visible.</w:t>
+      </w:r>
+    </w:p>
+    <w:p>
+      <w:pPr>
+        <w:pStyle w:val="BodyText"/>
+      </w:pPr>
+      <w:r>
+        <w:t xml:space="preserve">Laura’s levels are optimal now.</w:t>
+      </w:r>
+    </w:p>
+    <w:p>
+      <w:r>
+        <w:pict>
+          <v:rect style="width:0;height:1.5pt" o:hralign="center" o:hrstd="t" o:hr="t"/>
+        </w:pict>
+      </w:r>
+    </w:p>
+    <w:bookmarkEnd w:id="19"/>
+    <w:bookmarkStart w:id="20" w:name="the-technology"/>
+    <w:p>
+      <w:pPr>
+        <w:pStyle w:val="Heading2"/>
+      </w:pPr>
+      <w:r>
+        <w:t xml:space="preserve">The technology</w:t>
+      </w:r>
+    </w:p>
+    <w:p>
+      <w:pPr>
+        <w:pStyle w:val="FirstParagraph"/>
+      </w:pPr>
+      <w:r>
+        <w:rPr>
+          <w:b/>
+          <w:bCs/>
+        </w:rPr>
+        <w:t xml:space="preserve">Enyrgy inverts the spectrum.</w:t>
+      </w:r>
+      <w:r>
+        <w:t xml:space="preserve"> </w:t>
+      </w:r>
+      <w:r>
+        <w:t xml:space="preserve">Sunlight is roughly 95 percent UVA. Enyrgy is over 90 percent UVB and under 10 percent UVA. That is the whole design, because Vitamin D synthesis requires UVB in the 280 to 315 nm band. Visible-light and circadian lamps emit no UVB at all and cannot trigger it, whatever else they do.</w:t>
+      </w:r>
+    </w:p>
+    <w:p>
+      <w:pPr>
+        <w:pStyle w:val="BodyText"/>
+      </w:pPr>
+      <w:r>
+        <w:rPr>
+          <w:b/>
+          <w:bCs/>
+        </w:rPr>
+        <w:t xml:space="preserve">The dose is calculated, not timed.</w:t>
+      </w:r>
+      <w:r>
+        <w:t xml:space="preserve"> </w:t>
+      </w:r>
+      <w:r>
+        <w:t xml:space="preserve">The app reads each user’s Fitzpatrick skin type, sets that person’s dose, and ends the session automatically. Nobody is estimating, and nobody is watching a clock. That is the difference between this and a tanning bed, which delivers the wrong part of the spectrum with no dosing control at all.</w:t>
+      </w:r>
+    </w:p>
+    <w:p>
+      <w:pPr>
+        <w:pStyle w:val="BodyText"/>
+      </w:pPr>
+      <w:r>
+        <w:rPr>
+          <w:b/>
+          <w:bCs/>
+        </w:rPr>
+        <w:t xml:space="preserve">One session, three pathways.</w:t>
+      </w:r>
+      <w:r>
+        <w:t xml:space="preserve"> </w:t>
+      </w:r>
+      <w:r>
+        <w:t xml:space="preserve">Vitamin D, nitric oxide, and serotonin. A capsule opens one of them.</w:t>
       </w:r>
     </w:p>
     <w:tbl>
@@ -210,13 +344,14 @@
         </w:tc>
       </w:tr>
     </w:tbl>
-    <w:bookmarkStart w:id="19" w:name="the-technology"/>
+    <w:bookmarkEnd w:id="20"/>
+    <w:bookmarkStart w:id="21" w:name="why-not-a-capsule"/>
     <w:p>
       <w:pPr>
         <w:pStyle w:val="Heading2"/>
       </w:pPr>
       <w:r>
-        <w:t xml:space="preserve">The technology</w:t>
+        <w:t xml:space="preserve">Why not a capsule</w:t>
       </w:r>
     </w:p>
     <w:p>
@@ -224,17 +359,7 @@
         <w:pStyle w:val="FirstParagraph"/>
       </w:pPr>
       <w:r>
-        <w:rPr>
-          <w:b/>
-          <w:bCs/>
-        </w:rPr>
-        <w:t xml:space="preserve">Enyrgy inverts the spectrum.</w:t>
-      </w:r>
-      <w:r>
-        <w:t xml:space="preserve"> </w:t>
-      </w:r>
-      <w:r>
-        <w:t xml:space="preserve">Sunlight is roughly 95 percent UVA. Enyrgy is over 90 percent UVB and under 10 percent UVA. That is the whole design, because Vitamin D synthesis requires UVB in the 280 to 315 nm band. Visible-light and circadian lamps emit no UVB at all and cannot trigger it, whatever else they do.</w:t>
+        <w:t xml:space="preserve">Where supplements sit on your shelf, they are one lane. In research clinical trials, about one in four participants were low responders to Vitamin D supplementation, so a capsule does not reliably move the number for everyone.</w:t>
       </w:r>
     </w:p>
     <w:p>
@@ -242,65 +367,11 @@
         <w:pStyle w:val="BodyText"/>
       </w:pPr>
       <w:r>
-        <w:rPr>
-          <w:b/>
-          <w:bCs/>
-        </w:rPr>
-        <w:t xml:space="preserve">The dose is calculated, not timed.</w:t>
-      </w:r>
-      <w:r>
-        <w:t xml:space="preserve"> </w:t>
-      </w:r>
-      <w:r>
-        <w:t xml:space="preserve">The app reads each user’s Fitzpatrick skin type, sets that person’s dose, and ends the session automatically. Nobody is estimating, and nobody is watching a clock. That is the difference between this and a tanning bed, which delivers the wrong part of the spectrum with no dosing control at all.</w:t>
-      </w:r>
-    </w:p>
-    <w:p>
-      <w:pPr>
-        <w:pStyle w:val="BodyText"/>
-      </w:pPr>
-      <w:r>
-        <w:rPr>
-          <w:b/>
-          <w:bCs/>
-        </w:rPr>
-        <w:t xml:space="preserve">One session, three pathways.</w:t>
-      </w:r>
-      <w:r>
-        <w:t xml:space="preserve"> </w:t>
-      </w:r>
-      <w:r>
-        <w:t xml:space="preserve">Vitamin D, nitric oxide, and serotonin. A capsule opens one of them.</w:t>
-      </w:r>
-    </w:p>
-    <w:bookmarkEnd w:id="19"/>
-    <w:bookmarkStart w:id="20" w:name="why-not-a-capsule"/>
-    <w:p>
-      <w:pPr>
-        <w:pStyle w:val="Heading2"/>
-      </w:pPr>
-      <w:r>
-        <w:t xml:space="preserve">Why not a capsule</w:t>
-      </w:r>
-    </w:p>
-    <w:p>
-      <w:pPr>
-        <w:pStyle w:val="FirstParagraph"/>
-      </w:pPr>
-      <w:r>
-        <w:t xml:space="preserve">Where supplements sit on your shelf, they are one lane. In research clinical trials, about one in four participants were low responders to Vitamin D supplementation, so a capsule does not reliably move the number for everyone.</w:t>
-      </w:r>
-    </w:p>
-    <w:p>
-      <w:pPr>
-        <w:pStyle w:val="BodyText"/>
-      </w:pPr>
-      <w:r>
         <w:t xml:space="preserve">This does, and your own blood work is the proof. That is the practical distinction: a supplement is a hope, a session plus a lab draw is a measurement.</w:t>
       </w:r>
     </w:p>
-    <w:bookmarkEnd w:id="20"/>
-    <w:bookmarkStart w:id="21" w:name="X21a19599e2bc041912ab468af8bbbc6d8280c95"/>
+    <w:bookmarkEnd w:id="21"/>
+    <w:bookmarkStart w:id="22" w:name="X21a19599e2bc041912ab468af8bbbc6d8280c95"/>
     <w:p>
       <w:pPr>
         <w:pStyle w:val="Heading2"/>
@@ -714,8 +785,8 @@
         <w:t xml:space="preserve">The study that will matter to you is the one you run in your own patient population, with your own lab.</w:t>
       </w:r>
     </w:p>
-    <w:bookmarkEnd w:id="21"/>
-    <w:bookmarkStart w:id="22" w:name="the-people-behind-the-protocol"/>
+    <w:bookmarkEnd w:id="22"/>
+    <w:bookmarkStart w:id="23" w:name="the-people-behind-the-protocol"/>
     <w:p>
       <w:pPr>
         <w:pStyle w:val="Heading2"/>
@@ -781,11 +852,13 @@
     </w:p>
     <w:p>
       <w:r>
-        <w:br w:type="page"/>
-      </w:r>
-    </w:p>
-    <w:bookmarkEnd w:id="22"/>
-    <w:bookmarkStart w:id="23" w:name="where-it-fits-in-your-service-line"/>
+        <w:pict>
+          <v:rect style="width:0;height:1.5pt" o:hralign="center" o:hrstd="t" o:hr="t"/>
+        </w:pict>
+      </w:r>
+    </w:p>
+    <w:bookmarkEnd w:id="23"/>
+    <w:bookmarkStart w:id="24" w:name="where-it-fits-in-your-service-line"/>
     <w:p>
       <w:pPr>
         <w:pStyle w:val="Heading2"/>
@@ -820,8 +893,8 @@
         <w:t xml:space="preserve">In a 2023 pooled analysis of 308 population studies across 81 countries and 7.9 million people, 76.6 percent were below 30 ng/mL. Those patients are already walking through your doors. What is missing is not interest, it is measurement, and measurement is a lab draw you already run.</w:t>
       </w:r>
     </w:p>
-    <w:bookmarkEnd w:id="23"/>
-    <w:bookmarkStart w:id="24" w:name="two-revenue-lines-from-one-platform"/>
+    <w:bookmarkEnd w:id="24"/>
+    <w:bookmarkStart w:id="25" w:name="two-revenue-lines-from-one-platform"/>
     <w:p>
       <w:pPr>
         <w:pStyle w:val="Heading2"/>
@@ -1058,8 +1131,8 @@
         <w:t xml:space="preserve">Take-home units add about $600 per device to your shop, a margin line on top of the in-clinic recurring revenue.</w:t>
       </w:r>
     </w:p>
-    <w:bookmarkEnd w:id="24"/>
-    <w:bookmarkStart w:id="25" w:name="a-note-on-claims"/>
+    <w:bookmarkEnd w:id="25"/>
+    <w:bookmarkStart w:id="26" w:name="a-note-on-claims"/>
     <w:p>
       <w:pPr>
         <w:pStyle w:val="Heading2"/>
@@ -1081,11 +1154,19 @@
         <w:pStyle w:val="BodyText"/>
       </w:pPr>
       <w:r>
-        <w:t xml:space="preserve">The study above is our own and it is small. We present it with its size attached rather than as a finding. Independent, peer reviewed research on Vitamin D status is in the companion reading list, presented as published and including mixed findings, for your clinicians to weigh on their own terms.</w:t>
-      </w:r>
-    </w:p>
-    <w:bookmarkEnd w:id="25"/>
-    <w:bookmarkStart w:id="26" w:name="next-step"/>
+        <w:t xml:space="preserve">The story above is ours and the research in it is what moved us to build. It is not a claim about what this platform does for any condition, and we do not make one.</w:t>
+      </w:r>
+    </w:p>
+    <w:p>
+      <w:pPr>
+        <w:pStyle w:val="BodyText"/>
+      </w:pPr>
+      <w:r>
+        <w:t xml:space="preserve">The study in this document is our own and it is small. We present it with its size attached rather than as a finding. The independent literature is in the reading list that follows, presented as published and including mixed findings, for your clinicians to weigh on their own terms.</w:t>
+      </w:r>
+    </w:p>
+    <w:bookmarkEnd w:id="26"/>
+    <w:bookmarkStart w:id="27" w:name="next-step"/>
     <w:p>
       <w:pPr>
         <w:pStyle w:val="Heading2"/>
@@ -1100,6 +1181,357 @@
       </w:pPr>
       <w:r>
         <w:t xml:space="preserve">We bring a unit and two of our people to Irvine, set it up, and let your team try it and see both the patient side and the numbers in person. No slides, just the platform itself.</w:t>
+      </w:r>
+    </w:p>
+    <w:p>
+      <w:r>
+        <w:pict>
+          <v:rect style="width:0;height:1.5pt" o:hralign="center" o:hrstd="t" o:hr="t"/>
+        </w:pict>
+      </w:r>
+    </w:p>
+    <w:bookmarkEnd w:id="27"/>
+    <w:bookmarkEnd w:id="28"/>
+    <w:bookmarkStart w:id="33" w:name="Xb1953ebf8a969272cf74045086bc73ff6df9ace"/>
+    <w:p>
+      <w:pPr>
+        <w:pStyle w:val="Heading1"/>
+      </w:pPr>
+      <w:r>
+        <w:t xml:space="preserve">Appendix: Vitamin D status reading list for the clinical team</w:t>
+      </w:r>
+    </w:p>
+    <w:p>
+      <w:pPr>
+        <w:pStyle w:val="FirstParagraph"/>
+      </w:pPr>
+      <w:r>
+        <w:rPr>
+          <w:b/>
+          <w:bCs/>
+        </w:rPr>
+        <w:t xml:space="preserve">Independent research on Vitamin D status.</w:t>
+      </w:r>
+      <w:r>
+        <w:t xml:space="preserve"> </w:t>
+      </w:r>
+      <w:r>
+        <w:t xml:space="preserve">For your clinical team’s own review. The references below are independent, peer reviewed publications. Enyrgy is a wellness device, makes no medical claims, and does not interpret these findings. Vitamin D status is the subject of this literature; Enyrgy is simply a tool to measurably raise and document it. The list is presented as published, including honest, mixed findings, so your clinicians can weigh the evidence on their own terms.</w:t>
+      </w:r>
+    </w:p>
+    <w:bookmarkStart w:id="29" w:name="vitamin-d-and-immune-function"/>
+    <w:p>
+      <w:pPr>
+        <w:pStyle w:val="Heading3"/>
+      </w:pPr>
+      <w:r>
+        <w:t xml:space="preserve">Vitamin D and immune function</w:t>
+      </w:r>
+    </w:p>
+    <w:p>
+      <w:pPr>
+        <w:pStyle w:val="FirstParagraph"/>
+      </w:pPr>
+      <w:r>
+        <w:rPr>
+          <w:b/>
+          <w:bCs/>
+        </w:rPr>
+        <w:t xml:space="preserve">Aranow C.</w:t>
+      </w:r>
+      <w:r>
+        <w:t xml:space="preserve"> </w:t>
+      </w:r>
+      <w:r>
+        <w:t xml:space="preserve">Vitamin D and the Immune System.</w:t>
+      </w:r>
+      <w:r>
+        <w:t xml:space="preserve"> </w:t>
+      </w:r>
+      <w:r>
+        <w:rPr>
+          <w:i/>
+          <w:iCs/>
+        </w:rPr>
+        <w:t xml:space="preserve">Journal of Investigative Medicine.</w:t>
+      </w:r>
+      <w:r>
+        <w:t xml:space="preserve"> </w:t>
+      </w:r>
+      <w:r>
+        <w:t xml:space="preserve">2011;59(6):881 to 886.</w:t>
+      </w:r>
+      <w:r>
+        <w:t xml:space="preserve"> </w:t>
+      </w:r>
+      <w:r>
+        <w:t xml:space="preserve">Widely cited review of Vitamin D’s role in innate and adaptive immunity.</w:t>
+      </w:r>
+      <w:r>
+        <w:t xml:space="preserve"> </w:t>
+      </w:r>
+      <w:r>
+        <w:t xml:space="preserve">pubmed.ncbi.nlm.nih.gov/21527855</w:t>
+      </w:r>
+    </w:p>
+    <w:p>
+      <w:pPr>
+        <w:pStyle w:val="BodyText"/>
+      </w:pPr>
+      <w:r>
+        <w:rPr>
+          <w:b/>
+          <w:bCs/>
+        </w:rPr>
+        <w:t xml:space="preserve">Charoenngam N, Holick MF.</w:t>
+      </w:r>
+      <w:r>
+        <w:t xml:space="preserve"> </w:t>
+      </w:r>
+      <w:r>
+        <w:t xml:space="preserve">Immunologic Effects of Vitamin D on Human Health and Disease.</w:t>
+      </w:r>
+      <w:r>
+        <w:t xml:space="preserve"> </w:t>
+      </w:r>
+      <w:r>
+        <w:rPr>
+          <w:i/>
+          <w:iCs/>
+        </w:rPr>
+        <w:t xml:space="preserve">Nutrients.</w:t>
+      </w:r>
+      <w:r>
+        <w:t xml:space="preserve"> </w:t>
+      </w:r>
+      <w:r>
+        <w:t xml:space="preserve">2020;12(7):2097.</w:t>
+      </w:r>
+      <w:r>
+        <w:t xml:space="preserve"> </w:t>
+      </w:r>
+      <w:r>
+        <w:t xml:space="preserve">Comprehensive review of Vitamin D’s immunologic mechanisms across health and disease states.</w:t>
+      </w:r>
+      <w:r>
+        <w:t xml:space="preserve"> </w:t>
+      </w:r>
+      <w:r>
+        <w:t xml:space="preserve">doi.org/10.3390/nu12072097</w:t>
+      </w:r>
+    </w:p>
+    <w:p>
+      <w:pPr>
+        <w:pStyle w:val="BodyText"/>
+      </w:pPr>
+      <w:r>
+        <w:rPr>
+          <w:b/>
+          <w:bCs/>
+        </w:rPr>
+        <w:t xml:space="preserve">Martineau AR, et al.</w:t>
+      </w:r>
+      <w:r>
+        <w:t xml:space="preserve"> </w:t>
+      </w:r>
+      <w:r>
+        <w:t xml:space="preserve">Vitamin D supplementation to prevent acute respiratory tract infections: systematic review and meta-analysis of individual participant data.</w:t>
+      </w:r>
+      <w:r>
+        <w:t xml:space="preserve"> </w:t>
+      </w:r>
+      <w:r>
+        <w:rPr>
+          <w:i/>
+          <w:iCs/>
+        </w:rPr>
+        <w:t xml:space="preserve">BMJ.</w:t>
+      </w:r>
+      <w:r>
+        <w:t xml:space="preserve"> </w:t>
+      </w:r>
+      <w:r>
+        <w:t xml:space="preserve">2017;356:i6583.</w:t>
+      </w:r>
+      <w:r>
+        <w:t xml:space="preserve"> </w:t>
+      </w:r>
+      <w:r>
+        <w:t xml:space="preserve">Individual participant data meta-analysis; the protective association was strongest in those who were most deficient at baseline.</w:t>
+      </w:r>
+      <w:r>
+        <w:t xml:space="preserve"> </w:t>
+      </w:r>
+      <w:r>
+        <w:t xml:space="preserve">doi.org/10.1136/bmj.i6583</w:t>
+      </w:r>
+    </w:p>
+    <w:bookmarkEnd w:id="29"/>
+    <w:bookmarkStart w:id="30" w:name="X6639ff1446fd0fd1cfc7ae0ecd863ac07a6cc3e"/>
+    <w:p>
+      <w:pPr>
+        <w:pStyle w:val="Heading3"/>
+      </w:pPr>
+      <w:r>
+        <w:t xml:space="preserve">Individual response to Vitamin D, why measurement matters</w:t>
+      </w:r>
+    </w:p>
+    <w:p>
+      <w:pPr>
+        <w:pStyle w:val="FirstParagraph"/>
+      </w:pPr>
+      <w:r>
+        <w:rPr>
+          <w:b/>
+          <w:bCs/>
+        </w:rPr>
+        <w:t xml:space="preserve">Carlberg C.</w:t>
+      </w:r>
+      <w:r>
+        <w:t xml:space="preserve"> </w:t>
+      </w:r>
+      <w:r>
+        <w:t xml:space="preserve">Intervention Approaches in Studying the Response to Vitamin D3 Supplementation.</w:t>
+      </w:r>
+      <w:r>
+        <w:t xml:space="preserve"> </w:t>
+      </w:r>
+      <w:r>
+        <w:rPr>
+          <w:i/>
+          <w:iCs/>
+        </w:rPr>
+        <w:t xml:space="preserve">Nutrients.</w:t>
+      </w:r>
+      <w:r>
+        <w:t xml:space="preserve"> </w:t>
+      </w:r>
+      <w:r>
+        <w:t xml:space="preserve">2023;15(15):3382.</w:t>
+      </w:r>
+      <w:r>
+        <w:t xml:space="preserve"> </w:t>
+      </w:r>
+      <w:r>
+        <w:t xml:space="preserve">Documents that a meaningful share of individuals are low responders to Vitamin D supplementation, which supports measured, individualized approaches over a fixed capsule dose.</w:t>
+      </w:r>
+      <w:r>
+        <w:t xml:space="preserve"> </w:t>
+      </w:r>
+      <w:r>
+        <w:t xml:space="preserve">doi.org/10.3390/nu15153382</w:t>
+      </w:r>
+    </w:p>
+    <w:bookmarkEnd w:id="30"/>
+    <w:bookmarkStart w:id="31" w:name="X58f7081a40c861c40af1768385caa7aba467868"/>
+    <w:p>
+      <w:pPr>
+        <w:pStyle w:val="Heading3"/>
+      </w:pPr>
+      <w:r>
+        <w:t xml:space="preserve">Vitamin D and cancer, epidemiology and randomized trials</w:t>
+      </w:r>
+    </w:p>
+    <w:p>
+      <w:pPr>
+        <w:pStyle w:val="FirstParagraph"/>
+      </w:pPr>
+      <w:r>
+        <w:rPr>
+          <w:b/>
+          <w:bCs/>
+        </w:rPr>
+        <w:t xml:space="preserve">Keum N, et al.</w:t>
+      </w:r>
+      <w:r>
+        <w:t xml:space="preserve"> </w:t>
+      </w:r>
+      <w:r>
+        <w:t xml:space="preserve">Vitamin D supplementation and total cancer incidence and mortality: a meta-analysis of randomized controlled trials.</w:t>
+      </w:r>
+      <w:r>
+        <w:t xml:space="preserve"> </w:t>
+      </w:r>
+      <w:r>
+        <w:rPr>
+          <w:i/>
+          <w:iCs/>
+        </w:rPr>
+        <w:t xml:space="preserve">Annals of Oncology.</w:t>
+      </w:r>
+      <w:r>
+        <w:t xml:space="preserve"> </w:t>
+      </w:r>
+      <w:r>
+        <w:t xml:space="preserve">2019;30(5):733 to 743.</w:t>
+      </w:r>
+      <w:r>
+        <w:t xml:space="preserve"> </w:t>
+      </w:r>
+      <w:r>
+        <w:t xml:space="preserve">Meta-analysis of randomized trials suggesting a reduction in total cancer mortality, though not in incidence.</w:t>
+      </w:r>
+      <w:r>
+        <w:t xml:space="preserve"> </w:t>
+      </w:r>
+      <w:r>
+        <w:t xml:space="preserve">doi.org/10.1093/annonc/mdz059</w:t>
+      </w:r>
+    </w:p>
+    <w:bookmarkEnd w:id="31"/>
+    <w:bookmarkStart w:id="32" w:name="prevalence"/>
+    <w:p>
+      <w:pPr>
+        <w:pStyle w:val="Heading3"/>
+      </w:pPr>
+      <w:r>
+        <w:t xml:space="preserve">Prevalence</w:t>
+      </w:r>
+    </w:p>
+    <w:p>
+      <w:pPr>
+        <w:pStyle w:val="FirstParagraph"/>
+      </w:pPr>
+      <w:r>
+        <w:rPr>
+          <w:b/>
+          <w:bCs/>
+        </w:rPr>
+        <w:t xml:space="preserve">Cui A, et al.</w:t>
+      </w:r>
+      <w:r>
+        <w:t xml:space="preserve"> </w:t>
+      </w:r>
+      <w:r>
+        <w:t xml:space="preserve">Global and regional prevalence of vitamin D deficiency in population-based studies from 2000 to 2022.</w:t>
+      </w:r>
+      <w:r>
+        <w:t xml:space="preserve"> </w:t>
+      </w:r>
+      <w:r>
+        <w:rPr>
+          <w:i/>
+          <w:iCs/>
+        </w:rPr>
+        <w:t xml:space="preserve">Frontiers in Nutrition.</w:t>
+      </w:r>
+      <w:r>
+        <w:t xml:space="preserve"> </w:t>
+      </w:r>
+      <w:r>
+        <w:t xml:space="preserve">2023.</w:t>
+      </w:r>
+      <w:r>
+        <w:t xml:space="preserve"> </w:t>
+      </w:r>
+      <w:r>
+        <w:t xml:space="preserve">Pooled analysis of 308 population-based studies across 81 countries and 7.9 million participants aged 1 and over; 76.6 percent had serum 25(OH)D below 30 ng/mL.</w:t>
+      </w:r>
+      <w:r>
+        <w:t xml:space="preserve"> </w:t>
+      </w:r>
+      <w:r>
+        <w:t xml:space="preserve">PMC10064807</w:t>
       </w:r>
     </w:p>
     <w:p>
@@ -1136,8 +1568,8 @@
         <w:t xml:space="preserve">CONFIDENTIAL, prepared for the Center for New Medicine</w:t>
       </w:r>
     </w:p>
-    <w:bookmarkEnd w:id="26"/>
-    <w:bookmarkEnd w:id="27"/>
+    <w:bookmarkEnd w:id="32"/>
+    <w:bookmarkEnd w:id="33"/>
     <w:sectPr>
       <w:headerReference r:id="rId9" w:type="default"/>
       <w:footerReference r:id="rId10" w:type="default"/>
@@ -1349,7 +1781,7 @@
         <w:sz w:val="18"/>
         <w:szCs w:val="18"/>
       </w:rPr>
-      <w:t xml:space="preserve">v1.1  </w:t>
+      <w:t xml:space="preserve">v2.0  </w:t>
     </w:r>
     <w:r>
       <w:rPr>

--- a/Enyrgy_Facility_Overview.docx
+++ b/Enyrgy_Facility_Overview.docx
@@ -2,7 +2,7 @@
 <file path=word/document.xml><?xml version="1.0" encoding="utf-8"?>
 <w:document xmlns:w="http://schemas.openxmlformats.org/wordprocessingml/2006/main" xmlns:m="http://schemas.openxmlformats.org/officeDocument/2006/math" xmlns:r="http://schemas.openxmlformats.org/officeDocument/2006/relationships" xmlns:o="urn:schemas-microsoft-com:office:office" xmlns:v="urn:schemas-microsoft-com:vml" xmlns:w10="urn:schemas-microsoft-com:office:word" xmlns:a="http://schemas.openxmlformats.org/drawingml/2006/main" xmlns:pic="http://schemas.openxmlformats.org/drawingml/2006/picture" xmlns:wp="http://schemas.openxmlformats.org/drawingml/2006/wordprocessingDrawing">
   <w:body>
-    <w:bookmarkStart w:id="28" w:name="enyrgy-vitamin-d-primal-light-platform"/>
+    <w:bookmarkStart w:id="29" w:name="enyrgy-vitamin-d-primal-light-platform"/>
     <w:p>
       <w:pPr>
         <w:pStyle w:val="Heading1"/>
@@ -782,6 +782,32 @@
         <w:pStyle w:val="BodyText"/>
       </w:pPr>
       <w:r>
+        <w:rPr>
+          <w:b/>
+          <w:bCs/>
+        </w:rPr>
+        <w:t xml:space="preserve">The honest limit on that result.</w:t>
+      </w:r>
+      <w:r>
+        <w:t xml:space="preserve"> </w:t>
+      </w:r>
+      <w:r>
+        <w:t xml:space="preserve">Some people do not respond well to UVB because of polymorphisms in genes governing Vitamin D metabolism, GC, CYP2R1 and DHCR7 among them. A patient with these may not reach optimal, through no failure of the platform. This is a non-response caveat and not a safety exclusion, and testing before and after is what settles it for any individual, which is what we recommend regardless.</w:t>
+      </w:r>
+    </w:p>
+    <w:p>
+      <w:pPr>
+        <w:pStyle w:val="BodyText"/>
+      </w:pPr>
+      <w:r>
+        <w:t xml:space="preserve">Worth being precise about the overlap: this is not a supplement problem that light escapes. GC and CYP2R1 act on Vitamin D once it is in circulation, whichever route it arrived by, so they bear on both. DHCR7 governs the substrate available in skin, so it is specific to the light pathway. The platform opens three pathways instead of one and is far more efficient at the Vitamin D pathway. It does not make Vitamin D genetics irrelevant.</w:t>
+      </w:r>
+    </w:p>
+    <w:p>
+      <w:pPr>
+        <w:pStyle w:val="BodyText"/>
+      </w:pPr>
+      <w:r>
         <w:t xml:space="preserve">The study that will matter to you is the one you run in your own patient population, with your own lab.</w:t>
       </w:r>
     </w:p>
@@ -850,6 +876,234 @@
         <w:t xml:space="preserve">600 plus users across five countries. Made in the USA in Phoenix, Arizona.</w:t>
       </w:r>
     </w:p>
+    <w:bookmarkEnd w:id="23"/>
+    <w:bookmarkStart w:id="24" w:name="contraindications-and-screening"/>
+    <w:p>
+      <w:pPr>
+        <w:pStyle w:val="Heading2"/>
+      </w:pPr>
+      <w:r>
+        <w:t xml:space="preserve">Contraindications and screening</w:t>
+      </w:r>
+    </w:p>
+    <w:p>
+      <w:pPr>
+        <w:pStyle w:val="FirstParagraph"/>
+      </w:pPr>
+      <w:r>
+        <w:t xml:space="preserve">This is the list that ships in the User Guide with every unit, reproduced as written. In your setting the screening is yours to run, and this is what you would screen against.</w:t>
+      </w:r>
+    </w:p>
+    <w:p>
+      <w:pPr>
+        <w:pStyle w:val="BlockText"/>
+      </w:pPr>
+      <w:r>
+        <w:rPr>
+          <w:b/>
+          <w:bCs/>
+        </w:rPr>
+        <w:t xml:space="preserve">Contraindicated</w:t>
+      </w:r>
+    </w:p>
+    <w:p>
+      <w:pPr>
+        <w:pStyle w:val="BlockText"/>
+      </w:pPr>
+      <w:r>
+        <w:t xml:space="preserve">We recommend consulting your doctor to evaluate whether Enyrgy Light Therapy is right for you.</w:t>
+      </w:r>
+    </w:p>
+    <w:p>
+      <w:pPr>
+        <w:pStyle w:val="Compact"/>
+        <w:numPr>
+          <w:ilvl w:val="0"/>
+          <w:numId w:val="1001"/>
+        </w:numPr>
+      </w:pPr>
+      <w:r>
+        <w:t xml:space="preserve">Do not use if Pregnant</w:t>
+      </w:r>
+    </w:p>
+    <w:p>
+      <w:pPr>
+        <w:pStyle w:val="Compact"/>
+        <w:numPr>
+          <w:ilvl w:val="0"/>
+          <w:numId w:val="1001"/>
+        </w:numPr>
+      </w:pPr>
+      <w:r>
+        <w:t xml:space="preserve">Do not use if diagnosed with UV Light Sensitivity</w:t>
+      </w:r>
+    </w:p>
+    <w:p>
+      <w:pPr>
+        <w:pStyle w:val="Compact"/>
+        <w:numPr>
+          <w:ilvl w:val="0"/>
+          <w:numId w:val="1001"/>
+        </w:numPr>
+      </w:pPr>
+      <w:r>
+        <w:t xml:space="preserve">Do not use if on photosensitizing medication</w:t>
+      </w:r>
+    </w:p>
+    <w:p>
+      <w:pPr>
+        <w:pStyle w:val="Compact"/>
+        <w:numPr>
+          <w:ilvl w:val="0"/>
+          <w:numId w:val="1001"/>
+        </w:numPr>
+      </w:pPr>
+      <w:r>
+        <w:t xml:space="preserve">Do not use if diagnosed with HIV-AIDS</w:t>
+      </w:r>
+    </w:p>
+    <w:p>
+      <w:pPr>
+        <w:pStyle w:val="Compact"/>
+        <w:numPr>
+          <w:ilvl w:val="0"/>
+          <w:numId w:val="1001"/>
+        </w:numPr>
+      </w:pPr>
+      <w:r>
+        <w:t xml:space="preserve">Do not use if diagnosed with Active Skin Cancer</w:t>
+      </w:r>
+    </w:p>
+    <w:p>
+      <w:pPr>
+        <w:pStyle w:val="Compact"/>
+        <w:numPr>
+          <w:ilvl w:val="0"/>
+          <w:numId w:val="1001"/>
+        </w:numPr>
+      </w:pPr>
+      <w:r>
+        <w:t xml:space="preserve">Do not use if diagnosed with UV light sensitivities: Protoporphyria (EPP), UV-sensitive syndrome, Photodermatitis, Xeroderma pigmentosum (XP), Lupus erythematosus, or Actinic dermatitis</w:t>
+      </w:r>
+    </w:p>
+    <w:p>
+      <w:pPr>
+        <w:pStyle w:val="Compact"/>
+        <w:numPr>
+          <w:ilvl w:val="0"/>
+          <w:numId w:val="1001"/>
+        </w:numPr>
+      </w:pPr>
+      <w:r>
+        <w:t xml:space="preserve">Do not use if diagnosed with UV light allergies: Actinic prurigo (hereditary PMLE), Polymorphous light eruption (PMLE), or Solar urticaria</w:t>
+      </w:r>
+    </w:p>
+    <w:p>
+      <w:pPr>
+        <w:pStyle w:val="FirstParagraph"/>
+      </w:pPr>
+      <w:r>
+        <w:t xml:space="preserve">A minimum age of 18 applies on top of this list.</w:t>
+      </w:r>
+    </w:p>
+    <w:p>
+      <w:pPr>
+        <w:pStyle w:val="BlockText"/>
+      </w:pPr>
+      <w:r>
+        <w:rPr>
+          <w:b/>
+          <w:bCs/>
+        </w:rPr>
+        <w:t xml:space="preserve">Use on intact skin only.</w:t>
+      </w:r>
+      <w:r>
+        <w:t xml:space="preserve"> </w:t>
+      </w:r>
+      <w:r>
+        <w:t xml:space="preserve">Sessions are taken on the torso, on skin that is unbroken and healthy. Do not direct exposure at a wound, a sore that has not closed, a rash, a burn, or any other area of broken skin. Keep any such area covered during your session, and speak with your doctor before continuing.</w:t>
+      </w:r>
+    </w:p>
+    <w:p>
+      <w:pPr>
+        <w:pStyle w:val="FirstParagraph"/>
+      </w:pPr>
+      <w:r>
+        <w:rPr>
+          <w:b/>
+          <w:bCs/>
+        </w:rPr>
+        <w:t xml:space="preserve">Photosensitizing medication is the entry that carries real physical risk, and it is the one your setting is built to catch.</w:t>
+      </w:r>
+    </w:p>
+    <w:p>
+      <w:pPr>
+        <w:pStyle w:val="BodyText"/>
+      </w:pPr>
+      <w:r>
+        <w:t xml:space="preserve">The other entries describe conditions a person already knows they have. This one is different. It is invisible to the device: the app doses on Fitzpatrick skin type and has no knowledge of what anyone takes. Photosensitizing drugs lower the dose at which skin burns, so a dose set correctly for a skin type can exceed what that particular person’s skin tolerates.</w:t>
+      </w:r>
+      <w:r>
+        <w:t xml:space="preserve"> </w:t>
+      </w:r>
+      <w:r>
+        <w:rPr>
+          <w:b/>
+          <w:bCs/>
+        </w:rPr>
+        <w:t xml:space="preserve">The automatic cutoff does not protect against this, because the variable it doses on is not the variable that changed.</w:t>
+      </w:r>
+    </w:p>
+    <w:p>
+      <w:pPr>
+        <w:pStyle w:val="BodyText"/>
+      </w:pPr>
+      <w:r>
+        <w:t xml:space="preserve">Our safety record does not speak to this in either direction. We do not screen for photosensitizing drugs and do not record them, so nobody knows how many of the 25,000 plus sessions involved someone taking one. That figure shows the dosing protocol has been safe across the people who have used it. It is not evidence that the protocol is safe for a photosensitized user, and it is not evidence of harm. It is silent, because the variable was never measured.</w:t>
+      </w:r>
+    </w:p>
+    <w:p>
+      <w:pPr>
+        <w:pStyle w:val="BodyText"/>
+      </w:pPr>
+      <w:r>
+        <w:t xml:space="preserve">The category is wide and includes drugs nobody associates with sunlight, and photosensitivity can outlast the last dose, so having stopped is not the same as clear. For a consumer this is a question they have to take to a physician.</w:t>
+      </w:r>
+      <w:r>
+        <w:t xml:space="preserve"> </w:t>
+      </w:r>
+      <w:r>
+        <w:rPr>
+          <w:b/>
+          <w:bCs/>
+        </w:rPr>
+        <w:t xml:space="preserve">In your center it is already answerable, because you hold the medication list.</w:t>
+      </w:r>
+      <w:r>
+        <w:t xml:space="preserve"> </w:t>
+      </w:r>
+      <w:r>
+        <w:t xml:space="preserve">That is a genuine advantage of running this in a clinical setting rather than a retail one, and it is the reason we would rather hand you the list than leave it in a manual.</w:t>
+      </w:r>
+    </w:p>
+    <w:p>
+      <w:pPr>
+        <w:pStyle w:val="BodyText"/>
+      </w:pPr>
+      <w:r>
+        <w:rPr>
+          <w:b/>
+          <w:bCs/>
+        </w:rPr>
+        <w:t xml:space="preserve">Absence from this list is not clearance.</w:t>
+      </w:r>
+      <w:r>
+        <w:t xml:space="preserve"> </w:t>
+      </w:r>
+      <w:r>
+        <w:t xml:space="preserve">It names what it names, and whether a given patient should use the platform is your care team’s determination, not ours.</w:t>
+      </w:r>
+    </w:p>
     <w:p>
       <w:r>
         <w:pict>
@@ -857,8 +1111,8 @@
         </w:pict>
       </w:r>
     </w:p>
-    <w:bookmarkEnd w:id="23"/>
-    <w:bookmarkStart w:id="24" w:name="where-it-fits-in-your-service-line"/>
+    <w:bookmarkEnd w:id="24"/>
+    <w:bookmarkStart w:id="25" w:name="where-it-fits-in-your-service-line"/>
     <w:p>
       <w:pPr>
         <w:pStyle w:val="Heading2"/>
@@ -893,8 +1147,8 @@
         <w:t xml:space="preserve">In a 2023 pooled analysis of 308 population studies across 81 countries and 7.9 million people, 76.6 percent were below 30 ng/mL. Those patients are already walking through your doors. What is missing is not interest, it is measurement, and measurement is a lab draw you already run.</w:t>
       </w:r>
     </w:p>
-    <w:bookmarkEnd w:id="24"/>
-    <w:bookmarkStart w:id="25" w:name="two-revenue-lines-from-one-platform"/>
+    <w:bookmarkEnd w:id="25"/>
+    <w:bookmarkStart w:id="26" w:name="two-revenue-lines-from-one-platform"/>
     <w:p>
       <w:pPr>
         <w:pStyle w:val="Heading2"/>
@@ -1131,8 +1385,8 @@
         <w:t xml:space="preserve">Take-home units add about $600 per device to your shop, a margin line on top of the in-clinic recurring revenue.</w:t>
       </w:r>
     </w:p>
-    <w:bookmarkEnd w:id="25"/>
-    <w:bookmarkStart w:id="26" w:name="a-note-on-claims"/>
+    <w:bookmarkEnd w:id="26"/>
+    <w:bookmarkStart w:id="27" w:name="a-note-on-claims"/>
     <w:p>
       <w:pPr>
         <w:pStyle w:val="Heading2"/>
@@ -1146,7 +1400,7 @@
         <w:pStyle w:val="FirstParagraph"/>
       </w:pPr>
       <w:r>
-        <w:t xml:space="preserve">Enyrgy is a wellness device and makes no medical claims. It raises and documents Vitamin D levels; every clinical conclusion belongs to your care team.</w:t>
+        <w:t xml:space="preserve">Enyrgy is a wellness device and makes no medical claims. It raises and documents Vitamin D levels; every clinical conclusion, and every screening decision against the list above, belongs to your care team.</w:t>
       </w:r>
     </w:p>
     <w:p>
@@ -1165,8 +1419,8 @@
         <w:t xml:space="preserve">The study in this document is our own and it is small. We present it with its size attached rather than as a finding. The independent literature is in the reading list that follows, presented as published and including mixed findings, for your clinicians to weigh on their own terms.</w:t>
       </w:r>
     </w:p>
-    <w:bookmarkEnd w:id="26"/>
-    <w:bookmarkStart w:id="27" w:name="next-step"/>
+    <w:bookmarkEnd w:id="27"/>
+    <w:bookmarkStart w:id="28" w:name="next-step"/>
     <w:p>
       <w:pPr>
         <w:pStyle w:val="Heading2"/>
@@ -1190,9 +1444,9 @@
         </w:pict>
       </w:r>
     </w:p>
-    <w:bookmarkEnd w:id="27"/>
     <w:bookmarkEnd w:id="28"/>
-    <w:bookmarkStart w:id="33" w:name="Xb1953ebf8a969272cf74045086bc73ff6df9ace"/>
+    <w:bookmarkEnd w:id="29"/>
+    <w:bookmarkStart w:id="34" w:name="Xb1953ebf8a969272cf74045086bc73ff6df9ace"/>
     <w:p>
       <w:pPr>
         <w:pStyle w:val="Heading1"/>
@@ -1219,7 +1473,7 @@
         <w:t xml:space="preserve">For your clinical team’s own review. The references below are independent, peer reviewed publications. Enyrgy is a wellness device, makes no medical claims, and does not interpret these findings. Vitamin D status is the subject of this literature; Enyrgy is simply a tool to measurably raise and document it. The list is presented as published, including honest, mixed findings, so your clinicians can weigh the evidence on their own terms.</w:t>
       </w:r>
     </w:p>
-    <w:bookmarkStart w:id="29" w:name="vitamin-d-and-immune-function"/>
+    <w:bookmarkStart w:id="30" w:name="vitamin-d-and-immune-function"/>
     <w:p>
       <w:pPr>
         <w:pStyle w:val="Heading3"/>
@@ -1366,8 +1620,8 @@
         <w:t xml:space="preserve">doi.org/10.1136/bmj.i6583</w:t>
       </w:r>
     </w:p>
-    <w:bookmarkEnd w:id="29"/>
-    <w:bookmarkStart w:id="30" w:name="X6639ff1446fd0fd1cfc7ae0ecd863ac07a6cc3e"/>
+    <w:bookmarkEnd w:id="30"/>
+    <w:bookmarkStart w:id="31" w:name="X6639ff1446fd0fd1cfc7ae0ecd863ac07a6cc3e"/>
     <w:p>
       <w:pPr>
         <w:pStyle w:val="Heading3"/>
@@ -1422,8 +1676,8 @@
         <w:t xml:space="preserve">doi.org/10.3390/nu15153382</w:t>
       </w:r>
     </w:p>
-    <w:bookmarkEnd w:id="30"/>
-    <w:bookmarkStart w:id="31" w:name="X58f7081a40c861c40af1768385caa7aba467868"/>
+    <w:bookmarkEnd w:id="31"/>
+    <w:bookmarkStart w:id="32" w:name="X58f7081a40c861c40af1768385caa7aba467868"/>
     <w:p>
       <w:pPr>
         <w:pStyle w:val="Heading3"/>
@@ -1478,8 +1732,8 @@
         <w:t xml:space="preserve">doi.org/10.1093/annonc/mdz059</w:t>
       </w:r>
     </w:p>
-    <w:bookmarkEnd w:id="31"/>
-    <w:bookmarkStart w:id="32" w:name="prevalence"/>
+    <w:bookmarkEnd w:id="32"/>
+    <w:bookmarkStart w:id="33" w:name="prevalence"/>
     <w:p>
       <w:pPr>
         <w:pStyle w:val="Heading3"/>
@@ -1568,8 +1822,8 @@
         <w:t xml:space="preserve">CONFIDENTIAL, prepared for the Center for New Medicine</w:t>
       </w:r>
     </w:p>
-    <w:bookmarkEnd w:id="32"/>
     <w:bookmarkEnd w:id="33"/>
+    <w:bookmarkEnd w:id="34"/>
     <w:sectPr>
       <w:headerReference r:id="rId9" w:type="default"/>
       <w:footerReference r:id="rId10" w:type="default"/>
@@ -1781,7 +2035,7 @@
         <w:sz w:val="18"/>
         <w:szCs w:val="18"/>
       </w:rPr>
-      <w:t xml:space="preserve">v2.0  </w:t>
+      <w:t xml:space="preserve">v2.1  </w:t>
     </w:r>
     <w:r>
       <w:rPr>
@@ -2307,6 +2561,109 @@
       <w:pPr>
         <w:ind w:left="6480" w:hanging="360"/>
       </w:pPr>
+    </w:lvl>
+  </w:abstractNum>
+  <w:abstractNum w:abstractNumId="991">
+    <w:nsid w:val="0000A991"/>
+    <w:multiLevelType w:val="multilevel"/>
+    <w:lvl w:ilvl="0">
+      <w:numFmt w:val="bullet"/>
+      <w:lvlText w:val=""/>
+      <w:lvlJc w:val="left"/>
+      <w:pPr>
+        <w:ind w:left="720" w:hanging="360"/>
+      </w:pPr>
+      <w:rPr>
+        <w:rFonts w:ascii="Symbol" w:hAnsi="Symbol" w:cs="Symbol" w:hint="default"/>
+      </w:rPr>
+    </w:lvl>
+    <w:lvl w:ilvl="1">
+      <w:numFmt w:val="bullet"/>
+      <w:lvlText w:val="o"/>
+      <w:lvlJc w:val="left"/>
+      <w:pPr>
+        <w:ind w:left="1440" w:hanging="360"/>
+      </w:pPr>
+      <w:rPr>
+        <w:rFonts w:ascii="Courier New" w:hAnsi="Courier New" w:cs="Courier New" w:hint="default"/>
+      </w:rPr>
+    </w:lvl>
+    <w:lvl w:ilvl="2">
+      <w:numFmt w:val="bullet"/>
+      <w:lvlText w:val=""/>
+      <w:lvlJc w:val="left"/>
+      <w:pPr>
+        <w:ind w:left="2160" w:hanging="360"/>
+      </w:pPr>
+      <w:rPr>
+        <w:rFonts w:ascii="Wingdings" w:hAnsi="Wingdings" w:cs="Wingdings" w:hint="default"/>
+      </w:rPr>
+    </w:lvl>
+    <w:lvl w:ilvl="3">
+      <w:numFmt w:val="bullet"/>
+      <w:lvlText w:val=""/>
+      <w:lvlJc w:val="left"/>
+      <w:pPr>
+        <w:ind w:left="2880" w:hanging="360"/>
+      </w:pPr>
+      <w:rPr>
+        <w:rFonts w:ascii="Symbol" w:hAnsi="Symbol" w:cs="Symbol" w:hint="default"/>
+      </w:rPr>
+    </w:lvl>
+    <w:lvl w:ilvl="4">
+      <w:numFmt w:val="bullet"/>
+      <w:lvlText w:val="o"/>
+      <w:lvlJc w:val="left"/>
+      <w:pPr>
+        <w:ind w:left="3600" w:hanging="360"/>
+      </w:pPr>
+      <w:rPr>
+        <w:rFonts w:ascii="Courier New" w:hAnsi="Courier New" w:cs="Courier New" w:hint="default"/>
+      </w:rPr>
+    </w:lvl>
+    <w:lvl w:ilvl="5">
+      <w:numFmt w:val="bullet"/>
+      <w:lvlText w:val=""/>
+      <w:lvlJc w:val="left"/>
+      <w:pPr>
+        <w:ind w:left="4320" w:hanging="360"/>
+      </w:pPr>
+      <w:rPr>
+        <w:rFonts w:ascii="Wingdings" w:hAnsi="Wingdings" w:cs="Wingdings" w:hint="default"/>
+      </w:rPr>
+    </w:lvl>
+    <w:lvl w:ilvl="6">
+      <w:numFmt w:val="bullet"/>
+      <w:lvlText w:val=""/>
+      <w:lvlJc w:val="left"/>
+      <w:pPr>
+        <w:ind w:left="5040" w:hanging="360"/>
+      </w:pPr>
+      <w:rPr>
+        <w:rFonts w:ascii="Symbol" w:hAnsi="Symbol" w:cs="Symbol" w:hint="default"/>
+      </w:rPr>
+    </w:lvl>
+    <w:lvl w:ilvl="7">
+      <w:numFmt w:val="bullet"/>
+      <w:lvlText w:val="o"/>
+      <w:lvlJc w:val="left"/>
+      <w:pPr>
+        <w:ind w:left="5760" w:hanging="360"/>
+      </w:pPr>
+      <w:rPr>
+        <w:rFonts w:ascii="Courier New" w:hAnsi="Courier New" w:cs="Courier New" w:hint="default"/>
+      </w:rPr>
+    </w:lvl>
+    <w:lvl w:ilvl="8">
+      <w:numFmt w:val="bullet"/>
+      <w:lvlText w:val=""/>
+      <w:lvlJc w:val="left"/>
+      <w:pPr>
+        <w:ind w:left="6480" w:hanging="360"/>
+      </w:pPr>
+      <w:rPr>
+        <w:rFonts w:ascii="Wingdings" w:hAnsi="Wingdings" w:cs="Wingdings" w:hint="default"/>
+      </w:rPr>
     </w:lvl>
   </w:abstractNum>
   <w:num w16cid:durableId="666442937" w:numId="1">
@@ -2419,6 +2776,9 @@
   </w:num>
   <w:num w:numId="1000">
     <w:abstractNumId w:val="990"/>
+  </w:num>
+  <w:num w:numId="1001">
+    <w:abstractNumId w:val="991"/>
   </w:num>
 </w:numbering>
 </file>

--- a/Enyrgy_Facility_Overview.docx
+++ b/Enyrgy_Facility_Overview.docx
@@ -1,14 +1,14 @@
 
 <file path=word/document.xml><?xml version="1.0" encoding="utf-8"?>
-<w:document xmlns:w="http://schemas.openxmlformats.org/wordprocessingml/2006/main" xmlns:m="http://schemas.openxmlformats.org/officeDocument/2006/math" xmlns:r="http://schemas.openxmlformats.org/officeDocument/2006/relationships" xmlns:o="urn:schemas-microsoft-com:office:office" xmlns:v="urn:schemas-microsoft-com:vml" xmlns:w10="urn:schemas-microsoft-com:office:word" xmlns:a="http://schemas.openxmlformats.org/drawingml/2006/main" xmlns:pic="http://schemas.openxmlformats.org/drawingml/2006/picture" xmlns:wp="http://schemas.openxmlformats.org/drawingml/2006/wordprocessingDrawing">
+<w:document xmlns:wpc="http://schemas.microsoft.com/office/word/2010/wordprocessingCanvas" xmlns:cx="http://schemas.microsoft.com/office/drawing/2014/chartex" xmlns:cx1="http://schemas.microsoft.com/office/drawing/2015/9/8/chartex" xmlns:cx2="http://schemas.microsoft.com/office/drawing/2015/10/21/chartex" xmlns:cx3="http://schemas.microsoft.com/office/drawing/2016/5/9/chartex" xmlns:cx4="http://schemas.microsoft.com/office/drawing/2016/5/10/chartex" xmlns:cx5="http://schemas.microsoft.com/office/drawing/2016/5/11/chartex" xmlns:cx6="http://schemas.microsoft.com/office/drawing/2016/5/12/chartex" xmlns:cx7="http://schemas.microsoft.com/office/drawing/2016/5/13/chartex" xmlns:cx8="http://schemas.microsoft.com/office/drawing/2016/5/14/chartex" xmlns:mc="http://schemas.openxmlformats.org/markup-compatibility/2006" xmlns:m="http://schemas.openxmlformats.org/officeDocument/2006/math" xmlns:aink="http://schemas.microsoft.com/office/drawing/2016/ink" xmlns:am3d="http://schemas.microsoft.com/office/drawing/2017/model3d" xmlns:oel="http://schemas.microsoft.com/office/2019/extlst" xmlns:r="http://schemas.openxmlformats.org/officeDocument/2006/relationships" xmlns:wp14="http://schemas.microsoft.com/office/word/2010/wordprocessingDrawing" xmlns:wp="http://schemas.openxmlformats.org/drawingml/2006/wordprocessingDrawing" xmlns:wpg="http://schemas.microsoft.com/office/word/2010/wordprocessingGroup" xmlns:wpi="http://schemas.microsoft.com/office/word/2010/wordprocessingInk" xmlns:wps="http://schemas.microsoft.com/office/word/2010/wordprocessingShape" xmlns:o="urn:schemas-microsoft-com:office:office" xmlns:v="urn:schemas-microsoft-com:vml" xmlns:w10="urn:schemas-microsoft-com:office:word" xmlns:w="http://schemas.openxmlformats.org/wordprocessingml/2006/main" xmlns:w14="http://schemas.microsoft.com/office/word/2010/wordml" xmlns:w15="http://schemas.microsoft.com/office/word/2012/wordml" xmlns:w16cei="http://schemas.microsoft.com/office/word/2026/wordml/cei" xmlns:w16cex="http://schemas.microsoft.com/office/word/2018/wordml/cex" xmlns:w16cid="http://schemas.microsoft.com/office/word/2016/wordml/cid" xmlns:w16="http://schemas.microsoft.com/office/word/2018/wordml" xmlns:w16sdtdh="http://schemas.microsoft.com/office/word/2020/wordml/sdtdatahash" xmlns:w16sdtfl="http://schemas.microsoft.com/office/word/2024/wordml/sdtformatlock" xmlns:w16se="http://schemas.microsoft.com/office/word/2015/wordml/symex" xmlns:w16du="http://schemas.microsoft.com/office/word/2023/wordml/word16du" xmlns:wne="http://schemas.microsoft.com/office/word/2006/wordml" mc:Ignorable="w14 w15 w16se w16cid w16 w16cex w16sdtdh w16sdtfl w16du wp14">
   <w:body>
-    <w:bookmarkStart w:id="29" w:name="enyrgy-vitamin-d-primal-light-platform"/>
     <w:p>
       <w:pPr>
         <w:pStyle w:val="Heading1"/>
       </w:pPr>
-      <w:r>
-        <w:t xml:space="preserve">Enyrgy Vitamin D Primal Light Platform</w:t>
+      <w:bookmarkStart w:id="0" w:name="enyrgy-vitamin-d-primal-light-platform"/>
+      <w:r>
+        <w:t>Enyrgy Vitamin D Primal Light Platform</w:t>
       </w:r>
     </w:p>
     <w:p>
@@ -20,7 +20,7 @@
           <w:b/>
           <w:bCs/>
         </w:rPr>
-        <w:t xml:space="preserve">A Vitamin D light modality for your service line, and a retail line for your shop</w:t>
+        <w:t>A Vitamin D light modality for your service line, and a retail line for your shop</w:t>
       </w:r>
     </w:p>
     <w:p>
@@ -32,23 +32,31 @@
           <w:i/>
           <w:iCs/>
         </w:rPr>
-        <w:t xml:space="preserve">Prepared for the Center for New Medicine, Irvine, California</w:t>
-      </w:r>
-    </w:p>
-    <w:p>
-      <w:r>
-        <w:pict>
-          <v:rect style="width:0;height:1.5pt" o:hralign="center" o:hrstd="t" o:hr="t"/>
+        <w:t>Prepared for the Center for New Medicine, Irvine, California</w:t>
+      </w:r>
+    </w:p>
+    <w:p>
+      <w:r>
+        <w:rPr>
+          <w:noProof/>
+        </w:rPr>
+      </w:r>
+      <w:r>
+        <w:pict w14:anchorId="556CDBAF">
+          <v:rect id="Horizontal Line 1" o:spid="_x0000_s1030" style="width:468pt;height:1.1pt;visibility:visible;mso-wrap-style:square;mso-left-percent:-10001;mso-top-percent:-10001;mso-position-horizontal:absolute;mso-position-horizontal-relative:char;mso-position-vertical:absolute;mso-position-vertical-relative:line;mso-left-percent:-10001;mso-top-percent:-10001;v-text-anchor:top" o:gfxdata="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" filled="f">
+            <o:lock v:ext="edit" rotation="t" aspectratio="t" verticies="t" text="t" shapetype="t"/>
+            <w10:anchorlock/>
+          </v:rect>
         </w:pict>
       </w:r>
     </w:p>
-    <w:bookmarkStart w:id="19" w:name="why-this-exists"/>
     <w:p>
       <w:pPr>
         <w:pStyle w:val="Heading2"/>
       </w:pPr>
-      <w:r>
-        <w:t xml:space="preserve">Why this exists</w:t>
+      <w:bookmarkStart w:id="1" w:name="why-this-exists"/>
+      <w:r>
+        <w:t>Why this exists</w:t>
       </w:r>
     </w:p>
     <w:p>
@@ -56,13 +64,7 @@
         <w:pStyle w:val="FirstParagraph"/>
       </w:pPr>
       <w:r>
-        <w:t xml:space="preserve">In late 2019 my wife Laura and I sat in a doctor’s office, looking at each other quietly, absorbing the words</w:t>
-      </w:r>
-      <w:r>
-        <w:t xml:space="preserve"> </w:t>
-      </w:r>
-      <w:r>
-        <w:t xml:space="preserve">“breast cancer.”</w:t>
+        <w:t>In late 2019 my wife Laura and I sat in a doctor’s office, looking at each other quietly, absorbing the words “breast cancer.”</w:t>
       </w:r>
     </w:p>
     <w:p>
@@ -70,7 +72,7 @@
         <w:pStyle w:val="BodyText"/>
       </w:pPr>
       <w:r>
-        <w:t xml:space="preserve">A few months later COVID hit. Laura is a front-line healthcare worker, and protecting her immune system became the constant topic in our house.</w:t>
+        <w:t>A few months later COVID hit. Laura is a front-line healthcare worker, and protecting her immune system became the constant topic in our house.</w:t>
       </w:r>
     </w:p>
     <w:p>
@@ -78,7 +80,7 @@
         <w:pStyle w:val="BodyText"/>
       </w:pPr>
       <w:r>
-        <w:t xml:space="preserve">Around that time my co-founder David Letourneau and I began working with physicians from LSU and Baylor on a clinical study using UVB light to support immune response in critically ill COVID patients. The results were a 60 percent reduction in mortality.</w:t>
+        <w:t>Around that time I began working with physicians from LSU and Baylor on a clinical study using UVB light to support immune response in critically ill COVID patients. The results were a 60 percent reduction in mortality.</w:t>
       </w:r>
     </w:p>
     <w:p>
@@ -86,7 +88,7 @@
         <w:pStyle w:val="BodyText"/>
       </w:pPr>
       <w:r>
-        <w:t xml:space="preserve">In the course of those discussions the doctors shared another piece of research, and it stopped me cold. Women with Vitamin D levels below 20 ng/mL carry an over 80 percent higher risk of breast cancer. I went back and looked at Laura’s blood work from around the time of her diagnosis.</w:t>
+        <w:t>In the course of those discussions the doctors shared another piece of research, and it stopped me cold. Women with Vitamin D levels below 20 ng/mL carry an over 80 percent higher risk of breast cancer. I went back and looked at Laura’s blood work from around the time of her diagnosis.</w:t>
       </w:r>
     </w:p>
     <w:p>
@@ -94,7 +96,7 @@
         <w:pStyle w:val="BodyText"/>
       </w:pPr>
       <w:r>
-        <w:t xml:space="preserve">She was at 17.</w:t>
+        <w:t>She was at 17.</w:t>
       </w:r>
     </w:p>
     <w:p>
@@ -102,7 +104,7 @@
         <w:pStyle w:val="BodyText"/>
       </w:pPr>
       <w:r>
-        <w:t xml:space="preserve">That number is why Enyrgy exists. Not because a light is interesting, but because the body we loved most was running short of something it needed and nobody had measured it. The technology in this document was built to close that specific gap: to raise a number, and to make it visible.</w:t>
+        <w:t>That number is why Enyrgy exists. Not because a light is interesting, but because the body we loved most was running short of something it needed and nobody had measured it. The technology in this document was built to close that specific gap: to raise a number, and to make it visible.</w:t>
       </w:r>
     </w:p>
     <w:p>
@@ -110,24 +112,32 @@
         <w:pStyle w:val="BodyText"/>
       </w:pPr>
       <w:r>
-        <w:t xml:space="preserve">Laura’s levels are optimal now.</w:t>
-      </w:r>
-    </w:p>
-    <w:p>
-      <w:r>
-        <w:pict>
-          <v:rect style="width:0;height:1.5pt" o:hralign="center" o:hrstd="t" o:hr="t"/>
+        <w:t>Laura’s levels are optimal now.</w:t>
+      </w:r>
+    </w:p>
+    <w:p>
+      <w:r>
+        <w:rPr>
+          <w:noProof/>
+        </w:rPr>
+      </w:r>
+      <w:r>
+        <w:pict w14:anchorId="30BA54D2">
+          <v:rect id="Horizontal Line 2" o:spid="_x0000_s1029" style="width:468pt;height:1.1pt;visibility:visible;mso-wrap-style:square;mso-left-percent:-10001;mso-top-percent:-10001;mso-position-horizontal:absolute;mso-position-horizontal-relative:char;mso-position-vertical:absolute;mso-position-vertical-relative:line;mso-left-percent:-10001;mso-top-percent:-10001;v-text-anchor:top" o:gfxdata="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" filled="f">
+            <o:lock v:ext="edit" rotation="t" aspectratio="t" verticies="t" text="t" shapetype="t"/>
+            <w10:anchorlock/>
+          </v:rect>
         </w:pict>
       </w:r>
     </w:p>
-    <w:bookmarkEnd w:id="19"/>
-    <w:bookmarkStart w:id="20" w:name="the-technology"/>
     <w:p>
       <w:pPr>
         <w:pStyle w:val="Heading2"/>
       </w:pPr>
-      <w:r>
-        <w:t xml:space="preserve">The technology</w:t>
+      <w:bookmarkStart w:id="2" w:name="the-technology"/>
+      <w:bookmarkEnd w:id="1"/>
+      <w:r>
+        <w:t>The technology</w:t>
       </w:r>
     </w:p>
     <w:p>
@@ -139,13 +149,10 @@
           <w:b/>
           <w:bCs/>
         </w:rPr>
-        <w:t xml:space="preserve">Enyrgy inverts the spectrum.</w:t>
-      </w:r>
-      <w:r>
-        <w:t xml:space="preserve"> </w:t>
-      </w:r>
-      <w:r>
-        <w:t xml:space="preserve">Sunlight is roughly 95 percent UVA. Enyrgy is over 90 percent UVB and under 10 percent UVA. That is the whole design, because Vitamin D synthesis requires UVB in the 280 to 315 nm band. Visible-light and circadian lamps emit no UVB at all and cannot trigger it, whatever else they do.</w:t>
+        <w:t>Enyrgy inverts the spectrum.</w:t>
+      </w:r>
+      <w:r>
+        <w:t xml:space="preserve"> Sunlight is roughly 95 percent UVA. Enyrgy is over 90 percent UVB and under 10 percent UVA. That is the whole design, because Vitamin D synthesis requires UVB in the 280 to 315 nm band. Visible-light and circadian lamps emit no UVB at all and cannot trigger it, whatever else they do.</w:t>
       </w:r>
     </w:p>
     <w:p>
@@ -157,13 +164,10 @@
           <w:b/>
           <w:bCs/>
         </w:rPr>
-        <w:t xml:space="preserve">The dose is calculated, not timed.</w:t>
-      </w:r>
-      <w:r>
-        <w:t xml:space="preserve"> </w:t>
-      </w:r>
-      <w:r>
-        <w:t xml:space="preserve">The app reads each user’s Fitzpatrick skin type, sets that person’s dose, and ends the session automatically. Nobody is estimating, and nobody is watching a clock. That is the difference between this and a tanning bed, which delivers the wrong part of the spectrum with no dosing control at all.</w:t>
+        <w:t>The dose is calculated, not timed.</w:t>
+      </w:r>
+      <w:r>
+        <w:t xml:space="preserve"> The app reads each user’s Fitzpatrick skin type, sets that person’s dose, and ends the session automatically. Nobody is estimating, and nobody is watching a clock. That is the difference between this and a tanning bed, which delivers the wrong part of the spectrum with no dosing control at all.</w:t>
       </w:r>
     </w:p>
     <w:p>
@@ -175,19 +179,16 @@
           <w:b/>
           <w:bCs/>
         </w:rPr>
-        <w:t xml:space="preserve">One session, three pathways.</w:t>
-      </w:r>
-      <w:r>
-        <w:t xml:space="preserve"> </w:t>
-      </w:r>
-      <w:r>
-        <w:t xml:space="preserve">Vitamin D, nitric oxide, and serotonin. A capsule opens one of them.</w:t>
+        <w:t>One session, three pathways.</w:t>
+      </w:r>
+      <w:r>
+        <w:t xml:space="preserve"> Vitamin D, nitric oxide, and serotonin. A capsule opens one of them.</w:t>
       </w:r>
     </w:p>
     <w:tbl>
       <w:tblPr>
         <w:tblStyle w:val="Table"/>
-        <w:tblW w:type="pct" w:w="5000"/>
+        <w:tblW w:w="5000" w:type="pct"/>
         <w:tblBorders>
           <w:top w:val="single" w:sz="4" w:space="0" w:color="auto"/>
           <w:left w:val="single" w:sz="4" w:space="0" w:color="auto"/>
@@ -197,15 +198,17 @@
           <w:insideV w:val="single" w:sz="4" w:space="0" w:color="auto"/>
         </w:tblBorders>
         <w:tblLayout w:type="fixed"/>
-        <w:tblLook w:firstRow="0" w:lastRow="0" w:firstColumn="0" w:lastColumn="0" w:noHBand="0" w:noVBand="0" w:val="0000"/>
+        <w:tblLook w:val="0000" w:firstRow="0" w:lastRow="0" w:firstColumn="0" w:lastColumn="0" w:noHBand="0" w:noVBand="0"/>
       </w:tblPr>
       <w:tblGrid>
-        <w:gridCol w:w="3960"/>
-        <w:gridCol w:w="3960"/>
+        <w:gridCol w:w="4788"/>
+        <w:gridCol w:w="4788"/>
       </w:tblGrid>
       <w:tr>
         <w:tc>
-          <w:tcPr/>
+          <w:tcPr>
+            <w:tcW w:w="3960" w:type="dxa"/>
+          </w:tcPr>
           <w:p>
             <w:pPr>
               <w:pStyle w:val="Compact"/>
@@ -215,25 +218,30 @@
                 <w:b/>
                 <w:bCs/>
               </w:rPr>
-              <w:t xml:space="preserve">2.4x</w:t>
-            </w:r>
-          </w:p>
-        </w:tc>
-        <w:tc>
-          <w:tcPr/>
-          <w:p>
-            <w:pPr>
-              <w:pStyle w:val="Compact"/>
-            </w:pPr>
-            <w:r>
-              <w:t xml:space="preserve">more efficient than sunlight for Vitamin D. Two to four minutes replaces two to four hours of sun.</w:t>
+              <w:lastRenderedPageBreak/>
+              <w:t>2.4x</w:t>
+            </w:r>
+          </w:p>
+        </w:tc>
+        <w:tc>
+          <w:tcPr>
+            <w:tcW w:w="3960" w:type="dxa"/>
+          </w:tcPr>
+          <w:p>
+            <w:pPr>
+              <w:pStyle w:val="Compact"/>
+            </w:pPr>
+            <w:r>
+              <w:t>more efficient than sunlight for Vitamin D. Two to four minutes replaces two to four hours of sun.</w:t>
             </w:r>
           </w:p>
         </w:tc>
       </w:tr>
       <w:tr>
         <w:tc>
-          <w:tcPr/>
+          <w:tcPr>
+            <w:tcW w:w="3960" w:type="dxa"/>
+          </w:tcPr>
           <w:p>
             <w:pPr>
               <w:pStyle w:val="Compact"/>
@@ -243,25 +251,29 @@
                 <w:b/>
                 <w:bCs/>
               </w:rPr>
-              <w:t xml:space="preserve">25,000+</w:t>
-            </w:r>
-          </w:p>
-        </w:tc>
-        <w:tc>
-          <w:tcPr/>
-          <w:p>
-            <w:pPr>
-              <w:pStyle w:val="Compact"/>
-            </w:pPr>
-            <w:r>
-              <w:t xml:space="preserve">sessions completed, zero burns and zero adverse events</w:t>
+              <w:t>25,000+</w:t>
+            </w:r>
+          </w:p>
+        </w:tc>
+        <w:tc>
+          <w:tcPr>
+            <w:tcW w:w="3960" w:type="dxa"/>
+          </w:tcPr>
+          <w:p>
+            <w:pPr>
+              <w:pStyle w:val="Compact"/>
+            </w:pPr>
+            <w:r>
+              <w:t>sessions completed, zero burns and zero adverse events</w:t>
             </w:r>
           </w:p>
         </w:tc>
       </w:tr>
       <w:tr>
         <w:tc>
-          <w:tcPr/>
+          <w:tcPr>
+            <w:tcW w:w="3960" w:type="dxa"/>
+          </w:tcPr>
           <w:p>
             <w:pPr>
               <w:pStyle w:val="Compact"/>
@@ -271,25 +283,29 @@
                 <w:b/>
                 <w:bCs/>
               </w:rPr>
-              <w:t xml:space="preserve">Under 1%</w:t>
-            </w:r>
-          </w:p>
-        </w:tc>
-        <w:tc>
-          <w:tcPr/>
-          <w:p>
-            <w:pPr>
-              <w:pStyle w:val="Compact"/>
-            </w:pPr>
-            <w:r>
-              <w:t xml:space="preserve">return rate, against an industry norm of 5 to 10 percent</w:t>
+              <w:t>Under 1%</w:t>
+            </w:r>
+          </w:p>
+        </w:tc>
+        <w:tc>
+          <w:tcPr>
+            <w:tcW w:w="3960" w:type="dxa"/>
+          </w:tcPr>
+          <w:p>
+            <w:pPr>
+              <w:pStyle w:val="Compact"/>
+            </w:pPr>
+            <w:r>
+              <w:t>return rate, against an industry norm of 5 to 10 percent</w:t>
             </w:r>
           </w:p>
         </w:tc>
       </w:tr>
       <w:tr>
         <w:tc>
-          <w:tcPr/>
+          <w:tcPr>
+            <w:tcW w:w="3960" w:type="dxa"/>
+          </w:tcPr>
           <w:p>
             <w:pPr>
               <w:pStyle w:val="Compact"/>
@@ -299,25 +315,29 @@
                 <w:b/>
                 <w:bCs/>
               </w:rPr>
-              <w:t xml:space="preserve">76.6%</w:t>
-            </w:r>
-          </w:p>
-        </w:tc>
-        <w:tc>
-          <w:tcPr/>
-          <w:p>
-            <w:pPr>
-              <w:pStyle w:val="Compact"/>
-            </w:pPr>
-            <w:r>
-              <w:t xml:space="preserve">of people worldwide have Vitamin D below 30 ng/mL (Cui et al., Frontiers in Nutrition, 2023)</w:t>
+              <w:t>76.6%</w:t>
+            </w:r>
+          </w:p>
+        </w:tc>
+        <w:tc>
+          <w:tcPr>
+            <w:tcW w:w="3960" w:type="dxa"/>
+          </w:tcPr>
+          <w:p>
+            <w:pPr>
+              <w:pStyle w:val="Compact"/>
+            </w:pPr>
+            <w:r>
+              <w:t>of people worldwide have Vitamin D below 30 ng/mL (Cui et al., Frontiers in Nutrition, 2023)</w:t>
             </w:r>
           </w:p>
         </w:tc>
       </w:tr>
       <w:tr>
         <w:tc>
-          <w:tcPr/>
+          <w:tcPr>
+            <w:tcW w:w="3960" w:type="dxa"/>
+          </w:tcPr>
           <w:p>
             <w:pPr>
               <w:pStyle w:val="Compact"/>
@@ -327,31 +347,33 @@
                 <w:b/>
                 <w:bCs/>
               </w:rPr>
-              <w:t xml:space="preserve">+111%</w:t>
-            </w:r>
-          </w:p>
-        </w:tc>
-        <w:tc>
-          <w:tcPr/>
-          <w:p>
-            <w:pPr>
-              <w:pStyle w:val="Compact"/>
-            </w:pPr>
-            <w:r>
-              <w:t xml:space="preserve">average increase in our own 12 week study of five participants, set out in full below</w:t>
+              <w:t>+111%</w:t>
+            </w:r>
+          </w:p>
+        </w:tc>
+        <w:tc>
+          <w:tcPr>
+            <w:tcW w:w="3960" w:type="dxa"/>
+          </w:tcPr>
+          <w:p>
+            <w:pPr>
+              <w:pStyle w:val="Compact"/>
+            </w:pPr>
+            <w:r>
+              <w:t>average increase in our own 12 week study of five participants, set out in full below</w:t>
             </w:r>
           </w:p>
         </w:tc>
       </w:tr>
     </w:tbl>
-    <w:bookmarkEnd w:id="20"/>
-    <w:bookmarkStart w:id="21" w:name="why-not-a-capsule"/>
     <w:p>
       <w:pPr>
         <w:pStyle w:val="Heading2"/>
       </w:pPr>
-      <w:r>
-        <w:t xml:space="preserve">Why not a capsule</w:t>
+      <w:bookmarkStart w:id="3" w:name="why-not-a-capsule"/>
+      <w:bookmarkEnd w:id="2"/>
+      <w:r>
+        <w:t>Why not a capsule</w:t>
       </w:r>
     </w:p>
     <w:p>
@@ -359,7 +381,7 @@
         <w:pStyle w:val="FirstParagraph"/>
       </w:pPr>
       <w:r>
-        <w:t xml:space="preserve">Where supplements sit on your shelf, they are one lane. In research clinical trials, about one in four participants were low responders to Vitamin D supplementation, so a capsule does not reliably move the number for everyone.</w:t>
+        <w:t>Where supplements sit on your shelf, they are one lane. In research clinical trials, about one in four participants were low responders to Vitamin D supplementation, so a capsule does not reliably move the number for everyone.</w:t>
       </w:r>
     </w:p>
     <w:p>
@@ -367,17 +389,17 @@
         <w:pStyle w:val="BodyText"/>
       </w:pPr>
       <w:r>
-        <w:t xml:space="preserve">This does, and your own blood work is the proof. That is the practical distinction: a supplement is a hope, a session plus a lab draw is a measurement.</w:t>
-      </w:r>
-    </w:p>
-    <w:bookmarkEnd w:id="21"/>
-    <w:bookmarkStart w:id="22" w:name="X21a19599e2bc041912ab468af8bbbc6d8280c95"/>
+        <w:t>This does, and your own blood work is the proof. That is the practical distinction: a supplement is a hope, a session plus a lab draw is a measurement.</w:t>
+      </w:r>
+    </w:p>
     <w:p>
       <w:pPr>
         <w:pStyle w:val="Heading2"/>
       </w:pPr>
-      <w:r>
-        <w:t xml:space="preserve">What we measured, and what it does not show</w:t>
+      <w:bookmarkStart w:id="4" w:name="X21a19599e2bc041912ab468af8bbbc6d8280c95"/>
+      <w:bookmarkEnd w:id="3"/>
+      <w:r>
+        <w:t>What we measured, and what it does not show</w:t>
       </w:r>
     </w:p>
     <w:p>
@@ -385,7 +407,7 @@
         <w:pStyle w:val="FirstParagraph"/>
       </w:pPr>
       <w:r>
-        <w:t xml:space="preserve">Twelve weeks. Five healthy adults, skin types II to IV, four to six sessions a week. No control group.</w:t>
+        <w:t>Twelve weeks. Five healthy adults, skin types II to IV, four to six sessions a week. No control group.</w:t>
       </w:r>
     </w:p>
     <w:p>
@@ -397,317 +419,356 @@
           <w:b/>
           <w:bCs/>
         </w:rPr>
-        <w:t xml:space="preserve">This is our own study, not independent research, and five people is a small study.</w:t>
-      </w:r>
-      <w:r>
-        <w:t xml:space="preserve"> </w:t>
-      </w:r>
-      <w:r>
-        <w:t xml:space="preserve">We would rather hand you every row than an average.</w:t>
+        <w:t>This is our own study, not independent research, and five people is a small study.</w:t>
+      </w:r>
+      <w:r>
+        <w:t xml:space="preserve"> We would rather hand you every row than an average.</w:t>
       </w:r>
     </w:p>
     <w:tbl>
       <w:tblPr>
-        <w:tblBorders>
-          <w:top w:val="single" w:sz="4" w:space="0" w:color="auto"/>
-          <w:left w:val="single" w:sz="4" w:space="0" w:color="auto"/>
-          <w:bottom w:val="single" w:sz="4" w:space="0" w:color="auto"/>
-          <w:right w:val="single" w:sz="4" w:space="0" w:color="auto"/>
-          <w:insideH w:val="single" w:sz="4" w:space="0" w:color="auto"/>
-          <w:insideV w:val="single" w:sz="4" w:space="0" w:color="auto"/>
-        </w:tblBorders>
         <w:tblStyle w:val="Table"/>
-        <w:tblW w:type="auto" w:w="0"/>
-        <w:tblLook w:firstRow="1" w:lastRow="0" w:firstColumn="0" w:lastColumn="0" w:noHBand="0" w:noVBand="0" w:val="0020"/>
+        <w:tblW w:w="0" w:type="auto"/>
+        <w:tblLook w:val="0020" w:firstRow="1" w:lastRow="0" w:firstColumn="0" w:lastColumn="0" w:noHBand="0" w:noVBand="0"/>
       </w:tblPr>
       <w:tblGrid>
-        <w:gridCol w:w="1980"/>
-        <w:gridCol w:w="1980"/>
-        <w:gridCol w:w="1980"/>
-        <w:gridCol w:w="1980"/>
+        <w:gridCol w:w="1441"/>
+        <w:gridCol w:w="1240"/>
+        <w:gridCol w:w="1589"/>
+        <w:gridCol w:w="1503"/>
       </w:tblGrid>
       <w:tr>
         <w:trPr>
-          <w:tblHeader w:val="on"/>
+          <w:tblHeader/>
         </w:trPr>
         <w:tc>
-          <w:tcPr/>
-          <w:p>
-            <w:pPr>
-              <w:pStyle w:val="Compact"/>
-            </w:pPr>
-            <w:r>
-              <w:t xml:space="preserve">Participant</w:t>
-            </w:r>
-          </w:p>
-        </w:tc>
-        <w:tc>
-          <w:tcPr/>
-          <w:p>
-            <w:pPr>
-              <w:pStyle w:val="Compact"/>
-            </w:pPr>
-            <w:r>
-              <w:t xml:space="preserve">Skin type</w:t>
-            </w:r>
-          </w:p>
-        </w:tc>
-        <w:tc>
-          <w:tcPr/>
-          <w:p>
-            <w:pPr>
-              <w:pStyle w:val="Compact"/>
-            </w:pPr>
-            <w:r>
-              <w:t xml:space="preserve">Start, ng/mL</w:t>
-            </w:r>
-          </w:p>
-        </w:tc>
-        <w:tc>
-          <w:tcPr/>
-          <w:p>
-            <w:pPr>
-              <w:pStyle w:val="Compact"/>
-            </w:pPr>
-            <w:r>
-              <w:t xml:space="preserve">End, ng/mL</w:t>
+          <w:tcPr>
+            <w:tcW w:w="0" w:type="auto"/>
+          </w:tcPr>
+          <w:p>
+            <w:pPr>
+              <w:pStyle w:val="Compact"/>
+            </w:pPr>
+            <w:r>
+              <w:t>Participant</w:t>
+            </w:r>
+          </w:p>
+        </w:tc>
+        <w:tc>
+          <w:tcPr>
+            <w:tcW w:w="0" w:type="auto"/>
+          </w:tcPr>
+          <w:p>
+            <w:pPr>
+              <w:pStyle w:val="Compact"/>
+            </w:pPr>
+            <w:r>
+              <w:t>Skin type</w:t>
+            </w:r>
+          </w:p>
+        </w:tc>
+        <w:tc>
+          <w:tcPr>
+            <w:tcW w:w="0" w:type="auto"/>
+          </w:tcPr>
+          <w:p>
+            <w:pPr>
+              <w:pStyle w:val="Compact"/>
+            </w:pPr>
+            <w:r>
+              <w:t>Start, ng/mL</w:t>
+            </w:r>
+          </w:p>
+        </w:tc>
+        <w:tc>
+          <w:tcPr>
+            <w:tcW w:w="0" w:type="auto"/>
+          </w:tcPr>
+          <w:p>
+            <w:pPr>
+              <w:pStyle w:val="Compact"/>
+            </w:pPr>
+            <w:r>
+              <w:t>End, ng/mL</w:t>
             </w:r>
           </w:p>
         </w:tc>
       </w:tr>
       <w:tr>
         <w:tc>
-          <w:tcPr/>
-          <w:p>
-            <w:pPr>
-              <w:pStyle w:val="Compact"/>
-            </w:pPr>
-            <w:r>
-              <w:t xml:space="preserve">P1</w:t>
-            </w:r>
-          </w:p>
-        </w:tc>
-        <w:tc>
-          <w:tcPr/>
-          <w:p>
-            <w:pPr>
-              <w:pStyle w:val="Compact"/>
-            </w:pPr>
-            <w:r>
-              <w:t xml:space="preserve">II</w:t>
-            </w:r>
-          </w:p>
-        </w:tc>
-        <w:tc>
-          <w:tcPr/>
-          <w:p>
-            <w:pPr>
-              <w:pStyle w:val="Compact"/>
-            </w:pPr>
-            <w:r>
-              <w:t xml:space="preserve">38.4</w:t>
-            </w:r>
-          </w:p>
-        </w:tc>
-        <w:tc>
-          <w:tcPr/>
-          <w:p>
-            <w:pPr>
-              <w:pStyle w:val="Compact"/>
-            </w:pPr>
-            <w:r>
-              <w:t xml:space="preserve">86.0</w:t>
+          <w:tcPr>
+            <w:tcW w:w="0" w:type="auto"/>
+          </w:tcPr>
+          <w:p>
+            <w:pPr>
+              <w:pStyle w:val="Compact"/>
+            </w:pPr>
+            <w:r>
+              <w:t>P1</w:t>
+            </w:r>
+          </w:p>
+        </w:tc>
+        <w:tc>
+          <w:tcPr>
+            <w:tcW w:w="0" w:type="auto"/>
+          </w:tcPr>
+          <w:p>
+            <w:pPr>
+              <w:pStyle w:val="Compact"/>
+            </w:pPr>
+            <w:r>
+              <w:t>II</w:t>
+            </w:r>
+          </w:p>
+        </w:tc>
+        <w:tc>
+          <w:tcPr>
+            <w:tcW w:w="0" w:type="auto"/>
+          </w:tcPr>
+          <w:p>
+            <w:pPr>
+              <w:pStyle w:val="Compact"/>
+            </w:pPr>
+            <w:r>
+              <w:t>38.4</w:t>
+            </w:r>
+          </w:p>
+        </w:tc>
+        <w:tc>
+          <w:tcPr>
+            <w:tcW w:w="0" w:type="auto"/>
+          </w:tcPr>
+          <w:p>
+            <w:pPr>
+              <w:pStyle w:val="Compact"/>
+            </w:pPr>
+            <w:r>
+              <w:t>86.0</w:t>
             </w:r>
           </w:p>
         </w:tc>
       </w:tr>
       <w:tr>
         <w:tc>
-          <w:tcPr/>
-          <w:p>
-            <w:pPr>
-              <w:pStyle w:val="Compact"/>
-            </w:pPr>
-            <w:r>
-              <w:t xml:space="preserve">P2</w:t>
-            </w:r>
-          </w:p>
-        </w:tc>
-        <w:tc>
-          <w:tcPr/>
-          <w:p>
-            <w:pPr>
-              <w:pStyle w:val="Compact"/>
-            </w:pPr>
-            <w:r>
-              <w:t xml:space="preserve">III</w:t>
-            </w:r>
-          </w:p>
-        </w:tc>
-        <w:tc>
-          <w:tcPr/>
-          <w:p>
-            <w:pPr>
-              <w:pStyle w:val="Compact"/>
-            </w:pPr>
-            <w:r>
-              <w:t xml:space="preserve">34.0</w:t>
-            </w:r>
-          </w:p>
-        </w:tc>
-        <w:tc>
-          <w:tcPr/>
-          <w:p>
-            <w:pPr>
-              <w:pStyle w:val="Compact"/>
-            </w:pPr>
-            <w:r>
-              <w:t xml:space="preserve">88.4</w:t>
+          <w:tcPr>
+            <w:tcW w:w="0" w:type="auto"/>
+          </w:tcPr>
+          <w:p>
+            <w:pPr>
+              <w:pStyle w:val="Compact"/>
+            </w:pPr>
+            <w:r>
+              <w:t>P2</w:t>
+            </w:r>
+          </w:p>
+        </w:tc>
+        <w:tc>
+          <w:tcPr>
+            <w:tcW w:w="0" w:type="auto"/>
+          </w:tcPr>
+          <w:p>
+            <w:pPr>
+              <w:pStyle w:val="Compact"/>
+            </w:pPr>
+            <w:r>
+              <w:t>III</w:t>
+            </w:r>
+          </w:p>
+        </w:tc>
+        <w:tc>
+          <w:tcPr>
+            <w:tcW w:w="0" w:type="auto"/>
+          </w:tcPr>
+          <w:p>
+            <w:pPr>
+              <w:pStyle w:val="Compact"/>
+            </w:pPr>
+            <w:r>
+              <w:t>34.0</w:t>
+            </w:r>
+          </w:p>
+        </w:tc>
+        <w:tc>
+          <w:tcPr>
+            <w:tcW w:w="0" w:type="auto"/>
+          </w:tcPr>
+          <w:p>
+            <w:pPr>
+              <w:pStyle w:val="Compact"/>
+            </w:pPr>
+            <w:r>
+              <w:t>88.4</w:t>
             </w:r>
           </w:p>
         </w:tc>
       </w:tr>
       <w:tr>
         <w:tc>
-          <w:tcPr/>
-          <w:p>
-            <w:pPr>
-              <w:pStyle w:val="Compact"/>
-            </w:pPr>
-            <w:r>
-              <w:t xml:space="preserve">P3</w:t>
-            </w:r>
-          </w:p>
-        </w:tc>
-        <w:tc>
-          <w:tcPr/>
-          <w:p>
-            <w:pPr>
-              <w:pStyle w:val="Compact"/>
-            </w:pPr>
-            <w:r>
-              <w:t xml:space="preserve">III</w:t>
-            </w:r>
-          </w:p>
-        </w:tc>
-        <w:tc>
-          <w:tcPr/>
-          <w:p>
-            <w:pPr>
-              <w:pStyle w:val="Compact"/>
-            </w:pPr>
-            <w:r>
-              <w:t xml:space="preserve">37.0</w:t>
-            </w:r>
-          </w:p>
-        </w:tc>
-        <w:tc>
-          <w:tcPr/>
-          <w:p>
-            <w:pPr>
-              <w:pStyle w:val="Compact"/>
-            </w:pPr>
-            <w:r>
-              <w:t xml:space="preserve">78.0</w:t>
+          <w:tcPr>
+            <w:tcW w:w="0" w:type="auto"/>
+          </w:tcPr>
+          <w:p>
+            <w:pPr>
+              <w:pStyle w:val="Compact"/>
+            </w:pPr>
+            <w:r>
+              <w:t>P3</w:t>
+            </w:r>
+          </w:p>
+        </w:tc>
+        <w:tc>
+          <w:tcPr>
+            <w:tcW w:w="0" w:type="auto"/>
+          </w:tcPr>
+          <w:p>
+            <w:pPr>
+              <w:pStyle w:val="Compact"/>
+            </w:pPr>
+            <w:r>
+              <w:t>III</w:t>
+            </w:r>
+          </w:p>
+        </w:tc>
+        <w:tc>
+          <w:tcPr>
+            <w:tcW w:w="0" w:type="auto"/>
+          </w:tcPr>
+          <w:p>
+            <w:pPr>
+              <w:pStyle w:val="Compact"/>
+            </w:pPr>
+            <w:r>
+              <w:t>37.0</w:t>
+            </w:r>
+          </w:p>
+        </w:tc>
+        <w:tc>
+          <w:tcPr>
+            <w:tcW w:w="0" w:type="auto"/>
+          </w:tcPr>
+          <w:p>
+            <w:pPr>
+              <w:pStyle w:val="Compact"/>
+            </w:pPr>
+            <w:r>
+              <w:t>78.0</w:t>
             </w:r>
           </w:p>
         </w:tc>
       </w:tr>
       <w:tr>
         <w:tc>
-          <w:tcPr/>
-          <w:p>
-            <w:pPr>
-              <w:pStyle w:val="Compact"/>
-            </w:pPr>
-            <w:r>
-              <w:t xml:space="preserve">P4</w:t>
-            </w:r>
-          </w:p>
-        </w:tc>
-        <w:tc>
-          <w:tcPr/>
-          <w:p>
-            <w:pPr>
-              <w:pStyle w:val="Compact"/>
-            </w:pPr>
-            <w:r>
-              <w:t xml:space="preserve">IV</w:t>
-            </w:r>
-          </w:p>
-        </w:tc>
-        <w:tc>
-          <w:tcPr/>
-          <w:p>
-            <w:pPr>
-              <w:pStyle w:val="Compact"/>
-            </w:pPr>
-            <w:r>
-              <w:t xml:space="preserve">47.0</w:t>
-            </w:r>
-          </w:p>
-        </w:tc>
-        <w:tc>
-          <w:tcPr/>
-          <w:p>
-            <w:pPr>
-              <w:pStyle w:val="Compact"/>
-            </w:pPr>
-            <w:r>
-              <w:t xml:space="preserve">88.7</w:t>
+          <w:tcPr>
+            <w:tcW w:w="0" w:type="auto"/>
+          </w:tcPr>
+          <w:p>
+            <w:pPr>
+              <w:pStyle w:val="Compact"/>
+            </w:pPr>
+            <w:r>
+              <w:t>P4</w:t>
+            </w:r>
+          </w:p>
+        </w:tc>
+        <w:tc>
+          <w:tcPr>
+            <w:tcW w:w="0" w:type="auto"/>
+          </w:tcPr>
+          <w:p>
+            <w:pPr>
+              <w:pStyle w:val="Compact"/>
+            </w:pPr>
+            <w:r>
+              <w:t>IV</w:t>
+            </w:r>
+          </w:p>
+        </w:tc>
+        <w:tc>
+          <w:tcPr>
+            <w:tcW w:w="0" w:type="auto"/>
+          </w:tcPr>
+          <w:p>
+            <w:pPr>
+              <w:pStyle w:val="Compact"/>
+            </w:pPr>
+            <w:r>
+              <w:t>47.0</w:t>
+            </w:r>
+          </w:p>
+        </w:tc>
+        <w:tc>
+          <w:tcPr>
+            <w:tcW w:w="0" w:type="auto"/>
+          </w:tcPr>
+          <w:p>
+            <w:pPr>
+              <w:pStyle w:val="Compact"/>
+            </w:pPr>
+            <w:r>
+              <w:t>88.7</w:t>
             </w:r>
           </w:p>
         </w:tc>
       </w:tr>
       <w:tr>
         <w:tc>
-          <w:tcPr/>
-          <w:p>
-            <w:pPr>
-              <w:pStyle w:val="Compact"/>
-            </w:pPr>
-            <w:r>
-              <w:t xml:space="preserve">P5</w:t>
-            </w:r>
-          </w:p>
-        </w:tc>
-        <w:tc>
-          <w:tcPr/>
-          <w:p>
-            <w:pPr>
-              <w:pStyle w:val="Compact"/>
-            </w:pPr>
-            <w:r>
-              <w:t xml:space="preserve">III</w:t>
-            </w:r>
-          </w:p>
-        </w:tc>
-        <w:tc>
-          <w:tcPr/>
-          <w:p>
-            <w:pPr>
-              <w:pStyle w:val="Compact"/>
-            </w:pPr>
-            <w:r>
-              <w:t xml:space="preserve">43.4</w:t>
-            </w:r>
-          </w:p>
-        </w:tc>
-        <w:tc>
-          <w:tcPr/>
-          <w:p>
-            <w:pPr>
-              <w:pStyle w:val="Compact"/>
-            </w:pPr>
-            <w:r>
-              <w:t xml:space="preserve">79.9</w:t>
+          <w:tcPr>
+            <w:tcW w:w="0" w:type="auto"/>
+          </w:tcPr>
+          <w:p>
+            <w:pPr>
+              <w:pStyle w:val="Compact"/>
+            </w:pPr>
+            <w:r>
+              <w:t>P5</w:t>
+            </w:r>
+          </w:p>
+        </w:tc>
+        <w:tc>
+          <w:tcPr>
+            <w:tcW w:w="0" w:type="auto"/>
+          </w:tcPr>
+          <w:p>
+            <w:pPr>
+              <w:pStyle w:val="Compact"/>
+            </w:pPr>
+            <w:r>
+              <w:t>III</w:t>
+            </w:r>
+          </w:p>
+        </w:tc>
+        <w:tc>
+          <w:tcPr>
+            <w:tcW w:w="0" w:type="auto"/>
+          </w:tcPr>
+          <w:p>
+            <w:pPr>
+              <w:pStyle w:val="Compact"/>
+            </w:pPr>
+            <w:r>
+              <w:t>43.4</w:t>
+            </w:r>
+          </w:p>
+        </w:tc>
+        <w:tc>
+          <w:tcPr>
+            <w:tcW w:w="0" w:type="auto"/>
+          </w:tcPr>
+          <w:p>
+            <w:pPr>
+              <w:pStyle w:val="Compact"/>
+            </w:pPr>
+            <w:r>
+              <w:t>79.9</w:t>
             </w:r>
           </w:p>
         </w:tc>
       </w:tr>
       <w:tr>
         <w:tc>
-          <w:tcPr/>
+          <w:tcPr>
+            <w:tcW w:w="0" w:type="auto"/>
+          </w:tcPr>
           <w:p>
             <w:pPr>
               <w:pStyle w:val="Compact"/>
@@ -717,20 +778,24 @@
                 <w:b/>
                 <w:bCs/>
               </w:rPr>
-              <w:t xml:space="preserve">Average</w:t>
-            </w:r>
-          </w:p>
-        </w:tc>
-        <w:tc>
-          <w:tcPr/>
-          <w:p>
-            <w:pPr>
-              <w:pStyle w:val="Compact"/>
-            </w:pPr>
-          </w:p>
-        </w:tc>
-        <w:tc>
-          <w:tcPr/>
+              <w:t>Average</w:t>
+            </w:r>
+          </w:p>
+        </w:tc>
+        <w:tc>
+          <w:tcPr>
+            <w:tcW w:w="0" w:type="auto"/>
+          </w:tcPr>
+          <w:p>
+            <w:pPr>
+              <w:pStyle w:val="Compact"/>
+            </w:pPr>
+          </w:p>
+        </w:tc>
+        <w:tc>
+          <w:tcPr>
+            <w:tcW w:w="0" w:type="auto"/>
+          </w:tcPr>
           <w:p>
             <w:pPr>
               <w:pStyle w:val="Compact"/>
@@ -740,12 +805,14 @@
                 <w:b/>
                 <w:bCs/>
               </w:rPr>
-              <w:t xml:space="preserve">39.96</w:t>
-            </w:r>
-          </w:p>
-        </w:tc>
-        <w:tc>
-          <w:tcPr/>
+              <w:t>39.96</w:t>
+            </w:r>
+          </w:p>
+        </w:tc>
+        <w:tc>
+          <w:tcPr>
+            <w:tcW w:w="0" w:type="auto"/>
+          </w:tcPr>
           <w:p>
             <w:pPr>
               <w:pStyle w:val="Compact"/>
@@ -755,7 +822,7 @@
                 <w:b/>
                 <w:bCs/>
               </w:rPr>
-              <w:t xml:space="preserve">84.20</w:t>
+              <w:t>84.20</w:t>
             </w:r>
           </w:p>
         </w:tc>
@@ -766,7 +833,7 @@
         <w:pStyle w:val="BodyText"/>
       </w:pPr>
       <w:r>
-        <w:t xml:space="preserve">A 111 percent average increase. Every participant started insufficient or borderline, every one reached optimal, and nobody dropped out.</w:t>
+        <w:t>A 111 percent average increase. Every participant started insufficient or borderline, every one reached optimal, and nobody dropped out.</w:t>
       </w:r>
     </w:p>
     <w:p>
@@ -774,7 +841,22 @@
         <w:pStyle w:val="BodyText"/>
       </w:pPr>
       <w:r>
-        <w:t xml:space="preserve">What it shows is narrow and real: in a small group, consistent sessions moved the number, and moved it in all five. What it does not show is a controlled effect size, and we are not going to claim one from five people.</w:t>
+        <w:t>What it shows is narrow and real: in a small group, consistent sessions moved the number, and moved it in all five. What it does not show is a controlled effect size, and we are not going to claim one from five people.</w:t>
+      </w:r>
+      <w:r>
+        <w:t xml:space="preserve"> Since the study, we have over 600 users and over 25,000 sessions</w:t>
+      </w:r>
+      <w:r>
+        <w:t xml:space="preserve"> completed, </w:t>
+      </w:r>
+      <w:r>
+        <w:t xml:space="preserve">with </w:t>
+      </w:r>
+      <w:r>
+        <w:t>zero burns and zero adverse events</w:t>
+      </w:r>
+      <w:r>
+        <w:t>.</w:t>
       </w:r>
     </w:p>
     <w:p>
@@ -786,13 +868,11 @@
           <w:b/>
           <w:bCs/>
         </w:rPr>
-        <w:t xml:space="preserve">The honest limit on that result.</w:t>
-      </w:r>
-      <w:r>
-        <w:t xml:space="preserve"> </w:t>
-      </w:r>
-      <w:r>
-        <w:t xml:space="preserve">Some people do not respond well to UVB because of polymorphisms in genes governing Vitamin D metabolism, GC, CYP2R1 and DHCR7 among them. A patient with these may not reach optimal, through no failure of the platform. This is a non-response caveat and not a safety exclusion, and testing before and after is what settles it for any individual, which is what we recommend regardless.</w:t>
+        <w:lastRenderedPageBreak/>
+        <w:t>The honest limit on that result.</w:t>
+      </w:r>
+      <w:r>
+        <w:t xml:space="preserve"> Some people do not respond well to UVB because of polymorphisms in genes governing Vitamin D metabolism, GC, CYP2R1 and DHCR7 among them. A patient with these may not reach optimal, through no failure of the platform. This is a non-response caveat and not a safety exclusion, and testing before and after is what settles it for any individual, which is what we recommend regardless.</w:t>
       </w:r>
     </w:p>
     <w:p>
@@ -800,7 +880,7 @@
         <w:pStyle w:val="BodyText"/>
       </w:pPr>
       <w:r>
-        <w:t xml:space="preserve">Worth being precise about the overlap: this is not a supplement problem that light escapes. GC and CYP2R1 act on Vitamin D once it is in circulation, whichever route it arrived by, so they bear on both. DHCR7 governs the substrate available in skin, so it is specific to the light pathway. The platform opens three pathways instead of one and is far more efficient at the Vitamin D pathway. It does not make Vitamin D genetics irrelevant.</w:t>
+        <w:t>Worth being precise about the overlap: this is not a supplement problem that light escapes. GC and CYP2R1 act on Vitamin D once it is in circulation, whichever route it arrived by, so they bear on both. DHCR7 governs the substrate available in skin, so it is specific to the light pathway. The platform opens three pathways instead of one and is far more efficient at the Vitamin D pathway. It does not make Vitamin D genetics irrelevant.</w:t>
       </w:r>
     </w:p>
     <w:p>
@@ -808,17 +888,17 @@
         <w:pStyle w:val="BodyText"/>
       </w:pPr>
       <w:r>
-        <w:t xml:space="preserve">The study that will matter to you is the one you run in your own patient population, with your own lab.</w:t>
-      </w:r>
-    </w:p>
-    <w:bookmarkEnd w:id="22"/>
-    <w:bookmarkStart w:id="23" w:name="the-people-behind-the-protocol"/>
+        <w:t>The study that will matter to you is the one you run in your own patient population, with your own lab.</w:t>
+      </w:r>
+    </w:p>
     <w:p>
       <w:pPr>
         <w:pStyle w:val="Heading2"/>
       </w:pPr>
-      <w:r>
-        <w:t xml:space="preserve">The people behind the protocol</w:t>
+      <w:bookmarkStart w:id="5" w:name="the-people-behind-the-protocol"/>
+      <w:bookmarkEnd w:id="4"/>
+      <w:r>
+        <w:t>The people behind the protocol</w:t>
       </w:r>
     </w:p>
     <w:p>
@@ -826,46 +906,37 @@
         <w:pStyle w:val="FirstParagraph"/>
       </w:pPr>
       <w:r>
-        <w:t xml:space="preserve">Our scientific advisory board includes</w:t>
-      </w:r>
-      <w:r>
-        <w:t xml:space="preserve"> </w:t>
+        <w:t xml:space="preserve">Our scientific advisory board includes </w:t>
       </w:r>
       <w:r>
         <w:rPr>
           <w:b/>
           <w:bCs/>
         </w:rPr>
-        <w:t xml:space="preserve">Dr. Bruce Hollis</w:t>
-      </w:r>
-      <w:r>
-        <w:t xml:space="preserve">, who has reviewed and endorsed the platform and is among the most cited Vitamin D researchers in the world;</w:t>
-      </w:r>
-      <w:r>
-        <w:t xml:space="preserve"> </w:t>
+        <w:t>Dr. Bruce Hollis</w:t>
+      </w:r>
+      <w:r>
+        <w:t xml:space="preserve">, who has reviewed and endorsed the platform and is among the most cited Vitamin D researchers in the world; </w:t>
       </w:r>
       <w:r>
         <w:rPr>
           <w:b/>
           <w:bCs/>
         </w:rPr>
-        <w:t xml:space="preserve">Dr. Samantha Kimball</w:t>
-      </w:r>
-      <w:r>
-        <w:t xml:space="preserve">, who designed the dosing protocol behind every session; and</w:t>
-      </w:r>
-      <w:r>
-        <w:t xml:space="preserve"> </w:t>
+        <w:t>Dr. Samantha Kimball</w:t>
+      </w:r>
+      <w:r>
+        <w:t xml:space="preserve">, who designed the dosing protocol behind every session; and </w:t>
       </w:r>
       <w:r>
         <w:rPr>
           <w:b/>
           <w:bCs/>
         </w:rPr>
-        <w:t xml:space="preserve">Dr. William Grant</w:t>
-      </w:r>
-      <w:r>
-        <w:t xml:space="preserve">, a global Vitamin D and UVB researcher.</w:t>
+        <w:t>Dr. William Grant</w:t>
+      </w:r>
+      <w:r>
+        <w:t>, a global Vitamin D and UVB researcher.</w:t>
       </w:r>
     </w:p>
     <w:p>
@@ -873,17 +944,17 @@
         <w:pStyle w:val="BodyText"/>
       </w:pPr>
       <w:r>
-        <w:t xml:space="preserve">600 plus users across five countries. Made in the USA in Phoenix, Arizona.</w:t>
-      </w:r>
-    </w:p>
-    <w:bookmarkEnd w:id="23"/>
-    <w:bookmarkStart w:id="24" w:name="contraindications-and-screening"/>
+        <w:t>600 plus users across five countries. Made in the USA in Phoenix, Arizona.</w:t>
+      </w:r>
+    </w:p>
     <w:p>
       <w:pPr>
         <w:pStyle w:val="Heading2"/>
       </w:pPr>
-      <w:r>
-        <w:t xml:space="preserve">Contraindications and screening</w:t>
+      <w:bookmarkStart w:id="6" w:name="contraindications-and-screening"/>
+      <w:bookmarkEnd w:id="5"/>
+      <w:r>
+        <w:t>Contraindications and screening</w:t>
       </w:r>
     </w:p>
     <w:p>
@@ -891,7 +962,7 @@
         <w:pStyle w:val="FirstParagraph"/>
       </w:pPr>
       <w:r>
-        <w:t xml:space="preserve">This is the list that ships in the User Guide with every unit, reproduced as written. In your setting the screening is yours to run, and this is what you would screen against.</w:t>
+        <w:t>This is the list that ships in the User Guide with every unit, reproduced as written. In your setting the screening is yours to run, and this is what you would screen against.</w:t>
       </w:r>
     </w:p>
     <w:p>
@@ -903,7 +974,7 @@
           <w:b/>
           <w:bCs/>
         </w:rPr>
-        <w:t xml:space="preserve">Contraindicated</w:t>
+        <w:t>Contraindicated</w:t>
       </w:r>
     </w:p>
     <w:p>
@@ -911,7 +982,7 @@
         <w:pStyle w:val="BlockText"/>
       </w:pPr>
       <w:r>
-        <w:t xml:space="preserve">We recommend consulting your doctor to evaluate whether Enyrgy Light Therapy is right for you.</w:t>
+        <w:t>We recommend consulting your doctor to evaluate whether Enyrgy Light Therapy is right for you.</w:t>
       </w:r>
     </w:p>
     <w:p>
@@ -919,11 +990,11 @@
         <w:pStyle w:val="Compact"/>
         <w:numPr>
           <w:ilvl w:val="0"/>
-          <w:numId w:val="1001"/>
+          <w:numId w:val="20"/>
         </w:numPr>
       </w:pPr>
       <w:r>
-        <w:t xml:space="preserve">Do not use if Pregnant</w:t>
+        <w:t>Do not use if Pregnant</w:t>
       </w:r>
     </w:p>
     <w:p>
@@ -931,11 +1002,11 @@
         <w:pStyle w:val="Compact"/>
         <w:numPr>
           <w:ilvl w:val="0"/>
-          <w:numId w:val="1001"/>
+          <w:numId w:val="20"/>
         </w:numPr>
       </w:pPr>
       <w:r>
-        <w:t xml:space="preserve">Do not use if diagnosed with UV Light Sensitivity</w:t>
+        <w:t>Do not use if diagnosed with UV Light Sensitivity</w:t>
       </w:r>
     </w:p>
     <w:p>
@@ -943,11 +1014,11 @@
         <w:pStyle w:val="Compact"/>
         <w:numPr>
           <w:ilvl w:val="0"/>
-          <w:numId w:val="1001"/>
+          <w:numId w:val="20"/>
         </w:numPr>
       </w:pPr>
       <w:r>
-        <w:t xml:space="preserve">Do not use if on photosensitizing medication</w:t>
+        <w:t>Do not use if on photosensitizing medication</w:t>
       </w:r>
     </w:p>
     <w:p>
@@ -955,11 +1026,11 @@
         <w:pStyle w:val="Compact"/>
         <w:numPr>
           <w:ilvl w:val="0"/>
-          <w:numId w:val="1001"/>
+          <w:numId w:val="20"/>
         </w:numPr>
       </w:pPr>
       <w:r>
-        <w:t xml:space="preserve">Do not use if diagnosed with HIV-AIDS</w:t>
+        <w:t>Do not use if diagnosed with HIV-AIDS</w:t>
       </w:r>
     </w:p>
     <w:p>
@@ -967,11 +1038,11 @@
         <w:pStyle w:val="Compact"/>
         <w:numPr>
           <w:ilvl w:val="0"/>
-          <w:numId w:val="1001"/>
+          <w:numId w:val="20"/>
         </w:numPr>
       </w:pPr>
       <w:r>
-        <w:t xml:space="preserve">Do not use if diagnosed with Active Skin Cancer</w:t>
+        <w:t>Do not use if diagnosed with Active Skin Cancer</w:t>
       </w:r>
     </w:p>
     <w:p>
@@ -979,11 +1050,11 @@
         <w:pStyle w:val="Compact"/>
         <w:numPr>
           <w:ilvl w:val="0"/>
-          <w:numId w:val="1001"/>
+          <w:numId w:val="20"/>
         </w:numPr>
       </w:pPr>
       <w:r>
-        <w:t xml:space="preserve">Do not use if diagnosed with UV light sensitivities: Protoporphyria (EPP), UV-sensitive syndrome, Photodermatitis, Xeroderma pigmentosum (XP), Lupus erythematosus, or Actinic dermatitis</w:t>
+        <w:t>Do not use if diagnosed with UV light sensitivities: Protoporphyria (EPP), UV-sensitive syndrome, Photodermatitis, Xeroderma pigmentosum (XP), Lupus erythematosus, or Actinic dermatitis</w:t>
       </w:r>
     </w:p>
     <w:p>
@@ -991,11 +1062,11 @@
         <w:pStyle w:val="Compact"/>
         <w:numPr>
           <w:ilvl w:val="0"/>
-          <w:numId w:val="1001"/>
+          <w:numId w:val="20"/>
         </w:numPr>
       </w:pPr>
       <w:r>
-        <w:t xml:space="preserve">Do not use if diagnosed with UV light allergies: Actinic prurigo (hereditary PMLE), Polymorphous light eruption (PMLE), or Solar urticaria</w:t>
+        <w:t>Do not use if diagnosed with UV light allergies: Actinic prurigo (hereditary PMLE), Polymorphous light eruption (PMLE), or Solar urticaria</w:t>
       </w:r>
     </w:p>
     <w:p>
@@ -1003,7 +1074,7 @@
         <w:pStyle w:val="FirstParagraph"/>
       </w:pPr>
       <w:r>
-        <w:t xml:space="preserve">A minimum age of 18 applies on top of this list.</w:t>
+        <w:t>A minimum age of 18 applies on top of this list.</w:t>
       </w:r>
     </w:p>
     <w:p>
@@ -1015,13 +1086,14 @@
           <w:b/>
           <w:bCs/>
         </w:rPr>
-        <w:t xml:space="preserve">Use on intact skin only.</w:t>
-      </w:r>
-      <w:r>
-        <w:t xml:space="preserve"> </w:t>
-      </w:r>
-      <w:r>
-        <w:t xml:space="preserve">Sessions are taken on the torso, on skin that is unbroken and healthy. Do not direct exposure at a wound, a sore that has not closed, a rash, a burn, or any other area of broken skin. Keep any such area covered during your session, and speak with your doctor before continuing.</w:t>
+        <w:t>Use on intact skin only.</w:t>
+      </w:r>
+      <w:r>
+        <w:t xml:space="preserve"> Sessions are taken on the torso, on skin that is unbroken and healthy. Do not direct exposure at a wound, a sore that has </w:t>
+      </w:r>
+      <w:r>
+        <w:lastRenderedPageBreak/>
+        <w:t>not closed, a rash, a burn, or any other area of broken skin. Keep any such area covered during your session, and speak with your doctor before continuing.</w:t>
       </w:r>
     </w:p>
     <w:p>
@@ -1033,7 +1105,7 @@
           <w:b/>
           <w:bCs/>
         </w:rPr>
-        <w:t xml:space="preserve">Photosensitizing medication is the entry that carries real physical risk, and it is the one your setting is built to catch.</w:t>
+        <w:t>Photosensitizing medication is the entry that carries real physical risk, and it is the one your setting is built to catch.</w:t>
       </w:r>
     </w:p>
     <w:p>
@@ -1041,17 +1113,14 @@
         <w:pStyle w:val="BodyText"/>
       </w:pPr>
       <w:r>
-        <w:t xml:space="preserve">The other entries describe conditions a person already knows they have. This one is different. It is invisible to the device: the app doses on Fitzpatrick skin type and has no knowledge of what anyone takes. Photosensitizing drugs lower the dose at which skin burns, so a dose set correctly for a skin type can exceed what that particular person’s skin tolerates.</w:t>
-      </w:r>
-      <w:r>
-        <w:t xml:space="preserve"> </w:t>
+        <w:t xml:space="preserve">The other entries describe conditions a person already knows they have. This one is different. It is invisible to the device: the app doses on Fitzpatrick skin type and has no knowledge of what anyone takes. Photosensitizing drugs lower the dose at which skin burns, so a dose set correctly for a skin type can exceed what that particular person’s skin tolerates. </w:t>
       </w:r>
       <w:r>
         <w:rPr>
           <w:b/>
           <w:bCs/>
         </w:rPr>
-        <w:t xml:space="preserve">The automatic cutoff does not protect against this, because the variable it doses on is not the variable that changed.</w:t>
+        <w:t>The automatic cutoff does not protect against this, because the variable it doses on is not the variable that changed.</w:t>
       </w:r>
     </w:p>
     <w:p>
@@ -1059,7 +1128,7 @@
         <w:pStyle w:val="BodyText"/>
       </w:pPr>
       <w:r>
-        <w:t xml:space="preserve">Our safety record does not speak to this in either direction. We do not screen for photosensitizing drugs and do not record them, so nobody knows how many of the 25,000 plus sessions involved someone taking one. That figure shows the dosing protocol has been safe across the people who have used it. It is not evidence that the protocol is safe for a photosensitized user, and it is not evidence of harm. It is silent, because the variable was never measured.</w:t>
+        <w:t>Our safety record does not speak to this in either direction. We do not screen for photosensitizing drugs and do not record them, so nobody knows how many of the 25,000 plus sessions involved someone taking one. That figure shows the dosing protocol has been safe across the people who have used it. It is not evidence that the protocol is safe for a photosensitized user, and it is not evidence of harm. It is silent, because the variable was never measured.</w:t>
       </w:r>
     </w:p>
     <w:p>
@@ -1067,23 +1136,17 @@
         <w:pStyle w:val="BodyText"/>
       </w:pPr>
       <w:r>
-        <w:t xml:space="preserve">The category is wide and includes drugs nobody associates with sunlight, and photosensitivity can outlast the last dose, so having stopped is not the same as clear. For a consumer this is a question they have to take to a physician.</w:t>
-      </w:r>
-      <w:r>
-        <w:t xml:space="preserve"> </w:t>
+        <w:t xml:space="preserve">The category is wide and includes drugs nobody associates with sunlight, and photosensitivity can outlast the last dose, so having stopped is not the same as clear. For a consumer this is a question they have to take to a physician. </w:t>
       </w:r>
       <w:r>
         <w:rPr>
           <w:b/>
           <w:bCs/>
         </w:rPr>
-        <w:t xml:space="preserve">In your center it is already answerable, because you hold the medication list.</w:t>
-      </w:r>
-      <w:r>
-        <w:t xml:space="preserve"> </w:t>
-      </w:r>
-      <w:r>
-        <w:t xml:space="preserve">That is a genuine advantage of running this in a clinical setting rather than a retail one, and it is the reason we would rather hand you the list than leave it in a manual.</w:t>
+        <w:t>In your center it is already answerable, because you hold the medication list.</w:t>
+      </w:r>
+      <w:r>
+        <w:t xml:space="preserve"> That is a genuine advantage of running this in a clinical setting rather than a retail one, and it is the reason we would rather hand you the list than leave it in a manual.</w:t>
       </w:r>
     </w:p>
     <w:p>
@@ -1095,30 +1158,35 @@
           <w:b/>
           <w:bCs/>
         </w:rPr>
-        <w:t xml:space="preserve">Absence from this list is not clearance.</w:t>
-      </w:r>
-      <w:r>
-        <w:t xml:space="preserve"> </w:t>
-      </w:r>
-      <w:r>
-        <w:t xml:space="preserve">It names what it names, and whether a given patient should use the platform is your care team’s determination, not ours.</w:t>
-      </w:r>
-    </w:p>
-    <w:p>
-      <w:r>
-        <w:pict>
-          <v:rect style="width:0;height:1.5pt" o:hralign="center" o:hrstd="t" o:hr="t"/>
+        <w:t>Absence from this list is not clearance.</w:t>
+      </w:r>
+      <w:r>
+        <w:t xml:space="preserve"> It names what it names, and whether a given patient should use the platform is your care team’s determination, not ours.</w:t>
+      </w:r>
+    </w:p>
+    <w:p>
+      <w:r>
+        <w:rPr>
+          <w:noProof/>
+        </w:rPr>
+      </w:r>
+      <w:r>
+        <w:pict w14:anchorId="2CD008D3">
+          <v:rect id="Horizontal Line 3" o:spid="_x0000_s1028" style="width:468pt;height:1.1pt;visibility:visible;mso-wrap-style:square;mso-left-percent:-10001;mso-top-percent:-10001;mso-position-horizontal:absolute;mso-position-horizontal-relative:char;mso-position-vertical:absolute;mso-position-vertical-relative:line;mso-left-percent:-10001;mso-top-percent:-10001;v-text-anchor:top" o:gfxdata="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" filled="f">
+            <o:lock v:ext="edit" rotation="t" aspectratio="t" verticies="t" text="t" shapetype="t"/>
+            <w10:anchorlock/>
+          </v:rect>
         </w:pict>
       </w:r>
     </w:p>
-    <w:bookmarkEnd w:id="24"/>
-    <w:bookmarkStart w:id="25" w:name="where-it-fits-in-your-service-line"/>
     <w:p>
       <w:pPr>
         <w:pStyle w:val="Heading2"/>
       </w:pPr>
-      <w:r>
-        <w:t xml:space="preserve">Where it fits in your service line</w:t>
+      <w:bookmarkStart w:id="7" w:name="where-it-fits-in-your-service-line"/>
+      <w:bookmarkEnd w:id="6"/>
+      <w:r>
+        <w:t>Where it fits in your service line</w:t>
       </w:r>
     </w:p>
     <w:p>
@@ -1126,7 +1194,7 @@
         <w:pStyle w:val="FirstParagraph"/>
       </w:pPr>
       <w:r>
-        <w:t xml:space="preserve">This is not a new category for you. You already run LED laser, infrared beds, and frequency and voltage. Your team and your patients already believe in light. This is simply the Vitamin D one, the light that raises a number you and your patients can watch on a lab draw.</w:t>
+        <w:t>This is not a new category for you. You already run LED laser, infrared beds, and frequency and voltage. Your team and your patients already believe in light. This is simply the Vitamin D one, the light that raises a number you and your patients can watch on a lab draw.</w:t>
       </w:r>
     </w:p>
     <w:p>
@@ -1138,23 +1206,20 @@
           <w:b/>
           <w:bCs/>
         </w:rPr>
-        <w:t xml:space="preserve">You will not have to create demand for it.</w:t>
-      </w:r>
-      <w:r>
-        <w:t xml:space="preserve"> </w:t>
-      </w:r>
-      <w:r>
-        <w:t xml:space="preserve">In a 2023 pooled analysis of 308 population studies across 81 countries and 7.9 million people, 76.6 percent were below 30 ng/mL. Those patients are already walking through your doors. What is missing is not interest, it is measurement, and measurement is a lab draw you already run.</w:t>
-      </w:r>
-    </w:p>
-    <w:bookmarkEnd w:id="25"/>
-    <w:bookmarkStart w:id="26" w:name="two-revenue-lines-from-one-platform"/>
+        <w:t>You will not have to create demand for it.</w:t>
+      </w:r>
+      <w:r>
+        <w:t xml:space="preserve"> In a 2023 pooled analysis of 308 population studies across 81 countries and 7.9 million people, 76.6 percent were below 30 ng/mL. Those patients are already walking through your doors. What is missing is not interest, it is measurement, and measurement is a lab draw you already run.</w:t>
+      </w:r>
+    </w:p>
     <w:p>
       <w:pPr>
         <w:pStyle w:val="Heading2"/>
       </w:pPr>
-      <w:r>
-        <w:t xml:space="preserve">Two revenue lines from one platform</w:t>
+      <w:bookmarkStart w:id="8" w:name="two-revenue-lines-from-one-platform"/>
+      <w:bookmarkEnd w:id="7"/>
+      <w:r>
+        <w:t>Two revenue lines from one platform</w:t>
       </w:r>
     </w:p>
     <w:p>
@@ -1162,167 +1227,187 @@
         <w:pStyle w:val="FirstParagraph"/>
       </w:pPr>
       <w:r>
-        <w:t xml:space="preserve">In-clinic, patients add it as a modality at $125 a month in your market. It also fits how your patients move through the center: those who are on-site a week and home for two can do sessions with you and take a unit home from your shop to hold their levels between visits.</w:t>
+        <w:t xml:space="preserve">In-clinic, patients add it as a modality at $125 a month in your market. It also fits how your patients move through the center: those who are on-site a week and home for </w:t>
+      </w:r>
+      <w:r>
+        <w:lastRenderedPageBreak/>
+        <w:t>two can do sessions with you and take a unit home from your shop to hold their levels between visits.</w:t>
       </w:r>
     </w:p>
     <w:tbl>
       <w:tblPr>
-        <w:tblBorders>
-          <w:top w:val="single" w:sz="4" w:space="0" w:color="auto"/>
-          <w:left w:val="single" w:sz="4" w:space="0" w:color="auto"/>
-          <w:bottom w:val="single" w:sz="4" w:space="0" w:color="auto"/>
-          <w:right w:val="single" w:sz="4" w:space="0" w:color="auto"/>
-          <w:insideH w:val="single" w:sz="4" w:space="0" w:color="auto"/>
-          <w:insideV w:val="single" w:sz="4" w:space="0" w:color="auto"/>
-        </w:tblBorders>
         <w:tblStyle w:val="Table"/>
-        <w:tblW w:type="auto" w:w="0"/>
-        <w:tblLook w:firstRow="1" w:lastRow="0" w:firstColumn="0" w:lastColumn="0" w:noHBand="0" w:noVBand="0" w:val="0020"/>
+        <w:tblW w:w="0" w:type="auto"/>
+        <w:tblLook w:val="0020" w:firstRow="1" w:lastRow="0" w:firstColumn="0" w:lastColumn="0" w:noHBand="0" w:noVBand="0"/>
       </w:tblPr>
       <w:tblGrid>
-        <w:gridCol w:w="2640"/>
-        <w:gridCol w:w="2640"/>
-        <w:gridCol w:w="2640"/>
+        <w:gridCol w:w="3862"/>
+        <w:gridCol w:w="1130"/>
+        <w:gridCol w:w="1185"/>
       </w:tblGrid>
       <w:tr>
         <w:trPr>
-          <w:tblHeader w:val="on"/>
+          <w:tblHeader/>
         </w:trPr>
         <w:tc>
-          <w:tcPr/>
-          <w:p>
-            <w:pPr>
-              <w:pStyle w:val="Compact"/>
-            </w:pPr>
-            <w:r>
-              <w:t xml:space="preserve">In-clinic patients on the modality</w:t>
-            </w:r>
-          </w:p>
-        </w:tc>
-        <w:tc>
-          <w:tcPr/>
-          <w:p>
-            <w:pPr>
-              <w:pStyle w:val="Compact"/>
-            </w:pPr>
-            <w:r>
-              <w:t xml:space="preserve">Monthly</w:t>
-            </w:r>
-          </w:p>
-        </w:tc>
-        <w:tc>
-          <w:tcPr/>
-          <w:p>
-            <w:pPr>
-              <w:pStyle w:val="Compact"/>
-            </w:pPr>
-            <w:r>
-              <w:t xml:space="preserve">Annual</w:t>
+          <w:tcPr>
+            <w:tcW w:w="0" w:type="auto"/>
+          </w:tcPr>
+          <w:p>
+            <w:pPr>
+              <w:pStyle w:val="Compact"/>
+            </w:pPr>
+            <w:r>
+              <w:t>In-clinic patients on the modality</w:t>
+            </w:r>
+          </w:p>
+        </w:tc>
+        <w:tc>
+          <w:tcPr>
+            <w:tcW w:w="0" w:type="auto"/>
+          </w:tcPr>
+          <w:p>
+            <w:pPr>
+              <w:pStyle w:val="Compact"/>
+            </w:pPr>
+            <w:r>
+              <w:t>Monthly</w:t>
+            </w:r>
+          </w:p>
+        </w:tc>
+        <w:tc>
+          <w:tcPr>
+            <w:tcW w:w="0" w:type="auto"/>
+          </w:tcPr>
+          <w:p>
+            <w:pPr>
+              <w:pStyle w:val="Compact"/>
+            </w:pPr>
+            <w:r>
+              <w:t>Annual</w:t>
             </w:r>
           </w:p>
         </w:tc>
       </w:tr>
       <w:tr>
         <w:tc>
-          <w:tcPr/>
-          <w:p>
-            <w:pPr>
-              <w:pStyle w:val="Compact"/>
-            </w:pPr>
-            <w:r>
-              <w:t xml:space="preserve">25 patients</w:t>
-            </w:r>
-          </w:p>
-        </w:tc>
-        <w:tc>
-          <w:tcPr/>
-          <w:p>
-            <w:pPr>
-              <w:pStyle w:val="Compact"/>
-            </w:pPr>
-            <w:r>
-              <w:t xml:space="preserve">$3,125</w:t>
-            </w:r>
-          </w:p>
-        </w:tc>
-        <w:tc>
-          <w:tcPr/>
-          <w:p>
-            <w:pPr>
-              <w:pStyle w:val="Compact"/>
-            </w:pPr>
-            <w:r>
-              <w:t xml:space="preserve">$37,500</w:t>
+          <w:tcPr>
+            <w:tcW w:w="0" w:type="auto"/>
+          </w:tcPr>
+          <w:p>
+            <w:pPr>
+              <w:pStyle w:val="Compact"/>
+            </w:pPr>
+            <w:r>
+              <w:t>25 patients</w:t>
+            </w:r>
+          </w:p>
+        </w:tc>
+        <w:tc>
+          <w:tcPr>
+            <w:tcW w:w="0" w:type="auto"/>
+          </w:tcPr>
+          <w:p>
+            <w:pPr>
+              <w:pStyle w:val="Compact"/>
+            </w:pPr>
+            <w:r>
+              <w:t>$3,125</w:t>
+            </w:r>
+          </w:p>
+        </w:tc>
+        <w:tc>
+          <w:tcPr>
+            <w:tcW w:w="0" w:type="auto"/>
+          </w:tcPr>
+          <w:p>
+            <w:pPr>
+              <w:pStyle w:val="Compact"/>
+            </w:pPr>
+            <w:r>
+              <w:t>$37,500</w:t>
             </w:r>
           </w:p>
         </w:tc>
       </w:tr>
       <w:tr>
         <w:tc>
-          <w:tcPr/>
-          <w:p>
-            <w:pPr>
-              <w:pStyle w:val="Compact"/>
-            </w:pPr>
-            <w:r>
-              <w:t xml:space="preserve">50 patients</w:t>
-            </w:r>
-          </w:p>
-        </w:tc>
-        <w:tc>
-          <w:tcPr/>
-          <w:p>
-            <w:pPr>
-              <w:pStyle w:val="Compact"/>
-            </w:pPr>
-            <w:r>
-              <w:t xml:space="preserve">$6,250</w:t>
-            </w:r>
-          </w:p>
-        </w:tc>
-        <w:tc>
-          <w:tcPr/>
-          <w:p>
-            <w:pPr>
-              <w:pStyle w:val="Compact"/>
-            </w:pPr>
-            <w:r>
-              <w:t xml:space="preserve">$75,000</w:t>
+          <w:tcPr>
+            <w:tcW w:w="0" w:type="auto"/>
+          </w:tcPr>
+          <w:p>
+            <w:pPr>
+              <w:pStyle w:val="Compact"/>
+            </w:pPr>
+            <w:r>
+              <w:t>50 patients</w:t>
+            </w:r>
+          </w:p>
+        </w:tc>
+        <w:tc>
+          <w:tcPr>
+            <w:tcW w:w="0" w:type="auto"/>
+          </w:tcPr>
+          <w:p>
+            <w:pPr>
+              <w:pStyle w:val="Compact"/>
+            </w:pPr>
+            <w:r>
+              <w:t>$6,250</w:t>
+            </w:r>
+          </w:p>
+        </w:tc>
+        <w:tc>
+          <w:tcPr>
+            <w:tcW w:w="0" w:type="auto"/>
+          </w:tcPr>
+          <w:p>
+            <w:pPr>
+              <w:pStyle w:val="Compact"/>
+            </w:pPr>
+            <w:r>
+              <w:t>$75,000</w:t>
             </w:r>
           </w:p>
         </w:tc>
       </w:tr>
       <w:tr>
         <w:tc>
-          <w:tcPr/>
-          <w:p>
-            <w:pPr>
-              <w:pStyle w:val="Compact"/>
-            </w:pPr>
-            <w:r>
-              <w:t xml:space="preserve">100 patients</w:t>
-            </w:r>
-          </w:p>
-        </w:tc>
-        <w:tc>
-          <w:tcPr/>
-          <w:p>
-            <w:pPr>
-              <w:pStyle w:val="Compact"/>
-            </w:pPr>
-            <w:r>
-              <w:t xml:space="preserve">$12,500</w:t>
-            </w:r>
-          </w:p>
-        </w:tc>
-        <w:tc>
-          <w:tcPr/>
-          <w:p>
-            <w:pPr>
-              <w:pStyle w:val="Compact"/>
-            </w:pPr>
-            <w:r>
-              <w:t xml:space="preserve">$150,000</w:t>
+          <w:tcPr>
+            <w:tcW w:w="0" w:type="auto"/>
+          </w:tcPr>
+          <w:p>
+            <w:pPr>
+              <w:pStyle w:val="Compact"/>
+            </w:pPr>
+            <w:r>
+              <w:t>100 patients</w:t>
+            </w:r>
+          </w:p>
+        </w:tc>
+        <w:tc>
+          <w:tcPr>
+            <w:tcW w:w="0" w:type="auto"/>
+          </w:tcPr>
+          <w:p>
+            <w:pPr>
+              <w:pStyle w:val="Compact"/>
+            </w:pPr>
+            <w:r>
+              <w:t>$12,500</w:t>
+            </w:r>
+          </w:p>
+        </w:tc>
+        <w:tc>
+          <w:tcPr>
+            <w:tcW w:w="0" w:type="auto"/>
+          </w:tcPr>
+          <w:p>
+            <w:pPr>
+              <w:pStyle w:val="Compact"/>
+            </w:pPr>
+            <w:r>
+              <w:t>$150,000</w:t>
             </w:r>
           </w:p>
         </w:tc>
@@ -1333,20 +1418,17 @@
         <w:pStyle w:val="BodyText"/>
       </w:pPr>
       <w:r>
-        <w:t xml:space="preserve">The commercial unit is</w:t>
-      </w:r>
-      <w:r>
-        <w:t xml:space="preserve"> </w:t>
+        <w:t xml:space="preserve">The commercial unit is </w:t>
       </w:r>
       <w:r>
         <w:rPr>
           <w:b/>
           <w:bCs/>
         </w:rPr>
-        <w:t xml:space="preserve">$8,950</w:t>
-      </w:r>
-      <w:r>
-        <w:t xml:space="preserve">, with payback in under three months at just 25 patients on the modality.</w:t>
+        <w:t>$8,950</w:t>
+      </w:r>
+      <w:r>
+        <w:t>, with payback in under three months at just 25 patients on the modality.</w:t>
       </w:r>
     </w:p>
     <w:p>
@@ -1358,13 +1440,10 @@
           <w:b/>
           <w:bCs/>
         </w:rPr>
-        <w:t xml:space="preserve">Footprint.</w:t>
-      </w:r>
-      <w:r>
-        <w:t xml:space="preserve"> </w:t>
-      </w:r>
-      <w:r>
-        <w:t xml:space="preserve">Roughly four feet by four feet. It does not need a dedicated room; most facilities site it in a hallway or an alcove where a patient can take a session while waiting on another modality.</w:t>
+        <w:t>Footprint.</w:t>
+      </w:r>
+      <w:r>
+        <w:t xml:space="preserve"> Roughly four feet by four feet. It does not need a dedicated room; most facilities site it in a hallway or an alcove where a patient can take a session while waiting on another modality.</w:t>
       </w:r>
     </w:p>
     <w:p>
@@ -1376,23 +1455,20 @@
           <w:b/>
           <w:bCs/>
         </w:rPr>
-        <w:t xml:space="preserve">The second line.</w:t>
-      </w:r>
-      <w:r>
-        <w:t xml:space="preserve"> </w:t>
-      </w:r>
-      <w:r>
-        <w:t xml:space="preserve">Take-home units add about $600 per device to your shop, a margin line on top of the in-clinic recurring revenue.</w:t>
-      </w:r>
-    </w:p>
-    <w:bookmarkEnd w:id="26"/>
-    <w:bookmarkStart w:id="27" w:name="a-note-on-claims"/>
+        <w:t>The second line.</w:t>
+      </w:r>
+      <w:r>
+        <w:t xml:space="preserve"> Take-home units add about $600 per device to your shop, a margin line on top of the in-clinic recurring revenue.</w:t>
+      </w:r>
+    </w:p>
     <w:p>
       <w:pPr>
         <w:pStyle w:val="Heading2"/>
       </w:pPr>
-      <w:r>
-        <w:t xml:space="preserve">A note on claims</w:t>
+      <w:bookmarkStart w:id="9" w:name="a-note-on-claims"/>
+      <w:bookmarkEnd w:id="8"/>
+      <w:r>
+        <w:t>A note on claims</w:t>
       </w:r>
     </w:p>
     <w:p>
@@ -1400,7 +1476,7 @@
         <w:pStyle w:val="FirstParagraph"/>
       </w:pPr>
       <w:r>
-        <w:t xml:space="preserve">Enyrgy is a wellness device and makes no medical claims. It raises and documents Vitamin D levels; every clinical conclusion, and every screening decision against the list above, belongs to your care team.</w:t>
+        <w:t>Enyrgy is a wellness device and makes no medical claims. It raises and documents Vitamin D levels; every clinical conclusion, and every screening decision against the list above, belongs to your care team.</w:t>
       </w:r>
     </w:p>
     <w:p>
@@ -1408,7 +1484,7 @@
         <w:pStyle w:val="BodyText"/>
       </w:pPr>
       <w:r>
-        <w:t xml:space="preserve">The story above is ours and the research in it is what moved us to build. It is not a claim about what this platform does for any condition, and we do not make one.</w:t>
+        <w:t>The story above is ours and the research in it is what moved us to build. It is not a claim about what this platform does for any condition, and we do not make one.</w:t>
       </w:r>
     </w:p>
     <w:p>
@@ -1416,17 +1492,17 @@
         <w:pStyle w:val="BodyText"/>
       </w:pPr>
       <w:r>
-        <w:t xml:space="preserve">The study in this document is our own and it is small. We present it with its size attached rather than as a finding. The independent literature is in the reading list that follows, presented as published and including mixed findings, for your clinicians to weigh on their own terms.</w:t>
-      </w:r>
-    </w:p>
-    <w:bookmarkEnd w:id="27"/>
-    <w:bookmarkStart w:id="28" w:name="next-step"/>
+        <w:t>The study in this document is our own and it is small. We present it with its size attached rather than as a finding. The independent literature is in the reading list that follows, presented as published and including mixed findings, for your clinicians to weigh on their own terms.</w:t>
+      </w:r>
+    </w:p>
     <w:p>
       <w:pPr>
         <w:pStyle w:val="Heading2"/>
       </w:pPr>
-      <w:r>
-        <w:t xml:space="preserve">Next step</w:t>
+      <w:bookmarkStart w:id="10" w:name="next-step"/>
+      <w:bookmarkEnd w:id="9"/>
+      <w:r>
+        <w:t>Next step</w:t>
       </w:r>
     </w:p>
     <w:p>
@@ -1434,25 +1510,33 @@
         <w:pStyle w:val="FirstParagraph"/>
       </w:pPr>
       <w:r>
-        <w:t xml:space="preserve">We bring a unit and two of our people to Irvine, set it up, and let your team try it and see both the patient side and the numbers in person. No slides, just the platform itself.</w:t>
-      </w:r>
-    </w:p>
-    <w:p>
-      <w:r>
-        <w:pict>
-          <v:rect style="width:0;height:1.5pt" o:hralign="center" o:hrstd="t" o:hr="t"/>
+        <w:t>We bring a unit and two of our people to Irvine, set it up, and let your team try it and see both the patient side and the numbers in person. No slides, just the platform itself.</w:t>
+      </w:r>
+    </w:p>
+    <w:p>
+      <w:r>
+        <w:rPr>
+          <w:noProof/>
+        </w:rPr>
+      </w:r>
+      <w:r>
+        <w:pict w14:anchorId="076127DE">
+          <v:rect id="Horizontal Line 4" o:spid="_x0000_s1027" style="width:468pt;height:1.1pt;visibility:visible;mso-wrap-style:square;mso-left-percent:-10001;mso-top-percent:-10001;mso-position-horizontal:absolute;mso-position-horizontal-relative:char;mso-position-vertical:absolute;mso-position-vertical-relative:line;mso-left-percent:-10001;mso-top-percent:-10001;v-text-anchor:top" o:gfxdata="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" filled="f">
+            <o:lock v:ext="edit" rotation="t" aspectratio="t" verticies="t" text="t" shapetype="t"/>
+            <w10:anchorlock/>
+          </v:rect>
         </w:pict>
       </w:r>
     </w:p>
-    <w:bookmarkEnd w:id="28"/>
-    <w:bookmarkEnd w:id="29"/>
-    <w:bookmarkStart w:id="34" w:name="Xb1953ebf8a969272cf74045086bc73ff6df9ace"/>
     <w:p>
       <w:pPr>
         <w:pStyle w:val="Heading1"/>
       </w:pPr>
-      <w:r>
-        <w:t xml:space="preserve">Appendix: Vitamin D status reading list for the clinical team</w:t>
+      <w:bookmarkStart w:id="11" w:name="Xb1953ebf8a969272cf74045086bc73ff6df9ace"/>
+      <w:bookmarkEnd w:id="0"/>
+      <w:bookmarkEnd w:id="10"/>
+      <w:r>
+        <w:t>Appendix: Vitamin D status reading list for the clinical team</w:t>
       </w:r>
     </w:p>
     <w:p>
@@ -1464,22 +1548,23 @@
           <w:b/>
           <w:bCs/>
         </w:rPr>
-        <w:t xml:space="preserve">Independent research on Vitamin D status.</w:t>
-      </w:r>
-      <w:r>
-        <w:t xml:space="preserve"> </w:t>
-      </w:r>
-      <w:r>
-        <w:t xml:space="preserve">For your clinical team’s own review. The references below are independent, peer reviewed publications. Enyrgy is a wellness device, makes no medical claims, and does not interpret these findings. Vitamin D status is the subject of this literature; Enyrgy is simply a tool to measurably raise and document it. The list is presented as published, including honest, mixed findings, so your clinicians can weigh the evidence on their own terms.</w:t>
-      </w:r>
-    </w:p>
-    <w:bookmarkStart w:id="30" w:name="vitamin-d-and-immune-function"/>
+        <w:t>Independent research on Vitamin D status.</w:t>
+      </w:r>
+      <w:r>
+        <w:t xml:space="preserve"> For your clinical team’s own review. The references below are independent, peer reviewed publications. Enyrgy is a wellness device, makes no medical claims, and does not interpret these findings. Vitamin D status is the subject of this literature; Enyrgy is simply a tool to measurably raise and document it. The list is presented as published, including </w:t>
+      </w:r>
+      <w:r>
+        <w:lastRenderedPageBreak/>
+        <w:t>honest, mixed findings, so your clinicians can weigh the evidence on their own terms.</w:t>
+      </w:r>
+    </w:p>
     <w:p>
       <w:pPr>
         <w:pStyle w:val="Heading3"/>
       </w:pPr>
-      <w:r>
-        <w:t xml:space="preserve">Vitamin D and immune function</w:t>
+      <w:bookmarkStart w:id="12" w:name="vitamin-d-and-immune-function"/>
+      <w:r>
+        <w:t>Vitamin D and immune function</w:t>
       </w:r>
     </w:p>
     <w:p>
@@ -1491,41 +1576,20 @@
           <w:b/>
           <w:bCs/>
         </w:rPr>
-        <w:t xml:space="preserve">Aranow C.</w:t>
-      </w:r>
-      <w:r>
-        <w:t xml:space="preserve"> </w:t>
-      </w:r>
-      <w:r>
-        <w:t xml:space="preserve">Vitamin D and the Immune System.</w:t>
-      </w:r>
-      <w:r>
-        <w:t xml:space="preserve"> </w:t>
+        <w:t>Aranow C.</w:t>
+      </w:r>
+      <w:r>
+        <w:t xml:space="preserve"> Vitamin D and the Immune System. </w:t>
       </w:r>
       <w:r>
         <w:rPr>
           <w:i/>
           <w:iCs/>
         </w:rPr>
-        <w:t xml:space="preserve">Journal of Investigative Medicine.</w:t>
-      </w:r>
-      <w:r>
-        <w:t xml:space="preserve"> </w:t>
-      </w:r>
-      <w:r>
-        <w:t xml:space="preserve">2011;59(6):881 to 886.</w:t>
-      </w:r>
-      <w:r>
-        <w:t xml:space="preserve"> </w:t>
-      </w:r>
-      <w:r>
-        <w:t xml:space="preserve">Widely cited review of Vitamin D’s role in innate and adaptive immunity.</w:t>
-      </w:r>
-      <w:r>
-        <w:t xml:space="preserve"> </w:t>
-      </w:r>
-      <w:r>
-        <w:t xml:space="preserve">pubmed.ncbi.nlm.nih.gov/21527855</w:t>
+        <w:t>Journal of Investigative Medicine.</w:t>
+      </w:r>
+      <w:r>
+        <w:t xml:space="preserve"> 2011;59(6):881 to 886. Widely cited review of Vitamin D’s role in innate and adaptive immunity. pubmed.ncbi.nlm.nih.gov/21527855</w:t>
       </w:r>
     </w:p>
     <w:p>
@@ -1537,41 +1601,20 @@
           <w:b/>
           <w:bCs/>
         </w:rPr>
-        <w:t xml:space="preserve">Charoenngam N, Holick MF.</w:t>
-      </w:r>
-      <w:r>
-        <w:t xml:space="preserve"> </w:t>
-      </w:r>
-      <w:r>
-        <w:t xml:space="preserve">Immunologic Effects of Vitamin D on Human Health and Disease.</w:t>
-      </w:r>
-      <w:r>
-        <w:t xml:space="preserve"> </w:t>
+        <w:t>Charoenngam N, Holick MF.</w:t>
+      </w:r>
+      <w:r>
+        <w:t xml:space="preserve"> Immunologic Effects of Vitamin D on Human Health and Disease. </w:t>
       </w:r>
       <w:r>
         <w:rPr>
           <w:i/>
           <w:iCs/>
         </w:rPr>
-        <w:t xml:space="preserve">Nutrients.</w:t>
-      </w:r>
-      <w:r>
-        <w:t xml:space="preserve"> </w:t>
-      </w:r>
-      <w:r>
-        <w:t xml:space="preserve">2020;12(7):2097.</w:t>
-      </w:r>
-      <w:r>
-        <w:t xml:space="preserve"> </w:t>
-      </w:r>
-      <w:r>
-        <w:t xml:space="preserve">Comprehensive review of Vitamin D’s immunologic mechanisms across health and disease states.</w:t>
-      </w:r>
-      <w:r>
-        <w:t xml:space="preserve"> </w:t>
-      </w:r>
-      <w:r>
-        <w:t xml:space="preserve">doi.org/10.3390/nu12072097</w:t>
+        <w:t>Nutrients.</w:t>
+      </w:r>
+      <w:r>
+        <w:t xml:space="preserve"> 2020;12(7):2097. Comprehensive review of Vitamin D’s immunologic mechanisms across health and disease states. doi.org/10.3390/nu12072097</w:t>
       </w:r>
     </w:p>
     <w:p>
@@ -1583,51 +1626,30 @@
           <w:b/>
           <w:bCs/>
         </w:rPr>
-        <w:t xml:space="preserve">Martineau AR, et al.</w:t>
-      </w:r>
-      <w:r>
-        <w:t xml:space="preserve"> </w:t>
-      </w:r>
-      <w:r>
-        <w:t xml:space="preserve">Vitamin D supplementation to prevent acute respiratory tract infections: systematic review and meta-analysis of individual participant data.</w:t>
-      </w:r>
-      <w:r>
-        <w:t xml:space="preserve"> </w:t>
+        <w:t>Martineau AR, et al.</w:t>
+      </w:r>
+      <w:r>
+        <w:t xml:space="preserve"> Vitamin D supplementation to prevent acute respiratory tract infections: systematic review and meta-analysis of individual participant data. </w:t>
       </w:r>
       <w:r>
         <w:rPr>
           <w:i/>
           <w:iCs/>
         </w:rPr>
-        <w:t xml:space="preserve">BMJ.</w:t>
-      </w:r>
-      <w:r>
-        <w:t xml:space="preserve"> </w:t>
-      </w:r>
-      <w:r>
-        <w:t xml:space="preserve">2017;356:i6583.</w:t>
-      </w:r>
-      <w:r>
-        <w:t xml:space="preserve"> </w:t>
-      </w:r>
-      <w:r>
-        <w:t xml:space="preserve">Individual participant data meta-analysis; the protective association was strongest in those who were most deficient at baseline.</w:t>
-      </w:r>
-      <w:r>
-        <w:t xml:space="preserve"> </w:t>
-      </w:r>
-      <w:r>
-        <w:t xml:space="preserve">doi.org/10.1136/bmj.i6583</w:t>
-      </w:r>
-    </w:p>
-    <w:bookmarkEnd w:id="30"/>
-    <w:bookmarkStart w:id="31" w:name="X6639ff1446fd0fd1cfc7ae0ecd863ac07a6cc3e"/>
+        <w:t>BMJ.</w:t>
+      </w:r>
+      <w:r>
+        <w:t xml:space="preserve"> 2017;356:i6583. Individual participant data meta-analysis; the protective association was strongest in those who were most deficient at baseline. doi.org/10.1136/bmj.i6583</w:t>
+      </w:r>
+    </w:p>
     <w:p>
       <w:pPr>
         <w:pStyle w:val="Heading3"/>
       </w:pPr>
-      <w:r>
-        <w:t xml:space="preserve">Individual response to Vitamin D, why measurement matters</w:t>
+      <w:bookmarkStart w:id="13" w:name="X6639ff1446fd0fd1cfc7ae0ecd863ac07a6cc3e"/>
+      <w:bookmarkEnd w:id="12"/>
+      <w:r>
+        <w:t>Individual response to Vitamin D, why measurement matters</w:t>
       </w:r>
     </w:p>
     <w:p>
@@ -1639,51 +1661,30 @@
           <w:b/>
           <w:bCs/>
         </w:rPr>
-        <w:t xml:space="preserve">Carlberg C.</w:t>
-      </w:r>
-      <w:r>
-        <w:t xml:space="preserve"> </w:t>
-      </w:r>
-      <w:r>
-        <w:t xml:space="preserve">Intervention Approaches in Studying the Response to Vitamin D3 Supplementation.</w:t>
-      </w:r>
-      <w:r>
-        <w:t xml:space="preserve"> </w:t>
+        <w:t>Carlberg C.</w:t>
+      </w:r>
+      <w:r>
+        <w:t xml:space="preserve"> Intervention Approaches in Studying the Response to Vitamin D3 Supplementation. </w:t>
       </w:r>
       <w:r>
         <w:rPr>
           <w:i/>
           <w:iCs/>
         </w:rPr>
-        <w:t xml:space="preserve">Nutrients.</w:t>
-      </w:r>
-      <w:r>
-        <w:t xml:space="preserve"> </w:t>
-      </w:r>
-      <w:r>
-        <w:t xml:space="preserve">2023;15(15):3382.</w:t>
-      </w:r>
-      <w:r>
-        <w:t xml:space="preserve"> </w:t>
-      </w:r>
-      <w:r>
-        <w:t xml:space="preserve">Documents that a meaningful share of individuals are low responders to Vitamin D supplementation, which supports measured, individualized approaches over a fixed capsule dose.</w:t>
-      </w:r>
-      <w:r>
-        <w:t xml:space="preserve"> </w:t>
-      </w:r>
-      <w:r>
-        <w:t xml:space="preserve">doi.org/10.3390/nu15153382</w:t>
-      </w:r>
-    </w:p>
-    <w:bookmarkEnd w:id="31"/>
-    <w:bookmarkStart w:id="32" w:name="X58f7081a40c861c40af1768385caa7aba467868"/>
+        <w:t>Nutrients.</w:t>
+      </w:r>
+      <w:r>
+        <w:t xml:space="preserve"> 2023;15(15):3382. Documents that a meaningful share of individuals are low responders to Vitamin D supplementation, which supports measured, individualized approaches over a fixed capsule dose. doi.org/10.3390/nu15153382</w:t>
+      </w:r>
+    </w:p>
     <w:p>
       <w:pPr>
         <w:pStyle w:val="Heading3"/>
       </w:pPr>
-      <w:r>
-        <w:t xml:space="preserve">Vitamin D and cancer, epidemiology and randomized trials</w:t>
+      <w:bookmarkStart w:id="14" w:name="X58f7081a40c861c40af1768385caa7aba467868"/>
+      <w:bookmarkEnd w:id="13"/>
+      <w:r>
+        <w:t>Vitamin D and cancer, epidemiology and randomized trials</w:t>
       </w:r>
     </w:p>
     <w:p>
@@ -1695,51 +1696,30 @@
           <w:b/>
           <w:bCs/>
         </w:rPr>
-        <w:t xml:space="preserve">Keum N, et al.</w:t>
-      </w:r>
-      <w:r>
-        <w:t xml:space="preserve"> </w:t>
-      </w:r>
-      <w:r>
-        <w:t xml:space="preserve">Vitamin D supplementation and total cancer incidence and mortality: a meta-analysis of randomized controlled trials.</w:t>
-      </w:r>
-      <w:r>
-        <w:t xml:space="preserve"> </w:t>
+        <w:t>Keum N, et al.</w:t>
+      </w:r>
+      <w:r>
+        <w:t xml:space="preserve"> Vitamin D supplementation and total cancer incidence and mortality: a meta-analysis of randomized controlled trials. </w:t>
       </w:r>
       <w:r>
         <w:rPr>
           <w:i/>
           <w:iCs/>
         </w:rPr>
-        <w:t xml:space="preserve">Annals of Oncology.</w:t>
-      </w:r>
-      <w:r>
-        <w:t xml:space="preserve"> </w:t>
-      </w:r>
-      <w:r>
-        <w:t xml:space="preserve">2019;30(5):733 to 743.</w:t>
-      </w:r>
-      <w:r>
-        <w:t xml:space="preserve"> </w:t>
-      </w:r>
-      <w:r>
-        <w:t xml:space="preserve">Meta-analysis of randomized trials suggesting a reduction in total cancer mortality, though not in incidence.</w:t>
-      </w:r>
-      <w:r>
-        <w:t xml:space="preserve"> </w:t>
-      </w:r>
-      <w:r>
-        <w:t xml:space="preserve">doi.org/10.1093/annonc/mdz059</w:t>
-      </w:r>
-    </w:p>
-    <w:bookmarkEnd w:id="32"/>
-    <w:bookmarkStart w:id="33" w:name="prevalence"/>
+        <w:t>Annals of Oncology.</w:t>
+      </w:r>
+      <w:r>
+        <w:t xml:space="preserve"> 2019;30(5):733 to 743. Meta-analysis of randomized trials suggesting a reduction in total cancer mortality, though not in incidence. doi.org/10.1093/annonc/mdz059</w:t>
+      </w:r>
+    </w:p>
     <w:p>
       <w:pPr>
         <w:pStyle w:val="Heading3"/>
       </w:pPr>
-      <w:r>
-        <w:t xml:space="preserve">Prevalence</w:t>
+      <w:bookmarkStart w:id="15" w:name="prevalence"/>
+      <w:bookmarkEnd w:id="14"/>
+      <w:r>
+        <w:t>Prevalence</w:t>
       </w:r>
     </w:p>
     <w:p>
@@ -1751,47 +1731,34 @@
           <w:b/>
           <w:bCs/>
         </w:rPr>
-        <w:t xml:space="preserve">Cui A, et al.</w:t>
-      </w:r>
-      <w:r>
-        <w:t xml:space="preserve"> </w:t>
-      </w:r>
-      <w:r>
-        <w:t xml:space="preserve">Global and regional prevalence of vitamin D deficiency in population-based studies from 2000 to 2022.</w:t>
-      </w:r>
-      <w:r>
-        <w:t xml:space="preserve"> </w:t>
+        <w:t>Cui A, et al.</w:t>
+      </w:r>
+      <w:r>
+        <w:t xml:space="preserve"> Global and regional prevalence of vitamin D deficiency in population-based studies from 2000 to 2022. </w:t>
       </w:r>
       <w:r>
         <w:rPr>
           <w:i/>
           <w:iCs/>
         </w:rPr>
-        <w:t xml:space="preserve">Frontiers in Nutrition.</w:t>
-      </w:r>
-      <w:r>
-        <w:t xml:space="preserve"> </w:t>
-      </w:r>
-      <w:r>
-        <w:t xml:space="preserve">2023.</w:t>
-      </w:r>
-      <w:r>
-        <w:t xml:space="preserve"> </w:t>
-      </w:r>
-      <w:r>
-        <w:t xml:space="preserve">Pooled analysis of 308 population-based studies across 81 countries and 7.9 million participants aged 1 and over; 76.6 percent had serum 25(OH)D below 30 ng/mL.</w:t>
-      </w:r>
-      <w:r>
-        <w:t xml:space="preserve"> </w:t>
-      </w:r>
-      <w:r>
-        <w:t xml:space="preserve">PMC10064807</w:t>
-      </w:r>
-    </w:p>
-    <w:p>
-      <w:r>
-        <w:pict>
-          <v:rect style="width:0;height:1.5pt" o:hralign="center" o:hrstd="t" o:hr="t"/>
+        <w:t>Frontiers in Nutrition.</w:t>
+      </w:r>
+      <w:r>
+        <w:t xml:space="preserve"> 2023. Pooled analysis of 308 population-based studies across 81 countries and 7.9 million participants aged 1 and over; 76.6 percent had serum 25(OH)D below 30 ng/mL. PMC10064807</w:t>
+      </w:r>
+    </w:p>
+    <w:p>
+      <w:r>
+        <w:rPr>
+          <w:noProof/>
+        </w:rPr>
+      </w:r>
+      <w:r>
+        <w:pict w14:anchorId="76DA5C0B">
+          <v:rect id="Horizontal Line 5" o:spid="_x0000_s1026" style="width:468pt;height:1.1pt;visibility:visible;mso-wrap-style:square;mso-left-percent:-10001;mso-top-percent:-10001;mso-position-horizontal:absolute;mso-position-horizontal-relative:char;mso-position-vertical:absolute;mso-position-vertical-relative:line;mso-left-percent:-10001;mso-top-percent:-10001;v-text-anchor:top" o:gfxdata="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" filled="f">
+            <o:lock v:ext="edit" rotation="t" aspectratio="t" verticies="t" text="t" shapetype="t"/>
+            <w10:anchorlock/>
+          </v:rect>
         </w:pict>
       </w:r>
     </w:p>
@@ -1804,10 +1771,10 @@
           <w:b/>
           <w:bCs/>
         </w:rPr>
-        <w:t xml:space="preserve">Scott Hansbury</w:t>
-      </w:r>
-      <w:r>
-        <w:t xml:space="preserve">, CEO and Co-Founder | enyrgy.com</w:t>
+        <w:t>Scott Hansbury</w:t>
+      </w:r>
+      <w:r>
+        <w:t>, CEO and Co-Founder | enyrgy.com</w:t>
       </w:r>
     </w:p>
     <w:p>
@@ -1819,28 +1786,49 @@
           <w:i/>
           <w:iCs/>
         </w:rPr>
-        <w:t xml:space="preserve">CONFIDENTIAL, prepared for the Center for New Medicine</w:t>
-      </w:r>
-    </w:p>
-    <w:bookmarkEnd w:id="33"/>
-    <w:bookmarkEnd w:id="34"/>
+        <w:t>CONFIDENTIAL, prepared for the Center for New Medicine</w:t>
+      </w:r>
+      <w:bookmarkEnd w:id="11"/>
+      <w:bookmarkEnd w:id="15"/>
+    </w:p>
     <w:sectPr>
-      <w:headerReference r:id="rId9" w:type="default"/>
-      <w:footerReference r:id="rId10" w:type="default"/>
-      <w:pgSz w:h="15840" w:w="12240"/>
-      <w:pgMar w:bottom="1440" w:footer="720" w:gutter="0" w:header="720" w:left="1440" w:right="1440" w:top="1440"/>
+      <w:headerReference w:type="default" r:id="rId7"/>
+      <w:footerReference w:type="default" r:id="rId8"/>
+      <w:pgSz w:w="12240" w:h="15840"/>
+      <w:pgMar w:top="1440" w:right="1440" w:bottom="1440" w:left="1440" w:header="720" w:footer="720" w:gutter="0"/>
       <w:cols w:space="720"/>
     </w:sectPr>
   </w:body>
 </w:document>
 </file>
 
-<file path=word/comments.xml><?xml version="1.0" encoding="utf-8"?>
-<w:comments xmlns:w="http://schemas.openxmlformats.org/wordprocessingml/2006/main" xmlns:m="http://schemas.openxmlformats.org/officeDocument/2006/math" xmlns:r="http://schemas.openxmlformats.org/officeDocument/2006/relationships" xmlns:o="urn:schemas-microsoft-com:office:office" xmlns:v="urn:schemas-microsoft-com:vml" xmlns:w10="urn:schemas-microsoft-com:office:word" xmlns:a="http://schemas.openxmlformats.org/drawingml/2006/main" xmlns:pic="http://schemas.openxmlformats.org/drawingml/2006/picture" xmlns:wp="http://schemas.openxmlformats.org/drawingml/2006/wordprocessingDrawing"/>
+<file path=word/endnotes.xml><?xml version="1.0" encoding="utf-8"?>
+<w:endnotes xmlns:wpc="http://schemas.microsoft.com/office/word/2010/wordprocessingCanvas" xmlns:cx="http://schemas.microsoft.com/office/drawing/2014/chartex" xmlns:cx1="http://schemas.microsoft.com/office/drawing/2015/9/8/chartex" xmlns:cx2="http://schemas.microsoft.com/office/drawing/2015/10/21/chartex" xmlns:cx3="http://schemas.microsoft.com/office/drawing/2016/5/9/chartex" xmlns:cx4="http://schemas.microsoft.com/office/drawing/2016/5/10/chartex" xmlns:cx5="http://schemas.microsoft.com/office/drawing/2016/5/11/chartex" xmlns:cx6="http://schemas.microsoft.com/office/drawing/2016/5/12/chartex" xmlns:cx7="http://schemas.microsoft.com/office/drawing/2016/5/13/chartex" xmlns:cx8="http://schemas.microsoft.com/office/drawing/2016/5/14/chartex" xmlns:mc="http://schemas.openxmlformats.org/markup-compatibility/2006" xmlns:m="http://schemas.openxmlformats.org/officeDocument/2006/math" xmlns:aink="http://schemas.microsoft.com/office/drawing/2016/ink" xmlns:am3d="http://schemas.microsoft.com/office/drawing/2017/model3d" xmlns:oel="http://schemas.microsoft.com/office/2019/extlst" xmlns:r="http://schemas.openxmlformats.org/officeDocument/2006/relationships" xmlns:wp14="http://schemas.microsoft.com/office/word/2010/wordprocessingDrawing" xmlns:wp="http://schemas.openxmlformats.org/drawingml/2006/wordprocessingDrawing" xmlns:wpg="http://schemas.microsoft.com/office/word/2010/wordprocessingGroup" xmlns:wpi="http://schemas.microsoft.com/office/word/2010/wordprocessingInk" xmlns:wps="http://schemas.microsoft.com/office/word/2010/wordprocessingShape" xmlns:o="urn:schemas-microsoft-com:office:office" xmlns:v="urn:schemas-microsoft-com:vml" xmlns:w10="urn:schemas-microsoft-com:office:word" xmlns:w="http://schemas.openxmlformats.org/wordprocessingml/2006/main" xmlns:w14="http://schemas.microsoft.com/office/word/2010/wordml" xmlns:w15="http://schemas.microsoft.com/office/word/2012/wordml" xmlns:w16cei="http://schemas.microsoft.com/office/word/2026/wordml/cei" xmlns:w16cex="http://schemas.microsoft.com/office/word/2018/wordml/cex" xmlns:w16cid="http://schemas.microsoft.com/office/word/2016/wordml/cid" xmlns:w16="http://schemas.microsoft.com/office/word/2018/wordml" xmlns:w16sdtdh="http://schemas.microsoft.com/office/word/2020/wordml/sdtdatahash" xmlns:w16sdtfl="http://schemas.microsoft.com/office/word/2024/wordml/sdtformatlock" xmlns:w16se="http://schemas.microsoft.com/office/word/2015/wordml/symex" xmlns:w16du="http://schemas.microsoft.com/office/word/2023/wordml/word16du" xmlns:wne="http://schemas.microsoft.com/office/word/2006/wordml" mc:Ignorable="w14 w15 w16se w16cid w16 w16cex w16sdtdh w16sdtfl w16du wp14">
+  <w:endnote w:type="separator" w:id="-1">
+    <w:p>
+      <w:pPr>
+        <w:spacing w:after="0"/>
+      </w:pPr>
+      <w:r>
+        <w:separator/>
+      </w:r>
+    </w:p>
+  </w:endnote>
+  <w:endnote w:type="continuationSeparator" w:id="0">
+    <w:p>
+      <w:pPr>
+        <w:spacing w:after="0"/>
+      </w:pPr>
+      <w:r>
+        <w:continuationSeparator/>
+      </w:r>
+    </w:p>
+  </w:endnote>
+</w:endnotes>
 </file>
 
 <file path=word/footer1.xml><?xml version="1.0" encoding="utf-8"?>
-<w:ftr xmlns:wpc="http://schemas.microsoft.com/office/word/2010/wordprocessingCanvas" xmlns:cx="http://schemas.microsoft.com/office/drawing/2014/chartex" xmlns:cx1="http://schemas.microsoft.com/office/drawing/2015/9/8/chartex" xmlns:cx2="http://schemas.microsoft.com/office/drawing/2015/10/21/chartex" xmlns:cx3="http://schemas.microsoft.com/office/drawing/2016/5/9/chartex" xmlns:cx4="http://schemas.microsoft.com/office/drawing/2016/5/10/chartex" xmlns:cx5="http://schemas.microsoft.com/office/drawing/2016/5/11/chartex" xmlns:cx6="http://schemas.microsoft.com/office/drawing/2016/5/12/chartex" xmlns:cx7="http://schemas.microsoft.com/office/drawing/2016/5/13/chartex" xmlns:cx8="http://schemas.microsoft.com/office/drawing/2016/5/14/chartex" xmlns:mc="http://schemas.openxmlformats.org/markup-compatibility/2006" xmlns:m="http://schemas.openxmlformats.org/officeDocument/2006/math" xmlns:aink="http://schemas.microsoft.com/office/drawing/2016/ink" xmlns:am3d="http://schemas.microsoft.com/office/drawing/2017/model3d" xmlns:oel="http://schemas.microsoft.com/office/2019/extlst" xmlns:r="http://schemas.openxmlformats.org/officeDocument/2006/relationships" xmlns:wp14="http://schemas.microsoft.com/office/word/2010/wordprocessingDrawing" xmlns:wp="http://schemas.openxmlformats.org/drawingml/2006/wordprocessingDrawing" xmlns:wpg="http://schemas.microsoft.com/office/word/2010/wordprocessingGroup" xmlns:wpi="http://schemas.microsoft.com/office/word/2010/wordprocessingInk" xmlns:wps="http://schemas.microsoft.com/office/word/2010/wordprocessingShape" xmlns:o="urn:schemas-microsoft-com:office:office" xmlns:v="urn:schemas-microsoft-com:vml" xmlns:w10="urn:schemas-microsoft-com:office:word" xmlns:w="http://schemas.openxmlformats.org/wordprocessingml/2006/main" xmlns:w14="http://schemas.microsoft.com/office/word/2010/wordml" xmlns:w15="http://schemas.microsoft.com/office/word/2012/wordml" xmlns:w16cex="http://schemas.microsoft.com/office/word/2018/wordml/cex" xmlns:w16cid="http://schemas.microsoft.com/office/word/2016/wordml/cid" xmlns:w16="http://schemas.microsoft.com/office/word/2018/wordml" xmlns:w16sdtdh="http://schemas.microsoft.com/office/word/2020/wordml/sdtdatahash" xmlns:w16sdtfl="http://schemas.microsoft.com/office/word/2024/wordml/sdtformatlock" xmlns:w16se="http://schemas.microsoft.com/office/word/2015/wordml/symex" xmlns:w16du="http://schemas.microsoft.com/office/word/2023/wordml/word16du" xmlns:wne="http://schemas.microsoft.com/office/word/2006/wordml" mc:Ignorable="w14 w15 w16se w16cid w16 w16cex w16sdtdh w16sdtfl w16du wp14">
+<w:ftr xmlns:wpc="http://schemas.microsoft.com/office/word/2010/wordprocessingCanvas" xmlns:cx="http://schemas.microsoft.com/office/drawing/2014/chartex" xmlns:cx1="http://schemas.microsoft.com/office/drawing/2015/9/8/chartex" xmlns:cx2="http://schemas.microsoft.com/office/drawing/2015/10/21/chartex" xmlns:cx3="http://schemas.microsoft.com/office/drawing/2016/5/9/chartex" xmlns:cx4="http://schemas.microsoft.com/office/drawing/2016/5/10/chartex" xmlns:cx5="http://schemas.microsoft.com/office/drawing/2016/5/11/chartex" xmlns:cx6="http://schemas.microsoft.com/office/drawing/2016/5/12/chartex" xmlns:cx7="http://schemas.microsoft.com/office/drawing/2016/5/13/chartex" xmlns:cx8="http://schemas.microsoft.com/office/drawing/2016/5/14/chartex" xmlns:mc="http://schemas.openxmlformats.org/markup-compatibility/2006" xmlns:m="http://schemas.openxmlformats.org/officeDocument/2006/math" xmlns:aink="http://schemas.microsoft.com/office/drawing/2016/ink" xmlns:am3d="http://schemas.microsoft.com/office/drawing/2017/model3d" xmlns:oel="http://schemas.microsoft.com/office/2019/extlst" xmlns:r="http://schemas.openxmlformats.org/officeDocument/2006/relationships" xmlns:wp14="http://schemas.microsoft.com/office/word/2010/wordprocessingDrawing" xmlns:wp="http://schemas.openxmlformats.org/drawingml/2006/wordprocessingDrawing" xmlns:wpg="http://schemas.microsoft.com/office/word/2010/wordprocessingGroup" xmlns:wpi="http://schemas.microsoft.com/office/word/2010/wordprocessingInk" xmlns:wps="http://schemas.microsoft.com/office/word/2010/wordprocessingShape" xmlns:o="urn:schemas-microsoft-com:office:office" xmlns:v="urn:schemas-microsoft-com:vml" xmlns:w10="urn:schemas-microsoft-com:office:word" xmlns:w="http://schemas.openxmlformats.org/wordprocessingml/2006/main" xmlns:w14="http://schemas.microsoft.com/office/word/2010/wordml" xmlns:w15="http://schemas.microsoft.com/office/word/2012/wordml" xmlns:w16cei="http://schemas.microsoft.com/office/word/2026/wordml/cei" xmlns:w16cex="http://schemas.microsoft.com/office/word/2018/wordml/cex" xmlns:w16cid="http://schemas.microsoft.com/office/word/2016/wordml/cid" xmlns:w16="http://schemas.microsoft.com/office/word/2018/wordml" xmlns:w16sdtdh="http://schemas.microsoft.com/office/word/2020/wordml/sdtdatahash" xmlns:w16sdtfl="http://schemas.microsoft.com/office/word/2024/wordml/sdtformatlock" xmlns:w16se="http://schemas.microsoft.com/office/word/2015/wordml/symex" xmlns:w16du="http://schemas.microsoft.com/office/word/2023/wordml/word16du" xmlns:wne="http://schemas.microsoft.com/office/word/2006/wordml" mc:Ignorable="w14 w15 w16se w16cid w16 w16cex w16sdtdh w16sdtfl w16du wp14">
   <w:p>
     <w:pPr>
       <w:pBdr>
@@ -1855,87 +1843,7 @@
         <w:sz w:val="16"/>
         <w:szCs w:val="16"/>
       </w:rPr>
-      <w:t xml:space="preserve">Enyrgy </w:t>
-    </w:r>
-    <w:proofErr w:type="gramStart"/>
-    <w:r>
-      <w:rPr>
-        <w:rFonts w:ascii="Montserrat" w:eastAsia="Montserrat" w:hAnsi="Montserrat" w:cs="Montserrat"/>
-        <w:color w:val="888888"/>
-        <w:sz w:val="16"/>
-        <w:szCs w:val="16"/>
-      </w:rPr>
-      <w:t>Inc  ·</w:t>
-    </w:r>
-    <w:proofErr w:type="gramEnd"/>
-    <w:r>
-      <w:rPr>
-        <w:rFonts w:ascii="Montserrat" w:eastAsia="Montserrat" w:hAnsi="Montserrat" w:cs="Montserrat"/>
-        <w:color w:val="888888"/>
-        <w:sz w:val="16"/>
-        <w:szCs w:val="16"/>
-      </w:rPr>
-      <w:t xml:space="preserve">  Phoenix, </w:t>
-    </w:r>
-    <w:proofErr w:type="gramStart"/>
-    <w:r>
-      <w:rPr>
-        <w:rFonts w:ascii="Montserrat" w:eastAsia="Montserrat" w:hAnsi="Montserrat" w:cs="Montserrat"/>
-        <w:color w:val="888888"/>
-        <w:sz w:val="16"/>
-        <w:szCs w:val="16"/>
-      </w:rPr>
-      <w:t>AZ  ·</w:t>
-    </w:r>
-    <w:proofErr w:type="gramEnd"/>
-    <w:r>
-      <w:rPr>
-        <w:rFonts w:ascii="Montserrat" w:eastAsia="Montserrat" w:hAnsi="Montserrat" w:cs="Montserrat"/>
-        <w:color w:val="888888"/>
-        <w:sz w:val="16"/>
-        <w:szCs w:val="16"/>
-      </w:rPr>
-      <w:t xml:space="preserve">  </w:t>
-    </w:r>
-    <w:proofErr w:type="gramStart"/>
-    <w:r>
-      <w:rPr>
-        <w:rFonts w:ascii="Montserrat" w:eastAsia="Montserrat" w:hAnsi="Montserrat" w:cs="Montserrat"/>
-        <w:color w:val="888888"/>
-        <w:sz w:val="16"/>
-        <w:szCs w:val="16"/>
-      </w:rPr>
-      <w:t>enyrgy.com  ·</w:t>
-    </w:r>
-    <w:proofErr w:type="gramEnd"/>
-    <w:r>
-      <w:rPr>
-        <w:rFonts w:ascii="Montserrat" w:eastAsia="Montserrat" w:hAnsi="Montserrat" w:cs="Montserrat"/>
-        <w:color w:val="888888"/>
-        <w:sz w:val="16"/>
-        <w:szCs w:val="16"/>
-      </w:rPr>
-      <w:t xml:space="preserve">  Sunlight. Evolved.  </w:t>
-    </w:r>
-    <w:proofErr w:type="gramStart"/>
-    <w:r>
-      <w:rPr>
-        <w:rFonts w:ascii="Montserrat" w:eastAsia="Montserrat" w:hAnsi="Montserrat" w:cs="Montserrat"/>
-        <w:color w:val="888888"/>
-        <w:sz w:val="16"/>
-        <w:szCs w:val="16"/>
-      </w:rPr>
-      <w:t>·  Page</w:t>
-    </w:r>
-    <w:proofErr w:type="gramEnd"/>
-    <w:r>
-      <w:rPr>
-        <w:rFonts w:ascii="Montserrat" w:eastAsia="Montserrat" w:hAnsi="Montserrat" w:cs="Montserrat"/>
-        <w:color w:val="888888"/>
-        <w:sz w:val="16"/>
-        <w:szCs w:val="16"/>
-      </w:rPr>
-      <w:t xml:space="preserve"> </w:t>
+      <w:t xml:space="preserve">Enyrgy Inc  ·  Phoenix, AZ  ·  enyrgy.com  ·  Sunlight. Evolved.  ·  Page </w:t>
     </w:r>
     <w:r>
       <w:rPr>
@@ -1988,18 +1896,24 @@
 </file>
 
 <file path=word/footnotes.xml><?xml version="1.0" encoding="utf-8"?>
-<w:footnotes xmlns:w="http://schemas.openxmlformats.org/wordprocessingml/2006/main" xmlns:m="http://schemas.openxmlformats.org/officeDocument/2006/math" xmlns:r="http://schemas.openxmlformats.org/officeDocument/2006/relationships" xmlns:o="urn:schemas-microsoft-com:office:office" xmlns:v="urn:schemas-microsoft-com:vml" xmlns:w10="urn:schemas-microsoft-com:office:word" xmlns:a="http://schemas.openxmlformats.org/drawingml/2006/main" xmlns:pic="http://schemas.openxmlformats.org/drawingml/2006/picture" xmlns:wp="http://schemas.openxmlformats.org/drawingml/2006/wordprocessingDrawing">
+<w:footnotes xmlns:wpc="http://schemas.microsoft.com/office/word/2010/wordprocessingCanvas" xmlns:cx="http://schemas.microsoft.com/office/drawing/2014/chartex" xmlns:cx1="http://schemas.microsoft.com/office/drawing/2015/9/8/chartex" xmlns:cx2="http://schemas.microsoft.com/office/drawing/2015/10/21/chartex" xmlns:cx3="http://schemas.microsoft.com/office/drawing/2016/5/9/chartex" xmlns:cx4="http://schemas.microsoft.com/office/drawing/2016/5/10/chartex" xmlns:cx5="http://schemas.microsoft.com/office/drawing/2016/5/11/chartex" xmlns:cx6="http://schemas.microsoft.com/office/drawing/2016/5/12/chartex" xmlns:cx7="http://schemas.microsoft.com/office/drawing/2016/5/13/chartex" xmlns:cx8="http://schemas.microsoft.com/office/drawing/2016/5/14/chartex" xmlns:mc="http://schemas.openxmlformats.org/markup-compatibility/2006" xmlns:m="http://schemas.openxmlformats.org/officeDocument/2006/math" xmlns:aink="http://schemas.microsoft.com/office/drawing/2016/ink" xmlns:am3d="http://schemas.microsoft.com/office/drawing/2017/model3d" xmlns:oel="http://schemas.microsoft.com/office/2019/extlst" xmlns:r="http://schemas.openxmlformats.org/officeDocument/2006/relationships" xmlns:wp14="http://schemas.microsoft.com/office/word/2010/wordprocessingDrawing" xmlns:wp="http://schemas.openxmlformats.org/drawingml/2006/wordprocessingDrawing" xmlns:wpg="http://schemas.microsoft.com/office/word/2010/wordprocessingGroup" xmlns:wpi="http://schemas.microsoft.com/office/word/2010/wordprocessingInk" xmlns:wps="http://schemas.microsoft.com/office/word/2010/wordprocessingShape" xmlns:o="urn:schemas-microsoft-com:office:office" xmlns:v="urn:schemas-microsoft-com:vml" xmlns:w10="urn:schemas-microsoft-com:office:word" xmlns:w="http://schemas.openxmlformats.org/wordprocessingml/2006/main" xmlns:w14="http://schemas.microsoft.com/office/word/2010/wordml" xmlns:w15="http://schemas.microsoft.com/office/word/2012/wordml" xmlns:w16cei="http://schemas.microsoft.com/office/word/2026/wordml/cei" xmlns:w16cex="http://schemas.microsoft.com/office/word/2018/wordml/cex" xmlns:w16cid="http://schemas.microsoft.com/office/word/2016/wordml/cid" xmlns:w16="http://schemas.microsoft.com/office/word/2018/wordml" xmlns:w16sdtdh="http://schemas.microsoft.com/office/word/2020/wordml/sdtdatahash" xmlns:w16sdtfl="http://schemas.microsoft.com/office/word/2024/wordml/sdtformatlock" xmlns:w16se="http://schemas.microsoft.com/office/word/2015/wordml/symex" xmlns:w16du="http://schemas.microsoft.com/office/word/2023/wordml/word16du" xmlns:wne="http://schemas.microsoft.com/office/word/2006/wordml" mc:Ignorable="w14 w15 w16se w16cid w16 w16cex w16sdtdh w16sdtfl w16du wp14">
+  <w:footnote w:type="separator" w:id="-1">
+    <w:p>
+      <w:pPr>
+        <w:spacing w:after="0"/>
+      </w:pPr>
+      <w:r>
+        <w:separator/>
+      </w:r>
+    </w:p>
+  </w:footnote>
   <w:footnote w:type="continuationSeparator" w:id="0">
     <w:p>
+      <w:pPr>
+        <w:spacing w:after="0"/>
+      </w:pPr>
       <w:r>
         <w:continuationSeparator/>
-      </w:r>
-    </w:p>
-  </w:footnote>
-  <w:footnote w:type="separator" w:id="-1">
-    <w:p>
-      <w:r>
-        <w:separator/>
       </w:r>
     </w:p>
   </w:footnote>
@@ -2007,7 +1921,7 @@
 </file>
 
 <file path=word/header1.xml><?xml version="1.0" encoding="utf-8"?>
-<w:hdr xmlns:wpc="http://schemas.microsoft.com/office/word/2010/wordprocessingCanvas" xmlns:cx="http://schemas.microsoft.com/office/drawing/2014/chartex" xmlns:cx1="http://schemas.microsoft.com/office/drawing/2015/9/8/chartex" xmlns:cx2="http://schemas.microsoft.com/office/drawing/2015/10/21/chartex" xmlns:cx3="http://schemas.microsoft.com/office/drawing/2016/5/9/chartex" xmlns:cx4="http://schemas.microsoft.com/office/drawing/2016/5/10/chartex" xmlns:cx5="http://schemas.microsoft.com/office/drawing/2016/5/11/chartex" xmlns:cx6="http://schemas.microsoft.com/office/drawing/2016/5/12/chartex" xmlns:cx7="http://schemas.microsoft.com/office/drawing/2016/5/13/chartex" xmlns:cx8="http://schemas.microsoft.com/office/drawing/2016/5/14/chartex" xmlns:mc="http://schemas.openxmlformats.org/markup-compatibility/2006" xmlns:m="http://schemas.openxmlformats.org/officeDocument/2006/math" xmlns:aink="http://schemas.microsoft.com/office/drawing/2016/ink" xmlns:am3d="http://schemas.microsoft.com/office/drawing/2017/model3d" xmlns:oel="http://schemas.microsoft.com/office/2019/extlst" xmlns:r="http://schemas.openxmlformats.org/officeDocument/2006/relationships" xmlns:wp14="http://schemas.microsoft.com/office/word/2010/wordprocessingDrawing" xmlns:wp="http://schemas.openxmlformats.org/drawingml/2006/wordprocessingDrawing" xmlns:wpg="http://schemas.microsoft.com/office/word/2010/wordprocessingGroup" xmlns:wpi="http://schemas.microsoft.com/office/word/2010/wordprocessingInk" xmlns:wps="http://schemas.microsoft.com/office/word/2010/wordprocessingShape" xmlns:o="urn:schemas-microsoft-com:office:office" xmlns:v="urn:schemas-microsoft-com:vml" xmlns:w10="urn:schemas-microsoft-com:office:word" xmlns:w="http://schemas.openxmlformats.org/wordprocessingml/2006/main" xmlns:w14="http://schemas.microsoft.com/office/word/2010/wordml" xmlns:w15="http://schemas.microsoft.com/office/word/2012/wordml" xmlns:w16cex="http://schemas.microsoft.com/office/word/2018/wordml/cex" xmlns:w16cid="http://schemas.microsoft.com/office/word/2016/wordml/cid" xmlns:w16="http://schemas.microsoft.com/office/word/2018/wordml" xmlns:w16sdtdh="http://schemas.microsoft.com/office/word/2020/wordml/sdtdatahash" xmlns:w16sdtfl="http://schemas.microsoft.com/office/word/2024/wordml/sdtformatlock" xmlns:w16se="http://schemas.microsoft.com/office/word/2015/wordml/symex" xmlns:w16du="http://schemas.microsoft.com/office/word/2023/wordml/word16du" xmlns:wne="http://schemas.microsoft.com/office/word/2006/wordml" mc:Ignorable="w14 w15 w16se w16cid w16 w16cex w16sdtdh w16sdtfl w16du wp14">
+<w:hdr xmlns:wpc="http://schemas.microsoft.com/office/word/2010/wordprocessingCanvas" xmlns:cx="http://schemas.microsoft.com/office/drawing/2014/chartex" xmlns:cx1="http://schemas.microsoft.com/office/drawing/2015/9/8/chartex" xmlns:cx2="http://schemas.microsoft.com/office/drawing/2015/10/21/chartex" xmlns:cx3="http://schemas.microsoft.com/office/drawing/2016/5/9/chartex" xmlns:cx4="http://schemas.microsoft.com/office/drawing/2016/5/10/chartex" xmlns:cx5="http://schemas.microsoft.com/office/drawing/2016/5/11/chartex" xmlns:cx6="http://schemas.microsoft.com/office/drawing/2016/5/12/chartex" xmlns:cx7="http://schemas.microsoft.com/office/drawing/2016/5/13/chartex" xmlns:cx8="http://schemas.microsoft.com/office/drawing/2016/5/14/chartex" xmlns:mc="http://schemas.openxmlformats.org/markup-compatibility/2006" xmlns:m="http://schemas.openxmlformats.org/officeDocument/2006/math" xmlns:aink="http://schemas.microsoft.com/office/drawing/2016/ink" xmlns:am3d="http://schemas.microsoft.com/office/drawing/2017/model3d" xmlns:oel="http://schemas.microsoft.com/office/2019/extlst" xmlns:r="http://schemas.openxmlformats.org/officeDocument/2006/relationships" xmlns:wp14="http://schemas.microsoft.com/office/word/2010/wordprocessingDrawing" xmlns:wp="http://schemas.openxmlformats.org/drawingml/2006/wordprocessingDrawing" xmlns:wpg="http://schemas.microsoft.com/office/word/2010/wordprocessingGroup" xmlns:wpi="http://schemas.microsoft.com/office/word/2010/wordprocessingInk" xmlns:wps="http://schemas.microsoft.com/office/word/2010/wordprocessingShape" xmlns:o="urn:schemas-microsoft-com:office:office" xmlns:v="urn:schemas-microsoft-com:vml" xmlns:w10="urn:schemas-microsoft-com:office:word" xmlns:w="http://schemas.openxmlformats.org/wordprocessingml/2006/main" xmlns:w14="http://schemas.microsoft.com/office/word/2010/wordml" xmlns:w15="http://schemas.microsoft.com/office/word/2012/wordml" xmlns:w16cei="http://schemas.microsoft.com/office/word/2026/wordml/cei" xmlns:w16cex="http://schemas.microsoft.com/office/word/2018/wordml/cex" xmlns:w16cid="http://schemas.microsoft.com/office/word/2016/wordml/cid" xmlns:w16="http://schemas.microsoft.com/office/word/2018/wordml" xmlns:w16sdtdh="http://schemas.microsoft.com/office/word/2020/wordml/sdtdatahash" xmlns:w16sdtfl="http://schemas.microsoft.com/office/word/2024/wordml/sdtformatlock" xmlns:w16se="http://schemas.microsoft.com/office/word/2015/wordml/symex" xmlns:w16du="http://schemas.microsoft.com/office/word/2023/wordml/word16du" xmlns:wne="http://schemas.microsoft.com/office/word/2006/wordml" mc:Ignorable="w14 w15 w16se w16cid w16 w16cex w16sdtdh w16sdtfl w16du wp14">
   <w:p>
     <w:pPr>
       <w:pBdr>
@@ -2023,19 +1937,7 @@
         <w:sz w:val="18"/>
         <w:szCs w:val="18"/>
       </w:rPr>
-      <w:t xml:space="preserve">ENYRGY | Facility Overview </w:t>
-    </w:r>
-    <w:proofErr w:type="gramStart"/>
-    <w:r>
-      <w:rPr>
-        <w:rFonts w:ascii="Montserrat" w:eastAsia="Montserrat" w:hAnsi="Montserrat" w:cs="Montserrat"/>
-        <w:b/>
-        <w:bCs/>
-        <w:color w:val="E64C38"/>
-        <w:sz w:val="18"/>
-        <w:szCs w:val="18"/>
-      </w:rPr>
-      <w:t xml:space="preserve">v2.1  </w:t>
+      <w:t xml:space="preserve">ENYRGY | Facility Overview v2.1  </w:t>
     </w:r>
     <w:r>
       <w:rPr>
@@ -2046,14 +1948,13 @@
       </w:rPr>
       <w:t>CONFIDENTIAL</w:t>
     </w:r>
-    <w:proofErr w:type="gramEnd"/>
   </w:p>
 </w:hdr>
 </file>
 
 <file path=word/numbering.xml><?xml version="1.0" encoding="utf-8"?>
-<w:numbering xmlns:aink="http://schemas.microsoft.com/office/drawing/2016/ink" xmlns:am3d="http://schemas.microsoft.com/office/drawing/2017/model3d" xmlns:cx="http://schemas.microsoft.com/office/drawing/2014/chartex" xmlns:cx1="http://schemas.microsoft.com/office/drawing/2015/9/8/chartex" xmlns:cx2="http://schemas.microsoft.com/office/drawing/2015/10/21/chartex" xmlns:cx3="http://schemas.microsoft.com/office/drawing/2016/5/9/chartex" xmlns:cx4="http://schemas.microsoft.com/office/drawing/2016/5/10/chartex" xmlns:cx5="http://schemas.microsoft.com/office/drawing/2016/5/11/chartex" xmlns:cx6="http://schemas.microsoft.com/office/drawing/2016/5/12/chartex" xmlns:cx7="http://schemas.microsoft.com/office/drawing/2016/5/13/chartex" xmlns:cx8="http://schemas.microsoft.com/office/drawing/2016/5/14/chartex" xmlns:m="http://schemas.openxmlformats.org/officeDocument/2006/math" xmlns:mc="http://schemas.openxmlformats.org/markup-compatibility/2006" xmlns:o="urn:schemas-microsoft-com:office:office" xmlns:oel="http://schemas.microsoft.com/office/2019/extlst" xmlns:r="http://schemas.openxmlformats.org/officeDocument/2006/relationships" xmlns:v="urn:schemas-microsoft-com:vml" xmlns:w="http://schemas.openxmlformats.org/wordprocessingml/2006/main" xmlns:w10="urn:schemas-microsoft-com:office:word" xmlns:w14="http://schemas.microsoft.com/office/word/2010/wordml" xmlns:w15="http://schemas.microsoft.com/office/word/2012/wordml" xmlns:w16="http://schemas.microsoft.com/office/word/2018/wordml" xmlns:w16cex="http://schemas.microsoft.com/office/word/2018/wordml/cex" xmlns:w16cid="http://schemas.microsoft.com/office/word/2016/wordml/cid" xmlns:w16du="http://schemas.microsoft.com/office/word/2023/wordml/word16du" xmlns:w16sdtdh="http://schemas.microsoft.com/office/word/2020/wordml/sdtdatahash" xmlns:w16sdtfl="http://schemas.microsoft.com/office/word/2024/wordml/sdtformatlock" xmlns:w16se="http://schemas.microsoft.com/office/word/2015/wordml/symex" xmlns:wne="http://schemas.microsoft.com/office/word/2006/wordml" xmlns:wp="http://schemas.openxmlformats.org/drawingml/2006/wordprocessingDrawing" xmlns:wp14="http://schemas.microsoft.com/office/word/2010/wordprocessingDrawing" xmlns:wpc="http://schemas.microsoft.com/office/word/2010/wordprocessingCanvas" xmlns:wpg="http://schemas.microsoft.com/office/word/2010/wordprocessingGroup" xmlns:wpi="http://schemas.microsoft.com/office/word/2010/wordprocessingInk" xmlns:wps="http://schemas.microsoft.com/office/word/2010/wordprocessingShape" mc:Ignorable="w14 w15 w16se w16cid w16 w16cex w16sdtdh w16sdtfl w16du wp14">
-  <w:abstractNum w15:restartNumberingAfterBreak="0" w:abstractNumId="0">
+<w:numbering xmlns:wpc="http://schemas.microsoft.com/office/word/2010/wordprocessingCanvas" xmlns:cx="http://schemas.microsoft.com/office/drawing/2014/chartex" xmlns:cx1="http://schemas.microsoft.com/office/drawing/2015/9/8/chartex" xmlns:cx2="http://schemas.microsoft.com/office/drawing/2015/10/21/chartex" xmlns:cx3="http://schemas.microsoft.com/office/drawing/2016/5/9/chartex" xmlns:cx4="http://schemas.microsoft.com/office/drawing/2016/5/10/chartex" xmlns:cx5="http://schemas.microsoft.com/office/drawing/2016/5/11/chartex" xmlns:cx6="http://schemas.microsoft.com/office/drawing/2016/5/12/chartex" xmlns:cx7="http://schemas.microsoft.com/office/drawing/2016/5/13/chartex" xmlns:cx8="http://schemas.microsoft.com/office/drawing/2016/5/14/chartex" xmlns:mc="http://schemas.openxmlformats.org/markup-compatibility/2006" xmlns:m="http://schemas.openxmlformats.org/officeDocument/2006/math" xmlns:aink="http://schemas.microsoft.com/office/drawing/2016/ink" xmlns:am3d="http://schemas.microsoft.com/office/drawing/2017/model3d" xmlns:oel="http://schemas.microsoft.com/office/2019/extlst" xmlns:r="http://schemas.openxmlformats.org/officeDocument/2006/relationships" xmlns:wp14="http://schemas.microsoft.com/office/word/2010/wordprocessingDrawing" xmlns:wp="http://schemas.openxmlformats.org/drawingml/2006/wordprocessingDrawing" xmlns:wpg="http://schemas.microsoft.com/office/word/2010/wordprocessingGroup" xmlns:wpi="http://schemas.microsoft.com/office/word/2010/wordprocessingInk" xmlns:wps="http://schemas.microsoft.com/office/word/2010/wordprocessingShape" xmlns:o="urn:schemas-microsoft-com:office:office" xmlns:v="urn:schemas-microsoft-com:vml" xmlns:w10="urn:schemas-microsoft-com:office:word" xmlns:w="http://schemas.openxmlformats.org/wordprocessingml/2006/main" xmlns:w14="http://schemas.microsoft.com/office/word/2010/wordml" xmlns:w15="http://schemas.microsoft.com/office/word/2012/wordml" xmlns:w16cei="http://schemas.microsoft.com/office/word/2026/wordml/cei" xmlns:w16cex="http://schemas.microsoft.com/office/word/2018/wordml/cex" xmlns:w16cid="http://schemas.microsoft.com/office/word/2016/wordml/cid" xmlns:w16="http://schemas.microsoft.com/office/word/2018/wordml" xmlns:w16sdtdh="http://schemas.microsoft.com/office/word/2020/wordml/sdtdatahash" xmlns:w16sdtfl="http://schemas.microsoft.com/office/word/2024/wordml/sdtformatlock" xmlns:w16se="http://schemas.microsoft.com/office/word/2015/wordml/symex" xmlns:w16du="http://schemas.microsoft.com/office/word/2023/wordml/word16du" xmlns:wne="http://schemas.microsoft.com/office/word/2006/wordml" mc:Ignorable="w14 w15 w16se w16cid w16 w16cex w16sdtdh w16sdtfl w16du wp14">
+  <w:abstractNum w:abstractNumId="0" w15:restartNumberingAfterBreak="0">
     <w:nsid w:val="EA454B4C"/>
     <w:multiLevelType w:val="multilevel"/>
     <w:tmpl w:val="BDE24088"/>
@@ -2063,9 +1964,9 @@
       <w:lvlJc w:val="left"/>
       <w:pPr>
         <w:tabs>
-          <w:tab w:pos="0" w:val="num"/>
+          <w:tab w:val="num" w:pos="0"/>
         </w:tabs>
-        <w:ind w:hanging="480" w:left="480"/>
+        <w:ind w:left="480" w:hanging="480"/>
       </w:pPr>
     </w:lvl>
     <w:lvl w:ilvl="1">
@@ -2074,9 +1975,9 @@
       <w:lvlJc w:val="left"/>
       <w:pPr>
         <w:tabs>
-          <w:tab w:pos="720" w:val="num"/>
+          <w:tab w:val="num" w:pos="720"/>
         </w:tabs>
-        <w:ind w:hanging="480" w:left="1200"/>
+        <w:ind w:left="1200" w:hanging="480"/>
       </w:pPr>
     </w:lvl>
     <w:lvl w:ilvl="2">
@@ -2085,9 +1986,9 @@
       <w:lvlJc w:val="left"/>
       <w:pPr>
         <w:tabs>
-          <w:tab w:pos="1440" w:val="num"/>
+          <w:tab w:val="num" w:pos="1440"/>
         </w:tabs>
-        <w:ind w:hanging="480" w:left="1920"/>
+        <w:ind w:left="1920" w:hanging="480"/>
       </w:pPr>
     </w:lvl>
     <w:lvl w:ilvl="3">
@@ -2096,9 +1997,9 @@
       <w:lvlJc w:val="left"/>
       <w:pPr>
         <w:tabs>
-          <w:tab w:pos="2160" w:val="num"/>
+          <w:tab w:val="num" w:pos="2160"/>
         </w:tabs>
-        <w:ind w:hanging="480" w:left="2640"/>
+        <w:ind w:left="2640" w:hanging="480"/>
       </w:pPr>
     </w:lvl>
     <w:lvl w:ilvl="4">
@@ -2107,9 +2008,9 @@
       <w:lvlJc w:val="left"/>
       <w:pPr>
         <w:tabs>
-          <w:tab w:pos="2880" w:val="num"/>
+          <w:tab w:val="num" w:pos="2880"/>
         </w:tabs>
-        <w:ind w:hanging="480" w:left="3360"/>
+        <w:ind w:left="3360" w:hanging="480"/>
       </w:pPr>
     </w:lvl>
     <w:lvl w:ilvl="5">
@@ -2118,9 +2019,9 @@
       <w:lvlJc w:val="left"/>
       <w:pPr>
         <w:tabs>
-          <w:tab w:pos="3600" w:val="num"/>
+          <w:tab w:val="num" w:pos="3600"/>
         </w:tabs>
-        <w:ind w:hanging="480" w:left="4080"/>
+        <w:ind w:left="4080" w:hanging="480"/>
       </w:pPr>
     </w:lvl>
     <w:lvl w:ilvl="6">
@@ -2129,9 +2030,9 @@
       <w:lvlJc w:val="left"/>
       <w:pPr>
         <w:tabs>
-          <w:tab w:pos="4320" w:val="num"/>
+          <w:tab w:val="num" w:pos="4320"/>
         </w:tabs>
-        <w:ind w:hanging="480" w:left="4800"/>
+        <w:ind w:left="4800" w:hanging="480"/>
       </w:pPr>
     </w:lvl>
     <w:lvl w:ilvl="7">
@@ -2140,9 +2041,9 @@
       <w:lvlJc w:val="left"/>
       <w:pPr>
         <w:tabs>
-          <w:tab w:pos="5040" w:val="num"/>
+          <w:tab w:val="num" w:pos="5040"/>
         </w:tabs>
-        <w:ind w:hanging="480" w:left="5520"/>
+        <w:ind w:left="5520" w:hanging="480"/>
       </w:pPr>
     </w:lvl>
     <w:lvl w:ilvl="8">
@@ -2151,13 +2052,194 @@
       <w:lvlJc w:val="left"/>
       <w:pPr>
         <w:tabs>
-          <w:tab w:pos="5760" w:val="num"/>
+          <w:tab w:val="num" w:pos="5760"/>
         </w:tabs>
-        <w:ind w:hanging="480" w:left="6240"/>
+        <w:ind w:left="6240" w:hanging="480"/>
       </w:pPr>
     </w:lvl>
   </w:abstractNum>
-  <w:abstractNum w15:restartNumberingAfterBreak="0" w:abstractNumId="1">
+  <w:abstractNum w:abstractNumId="1" w15:restartNumberingAfterBreak="0">
+    <w:nsid w:val="0000A990"/>
+    <w:multiLevelType w:val="multilevel"/>
+    <w:tmpl w:val="06648196"/>
+    <w:lvl w:ilvl="0">
+      <w:numFmt w:val="bullet"/>
+      <w:lvlText w:val=" "/>
+      <w:lvlJc w:val="left"/>
+      <w:pPr>
+        <w:ind w:left="720" w:hanging="360"/>
+      </w:pPr>
+    </w:lvl>
+    <w:lvl w:ilvl="1">
+      <w:numFmt w:val="bullet"/>
+      <w:lvlText w:val=" "/>
+      <w:lvlJc w:val="left"/>
+      <w:pPr>
+        <w:ind w:left="1440" w:hanging="360"/>
+      </w:pPr>
+    </w:lvl>
+    <w:lvl w:ilvl="2">
+      <w:numFmt w:val="bullet"/>
+      <w:lvlText w:val=" "/>
+      <w:lvlJc w:val="left"/>
+      <w:pPr>
+        <w:ind w:left="2160" w:hanging="360"/>
+      </w:pPr>
+    </w:lvl>
+    <w:lvl w:ilvl="3">
+      <w:numFmt w:val="bullet"/>
+      <w:lvlText w:val=" "/>
+      <w:lvlJc w:val="left"/>
+      <w:pPr>
+        <w:ind w:left="2880" w:hanging="360"/>
+      </w:pPr>
+    </w:lvl>
+    <w:lvl w:ilvl="4">
+      <w:numFmt w:val="bullet"/>
+      <w:lvlText w:val=" "/>
+      <w:lvlJc w:val="left"/>
+      <w:pPr>
+        <w:ind w:left="3600" w:hanging="360"/>
+      </w:pPr>
+    </w:lvl>
+    <w:lvl w:ilvl="5">
+      <w:numFmt w:val="bullet"/>
+      <w:lvlText w:val=" "/>
+      <w:lvlJc w:val="left"/>
+      <w:pPr>
+        <w:ind w:left="4320" w:hanging="360"/>
+      </w:pPr>
+    </w:lvl>
+    <w:lvl w:ilvl="6">
+      <w:numFmt w:val="bullet"/>
+      <w:lvlText w:val=" "/>
+      <w:lvlJc w:val="left"/>
+      <w:pPr>
+        <w:ind w:left="5040" w:hanging="360"/>
+      </w:pPr>
+    </w:lvl>
+    <w:lvl w:ilvl="7">
+      <w:numFmt w:val="bullet"/>
+      <w:lvlText w:val=" "/>
+      <w:lvlJc w:val="left"/>
+      <w:pPr>
+        <w:ind w:left="5760" w:hanging="360"/>
+      </w:pPr>
+    </w:lvl>
+    <w:lvl w:ilvl="8">
+      <w:numFmt w:val="bullet"/>
+      <w:lvlText w:val=" "/>
+      <w:lvlJc w:val="left"/>
+      <w:pPr>
+        <w:ind w:left="6480" w:hanging="360"/>
+      </w:pPr>
+    </w:lvl>
+  </w:abstractNum>
+  <w:abstractNum w:abstractNumId="2" w15:restartNumberingAfterBreak="0">
+    <w:nsid w:val="0000A991"/>
+    <w:multiLevelType w:val="multilevel"/>
+    <w:tmpl w:val="8F66B48A"/>
+    <w:lvl w:ilvl="0">
+      <w:numFmt w:val="bullet"/>
+      <w:lvlText w:val=""/>
+      <w:lvlJc w:val="left"/>
+      <w:pPr>
+        <w:ind w:left="720" w:hanging="360"/>
+      </w:pPr>
+      <w:rPr>
+        <w:rFonts w:ascii="Symbol" w:hAnsi="Symbol" w:cs="Symbol" w:hint="default"/>
+      </w:rPr>
+    </w:lvl>
+    <w:lvl w:ilvl="1">
+      <w:numFmt w:val="bullet"/>
+      <w:lvlText w:val="o"/>
+      <w:lvlJc w:val="left"/>
+      <w:pPr>
+        <w:ind w:left="1440" w:hanging="360"/>
+      </w:pPr>
+      <w:rPr>
+        <w:rFonts w:ascii="Courier New" w:hAnsi="Courier New" w:cs="Courier New" w:hint="default"/>
+      </w:rPr>
+    </w:lvl>
+    <w:lvl w:ilvl="2">
+      <w:numFmt w:val="bullet"/>
+      <w:lvlText w:val=""/>
+      <w:lvlJc w:val="left"/>
+      <w:pPr>
+        <w:ind w:left="2160" w:hanging="360"/>
+      </w:pPr>
+      <w:rPr>
+        <w:rFonts w:ascii="Wingdings" w:hAnsi="Wingdings" w:cs="Wingdings" w:hint="default"/>
+      </w:rPr>
+    </w:lvl>
+    <w:lvl w:ilvl="3">
+      <w:numFmt w:val="bullet"/>
+      <w:lvlText w:val=""/>
+      <w:lvlJc w:val="left"/>
+      <w:pPr>
+        <w:ind w:left="2880" w:hanging="360"/>
+      </w:pPr>
+      <w:rPr>
+        <w:rFonts w:ascii="Symbol" w:hAnsi="Symbol" w:cs="Symbol" w:hint="default"/>
+      </w:rPr>
+    </w:lvl>
+    <w:lvl w:ilvl="4">
+      <w:numFmt w:val="bullet"/>
+      <w:lvlText w:val="o"/>
+      <w:lvlJc w:val="left"/>
+      <w:pPr>
+        <w:ind w:left="3600" w:hanging="360"/>
+      </w:pPr>
+      <w:rPr>
+        <w:rFonts w:ascii="Courier New" w:hAnsi="Courier New" w:cs="Courier New" w:hint="default"/>
+      </w:rPr>
+    </w:lvl>
+    <w:lvl w:ilvl="5">
+      <w:numFmt w:val="bullet"/>
+      <w:lvlText w:val=""/>
+      <w:lvlJc w:val="left"/>
+      <w:pPr>
+        <w:ind w:left="4320" w:hanging="360"/>
+      </w:pPr>
+      <w:rPr>
+        <w:rFonts w:ascii="Wingdings" w:hAnsi="Wingdings" w:cs="Wingdings" w:hint="default"/>
+      </w:rPr>
+    </w:lvl>
+    <w:lvl w:ilvl="6">
+      <w:numFmt w:val="bullet"/>
+      <w:lvlText w:val=""/>
+      <w:lvlJc w:val="left"/>
+      <w:pPr>
+        <w:ind w:left="5040" w:hanging="360"/>
+      </w:pPr>
+      <w:rPr>
+        <w:rFonts w:ascii="Symbol" w:hAnsi="Symbol" w:cs="Symbol" w:hint="default"/>
+      </w:rPr>
+    </w:lvl>
+    <w:lvl w:ilvl="7">
+      <w:numFmt w:val="bullet"/>
+      <w:lvlText w:val="o"/>
+      <w:lvlJc w:val="left"/>
+      <w:pPr>
+        <w:ind w:left="5760" w:hanging="360"/>
+      </w:pPr>
+      <w:rPr>
+        <w:rFonts w:ascii="Courier New" w:hAnsi="Courier New" w:cs="Courier New" w:hint="default"/>
+      </w:rPr>
+    </w:lvl>
+    <w:lvl w:ilvl="8">
+      <w:numFmt w:val="bullet"/>
+      <w:lvlText w:val=""/>
+      <w:lvlJc w:val="left"/>
+      <w:pPr>
+        <w:ind w:left="6480" w:hanging="360"/>
+      </w:pPr>
+      <w:rPr>
+        <w:rFonts w:ascii="Wingdings" w:hAnsi="Wingdings" w:cs="Wingdings" w:hint="default"/>
+      </w:rPr>
+    </w:lvl>
+  </w:abstractNum>
+  <w:abstractNum w:abstractNumId="3" w15:restartNumberingAfterBreak="0">
     <w:nsid w:val="2C1AE401"/>
     <w:multiLevelType w:val="multilevel"/>
     <w:tmpl w:val="07FA7514"/>
@@ -2167,9 +2249,9 @@
       <w:lvlJc w:val="left"/>
       <w:pPr>
         <w:tabs>
-          <w:tab w:pos="0" w:val="num"/>
+          <w:tab w:val="num" w:pos="0"/>
         </w:tabs>
-        <w:ind w:hanging="480" w:left="480"/>
+        <w:ind w:left="480" w:hanging="480"/>
       </w:pPr>
     </w:lvl>
     <w:lvl w:ilvl="1">
@@ -2178,9 +2260,9 @@
       <w:lvlJc w:val="left"/>
       <w:pPr>
         <w:tabs>
-          <w:tab w:pos="720" w:val="num"/>
+          <w:tab w:val="num" w:pos="720"/>
         </w:tabs>
-        <w:ind w:hanging="480" w:left="1200"/>
+        <w:ind w:left="1200" w:hanging="480"/>
       </w:pPr>
     </w:lvl>
     <w:lvl w:ilvl="2">
@@ -2189,9 +2271,9 @@
       <w:lvlJc w:val="left"/>
       <w:pPr>
         <w:tabs>
-          <w:tab w:pos="1440" w:val="num"/>
+          <w:tab w:val="num" w:pos="1440"/>
         </w:tabs>
-        <w:ind w:hanging="480" w:left="1920"/>
+        <w:ind w:left="1920" w:hanging="480"/>
       </w:pPr>
     </w:lvl>
     <w:lvl w:ilvl="3">
@@ -2200,9 +2282,9 @@
       <w:lvlJc w:val="left"/>
       <w:pPr>
         <w:tabs>
-          <w:tab w:pos="2160" w:val="num"/>
+          <w:tab w:val="num" w:pos="2160"/>
         </w:tabs>
-        <w:ind w:hanging="480" w:left="2640"/>
+        <w:ind w:left="2640" w:hanging="480"/>
       </w:pPr>
     </w:lvl>
     <w:lvl w:ilvl="4">
@@ -2211,9 +2293,9 @@
       <w:lvlJc w:val="left"/>
       <w:pPr>
         <w:tabs>
-          <w:tab w:pos="2880" w:val="num"/>
+          <w:tab w:val="num" w:pos="2880"/>
         </w:tabs>
-        <w:ind w:hanging="480" w:left="3360"/>
+        <w:ind w:left="3360" w:hanging="480"/>
       </w:pPr>
     </w:lvl>
     <w:lvl w:ilvl="5">
@@ -2222,9 +2304,9 @@
       <w:lvlJc w:val="left"/>
       <w:pPr>
         <w:tabs>
-          <w:tab w:pos="3600" w:val="num"/>
+          <w:tab w:val="num" w:pos="3600"/>
         </w:tabs>
-        <w:ind w:hanging="480" w:left="4080"/>
+        <w:ind w:left="4080" w:hanging="480"/>
       </w:pPr>
     </w:lvl>
     <w:lvl w:ilvl="6">
@@ -2233,9 +2315,9 @@
       <w:lvlJc w:val="left"/>
       <w:pPr>
         <w:tabs>
-          <w:tab w:pos="4320" w:val="num"/>
+          <w:tab w:val="num" w:pos="4320"/>
         </w:tabs>
-        <w:ind w:hanging="480" w:left="4800"/>
+        <w:ind w:left="4800" w:hanging="480"/>
       </w:pPr>
     </w:lvl>
     <w:lvl w:ilvl="7">
@@ -2244,9 +2326,9 @@
       <w:lvlJc w:val="left"/>
       <w:pPr>
         <w:tabs>
-          <w:tab w:pos="5040" w:val="num"/>
+          <w:tab w:val="num" w:pos="5040"/>
         </w:tabs>
-        <w:ind w:hanging="480" w:left="5520"/>
+        <w:ind w:left="5520" w:hanging="480"/>
       </w:pPr>
     </w:lvl>
     <w:lvl w:ilvl="8">
@@ -2255,13 +2337,13 @@
       <w:lvlJc w:val="left"/>
       <w:pPr>
         <w:tabs>
-          <w:tab w:pos="5760" w:val="num"/>
+          <w:tab w:val="num" w:pos="5760"/>
         </w:tabs>
-        <w:ind w:hanging="480" w:left="6240"/>
+        <w:ind w:left="6240" w:hanging="480"/>
       </w:pPr>
     </w:lvl>
   </w:abstractNum>
-  <w:abstractNum w15:restartNumberingAfterBreak="0" w:abstractNumId="2">
+  <w:abstractNum w:abstractNumId="4" w15:restartNumberingAfterBreak="0">
     <w:nsid w:val="47261BAD"/>
     <w:multiLevelType w:val="multilevel"/>
     <w:tmpl w:val="8ECE1826"/>
@@ -2272,9 +2354,9 @@
       <w:lvlJc w:val="left"/>
       <w:pPr>
         <w:tabs>
-          <w:tab w:pos="0" w:val="num"/>
+          <w:tab w:val="num" w:pos="0"/>
         </w:tabs>
-        <w:ind w:hanging="480" w:left="480"/>
+        <w:ind w:left="480" w:hanging="480"/>
       </w:pPr>
     </w:lvl>
     <w:lvl w:ilvl="1">
@@ -2284,9 +2366,9 @@
       <w:lvlJc w:val="left"/>
       <w:pPr>
         <w:tabs>
-          <w:tab w:pos="720" w:val="num"/>
+          <w:tab w:val="num" w:pos="720"/>
         </w:tabs>
-        <w:ind w:hanging="480" w:left="1200"/>
+        <w:ind w:left="1200" w:hanging="480"/>
       </w:pPr>
     </w:lvl>
     <w:lvl w:ilvl="2">
@@ -2296,9 +2378,9 @@
       <w:lvlJc w:val="left"/>
       <w:pPr>
         <w:tabs>
-          <w:tab w:pos="1440" w:val="num"/>
+          <w:tab w:val="num" w:pos="1440"/>
         </w:tabs>
-        <w:ind w:hanging="480" w:left="1920"/>
+        <w:ind w:left="1920" w:hanging="480"/>
       </w:pPr>
     </w:lvl>
     <w:lvl w:ilvl="3">
@@ -2308,9 +2390,9 @@
       <w:lvlJc w:val="left"/>
       <w:pPr>
         <w:tabs>
-          <w:tab w:pos="2160" w:val="num"/>
+          <w:tab w:val="num" w:pos="2160"/>
         </w:tabs>
-        <w:ind w:hanging="480" w:left="2640"/>
+        <w:ind w:left="2640" w:hanging="480"/>
       </w:pPr>
     </w:lvl>
     <w:lvl w:ilvl="4">
@@ -2320,9 +2402,9 @@
       <w:lvlJc w:val="left"/>
       <w:pPr>
         <w:tabs>
-          <w:tab w:pos="2880" w:val="num"/>
+          <w:tab w:val="num" w:pos="2880"/>
         </w:tabs>
-        <w:ind w:hanging="480" w:left="3360"/>
+        <w:ind w:left="3360" w:hanging="480"/>
       </w:pPr>
     </w:lvl>
     <w:lvl w:ilvl="5">
@@ -2332,9 +2414,9 @@
       <w:lvlJc w:val="left"/>
       <w:pPr>
         <w:tabs>
-          <w:tab w:pos="3600" w:val="num"/>
+          <w:tab w:val="num" w:pos="3600"/>
         </w:tabs>
-        <w:ind w:hanging="480" w:left="4080"/>
+        <w:ind w:left="4080" w:hanging="480"/>
       </w:pPr>
     </w:lvl>
     <w:lvl w:ilvl="6">
@@ -2344,9 +2426,9 @@
       <w:lvlJc w:val="left"/>
       <w:pPr>
         <w:tabs>
-          <w:tab w:pos="4320" w:val="num"/>
+          <w:tab w:val="num" w:pos="4320"/>
         </w:tabs>
-        <w:ind w:hanging="480" w:left="4800"/>
+        <w:ind w:left="4800" w:hanging="480"/>
       </w:pPr>
     </w:lvl>
     <w:lvl w:ilvl="7">
@@ -2356,9 +2438,9 @@
       <w:lvlJc w:val="left"/>
       <w:pPr>
         <w:tabs>
-          <w:tab w:pos="5040" w:val="num"/>
+          <w:tab w:val="num" w:pos="5040"/>
         </w:tabs>
-        <w:ind w:hanging="480" w:left="5520"/>
+        <w:ind w:left="5520" w:hanging="480"/>
       </w:pPr>
     </w:lvl>
     <w:lvl w:ilvl="8">
@@ -2368,13 +2450,13 @@
       <w:lvlJc w:val="left"/>
       <w:pPr>
         <w:tabs>
-          <w:tab w:pos="5760" w:val="num"/>
+          <w:tab w:val="num" w:pos="5760"/>
         </w:tabs>
-        <w:ind w:hanging="480" w:left="6240"/>
+        <w:ind w:left="6240" w:hanging="480"/>
       </w:pPr>
     </w:lvl>
   </w:abstractNum>
-  <w:abstractNum w15:restartNumberingAfterBreak="0" w:abstractNumId="3">
+  <w:abstractNum w:abstractNumId="5" w15:restartNumberingAfterBreak="0">
     <w:nsid w:val="71315DCA"/>
     <w:multiLevelType w:val="multilevel"/>
     <w:tmpl w:val="8F1A713C"/>
@@ -2385,9 +2467,9 @@
       <w:lvlJc w:val="left"/>
       <w:pPr>
         <w:tabs>
-          <w:tab w:pos="0" w:val="num"/>
+          <w:tab w:val="num" w:pos="0"/>
         </w:tabs>
-        <w:ind w:hanging="480" w:left="480"/>
+        <w:ind w:left="480" w:hanging="480"/>
       </w:pPr>
     </w:lvl>
     <w:lvl w:ilvl="1">
@@ -2397,9 +2479,9 @@
       <w:lvlJc w:val="left"/>
       <w:pPr>
         <w:tabs>
-          <w:tab w:pos="720" w:val="num"/>
+          <w:tab w:val="num" w:pos="720"/>
         </w:tabs>
-        <w:ind w:hanging="480" w:left="1200"/>
+        <w:ind w:left="1200" w:hanging="480"/>
       </w:pPr>
     </w:lvl>
     <w:lvl w:ilvl="2">
@@ -2409,9 +2491,9 @@
       <w:lvlJc w:val="left"/>
       <w:pPr>
         <w:tabs>
-          <w:tab w:pos="1440" w:val="num"/>
+          <w:tab w:val="num" w:pos="1440"/>
         </w:tabs>
-        <w:ind w:hanging="480" w:left="1920"/>
+        <w:ind w:left="1920" w:hanging="480"/>
       </w:pPr>
     </w:lvl>
     <w:lvl w:ilvl="3">
@@ -2421,9 +2503,9 @@
       <w:lvlJc w:val="left"/>
       <w:pPr>
         <w:tabs>
-          <w:tab w:pos="2160" w:val="num"/>
+          <w:tab w:val="num" w:pos="2160"/>
         </w:tabs>
-        <w:ind w:hanging="480" w:left="2640"/>
+        <w:ind w:left="2640" w:hanging="480"/>
       </w:pPr>
     </w:lvl>
     <w:lvl w:ilvl="4">
@@ -2433,9 +2515,9 @@
       <w:lvlJc w:val="left"/>
       <w:pPr>
         <w:tabs>
-          <w:tab w:pos="2880" w:val="num"/>
+          <w:tab w:val="num" w:pos="2880"/>
         </w:tabs>
-        <w:ind w:hanging="480" w:left="3360"/>
+        <w:ind w:left="3360" w:hanging="480"/>
       </w:pPr>
     </w:lvl>
     <w:lvl w:ilvl="5">
@@ -2445,9 +2527,9 @@
       <w:lvlJc w:val="left"/>
       <w:pPr>
         <w:tabs>
-          <w:tab w:pos="3600" w:val="num"/>
+          <w:tab w:val="num" w:pos="3600"/>
         </w:tabs>
-        <w:ind w:hanging="480" w:left="4080"/>
+        <w:ind w:left="4080" w:hanging="480"/>
       </w:pPr>
     </w:lvl>
     <w:lvl w:ilvl="6">
@@ -2457,9 +2539,9 @@
       <w:lvlJc w:val="left"/>
       <w:pPr>
         <w:tabs>
-          <w:tab w:pos="4320" w:val="num"/>
+          <w:tab w:val="num" w:pos="4320"/>
         </w:tabs>
-        <w:ind w:hanging="480" w:left="4800"/>
+        <w:ind w:left="4800" w:hanging="480"/>
       </w:pPr>
     </w:lvl>
     <w:lvl w:ilvl="7">
@@ -2469,9 +2551,9 @@
       <w:lvlJc w:val="left"/>
       <w:pPr>
         <w:tabs>
-          <w:tab w:pos="5040" w:val="num"/>
+          <w:tab w:val="num" w:pos="5040"/>
         </w:tabs>
-        <w:ind w:hanging="480" w:left="5520"/>
+        <w:ind w:left="5520" w:hanging="480"/>
       </w:pPr>
     </w:lvl>
     <w:lvl w:ilvl="8">
@@ -2481,238 +2563,59 @@
       <w:lvlJc w:val="left"/>
       <w:pPr>
         <w:tabs>
-          <w:tab w:pos="5760" w:val="num"/>
+          <w:tab w:val="num" w:pos="5760"/>
         </w:tabs>
-        <w:ind w:hanging="480" w:left="6240"/>
+        <w:ind w:left="6240" w:hanging="480"/>
       </w:pPr>
     </w:lvl>
   </w:abstractNum>
-  <w:abstractNum w:abstractNumId="990">
-    <w:nsid w:val="0000A990"/>
-    <w:multiLevelType w:val="multilevel"/>
-    <w:lvl w:ilvl="0">
-      <w:numFmt w:val="bullet"/>
-      <w:lvlText w:val=" "/>
-      <w:lvlJc w:val="left"/>
-      <w:pPr>
-        <w:ind w:left="720" w:hanging="360"/>
-      </w:pPr>
-    </w:lvl>
-    <w:lvl w:ilvl="1">
-      <w:numFmt w:val="bullet"/>
-      <w:lvlText w:val=" "/>
-      <w:lvlJc w:val="left"/>
-      <w:pPr>
-        <w:ind w:left="1440" w:hanging="360"/>
-      </w:pPr>
-    </w:lvl>
-    <w:lvl w:ilvl="2">
-      <w:numFmt w:val="bullet"/>
-      <w:lvlText w:val=" "/>
-      <w:lvlJc w:val="left"/>
-      <w:pPr>
-        <w:ind w:left="2160" w:hanging="360"/>
-      </w:pPr>
-    </w:lvl>
-    <w:lvl w:ilvl="3">
-      <w:numFmt w:val="bullet"/>
-      <w:lvlText w:val=" "/>
-      <w:lvlJc w:val="left"/>
-      <w:pPr>
-        <w:ind w:left="2880" w:hanging="360"/>
-      </w:pPr>
-    </w:lvl>
-    <w:lvl w:ilvl="4">
-      <w:numFmt w:val="bullet"/>
-      <w:lvlText w:val=" "/>
-      <w:lvlJc w:val="left"/>
-      <w:pPr>
-        <w:ind w:left="3600" w:hanging="360"/>
-      </w:pPr>
-    </w:lvl>
-    <w:lvl w:ilvl="5">
-      <w:numFmt w:val="bullet"/>
-      <w:lvlText w:val=" "/>
-      <w:lvlJc w:val="left"/>
-      <w:pPr>
-        <w:ind w:left="4320" w:hanging="360"/>
-      </w:pPr>
-    </w:lvl>
-    <w:lvl w:ilvl="6">
-      <w:numFmt w:val="bullet"/>
-      <w:lvlText w:val=" "/>
-      <w:lvlJc w:val="left"/>
-      <w:pPr>
-        <w:ind w:left="5040" w:hanging="360"/>
-      </w:pPr>
-    </w:lvl>
-    <w:lvl w:ilvl="7">
-      <w:numFmt w:val="bullet"/>
-      <w:lvlText w:val=" "/>
-      <w:lvlJc w:val="left"/>
-      <w:pPr>
-        <w:ind w:left="5760" w:hanging="360"/>
-      </w:pPr>
-    </w:lvl>
-    <w:lvl w:ilvl="8">
-      <w:numFmt w:val="bullet"/>
-      <w:lvlText w:val=" "/>
-      <w:lvlJc w:val="left"/>
-      <w:pPr>
-        <w:ind w:left="6480" w:hanging="360"/>
-      </w:pPr>
-    </w:lvl>
-  </w:abstractNum>
-  <w:abstractNum w:abstractNumId="991">
-    <w:nsid w:val="0000A991"/>
-    <w:multiLevelType w:val="multilevel"/>
-    <w:lvl w:ilvl="0">
-      <w:numFmt w:val="bullet"/>
-      <w:lvlText w:val=""/>
-      <w:lvlJc w:val="left"/>
-      <w:pPr>
-        <w:ind w:left="720" w:hanging="360"/>
-      </w:pPr>
-      <w:rPr>
-        <w:rFonts w:ascii="Symbol" w:hAnsi="Symbol" w:cs="Symbol" w:hint="default"/>
-      </w:rPr>
-    </w:lvl>
-    <w:lvl w:ilvl="1">
-      <w:numFmt w:val="bullet"/>
-      <w:lvlText w:val="o"/>
-      <w:lvlJc w:val="left"/>
-      <w:pPr>
-        <w:ind w:left="1440" w:hanging="360"/>
-      </w:pPr>
-      <w:rPr>
-        <w:rFonts w:ascii="Courier New" w:hAnsi="Courier New" w:cs="Courier New" w:hint="default"/>
-      </w:rPr>
-    </w:lvl>
-    <w:lvl w:ilvl="2">
-      <w:numFmt w:val="bullet"/>
-      <w:lvlText w:val=""/>
-      <w:lvlJc w:val="left"/>
-      <w:pPr>
-        <w:ind w:left="2160" w:hanging="360"/>
-      </w:pPr>
-      <w:rPr>
-        <w:rFonts w:ascii="Wingdings" w:hAnsi="Wingdings" w:cs="Wingdings" w:hint="default"/>
-      </w:rPr>
-    </w:lvl>
-    <w:lvl w:ilvl="3">
-      <w:numFmt w:val="bullet"/>
-      <w:lvlText w:val=""/>
-      <w:lvlJc w:val="left"/>
-      <w:pPr>
-        <w:ind w:left="2880" w:hanging="360"/>
-      </w:pPr>
-      <w:rPr>
-        <w:rFonts w:ascii="Symbol" w:hAnsi="Symbol" w:cs="Symbol" w:hint="default"/>
-      </w:rPr>
-    </w:lvl>
-    <w:lvl w:ilvl="4">
-      <w:numFmt w:val="bullet"/>
-      <w:lvlText w:val="o"/>
-      <w:lvlJc w:val="left"/>
-      <w:pPr>
-        <w:ind w:left="3600" w:hanging="360"/>
-      </w:pPr>
-      <w:rPr>
-        <w:rFonts w:ascii="Courier New" w:hAnsi="Courier New" w:cs="Courier New" w:hint="default"/>
-      </w:rPr>
-    </w:lvl>
-    <w:lvl w:ilvl="5">
-      <w:numFmt w:val="bullet"/>
-      <w:lvlText w:val=""/>
-      <w:lvlJc w:val="left"/>
-      <w:pPr>
-        <w:ind w:left="4320" w:hanging="360"/>
-      </w:pPr>
-      <w:rPr>
-        <w:rFonts w:ascii="Wingdings" w:hAnsi="Wingdings" w:cs="Wingdings" w:hint="default"/>
-      </w:rPr>
-    </w:lvl>
-    <w:lvl w:ilvl="6">
-      <w:numFmt w:val="bullet"/>
-      <w:lvlText w:val=""/>
-      <w:lvlJc w:val="left"/>
-      <w:pPr>
-        <w:ind w:left="5040" w:hanging="360"/>
-      </w:pPr>
-      <w:rPr>
-        <w:rFonts w:ascii="Symbol" w:hAnsi="Symbol" w:cs="Symbol" w:hint="default"/>
-      </w:rPr>
-    </w:lvl>
-    <w:lvl w:ilvl="7">
-      <w:numFmt w:val="bullet"/>
-      <w:lvlText w:val="o"/>
-      <w:lvlJc w:val="left"/>
-      <w:pPr>
-        <w:ind w:left="5760" w:hanging="360"/>
-      </w:pPr>
-      <w:rPr>
-        <w:rFonts w:ascii="Courier New" w:hAnsi="Courier New" w:cs="Courier New" w:hint="default"/>
-      </w:rPr>
-    </w:lvl>
-    <w:lvl w:ilvl="8">
-      <w:numFmt w:val="bullet"/>
-      <w:lvlText w:val=""/>
-      <w:lvlJc w:val="left"/>
-      <w:pPr>
-        <w:ind w:left="6480" w:hanging="360"/>
-      </w:pPr>
-      <w:rPr>
-        <w:rFonts w:ascii="Wingdings" w:hAnsi="Wingdings" w:cs="Wingdings" w:hint="default"/>
-      </w:rPr>
-    </w:lvl>
-  </w:abstractNum>
-  <w:num w16cid:durableId="666442937" w:numId="1">
-    <w:abstractNumId w:val="1"/>
+  <w:num w:numId="1" w16cid:durableId="666442937">
+    <w:abstractNumId w:val="3"/>
   </w:num>
-  <w:num w16cid:durableId="611596762" w:numId="2">
+  <w:num w:numId="2" w16cid:durableId="611596762">
     <w:abstractNumId w:val="0"/>
   </w:num>
-  <w:num w16cid:durableId="388962429" w:numId="3">
+  <w:num w:numId="3" w16cid:durableId="388962429">
     <w:abstractNumId w:val="0"/>
   </w:num>
-  <w:num w16cid:durableId="1208103481" w:numId="4">
+  <w:num w:numId="4" w16cid:durableId="1208103481">
     <w:abstractNumId w:val="0"/>
   </w:num>
-  <w:num w16cid:durableId="2058387244" w:numId="5">
+  <w:num w:numId="5" w16cid:durableId="2058387244">
     <w:abstractNumId w:val="0"/>
   </w:num>
-  <w:num w16cid:durableId="571309507" w:numId="6">
+  <w:num w:numId="6" w16cid:durableId="571309507">
     <w:abstractNumId w:val="0"/>
   </w:num>
-  <w:num w16cid:durableId="564293530" w:numId="7">
+  <w:num w:numId="7" w16cid:durableId="564293530">
     <w:abstractNumId w:val="0"/>
   </w:num>
-  <w:num w16cid:durableId="1537962493" w:numId="8">
+  <w:num w:numId="8" w16cid:durableId="1537962493">
     <w:abstractNumId w:val="0"/>
   </w:num>
-  <w:num w16cid:durableId="1458573164" w:numId="9">
+  <w:num w:numId="9" w16cid:durableId="1458573164">
     <w:abstractNumId w:val="0"/>
   </w:num>
-  <w:num w16cid:durableId="2042437547" w:numId="10">
+  <w:num w:numId="10" w16cid:durableId="2042437547">
     <w:abstractNumId w:val="0"/>
   </w:num>
-  <w:num w16cid:durableId="2042438987" w:numId="11">
+  <w:num w:numId="11" w16cid:durableId="2042438987">
     <w:abstractNumId w:val="0"/>
   </w:num>
-  <w:num w16cid:durableId="477458780" w:numId="12">
+  <w:num w:numId="12" w16cid:durableId="477458780">
     <w:abstractNumId w:val="0"/>
   </w:num>
-  <w:num w16cid:durableId="698898323" w:numId="13">
+  <w:num w:numId="13" w16cid:durableId="698898323">
     <w:abstractNumId w:val="0"/>
   </w:num>
-  <w:num w16cid:durableId="424956732" w:numId="14">
+  <w:num w:numId="14" w16cid:durableId="424956732">
     <w:abstractNumId w:val="0"/>
   </w:num>
-  <w:num w16cid:durableId="69932026" w:numId="15">
+  <w:num w:numId="15" w16cid:durableId="69932026">
     <w:abstractNumId w:val="0"/>
   </w:num>
-  <w:num w16cid:durableId="1401829951" w:numId="16">
-    <w:abstractNumId w:val="3"/>
+  <w:num w:numId="16" w16cid:durableId="1401829951">
+    <w:abstractNumId w:val="5"/>
     <w:lvlOverride w:ilvl="0">
       <w:startOverride w:val="1"/>
     </w:lvlOverride>
@@ -2741,11 +2644,11 @@
       <w:startOverride w:val="1"/>
     </w:lvlOverride>
   </w:num>
-  <w:num w16cid:durableId="1720593767" w:numId="17">
+  <w:num w:numId="17" w16cid:durableId="1720593767">
     <w:abstractNumId w:val="0"/>
   </w:num>
-  <w:num w16cid:durableId="293027331" w:numId="18">
-    <w:abstractNumId w:val="2"/>
+  <w:num w:numId="18" w16cid:durableId="293027331">
+    <w:abstractNumId w:val="4"/>
     <w:lvlOverride w:ilvl="0">
       <w:startOverride w:val="7"/>
     </w:lvlOverride>
@@ -2774,25 +2677,25 @@
       <w:startOverride w:val="7"/>
     </w:lvlOverride>
   </w:num>
-  <w:num w:numId="1000">
-    <w:abstractNumId w:val="990"/>
+  <w:num w:numId="19" w16cid:durableId="254214664">
+    <w:abstractNumId w:val="1"/>
   </w:num>
-  <w:num w:numId="1001">
-    <w:abstractNumId w:val="991"/>
+  <w:num w:numId="20" w16cid:durableId="1136988618">
+    <w:abstractNumId w:val="2"/>
   </w:num>
 </w:numbering>
 </file>
 
 <file path=word/styles.xml><?xml version="1.0" encoding="utf-8"?>
-<w:styles xmlns:mc="http://schemas.openxmlformats.org/markup-compatibility/2006" xmlns:r="http://schemas.openxmlformats.org/officeDocument/2006/relationships" xmlns:w="http://schemas.openxmlformats.org/wordprocessingml/2006/main" xmlns:w14="http://schemas.microsoft.com/office/word/2010/wordml" xmlns:w15="http://schemas.microsoft.com/office/word/2012/wordml" xmlns:w16="http://schemas.microsoft.com/office/word/2018/wordml" xmlns:w16cex="http://schemas.microsoft.com/office/word/2018/wordml/cex" xmlns:w16cid="http://schemas.microsoft.com/office/word/2016/wordml/cid" xmlns:w16du="http://schemas.microsoft.com/office/word/2023/wordml/word16du" xmlns:w16sdtdh="http://schemas.microsoft.com/office/word/2020/wordml/sdtdatahash" xmlns:w16sdtfl="http://schemas.microsoft.com/office/word/2024/wordml/sdtformatlock" xmlns:w16se="http://schemas.microsoft.com/office/word/2015/wordml/symex" mc:Ignorable="w14 w15 w16se w16cid w16 w16cex w16sdtdh w16sdtfl w16du">
+<w:styles xmlns:mc="http://schemas.openxmlformats.org/markup-compatibility/2006" xmlns:r="http://schemas.openxmlformats.org/officeDocument/2006/relationships" xmlns:w="http://schemas.openxmlformats.org/wordprocessingml/2006/main" xmlns:w14="http://schemas.microsoft.com/office/word/2010/wordml" xmlns:w15="http://schemas.microsoft.com/office/word/2012/wordml" xmlns:w16cex="http://schemas.microsoft.com/office/word/2018/wordml/cex" xmlns:w16cid="http://schemas.microsoft.com/office/word/2016/wordml/cid" xmlns:w16="http://schemas.microsoft.com/office/word/2018/wordml" xmlns:w16sdtdh="http://schemas.microsoft.com/office/word/2020/wordml/sdtdatahash" xmlns:w16sdtfl="http://schemas.microsoft.com/office/word/2024/wordml/sdtformatlock" xmlns:w16se="http://schemas.microsoft.com/office/word/2015/wordml/symex" xmlns:w16du="http://schemas.microsoft.com/office/word/2023/wordml/word16du" mc:Ignorable="w14 w15 w16se w16cid w16 w16cex w16sdtdh w16sdtfl w16du">
   <w:docDefaults>
     <w:rPrDefault>
       <w:rPr>
-        <w:rFonts w:asciiTheme="minorHAnsi" w:cstheme="minorBidi" w:eastAsiaTheme="minorHAnsi" w:hAnsiTheme="minorHAnsi"/>
+        <w:rFonts w:asciiTheme="minorHAnsi" w:eastAsiaTheme="minorHAnsi" w:hAnsiTheme="minorHAnsi" w:cstheme="minorBidi"/>
         <w:color w:val="1A1A1A"/>
         <w:sz w:val="22"/>
         <w:szCs w:val="22"/>
-        <w:lang w:bidi="ar-SA" w:eastAsia="en-US" w:val="en-US"/>
+        <w:lang w:val="en-US" w:eastAsia="en-US" w:bidi="ar-SA"/>
       </w:rPr>
     </w:rPrDefault>
     <w:pPrDefault>
@@ -2801,7 +2704,7 @@
       </w:pPr>
     </w:pPrDefault>
   </w:docDefaults>
-  <w:latentStyles w:count="376" w:defLockedState="0" w:defQFormat="0" w:defSemiHidden="0" w:defUIPriority="0" w:defUnhideWhenUsed="0">
+  <w:latentStyles w:defLockedState="0" w:defUIPriority="0" w:defSemiHidden="0" w:defUnhideWhenUsed="0" w:defQFormat="0" w:count="376">
     <w:lsdException w:name="toc 1" w:uiPriority="39"/>
     <w:lsdException w:name="toc 2" w:uiPriority="39"/>
     <w:lsdException w:name="Hyperlink" w:uiPriority="99"/>
@@ -3048,11 +2951,11 @@
     <w:lsdException w:name="Unresolved Mention" w:semiHidden="1" w:uiPriority="99" w:unhideWhenUsed="1"/>
     <w:lsdException w:name="Smart Link" w:semiHidden="1" w:uiPriority="99" w:unhideWhenUsed="1"/>
   </w:latentStyles>
-  <w:style w:default="1" w:styleId="Normal" w:type="paragraph">
+  <w:style w:type="paragraph" w:default="1" w:styleId="Normal">
     <w:name w:val="Normal"/>
     <w:qFormat/>
   </w:style>
-  <w:style w:styleId="Heading1" w:type="paragraph">
+  <w:style w:type="paragraph" w:styleId="Heading1">
     <w:name w:val="heading 1"/>
     <w:basedOn w:val="Normal"/>
     <w:next w:val="BodyText"/>
@@ -3061,11 +2964,11 @@
     <w:pPr>
       <w:keepNext/>
       <w:keepLines/>
-      <w:spacing w:after="0" w:before="480"/>
+      <w:spacing w:before="480" w:after="0"/>
       <w:outlineLvl w:val="0"/>
     </w:pPr>
     <w:rPr>
-      <w:rFonts w:asciiTheme="majorHAnsi" w:cstheme="majorBidi" w:eastAsiaTheme="majorEastAsia" w:hAnsiTheme="majorHAnsi"/>
+      <w:rFonts w:asciiTheme="majorHAnsi" w:eastAsiaTheme="majorEastAsia" w:hAnsiTheme="majorHAnsi" w:cstheme="majorBidi"/>
       <w:b/>
       <w:bCs/>
       <w:color w:val="E64C38"/>
@@ -3073,7 +2976,7 @@
       <w:szCs w:val="32"/>
     </w:rPr>
   </w:style>
-  <w:style w:styleId="Heading2" w:type="paragraph">
+  <w:style w:type="paragraph" w:styleId="Heading2">
     <w:name w:val="heading 2"/>
     <w:basedOn w:val="Normal"/>
     <w:next w:val="BodyText"/>
@@ -3083,11 +2986,11 @@
     <w:pPr>
       <w:keepNext/>
       <w:keepLines/>
-      <w:spacing w:after="0" w:before="200"/>
+      <w:spacing w:before="200" w:after="0"/>
       <w:outlineLvl w:val="1"/>
     </w:pPr>
     <w:rPr>
-      <w:rFonts w:asciiTheme="majorHAnsi" w:cstheme="majorBidi" w:eastAsiaTheme="majorEastAsia" w:hAnsiTheme="majorHAnsi"/>
+      <w:rFonts w:asciiTheme="majorHAnsi" w:eastAsiaTheme="majorEastAsia" w:hAnsiTheme="majorHAnsi" w:cstheme="majorBidi"/>
       <w:b/>
       <w:bCs/>
       <w:color w:val="E64C38"/>
@@ -3095,7 +2998,7 @@
       <w:szCs w:val="28"/>
     </w:rPr>
   </w:style>
-  <w:style w:styleId="Heading3" w:type="paragraph">
+  <w:style w:type="paragraph" w:styleId="Heading3">
     <w:name w:val="heading 3"/>
     <w:basedOn w:val="Normal"/>
     <w:next w:val="BodyText"/>
@@ -3105,11 +3008,11 @@
     <w:pPr>
       <w:keepNext/>
       <w:keepLines/>
-      <w:spacing w:after="0" w:before="200"/>
+      <w:spacing w:before="200" w:after="0"/>
       <w:outlineLvl w:val="2"/>
     </w:pPr>
     <w:rPr>
-      <w:rFonts w:asciiTheme="majorHAnsi" w:cstheme="majorBidi" w:eastAsiaTheme="majorEastAsia" w:hAnsiTheme="majorHAnsi"/>
+      <w:rFonts w:asciiTheme="majorHAnsi" w:eastAsiaTheme="majorEastAsia" w:hAnsiTheme="majorHAnsi" w:cstheme="majorBidi"/>
       <w:b/>
       <w:bCs/>
       <w:color w:val="E64C38"/>
@@ -3117,7 +3020,7 @@
       <w:szCs w:val="24"/>
     </w:rPr>
   </w:style>
-  <w:style w:styleId="Heading4" w:type="paragraph">
+  <w:style w:type="paragraph" w:styleId="Heading4">
     <w:name w:val="heading 4"/>
     <w:basedOn w:val="Normal"/>
     <w:next w:val="BodyText"/>
@@ -3127,11 +3030,11 @@
     <w:pPr>
       <w:keepNext/>
       <w:keepLines/>
-      <w:spacing w:after="0" w:before="200"/>
+      <w:spacing w:before="200" w:after="0"/>
       <w:outlineLvl w:val="3"/>
     </w:pPr>
     <w:rPr>
-      <w:rFonts w:asciiTheme="majorHAnsi" w:cstheme="majorBidi" w:eastAsiaTheme="majorEastAsia" w:hAnsiTheme="majorHAnsi"/>
+      <w:rFonts w:asciiTheme="majorHAnsi" w:eastAsiaTheme="majorEastAsia" w:hAnsiTheme="majorHAnsi" w:cstheme="majorBidi"/>
       <w:bCs/>
       <w:i/>
       <w:color w:val="E64C38"/>
@@ -3139,7 +3042,7 @@
       <w:szCs w:val="24"/>
     </w:rPr>
   </w:style>
-  <w:style w:styleId="Heading5" w:type="paragraph">
+  <w:style w:type="paragraph" w:styleId="Heading5">
     <w:name w:val="heading 5"/>
     <w:basedOn w:val="Normal"/>
     <w:next w:val="BodyText"/>
@@ -3149,18 +3052,18 @@
     <w:pPr>
       <w:keepNext/>
       <w:keepLines/>
-      <w:spacing w:after="0" w:before="200"/>
+      <w:spacing w:before="200" w:after="0"/>
       <w:outlineLvl w:val="4"/>
     </w:pPr>
     <w:rPr>
-      <w:rFonts w:asciiTheme="majorHAnsi" w:cstheme="majorBidi" w:eastAsiaTheme="majorEastAsia" w:hAnsiTheme="majorHAnsi"/>
+      <w:rFonts w:asciiTheme="majorHAnsi" w:eastAsiaTheme="majorEastAsia" w:hAnsiTheme="majorHAnsi" w:cstheme="majorBidi"/>
       <w:iCs/>
       <w:color w:val="E64C38"/>
       <w:sz w:val="24"/>
       <w:szCs w:val="24"/>
     </w:rPr>
   </w:style>
-  <w:style w:styleId="Heading6" w:type="paragraph">
+  <w:style w:type="paragraph" w:styleId="Heading6">
     <w:name w:val="heading 6"/>
     <w:basedOn w:val="Normal"/>
     <w:next w:val="BodyText"/>
@@ -3170,17 +3073,17 @@
     <w:pPr>
       <w:keepNext/>
       <w:keepLines/>
-      <w:spacing w:after="0" w:before="200"/>
+      <w:spacing w:before="200" w:after="0"/>
       <w:outlineLvl w:val="5"/>
     </w:pPr>
     <w:rPr>
-      <w:rFonts w:asciiTheme="majorHAnsi" w:cstheme="majorBidi" w:eastAsiaTheme="majorEastAsia" w:hAnsiTheme="majorHAnsi"/>
+      <w:rFonts w:asciiTheme="majorHAnsi" w:eastAsiaTheme="majorEastAsia" w:hAnsiTheme="majorHAnsi" w:cstheme="majorBidi"/>
       <w:color w:val="E64C38"/>
       <w:sz w:val="24"/>
       <w:szCs w:val="24"/>
     </w:rPr>
   </w:style>
-  <w:style w:styleId="Heading7" w:type="paragraph">
+  <w:style w:type="paragraph" w:styleId="Heading7">
     <w:name w:val="heading 7"/>
     <w:basedOn w:val="Normal"/>
     <w:next w:val="BodyText"/>
@@ -3190,17 +3093,17 @@
     <w:pPr>
       <w:keepNext/>
       <w:keepLines/>
-      <w:spacing w:after="0" w:before="200"/>
+      <w:spacing w:before="200" w:after="0"/>
       <w:outlineLvl w:val="6"/>
     </w:pPr>
     <w:rPr>
-      <w:rFonts w:asciiTheme="majorHAnsi" w:cstheme="majorBidi" w:eastAsiaTheme="majorEastAsia" w:hAnsiTheme="majorHAnsi"/>
+      <w:rFonts w:asciiTheme="majorHAnsi" w:eastAsiaTheme="majorEastAsia" w:hAnsiTheme="majorHAnsi" w:cstheme="majorBidi"/>
       <w:color w:val="E64C38"/>
       <w:sz w:val="24"/>
       <w:szCs w:val="24"/>
     </w:rPr>
   </w:style>
-  <w:style w:styleId="Heading8" w:type="paragraph">
+  <w:style w:type="paragraph" w:styleId="Heading8">
     <w:name w:val="heading 8"/>
     <w:basedOn w:val="Normal"/>
     <w:next w:val="BodyText"/>
@@ -3210,17 +3113,17 @@
     <w:pPr>
       <w:keepNext/>
       <w:keepLines/>
-      <w:spacing w:after="0" w:before="200"/>
+      <w:spacing w:before="200" w:after="0"/>
       <w:outlineLvl w:val="7"/>
     </w:pPr>
     <w:rPr>
-      <w:rFonts w:asciiTheme="majorHAnsi" w:cstheme="majorBidi" w:eastAsiaTheme="majorEastAsia" w:hAnsiTheme="majorHAnsi"/>
+      <w:rFonts w:asciiTheme="majorHAnsi" w:eastAsiaTheme="majorEastAsia" w:hAnsiTheme="majorHAnsi" w:cstheme="majorBidi"/>
       <w:color w:val="E64C38"/>
       <w:sz w:val="24"/>
       <w:szCs w:val="24"/>
     </w:rPr>
   </w:style>
-  <w:style w:styleId="Heading9" w:type="paragraph">
+  <w:style w:type="paragraph" w:styleId="Heading9">
     <w:name w:val="heading 9"/>
     <w:basedOn w:val="Normal"/>
     <w:next w:val="BodyText"/>
@@ -3230,66 +3133,66 @@
     <w:pPr>
       <w:keepNext/>
       <w:keepLines/>
-      <w:spacing w:after="0" w:before="200"/>
+      <w:spacing w:before="200" w:after="0"/>
       <w:outlineLvl w:val="8"/>
     </w:pPr>
     <w:rPr>
-      <w:rFonts w:asciiTheme="majorHAnsi" w:cstheme="majorBidi" w:eastAsiaTheme="majorEastAsia" w:hAnsiTheme="majorHAnsi"/>
+      <w:rFonts w:asciiTheme="majorHAnsi" w:eastAsiaTheme="majorEastAsia" w:hAnsiTheme="majorHAnsi" w:cstheme="majorBidi"/>
       <w:color w:val="E64C38"/>
       <w:sz w:val="24"/>
       <w:szCs w:val="24"/>
     </w:rPr>
   </w:style>
-  <w:style w:default="1" w:styleId="DefaultParagraphFont" w:type="character">
+  <w:style w:type="character" w:default="1" w:styleId="DefaultParagraphFont">
     <w:name w:val="Default Paragraph Font"/>
     <w:uiPriority w:val="1"/>
     <w:semiHidden/>
     <w:unhideWhenUsed/>
   </w:style>
-  <w:style w:default="1" w:styleId="TableNormal" w:type="table">
+  <w:style w:type="table" w:default="1" w:styleId="TableNormal">
     <w:name w:val="Normal Table"/>
     <w:uiPriority w:val="99"/>
     <w:semiHidden/>
     <w:unhideWhenUsed/>
     <w:tblPr>
-      <w:tblInd w:type="dxa" w:w="0"/>
+      <w:tblInd w:w="0" w:type="dxa"/>
       <w:tblCellMar>
-        <w:top w:type="dxa" w:w="0"/>
-        <w:left w:type="dxa" w:w="108"/>
-        <w:bottom w:type="dxa" w:w="0"/>
-        <w:right w:type="dxa" w:w="108"/>
+        <w:top w:w="0" w:type="dxa"/>
+        <w:left w:w="108" w:type="dxa"/>
+        <w:bottom w:w="0" w:type="dxa"/>
+        <w:right w:w="108" w:type="dxa"/>
       </w:tblCellMar>
     </w:tblPr>
   </w:style>
-  <w:style w:default="1" w:styleId="NoList" w:type="numbering">
+  <w:style w:type="numbering" w:default="1" w:styleId="NoList">
     <w:name w:val="No List"/>
     <w:uiPriority w:val="99"/>
     <w:semiHidden/>
     <w:unhideWhenUsed/>
   </w:style>
-  <w:style w:styleId="BodyText" w:type="paragraph">
+  <w:style w:type="paragraph" w:styleId="BodyText">
     <w:name w:val="Body Text"/>
     <w:basedOn w:val="Normal"/>
     <w:qFormat/>
     <w:pPr>
-      <w:spacing w:after="180" w:before="180"/>
+      <w:spacing w:before="180" w:after="180"/>
     </w:pPr>
   </w:style>
-  <w:style w:customStyle="1" w:styleId="FirstParagraph" w:type="paragraph">
+  <w:style w:type="paragraph" w:customStyle="1" w:styleId="FirstParagraph">
     <w:name w:val="First Paragraph"/>
     <w:basedOn w:val="BodyText"/>
     <w:next w:val="BodyText"/>
     <w:qFormat/>
   </w:style>
-  <w:style w:customStyle="1" w:styleId="Compact" w:type="paragraph">
+  <w:style w:type="paragraph" w:customStyle="1" w:styleId="Compact">
     <w:name w:val="Compact"/>
     <w:basedOn w:val="BodyText"/>
     <w:qFormat/>
     <w:pPr>
-      <w:spacing w:after="36" w:before="36"/>
+      <w:spacing w:before="36" w:after="36"/>
     </w:pPr>
   </w:style>
-  <w:style w:styleId="Title" w:type="paragraph">
+  <w:style w:type="paragraph" w:styleId="Title">
     <w:name w:val="Title"/>
     <w:basedOn w:val="Normal"/>
     <w:next w:val="BodyText"/>
@@ -3297,7 +3200,7 @@
     <w:pPr>
       <w:keepNext/>
       <w:keepLines/>
-      <w:spacing w:after="240" w:before="480"/>
+      <w:spacing w:before="480" w:after="240"/>
       <w:jc w:val="center"/>
     </w:pPr>
     <w:rPr>
@@ -3307,7 +3210,7 @@
       <w:szCs w:val="52"/>
     </w:rPr>
   </w:style>
-  <w:style w:styleId="Subtitle" w:type="paragraph">
+  <w:style w:type="paragraph" w:styleId="Subtitle">
     <w:name w:val="Subtitle"/>
     <w:basedOn w:val="Title"/>
     <w:next w:val="BodyText"/>
@@ -3320,7 +3223,7 @@
       <w:szCs w:val="30"/>
     </w:rPr>
   </w:style>
-  <w:style w:customStyle="1" w:styleId="Author" w:type="paragraph">
+  <w:style w:type="paragraph" w:customStyle="1" w:styleId="Author">
     <w:name w:val="Author"/>
     <w:next w:val="BodyText"/>
     <w:qFormat/>
@@ -3330,7 +3233,7 @@
       <w:jc w:val="center"/>
     </w:pPr>
   </w:style>
-  <w:style w:styleId="Date" w:type="paragraph">
+  <w:style w:type="paragraph" w:styleId="Date">
     <w:name w:val="Date"/>
     <w:next w:val="BodyText"/>
     <w:qFormat/>
@@ -3340,7 +3243,7 @@
       <w:jc w:val="center"/>
     </w:pPr>
   </w:style>
-  <w:style w:customStyle="1" w:styleId="Abstract" w:type="paragraph">
+  <w:style w:type="paragraph" w:customStyle="1" w:styleId="Abstract">
     <w:name w:val="Abstract"/>
     <w:basedOn w:val="Normal"/>
     <w:next w:val="BodyText"/>
@@ -3348,19 +3251,19 @@
     <w:pPr>
       <w:keepNext/>
       <w:keepLines/>
-      <w:spacing w:after="300" w:before="300"/>
+      <w:spacing w:before="300" w:after="300"/>
     </w:pPr>
     <w:rPr>
       <w:sz w:val="20"/>
       <w:szCs w:val="20"/>
     </w:rPr>
   </w:style>
-  <w:style w:styleId="Bibliography" w:type="paragraph">
+  <w:style w:type="paragraph" w:styleId="Bibliography">
     <w:name w:val="Bibliography"/>
     <w:basedOn w:val="Normal"/>
     <w:qFormat/>
   </w:style>
-  <w:style w:styleId="BlockText" w:type="paragraph">
+  <w:style w:type="paragraph" w:styleId="BlockText">
     <w:name w:val="Block Text"/>
     <w:basedOn w:val="BodyText"/>
     <w:next w:val="BodyText"/>
@@ -3368,33 +3271,33 @@
     <w:unhideWhenUsed/>
     <w:qFormat/>
     <w:pPr>
-      <w:spacing w:after="100" w:before="100"/>
+      <w:spacing w:before="100" w:after="100"/>
       <w:ind w:left="480" w:right="480"/>
     </w:pPr>
   </w:style>
-  <w:style w:styleId="FootnoteText" w:type="paragraph">
+  <w:style w:type="paragraph" w:styleId="FootnoteText">
     <w:name w:val="footnote text"/>
     <w:basedOn w:val="Normal"/>
     <w:uiPriority w:val="9"/>
     <w:unhideWhenUsed/>
     <w:qFormat/>
   </w:style>
-  <w:style w:customStyle="1" w:styleId="Table" w:type="table">
+  <w:style w:type="table" w:customStyle="1" w:styleId="Table">
     <w:name w:val="Table"/>
     <w:semiHidden/>
     <w:unhideWhenUsed/>
     <w:qFormat/>
     <w:tblPr>
-      <w:tblInd w:type="dxa" w:w="0"/>
+      <w:tblInd w:w="0" w:type="dxa"/>
       <w:tblCellMar>
-        <w:top w:type="dxa" w:w="0"/>
-        <w:left w:type="dxa" w:w="108"/>
-        <w:bottom w:type="dxa" w:w="0"/>
-        <w:right w:type="dxa" w:w="108"/>
+        <w:top w:w="0" w:type="dxa"/>
+        <w:left w:w="108" w:type="dxa"/>
+        <w:bottom w:w="0" w:type="dxa"/>
+        <w:right w:w="108" w:type="dxa"/>
       </w:tblCellMar>
     </w:tblPr>
   </w:style>
-  <w:style w:customStyle="1" w:styleId="DefinitionTerm" w:type="paragraph">
+  <w:style w:type="paragraph" w:customStyle="1" w:styleId="DefinitionTerm">
     <w:name w:val="Definition Term"/>
     <w:basedOn w:val="Normal"/>
     <w:next w:val="Definition"/>
@@ -3407,11 +3310,11 @@
       <w:b/>
     </w:rPr>
   </w:style>
-  <w:style w:customStyle="1" w:styleId="Definition" w:type="paragraph">
+  <w:style w:type="paragraph" w:customStyle="1" w:styleId="Definition">
     <w:name w:val="Definition"/>
     <w:basedOn w:val="Normal"/>
   </w:style>
-  <w:style w:styleId="Caption" w:type="paragraph">
+  <w:style w:type="paragraph" w:styleId="Caption">
     <w:name w:val="caption"/>
     <w:basedOn w:val="Normal"/>
     <w:link w:val="CaptionChar"/>
@@ -3422,34 +3325,34 @@
       <w:i/>
     </w:rPr>
   </w:style>
-  <w:style w:customStyle="1" w:styleId="TableCaption" w:type="paragraph">
+  <w:style w:type="paragraph" w:customStyle="1" w:styleId="TableCaption">
     <w:name w:val="Table Caption"/>
     <w:basedOn w:val="Caption"/>
     <w:pPr>
       <w:keepNext/>
     </w:pPr>
   </w:style>
-  <w:style w:customStyle="1" w:styleId="ImageCaption" w:type="paragraph">
+  <w:style w:type="paragraph" w:customStyle="1" w:styleId="ImageCaption">
     <w:name w:val="Image Caption"/>
     <w:basedOn w:val="Caption"/>
   </w:style>
-  <w:style w:customStyle="1" w:styleId="Figure" w:type="paragraph">
+  <w:style w:type="paragraph" w:customStyle="1" w:styleId="Figure">
     <w:name w:val="Figure"/>
     <w:basedOn w:val="Normal"/>
   </w:style>
-  <w:style w:customStyle="1" w:styleId="CaptionedFigure" w:type="paragraph">
+  <w:style w:type="paragraph" w:customStyle="1" w:styleId="CaptionedFigure">
     <w:name w:val="Captioned Figure"/>
     <w:basedOn w:val="Figure"/>
     <w:pPr>
       <w:keepNext/>
     </w:pPr>
   </w:style>
-  <w:style w:customStyle="1" w:styleId="CaptionChar" w:type="character">
+  <w:style w:type="character" w:customStyle="1" w:styleId="CaptionChar">
     <w:name w:val="Caption Char"/>
     <w:basedOn w:val="DefaultParagraphFont"/>
     <w:link w:val="Caption"/>
   </w:style>
-  <w:style w:customStyle="1" w:styleId="VerbatimChar" w:type="character">
+  <w:style w:type="character" w:customStyle="1" w:styleId="VerbatimChar">
     <w:name w:val="Verbatim Char"/>
     <w:basedOn w:val="CaptionChar"/>
     <w:link w:val="SourceCode"/>
@@ -3458,14 +3361,14 @@
       <w:sz w:val="22"/>
     </w:rPr>
   </w:style>
-  <w:style w:styleId="FootnoteReference" w:type="character">
+  <w:style w:type="character" w:styleId="FootnoteReference">
     <w:name w:val="footnote reference"/>
     <w:basedOn w:val="CaptionChar"/>
     <w:rPr>
       <w:vertAlign w:val="superscript"/>
     </w:rPr>
   </w:style>
-  <w:style w:styleId="Hyperlink" w:type="character">
+  <w:style w:type="character" w:styleId="Hyperlink">
     <w:name w:val="Hyperlink"/>
     <w:basedOn w:val="CaptionChar"/>
     <w:uiPriority w:val="99"/>
@@ -3473,7 +3376,7 @@
       <w:color w:val="E64C38"/>
     </w:rPr>
   </w:style>
-  <w:style w:styleId="TOCHeading" w:type="paragraph">
+  <w:style w:type="paragraph" w:styleId="TOCHeading">
     <w:name w:val="TOC Heading"/>
     <w:basedOn w:val="Heading1"/>
     <w:next w:val="BodyText"/>
@@ -3489,7 +3392,7 @@
       <w:bCs w:val="0"/>
     </w:rPr>
   </w:style>
-  <w:style w:customStyle="1" w:styleId="SourceCode" w:type="paragraph">
+  <w:style w:type="paragraph" w:customStyle="1" w:styleId="SourceCode">
     <w:name w:val="Source Code"/>
     <w:basedOn w:val="Normal"/>
     <w:link w:val="VerbatimChar"/>
@@ -3497,7 +3400,7 @@
       <w:wordWrap w:val="0"/>
     </w:pPr>
   </w:style>
-  <w:style w:customStyle="1" w:styleId="KeywordTok" w:type="character">
+  <w:style w:type="character" w:customStyle="1" w:styleId="KeywordTok">
     <w:name w:val="KeywordTok"/>
     <w:basedOn w:val="VerbatimChar"/>
     <w:rPr>
@@ -3507,7 +3410,7 @@
       <w:sz w:val="22"/>
     </w:rPr>
   </w:style>
-  <w:style w:customStyle="1" w:styleId="DataTypeTok" w:type="character">
+  <w:style w:type="character" w:customStyle="1" w:styleId="DataTypeTok">
     <w:name w:val="DataTypeTok"/>
     <w:basedOn w:val="VerbatimChar"/>
     <w:rPr>
@@ -3516,7 +3419,7 @@
       <w:sz w:val="22"/>
     </w:rPr>
   </w:style>
-  <w:style w:customStyle="1" w:styleId="DecValTok" w:type="character">
+  <w:style w:type="character" w:customStyle="1" w:styleId="DecValTok">
     <w:name w:val="DecValTok"/>
     <w:basedOn w:val="VerbatimChar"/>
     <w:rPr>
@@ -3525,7 +3428,7 @@
       <w:sz w:val="22"/>
     </w:rPr>
   </w:style>
-  <w:style w:customStyle="1" w:styleId="BaseNTok" w:type="character">
+  <w:style w:type="character" w:customStyle="1" w:styleId="BaseNTok">
     <w:name w:val="BaseNTok"/>
     <w:basedOn w:val="VerbatimChar"/>
     <w:rPr>
@@ -3534,7 +3437,7 @@
       <w:sz w:val="22"/>
     </w:rPr>
   </w:style>
-  <w:style w:customStyle="1" w:styleId="FloatTok" w:type="character">
+  <w:style w:type="character" w:customStyle="1" w:styleId="FloatTok">
     <w:name w:val="FloatTok"/>
     <w:basedOn w:val="VerbatimChar"/>
     <w:rPr>
@@ -3543,7 +3446,7 @@
       <w:sz w:val="22"/>
     </w:rPr>
   </w:style>
-  <w:style w:customStyle="1" w:styleId="ConstantTok" w:type="character">
+  <w:style w:type="character" w:customStyle="1" w:styleId="ConstantTok">
     <w:name w:val="ConstantTok"/>
     <w:basedOn w:val="VerbatimChar"/>
     <w:rPr>
@@ -3552,7 +3455,7 @@
       <w:sz w:val="22"/>
     </w:rPr>
   </w:style>
-  <w:style w:customStyle="1" w:styleId="CharTok" w:type="character">
+  <w:style w:type="character" w:customStyle="1" w:styleId="CharTok">
     <w:name w:val="CharTok"/>
     <w:basedOn w:val="VerbatimChar"/>
     <w:rPr>
@@ -3561,7 +3464,7 @@
       <w:sz w:val="22"/>
     </w:rPr>
   </w:style>
-  <w:style w:customStyle="1" w:styleId="SpecialCharTok" w:type="character">
+  <w:style w:type="character" w:customStyle="1" w:styleId="SpecialCharTok">
     <w:name w:val="SpecialCharTok"/>
     <w:basedOn w:val="VerbatimChar"/>
     <w:rPr>
@@ -3570,7 +3473,7 @@
       <w:sz w:val="22"/>
     </w:rPr>
   </w:style>
-  <w:style w:customStyle="1" w:styleId="StringTok" w:type="character">
+  <w:style w:type="character" w:customStyle="1" w:styleId="StringTok">
     <w:name w:val="StringTok"/>
     <w:basedOn w:val="VerbatimChar"/>
     <w:rPr>
@@ -3579,7 +3482,7 @@
       <w:sz w:val="22"/>
     </w:rPr>
   </w:style>
-  <w:style w:customStyle="1" w:styleId="VerbatimStringTok" w:type="character">
+  <w:style w:type="character" w:customStyle="1" w:styleId="VerbatimStringTok">
     <w:name w:val="VerbatimStringTok"/>
     <w:basedOn w:val="VerbatimChar"/>
     <w:rPr>
@@ -3588,7 +3491,7 @@
       <w:sz w:val="22"/>
     </w:rPr>
   </w:style>
-  <w:style w:customStyle="1" w:styleId="SpecialStringTok" w:type="character">
+  <w:style w:type="character" w:customStyle="1" w:styleId="SpecialStringTok">
     <w:name w:val="SpecialStringTok"/>
     <w:basedOn w:val="VerbatimChar"/>
     <w:rPr>
@@ -3597,7 +3500,7 @@
       <w:sz w:val="22"/>
     </w:rPr>
   </w:style>
-  <w:style w:customStyle="1" w:styleId="ImportTok" w:type="character">
+  <w:style w:type="character" w:customStyle="1" w:styleId="ImportTok">
     <w:name w:val="ImportTok"/>
     <w:basedOn w:val="VerbatimChar"/>
     <w:rPr>
@@ -3605,7 +3508,7 @@
       <w:sz w:val="22"/>
     </w:rPr>
   </w:style>
-  <w:style w:customStyle="1" w:styleId="CommentTok" w:type="character">
+  <w:style w:type="character" w:customStyle="1" w:styleId="CommentTok">
     <w:name w:val="CommentTok"/>
     <w:basedOn w:val="VerbatimChar"/>
     <w:rPr>
@@ -3615,7 +3518,7 @@
       <w:sz w:val="22"/>
     </w:rPr>
   </w:style>
-  <w:style w:customStyle="1" w:styleId="DocumentationTok" w:type="character">
+  <w:style w:type="character" w:customStyle="1" w:styleId="DocumentationTok">
     <w:name w:val="DocumentationTok"/>
     <w:basedOn w:val="VerbatimChar"/>
     <w:rPr>
@@ -3625,7 +3528,7 @@
       <w:sz w:val="22"/>
     </w:rPr>
   </w:style>
-  <w:style w:customStyle="1" w:styleId="AnnotationTok" w:type="character">
+  <w:style w:type="character" w:customStyle="1" w:styleId="AnnotationTok">
     <w:name w:val="AnnotationTok"/>
     <w:basedOn w:val="VerbatimChar"/>
     <w:rPr>
@@ -3636,7 +3539,7 @@
       <w:sz w:val="22"/>
     </w:rPr>
   </w:style>
-  <w:style w:customStyle="1" w:styleId="CommentVarTok" w:type="character">
+  <w:style w:type="character" w:customStyle="1" w:styleId="CommentVarTok">
     <w:name w:val="CommentVarTok"/>
     <w:basedOn w:val="VerbatimChar"/>
     <w:rPr>
@@ -3647,7 +3550,7 @@
       <w:sz w:val="22"/>
     </w:rPr>
   </w:style>
-  <w:style w:customStyle="1" w:styleId="OtherTok" w:type="character">
+  <w:style w:type="character" w:customStyle="1" w:styleId="OtherTok">
     <w:name w:val="OtherTok"/>
     <w:basedOn w:val="VerbatimChar"/>
     <w:rPr>
@@ -3656,7 +3559,7 @@
       <w:sz w:val="22"/>
     </w:rPr>
   </w:style>
-  <w:style w:customStyle="1" w:styleId="FunctionTok" w:type="character">
+  <w:style w:type="character" w:customStyle="1" w:styleId="FunctionTok">
     <w:name w:val="FunctionTok"/>
     <w:basedOn w:val="VerbatimChar"/>
     <w:rPr>
@@ -3665,7 +3568,7 @@
       <w:sz w:val="22"/>
     </w:rPr>
   </w:style>
-  <w:style w:customStyle="1" w:styleId="VariableTok" w:type="character">
+  <w:style w:type="character" w:customStyle="1" w:styleId="VariableTok">
     <w:name w:val="VariableTok"/>
     <w:basedOn w:val="VerbatimChar"/>
     <w:rPr>
@@ -3674,7 +3577,7 @@
       <w:sz w:val="22"/>
     </w:rPr>
   </w:style>
-  <w:style w:customStyle="1" w:styleId="ControlFlowTok" w:type="character">
+  <w:style w:type="character" w:customStyle="1" w:styleId="ControlFlowTok">
     <w:name w:val="ControlFlowTok"/>
     <w:basedOn w:val="VerbatimChar"/>
     <w:rPr>
@@ -3684,7 +3587,7 @@
       <w:sz w:val="22"/>
     </w:rPr>
   </w:style>
-  <w:style w:customStyle="1" w:styleId="OperatorTok" w:type="character">
+  <w:style w:type="character" w:customStyle="1" w:styleId="OperatorTok">
     <w:name w:val="OperatorTok"/>
     <w:basedOn w:val="VerbatimChar"/>
     <w:rPr>
@@ -3693,7 +3596,7 @@
       <w:sz w:val="22"/>
     </w:rPr>
   </w:style>
-  <w:style w:customStyle="1" w:styleId="BuiltInTok" w:type="character">
+  <w:style w:type="character" w:customStyle="1" w:styleId="BuiltInTok">
     <w:name w:val="BuiltInTok"/>
     <w:basedOn w:val="VerbatimChar"/>
     <w:rPr>
@@ -3701,7 +3604,7 @@
       <w:sz w:val="22"/>
     </w:rPr>
   </w:style>
-  <w:style w:customStyle="1" w:styleId="ExtensionTok" w:type="character">
+  <w:style w:type="character" w:customStyle="1" w:styleId="ExtensionTok">
     <w:name w:val="ExtensionTok"/>
     <w:basedOn w:val="VerbatimChar"/>
     <w:rPr>
@@ -3709,7 +3612,7 @@
       <w:sz w:val="22"/>
     </w:rPr>
   </w:style>
-  <w:style w:customStyle="1" w:styleId="PreprocessorTok" w:type="character">
+  <w:style w:type="character" w:customStyle="1" w:styleId="PreprocessorTok">
     <w:name w:val="PreprocessorTok"/>
     <w:basedOn w:val="VerbatimChar"/>
     <w:rPr>
@@ -3718,7 +3621,7 @@
       <w:sz w:val="22"/>
     </w:rPr>
   </w:style>
-  <w:style w:customStyle="1" w:styleId="AttributeTok" w:type="character">
+  <w:style w:type="character" w:customStyle="1" w:styleId="AttributeTok">
     <w:name w:val="AttributeTok"/>
     <w:basedOn w:val="VerbatimChar"/>
     <w:rPr>
@@ -3727,7 +3630,7 @@
       <w:sz w:val="22"/>
     </w:rPr>
   </w:style>
-  <w:style w:customStyle="1" w:styleId="RegionMarkerTok" w:type="character">
+  <w:style w:type="character" w:customStyle="1" w:styleId="RegionMarkerTok">
     <w:name w:val="RegionMarkerTok"/>
     <w:basedOn w:val="VerbatimChar"/>
     <w:rPr>
@@ -3735,7 +3638,7 @@
       <w:sz w:val="22"/>
     </w:rPr>
   </w:style>
-  <w:style w:customStyle="1" w:styleId="InformationTok" w:type="character">
+  <w:style w:type="character" w:customStyle="1" w:styleId="InformationTok">
     <w:name w:val="InformationTok"/>
     <w:basedOn w:val="VerbatimChar"/>
     <w:rPr>
@@ -3746,7 +3649,7 @@
       <w:sz w:val="22"/>
     </w:rPr>
   </w:style>
-  <w:style w:customStyle="1" w:styleId="WarningTok" w:type="character">
+  <w:style w:type="character" w:customStyle="1" w:styleId="WarningTok">
     <w:name w:val="WarningTok"/>
     <w:basedOn w:val="VerbatimChar"/>
     <w:rPr>
@@ -3757,7 +3660,7 @@
       <w:sz w:val="22"/>
     </w:rPr>
   </w:style>
-  <w:style w:customStyle="1" w:styleId="AlertTok" w:type="character">
+  <w:style w:type="character" w:customStyle="1" w:styleId="AlertTok">
     <w:name w:val="AlertTok"/>
     <w:basedOn w:val="VerbatimChar"/>
     <w:rPr>
@@ -3767,7 +3670,7 @@
       <w:sz w:val="22"/>
     </w:rPr>
   </w:style>
-  <w:style w:customStyle="1" w:styleId="ErrorTok" w:type="character">
+  <w:style w:type="character" w:customStyle="1" w:styleId="ErrorTok">
     <w:name w:val="ErrorTok"/>
     <w:basedOn w:val="VerbatimChar"/>
     <w:rPr>
@@ -3777,7 +3680,7 @@
       <w:sz w:val="22"/>
     </w:rPr>
   </w:style>
-  <w:style w:customStyle="1" w:styleId="NormalTok" w:type="character">
+  <w:style w:type="character" w:customStyle="1" w:styleId="NormalTok">
     <w:name w:val="NormalTok"/>
     <w:basedOn w:val="VerbatimChar"/>
     <w:rPr>
@@ -3785,7 +3688,7 @@
       <w:sz w:val="22"/>
     </w:rPr>
   </w:style>
-  <w:style w:styleId="TOC1" w:type="paragraph">
+  <w:style w:type="paragraph" w:styleId="TOC1">
     <w:name w:val="toc 1"/>
     <w:basedOn w:val="Normal"/>
     <w:next w:val="Normal"/>
@@ -3796,7 +3699,7 @@
       <w:spacing w:after="100"/>
     </w:pPr>
   </w:style>
-  <w:style w:styleId="TOC2" w:type="paragraph">
+  <w:style w:type="paragraph" w:styleId="TOC2">
     <w:name w:val="toc 2"/>
     <w:basedOn w:val="Normal"/>
     <w:next w:val="Normal"/>

--- a/Enyrgy_Facility_Overview.docx
+++ b/Enyrgy_Facility_Overview.docx
@@ -1,14 +1,14 @@
 
 <file path=word/document.xml><?xml version="1.0" encoding="utf-8"?>
-<w:document xmlns:wpc="http://schemas.microsoft.com/office/word/2010/wordprocessingCanvas" xmlns:cx="http://schemas.microsoft.com/office/drawing/2014/chartex" xmlns:cx1="http://schemas.microsoft.com/office/drawing/2015/9/8/chartex" xmlns:cx2="http://schemas.microsoft.com/office/drawing/2015/10/21/chartex" xmlns:cx3="http://schemas.microsoft.com/office/drawing/2016/5/9/chartex" xmlns:cx4="http://schemas.microsoft.com/office/drawing/2016/5/10/chartex" xmlns:cx5="http://schemas.microsoft.com/office/drawing/2016/5/11/chartex" xmlns:cx6="http://schemas.microsoft.com/office/drawing/2016/5/12/chartex" xmlns:cx7="http://schemas.microsoft.com/office/drawing/2016/5/13/chartex" xmlns:cx8="http://schemas.microsoft.com/office/drawing/2016/5/14/chartex" xmlns:mc="http://schemas.openxmlformats.org/markup-compatibility/2006" xmlns:m="http://schemas.openxmlformats.org/officeDocument/2006/math" xmlns:aink="http://schemas.microsoft.com/office/drawing/2016/ink" xmlns:am3d="http://schemas.microsoft.com/office/drawing/2017/model3d" xmlns:oel="http://schemas.microsoft.com/office/2019/extlst" xmlns:r="http://schemas.openxmlformats.org/officeDocument/2006/relationships" xmlns:wp14="http://schemas.microsoft.com/office/word/2010/wordprocessingDrawing" xmlns:wp="http://schemas.openxmlformats.org/drawingml/2006/wordprocessingDrawing" xmlns:wpg="http://schemas.microsoft.com/office/word/2010/wordprocessingGroup" xmlns:wpi="http://schemas.microsoft.com/office/word/2010/wordprocessingInk" xmlns:wps="http://schemas.microsoft.com/office/word/2010/wordprocessingShape" xmlns:o="urn:schemas-microsoft-com:office:office" xmlns:v="urn:schemas-microsoft-com:vml" xmlns:w10="urn:schemas-microsoft-com:office:word" xmlns:w="http://schemas.openxmlformats.org/wordprocessingml/2006/main" xmlns:w14="http://schemas.microsoft.com/office/word/2010/wordml" xmlns:w15="http://schemas.microsoft.com/office/word/2012/wordml" xmlns:w16cei="http://schemas.microsoft.com/office/word/2026/wordml/cei" xmlns:w16cex="http://schemas.microsoft.com/office/word/2018/wordml/cex" xmlns:w16cid="http://schemas.microsoft.com/office/word/2016/wordml/cid" xmlns:w16="http://schemas.microsoft.com/office/word/2018/wordml" xmlns:w16sdtdh="http://schemas.microsoft.com/office/word/2020/wordml/sdtdatahash" xmlns:w16sdtfl="http://schemas.microsoft.com/office/word/2024/wordml/sdtformatlock" xmlns:w16se="http://schemas.microsoft.com/office/word/2015/wordml/symex" xmlns:w16du="http://schemas.microsoft.com/office/word/2023/wordml/word16du" xmlns:wne="http://schemas.microsoft.com/office/word/2006/wordml" mc:Ignorable="w14 w15 w16se w16cid w16 w16cex w16sdtdh w16sdtfl w16du wp14">
+<w:document xmlns:w="http://schemas.openxmlformats.org/wordprocessingml/2006/main" xmlns:m="http://schemas.openxmlformats.org/officeDocument/2006/math" xmlns:r="http://schemas.openxmlformats.org/officeDocument/2006/relationships" xmlns:o="urn:schemas-microsoft-com:office:office" xmlns:v="urn:schemas-microsoft-com:vml" xmlns:w10="urn:schemas-microsoft-com:office:word" xmlns:a="http://schemas.openxmlformats.org/drawingml/2006/main" xmlns:pic="http://schemas.openxmlformats.org/drawingml/2006/picture" xmlns:wp="http://schemas.openxmlformats.org/drawingml/2006/wordprocessingDrawing">
   <w:body>
+    <w:bookmarkStart w:id="31" w:name="enyrgy-vitamin-d-primal-light-platform"/>
     <w:p>
       <w:pPr>
         <w:pStyle w:val="Heading1"/>
       </w:pPr>
-      <w:bookmarkStart w:id="0" w:name="enyrgy-vitamin-d-primal-light-platform"/>
-      <w:r>
-        <w:t>Enyrgy Vitamin D Primal Light Platform</w:t>
+      <w:r>
+        <w:t xml:space="preserve">Enyrgy Vitamin D Primal Light Platform</w:t>
       </w:r>
     </w:p>
     <w:p>
@@ -20,7 +20,7 @@
           <w:b/>
           <w:bCs/>
         </w:rPr>
-        <w:t>A Vitamin D light modality for your service line, and a retail line for your shop</w:t>
+        <w:t xml:space="preserve">A Vitamin D light modality for your service line, and a retail line for your shop</w:t>
       </w:r>
     </w:p>
     <w:p>
@@ -32,31 +32,23 @@
           <w:i/>
           <w:iCs/>
         </w:rPr>
-        <w:t>Prepared for the Center for New Medicine, Irvine, California</w:t>
-      </w:r>
-    </w:p>
-    <w:p>
-      <w:r>
-        <w:rPr>
-          <w:noProof/>
-        </w:rPr>
-      </w:r>
-      <w:r>
-        <w:pict w14:anchorId="556CDBAF">
-          <v:rect id="Horizontal Line 1" o:spid="_x0000_s1030" style="width:468pt;height:1.1pt;visibility:visible;mso-wrap-style:square;mso-left-percent:-10001;mso-top-percent:-10001;mso-position-horizontal:absolute;mso-position-horizontal-relative:char;mso-position-vertical:absolute;mso-position-vertical-relative:line;mso-left-percent:-10001;mso-top-percent:-10001;v-text-anchor:top" o:gfxdata="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" filled="f">
-            <o:lock v:ext="edit" rotation="t" aspectratio="t" verticies="t" text="t" shapetype="t"/>
-            <w10:anchorlock/>
-          </v:rect>
+        <w:t xml:space="preserve">Prepared for the Center for New Medicine, Irvine, California</w:t>
+      </w:r>
+    </w:p>
+    <w:p>
+      <w:r>
+        <w:pict>
+          <v:rect style="width:0;height:1.5pt" o:hralign="center" o:hrstd="t" o:hr="t"/>
         </w:pict>
       </w:r>
     </w:p>
+    <w:bookmarkStart w:id="19" w:name="why-this-exists"/>
     <w:p>
       <w:pPr>
         <w:pStyle w:val="Heading2"/>
       </w:pPr>
-      <w:bookmarkStart w:id="1" w:name="why-this-exists"/>
-      <w:r>
-        <w:t>Why this exists</w:t>
+      <w:r>
+        <w:t xml:space="preserve">Why this exists</w:t>
       </w:r>
     </w:p>
     <w:p>
@@ -64,7 +56,13 @@
         <w:pStyle w:val="FirstParagraph"/>
       </w:pPr>
       <w:r>
-        <w:t>In late 2019 my wife Laura and I sat in a doctor’s office, looking at each other quietly, absorbing the words “breast cancer.”</w:t>
+        <w:t xml:space="preserve">In late 2019 my wife Laura and I sat in a doctor’s office, looking at each other quietly, absorbing the words</w:t>
+      </w:r>
+      <w:r>
+        <w:t xml:space="preserve"> </w:t>
+      </w:r>
+      <w:r>
+        <w:t xml:space="preserve">“breast cancer.”</w:t>
       </w:r>
     </w:p>
     <w:p>
@@ -72,7 +70,7 @@
         <w:pStyle w:val="BodyText"/>
       </w:pPr>
       <w:r>
-        <w:t>A few months later COVID hit. Laura is a front-line healthcare worker, and protecting her immune system became the constant topic in our house.</w:t>
+        <w:t xml:space="preserve">A few months later COVID hit. Laura is a front-line healthcare worker, and protecting her immune system became the constant topic in our house.</w:t>
       </w:r>
     </w:p>
     <w:p>
@@ -80,7 +78,7 @@
         <w:pStyle w:val="BodyText"/>
       </w:pPr>
       <w:r>
-        <w:t>Around that time I began working with physicians from LSU and Baylor on a clinical study using UVB light to support immune response in critically ill COVID patients. The results were a 60 percent reduction in mortality.</w:t>
+        <w:t xml:space="preserve">Around that time my co-founder David Letourneau and I began working with physicians from LSU and Baylor on a clinical study using UVB light to support immune response in critically ill COVID patients. The results were a 60 percent reduction in mortality.</w:t>
       </w:r>
     </w:p>
     <w:p>
@@ -88,7 +86,7 @@
         <w:pStyle w:val="BodyText"/>
       </w:pPr>
       <w:r>
-        <w:t>In the course of those discussions the doctors shared another piece of research, and it stopped me cold. Women with Vitamin D levels below 20 ng/mL carry an over 80 percent higher risk of breast cancer. I went back and looked at Laura’s blood work from around the time of her diagnosis.</w:t>
+        <w:t xml:space="preserve">In the course of those discussions the doctors shared another piece of research, and it stopped me cold. Women with Vitamin D levels below 20 ng/mL carry an over 80 percent higher risk of breast cancer. I went back and looked at Laura’s blood work from around the time of her diagnosis.</w:t>
       </w:r>
     </w:p>
     <w:p>
@@ -96,7 +94,7 @@
         <w:pStyle w:val="BodyText"/>
       </w:pPr>
       <w:r>
-        <w:t>She was at 17.</w:t>
+        <w:t xml:space="preserve">She was at 17.</w:t>
       </w:r>
     </w:p>
     <w:p>
@@ -104,7 +102,7 @@
         <w:pStyle w:val="BodyText"/>
       </w:pPr>
       <w:r>
-        <w:t>That number is why Enyrgy exists. Not because a light is interesting, but because the body we loved most was running short of something it needed and nobody had measured it. The technology in this document was built to close that specific gap: to raise a number, and to make it visible.</w:t>
+        <w:t xml:space="preserve">That number is why Enyrgy exists. Not because a light is interesting, but because the body we loved most was running short of something it needed and nobody had measured it. The technology in this document was built to close that specific gap: to raise a number, and to make it visible.</w:t>
       </w:r>
     </w:p>
     <w:p>
@@ -112,32 +110,24 @@
         <w:pStyle w:val="BodyText"/>
       </w:pPr>
       <w:r>
-        <w:t>Laura’s levels are optimal now.</w:t>
-      </w:r>
-    </w:p>
-    <w:p>
-      <w:r>
-        <w:rPr>
-          <w:noProof/>
-        </w:rPr>
-      </w:r>
-      <w:r>
-        <w:pict w14:anchorId="30BA54D2">
-          <v:rect id="Horizontal Line 2" o:spid="_x0000_s1029" style="width:468pt;height:1.1pt;visibility:visible;mso-wrap-style:square;mso-left-percent:-10001;mso-top-percent:-10001;mso-position-horizontal:absolute;mso-position-horizontal-relative:char;mso-position-vertical:absolute;mso-position-vertical-relative:line;mso-left-percent:-10001;mso-top-percent:-10001;v-text-anchor:top" o:gfxdata="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" filled="f">
-            <o:lock v:ext="edit" rotation="t" aspectratio="t" verticies="t" text="t" shapetype="t"/>
-            <w10:anchorlock/>
-          </v:rect>
+        <w:t xml:space="preserve">Laura’s levels are optimal now.</w:t>
+      </w:r>
+    </w:p>
+    <w:p>
+      <w:r>
+        <w:pict>
+          <v:rect style="width:0;height:1.5pt" o:hralign="center" o:hrstd="t" o:hr="t"/>
         </w:pict>
       </w:r>
     </w:p>
+    <w:bookmarkEnd w:id="19"/>
+    <w:bookmarkStart w:id="20" w:name="the-technology"/>
     <w:p>
       <w:pPr>
         <w:pStyle w:val="Heading2"/>
       </w:pPr>
-      <w:bookmarkStart w:id="2" w:name="the-technology"/>
-      <w:bookmarkEnd w:id="1"/>
-      <w:r>
-        <w:t>The technology</w:t>
+      <w:r>
+        <w:t xml:space="preserve">The technology</w:t>
       </w:r>
     </w:p>
     <w:p>
@@ -149,10 +139,13 @@
           <w:b/>
           <w:bCs/>
         </w:rPr>
-        <w:t>Enyrgy inverts the spectrum.</w:t>
-      </w:r>
-      <w:r>
-        <w:t xml:space="preserve"> Sunlight is roughly 95 percent UVA. Enyrgy is over 90 percent UVB and under 10 percent UVA. That is the whole design, because Vitamin D synthesis requires UVB in the 280 to 315 nm band. Visible-light and circadian lamps emit no UVB at all and cannot trigger it, whatever else they do.</w:t>
+        <w:t xml:space="preserve">Enyrgy inverts the spectrum.</w:t>
+      </w:r>
+      <w:r>
+        <w:t xml:space="preserve"> </w:t>
+      </w:r>
+      <w:r>
+        <w:t xml:space="preserve">Sunlight is roughly 95 percent UVA. Enyrgy is over 90 percent UVB and under 10 percent UVA. That is the whole design, because Vitamin D synthesis requires UVB in the 280 to 315 nm band. Visible-light and circadian lamps emit no UVB at all and cannot trigger it, whatever else they do.</w:t>
       </w:r>
     </w:p>
     <w:p>
@@ -164,10 +157,13 @@
           <w:b/>
           <w:bCs/>
         </w:rPr>
-        <w:t>The dose is calculated, not timed.</w:t>
-      </w:r>
-      <w:r>
-        <w:t xml:space="preserve"> The app reads each user’s Fitzpatrick skin type, sets that person’s dose, and ends the session automatically. Nobody is estimating, and nobody is watching a clock. That is the difference between this and a tanning bed, which delivers the wrong part of the spectrum with no dosing control at all.</w:t>
+        <w:t xml:space="preserve">The dose is calculated, not timed.</w:t>
+      </w:r>
+      <w:r>
+        <w:t xml:space="preserve"> </w:t>
+      </w:r>
+      <w:r>
+        <w:t xml:space="preserve">The app reads each user’s Fitzpatrick skin type, sets that person’s dose, and ends the session automatically. Nobody is estimating, and nobody is watching a clock. That is the difference between this and a tanning bed, which delivers the wrong part of the spectrum with no dosing control at all.</w:t>
       </w:r>
     </w:p>
     <w:p>
@@ -179,16 +175,19 @@
           <w:b/>
           <w:bCs/>
         </w:rPr>
-        <w:t>One session, three pathways.</w:t>
-      </w:r>
-      <w:r>
-        <w:t xml:space="preserve"> Vitamin D, nitric oxide, and serotonin. A capsule opens one of them.</w:t>
+        <w:t xml:space="preserve">One session, three pathways.</w:t>
+      </w:r>
+      <w:r>
+        <w:t xml:space="preserve"> </w:t>
+      </w:r>
+      <w:r>
+        <w:t xml:space="preserve">Vitamin D, nitric oxide, and serotonin. A capsule opens one of them.</w:t>
       </w:r>
     </w:p>
     <w:tbl>
       <w:tblPr>
         <w:tblStyle w:val="Table"/>
-        <w:tblW w:w="5000" w:type="pct"/>
+        <w:tblW w:type="pct" w:w="5000"/>
         <w:tblBorders>
           <w:top w:val="single" w:sz="4" w:space="0" w:color="auto"/>
           <w:left w:val="single" w:sz="4" w:space="0" w:color="auto"/>
@@ -198,17 +197,15 @@
           <w:insideV w:val="single" w:sz="4" w:space="0" w:color="auto"/>
         </w:tblBorders>
         <w:tblLayout w:type="fixed"/>
-        <w:tblLook w:val="0000" w:firstRow="0" w:lastRow="0" w:firstColumn="0" w:lastColumn="0" w:noHBand="0" w:noVBand="0"/>
+        <w:tblLook w:firstRow="0" w:lastRow="0" w:firstColumn="0" w:lastColumn="0" w:noHBand="0" w:noVBand="0" w:val="0000"/>
       </w:tblPr>
       <w:tblGrid>
-        <w:gridCol w:w="4788"/>
-        <w:gridCol w:w="4788"/>
+        <w:gridCol w:w="3960"/>
+        <w:gridCol w:w="3960"/>
       </w:tblGrid>
       <w:tr>
         <w:tc>
-          <w:tcPr>
-            <w:tcW w:w="3960" w:type="dxa"/>
-          </w:tcPr>
+          <w:tcPr/>
           <w:p>
             <w:pPr>
               <w:pStyle w:val="Compact"/>
@@ -218,30 +215,25 @@
                 <w:b/>
                 <w:bCs/>
               </w:rPr>
-              <w:lastRenderedPageBreak/>
-              <w:t>2.4x</w:t>
-            </w:r>
-          </w:p>
-        </w:tc>
-        <w:tc>
-          <w:tcPr>
-            <w:tcW w:w="3960" w:type="dxa"/>
-          </w:tcPr>
-          <w:p>
-            <w:pPr>
-              <w:pStyle w:val="Compact"/>
-            </w:pPr>
-            <w:r>
-              <w:t>more efficient than sunlight for Vitamin D. Two to four minutes replaces two to four hours of sun.</w:t>
+              <w:t xml:space="preserve">2.4x</w:t>
+            </w:r>
+          </w:p>
+        </w:tc>
+        <w:tc>
+          <w:tcPr/>
+          <w:p>
+            <w:pPr>
+              <w:pStyle w:val="Compact"/>
+            </w:pPr>
+            <w:r>
+              <w:t xml:space="preserve">more efficient than sunlight for Vitamin D. Two to four minutes replaces two to four hours of sun.</w:t>
             </w:r>
           </w:p>
         </w:tc>
       </w:tr>
       <w:tr>
         <w:tc>
-          <w:tcPr>
-            <w:tcW w:w="3960" w:type="dxa"/>
-          </w:tcPr>
+          <w:tcPr/>
           <w:p>
             <w:pPr>
               <w:pStyle w:val="Compact"/>
@@ -251,29 +243,25 @@
                 <w:b/>
                 <w:bCs/>
               </w:rPr>
-              <w:t>25,000+</w:t>
-            </w:r>
-          </w:p>
-        </w:tc>
-        <w:tc>
-          <w:tcPr>
-            <w:tcW w:w="3960" w:type="dxa"/>
-          </w:tcPr>
-          <w:p>
-            <w:pPr>
-              <w:pStyle w:val="Compact"/>
-            </w:pPr>
-            <w:r>
-              <w:t>sessions completed, zero burns and zero adverse events</w:t>
+              <w:t xml:space="preserve">25,000+</w:t>
+            </w:r>
+          </w:p>
+        </w:tc>
+        <w:tc>
+          <w:tcPr/>
+          <w:p>
+            <w:pPr>
+              <w:pStyle w:val="Compact"/>
+            </w:pPr>
+            <w:r>
+              <w:t xml:space="preserve">sessions completed, zero burns and zero adverse events</w:t>
             </w:r>
           </w:p>
         </w:tc>
       </w:tr>
       <w:tr>
         <w:tc>
-          <w:tcPr>
-            <w:tcW w:w="3960" w:type="dxa"/>
-          </w:tcPr>
+          <w:tcPr/>
           <w:p>
             <w:pPr>
               <w:pStyle w:val="Compact"/>
@@ -283,29 +271,25 @@
                 <w:b/>
                 <w:bCs/>
               </w:rPr>
-              <w:t>Under 1%</w:t>
-            </w:r>
-          </w:p>
-        </w:tc>
-        <w:tc>
-          <w:tcPr>
-            <w:tcW w:w="3960" w:type="dxa"/>
-          </w:tcPr>
-          <w:p>
-            <w:pPr>
-              <w:pStyle w:val="Compact"/>
-            </w:pPr>
-            <w:r>
-              <w:t>return rate, against an industry norm of 5 to 10 percent</w:t>
+              <w:t xml:space="preserve">Under 1%</w:t>
+            </w:r>
+          </w:p>
+        </w:tc>
+        <w:tc>
+          <w:tcPr/>
+          <w:p>
+            <w:pPr>
+              <w:pStyle w:val="Compact"/>
+            </w:pPr>
+            <w:r>
+              <w:t xml:space="preserve">return rate, against an industry norm of 5 to 10 percent</w:t>
             </w:r>
           </w:p>
         </w:tc>
       </w:tr>
       <w:tr>
         <w:tc>
-          <w:tcPr>
-            <w:tcW w:w="3960" w:type="dxa"/>
-          </w:tcPr>
+          <w:tcPr/>
           <w:p>
             <w:pPr>
               <w:pStyle w:val="Compact"/>
@@ -315,29 +299,25 @@
                 <w:b/>
                 <w:bCs/>
               </w:rPr>
-              <w:t>76.6%</w:t>
-            </w:r>
-          </w:p>
-        </w:tc>
-        <w:tc>
-          <w:tcPr>
-            <w:tcW w:w="3960" w:type="dxa"/>
-          </w:tcPr>
-          <w:p>
-            <w:pPr>
-              <w:pStyle w:val="Compact"/>
-            </w:pPr>
-            <w:r>
-              <w:t>of people worldwide have Vitamin D below 30 ng/mL (Cui et al., Frontiers in Nutrition, 2023)</w:t>
+              <w:t xml:space="preserve">76.6%</w:t>
+            </w:r>
+          </w:p>
+        </w:tc>
+        <w:tc>
+          <w:tcPr/>
+          <w:p>
+            <w:pPr>
+              <w:pStyle w:val="Compact"/>
+            </w:pPr>
+            <w:r>
+              <w:t xml:space="preserve">of people worldwide have Vitamin D below 30 ng/mL (Cui et al., Frontiers in Nutrition, 2023)</w:t>
             </w:r>
           </w:p>
         </w:tc>
       </w:tr>
       <w:tr>
         <w:tc>
-          <w:tcPr>
-            <w:tcW w:w="3960" w:type="dxa"/>
-          </w:tcPr>
+          <w:tcPr/>
           <w:p>
             <w:pPr>
               <w:pStyle w:val="Compact"/>
@@ -347,33 +327,31 @@
                 <w:b/>
                 <w:bCs/>
               </w:rPr>
-              <w:t>+111%</w:t>
-            </w:r>
-          </w:p>
-        </w:tc>
-        <w:tc>
-          <w:tcPr>
-            <w:tcW w:w="3960" w:type="dxa"/>
-          </w:tcPr>
-          <w:p>
-            <w:pPr>
-              <w:pStyle w:val="Compact"/>
-            </w:pPr>
-            <w:r>
-              <w:t>average increase in our own 12 week study of five participants, set out in full below</w:t>
+              <w:t xml:space="preserve">+111%</w:t>
+            </w:r>
+          </w:p>
+        </w:tc>
+        <w:tc>
+          <w:tcPr/>
+          <w:p>
+            <w:pPr>
+              <w:pStyle w:val="Compact"/>
+            </w:pPr>
+            <w:r>
+              <w:t xml:space="preserve">average increase in our own 12 week study of five participants, set out in full below</w:t>
             </w:r>
           </w:p>
         </w:tc>
       </w:tr>
     </w:tbl>
+    <w:bookmarkEnd w:id="20"/>
+    <w:bookmarkStart w:id="21" w:name="why-not-a-capsule"/>
     <w:p>
       <w:pPr>
         <w:pStyle w:val="Heading2"/>
       </w:pPr>
-      <w:bookmarkStart w:id="3" w:name="why-not-a-capsule"/>
-      <w:bookmarkEnd w:id="2"/>
-      <w:r>
-        <w:t>Why not a capsule</w:t>
+      <w:r>
+        <w:t xml:space="preserve">Why not a capsule</w:t>
       </w:r>
     </w:p>
     <w:p>
@@ -381,7 +359,7 @@
         <w:pStyle w:val="FirstParagraph"/>
       </w:pPr>
       <w:r>
-        <w:t>Where supplements sit on your shelf, they are one lane. In research clinical trials, about one in four participants were low responders to Vitamin D supplementation, so a capsule does not reliably move the number for everyone.</w:t>
+        <w:t xml:space="preserve">Where supplements sit on your shelf, they are one lane. In research clinical trials, about one in four participants were low responders to Vitamin D supplementation, so a capsule does not reliably move the number for everyone.</w:t>
       </w:r>
     </w:p>
     <w:p>
@@ -389,17 +367,17 @@
         <w:pStyle w:val="BodyText"/>
       </w:pPr>
       <w:r>
-        <w:t>This does, and your own blood work is the proof. That is the practical distinction: a supplement is a hope, a session plus a lab draw is a measurement.</w:t>
-      </w:r>
-    </w:p>
+        <w:t xml:space="preserve">This does, and your own blood work is the proof. That is the practical distinction: a supplement is a hope, a session plus a lab draw is a measurement.</w:t>
+      </w:r>
+    </w:p>
+    <w:bookmarkEnd w:id="21"/>
+    <w:bookmarkStart w:id="22" w:name="X21a19599e2bc041912ab468af8bbbc6d8280c95"/>
     <w:p>
       <w:pPr>
         <w:pStyle w:val="Heading2"/>
       </w:pPr>
-      <w:bookmarkStart w:id="4" w:name="X21a19599e2bc041912ab468af8bbbc6d8280c95"/>
-      <w:bookmarkEnd w:id="3"/>
-      <w:r>
-        <w:t>What we measured, and what it does not show</w:t>
+      <w:r>
+        <w:t xml:space="preserve">What we measured, and what it does not show</w:t>
       </w:r>
     </w:p>
     <w:p>
@@ -407,7 +385,7 @@
         <w:pStyle w:val="FirstParagraph"/>
       </w:pPr>
       <w:r>
-        <w:t>Twelve weeks. Five healthy adults, skin types II to IV, four to six sessions a week. No control group.</w:t>
+        <w:t xml:space="preserve">Twelve weeks. Five healthy adults, skin types II to IV, four to six sessions a week. No control group.</w:t>
       </w:r>
     </w:p>
     <w:p>
@@ -419,356 +397,317 @@
           <w:b/>
           <w:bCs/>
         </w:rPr>
-        <w:t>This is our own study, not independent research, and five people is a small study.</w:t>
-      </w:r>
-      <w:r>
-        <w:t xml:space="preserve"> We would rather hand you every row than an average.</w:t>
+        <w:t xml:space="preserve">This is our own study, not independent research, and five people is a small study.</w:t>
+      </w:r>
+      <w:r>
+        <w:t xml:space="preserve"> </w:t>
+      </w:r>
+      <w:r>
+        <w:t xml:space="preserve">We would rather hand you every row than an average.</w:t>
       </w:r>
     </w:p>
     <w:tbl>
       <w:tblPr>
+        <w:tblBorders>
+          <w:top w:val="single" w:sz="4" w:space="0" w:color="auto"/>
+          <w:left w:val="single" w:sz="4" w:space="0" w:color="auto"/>
+          <w:bottom w:val="single" w:sz="4" w:space="0" w:color="auto"/>
+          <w:right w:val="single" w:sz="4" w:space="0" w:color="auto"/>
+          <w:insideH w:val="single" w:sz="4" w:space="0" w:color="auto"/>
+          <w:insideV w:val="single" w:sz="4" w:space="0" w:color="auto"/>
+        </w:tblBorders>
         <w:tblStyle w:val="Table"/>
-        <w:tblW w:w="0" w:type="auto"/>
-        <w:tblLook w:val="0020" w:firstRow="1" w:lastRow="0" w:firstColumn="0" w:lastColumn="0" w:noHBand="0" w:noVBand="0"/>
+        <w:tblW w:type="auto" w:w="0"/>
+        <w:tblLook w:firstRow="1" w:lastRow="0" w:firstColumn="0" w:lastColumn="0" w:noHBand="0" w:noVBand="0" w:val="0020"/>
       </w:tblPr>
       <w:tblGrid>
-        <w:gridCol w:w="1441"/>
-        <w:gridCol w:w="1240"/>
-        <w:gridCol w:w="1589"/>
-        <w:gridCol w:w="1503"/>
+        <w:gridCol w:w="1980"/>
+        <w:gridCol w:w="1980"/>
+        <w:gridCol w:w="1980"/>
+        <w:gridCol w:w="1980"/>
       </w:tblGrid>
       <w:tr>
         <w:trPr>
-          <w:tblHeader/>
+          <w:tblHeader w:val="on"/>
         </w:trPr>
         <w:tc>
-          <w:tcPr>
-            <w:tcW w:w="0" w:type="auto"/>
-          </w:tcPr>
-          <w:p>
-            <w:pPr>
-              <w:pStyle w:val="Compact"/>
-            </w:pPr>
-            <w:r>
-              <w:t>Participant</w:t>
-            </w:r>
-          </w:p>
-        </w:tc>
-        <w:tc>
-          <w:tcPr>
-            <w:tcW w:w="0" w:type="auto"/>
-          </w:tcPr>
-          <w:p>
-            <w:pPr>
-              <w:pStyle w:val="Compact"/>
-            </w:pPr>
-            <w:r>
-              <w:t>Skin type</w:t>
-            </w:r>
-          </w:p>
-        </w:tc>
-        <w:tc>
-          <w:tcPr>
-            <w:tcW w:w="0" w:type="auto"/>
-          </w:tcPr>
-          <w:p>
-            <w:pPr>
-              <w:pStyle w:val="Compact"/>
-            </w:pPr>
-            <w:r>
-              <w:t>Start, ng/mL</w:t>
-            </w:r>
-          </w:p>
-        </w:tc>
-        <w:tc>
-          <w:tcPr>
-            <w:tcW w:w="0" w:type="auto"/>
-          </w:tcPr>
-          <w:p>
-            <w:pPr>
-              <w:pStyle w:val="Compact"/>
-            </w:pPr>
-            <w:r>
-              <w:t>End, ng/mL</w:t>
+          <w:tcPr/>
+          <w:p>
+            <w:pPr>
+              <w:pStyle w:val="Compact"/>
+            </w:pPr>
+            <w:r>
+              <w:t xml:space="preserve">Participant</w:t>
+            </w:r>
+          </w:p>
+        </w:tc>
+        <w:tc>
+          <w:tcPr/>
+          <w:p>
+            <w:pPr>
+              <w:pStyle w:val="Compact"/>
+            </w:pPr>
+            <w:r>
+              <w:t xml:space="preserve">Skin type</w:t>
+            </w:r>
+          </w:p>
+        </w:tc>
+        <w:tc>
+          <w:tcPr/>
+          <w:p>
+            <w:pPr>
+              <w:pStyle w:val="Compact"/>
+            </w:pPr>
+            <w:r>
+              <w:t xml:space="preserve">Start, ng/mL</w:t>
+            </w:r>
+          </w:p>
+        </w:tc>
+        <w:tc>
+          <w:tcPr/>
+          <w:p>
+            <w:pPr>
+              <w:pStyle w:val="Compact"/>
+            </w:pPr>
+            <w:r>
+              <w:t xml:space="preserve">End, ng/mL</w:t>
             </w:r>
           </w:p>
         </w:tc>
       </w:tr>
       <w:tr>
         <w:tc>
-          <w:tcPr>
-            <w:tcW w:w="0" w:type="auto"/>
-          </w:tcPr>
-          <w:p>
-            <w:pPr>
-              <w:pStyle w:val="Compact"/>
-            </w:pPr>
-            <w:r>
-              <w:t>P1</w:t>
-            </w:r>
-          </w:p>
-        </w:tc>
-        <w:tc>
-          <w:tcPr>
-            <w:tcW w:w="0" w:type="auto"/>
-          </w:tcPr>
-          <w:p>
-            <w:pPr>
-              <w:pStyle w:val="Compact"/>
-            </w:pPr>
-            <w:r>
-              <w:t>II</w:t>
-            </w:r>
-          </w:p>
-        </w:tc>
-        <w:tc>
-          <w:tcPr>
-            <w:tcW w:w="0" w:type="auto"/>
-          </w:tcPr>
-          <w:p>
-            <w:pPr>
-              <w:pStyle w:val="Compact"/>
-            </w:pPr>
-            <w:r>
-              <w:t>38.4</w:t>
-            </w:r>
-          </w:p>
-        </w:tc>
-        <w:tc>
-          <w:tcPr>
-            <w:tcW w:w="0" w:type="auto"/>
-          </w:tcPr>
-          <w:p>
-            <w:pPr>
-              <w:pStyle w:val="Compact"/>
-            </w:pPr>
-            <w:r>
-              <w:t>86.0</w:t>
+          <w:tcPr/>
+          <w:p>
+            <w:pPr>
+              <w:pStyle w:val="Compact"/>
+            </w:pPr>
+            <w:r>
+              <w:t xml:space="preserve">P1</w:t>
+            </w:r>
+          </w:p>
+        </w:tc>
+        <w:tc>
+          <w:tcPr/>
+          <w:p>
+            <w:pPr>
+              <w:pStyle w:val="Compact"/>
+            </w:pPr>
+            <w:r>
+              <w:t xml:space="preserve">II</w:t>
+            </w:r>
+          </w:p>
+        </w:tc>
+        <w:tc>
+          <w:tcPr/>
+          <w:p>
+            <w:pPr>
+              <w:pStyle w:val="Compact"/>
+            </w:pPr>
+            <w:r>
+              <w:t xml:space="preserve">38.4</w:t>
+            </w:r>
+          </w:p>
+        </w:tc>
+        <w:tc>
+          <w:tcPr/>
+          <w:p>
+            <w:pPr>
+              <w:pStyle w:val="Compact"/>
+            </w:pPr>
+            <w:r>
+              <w:t xml:space="preserve">86.0</w:t>
             </w:r>
           </w:p>
         </w:tc>
       </w:tr>
       <w:tr>
         <w:tc>
-          <w:tcPr>
-            <w:tcW w:w="0" w:type="auto"/>
-          </w:tcPr>
-          <w:p>
-            <w:pPr>
-              <w:pStyle w:val="Compact"/>
-            </w:pPr>
-            <w:r>
-              <w:t>P2</w:t>
-            </w:r>
-          </w:p>
-        </w:tc>
-        <w:tc>
-          <w:tcPr>
-            <w:tcW w:w="0" w:type="auto"/>
-          </w:tcPr>
-          <w:p>
-            <w:pPr>
-              <w:pStyle w:val="Compact"/>
-            </w:pPr>
-            <w:r>
-              <w:t>III</w:t>
-            </w:r>
-          </w:p>
-        </w:tc>
-        <w:tc>
-          <w:tcPr>
-            <w:tcW w:w="0" w:type="auto"/>
-          </w:tcPr>
-          <w:p>
-            <w:pPr>
-              <w:pStyle w:val="Compact"/>
-            </w:pPr>
-            <w:r>
-              <w:t>34.0</w:t>
-            </w:r>
-          </w:p>
-        </w:tc>
-        <w:tc>
-          <w:tcPr>
-            <w:tcW w:w="0" w:type="auto"/>
-          </w:tcPr>
-          <w:p>
-            <w:pPr>
-              <w:pStyle w:val="Compact"/>
-            </w:pPr>
-            <w:r>
-              <w:t>88.4</w:t>
+          <w:tcPr/>
+          <w:p>
+            <w:pPr>
+              <w:pStyle w:val="Compact"/>
+            </w:pPr>
+            <w:r>
+              <w:t xml:space="preserve">P2</w:t>
+            </w:r>
+          </w:p>
+        </w:tc>
+        <w:tc>
+          <w:tcPr/>
+          <w:p>
+            <w:pPr>
+              <w:pStyle w:val="Compact"/>
+            </w:pPr>
+            <w:r>
+              <w:t xml:space="preserve">III</w:t>
+            </w:r>
+          </w:p>
+        </w:tc>
+        <w:tc>
+          <w:tcPr/>
+          <w:p>
+            <w:pPr>
+              <w:pStyle w:val="Compact"/>
+            </w:pPr>
+            <w:r>
+              <w:t xml:space="preserve">34.0</w:t>
+            </w:r>
+          </w:p>
+        </w:tc>
+        <w:tc>
+          <w:tcPr/>
+          <w:p>
+            <w:pPr>
+              <w:pStyle w:val="Compact"/>
+            </w:pPr>
+            <w:r>
+              <w:t xml:space="preserve">88.4</w:t>
             </w:r>
           </w:p>
         </w:tc>
       </w:tr>
       <w:tr>
         <w:tc>
-          <w:tcPr>
-            <w:tcW w:w="0" w:type="auto"/>
-          </w:tcPr>
-          <w:p>
-            <w:pPr>
-              <w:pStyle w:val="Compact"/>
-            </w:pPr>
-            <w:r>
-              <w:t>P3</w:t>
-            </w:r>
-          </w:p>
-        </w:tc>
-        <w:tc>
-          <w:tcPr>
-            <w:tcW w:w="0" w:type="auto"/>
-          </w:tcPr>
-          <w:p>
-            <w:pPr>
-              <w:pStyle w:val="Compact"/>
-            </w:pPr>
-            <w:r>
-              <w:t>III</w:t>
-            </w:r>
-          </w:p>
-        </w:tc>
-        <w:tc>
-          <w:tcPr>
-            <w:tcW w:w="0" w:type="auto"/>
-          </w:tcPr>
-          <w:p>
-            <w:pPr>
-              <w:pStyle w:val="Compact"/>
-            </w:pPr>
-            <w:r>
-              <w:t>37.0</w:t>
-            </w:r>
-          </w:p>
-        </w:tc>
-        <w:tc>
-          <w:tcPr>
-            <w:tcW w:w="0" w:type="auto"/>
-          </w:tcPr>
-          <w:p>
-            <w:pPr>
-              <w:pStyle w:val="Compact"/>
-            </w:pPr>
-            <w:r>
-              <w:t>78.0</w:t>
+          <w:tcPr/>
+          <w:p>
+            <w:pPr>
+              <w:pStyle w:val="Compact"/>
+            </w:pPr>
+            <w:r>
+              <w:t xml:space="preserve">P3</w:t>
+            </w:r>
+          </w:p>
+        </w:tc>
+        <w:tc>
+          <w:tcPr/>
+          <w:p>
+            <w:pPr>
+              <w:pStyle w:val="Compact"/>
+            </w:pPr>
+            <w:r>
+              <w:t xml:space="preserve">III</w:t>
+            </w:r>
+          </w:p>
+        </w:tc>
+        <w:tc>
+          <w:tcPr/>
+          <w:p>
+            <w:pPr>
+              <w:pStyle w:val="Compact"/>
+            </w:pPr>
+            <w:r>
+              <w:t xml:space="preserve">37.0</w:t>
+            </w:r>
+          </w:p>
+        </w:tc>
+        <w:tc>
+          <w:tcPr/>
+          <w:p>
+            <w:pPr>
+              <w:pStyle w:val="Compact"/>
+            </w:pPr>
+            <w:r>
+              <w:t xml:space="preserve">78.0</w:t>
             </w:r>
           </w:p>
         </w:tc>
       </w:tr>
       <w:tr>
         <w:tc>
-          <w:tcPr>
-            <w:tcW w:w="0" w:type="auto"/>
-          </w:tcPr>
-          <w:p>
-            <w:pPr>
-              <w:pStyle w:val="Compact"/>
-            </w:pPr>
-            <w:r>
-              <w:t>P4</w:t>
-            </w:r>
-          </w:p>
-        </w:tc>
-        <w:tc>
-          <w:tcPr>
-            <w:tcW w:w="0" w:type="auto"/>
-          </w:tcPr>
-          <w:p>
-            <w:pPr>
-              <w:pStyle w:val="Compact"/>
-            </w:pPr>
-            <w:r>
-              <w:t>IV</w:t>
-            </w:r>
-          </w:p>
-        </w:tc>
-        <w:tc>
-          <w:tcPr>
-            <w:tcW w:w="0" w:type="auto"/>
-          </w:tcPr>
-          <w:p>
-            <w:pPr>
-              <w:pStyle w:val="Compact"/>
-            </w:pPr>
-            <w:r>
-              <w:t>47.0</w:t>
-            </w:r>
-          </w:p>
-        </w:tc>
-        <w:tc>
-          <w:tcPr>
-            <w:tcW w:w="0" w:type="auto"/>
-          </w:tcPr>
-          <w:p>
-            <w:pPr>
-              <w:pStyle w:val="Compact"/>
-            </w:pPr>
-            <w:r>
-              <w:t>88.7</w:t>
+          <w:tcPr/>
+          <w:p>
+            <w:pPr>
+              <w:pStyle w:val="Compact"/>
+            </w:pPr>
+            <w:r>
+              <w:t xml:space="preserve">P4</w:t>
+            </w:r>
+          </w:p>
+        </w:tc>
+        <w:tc>
+          <w:tcPr/>
+          <w:p>
+            <w:pPr>
+              <w:pStyle w:val="Compact"/>
+            </w:pPr>
+            <w:r>
+              <w:t xml:space="preserve">IV</w:t>
+            </w:r>
+          </w:p>
+        </w:tc>
+        <w:tc>
+          <w:tcPr/>
+          <w:p>
+            <w:pPr>
+              <w:pStyle w:val="Compact"/>
+            </w:pPr>
+            <w:r>
+              <w:t xml:space="preserve">47.0</w:t>
+            </w:r>
+          </w:p>
+        </w:tc>
+        <w:tc>
+          <w:tcPr/>
+          <w:p>
+            <w:pPr>
+              <w:pStyle w:val="Compact"/>
+            </w:pPr>
+            <w:r>
+              <w:t xml:space="preserve">88.7</w:t>
             </w:r>
           </w:p>
         </w:tc>
       </w:tr>
       <w:tr>
         <w:tc>
-          <w:tcPr>
-            <w:tcW w:w="0" w:type="auto"/>
-          </w:tcPr>
-          <w:p>
-            <w:pPr>
-              <w:pStyle w:val="Compact"/>
-            </w:pPr>
-            <w:r>
-              <w:t>P5</w:t>
-            </w:r>
-          </w:p>
-        </w:tc>
-        <w:tc>
-          <w:tcPr>
-            <w:tcW w:w="0" w:type="auto"/>
-          </w:tcPr>
-          <w:p>
-            <w:pPr>
-              <w:pStyle w:val="Compact"/>
-            </w:pPr>
-            <w:r>
-              <w:t>III</w:t>
-            </w:r>
-          </w:p>
-        </w:tc>
-        <w:tc>
-          <w:tcPr>
-            <w:tcW w:w="0" w:type="auto"/>
-          </w:tcPr>
-          <w:p>
-            <w:pPr>
-              <w:pStyle w:val="Compact"/>
-            </w:pPr>
-            <w:r>
-              <w:t>43.4</w:t>
-            </w:r>
-          </w:p>
-        </w:tc>
-        <w:tc>
-          <w:tcPr>
-            <w:tcW w:w="0" w:type="auto"/>
-          </w:tcPr>
-          <w:p>
-            <w:pPr>
-              <w:pStyle w:val="Compact"/>
-            </w:pPr>
-            <w:r>
-              <w:t>79.9</w:t>
+          <w:tcPr/>
+          <w:p>
+            <w:pPr>
+              <w:pStyle w:val="Compact"/>
+            </w:pPr>
+            <w:r>
+              <w:t xml:space="preserve">P5</w:t>
+            </w:r>
+          </w:p>
+        </w:tc>
+        <w:tc>
+          <w:tcPr/>
+          <w:p>
+            <w:pPr>
+              <w:pStyle w:val="Compact"/>
+            </w:pPr>
+            <w:r>
+              <w:t xml:space="preserve">III</w:t>
+            </w:r>
+          </w:p>
+        </w:tc>
+        <w:tc>
+          <w:tcPr/>
+          <w:p>
+            <w:pPr>
+              <w:pStyle w:val="Compact"/>
+            </w:pPr>
+            <w:r>
+              <w:t xml:space="preserve">43.4</w:t>
+            </w:r>
+          </w:p>
+        </w:tc>
+        <w:tc>
+          <w:tcPr/>
+          <w:p>
+            <w:pPr>
+              <w:pStyle w:val="Compact"/>
+            </w:pPr>
+            <w:r>
+              <w:t xml:space="preserve">79.9</w:t>
             </w:r>
           </w:p>
         </w:tc>
       </w:tr>
       <w:tr>
         <w:tc>
-          <w:tcPr>
-            <w:tcW w:w="0" w:type="auto"/>
-          </w:tcPr>
+          <w:tcPr/>
           <w:p>
             <w:pPr>
               <w:pStyle w:val="Compact"/>
@@ -778,24 +717,20 @@
                 <w:b/>
                 <w:bCs/>
               </w:rPr>
-              <w:t>Average</w:t>
-            </w:r>
-          </w:p>
-        </w:tc>
-        <w:tc>
-          <w:tcPr>
-            <w:tcW w:w="0" w:type="auto"/>
-          </w:tcPr>
-          <w:p>
-            <w:pPr>
-              <w:pStyle w:val="Compact"/>
-            </w:pPr>
-          </w:p>
-        </w:tc>
-        <w:tc>
-          <w:tcPr>
-            <w:tcW w:w="0" w:type="auto"/>
-          </w:tcPr>
+              <w:t xml:space="preserve">Average</w:t>
+            </w:r>
+          </w:p>
+        </w:tc>
+        <w:tc>
+          <w:tcPr/>
+          <w:p>
+            <w:pPr>
+              <w:pStyle w:val="Compact"/>
+            </w:pPr>
+          </w:p>
+        </w:tc>
+        <w:tc>
+          <w:tcPr/>
           <w:p>
             <w:pPr>
               <w:pStyle w:val="Compact"/>
@@ -805,14 +740,12 @@
                 <w:b/>
                 <w:bCs/>
               </w:rPr>
-              <w:t>39.96</w:t>
-            </w:r>
-          </w:p>
-        </w:tc>
-        <w:tc>
-          <w:tcPr>
-            <w:tcW w:w="0" w:type="auto"/>
-          </w:tcPr>
+              <w:t xml:space="preserve">39.96</w:t>
+            </w:r>
+          </w:p>
+        </w:tc>
+        <w:tc>
+          <w:tcPr/>
           <w:p>
             <w:pPr>
               <w:pStyle w:val="Compact"/>
@@ -822,7 +755,7 @@
                 <w:b/>
                 <w:bCs/>
               </w:rPr>
-              <w:t>84.20</w:t>
+              <w:t xml:space="preserve">84.20</w:t>
             </w:r>
           </w:p>
         </w:tc>
@@ -833,7 +766,7 @@
         <w:pStyle w:val="BodyText"/>
       </w:pPr>
       <w:r>
-        <w:t>A 111 percent average increase. Every participant started insufficient or borderline, every one reached optimal, and nobody dropped out.</w:t>
+        <w:t xml:space="preserve">A 111 percent average increase. Every participant started insufficient or borderline, every one reached optimal, and nobody dropped out.</w:t>
       </w:r>
     </w:p>
     <w:p>
@@ -841,22 +774,7 @@
         <w:pStyle w:val="BodyText"/>
       </w:pPr>
       <w:r>
-        <w:t>What it shows is narrow and real: in a small group, consistent sessions moved the number, and moved it in all five. What it does not show is a controlled effect size, and we are not going to claim one from five people.</w:t>
-      </w:r>
-      <w:r>
-        <w:t xml:space="preserve"> Since the study, we have over 600 users and over 25,000 sessions</w:t>
-      </w:r>
-      <w:r>
-        <w:t xml:space="preserve"> completed, </w:t>
-      </w:r>
-      <w:r>
-        <w:t xml:space="preserve">with </w:t>
-      </w:r>
-      <w:r>
-        <w:t>zero burns and zero adverse events</w:t>
-      </w:r>
-      <w:r>
-        <w:t>.</w:t>
+        <w:t xml:space="preserve">What it shows is narrow and real: in a small group, consistent sessions moved the number, and moved it in all five. What it does not show is a controlled effect size, and we are not going to claim one from five people. Since the study, we have over 600 users and over 25,000 sessions completed, with zero burns and zero adverse events.</w:t>
       </w:r>
     </w:p>
     <w:p>
@@ -868,11 +786,13 @@
           <w:b/>
           <w:bCs/>
         </w:rPr>
-        <w:lastRenderedPageBreak/>
-        <w:t>The honest limit on that result.</w:t>
-      </w:r>
-      <w:r>
-        <w:t xml:space="preserve"> Some people do not respond well to UVB because of polymorphisms in genes governing Vitamin D metabolism, GC, CYP2R1 and DHCR7 among them. A patient with these may not reach optimal, through no failure of the platform. This is a non-response caveat and not a safety exclusion, and testing before and after is what settles it for any individual, which is what we recommend regardless.</w:t>
+        <w:t xml:space="preserve">The honest limit on that result.</w:t>
+      </w:r>
+      <w:r>
+        <w:t xml:space="preserve"> </w:t>
+      </w:r>
+      <w:r>
+        <w:t xml:space="preserve">Some people do not respond well to UVB because of polymorphisms in genes governing Vitamin D metabolism, GC, CYP2R1 and DHCR7 among them. A patient with these may not reach optimal, through no failure of the platform. This is a non-response caveat and not a safety exclusion, and testing before and after is what settles it for any individual, which is what we recommend regardless.</w:t>
       </w:r>
     </w:p>
     <w:p>
@@ -880,7 +800,7 @@
         <w:pStyle w:val="BodyText"/>
       </w:pPr>
       <w:r>
-        <w:t>Worth being precise about the overlap: this is not a supplement problem that light escapes. GC and CYP2R1 act on Vitamin D once it is in circulation, whichever route it arrived by, so they bear on both. DHCR7 governs the substrate available in skin, so it is specific to the light pathway. The platform opens three pathways instead of one and is far more efficient at the Vitamin D pathway. It does not make Vitamin D genetics irrelevant.</w:t>
+        <w:t xml:space="preserve">Worth being precise about the overlap: this is not a supplement problem that light escapes. GC and CYP2R1 act on Vitamin D once it is in circulation, whichever route it arrived by, so they bear on both. DHCR7 governs the substrate available in skin, so it is specific to the light pathway. The platform opens three pathways instead of one and is far more efficient at the Vitamin D pathway. It does not make Vitamin D genetics irrelevant.</w:t>
       </w:r>
     </w:p>
     <w:p>
@@ -888,17 +808,17 @@
         <w:pStyle w:val="BodyText"/>
       </w:pPr>
       <w:r>
-        <w:t>The study that will matter to you is the one you run in your own patient population, with your own lab.</w:t>
-      </w:r>
-    </w:p>
+        <w:t xml:space="preserve">The study that will matter to you is the one you run in your own patient population, with your own lab.</w:t>
+      </w:r>
+    </w:p>
+    <w:bookmarkEnd w:id="22"/>
+    <w:bookmarkStart w:id="23" w:name="the-people-behind-the-protocol"/>
     <w:p>
       <w:pPr>
         <w:pStyle w:val="Heading2"/>
       </w:pPr>
-      <w:bookmarkStart w:id="5" w:name="the-people-behind-the-protocol"/>
-      <w:bookmarkEnd w:id="4"/>
-      <w:r>
-        <w:t>The people behind the protocol</w:t>
+      <w:r>
+        <w:t xml:space="preserve">The people behind the protocol</w:t>
       </w:r>
     </w:p>
     <w:p>
@@ -906,37 +826,46 @@
         <w:pStyle w:val="FirstParagraph"/>
       </w:pPr>
       <w:r>
-        <w:t xml:space="preserve">Our scientific advisory board includes </w:t>
+        <w:t xml:space="preserve">Our scientific advisory board includes</w:t>
+      </w:r>
+      <w:r>
+        <w:t xml:space="preserve"> </w:t>
       </w:r>
       <w:r>
         <w:rPr>
           <w:b/>
           <w:bCs/>
         </w:rPr>
-        <w:t>Dr. Bruce Hollis</w:t>
-      </w:r>
-      <w:r>
-        <w:t xml:space="preserve">, who has reviewed and endorsed the platform and is among the most cited Vitamin D researchers in the world; </w:t>
+        <w:t xml:space="preserve">Dr. Bruce Hollis</w:t>
+      </w:r>
+      <w:r>
+        <w:t xml:space="preserve">, who has reviewed and endorsed the platform and is among the most cited Vitamin D researchers in the world;</w:t>
+      </w:r>
+      <w:r>
+        <w:t xml:space="preserve"> </w:t>
       </w:r>
       <w:r>
         <w:rPr>
           <w:b/>
           <w:bCs/>
         </w:rPr>
-        <w:t>Dr. Samantha Kimball</w:t>
-      </w:r>
-      <w:r>
-        <w:t xml:space="preserve">, who designed the dosing protocol behind every session; and </w:t>
+        <w:t xml:space="preserve">Dr. Samantha Kimball</w:t>
+      </w:r>
+      <w:r>
+        <w:t xml:space="preserve">, who designed the dosing protocol behind every session; and</w:t>
+      </w:r>
+      <w:r>
+        <w:t xml:space="preserve"> </w:t>
       </w:r>
       <w:r>
         <w:rPr>
           <w:b/>
           <w:bCs/>
         </w:rPr>
-        <w:t>Dr. William Grant</w:t>
-      </w:r>
-      <w:r>
-        <w:t>, a global Vitamin D and UVB researcher.</w:t>
+        <w:t xml:space="preserve">Dr. William Grant</w:t>
+      </w:r>
+      <w:r>
+        <w:t xml:space="preserve">, a global Vitamin D and UVB researcher.</w:t>
       </w:r>
     </w:p>
     <w:p>
@@ -944,17 +873,17 @@
         <w:pStyle w:val="BodyText"/>
       </w:pPr>
       <w:r>
-        <w:t>600 plus users across five countries. Made in the USA in Phoenix, Arizona.</w:t>
-      </w:r>
-    </w:p>
+        <w:t xml:space="preserve">600 plus users across five countries. Made in the USA in Phoenix, Arizona.</w:t>
+      </w:r>
+    </w:p>
+    <w:bookmarkEnd w:id="23"/>
+    <w:bookmarkStart w:id="24" w:name="contraindications-and-screening"/>
     <w:p>
       <w:pPr>
         <w:pStyle w:val="Heading2"/>
       </w:pPr>
-      <w:bookmarkStart w:id="6" w:name="contraindications-and-screening"/>
-      <w:bookmarkEnd w:id="5"/>
-      <w:r>
-        <w:t>Contraindications and screening</w:t>
+      <w:r>
+        <w:t xml:space="preserve">Contraindications and screening</w:t>
       </w:r>
     </w:p>
     <w:p>
@@ -962,7 +891,7 @@
         <w:pStyle w:val="FirstParagraph"/>
       </w:pPr>
       <w:r>
-        <w:t>This is the list that ships in the User Guide with every unit, reproduced as written. In your setting the screening is yours to run, and this is what you would screen against.</w:t>
+        <w:t xml:space="preserve">This is the list that ships in the User Guide with every unit, reproduced as written. In your setting the screening is yours to run, and this is what you would screen against.</w:t>
       </w:r>
     </w:p>
     <w:p>
@@ -974,7 +903,7 @@
           <w:b/>
           <w:bCs/>
         </w:rPr>
-        <w:t>Contraindicated</w:t>
+        <w:t xml:space="preserve">Contraindicated</w:t>
       </w:r>
     </w:p>
     <w:p>
@@ -982,7 +911,7 @@
         <w:pStyle w:val="BlockText"/>
       </w:pPr>
       <w:r>
-        <w:t>We recommend consulting your doctor to evaluate whether Enyrgy Light Therapy is right for you.</w:t>
+        <w:t xml:space="preserve">We recommend consulting your doctor to evaluate whether Enyrgy Light Therapy is right for you.</w:t>
       </w:r>
     </w:p>
     <w:p>
@@ -990,11 +919,11 @@
         <w:pStyle w:val="Compact"/>
         <w:numPr>
           <w:ilvl w:val="0"/>
-          <w:numId w:val="20"/>
+          <w:numId w:val="1001"/>
         </w:numPr>
       </w:pPr>
       <w:r>
-        <w:t>Do not use if Pregnant</w:t>
+        <w:t xml:space="preserve">Do not use if Pregnant</w:t>
       </w:r>
     </w:p>
     <w:p>
@@ -1002,11 +931,11 @@
         <w:pStyle w:val="Compact"/>
         <w:numPr>
           <w:ilvl w:val="0"/>
-          <w:numId w:val="20"/>
+          <w:numId w:val="1001"/>
         </w:numPr>
       </w:pPr>
       <w:r>
-        <w:t>Do not use if diagnosed with UV Light Sensitivity</w:t>
+        <w:t xml:space="preserve">Do not use if diagnosed with UV Light Sensitivity</w:t>
       </w:r>
     </w:p>
     <w:p>
@@ -1014,11 +943,11 @@
         <w:pStyle w:val="Compact"/>
         <w:numPr>
           <w:ilvl w:val="0"/>
-          <w:numId w:val="20"/>
+          <w:numId w:val="1001"/>
         </w:numPr>
       </w:pPr>
       <w:r>
-        <w:t>Do not use if on photosensitizing medication</w:t>
+        <w:t xml:space="preserve">Do not use if on photosensitizing medication</w:t>
       </w:r>
     </w:p>
     <w:p>
@@ -1026,11 +955,11 @@
         <w:pStyle w:val="Compact"/>
         <w:numPr>
           <w:ilvl w:val="0"/>
-          <w:numId w:val="20"/>
+          <w:numId w:val="1001"/>
         </w:numPr>
       </w:pPr>
       <w:r>
-        <w:t>Do not use if diagnosed with HIV-AIDS</w:t>
+        <w:t xml:space="preserve">Do not use if diagnosed with HIV-AIDS</w:t>
       </w:r>
     </w:p>
     <w:p>
@@ -1038,11 +967,11 @@
         <w:pStyle w:val="Compact"/>
         <w:numPr>
           <w:ilvl w:val="0"/>
-          <w:numId w:val="20"/>
+          <w:numId w:val="1001"/>
         </w:numPr>
       </w:pPr>
       <w:r>
-        <w:t>Do not use if diagnosed with Active Skin Cancer</w:t>
+        <w:t xml:space="preserve">Do not use if diagnosed with Active Skin Cancer</w:t>
       </w:r>
     </w:p>
     <w:p>
@@ -1050,11 +979,11 @@
         <w:pStyle w:val="Compact"/>
         <w:numPr>
           <w:ilvl w:val="0"/>
-          <w:numId w:val="20"/>
+          <w:numId w:val="1001"/>
         </w:numPr>
       </w:pPr>
       <w:r>
-        <w:t>Do not use if diagnosed with UV light sensitivities: Protoporphyria (EPP), UV-sensitive syndrome, Photodermatitis, Xeroderma pigmentosum (XP), Lupus erythematosus, or Actinic dermatitis</w:t>
+        <w:t xml:space="preserve">Do not use if diagnosed with UV light sensitivities: Protoporphyria (EPP), UV-sensitive syndrome, Photodermatitis, Xeroderma pigmentosum (XP), Lupus erythematosus, or Actinic dermatitis</w:t>
       </w:r>
     </w:p>
     <w:p>
@@ -1062,11 +991,11 @@
         <w:pStyle w:val="Compact"/>
         <w:numPr>
           <w:ilvl w:val="0"/>
-          <w:numId w:val="20"/>
+          <w:numId w:val="1001"/>
         </w:numPr>
       </w:pPr>
       <w:r>
-        <w:t>Do not use if diagnosed with UV light allergies: Actinic prurigo (hereditary PMLE), Polymorphous light eruption (PMLE), or Solar urticaria</w:t>
+        <w:t xml:space="preserve">Do not use if diagnosed with UV light allergies: Actinic prurigo (hereditary PMLE), Polymorphous light eruption (PMLE), or Solar urticaria</w:t>
       </w:r>
     </w:p>
     <w:p>
@@ -1074,7 +1003,7 @@
         <w:pStyle w:val="FirstParagraph"/>
       </w:pPr>
       <w:r>
-        <w:t>A minimum age of 18 applies on top of this list.</w:t>
+        <w:t xml:space="preserve">A minimum age of 18 applies on top of this list.</w:t>
       </w:r>
     </w:p>
     <w:p>
@@ -1086,14 +1015,13 @@
           <w:b/>
           <w:bCs/>
         </w:rPr>
-        <w:t>Use on intact skin only.</w:t>
-      </w:r>
-      <w:r>
-        <w:t xml:space="preserve"> Sessions are taken on the torso, on skin that is unbroken and healthy. Do not direct exposure at a wound, a sore that has </w:t>
-      </w:r>
-      <w:r>
-        <w:lastRenderedPageBreak/>
-        <w:t>not closed, a rash, a burn, or any other area of broken skin. Keep any such area covered during your session, and speak with your doctor before continuing.</w:t>
+        <w:t xml:space="preserve">Use on intact skin only.</w:t>
+      </w:r>
+      <w:r>
+        <w:t xml:space="preserve"> </w:t>
+      </w:r>
+      <w:r>
+        <w:t xml:space="preserve">Sessions are taken on the torso, on skin that is unbroken and healthy. Do not direct exposure at a wound, a sore that has not closed, a rash, a burn, or any other area of broken skin. Keep any such area covered during your session, and speak with your doctor before continuing.</w:t>
       </w:r>
     </w:p>
     <w:p>
@@ -1105,7 +1033,7 @@
           <w:b/>
           <w:bCs/>
         </w:rPr>
-        <w:t>Photosensitizing medication is the entry that carries real physical risk, and it is the one your setting is built to catch.</w:t>
+        <w:t xml:space="preserve">Photosensitizing medication is the entry that carries real physical risk, and it is the one your setting is built to catch.</w:t>
       </w:r>
     </w:p>
     <w:p>
@@ -1113,14 +1041,17 @@
         <w:pStyle w:val="BodyText"/>
       </w:pPr>
       <w:r>
-        <w:t xml:space="preserve">The other entries describe conditions a person already knows they have. This one is different. It is invisible to the device: the app doses on Fitzpatrick skin type and has no knowledge of what anyone takes. Photosensitizing drugs lower the dose at which skin burns, so a dose set correctly for a skin type can exceed what that particular person’s skin tolerates. </w:t>
+        <w:t xml:space="preserve">The other entries describe conditions a person already knows they have. This one is different. It is invisible to the device: the app doses on Fitzpatrick skin type and has no knowledge of what anyone takes. Photosensitizing drugs lower the dose at which skin burns, so a dose set correctly for a skin type can exceed what that particular person’s skin tolerates.</w:t>
+      </w:r>
+      <w:r>
+        <w:t xml:space="preserve"> </w:t>
       </w:r>
       <w:r>
         <w:rPr>
           <w:b/>
           <w:bCs/>
         </w:rPr>
-        <w:t>The automatic cutoff does not protect against this, because the variable it doses on is not the variable that changed.</w:t>
+        <w:t xml:space="preserve">The automatic cutoff does not protect against this, because the variable it doses on is not the variable that changed.</w:t>
       </w:r>
     </w:p>
     <w:p>
@@ -1128,7 +1059,7 @@
         <w:pStyle w:val="BodyText"/>
       </w:pPr>
       <w:r>
-        <w:t>Our safety record does not speak to this in either direction. We do not screen for photosensitizing drugs and do not record them, so nobody knows how many of the 25,000 plus sessions involved someone taking one. That figure shows the dosing protocol has been safe across the people who have used it. It is not evidence that the protocol is safe for a photosensitized user, and it is not evidence of harm. It is silent, because the variable was never measured.</w:t>
+        <w:t xml:space="preserve">Our safety record does not speak to this in either direction. We do not screen for photosensitizing drugs and do not record them, so nobody knows how many of the 25,000 plus sessions involved someone taking one. That figure shows the dosing protocol has been safe across the people who have used it. It is not evidence that the protocol is safe for a photosensitized user, and it is not evidence of harm. It is silent, because the variable was never measured.</w:t>
       </w:r>
     </w:p>
     <w:p>
@@ -1136,17 +1067,23 @@
         <w:pStyle w:val="BodyText"/>
       </w:pPr>
       <w:r>
-        <w:t xml:space="preserve">The category is wide and includes drugs nobody associates with sunlight, and photosensitivity can outlast the last dose, so having stopped is not the same as clear. For a consumer this is a question they have to take to a physician. </w:t>
+        <w:t xml:space="preserve">The category is wide and includes drugs nobody associates with sunlight, and photosensitivity can outlast the last dose, so having stopped is not the same as clear. For a consumer this is a question they have to take to a physician.</w:t>
+      </w:r>
+      <w:r>
+        <w:t xml:space="preserve"> </w:t>
       </w:r>
       <w:r>
         <w:rPr>
           <w:b/>
           <w:bCs/>
         </w:rPr>
-        <w:t>In your center it is already answerable, because you hold the medication list.</w:t>
-      </w:r>
-      <w:r>
-        <w:t xml:space="preserve"> That is a genuine advantage of running this in a clinical setting rather than a retail one, and it is the reason we would rather hand you the list than leave it in a manual.</w:t>
+        <w:t xml:space="preserve">In your center it is already answerable, because you hold the medication list.</w:t>
+      </w:r>
+      <w:r>
+        <w:t xml:space="preserve"> </w:t>
+      </w:r>
+      <w:r>
+        <w:t xml:space="preserve">That is a genuine advantage of running this in a clinical setting rather than a retail one, and it is the reason we would rather hand you the list than leave it in a manual.</w:t>
       </w:r>
     </w:p>
     <w:p>
@@ -1158,35 +1095,30 @@
           <w:b/>
           <w:bCs/>
         </w:rPr>
-        <w:t>Absence from this list is not clearance.</w:t>
-      </w:r>
-      <w:r>
-        <w:t xml:space="preserve"> It names what it names, and whether a given patient should use the platform is your care team’s determination, not ours.</w:t>
-      </w:r>
-    </w:p>
-    <w:p>
-      <w:r>
-        <w:rPr>
-          <w:noProof/>
-        </w:rPr>
-      </w:r>
-      <w:r>
-        <w:pict w14:anchorId="2CD008D3">
-          <v:rect id="Horizontal Line 3" o:spid="_x0000_s1028" style="width:468pt;height:1.1pt;visibility:visible;mso-wrap-style:square;mso-left-percent:-10001;mso-top-percent:-10001;mso-position-horizontal:absolute;mso-position-horizontal-relative:char;mso-position-vertical:absolute;mso-position-vertical-relative:line;mso-left-percent:-10001;mso-top-percent:-10001;v-text-anchor:top" o:gfxdata="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" filled="f">
-            <o:lock v:ext="edit" rotation="t" aspectratio="t" verticies="t" text="t" shapetype="t"/>
-            <w10:anchorlock/>
-          </v:rect>
+        <w:t xml:space="preserve">Absence from this list is not clearance.</w:t>
+      </w:r>
+      <w:r>
+        <w:t xml:space="preserve"> </w:t>
+      </w:r>
+      <w:r>
+        <w:t xml:space="preserve">It names what it names, and whether a given patient should use the platform is your care team’s determination, not ours.</w:t>
+      </w:r>
+    </w:p>
+    <w:p>
+      <w:r>
+        <w:pict>
+          <v:rect style="width:0;height:1.5pt" o:hralign="center" o:hrstd="t" o:hr="t"/>
         </w:pict>
       </w:r>
     </w:p>
+    <w:bookmarkEnd w:id="24"/>
+    <w:bookmarkStart w:id="25" w:name="where-it-fits-in-your-service-line"/>
     <w:p>
       <w:pPr>
         <w:pStyle w:val="Heading2"/>
       </w:pPr>
-      <w:bookmarkStart w:id="7" w:name="where-it-fits-in-your-service-line"/>
-      <w:bookmarkEnd w:id="6"/>
-      <w:r>
-        <w:t>Where it fits in your service line</w:t>
+      <w:r>
+        <w:t xml:space="preserve">Where it fits in your service line</w:t>
       </w:r>
     </w:p>
     <w:p>
@@ -1194,7 +1126,7 @@
         <w:pStyle w:val="FirstParagraph"/>
       </w:pPr>
       <w:r>
-        <w:t>This is not a new category for you. You already run LED laser, infrared beds, and frequency and voltage. Your team and your patients already believe in light. This is simply the Vitamin D one, the light that raises a number you and your patients can watch on a lab draw.</w:t>
+        <w:t xml:space="preserve">This is not a new category for you. You already run LED laser, infrared beds, and frequency and voltage. Your team and your patients already believe in light. This is simply the Vitamin D one, the light that raises a number you and your patients can watch on a lab draw.</w:t>
       </w:r>
     </w:p>
     <w:p>
@@ -1206,20 +1138,32 @@
           <w:b/>
           <w:bCs/>
         </w:rPr>
-        <w:t>You will not have to create demand for it.</w:t>
-      </w:r>
-      <w:r>
-        <w:t xml:space="preserve"> In a 2023 pooled analysis of 308 population studies across 81 countries and 7.9 million people, 76.6 percent were below 30 ng/mL. Those patients are already walking through your doors. What is missing is not interest, it is measurement, and measurement is a lab draw you already run.</w:t>
-      </w:r>
-    </w:p>
+        <w:t xml:space="preserve">You will not have to create demand for it.</w:t>
+      </w:r>
+      <w:r>
+        <w:t xml:space="preserve"> </w:t>
+      </w:r>
+      <w:r>
+        <w:t xml:space="preserve">In a 2023 pooled analysis of 308 population studies across 81 countries and 7.9 million people, 76.6 percent were below 30 ng/mL. Those patients are already walking through your doors. What is missing is not interest, it is measurement, and measurement is a lab draw you already run.</w:t>
+      </w:r>
+    </w:p>
+    <w:bookmarkEnd w:id="25"/>
+    <w:bookmarkStart w:id="28" w:name="two-revenue-lines-from-one-platform"/>
     <w:p>
       <w:pPr>
         <w:pStyle w:val="Heading2"/>
       </w:pPr>
-      <w:bookmarkStart w:id="8" w:name="two-revenue-lines-from-one-platform"/>
-      <w:bookmarkEnd w:id="7"/>
-      <w:r>
-        <w:t>Two revenue lines from one platform</w:t>
+      <w:r>
+        <w:t xml:space="preserve">Two revenue lines from one platform</w:t>
+      </w:r>
+    </w:p>
+    <w:bookmarkStart w:id="26" w:name="one-the-modality-in-your-center"/>
+    <w:p>
+      <w:pPr>
+        <w:pStyle w:val="Heading3"/>
+      </w:pPr>
+      <w:r>
+        <w:t xml:space="preserve">One, the modality in your center</w:t>
       </w:r>
     </w:p>
     <w:p>
@@ -1227,369 +1171,499 @@
         <w:pStyle w:val="FirstParagraph"/>
       </w:pPr>
       <w:r>
-        <w:t xml:space="preserve">In-clinic, patients add it as a modality at $125 a month in your market. It also fits how your patients move through the center: those who are on-site a week and home for </w:t>
-      </w:r>
-      <w:r>
-        <w:lastRenderedPageBreak/>
-        <w:t>two can do sessions with you and take a unit home from your shop to hold their levels between visits.</w:t>
-      </w:r>
-    </w:p>
-    <w:tbl>
-      <w:tblPr>
-        <w:tblStyle w:val="Table"/>
-        <w:tblW w:w="0" w:type="auto"/>
-        <w:tblLook w:val="0020" w:firstRow="1" w:lastRow="0" w:firstColumn="0" w:lastColumn="0" w:noHBand="0" w:noVBand="0"/>
-      </w:tblPr>
-      <w:tblGrid>
-        <w:gridCol w:w="3862"/>
-        <w:gridCol w:w="1130"/>
-        <w:gridCol w:w="1185"/>
-      </w:tblGrid>
-      <w:tr>
-        <w:trPr>
-          <w:tblHeader/>
-        </w:trPr>
-        <w:tc>
-          <w:tcPr>
-            <w:tcW w:w="0" w:type="auto"/>
-          </w:tcPr>
-          <w:p>
-            <w:pPr>
-              <w:pStyle w:val="Compact"/>
-            </w:pPr>
-            <w:r>
-              <w:t>In-clinic patients on the modality</w:t>
-            </w:r>
-          </w:p>
-        </w:tc>
-        <w:tc>
-          <w:tcPr>
-            <w:tcW w:w="0" w:type="auto"/>
-          </w:tcPr>
-          <w:p>
-            <w:pPr>
-              <w:pStyle w:val="Compact"/>
-            </w:pPr>
-            <w:r>
-              <w:t>Monthly</w:t>
-            </w:r>
-          </w:p>
-        </w:tc>
-        <w:tc>
-          <w:tcPr>
-            <w:tcW w:w="0" w:type="auto"/>
-          </w:tcPr>
-          <w:p>
-            <w:pPr>
-              <w:pStyle w:val="Compact"/>
-            </w:pPr>
-            <w:r>
-              <w:t>Annual</w:t>
-            </w:r>
-          </w:p>
-        </w:tc>
-      </w:tr>
-      <w:tr>
-        <w:tc>
-          <w:tcPr>
-            <w:tcW w:w="0" w:type="auto"/>
-          </w:tcPr>
-          <w:p>
-            <w:pPr>
-              <w:pStyle w:val="Compact"/>
-            </w:pPr>
-            <w:r>
-              <w:t>25 patients</w:t>
-            </w:r>
-          </w:p>
-        </w:tc>
-        <w:tc>
-          <w:tcPr>
-            <w:tcW w:w="0" w:type="auto"/>
-          </w:tcPr>
-          <w:p>
-            <w:pPr>
-              <w:pStyle w:val="Compact"/>
-            </w:pPr>
-            <w:r>
-              <w:t>$3,125</w:t>
-            </w:r>
-          </w:p>
-        </w:tc>
-        <w:tc>
-          <w:tcPr>
-            <w:tcW w:w="0" w:type="auto"/>
-          </w:tcPr>
-          <w:p>
-            <w:pPr>
-              <w:pStyle w:val="Compact"/>
-            </w:pPr>
-            <w:r>
-              <w:t>$37,500</w:t>
-            </w:r>
-          </w:p>
-        </w:tc>
-      </w:tr>
-      <w:tr>
-        <w:tc>
-          <w:tcPr>
-            <w:tcW w:w="0" w:type="auto"/>
-          </w:tcPr>
-          <w:p>
-            <w:pPr>
-              <w:pStyle w:val="Compact"/>
-            </w:pPr>
-            <w:r>
-              <w:t>50 patients</w:t>
-            </w:r>
-          </w:p>
-        </w:tc>
-        <w:tc>
-          <w:tcPr>
-            <w:tcW w:w="0" w:type="auto"/>
-          </w:tcPr>
-          <w:p>
-            <w:pPr>
-              <w:pStyle w:val="Compact"/>
-            </w:pPr>
-            <w:r>
-              <w:t>$6,250</w:t>
-            </w:r>
-          </w:p>
-        </w:tc>
-        <w:tc>
-          <w:tcPr>
-            <w:tcW w:w="0" w:type="auto"/>
-          </w:tcPr>
-          <w:p>
-            <w:pPr>
-              <w:pStyle w:val="Compact"/>
-            </w:pPr>
-            <w:r>
-              <w:t>$75,000</w:t>
-            </w:r>
-          </w:p>
-        </w:tc>
-      </w:tr>
-      <w:tr>
-        <w:tc>
-          <w:tcPr>
-            <w:tcW w:w="0" w:type="auto"/>
-          </w:tcPr>
-          <w:p>
-            <w:pPr>
-              <w:pStyle w:val="Compact"/>
-            </w:pPr>
-            <w:r>
-              <w:t>100 patients</w:t>
-            </w:r>
-          </w:p>
-        </w:tc>
-        <w:tc>
-          <w:tcPr>
-            <w:tcW w:w="0" w:type="auto"/>
-          </w:tcPr>
-          <w:p>
-            <w:pPr>
-              <w:pStyle w:val="Compact"/>
-            </w:pPr>
-            <w:r>
-              <w:t>$12,500</w:t>
-            </w:r>
-          </w:p>
-        </w:tc>
-        <w:tc>
-          <w:tcPr>
-            <w:tcW w:w="0" w:type="auto"/>
-          </w:tcPr>
-          <w:p>
-            <w:pPr>
-              <w:pStyle w:val="Compact"/>
-            </w:pPr>
-            <w:r>
-              <w:t>$150,000</w:t>
-            </w:r>
-          </w:p>
-        </w:tc>
-      </w:tr>
-    </w:tbl>
-    <w:p>
-      <w:pPr>
-        <w:pStyle w:val="BodyText"/>
-      </w:pPr>
-      <w:r>
-        <w:t xml:space="preserve">The commercial unit is </w:t>
+        <w:t xml:space="preserve">Patients add it at</w:t>
+      </w:r>
+      <w:r>
+        <w:t xml:space="preserve"> </w:t>
       </w:r>
       <w:r>
         <w:rPr>
           <w:b/>
           <w:bCs/>
         </w:rPr>
-        <w:t>$8,950</w:t>
-      </w:r>
-      <w:r>
-        <w:t>, with payback in under three months at just 25 patients on the modality.</w:t>
-      </w:r>
-    </w:p>
+        <w:t xml:space="preserve">$25 a session, or $100 a week</w:t>
+      </w:r>
+      <w:r>
+        <w:t xml:space="preserve">. It also fits how your patients move through the center: those who are on-site a week and home for two can do sessions with you and take a unit home to hold their levels between visits.</w:t>
+      </w:r>
+    </w:p>
+    <w:tbl>
+      <w:tblPr>
+        <w:tblBorders>
+          <w:top w:val="single" w:sz="4" w:space="0" w:color="auto"/>
+          <w:left w:val="single" w:sz="4" w:space="0" w:color="auto"/>
+          <w:bottom w:val="single" w:sz="4" w:space="0" w:color="auto"/>
+          <w:right w:val="single" w:sz="4" w:space="0" w:color="auto"/>
+          <w:insideH w:val="single" w:sz="4" w:space="0" w:color="auto"/>
+          <w:insideV w:val="single" w:sz="4" w:space="0" w:color="auto"/>
+        </w:tblBorders>
+        <w:tblStyle w:val="Table"/>
+        <w:tblW w:type="auto" w:w="0"/>
+        <w:tblLook w:firstRow="1" w:lastRow="0" w:firstColumn="0" w:lastColumn="0" w:noHBand="0" w:noVBand="0" w:val="0020"/>
+      </w:tblPr>
+      <w:tblGrid>
+        <w:gridCol w:w="1980"/>
+        <w:gridCol w:w="1980"/>
+        <w:gridCol w:w="1980"/>
+        <w:gridCol w:w="1980"/>
+      </w:tblGrid>
+      <w:tr>
+        <w:trPr>
+          <w:tblHeader w:val="on"/>
+        </w:trPr>
+        <w:tc>
+          <w:tcPr/>
+          <w:p>
+            <w:pPr>
+              <w:pStyle w:val="Compact"/>
+            </w:pPr>
+            <w:r>
+              <w:t xml:space="preserve">Patients on the modality</w:t>
+            </w:r>
+          </w:p>
+        </w:tc>
+        <w:tc>
+          <w:tcPr/>
+          <w:p>
+            <w:pPr>
+              <w:pStyle w:val="Compact"/>
+            </w:pPr>
+            <w:r>
+              <w:t xml:space="preserve">Weekly</w:t>
+            </w:r>
+          </w:p>
+        </w:tc>
+        <w:tc>
+          <w:tcPr/>
+          <w:p>
+            <w:pPr>
+              <w:pStyle w:val="Compact"/>
+            </w:pPr>
+            <w:r>
+              <w:t xml:space="preserve">Monthly</w:t>
+            </w:r>
+          </w:p>
+        </w:tc>
+        <w:tc>
+          <w:tcPr/>
+          <w:p>
+            <w:pPr>
+              <w:pStyle w:val="Compact"/>
+            </w:pPr>
+            <w:r>
+              <w:t xml:space="preserve">Annual</w:t>
+            </w:r>
+          </w:p>
+        </w:tc>
+      </w:tr>
+      <w:tr>
+        <w:tc>
+          <w:tcPr/>
+          <w:p>
+            <w:pPr>
+              <w:pStyle w:val="Compact"/>
+            </w:pPr>
+            <w:r>
+              <w:t xml:space="preserve">25 patients</w:t>
+            </w:r>
+          </w:p>
+        </w:tc>
+        <w:tc>
+          <w:tcPr/>
+          <w:p>
+            <w:pPr>
+              <w:pStyle w:val="Compact"/>
+            </w:pPr>
+            <w:r>
+              <w:t xml:space="preserve">$2,500</w:t>
+            </w:r>
+          </w:p>
+        </w:tc>
+        <w:tc>
+          <w:tcPr/>
+          <w:p>
+            <w:pPr>
+              <w:pStyle w:val="Compact"/>
+            </w:pPr>
+            <w:r>
+              <w:t xml:space="preserve">$10,833</w:t>
+            </w:r>
+          </w:p>
+        </w:tc>
+        <w:tc>
+          <w:tcPr/>
+          <w:p>
+            <w:pPr>
+              <w:pStyle w:val="Compact"/>
+            </w:pPr>
+            <w:r>
+              <w:t xml:space="preserve">$130,000</w:t>
+            </w:r>
+          </w:p>
+        </w:tc>
+      </w:tr>
+      <w:tr>
+        <w:tc>
+          <w:tcPr/>
+          <w:p>
+            <w:pPr>
+              <w:pStyle w:val="Compact"/>
+            </w:pPr>
+            <w:r>
+              <w:t xml:space="preserve">50 patients</w:t>
+            </w:r>
+          </w:p>
+        </w:tc>
+        <w:tc>
+          <w:tcPr/>
+          <w:p>
+            <w:pPr>
+              <w:pStyle w:val="Compact"/>
+            </w:pPr>
+            <w:r>
+              <w:t xml:space="preserve">$5,000</w:t>
+            </w:r>
+          </w:p>
+        </w:tc>
+        <w:tc>
+          <w:tcPr/>
+          <w:p>
+            <w:pPr>
+              <w:pStyle w:val="Compact"/>
+            </w:pPr>
+            <w:r>
+              <w:t xml:space="preserve">$21,667</w:t>
+            </w:r>
+          </w:p>
+        </w:tc>
+        <w:tc>
+          <w:tcPr/>
+          <w:p>
+            <w:pPr>
+              <w:pStyle w:val="Compact"/>
+            </w:pPr>
+            <w:r>
+              <w:t xml:space="preserve">$260,000</w:t>
+            </w:r>
+          </w:p>
+        </w:tc>
+      </w:tr>
+      <w:tr>
+        <w:tc>
+          <w:tcPr/>
+          <w:p>
+            <w:pPr>
+              <w:pStyle w:val="Compact"/>
+            </w:pPr>
+            <w:r>
+              <w:t xml:space="preserve">100 patients</w:t>
+            </w:r>
+          </w:p>
+        </w:tc>
+        <w:tc>
+          <w:tcPr/>
+          <w:p>
+            <w:pPr>
+              <w:pStyle w:val="Compact"/>
+            </w:pPr>
+            <w:r>
+              <w:t xml:space="preserve">$10,000</w:t>
+            </w:r>
+          </w:p>
+        </w:tc>
+        <w:tc>
+          <w:tcPr/>
+          <w:p>
+            <w:pPr>
+              <w:pStyle w:val="Compact"/>
+            </w:pPr>
+            <w:r>
+              <w:t xml:space="preserve">$43,333</w:t>
+            </w:r>
+          </w:p>
+        </w:tc>
+        <w:tc>
+          <w:tcPr/>
+          <w:p>
+            <w:pPr>
+              <w:pStyle w:val="Compact"/>
+            </w:pPr>
+            <w:r>
+              <w:t xml:space="preserve">$520,000</w:t>
+            </w:r>
+          </w:p>
+        </w:tc>
+      </w:tr>
+    </w:tbl>
     <w:p>
       <w:pPr>
         <w:pStyle w:val="BodyText"/>
       </w:pPr>
+      <w:r>
+        <w:t xml:space="preserve">Annualized at a full 52 weeks of enrollment. Real books have gaps, so discount it against your own retention rather than ours.</w:t>
+      </w:r>
+    </w:p>
+    <w:p>
+      <w:pPr>
+        <w:pStyle w:val="BodyText"/>
+      </w:pPr>
+      <w:r>
+        <w:t xml:space="preserve">The commercial unit is</w:t>
+      </w:r>
+      <w:r>
+        <w:t xml:space="preserve"> </w:t>
+      </w:r>
       <w:r>
         <w:rPr>
           <w:b/>
           <w:bCs/>
         </w:rPr>
-        <w:t>Footprint.</w:t>
-      </w:r>
-      <w:r>
-        <w:t xml:space="preserve"> Roughly four feet by four feet. It does not need a dedicated room; most facilities site it in a hallway or an alcove where a patient can take a session while waiting on another modality.</w:t>
-      </w:r>
-    </w:p>
-    <w:p>
-      <w:pPr>
-        <w:pStyle w:val="BodyText"/>
-      </w:pPr>
+        <w:t xml:space="preserve">$8,950</w:t>
+      </w:r>
+      <w:r>
+        <w:t xml:space="preserve">. At 25 patients on the modality that is paid back in</w:t>
+      </w:r>
+      <w:r>
+        <w:t xml:space="preserve"> </w:t>
+      </w:r>
       <w:r>
         <w:rPr>
           <w:b/>
           <w:bCs/>
         </w:rPr>
-        <w:t>The second line.</w:t>
-      </w:r>
-      <w:r>
-        <w:t xml:space="preserve"> Take-home units add about $600 per device to your shop, a margin line on top of the in-clinic recurring revenue.</w:t>
-      </w:r>
-    </w:p>
-    <w:p>
-      <w:pPr>
-        <w:pStyle w:val="Heading2"/>
-      </w:pPr>
-      <w:bookmarkStart w:id="9" w:name="a-note-on-claims"/>
-      <w:bookmarkEnd w:id="8"/>
-      <w:r>
-        <w:t>A note on claims</w:t>
-      </w:r>
-    </w:p>
-    <w:p>
-      <w:pPr>
-        <w:pStyle w:val="FirstParagraph"/>
-      </w:pPr>
-      <w:r>
-        <w:t>Enyrgy is a wellness device and makes no medical claims. It raises and documents Vitamin D levels; every clinical conclusion, and every screening decision against the list above, belongs to your care team.</w:t>
+        <w:t xml:space="preserve">under four weeks</w:t>
+      </w:r>
+      <w:r>
+        <w:t xml:space="preserve">.</w:t>
       </w:r>
     </w:p>
     <w:p>
       <w:pPr>
         <w:pStyle w:val="BodyText"/>
-      </w:pPr>
-      <w:r>
-        <w:t>The story above is ours and the research in it is what moved us to build. It is not a claim about what this platform does for any condition, and we do not make one.</w:t>
-      </w:r>
-    </w:p>
-    <w:p>
-      <w:pPr>
-        <w:pStyle w:val="BodyText"/>
-      </w:pPr>
-      <w:r>
-        <w:t>The study in this document is our own and it is small. We present it with its size attached rather than as a finding. The independent literature is in the reading list that follows, presented as published and including mixed findings, for your clinicians to weigh on their own terms.</w:t>
-      </w:r>
-    </w:p>
-    <w:p>
-      <w:pPr>
-        <w:pStyle w:val="Heading2"/>
-      </w:pPr>
-      <w:bookmarkStart w:id="10" w:name="next-step"/>
-      <w:bookmarkEnd w:id="9"/>
-      <w:r>
-        <w:t>Next step</w:t>
-      </w:r>
-    </w:p>
-    <w:p>
-      <w:pPr>
-        <w:pStyle w:val="FirstParagraph"/>
-      </w:pPr>
-      <w:r>
-        <w:t>We bring a unit and two of our people to Irvine, set it up, and let your team try it and see both the patient side and the numbers in person. No slides, just the platform itself.</w:t>
-      </w:r>
-    </w:p>
-    <w:p>
-      <w:r>
-        <w:rPr>
-          <w:noProof/>
-        </w:rPr>
-      </w:r>
-      <w:r>
-        <w:pict w14:anchorId="076127DE">
-          <v:rect id="Horizontal Line 4" o:spid="_x0000_s1027" style="width:468pt;height:1.1pt;visibility:visible;mso-wrap-style:square;mso-left-percent:-10001;mso-top-percent:-10001;mso-position-horizontal:absolute;mso-position-horizontal-relative:char;mso-position-vertical:absolute;mso-position-vertical-relative:line;mso-left-percent:-10001;mso-top-percent:-10001;v-text-anchor:top" o:gfxdata="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" filled="f">
-            <o:lock v:ext="edit" rotation="t" aspectratio="t" verticies="t" text="t" shapetype="t"/>
-            <w10:anchorlock/>
-          </v:rect>
-        </w:pict>
-      </w:r>
-    </w:p>
-    <w:p>
-      <w:pPr>
-        <w:pStyle w:val="Heading1"/>
-      </w:pPr>
-      <w:bookmarkStart w:id="11" w:name="Xb1953ebf8a969272cf74045086bc73ff6df9ace"/>
-      <w:bookmarkEnd w:id="0"/>
-      <w:bookmarkEnd w:id="10"/>
-      <w:r>
-        <w:t>Appendix: Vitamin D status reading list for the clinical team</w:t>
-      </w:r>
-    </w:p>
-    <w:p>
-      <w:pPr>
-        <w:pStyle w:val="FirstParagraph"/>
       </w:pPr>
       <w:r>
         <w:rPr>
           <w:b/>
           <w:bCs/>
         </w:rPr>
-        <w:t>Independent research on Vitamin D status.</w:t>
-      </w:r>
-      <w:r>
-        <w:t xml:space="preserve"> For your clinical team’s own review. The references below are independent, peer reviewed publications. Enyrgy is a wellness device, makes no medical claims, and does not interpret these findings. Vitamin D status is the subject of this literature; Enyrgy is simply a tool to measurably raise and document it. The list is presented as published, including </w:t>
-      </w:r>
-      <w:r>
-        <w:lastRenderedPageBreak/>
-        <w:t>honest, mixed findings, so your clinicians can weigh the evidence on their own terms.</w:t>
-      </w:r>
-    </w:p>
+        <w:t xml:space="preserve">Footprint.</w:t>
+      </w:r>
+      <w:r>
+        <w:t xml:space="preserve"> </w:t>
+      </w:r>
+      <w:r>
+        <w:t xml:space="preserve">Roughly four feet by four feet. It does not need a dedicated room; most facilities site it in a hallway or an alcove where a patient can take a session while waiting on another modality.</w:t>
+      </w:r>
+    </w:p>
+    <w:bookmarkEnd w:id="26"/>
+    <w:bookmarkStart w:id="27" w:name="Xeb9ce767c06c1402c9bec41b8536bc5866585c3"/>
     <w:p>
       <w:pPr>
         <w:pStyle w:val="Heading3"/>
       </w:pPr>
-      <w:bookmarkStart w:id="12" w:name="vitamin-d-and-immune-function"/>
-      <w:r>
-        <w:t>Vitamin D and immune function</w:t>
+      <w:r>
+        <w:t xml:space="preserve">Two, take-home units, at no capital cost to you</w:t>
       </w:r>
     </w:p>
     <w:p>
       <w:pPr>
         <w:pStyle w:val="FirstParagraph"/>
       </w:pPr>
+      <w:r>
+        <w:t xml:space="preserve">Patients who want a unit at home buy it directly from us through your own referral link.</w:t>
+      </w:r>
+      <w:r>
+        <w:t xml:space="preserve"> </w:t>
+      </w:r>
       <w:r>
         <w:rPr>
           <w:b/>
           <w:bCs/>
         </w:rPr>
-        <w:t>Aranow C.</w:t>
-      </w:r>
-      <w:r>
-        <w:t xml:space="preserve"> Vitamin D and the Immune System. </w:t>
+        <w:t xml:space="preserve">We split that revenue with you 50/50, which is $1,500 per unit.</w:t>
+      </w:r>
+    </w:p>
+    <w:p>
+      <w:pPr>
+        <w:pStyle w:val="BodyText"/>
+      </w:pPr>
+      <w:r>
+        <w:rPr>
+          <w:b/>
+          <w:bCs/>
+        </w:rPr>
+        <w:t xml:space="preserve">You carry no inventory.</w:t>
+      </w:r>
+      <w:r>
+        <w:t xml:space="preserve"> </w:t>
+      </w:r>
+      <w:r>
+        <w:t xml:space="preserve">Nothing is bought, stocked, shelved, or written down. There is no capital tied up and no unsold units to discount later. Your team recommends it, the patient buys it from us, and you are paid on the sale.</w:t>
+      </w:r>
+    </w:p>
+    <w:p>
+      <w:pPr>
+        <w:pStyle w:val="BodyText"/>
+      </w:pPr>
+      <w:r>
+        <w:t xml:space="preserve">Worth knowing alongside it: because the patient is the buyer of record, that purchase is</w:t>
+      </w:r>
+      <w:r>
+        <w:t xml:space="preserve"> </w:t>
+      </w:r>
+      <w:r>
+        <w:rPr>
+          <w:b/>
+          <w:bCs/>
+        </w:rPr>
+        <w:t xml:space="preserve">HSA/FSA eligible through Truemed</w:t>
+      </w:r>
+      <w:r>
+        <w:t xml:space="preserve">, and it stays eligible when they arrive through your referral link. A facility’s own purchase of the commercial unit is a business expense and is not.</w:t>
+      </w:r>
+    </w:p>
+    <w:bookmarkEnd w:id="27"/>
+    <w:bookmarkEnd w:id="28"/>
+    <w:bookmarkStart w:id="29" w:name="a-note-on-claims"/>
+    <w:p>
+      <w:pPr>
+        <w:pStyle w:val="Heading2"/>
+      </w:pPr>
+      <w:r>
+        <w:t xml:space="preserve">A note on claims</w:t>
+      </w:r>
+    </w:p>
+    <w:p>
+      <w:pPr>
+        <w:pStyle w:val="FirstParagraph"/>
+      </w:pPr>
+      <w:r>
+        <w:t xml:space="preserve">Enyrgy is a wellness device and makes no medical claims. It raises and documents Vitamin D levels; every clinical conclusion, and every screening decision against the list above, belongs to your care team.</w:t>
+      </w:r>
+    </w:p>
+    <w:p>
+      <w:pPr>
+        <w:pStyle w:val="BodyText"/>
+      </w:pPr>
+      <w:r>
+        <w:t xml:space="preserve">The story above is ours and the research in it is what moved us to build. It is not a claim about what this platform does for any condition, and we do not make one.</w:t>
+      </w:r>
+    </w:p>
+    <w:p>
+      <w:pPr>
+        <w:pStyle w:val="BodyText"/>
+      </w:pPr>
+      <w:r>
+        <w:t xml:space="preserve">The study in this document is our own and it is small. We present it with its size attached rather than as a finding. The independent literature is in the reading list that follows, presented as published and including mixed findings, for your clinicians to weigh on their own terms.</w:t>
+      </w:r>
+    </w:p>
+    <w:bookmarkEnd w:id="29"/>
+    <w:bookmarkStart w:id="30" w:name="next-step"/>
+    <w:p>
+      <w:pPr>
+        <w:pStyle w:val="Heading2"/>
+      </w:pPr>
+      <w:r>
+        <w:t xml:space="preserve">Next step</w:t>
+      </w:r>
+    </w:p>
+    <w:p>
+      <w:pPr>
+        <w:pStyle w:val="FirstParagraph"/>
+      </w:pPr>
+      <w:r>
+        <w:t xml:space="preserve">We bring a unit and two of our people to Irvine, set it up, and let your team try it and see both the patient side and the numbers in person. No slides, just the platform itself.</w:t>
+      </w:r>
+    </w:p>
+    <w:p>
+      <w:r>
+        <w:pict>
+          <v:rect style="width:0;height:1.5pt" o:hralign="center" o:hrstd="t" o:hr="t"/>
+        </w:pict>
+      </w:r>
+    </w:p>
+    <w:bookmarkEnd w:id="30"/>
+    <w:bookmarkEnd w:id="31"/>
+    <w:bookmarkStart w:id="36" w:name="Xb1953ebf8a969272cf74045086bc73ff6df9ace"/>
+    <w:p>
+      <w:pPr>
+        <w:pStyle w:val="Heading1"/>
+      </w:pPr>
+      <w:r>
+        <w:t xml:space="preserve">Appendix: Vitamin D status reading list for the clinical team</w:t>
+      </w:r>
+    </w:p>
+    <w:p>
+      <w:pPr>
+        <w:pStyle w:val="FirstParagraph"/>
+      </w:pPr>
+      <w:r>
+        <w:rPr>
+          <w:b/>
+          <w:bCs/>
+        </w:rPr>
+        <w:t xml:space="preserve">Independent research on Vitamin D status.</w:t>
+      </w:r>
+      <w:r>
+        <w:t xml:space="preserve"> </w:t>
+      </w:r>
+      <w:r>
+        <w:t xml:space="preserve">For your clinical team’s own review. The references below are independent, peer reviewed publications. Enyrgy is a wellness device, makes no medical claims, and does not interpret these findings. Vitamin D status is the subject of this literature; Enyrgy is simply a tool to measurably raise and document it. The list is presented as published, including honest, mixed findings, so your clinicians can weigh the evidence on their own terms.</w:t>
+      </w:r>
+    </w:p>
+    <w:bookmarkStart w:id="32" w:name="vitamin-d-and-immune-function"/>
+    <w:p>
+      <w:pPr>
+        <w:pStyle w:val="Heading3"/>
+      </w:pPr>
+      <w:r>
+        <w:t xml:space="preserve">Vitamin D and immune function</w:t>
+      </w:r>
+    </w:p>
+    <w:p>
+      <w:pPr>
+        <w:pStyle w:val="FirstParagraph"/>
+      </w:pPr>
+      <w:r>
+        <w:rPr>
+          <w:b/>
+          <w:bCs/>
+        </w:rPr>
+        <w:t xml:space="preserve">Aranow C.</w:t>
+      </w:r>
+      <w:r>
+        <w:t xml:space="preserve"> </w:t>
+      </w:r>
+      <w:r>
+        <w:t xml:space="preserve">Vitamin D and the Immune System.</w:t>
+      </w:r>
+      <w:r>
+        <w:t xml:space="preserve"> </w:t>
       </w:r>
       <w:r>
         <w:rPr>
           <w:i/>
           <w:iCs/>
         </w:rPr>
-        <w:t>Journal of Investigative Medicine.</w:t>
-      </w:r>
-      <w:r>
-        <w:t xml:space="preserve"> 2011;59(6):881 to 886. Widely cited review of Vitamin D’s role in innate and adaptive immunity. pubmed.ncbi.nlm.nih.gov/21527855</w:t>
+        <w:t xml:space="preserve">Journal of Investigative Medicine.</w:t>
+      </w:r>
+      <w:r>
+        <w:t xml:space="preserve"> </w:t>
+      </w:r>
+      <w:r>
+        <w:t xml:space="preserve">2011;59(6):881 to 886.</w:t>
+      </w:r>
+      <w:r>
+        <w:t xml:space="preserve"> </w:t>
+      </w:r>
+      <w:r>
+        <w:t xml:space="preserve">Widely cited review of Vitamin D’s role in innate and adaptive immunity.</w:t>
+      </w:r>
+      <w:r>
+        <w:t xml:space="preserve"> </w:t>
+      </w:r>
+      <w:r>
+        <w:t xml:space="preserve">pubmed.ncbi.nlm.nih.gov/21527855</w:t>
       </w:r>
     </w:p>
     <w:p>
@@ -1601,20 +1675,41 @@
           <w:b/>
           <w:bCs/>
         </w:rPr>
-        <w:t>Charoenngam N, Holick MF.</w:t>
-      </w:r>
-      <w:r>
-        <w:t xml:space="preserve"> Immunologic Effects of Vitamin D on Human Health and Disease. </w:t>
+        <w:t xml:space="preserve">Charoenngam N, Holick MF.</w:t>
+      </w:r>
+      <w:r>
+        <w:t xml:space="preserve"> </w:t>
+      </w:r>
+      <w:r>
+        <w:t xml:space="preserve">Immunologic Effects of Vitamin D on Human Health and Disease.</w:t>
+      </w:r>
+      <w:r>
+        <w:t xml:space="preserve"> </w:t>
       </w:r>
       <w:r>
         <w:rPr>
           <w:i/>
           <w:iCs/>
         </w:rPr>
-        <w:t>Nutrients.</w:t>
-      </w:r>
-      <w:r>
-        <w:t xml:space="preserve"> 2020;12(7):2097. Comprehensive review of Vitamin D’s immunologic mechanisms across health and disease states. doi.org/10.3390/nu12072097</w:t>
+        <w:t xml:space="preserve">Nutrients.</w:t>
+      </w:r>
+      <w:r>
+        <w:t xml:space="preserve"> </w:t>
+      </w:r>
+      <w:r>
+        <w:t xml:space="preserve">2020;12(7):2097.</w:t>
+      </w:r>
+      <w:r>
+        <w:t xml:space="preserve"> </w:t>
+      </w:r>
+      <w:r>
+        <w:t xml:space="preserve">Comprehensive review of Vitamin D’s immunologic mechanisms across health and disease states.</w:t>
+      </w:r>
+      <w:r>
+        <w:t xml:space="preserve"> </w:t>
+      </w:r>
+      <w:r>
+        <w:t xml:space="preserve">doi.org/10.3390/nu12072097</w:t>
       </w:r>
     </w:p>
     <w:p>
@@ -1626,30 +1721,51 @@
           <w:b/>
           <w:bCs/>
         </w:rPr>
-        <w:t>Martineau AR, et al.</w:t>
-      </w:r>
-      <w:r>
-        <w:t xml:space="preserve"> Vitamin D supplementation to prevent acute respiratory tract infections: systematic review and meta-analysis of individual participant data. </w:t>
+        <w:t xml:space="preserve">Martineau AR, et al.</w:t>
+      </w:r>
+      <w:r>
+        <w:t xml:space="preserve"> </w:t>
+      </w:r>
+      <w:r>
+        <w:t xml:space="preserve">Vitamin D supplementation to prevent acute respiratory tract infections: systematic review and meta-analysis of individual participant data.</w:t>
+      </w:r>
+      <w:r>
+        <w:t xml:space="preserve"> </w:t>
       </w:r>
       <w:r>
         <w:rPr>
           <w:i/>
           <w:iCs/>
         </w:rPr>
-        <w:t>BMJ.</w:t>
-      </w:r>
-      <w:r>
-        <w:t xml:space="preserve"> 2017;356:i6583. Individual participant data meta-analysis; the protective association was strongest in those who were most deficient at baseline. doi.org/10.1136/bmj.i6583</w:t>
-      </w:r>
-    </w:p>
+        <w:t xml:space="preserve">BMJ.</w:t>
+      </w:r>
+      <w:r>
+        <w:t xml:space="preserve"> </w:t>
+      </w:r>
+      <w:r>
+        <w:t xml:space="preserve">2017;356:i6583.</w:t>
+      </w:r>
+      <w:r>
+        <w:t xml:space="preserve"> </w:t>
+      </w:r>
+      <w:r>
+        <w:t xml:space="preserve">Individual participant data meta-analysis; the protective association was strongest in those who were most deficient at baseline.</w:t>
+      </w:r>
+      <w:r>
+        <w:t xml:space="preserve"> </w:t>
+      </w:r>
+      <w:r>
+        <w:t xml:space="preserve">doi.org/10.1136/bmj.i6583</w:t>
+      </w:r>
+    </w:p>
+    <w:bookmarkEnd w:id="32"/>
+    <w:bookmarkStart w:id="33" w:name="X6639ff1446fd0fd1cfc7ae0ecd863ac07a6cc3e"/>
     <w:p>
       <w:pPr>
         <w:pStyle w:val="Heading3"/>
       </w:pPr>
-      <w:bookmarkStart w:id="13" w:name="X6639ff1446fd0fd1cfc7ae0ecd863ac07a6cc3e"/>
-      <w:bookmarkEnd w:id="12"/>
-      <w:r>
-        <w:t>Individual response to Vitamin D, why measurement matters</w:t>
+      <w:r>
+        <w:t xml:space="preserve">Individual response to Vitamin D, why measurement matters</w:t>
       </w:r>
     </w:p>
     <w:p>
@@ -1661,30 +1777,51 @@
           <w:b/>
           <w:bCs/>
         </w:rPr>
-        <w:t>Carlberg C.</w:t>
-      </w:r>
-      <w:r>
-        <w:t xml:space="preserve"> Intervention Approaches in Studying the Response to Vitamin D3 Supplementation. </w:t>
+        <w:t xml:space="preserve">Carlberg C.</w:t>
+      </w:r>
+      <w:r>
+        <w:t xml:space="preserve"> </w:t>
+      </w:r>
+      <w:r>
+        <w:t xml:space="preserve">Intervention Approaches in Studying the Response to Vitamin D3 Supplementation.</w:t>
+      </w:r>
+      <w:r>
+        <w:t xml:space="preserve"> </w:t>
       </w:r>
       <w:r>
         <w:rPr>
           <w:i/>
           <w:iCs/>
         </w:rPr>
-        <w:t>Nutrients.</w:t>
-      </w:r>
-      <w:r>
-        <w:t xml:space="preserve"> 2023;15(15):3382. Documents that a meaningful share of individuals are low responders to Vitamin D supplementation, which supports measured, individualized approaches over a fixed capsule dose. doi.org/10.3390/nu15153382</w:t>
-      </w:r>
-    </w:p>
+        <w:t xml:space="preserve">Nutrients.</w:t>
+      </w:r>
+      <w:r>
+        <w:t xml:space="preserve"> </w:t>
+      </w:r>
+      <w:r>
+        <w:t xml:space="preserve">2023;15(15):3382.</w:t>
+      </w:r>
+      <w:r>
+        <w:t xml:space="preserve"> </w:t>
+      </w:r>
+      <w:r>
+        <w:t xml:space="preserve">Documents that a meaningful share of individuals are low responders to Vitamin D supplementation, which supports measured, individualized approaches over a fixed capsule dose.</w:t>
+      </w:r>
+      <w:r>
+        <w:t xml:space="preserve"> </w:t>
+      </w:r>
+      <w:r>
+        <w:t xml:space="preserve">doi.org/10.3390/nu15153382</w:t>
+      </w:r>
+    </w:p>
+    <w:bookmarkEnd w:id="33"/>
+    <w:bookmarkStart w:id="34" w:name="X58f7081a40c861c40af1768385caa7aba467868"/>
     <w:p>
       <w:pPr>
         <w:pStyle w:val="Heading3"/>
       </w:pPr>
-      <w:bookmarkStart w:id="14" w:name="X58f7081a40c861c40af1768385caa7aba467868"/>
-      <w:bookmarkEnd w:id="13"/>
-      <w:r>
-        <w:t>Vitamin D and cancer, epidemiology and randomized trials</w:t>
+      <w:r>
+        <w:t xml:space="preserve">Vitamin D and cancer, epidemiology and randomized trials</w:t>
       </w:r>
     </w:p>
     <w:p>
@@ -1696,30 +1833,51 @@
           <w:b/>
           <w:bCs/>
         </w:rPr>
-        <w:t>Keum N, et al.</w:t>
-      </w:r>
-      <w:r>
-        <w:t xml:space="preserve"> Vitamin D supplementation and total cancer incidence and mortality: a meta-analysis of randomized controlled trials. </w:t>
+        <w:t xml:space="preserve">Keum N, et al.</w:t>
+      </w:r>
+      <w:r>
+        <w:t xml:space="preserve"> </w:t>
+      </w:r>
+      <w:r>
+        <w:t xml:space="preserve">Vitamin D supplementation and total cancer incidence and mortality: a meta-analysis of randomized controlled trials.</w:t>
+      </w:r>
+      <w:r>
+        <w:t xml:space="preserve"> </w:t>
       </w:r>
       <w:r>
         <w:rPr>
           <w:i/>
           <w:iCs/>
         </w:rPr>
-        <w:t>Annals of Oncology.</w:t>
-      </w:r>
-      <w:r>
-        <w:t xml:space="preserve"> 2019;30(5):733 to 743. Meta-analysis of randomized trials suggesting a reduction in total cancer mortality, though not in incidence. doi.org/10.1093/annonc/mdz059</w:t>
-      </w:r>
-    </w:p>
+        <w:t xml:space="preserve">Annals of Oncology.</w:t>
+      </w:r>
+      <w:r>
+        <w:t xml:space="preserve"> </w:t>
+      </w:r>
+      <w:r>
+        <w:t xml:space="preserve">2019;30(5):733 to 743.</w:t>
+      </w:r>
+      <w:r>
+        <w:t xml:space="preserve"> </w:t>
+      </w:r>
+      <w:r>
+        <w:t xml:space="preserve">Meta-analysis of randomized trials suggesting a reduction in total cancer mortality, though not in incidence.</w:t>
+      </w:r>
+      <w:r>
+        <w:t xml:space="preserve"> </w:t>
+      </w:r>
+      <w:r>
+        <w:t xml:space="preserve">doi.org/10.1093/annonc/mdz059</w:t>
+      </w:r>
+    </w:p>
+    <w:bookmarkEnd w:id="34"/>
+    <w:bookmarkStart w:id="35" w:name="prevalence"/>
     <w:p>
       <w:pPr>
         <w:pStyle w:val="Heading3"/>
       </w:pPr>
-      <w:bookmarkStart w:id="15" w:name="prevalence"/>
-      <w:bookmarkEnd w:id="14"/>
-      <w:r>
-        <w:t>Prevalence</w:t>
+      <w:r>
+        <w:t xml:space="preserve">Prevalence</w:t>
       </w:r>
     </w:p>
     <w:p>
@@ -1731,34 +1889,47 @@
           <w:b/>
           <w:bCs/>
         </w:rPr>
-        <w:t>Cui A, et al.</w:t>
-      </w:r>
-      <w:r>
-        <w:t xml:space="preserve"> Global and regional prevalence of vitamin D deficiency in population-based studies from 2000 to 2022. </w:t>
+        <w:t xml:space="preserve">Cui A, et al.</w:t>
+      </w:r>
+      <w:r>
+        <w:t xml:space="preserve"> </w:t>
+      </w:r>
+      <w:r>
+        <w:t xml:space="preserve">Global and regional prevalence of vitamin D deficiency in population-based studies from 2000 to 2022.</w:t>
+      </w:r>
+      <w:r>
+        <w:t xml:space="preserve"> </w:t>
       </w:r>
       <w:r>
         <w:rPr>
           <w:i/>
           <w:iCs/>
         </w:rPr>
-        <w:t>Frontiers in Nutrition.</w:t>
-      </w:r>
-      <w:r>
-        <w:t xml:space="preserve"> 2023. Pooled analysis of 308 population-based studies across 81 countries and 7.9 million participants aged 1 and over; 76.6 percent had serum 25(OH)D below 30 ng/mL. PMC10064807</w:t>
-      </w:r>
-    </w:p>
-    <w:p>
-      <w:r>
-        <w:rPr>
-          <w:noProof/>
-        </w:rPr>
-      </w:r>
-      <w:r>
-        <w:pict w14:anchorId="76DA5C0B">
-          <v:rect id="Horizontal Line 5" o:spid="_x0000_s1026" style="width:468pt;height:1.1pt;visibility:visible;mso-wrap-style:square;mso-left-percent:-10001;mso-top-percent:-10001;mso-position-horizontal:absolute;mso-position-horizontal-relative:char;mso-position-vertical:absolute;mso-position-vertical-relative:line;mso-left-percent:-10001;mso-top-percent:-10001;v-text-anchor:top" o:gfxdata="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" filled="f">
-            <o:lock v:ext="edit" rotation="t" aspectratio="t" verticies="t" text="t" shapetype="t"/>
-            <w10:anchorlock/>
-          </v:rect>
+        <w:t xml:space="preserve">Frontiers in Nutrition.</w:t>
+      </w:r>
+      <w:r>
+        <w:t xml:space="preserve"> </w:t>
+      </w:r>
+      <w:r>
+        <w:t xml:space="preserve">2023.</w:t>
+      </w:r>
+      <w:r>
+        <w:t xml:space="preserve"> </w:t>
+      </w:r>
+      <w:r>
+        <w:t xml:space="preserve">Pooled analysis of 308 population-based studies across 81 countries and 7.9 million participants aged 1 and over; 76.6 percent had serum 25(OH)D below 30 ng/mL.</w:t>
+      </w:r>
+      <w:r>
+        <w:t xml:space="preserve"> </w:t>
+      </w:r>
+      <w:r>
+        <w:t xml:space="preserve">PMC10064807</w:t>
+      </w:r>
+    </w:p>
+    <w:p>
+      <w:r>
+        <w:pict>
+          <v:rect style="width:0;height:1.5pt" o:hralign="center" o:hrstd="t" o:hr="t"/>
         </w:pict>
       </w:r>
     </w:p>
@@ -1771,10 +1942,10 @@
           <w:b/>
           <w:bCs/>
         </w:rPr>
-        <w:t>Scott Hansbury</w:t>
-      </w:r>
-      <w:r>
-        <w:t>, CEO and Co-Founder | enyrgy.com</w:t>
+        <w:t xml:space="preserve">Scott Hansbury</w:t>
+      </w:r>
+      <w:r>
+        <w:t xml:space="preserve">, CEO and Co-Founder | enyrgy.com</w:t>
       </w:r>
     </w:p>
     <w:p>
@@ -1786,49 +1957,28 @@
           <w:i/>
           <w:iCs/>
         </w:rPr>
-        <w:t>CONFIDENTIAL, prepared for the Center for New Medicine</w:t>
-      </w:r>
-      <w:bookmarkEnd w:id="11"/>
-      <w:bookmarkEnd w:id="15"/>
-    </w:p>
+        <w:t xml:space="preserve">CONFIDENTIAL, prepared for the Center for New Medicine</w:t>
+      </w:r>
+    </w:p>
+    <w:bookmarkEnd w:id="35"/>
+    <w:bookmarkEnd w:id="36"/>
     <w:sectPr>
-      <w:headerReference w:type="default" r:id="rId7"/>
-      <w:footerReference w:type="default" r:id="rId8"/>
-      <w:pgSz w:w="12240" w:h="15840"/>
-      <w:pgMar w:top="1440" w:right="1440" w:bottom="1440" w:left="1440" w:header="720" w:footer="720" w:gutter="0"/>
+      <w:headerReference r:id="rId9" w:type="default"/>
+      <w:footerReference r:id="rId10" w:type="default"/>
+      <w:pgSz w:h="15840" w:w="12240"/>
+      <w:pgMar w:bottom="1440" w:footer="720" w:gutter="0" w:header="720" w:left="1440" w:right="1440" w:top="1440"/>
       <w:cols w:space="720"/>
     </w:sectPr>
   </w:body>
 </w:document>
 </file>
 
-<file path=word/endnotes.xml><?xml version="1.0" encoding="utf-8"?>
-<w:endnotes xmlns:wpc="http://schemas.microsoft.com/office/word/2010/wordprocessingCanvas" xmlns:cx="http://schemas.microsoft.com/office/drawing/2014/chartex" xmlns:cx1="http://schemas.microsoft.com/office/drawing/2015/9/8/chartex" xmlns:cx2="http://schemas.microsoft.com/office/drawing/2015/10/21/chartex" xmlns:cx3="http://schemas.microsoft.com/office/drawing/2016/5/9/chartex" xmlns:cx4="http://schemas.microsoft.com/office/drawing/2016/5/10/chartex" xmlns:cx5="http://schemas.microsoft.com/office/drawing/2016/5/11/chartex" xmlns:cx6="http://schemas.microsoft.com/office/drawing/2016/5/12/chartex" xmlns:cx7="http://schemas.microsoft.com/office/drawing/2016/5/13/chartex" xmlns:cx8="http://schemas.microsoft.com/office/drawing/2016/5/14/chartex" xmlns:mc="http://schemas.openxmlformats.org/markup-compatibility/2006" xmlns:m="http://schemas.openxmlformats.org/officeDocument/2006/math" xmlns:aink="http://schemas.microsoft.com/office/drawing/2016/ink" xmlns:am3d="http://schemas.microsoft.com/office/drawing/2017/model3d" xmlns:oel="http://schemas.microsoft.com/office/2019/extlst" xmlns:r="http://schemas.openxmlformats.org/officeDocument/2006/relationships" xmlns:wp14="http://schemas.microsoft.com/office/word/2010/wordprocessingDrawing" xmlns:wp="http://schemas.openxmlformats.org/drawingml/2006/wordprocessingDrawing" xmlns:wpg="http://schemas.microsoft.com/office/word/2010/wordprocessingGroup" xmlns:wpi="http://schemas.microsoft.com/office/word/2010/wordprocessingInk" xmlns:wps="http://schemas.microsoft.com/office/word/2010/wordprocessingShape" xmlns:o="urn:schemas-microsoft-com:office:office" xmlns:v="urn:schemas-microsoft-com:vml" xmlns:w10="urn:schemas-microsoft-com:office:word" xmlns:w="http://schemas.openxmlformats.org/wordprocessingml/2006/main" xmlns:w14="http://schemas.microsoft.com/office/word/2010/wordml" xmlns:w15="http://schemas.microsoft.com/office/word/2012/wordml" xmlns:w16cei="http://schemas.microsoft.com/office/word/2026/wordml/cei" xmlns:w16cex="http://schemas.microsoft.com/office/word/2018/wordml/cex" xmlns:w16cid="http://schemas.microsoft.com/office/word/2016/wordml/cid" xmlns:w16="http://schemas.microsoft.com/office/word/2018/wordml" xmlns:w16sdtdh="http://schemas.microsoft.com/office/word/2020/wordml/sdtdatahash" xmlns:w16sdtfl="http://schemas.microsoft.com/office/word/2024/wordml/sdtformatlock" xmlns:w16se="http://schemas.microsoft.com/office/word/2015/wordml/symex" xmlns:w16du="http://schemas.microsoft.com/office/word/2023/wordml/word16du" xmlns:wne="http://schemas.microsoft.com/office/word/2006/wordml" mc:Ignorable="w14 w15 w16se w16cid w16 w16cex w16sdtdh w16sdtfl w16du wp14">
-  <w:endnote w:type="separator" w:id="-1">
-    <w:p>
-      <w:pPr>
-        <w:spacing w:after="0"/>
-      </w:pPr>
-      <w:r>
-        <w:separator/>
-      </w:r>
-    </w:p>
-  </w:endnote>
-  <w:endnote w:type="continuationSeparator" w:id="0">
-    <w:p>
-      <w:pPr>
-        <w:spacing w:after="0"/>
-      </w:pPr>
-      <w:r>
-        <w:continuationSeparator/>
-      </w:r>
-    </w:p>
-  </w:endnote>
-</w:endnotes>
+<file path=word/comments.xml><?xml version="1.0" encoding="utf-8"?>
+<w:comments xmlns:w="http://schemas.openxmlformats.org/wordprocessingml/2006/main" xmlns:m="http://schemas.openxmlformats.org/officeDocument/2006/math" xmlns:r="http://schemas.openxmlformats.org/officeDocument/2006/relationships" xmlns:o="urn:schemas-microsoft-com:office:office" xmlns:v="urn:schemas-microsoft-com:vml" xmlns:w10="urn:schemas-microsoft-com:office:word" xmlns:a="http://schemas.openxmlformats.org/drawingml/2006/main" xmlns:pic="http://schemas.openxmlformats.org/drawingml/2006/picture" xmlns:wp="http://schemas.openxmlformats.org/drawingml/2006/wordprocessingDrawing"/>
 </file>
 
 <file path=word/footer1.xml><?xml version="1.0" encoding="utf-8"?>
-<w:ftr xmlns:wpc="http://schemas.microsoft.com/office/word/2010/wordprocessingCanvas" xmlns:cx="http://schemas.microsoft.com/office/drawing/2014/chartex" xmlns:cx1="http://schemas.microsoft.com/office/drawing/2015/9/8/chartex" xmlns:cx2="http://schemas.microsoft.com/office/drawing/2015/10/21/chartex" xmlns:cx3="http://schemas.microsoft.com/office/drawing/2016/5/9/chartex" xmlns:cx4="http://schemas.microsoft.com/office/drawing/2016/5/10/chartex" xmlns:cx5="http://schemas.microsoft.com/office/drawing/2016/5/11/chartex" xmlns:cx6="http://schemas.microsoft.com/office/drawing/2016/5/12/chartex" xmlns:cx7="http://schemas.microsoft.com/office/drawing/2016/5/13/chartex" xmlns:cx8="http://schemas.microsoft.com/office/drawing/2016/5/14/chartex" xmlns:mc="http://schemas.openxmlformats.org/markup-compatibility/2006" xmlns:m="http://schemas.openxmlformats.org/officeDocument/2006/math" xmlns:aink="http://schemas.microsoft.com/office/drawing/2016/ink" xmlns:am3d="http://schemas.microsoft.com/office/drawing/2017/model3d" xmlns:oel="http://schemas.microsoft.com/office/2019/extlst" xmlns:r="http://schemas.openxmlformats.org/officeDocument/2006/relationships" xmlns:wp14="http://schemas.microsoft.com/office/word/2010/wordprocessingDrawing" xmlns:wp="http://schemas.openxmlformats.org/drawingml/2006/wordprocessingDrawing" xmlns:wpg="http://schemas.microsoft.com/office/word/2010/wordprocessingGroup" xmlns:wpi="http://schemas.microsoft.com/office/word/2010/wordprocessingInk" xmlns:wps="http://schemas.microsoft.com/office/word/2010/wordprocessingShape" xmlns:o="urn:schemas-microsoft-com:office:office" xmlns:v="urn:schemas-microsoft-com:vml" xmlns:w10="urn:schemas-microsoft-com:office:word" xmlns:w="http://schemas.openxmlformats.org/wordprocessingml/2006/main" xmlns:w14="http://schemas.microsoft.com/office/word/2010/wordml" xmlns:w15="http://schemas.microsoft.com/office/word/2012/wordml" xmlns:w16cei="http://schemas.microsoft.com/office/word/2026/wordml/cei" xmlns:w16cex="http://schemas.microsoft.com/office/word/2018/wordml/cex" xmlns:w16cid="http://schemas.microsoft.com/office/word/2016/wordml/cid" xmlns:w16="http://schemas.microsoft.com/office/word/2018/wordml" xmlns:w16sdtdh="http://schemas.microsoft.com/office/word/2020/wordml/sdtdatahash" xmlns:w16sdtfl="http://schemas.microsoft.com/office/word/2024/wordml/sdtformatlock" xmlns:w16se="http://schemas.microsoft.com/office/word/2015/wordml/symex" xmlns:w16du="http://schemas.microsoft.com/office/word/2023/wordml/word16du" xmlns:wne="http://schemas.microsoft.com/office/word/2006/wordml" mc:Ignorable="w14 w15 w16se w16cid w16 w16cex w16sdtdh w16sdtfl w16du wp14">
+<w:ftr xmlns:wpc="http://schemas.microsoft.com/office/word/2010/wordprocessingCanvas" xmlns:cx="http://schemas.microsoft.com/office/drawing/2014/chartex" xmlns:cx1="http://schemas.microsoft.com/office/drawing/2015/9/8/chartex" xmlns:cx2="http://schemas.microsoft.com/office/drawing/2015/10/21/chartex" xmlns:cx3="http://schemas.microsoft.com/office/drawing/2016/5/9/chartex" xmlns:cx4="http://schemas.microsoft.com/office/drawing/2016/5/10/chartex" xmlns:cx5="http://schemas.microsoft.com/office/drawing/2016/5/11/chartex" xmlns:cx6="http://schemas.microsoft.com/office/drawing/2016/5/12/chartex" xmlns:cx7="http://schemas.microsoft.com/office/drawing/2016/5/13/chartex" xmlns:cx8="http://schemas.microsoft.com/office/drawing/2016/5/14/chartex" xmlns:mc="http://schemas.openxmlformats.org/markup-compatibility/2006" xmlns:m="http://schemas.openxmlformats.org/officeDocument/2006/math" xmlns:aink="http://schemas.microsoft.com/office/drawing/2016/ink" xmlns:am3d="http://schemas.microsoft.com/office/drawing/2017/model3d" xmlns:oel="http://schemas.microsoft.com/office/2019/extlst" xmlns:r="http://schemas.openxmlformats.org/officeDocument/2006/relationships" xmlns:wp14="http://schemas.microsoft.com/office/word/2010/wordprocessingDrawing" xmlns:wp="http://schemas.openxmlformats.org/drawingml/2006/wordprocessingDrawing" xmlns:wpg="http://schemas.microsoft.com/office/word/2010/wordprocessingGroup" xmlns:wpi="http://schemas.microsoft.com/office/word/2010/wordprocessingInk" xmlns:wps="http://schemas.microsoft.com/office/word/2010/wordprocessingShape" xmlns:o="urn:schemas-microsoft-com:office:office" xmlns:v="urn:schemas-microsoft-com:vml" xmlns:w10="urn:schemas-microsoft-com:office:word" xmlns:w="http://schemas.openxmlformats.org/wordprocessingml/2006/main" xmlns:w14="http://schemas.microsoft.com/office/word/2010/wordml" xmlns:w15="http://schemas.microsoft.com/office/word/2012/wordml" xmlns:w16cex="http://schemas.microsoft.com/office/word/2018/wordml/cex" xmlns:w16cid="http://schemas.microsoft.com/office/word/2016/wordml/cid" xmlns:w16="http://schemas.microsoft.com/office/word/2018/wordml" xmlns:w16sdtdh="http://schemas.microsoft.com/office/word/2020/wordml/sdtdatahash" xmlns:w16sdtfl="http://schemas.microsoft.com/office/word/2024/wordml/sdtformatlock" xmlns:w16se="http://schemas.microsoft.com/office/word/2015/wordml/symex" xmlns:w16du="http://schemas.microsoft.com/office/word/2023/wordml/word16du" xmlns:wne="http://schemas.microsoft.com/office/word/2006/wordml" mc:Ignorable="w14 w15 w16se w16cid w16 w16cex w16sdtdh w16sdtfl w16du wp14">
   <w:p>
     <w:pPr>
       <w:pBdr>
@@ -1843,7 +1993,87 @@
         <w:sz w:val="16"/>
         <w:szCs w:val="16"/>
       </w:rPr>
-      <w:t xml:space="preserve">Enyrgy Inc  ·  Phoenix, AZ  ·  enyrgy.com  ·  Sunlight. Evolved.  ·  Page </w:t>
+      <w:t xml:space="preserve">Enyrgy </w:t>
+    </w:r>
+    <w:proofErr w:type="gramStart"/>
+    <w:r>
+      <w:rPr>
+        <w:rFonts w:ascii="Montserrat" w:eastAsia="Montserrat" w:hAnsi="Montserrat" w:cs="Montserrat"/>
+        <w:color w:val="888888"/>
+        <w:sz w:val="16"/>
+        <w:szCs w:val="16"/>
+      </w:rPr>
+      <w:t>Inc  ·</w:t>
+    </w:r>
+    <w:proofErr w:type="gramEnd"/>
+    <w:r>
+      <w:rPr>
+        <w:rFonts w:ascii="Montserrat" w:eastAsia="Montserrat" w:hAnsi="Montserrat" w:cs="Montserrat"/>
+        <w:color w:val="888888"/>
+        <w:sz w:val="16"/>
+        <w:szCs w:val="16"/>
+      </w:rPr>
+      <w:t xml:space="preserve">  Phoenix, </w:t>
+    </w:r>
+    <w:proofErr w:type="gramStart"/>
+    <w:r>
+      <w:rPr>
+        <w:rFonts w:ascii="Montserrat" w:eastAsia="Montserrat" w:hAnsi="Montserrat" w:cs="Montserrat"/>
+        <w:color w:val="888888"/>
+        <w:sz w:val="16"/>
+        <w:szCs w:val="16"/>
+      </w:rPr>
+      <w:t>AZ  ·</w:t>
+    </w:r>
+    <w:proofErr w:type="gramEnd"/>
+    <w:r>
+      <w:rPr>
+        <w:rFonts w:ascii="Montserrat" w:eastAsia="Montserrat" w:hAnsi="Montserrat" w:cs="Montserrat"/>
+        <w:color w:val="888888"/>
+        <w:sz w:val="16"/>
+        <w:szCs w:val="16"/>
+      </w:rPr>
+      <w:t xml:space="preserve">  </w:t>
+    </w:r>
+    <w:proofErr w:type="gramStart"/>
+    <w:r>
+      <w:rPr>
+        <w:rFonts w:ascii="Montserrat" w:eastAsia="Montserrat" w:hAnsi="Montserrat" w:cs="Montserrat"/>
+        <w:color w:val="888888"/>
+        <w:sz w:val="16"/>
+        <w:szCs w:val="16"/>
+      </w:rPr>
+      <w:t>enyrgy.com  ·</w:t>
+    </w:r>
+    <w:proofErr w:type="gramEnd"/>
+    <w:r>
+      <w:rPr>
+        <w:rFonts w:ascii="Montserrat" w:eastAsia="Montserrat" w:hAnsi="Montserrat" w:cs="Montserrat"/>
+        <w:color w:val="888888"/>
+        <w:sz w:val="16"/>
+        <w:szCs w:val="16"/>
+      </w:rPr>
+      <w:t xml:space="preserve">  Sunlight. Evolved.  </w:t>
+    </w:r>
+    <w:proofErr w:type="gramStart"/>
+    <w:r>
+      <w:rPr>
+        <w:rFonts w:ascii="Montserrat" w:eastAsia="Montserrat" w:hAnsi="Montserrat" w:cs="Montserrat"/>
+        <w:color w:val="888888"/>
+        <w:sz w:val="16"/>
+        <w:szCs w:val="16"/>
+      </w:rPr>
+      <w:t>·  Page</w:t>
+    </w:r>
+    <w:proofErr w:type="gramEnd"/>
+    <w:r>
+      <w:rPr>
+        <w:rFonts w:ascii="Montserrat" w:eastAsia="Montserrat" w:hAnsi="Montserrat" w:cs="Montserrat"/>
+        <w:color w:val="888888"/>
+        <w:sz w:val="16"/>
+        <w:szCs w:val="16"/>
+      </w:rPr>
+      <w:t xml:space="preserve"> </w:t>
     </w:r>
     <w:r>
       <w:rPr>
@@ -1896,24 +2126,18 @@
 </file>
 
 <file path=word/footnotes.xml><?xml version="1.0" encoding="utf-8"?>
-<w:footnotes xmlns:wpc="http://schemas.microsoft.com/office/word/2010/wordprocessingCanvas" xmlns:cx="http://schemas.microsoft.com/office/drawing/2014/chartex" xmlns:cx1="http://schemas.microsoft.com/office/drawing/2015/9/8/chartex" xmlns:cx2="http://schemas.microsoft.com/office/drawing/2015/10/21/chartex" xmlns:cx3="http://schemas.microsoft.com/office/drawing/2016/5/9/chartex" xmlns:cx4="http://schemas.microsoft.com/office/drawing/2016/5/10/chartex" xmlns:cx5="http://schemas.microsoft.com/office/drawing/2016/5/11/chartex" xmlns:cx6="http://schemas.microsoft.com/office/drawing/2016/5/12/chartex" xmlns:cx7="http://schemas.microsoft.com/office/drawing/2016/5/13/chartex" xmlns:cx8="http://schemas.microsoft.com/office/drawing/2016/5/14/chartex" xmlns:mc="http://schemas.openxmlformats.org/markup-compatibility/2006" xmlns:m="http://schemas.openxmlformats.org/officeDocument/2006/math" xmlns:aink="http://schemas.microsoft.com/office/drawing/2016/ink" xmlns:am3d="http://schemas.microsoft.com/office/drawing/2017/model3d" xmlns:oel="http://schemas.microsoft.com/office/2019/extlst" xmlns:r="http://schemas.openxmlformats.org/officeDocument/2006/relationships" xmlns:wp14="http://schemas.microsoft.com/office/word/2010/wordprocessingDrawing" xmlns:wp="http://schemas.openxmlformats.org/drawingml/2006/wordprocessingDrawing" xmlns:wpg="http://schemas.microsoft.com/office/word/2010/wordprocessingGroup" xmlns:wpi="http://schemas.microsoft.com/office/word/2010/wordprocessingInk" xmlns:wps="http://schemas.microsoft.com/office/word/2010/wordprocessingShape" xmlns:o="urn:schemas-microsoft-com:office:office" xmlns:v="urn:schemas-microsoft-com:vml" xmlns:w10="urn:schemas-microsoft-com:office:word" xmlns:w="http://schemas.openxmlformats.org/wordprocessingml/2006/main" xmlns:w14="http://schemas.microsoft.com/office/word/2010/wordml" xmlns:w15="http://schemas.microsoft.com/office/word/2012/wordml" xmlns:w16cei="http://schemas.microsoft.com/office/word/2026/wordml/cei" xmlns:w16cex="http://schemas.microsoft.com/office/word/2018/wordml/cex" xmlns:w16cid="http://schemas.microsoft.com/office/word/2016/wordml/cid" xmlns:w16="http://schemas.microsoft.com/office/word/2018/wordml" xmlns:w16sdtdh="http://schemas.microsoft.com/office/word/2020/wordml/sdtdatahash" xmlns:w16sdtfl="http://schemas.microsoft.com/office/word/2024/wordml/sdtformatlock" xmlns:w16se="http://schemas.microsoft.com/office/word/2015/wordml/symex" xmlns:w16du="http://schemas.microsoft.com/office/word/2023/wordml/word16du" xmlns:wne="http://schemas.microsoft.com/office/word/2006/wordml" mc:Ignorable="w14 w15 w16se w16cid w16 w16cex w16sdtdh w16sdtfl w16du wp14">
+<w:footnotes xmlns:w="http://schemas.openxmlformats.org/wordprocessingml/2006/main" xmlns:m="http://schemas.openxmlformats.org/officeDocument/2006/math" xmlns:r="http://schemas.openxmlformats.org/officeDocument/2006/relationships" xmlns:o="urn:schemas-microsoft-com:office:office" xmlns:v="urn:schemas-microsoft-com:vml" xmlns:w10="urn:schemas-microsoft-com:office:word" xmlns:a="http://schemas.openxmlformats.org/drawingml/2006/main" xmlns:pic="http://schemas.openxmlformats.org/drawingml/2006/picture" xmlns:wp="http://schemas.openxmlformats.org/drawingml/2006/wordprocessingDrawing">
+  <w:footnote w:type="continuationSeparator" w:id="0">
+    <w:p>
+      <w:r>
+        <w:continuationSeparator/>
+      </w:r>
+    </w:p>
+  </w:footnote>
   <w:footnote w:type="separator" w:id="-1">
     <w:p>
-      <w:pPr>
-        <w:spacing w:after="0"/>
-      </w:pPr>
       <w:r>
         <w:separator/>
-      </w:r>
-    </w:p>
-  </w:footnote>
-  <w:footnote w:type="continuationSeparator" w:id="0">
-    <w:p>
-      <w:pPr>
-        <w:spacing w:after="0"/>
-      </w:pPr>
-      <w:r>
-        <w:continuationSeparator/>
       </w:r>
     </w:p>
   </w:footnote>
@@ -1921,7 +2145,7 @@
 </file>
 
 <file path=word/header1.xml><?xml version="1.0" encoding="utf-8"?>
-<w:hdr xmlns:wpc="http://schemas.microsoft.com/office/word/2010/wordprocessingCanvas" xmlns:cx="http://schemas.microsoft.com/office/drawing/2014/chartex" xmlns:cx1="http://schemas.microsoft.com/office/drawing/2015/9/8/chartex" xmlns:cx2="http://schemas.microsoft.com/office/drawing/2015/10/21/chartex" xmlns:cx3="http://schemas.microsoft.com/office/drawing/2016/5/9/chartex" xmlns:cx4="http://schemas.microsoft.com/office/drawing/2016/5/10/chartex" xmlns:cx5="http://schemas.microsoft.com/office/drawing/2016/5/11/chartex" xmlns:cx6="http://schemas.microsoft.com/office/drawing/2016/5/12/chartex" xmlns:cx7="http://schemas.microsoft.com/office/drawing/2016/5/13/chartex" xmlns:cx8="http://schemas.microsoft.com/office/drawing/2016/5/14/chartex" xmlns:mc="http://schemas.openxmlformats.org/markup-compatibility/2006" xmlns:m="http://schemas.openxmlformats.org/officeDocument/2006/math" xmlns:aink="http://schemas.microsoft.com/office/drawing/2016/ink" xmlns:am3d="http://schemas.microsoft.com/office/drawing/2017/model3d" xmlns:oel="http://schemas.microsoft.com/office/2019/extlst" xmlns:r="http://schemas.openxmlformats.org/officeDocument/2006/relationships" xmlns:wp14="http://schemas.microsoft.com/office/word/2010/wordprocessingDrawing" xmlns:wp="http://schemas.openxmlformats.org/drawingml/2006/wordprocessingDrawing" xmlns:wpg="http://schemas.microsoft.com/office/word/2010/wordprocessingGroup" xmlns:wpi="http://schemas.microsoft.com/office/word/2010/wordprocessingInk" xmlns:wps="http://schemas.microsoft.com/office/word/2010/wordprocessingShape" xmlns:o="urn:schemas-microsoft-com:office:office" xmlns:v="urn:schemas-microsoft-com:vml" xmlns:w10="urn:schemas-microsoft-com:office:word" xmlns:w="http://schemas.openxmlformats.org/wordprocessingml/2006/main" xmlns:w14="http://schemas.microsoft.com/office/word/2010/wordml" xmlns:w15="http://schemas.microsoft.com/office/word/2012/wordml" xmlns:w16cei="http://schemas.microsoft.com/office/word/2026/wordml/cei" xmlns:w16cex="http://schemas.microsoft.com/office/word/2018/wordml/cex" xmlns:w16cid="http://schemas.microsoft.com/office/word/2016/wordml/cid" xmlns:w16="http://schemas.microsoft.com/office/word/2018/wordml" xmlns:w16sdtdh="http://schemas.microsoft.com/office/word/2020/wordml/sdtdatahash" xmlns:w16sdtfl="http://schemas.microsoft.com/office/word/2024/wordml/sdtformatlock" xmlns:w16se="http://schemas.microsoft.com/office/word/2015/wordml/symex" xmlns:w16du="http://schemas.microsoft.com/office/word/2023/wordml/word16du" xmlns:wne="http://schemas.microsoft.com/office/word/2006/wordml" mc:Ignorable="w14 w15 w16se w16cid w16 w16cex w16sdtdh w16sdtfl w16du wp14">
+<w:hdr xmlns:wpc="http://schemas.microsoft.com/office/word/2010/wordprocessingCanvas" xmlns:cx="http://schemas.microsoft.com/office/drawing/2014/chartex" xmlns:cx1="http://schemas.microsoft.com/office/drawing/2015/9/8/chartex" xmlns:cx2="http://schemas.microsoft.com/office/drawing/2015/10/21/chartex" xmlns:cx3="http://schemas.microsoft.com/office/drawing/2016/5/9/chartex" xmlns:cx4="http://schemas.microsoft.com/office/drawing/2016/5/10/chartex" xmlns:cx5="http://schemas.microsoft.com/office/drawing/2016/5/11/chartex" xmlns:cx6="http://schemas.microsoft.com/office/drawing/2016/5/12/chartex" xmlns:cx7="http://schemas.microsoft.com/office/drawing/2016/5/13/chartex" xmlns:cx8="http://schemas.microsoft.com/office/drawing/2016/5/14/chartex" xmlns:mc="http://schemas.openxmlformats.org/markup-compatibility/2006" xmlns:m="http://schemas.openxmlformats.org/officeDocument/2006/math" xmlns:aink="http://schemas.microsoft.com/office/drawing/2016/ink" xmlns:am3d="http://schemas.microsoft.com/office/drawing/2017/model3d" xmlns:oel="http://schemas.microsoft.com/office/2019/extlst" xmlns:r="http://schemas.openxmlformats.org/officeDocument/2006/relationships" xmlns:wp14="http://schemas.microsoft.com/office/word/2010/wordprocessingDrawing" xmlns:wp="http://schemas.openxmlformats.org/drawingml/2006/wordprocessingDrawing" xmlns:wpg="http://schemas.microsoft.com/office/word/2010/wordprocessingGroup" xmlns:wpi="http://schemas.microsoft.com/office/word/2010/wordprocessingInk" xmlns:wps="http://schemas.microsoft.com/office/word/2010/wordprocessingShape" xmlns:o="urn:schemas-microsoft-com:office:office" xmlns:v="urn:schemas-microsoft-com:vml" xmlns:w10="urn:schemas-microsoft-com:office:word" xmlns:w="http://schemas.openxmlformats.org/wordprocessingml/2006/main" xmlns:w14="http://schemas.microsoft.com/office/word/2010/wordml" xmlns:w15="http://schemas.microsoft.com/office/word/2012/wordml" xmlns:w16cex="http://schemas.microsoft.com/office/word/2018/wordml/cex" xmlns:w16cid="http://schemas.microsoft.com/office/word/2016/wordml/cid" xmlns:w16="http://schemas.microsoft.com/office/word/2018/wordml" xmlns:w16sdtdh="http://schemas.microsoft.com/office/word/2020/wordml/sdtdatahash" xmlns:w16sdtfl="http://schemas.microsoft.com/office/word/2024/wordml/sdtformatlock" xmlns:w16se="http://schemas.microsoft.com/office/word/2015/wordml/symex" xmlns:w16du="http://schemas.microsoft.com/office/word/2023/wordml/word16du" xmlns:wne="http://schemas.microsoft.com/office/word/2006/wordml" mc:Ignorable="w14 w15 w16se w16cid w16 w16cex w16sdtdh w16sdtfl w16du wp14">
   <w:p>
     <w:pPr>
       <w:pBdr>
@@ -1937,7 +2161,19 @@
         <w:sz w:val="18"/>
         <w:szCs w:val="18"/>
       </w:rPr>
-      <w:t xml:space="preserve">ENYRGY | Facility Overview v2.1  </w:t>
+      <w:t xml:space="preserve">ENYRGY | Facility Overview </w:t>
+    </w:r>
+    <w:proofErr w:type="gramStart"/>
+    <w:r>
+      <w:rPr>
+        <w:rFonts w:ascii="Montserrat" w:eastAsia="Montserrat" w:hAnsi="Montserrat" w:cs="Montserrat"/>
+        <w:b/>
+        <w:bCs/>
+        <w:color w:val="E64C38"/>
+        <w:sz w:val="18"/>
+        <w:szCs w:val="18"/>
+      </w:rPr>
+      <w:t xml:space="preserve">v2.2  </w:t>
     </w:r>
     <w:r>
       <w:rPr>
@@ -1948,13 +2184,14 @@
       </w:rPr>
       <w:t>CONFIDENTIAL</w:t>
     </w:r>
+    <w:proofErr w:type="gramEnd"/>
   </w:p>
 </w:hdr>
 </file>
 
 <file path=word/numbering.xml><?xml version="1.0" encoding="utf-8"?>
-<w:numbering xmlns:wpc="http://schemas.microsoft.com/office/word/2010/wordprocessingCanvas" xmlns:cx="http://schemas.microsoft.com/office/drawing/2014/chartex" xmlns:cx1="http://schemas.microsoft.com/office/drawing/2015/9/8/chartex" xmlns:cx2="http://schemas.microsoft.com/office/drawing/2015/10/21/chartex" xmlns:cx3="http://schemas.microsoft.com/office/drawing/2016/5/9/chartex" xmlns:cx4="http://schemas.microsoft.com/office/drawing/2016/5/10/chartex" xmlns:cx5="http://schemas.microsoft.com/office/drawing/2016/5/11/chartex" xmlns:cx6="http://schemas.microsoft.com/office/drawing/2016/5/12/chartex" xmlns:cx7="http://schemas.microsoft.com/office/drawing/2016/5/13/chartex" xmlns:cx8="http://schemas.microsoft.com/office/drawing/2016/5/14/chartex" xmlns:mc="http://schemas.openxmlformats.org/markup-compatibility/2006" xmlns:m="http://schemas.openxmlformats.org/officeDocument/2006/math" xmlns:aink="http://schemas.microsoft.com/office/drawing/2016/ink" xmlns:am3d="http://schemas.microsoft.com/office/drawing/2017/model3d" xmlns:oel="http://schemas.microsoft.com/office/2019/extlst" xmlns:r="http://schemas.openxmlformats.org/officeDocument/2006/relationships" xmlns:wp14="http://schemas.microsoft.com/office/word/2010/wordprocessingDrawing" xmlns:wp="http://schemas.openxmlformats.org/drawingml/2006/wordprocessingDrawing" xmlns:wpg="http://schemas.microsoft.com/office/word/2010/wordprocessingGroup" xmlns:wpi="http://schemas.microsoft.com/office/word/2010/wordprocessingInk" xmlns:wps="http://schemas.microsoft.com/office/word/2010/wordprocessingShape" xmlns:o="urn:schemas-microsoft-com:office:office" xmlns:v="urn:schemas-microsoft-com:vml" xmlns:w10="urn:schemas-microsoft-com:office:word" xmlns:w="http://schemas.openxmlformats.org/wordprocessingml/2006/main" xmlns:w14="http://schemas.microsoft.com/office/word/2010/wordml" xmlns:w15="http://schemas.microsoft.com/office/word/2012/wordml" xmlns:w16cei="http://schemas.microsoft.com/office/word/2026/wordml/cei" xmlns:w16cex="http://schemas.microsoft.com/office/word/2018/wordml/cex" xmlns:w16cid="http://schemas.microsoft.com/office/word/2016/wordml/cid" xmlns:w16="http://schemas.microsoft.com/office/word/2018/wordml" xmlns:w16sdtdh="http://schemas.microsoft.com/office/word/2020/wordml/sdtdatahash" xmlns:w16sdtfl="http://schemas.microsoft.com/office/word/2024/wordml/sdtformatlock" xmlns:w16se="http://schemas.microsoft.com/office/word/2015/wordml/symex" xmlns:w16du="http://schemas.microsoft.com/office/word/2023/wordml/word16du" xmlns:wne="http://schemas.microsoft.com/office/word/2006/wordml" mc:Ignorable="w14 w15 w16se w16cid w16 w16cex w16sdtdh w16sdtfl w16du wp14">
-  <w:abstractNum w:abstractNumId="0" w15:restartNumberingAfterBreak="0">
+<w:numbering xmlns:aink="http://schemas.microsoft.com/office/drawing/2016/ink" xmlns:am3d="http://schemas.microsoft.com/office/drawing/2017/model3d" xmlns:cx="http://schemas.microsoft.com/office/drawing/2014/chartex" xmlns:cx1="http://schemas.microsoft.com/office/drawing/2015/9/8/chartex" xmlns:cx2="http://schemas.microsoft.com/office/drawing/2015/10/21/chartex" xmlns:cx3="http://schemas.microsoft.com/office/drawing/2016/5/9/chartex" xmlns:cx4="http://schemas.microsoft.com/office/drawing/2016/5/10/chartex" xmlns:cx5="http://schemas.microsoft.com/office/drawing/2016/5/11/chartex" xmlns:cx6="http://schemas.microsoft.com/office/drawing/2016/5/12/chartex" xmlns:cx7="http://schemas.microsoft.com/office/drawing/2016/5/13/chartex" xmlns:cx8="http://schemas.microsoft.com/office/drawing/2016/5/14/chartex" xmlns:m="http://schemas.openxmlformats.org/officeDocument/2006/math" xmlns:mc="http://schemas.openxmlformats.org/markup-compatibility/2006" xmlns:o="urn:schemas-microsoft-com:office:office" xmlns:oel="http://schemas.microsoft.com/office/2019/extlst" xmlns:r="http://schemas.openxmlformats.org/officeDocument/2006/relationships" xmlns:v="urn:schemas-microsoft-com:vml" xmlns:w="http://schemas.openxmlformats.org/wordprocessingml/2006/main" xmlns:w10="urn:schemas-microsoft-com:office:word" xmlns:w14="http://schemas.microsoft.com/office/word/2010/wordml" xmlns:w15="http://schemas.microsoft.com/office/word/2012/wordml" xmlns:w16="http://schemas.microsoft.com/office/word/2018/wordml" xmlns:w16cex="http://schemas.microsoft.com/office/word/2018/wordml/cex" xmlns:w16cid="http://schemas.microsoft.com/office/word/2016/wordml/cid" xmlns:w16du="http://schemas.microsoft.com/office/word/2023/wordml/word16du" xmlns:w16sdtdh="http://schemas.microsoft.com/office/word/2020/wordml/sdtdatahash" xmlns:w16sdtfl="http://schemas.microsoft.com/office/word/2024/wordml/sdtformatlock" xmlns:w16se="http://schemas.microsoft.com/office/word/2015/wordml/symex" xmlns:wne="http://schemas.microsoft.com/office/word/2006/wordml" xmlns:wp="http://schemas.openxmlformats.org/drawingml/2006/wordprocessingDrawing" xmlns:wp14="http://schemas.microsoft.com/office/word/2010/wordprocessingDrawing" xmlns:wpc="http://schemas.microsoft.com/office/word/2010/wordprocessingCanvas" xmlns:wpg="http://schemas.microsoft.com/office/word/2010/wordprocessingGroup" xmlns:wpi="http://schemas.microsoft.com/office/word/2010/wordprocessingInk" xmlns:wps="http://schemas.microsoft.com/office/word/2010/wordprocessingShape" mc:Ignorable="w14 w15 w16se w16cid w16 w16cex w16sdtdh w16sdtfl w16du wp14">
+  <w:abstractNum w15:restartNumberingAfterBreak="0" w:abstractNumId="0">
     <w:nsid w:val="EA454B4C"/>
     <w:multiLevelType w:val="multilevel"/>
     <w:tmpl w:val="BDE24088"/>
@@ -1964,9 +2201,9 @@
       <w:lvlJc w:val="left"/>
       <w:pPr>
         <w:tabs>
-          <w:tab w:val="num" w:pos="0"/>
+          <w:tab w:pos="0" w:val="num"/>
         </w:tabs>
-        <w:ind w:left="480" w:hanging="480"/>
+        <w:ind w:hanging="480" w:left="480"/>
       </w:pPr>
     </w:lvl>
     <w:lvl w:ilvl="1">
@@ -1975,9 +2212,9 @@
       <w:lvlJc w:val="left"/>
       <w:pPr>
         <w:tabs>
-          <w:tab w:val="num" w:pos="720"/>
+          <w:tab w:pos="720" w:val="num"/>
         </w:tabs>
-        <w:ind w:left="1200" w:hanging="480"/>
+        <w:ind w:hanging="480" w:left="1200"/>
       </w:pPr>
     </w:lvl>
     <w:lvl w:ilvl="2">
@@ -1986,9 +2223,9 @@
       <w:lvlJc w:val="left"/>
       <w:pPr>
         <w:tabs>
-          <w:tab w:val="num" w:pos="1440"/>
+          <w:tab w:pos="1440" w:val="num"/>
         </w:tabs>
-        <w:ind w:left="1920" w:hanging="480"/>
+        <w:ind w:hanging="480" w:left="1920"/>
       </w:pPr>
     </w:lvl>
     <w:lvl w:ilvl="3">
@@ -1997,9 +2234,9 @@
       <w:lvlJc w:val="left"/>
       <w:pPr>
         <w:tabs>
-          <w:tab w:val="num" w:pos="2160"/>
+          <w:tab w:pos="2160" w:val="num"/>
         </w:tabs>
-        <w:ind w:left="2640" w:hanging="480"/>
+        <w:ind w:hanging="480" w:left="2640"/>
       </w:pPr>
     </w:lvl>
     <w:lvl w:ilvl="4">
@@ -2008,9 +2245,9 @@
       <w:lvlJc w:val="left"/>
       <w:pPr>
         <w:tabs>
-          <w:tab w:val="num" w:pos="2880"/>
+          <w:tab w:pos="2880" w:val="num"/>
         </w:tabs>
-        <w:ind w:left="3360" w:hanging="480"/>
+        <w:ind w:hanging="480" w:left="3360"/>
       </w:pPr>
     </w:lvl>
     <w:lvl w:ilvl="5">
@@ -2019,9 +2256,9 @@
       <w:lvlJc w:val="left"/>
       <w:pPr>
         <w:tabs>
-          <w:tab w:val="num" w:pos="3600"/>
+          <w:tab w:pos="3600" w:val="num"/>
         </w:tabs>
-        <w:ind w:left="4080" w:hanging="480"/>
+        <w:ind w:hanging="480" w:left="4080"/>
       </w:pPr>
     </w:lvl>
     <w:lvl w:ilvl="6">
@@ -2030,9 +2267,9 @@
       <w:lvlJc w:val="left"/>
       <w:pPr>
         <w:tabs>
-          <w:tab w:val="num" w:pos="4320"/>
+          <w:tab w:pos="4320" w:val="num"/>
         </w:tabs>
-        <w:ind w:left="4800" w:hanging="480"/>
+        <w:ind w:hanging="480" w:left="4800"/>
       </w:pPr>
     </w:lvl>
     <w:lvl w:ilvl="7">
@@ -2041,9 +2278,9 @@
       <w:lvlJc w:val="left"/>
       <w:pPr>
         <w:tabs>
-          <w:tab w:val="num" w:pos="5040"/>
+          <w:tab w:pos="5040" w:val="num"/>
         </w:tabs>
-        <w:ind w:left="5520" w:hanging="480"/>
+        <w:ind w:hanging="480" w:left="5520"/>
       </w:pPr>
     </w:lvl>
     <w:lvl w:ilvl="8">
@@ -2052,194 +2289,13 @@
       <w:lvlJc w:val="left"/>
       <w:pPr>
         <w:tabs>
-          <w:tab w:val="num" w:pos="5760"/>
+          <w:tab w:pos="5760" w:val="num"/>
         </w:tabs>
-        <w:ind w:left="6240" w:hanging="480"/>
+        <w:ind w:hanging="480" w:left="6240"/>
       </w:pPr>
     </w:lvl>
   </w:abstractNum>
-  <w:abstractNum w:abstractNumId="1" w15:restartNumberingAfterBreak="0">
-    <w:nsid w:val="0000A990"/>
-    <w:multiLevelType w:val="multilevel"/>
-    <w:tmpl w:val="06648196"/>
-    <w:lvl w:ilvl="0">
-      <w:numFmt w:val="bullet"/>
-      <w:lvlText w:val=" "/>
-      <w:lvlJc w:val="left"/>
-      <w:pPr>
-        <w:ind w:left="720" w:hanging="360"/>
-      </w:pPr>
-    </w:lvl>
-    <w:lvl w:ilvl="1">
-      <w:numFmt w:val="bullet"/>
-      <w:lvlText w:val=" "/>
-      <w:lvlJc w:val="left"/>
-      <w:pPr>
-        <w:ind w:left="1440" w:hanging="360"/>
-      </w:pPr>
-    </w:lvl>
-    <w:lvl w:ilvl="2">
-      <w:numFmt w:val="bullet"/>
-      <w:lvlText w:val=" "/>
-      <w:lvlJc w:val="left"/>
-      <w:pPr>
-        <w:ind w:left="2160" w:hanging="360"/>
-      </w:pPr>
-    </w:lvl>
-    <w:lvl w:ilvl="3">
-      <w:numFmt w:val="bullet"/>
-      <w:lvlText w:val=" "/>
-      <w:lvlJc w:val="left"/>
-      <w:pPr>
-        <w:ind w:left="2880" w:hanging="360"/>
-      </w:pPr>
-    </w:lvl>
-    <w:lvl w:ilvl="4">
-      <w:numFmt w:val="bullet"/>
-      <w:lvlText w:val=" "/>
-      <w:lvlJc w:val="left"/>
-      <w:pPr>
-        <w:ind w:left="3600" w:hanging="360"/>
-      </w:pPr>
-    </w:lvl>
-    <w:lvl w:ilvl="5">
-      <w:numFmt w:val="bullet"/>
-      <w:lvlText w:val=" "/>
-      <w:lvlJc w:val="left"/>
-      <w:pPr>
-        <w:ind w:left="4320" w:hanging="360"/>
-      </w:pPr>
-    </w:lvl>
-    <w:lvl w:ilvl="6">
-      <w:numFmt w:val="bullet"/>
-      <w:lvlText w:val=" "/>
-      <w:lvlJc w:val="left"/>
-      <w:pPr>
-        <w:ind w:left="5040" w:hanging="360"/>
-      </w:pPr>
-    </w:lvl>
-    <w:lvl w:ilvl="7">
-      <w:numFmt w:val="bullet"/>
-      <w:lvlText w:val=" "/>
-      <w:lvlJc w:val="left"/>
-      <w:pPr>
-        <w:ind w:left="5760" w:hanging="360"/>
-      </w:pPr>
-    </w:lvl>
-    <w:lvl w:ilvl="8">
-      <w:numFmt w:val="bullet"/>
-      <w:lvlText w:val=" "/>
-      <w:lvlJc w:val="left"/>
-      <w:pPr>
-        <w:ind w:left="6480" w:hanging="360"/>
-      </w:pPr>
-    </w:lvl>
-  </w:abstractNum>
-  <w:abstractNum w:abstractNumId="2" w15:restartNumberingAfterBreak="0">
-    <w:nsid w:val="0000A991"/>
-    <w:multiLevelType w:val="multilevel"/>
-    <w:tmpl w:val="8F66B48A"/>
-    <w:lvl w:ilvl="0">
-      <w:numFmt w:val="bullet"/>
-      <w:lvlText w:val=""/>
-      <w:lvlJc w:val="left"/>
-      <w:pPr>
-        <w:ind w:left="720" w:hanging="360"/>
-      </w:pPr>
-      <w:rPr>
-        <w:rFonts w:ascii="Symbol" w:hAnsi="Symbol" w:cs="Symbol" w:hint="default"/>
-      </w:rPr>
-    </w:lvl>
-    <w:lvl w:ilvl="1">
-      <w:numFmt w:val="bullet"/>
-      <w:lvlText w:val="o"/>
-      <w:lvlJc w:val="left"/>
-      <w:pPr>
-        <w:ind w:left="1440" w:hanging="360"/>
-      </w:pPr>
-      <w:rPr>
-        <w:rFonts w:ascii="Courier New" w:hAnsi="Courier New" w:cs="Courier New" w:hint="default"/>
-      </w:rPr>
-    </w:lvl>
-    <w:lvl w:ilvl="2">
-      <w:numFmt w:val="bullet"/>
-      <w:lvlText w:val=""/>
-      <w:lvlJc w:val="left"/>
-      <w:pPr>
-        <w:ind w:left="2160" w:hanging="360"/>
-      </w:pPr>
-      <w:rPr>
-        <w:rFonts w:ascii="Wingdings" w:hAnsi="Wingdings" w:cs="Wingdings" w:hint="default"/>
-      </w:rPr>
-    </w:lvl>
-    <w:lvl w:ilvl="3">
-      <w:numFmt w:val="bullet"/>
-      <w:lvlText w:val=""/>
-      <w:lvlJc w:val="left"/>
-      <w:pPr>
-        <w:ind w:left="2880" w:hanging="360"/>
-      </w:pPr>
-      <w:rPr>
-        <w:rFonts w:ascii="Symbol" w:hAnsi="Symbol" w:cs="Symbol" w:hint="default"/>
-      </w:rPr>
-    </w:lvl>
-    <w:lvl w:ilvl="4">
-      <w:numFmt w:val="bullet"/>
-      <w:lvlText w:val="o"/>
-      <w:lvlJc w:val="left"/>
-      <w:pPr>
-        <w:ind w:left="3600" w:hanging="360"/>
-      </w:pPr>
-      <w:rPr>
-        <w:rFonts w:ascii="Courier New" w:hAnsi="Courier New" w:cs="Courier New" w:hint="default"/>
-      </w:rPr>
-    </w:lvl>
-    <w:lvl w:ilvl="5">
-      <w:numFmt w:val="bullet"/>
-      <w:lvlText w:val=""/>
-      <w:lvlJc w:val="left"/>
-      <w:pPr>
-        <w:ind w:left="4320" w:hanging="360"/>
-      </w:pPr>
-      <w:rPr>
-        <w:rFonts w:ascii="Wingdings" w:hAnsi="Wingdings" w:cs="Wingdings" w:hint="default"/>
-      </w:rPr>
-    </w:lvl>
-    <w:lvl w:ilvl="6">
-      <w:numFmt w:val="bullet"/>
-      <w:lvlText w:val=""/>
-      <w:lvlJc w:val="left"/>
-      <w:pPr>
-        <w:ind w:left="5040" w:hanging="360"/>
-      </w:pPr>
-      <w:rPr>
-        <w:rFonts w:ascii="Symbol" w:hAnsi="Symbol" w:cs="Symbol" w:hint="default"/>
-      </w:rPr>
-    </w:lvl>
-    <w:lvl w:ilvl="7">
-      <w:numFmt w:val="bullet"/>
-      <w:lvlText w:val="o"/>
-      <w:lvlJc w:val="left"/>
-      <w:pPr>
-        <w:ind w:left="5760" w:hanging="360"/>
-      </w:pPr>
-      <w:rPr>
-        <w:rFonts w:ascii="Courier New" w:hAnsi="Courier New" w:cs="Courier New" w:hint="default"/>
-      </w:rPr>
-    </w:lvl>
-    <w:lvl w:ilvl="8">
-      <w:numFmt w:val="bullet"/>
-      <w:lvlText w:val=""/>
-      <w:lvlJc w:val="left"/>
-      <w:pPr>
-        <w:ind w:left="6480" w:hanging="360"/>
-      </w:pPr>
-      <w:rPr>
-        <w:rFonts w:ascii="Wingdings" w:hAnsi="Wingdings" w:cs="Wingdings" w:hint="default"/>
-      </w:rPr>
-    </w:lvl>
-  </w:abstractNum>
-  <w:abstractNum w:abstractNumId="3" w15:restartNumberingAfterBreak="0">
+  <w:abstractNum w15:restartNumberingAfterBreak="0" w:abstractNumId="1">
     <w:nsid w:val="2C1AE401"/>
     <w:multiLevelType w:val="multilevel"/>
     <w:tmpl w:val="07FA7514"/>
@@ -2249,9 +2305,9 @@
       <w:lvlJc w:val="left"/>
       <w:pPr>
         <w:tabs>
-          <w:tab w:val="num" w:pos="0"/>
+          <w:tab w:pos="0" w:val="num"/>
         </w:tabs>
-        <w:ind w:left="480" w:hanging="480"/>
+        <w:ind w:hanging="480" w:left="480"/>
       </w:pPr>
     </w:lvl>
     <w:lvl w:ilvl="1">
@@ -2260,9 +2316,9 @@
       <w:lvlJc w:val="left"/>
       <w:pPr>
         <w:tabs>
-          <w:tab w:val="num" w:pos="720"/>
+          <w:tab w:pos="720" w:val="num"/>
         </w:tabs>
-        <w:ind w:left="1200" w:hanging="480"/>
+        <w:ind w:hanging="480" w:left="1200"/>
       </w:pPr>
     </w:lvl>
     <w:lvl w:ilvl="2">
@@ -2271,9 +2327,9 @@
       <w:lvlJc w:val="left"/>
       <w:pPr>
         <w:tabs>
-          <w:tab w:val="num" w:pos="1440"/>
+          <w:tab w:pos="1440" w:val="num"/>
         </w:tabs>
-        <w:ind w:left="1920" w:hanging="480"/>
+        <w:ind w:hanging="480" w:left="1920"/>
       </w:pPr>
     </w:lvl>
     <w:lvl w:ilvl="3">
@@ -2282,9 +2338,9 @@
       <w:lvlJc w:val="left"/>
       <w:pPr>
         <w:tabs>
-          <w:tab w:val="num" w:pos="2160"/>
+          <w:tab w:pos="2160" w:val="num"/>
         </w:tabs>
-        <w:ind w:left="2640" w:hanging="480"/>
+        <w:ind w:hanging="480" w:left="2640"/>
       </w:pPr>
     </w:lvl>
     <w:lvl w:ilvl="4">
@@ -2293,9 +2349,9 @@
       <w:lvlJc w:val="left"/>
       <w:pPr>
         <w:tabs>
-          <w:tab w:val="num" w:pos="2880"/>
+          <w:tab w:pos="2880" w:val="num"/>
         </w:tabs>
-        <w:ind w:left="3360" w:hanging="480"/>
+        <w:ind w:hanging="480" w:left="3360"/>
       </w:pPr>
     </w:lvl>
     <w:lvl w:ilvl="5">
@@ -2304,9 +2360,9 @@
       <w:lvlJc w:val="left"/>
       <w:pPr>
         <w:tabs>
-          <w:tab w:val="num" w:pos="3600"/>
+          <w:tab w:pos="3600" w:val="num"/>
         </w:tabs>
-        <w:ind w:left="4080" w:hanging="480"/>
+        <w:ind w:hanging="480" w:left="4080"/>
       </w:pPr>
     </w:lvl>
     <w:lvl w:ilvl="6">
@@ -2315,9 +2371,9 @@
       <w:lvlJc w:val="left"/>
       <w:pPr>
         <w:tabs>
-          <w:tab w:val="num" w:pos="4320"/>
+          <w:tab w:pos="4320" w:val="num"/>
         </w:tabs>
-        <w:ind w:left="4800" w:hanging="480"/>
+        <w:ind w:hanging="480" w:left="4800"/>
       </w:pPr>
     </w:lvl>
     <w:lvl w:ilvl="7">
@@ -2326,9 +2382,9 @@
       <w:lvlJc w:val="left"/>
       <w:pPr>
         <w:tabs>
-          <w:tab w:val="num" w:pos="5040"/>
+          <w:tab w:pos="5040" w:val="num"/>
         </w:tabs>
-        <w:ind w:left="5520" w:hanging="480"/>
+        <w:ind w:hanging="480" w:left="5520"/>
       </w:pPr>
     </w:lvl>
     <w:lvl w:ilvl="8">
@@ -2337,13 +2393,13 @@
       <w:lvlJc w:val="left"/>
       <w:pPr>
         <w:tabs>
-          <w:tab w:val="num" w:pos="5760"/>
+          <w:tab w:pos="5760" w:val="num"/>
         </w:tabs>
-        <w:ind w:left="6240" w:hanging="480"/>
+        <w:ind w:hanging="480" w:left="6240"/>
       </w:pPr>
     </w:lvl>
   </w:abstractNum>
-  <w:abstractNum w:abstractNumId="4" w15:restartNumberingAfterBreak="0">
+  <w:abstractNum w15:restartNumberingAfterBreak="0" w:abstractNumId="2">
     <w:nsid w:val="47261BAD"/>
     <w:multiLevelType w:val="multilevel"/>
     <w:tmpl w:val="8ECE1826"/>
@@ -2354,9 +2410,9 @@
       <w:lvlJc w:val="left"/>
       <w:pPr>
         <w:tabs>
-          <w:tab w:val="num" w:pos="0"/>
+          <w:tab w:pos="0" w:val="num"/>
         </w:tabs>
-        <w:ind w:left="480" w:hanging="480"/>
+        <w:ind w:hanging="480" w:left="480"/>
       </w:pPr>
     </w:lvl>
     <w:lvl w:ilvl="1">
@@ -2366,9 +2422,9 @@
       <w:lvlJc w:val="left"/>
       <w:pPr>
         <w:tabs>
-          <w:tab w:val="num" w:pos="720"/>
+          <w:tab w:pos="720" w:val="num"/>
         </w:tabs>
-        <w:ind w:left="1200" w:hanging="480"/>
+        <w:ind w:hanging="480" w:left="1200"/>
       </w:pPr>
     </w:lvl>
     <w:lvl w:ilvl="2">
@@ -2378,9 +2434,9 @@
       <w:lvlJc w:val="left"/>
       <w:pPr>
         <w:tabs>
-          <w:tab w:val="num" w:pos="1440"/>
+          <w:tab w:pos="1440" w:val="num"/>
         </w:tabs>
-        <w:ind w:left="1920" w:hanging="480"/>
+        <w:ind w:hanging="480" w:left="1920"/>
       </w:pPr>
     </w:lvl>
     <w:lvl w:ilvl="3">
@@ -2390,9 +2446,9 @@
       <w:lvlJc w:val="left"/>
       <w:pPr>
         <w:tabs>
-          <w:tab w:val="num" w:pos="2160"/>
+          <w:tab w:pos="2160" w:val="num"/>
         </w:tabs>
-        <w:ind w:left="2640" w:hanging="480"/>
+        <w:ind w:hanging="480" w:left="2640"/>
       </w:pPr>
     </w:lvl>
     <w:lvl w:ilvl="4">
@@ -2402,9 +2458,9 @@
       <w:lvlJc w:val="left"/>
       <w:pPr>
         <w:tabs>
-          <w:tab w:val="num" w:pos="2880"/>
+          <w:tab w:pos="2880" w:val="num"/>
         </w:tabs>
-        <w:ind w:left="3360" w:hanging="480"/>
+        <w:ind w:hanging="480" w:left="3360"/>
       </w:pPr>
     </w:lvl>
     <w:lvl w:ilvl="5">
@@ -2414,9 +2470,9 @@
       <w:lvlJc w:val="left"/>
       <w:pPr>
         <w:tabs>
-          <w:tab w:val="num" w:pos="3600"/>
+          <w:tab w:pos="3600" w:val="num"/>
         </w:tabs>
-        <w:ind w:left="4080" w:hanging="480"/>
+        <w:ind w:hanging="480" w:left="4080"/>
       </w:pPr>
     </w:lvl>
     <w:lvl w:ilvl="6">
@@ -2426,9 +2482,9 @@
       <w:lvlJc w:val="left"/>
       <w:pPr>
         <w:tabs>
-          <w:tab w:val="num" w:pos="4320"/>
+          <w:tab w:pos="4320" w:val="num"/>
         </w:tabs>
-        <w:ind w:left="4800" w:hanging="480"/>
+        <w:ind w:hanging="480" w:left="4800"/>
       </w:pPr>
     </w:lvl>
     <w:lvl w:ilvl="7">
@@ -2438,9 +2494,9 @@
       <w:lvlJc w:val="left"/>
       <w:pPr>
         <w:tabs>
-          <w:tab w:val="num" w:pos="5040"/>
+          <w:tab w:pos="5040" w:val="num"/>
         </w:tabs>
-        <w:ind w:left="5520" w:hanging="480"/>
+        <w:ind w:hanging="480" w:left="5520"/>
       </w:pPr>
     </w:lvl>
     <w:lvl w:ilvl="8">
@@ -2450,13 +2506,13 @@
       <w:lvlJc w:val="left"/>
       <w:pPr>
         <w:tabs>
-          <w:tab w:val="num" w:pos="5760"/>
+          <w:tab w:pos="5760" w:val="num"/>
         </w:tabs>
-        <w:ind w:left="6240" w:hanging="480"/>
+        <w:ind w:hanging="480" w:left="6240"/>
       </w:pPr>
     </w:lvl>
   </w:abstractNum>
-  <w:abstractNum w:abstractNumId="5" w15:restartNumberingAfterBreak="0">
+  <w:abstractNum w15:restartNumberingAfterBreak="0" w:abstractNumId="3">
     <w:nsid w:val="71315DCA"/>
     <w:multiLevelType w:val="multilevel"/>
     <w:tmpl w:val="8F1A713C"/>
@@ -2467,9 +2523,9 @@
       <w:lvlJc w:val="left"/>
       <w:pPr>
         <w:tabs>
-          <w:tab w:val="num" w:pos="0"/>
+          <w:tab w:pos="0" w:val="num"/>
         </w:tabs>
-        <w:ind w:left="480" w:hanging="480"/>
+        <w:ind w:hanging="480" w:left="480"/>
       </w:pPr>
     </w:lvl>
     <w:lvl w:ilvl="1">
@@ -2479,9 +2535,9 @@
       <w:lvlJc w:val="left"/>
       <w:pPr>
         <w:tabs>
-          <w:tab w:val="num" w:pos="720"/>
+          <w:tab w:pos="720" w:val="num"/>
         </w:tabs>
-        <w:ind w:left="1200" w:hanging="480"/>
+        <w:ind w:hanging="480" w:left="1200"/>
       </w:pPr>
     </w:lvl>
     <w:lvl w:ilvl="2">
@@ -2491,9 +2547,9 @@
       <w:lvlJc w:val="left"/>
       <w:pPr>
         <w:tabs>
-          <w:tab w:val="num" w:pos="1440"/>
+          <w:tab w:pos="1440" w:val="num"/>
         </w:tabs>
-        <w:ind w:left="1920" w:hanging="480"/>
+        <w:ind w:hanging="480" w:left="1920"/>
       </w:pPr>
     </w:lvl>
     <w:lvl w:ilvl="3">
@@ -2503,9 +2559,9 @@
       <w:lvlJc w:val="left"/>
       <w:pPr>
         <w:tabs>
-          <w:tab w:val="num" w:pos="2160"/>
+          <w:tab w:pos="2160" w:val="num"/>
         </w:tabs>
-        <w:ind w:left="2640" w:hanging="480"/>
+        <w:ind w:hanging="480" w:left="2640"/>
       </w:pPr>
     </w:lvl>
     <w:lvl w:ilvl="4">
@@ -2515,9 +2571,9 @@
       <w:lvlJc w:val="left"/>
       <w:pPr>
         <w:tabs>
-          <w:tab w:val="num" w:pos="2880"/>
+          <w:tab w:pos="2880" w:val="num"/>
         </w:tabs>
-        <w:ind w:left="3360" w:hanging="480"/>
+        <w:ind w:hanging="480" w:left="3360"/>
       </w:pPr>
     </w:lvl>
     <w:lvl w:ilvl="5">
@@ -2527,9 +2583,9 @@
       <w:lvlJc w:val="left"/>
       <w:pPr>
         <w:tabs>
-          <w:tab w:val="num" w:pos="3600"/>
+          <w:tab w:pos="3600" w:val="num"/>
         </w:tabs>
-        <w:ind w:left="4080" w:hanging="480"/>
+        <w:ind w:hanging="480" w:left="4080"/>
       </w:pPr>
     </w:lvl>
     <w:lvl w:ilvl="6">
@@ -2539,9 +2595,9 @@
       <w:lvlJc w:val="left"/>
       <w:pPr>
         <w:tabs>
-          <w:tab w:val="num" w:pos="4320"/>
+          <w:tab w:pos="4320" w:val="num"/>
         </w:tabs>
-        <w:ind w:left="4800" w:hanging="480"/>
+        <w:ind w:hanging="480" w:left="4800"/>
       </w:pPr>
     </w:lvl>
     <w:lvl w:ilvl="7">
@@ -2551,9 +2607,9 @@
       <w:lvlJc w:val="left"/>
       <w:pPr>
         <w:tabs>
-          <w:tab w:val="num" w:pos="5040"/>
+          <w:tab w:pos="5040" w:val="num"/>
         </w:tabs>
-        <w:ind w:left="5520" w:hanging="480"/>
+        <w:ind w:hanging="480" w:left="5520"/>
       </w:pPr>
     </w:lvl>
     <w:lvl w:ilvl="8">
@@ -2563,59 +2619,238 @@
       <w:lvlJc w:val="left"/>
       <w:pPr>
         <w:tabs>
-          <w:tab w:val="num" w:pos="5760"/>
+          <w:tab w:pos="5760" w:val="num"/>
         </w:tabs>
-        <w:ind w:left="6240" w:hanging="480"/>
+        <w:ind w:hanging="480" w:left="6240"/>
       </w:pPr>
     </w:lvl>
   </w:abstractNum>
-  <w:num w:numId="1" w16cid:durableId="666442937">
-    <w:abstractNumId w:val="3"/>
+  <w:abstractNum w:abstractNumId="990">
+    <w:nsid w:val="0000A990"/>
+    <w:multiLevelType w:val="multilevel"/>
+    <w:lvl w:ilvl="0">
+      <w:numFmt w:val="bullet"/>
+      <w:lvlText w:val=" "/>
+      <w:lvlJc w:val="left"/>
+      <w:pPr>
+        <w:ind w:left="720" w:hanging="360"/>
+      </w:pPr>
+    </w:lvl>
+    <w:lvl w:ilvl="1">
+      <w:numFmt w:val="bullet"/>
+      <w:lvlText w:val=" "/>
+      <w:lvlJc w:val="left"/>
+      <w:pPr>
+        <w:ind w:left="1440" w:hanging="360"/>
+      </w:pPr>
+    </w:lvl>
+    <w:lvl w:ilvl="2">
+      <w:numFmt w:val="bullet"/>
+      <w:lvlText w:val=" "/>
+      <w:lvlJc w:val="left"/>
+      <w:pPr>
+        <w:ind w:left="2160" w:hanging="360"/>
+      </w:pPr>
+    </w:lvl>
+    <w:lvl w:ilvl="3">
+      <w:numFmt w:val="bullet"/>
+      <w:lvlText w:val=" "/>
+      <w:lvlJc w:val="left"/>
+      <w:pPr>
+        <w:ind w:left="2880" w:hanging="360"/>
+      </w:pPr>
+    </w:lvl>
+    <w:lvl w:ilvl="4">
+      <w:numFmt w:val="bullet"/>
+      <w:lvlText w:val=" "/>
+      <w:lvlJc w:val="left"/>
+      <w:pPr>
+        <w:ind w:left="3600" w:hanging="360"/>
+      </w:pPr>
+    </w:lvl>
+    <w:lvl w:ilvl="5">
+      <w:numFmt w:val="bullet"/>
+      <w:lvlText w:val=" "/>
+      <w:lvlJc w:val="left"/>
+      <w:pPr>
+        <w:ind w:left="4320" w:hanging="360"/>
+      </w:pPr>
+    </w:lvl>
+    <w:lvl w:ilvl="6">
+      <w:numFmt w:val="bullet"/>
+      <w:lvlText w:val=" "/>
+      <w:lvlJc w:val="left"/>
+      <w:pPr>
+        <w:ind w:left="5040" w:hanging="360"/>
+      </w:pPr>
+    </w:lvl>
+    <w:lvl w:ilvl="7">
+      <w:numFmt w:val="bullet"/>
+      <w:lvlText w:val=" "/>
+      <w:lvlJc w:val="left"/>
+      <w:pPr>
+        <w:ind w:left="5760" w:hanging="360"/>
+      </w:pPr>
+    </w:lvl>
+    <w:lvl w:ilvl="8">
+      <w:numFmt w:val="bullet"/>
+      <w:lvlText w:val=" "/>
+      <w:lvlJc w:val="left"/>
+      <w:pPr>
+        <w:ind w:left="6480" w:hanging="360"/>
+      </w:pPr>
+    </w:lvl>
+  </w:abstractNum>
+  <w:abstractNum w:abstractNumId="991">
+    <w:nsid w:val="0000A991"/>
+    <w:multiLevelType w:val="multilevel"/>
+    <w:lvl w:ilvl="0">
+      <w:numFmt w:val="bullet"/>
+      <w:lvlText w:val=""/>
+      <w:lvlJc w:val="left"/>
+      <w:pPr>
+        <w:ind w:left="720" w:hanging="360"/>
+      </w:pPr>
+      <w:rPr>
+        <w:rFonts w:ascii="Symbol" w:hAnsi="Symbol" w:cs="Symbol" w:hint="default"/>
+      </w:rPr>
+    </w:lvl>
+    <w:lvl w:ilvl="1">
+      <w:numFmt w:val="bullet"/>
+      <w:lvlText w:val="o"/>
+      <w:lvlJc w:val="left"/>
+      <w:pPr>
+        <w:ind w:left="1440" w:hanging="360"/>
+      </w:pPr>
+      <w:rPr>
+        <w:rFonts w:ascii="Courier New" w:hAnsi="Courier New" w:cs="Courier New" w:hint="default"/>
+      </w:rPr>
+    </w:lvl>
+    <w:lvl w:ilvl="2">
+      <w:numFmt w:val="bullet"/>
+      <w:lvlText w:val=""/>
+      <w:lvlJc w:val="left"/>
+      <w:pPr>
+        <w:ind w:left="2160" w:hanging="360"/>
+      </w:pPr>
+      <w:rPr>
+        <w:rFonts w:ascii="Wingdings" w:hAnsi="Wingdings" w:cs="Wingdings" w:hint="default"/>
+      </w:rPr>
+    </w:lvl>
+    <w:lvl w:ilvl="3">
+      <w:numFmt w:val="bullet"/>
+      <w:lvlText w:val=""/>
+      <w:lvlJc w:val="left"/>
+      <w:pPr>
+        <w:ind w:left="2880" w:hanging="360"/>
+      </w:pPr>
+      <w:rPr>
+        <w:rFonts w:ascii="Symbol" w:hAnsi="Symbol" w:cs="Symbol" w:hint="default"/>
+      </w:rPr>
+    </w:lvl>
+    <w:lvl w:ilvl="4">
+      <w:numFmt w:val="bullet"/>
+      <w:lvlText w:val="o"/>
+      <w:lvlJc w:val="left"/>
+      <w:pPr>
+        <w:ind w:left="3600" w:hanging="360"/>
+      </w:pPr>
+      <w:rPr>
+        <w:rFonts w:ascii="Courier New" w:hAnsi="Courier New" w:cs="Courier New" w:hint="default"/>
+      </w:rPr>
+    </w:lvl>
+    <w:lvl w:ilvl="5">
+      <w:numFmt w:val="bullet"/>
+      <w:lvlText w:val=""/>
+      <w:lvlJc w:val="left"/>
+      <w:pPr>
+        <w:ind w:left="4320" w:hanging="360"/>
+      </w:pPr>
+      <w:rPr>
+        <w:rFonts w:ascii="Wingdings" w:hAnsi="Wingdings" w:cs="Wingdings" w:hint="default"/>
+      </w:rPr>
+    </w:lvl>
+    <w:lvl w:ilvl="6">
+      <w:numFmt w:val="bullet"/>
+      <w:lvlText w:val=""/>
+      <w:lvlJc w:val="left"/>
+      <w:pPr>
+        <w:ind w:left="5040" w:hanging="360"/>
+      </w:pPr>
+      <w:rPr>
+        <w:rFonts w:ascii="Symbol" w:hAnsi="Symbol" w:cs="Symbol" w:hint="default"/>
+      </w:rPr>
+    </w:lvl>
+    <w:lvl w:ilvl="7">
+      <w:numFmt w:val="bullet"/>
+      <w:lvlText w:val="o"/>
+      <w:lvlJc w:val="left"/>
+      <w:pPr>
+        <w:ind w:left="5760" w:hanging="360"/>
+      </w:pPr>
+      <w:rPr>
+        <w:rFonts w:ascii="Courier New" w:hAnsi="Courier New" w:cs="Courier New" w:hint="default"/>
+      </w:rPr>
+    </w:lvl>
+    <w:lvl w:ilvl="8">
+      <w:numFmt w:val="bullet"/>
+      <w:lvlText w:val=""/>
+      <w:lvlJc w:val="left"/>
+      <w:pPr>
+        <w:ind w:left="6480" w:hanging="360"/>
+      </w:pPr>
+      <w:rPr>
+        <w:rFonts w:ascii="Wingdings" w:hAnsi="Wingdings" w:cs="Wingdings" w:hint="default"/>
+      </w:rPr>
+    </w:lvl>
+  </w:abstractNum>
+  <w:num w16cid:durableId="666442937" w:numId="1">
+    <w:abstractNumId w:val="1"/>
   </w:num>
-  <w:num w:numId="2" w16cid:durableId="611596762">
+  <w:num w16cid:durableId="611596762" w:numId="2">
     <w:abstractNumId w:val="0"/>
   </w:num>
-  <w:num w:numId="3" w16cid:durableId="388962429">
+  <w:num w16cid:durableId="388962429" w:numId="3">
     <w:abstractNumId w:val="0"/>
   </w:num>
-  <w:num w:numId="4" w16cid:durableId="1208103481">
+  <w:num w16cid:durableId="1208103481" w:numId="4">
     <w:abstractNumId w:val="0"/>
   </w:num>
-  <w:num w:numId="5" w16cid:durableId="2058387244">
+  <w:num w16cid:durableId="2058387244" w:numId="5">
     <w:abstractNumId w:val="0"/>
   </w:num>
-  <w:num w:numId="6" w16cid:durableId="571309507">
+  <w:num w16cid:durableId="571309507" w:numId="6">
     <w:abstractNumId w:val="0"/>
   </w:num>
-  <w:num w:numId="7" w16cid:durableId="564293530">
+  <w:num w16cid:durableId="564293530" w:numId="7">
     <w:abstractNumId w:val="0"/>
   </w:num>
-  <w:num w:numId="8" w16cid:durableId="1537962493">
+  <w:num w16cid:durableId="1537962493" w:numId="8">
     <w:abstractNumId w:val="0"/>
   </w:num>
-  <w:num w:numId="9" w16cid:durableId="1458573164">
+  <w:num w16cid:durableId="1458573164" w:numId="9">
     <w:abstractNumId w:val="0"/>
   </w:num>
-  <w:num w:numId="10" w16cid:durableId="2042437547">
+  <w:num w16cid:durableId="2042437547" w:numId="10">
     <w:abstractNumId w:val="0"/>
   </w:num>
-  <w:num w:numId="11" w16cid:durableId="2042438987">
+  <w:num w16cid:durableId="2042438987" w:numId="11">
     <w:abstractNumId w:val="0"/>
   </w:num>
-  <w:num w:numId="12" w16cid:durableId="477458780">
+  <w:num w16cid:durableId="477458780" w:numId="12">
     <w:abstractNumId w:val="0"/>
   </w:num>
-  <w:num w:numId="13" w16cid:durableId="698898323">
+  <w:num w16cid:durableId="698898323" w:numId="13">
     <w:abstractNumId w:val="0"/>
   </w:num>
-  <w:num w:numId="14" w16cid:durableId="424956732">
+  <w:num w16cid:durableId="424956732" w:numId="14">
     <w:abstractNumId w:val="0"/>
   </w:num>
-  <w:num w:numId="15" w16cid:durableId="69932026">
+  <w:num w16cid:durableId="69932026" w:numId="15">
     <w:abstractNumId w:val="0"/>
   </w:num>
-  <w:num w:numId="16" w16cid:durableId="1401829951">
-    <w:abstractNumId w:val="5"/>
+  <w:num w16cid:durableId="1401829951" w:numId="16">
+    <w:abstractNumId w:val="3"/>
     <w:lvlOverride w:ilvl="0">
       <w:startOverride w:val="1"/>
     </w:lvlOverride>
@@ -2644,11 +2879,11 @@
       <w:startOverride w:val="1"/>
     </w:lvlOverride>
   </w:num>
-  <w:num w:numId="17" w16cid:durableId="1720593767">
+  <w:num w16cid:durableId="1720593767" w:numId="17">
     <w:abstractNumId w:val="0"/>
   </w:num>
-  <w:num w:numId="18" w16cid:durableId="293027331">
-    <w:abstractNumId w:val="4"/>
+  <w:num w16cid:durableId="293027331" w:numId="18">
+    <w:abstractNumId w:val="2"/>
     <w:lvlOverride w:ilvl="0">
       <w:startOverride w:val="7"/>
     </w:lvlOverride>
@@ -2677,25 +2912,25 @@
       <w:startOverride w:val="7"/>
     </w:lvlOverride>
   </w:num>
-  <w:num w:numId="19" w16cid:durableId="254214664">
-    <w:abstractNumId w:val="1"/>
+  <w:num w:numId="1000">
+    <w:abstractNumId w:val="990"/>
   </w:num>
-  <w:num w:numId="20" w16cid:durableId="1136988618">
-    <w:abstractNumId w:val="2"/>
+  <w:num w:numId="1001">
+    <w:abstractNumId w:val="991"/>
   </w:num>
 </w:numbering>
 </file>
 
 <file path=word/styles.xml><?xml version="1.0" encoding="utf-8"?>
-<w:styles xmlns:mc="http://schemas.openxmlformats.org/markup-compatibility/2006" xmlns:r="http://schemas.openxmlformats.org/officeDocument/2006/relationships" xmlns:w="http://schemas.openxmlformats.org/wordprocessingml/2006/main" xmlns:w14="http://schemas.microsoft.com/office/word/2010/wordml" xmlns:w15="http://schemas.microsoft.com/office/word/2012/wordml" xmlns:w16cex="http://schemas.microsoft.com/office/word/2018/wordml/cex" xmlns:w16cid="http://schemas.microsoft.com/office/word/2016/wordml/cid" xmlns:w16="http://schemas.microsoft.com/office/word/2018/wordml" xmlns:w16sdtdh="http://schemas.microsoft.com/office/word/2020/wordml/sdtdatahash" xmlns:w16sdtfl="http://schemas.microsoft.com/office/word/2024/wordml/sdtformatlock" xmlns:w16se="http://schemas.microsoft.com/office/word/2015/wordml/symex" xmlns:w16du="http://schemas.microsoft.com/office/word/2023/wordml/word16du" mc:Ignorable="w14 w15 w16se w16cid w16 w16cex w16sdtdh w16sdtfl w16du">
+<w:styles xmlns:mc="http://schemas.openxmlformats.org/markup-compatibility/2006" xmlns:r="http://schemas.openxmlformats.org/officeDocument/2006/relationships" xmlns:w="http://schemas.openxmlformats.org/wordprocessingml/2006/main" xmlns:w14="http://schemas.microsoft.com/office/word/2010/wordml" xmlns:w15="http://schemas.microsoft.com/office/word/2012/wordml" xmlns:w16="http://schemas.microsoft.com/office/word/2018/wordml" xmlns:w16cex="http://schemas.microsoft.com/office/word/2018/wordml/cex" xmlns:w16cid="http://schemas.microsoft.com/office/word/2016/wordml/cid" xmlns:w16du="http://schemas.microsoft.com/office/word/2023/wordml/word16du" xmlns:w16sdtdh="http://schemas.microsoft.com/office/word/2020/wordml/sdtdatahash" xmlns:w16sdtfl="http://schemas.microsoft.com/office/word/2024/wordml/sdtformatlock" xmlns:w16se="http://schemas.microsoft.com/office/word/2015/wordml/symex" mc:Ignorable="w14 w15 w16se w16cid w16 w16cex w16sdtdh w16sdtfl w16du">
   <w:docDefaults>
     <w:rPrDefault>
       <w:rPr>
-        <w:rFonts w:asciiTheme="minorHAnsi" w:eastAsiaTheme="minorHAnsi" w:hAnsiTheme="minorHAnsi" w:cstheme="minorBidi"/>
+        <w:rFonts w:asciiTheme="minorHAnsi" w:cstheme="minorBidi" w:eastAsiaTheme="minorHAnsi" w:hAnsiTheme="minorHAnsi"/>
         <w:color w:val="1A1A1A"/>
         <w:sz w:val="22"/>
         <w:szCs w:val="22"/>
-        <w:lang w:val="en-US" w:eastAsia="en-US" w:bidi="ar-SA"/>
+        <w:lang w:bidi="ar-SA" w:eastAsia="en-US" w:val="en-US"/>
       </w:rPr>
     </w:rPrDefault>
     <w:pPrDefault>
@@ -2704,7 +2939,7 @@
       </w:pPr>
     </w:pPrDefault>
   </w:docDefaults>
-  <w:latentStyles w:defLockedState="0" w:defUIPriority="0" w:defSemiHidden="0" w:defUnhideWhenUsed="0" w:defQFormat="0" w:count="376">
+  <w:latentStyles w:count="376" w:defLockedState="0" w:defQFormat="0" w:defSemiHidden="0" w:defUIPriority="0" w:defUnhideWhenUsed="0">
     <w:lsdException w:name="toc 1" w:uiPriority="39"/>
     <w:lsdException w:name="toc 2" w:uiPriority="39"/>
     <w:lsdException w:name="Hyperlink" w:uiPriority="99"/>
@@ -2951,11 +3186,11 @@
     <w:lsdException w:name="Unresolved Mention" w:semiHidden="1" w:uiPriority="99" w:unhideWhenUsed="1"/>
     <w:lsdException w:name="Smart Link" w:semiHidden="1" w:uiPriority="99" w:unhideWhenUsed="1"/>
   </w:latentStyles>
-  <w:style w:type="paragraph" w:default="1" w:styleId="Normal">
+  <w:style w:default="1" w:styleId="Normal" w:type="paragraph">
     <w:name w:val="Normal"/>
     <w:qFormat/>
   </w:style>
-  <w:style w:type="paragraph" w:styleId="Heading1">
+  <w:style w:styleId="Heading1" w:type="paragraph">
     <w:name w:val="heading 1"/>
     <w:basedOn w:val="Normal"/>
     <w:next w:val="BodyText"/>
@@ -2964,11 +3199,11 @@
     <w:pPr>
       <w:keepNext/>
       <w:keepLines/>
-      <w:spacing w:before="480" w:after="0"/>
+      <w:spacing w:after="0" w:before="480"/>
       <w:outlineLvl w:val="0"/>
     </w:pPr>
     <w:rPr>
-      <w:rFonts w:asciiTheme="majorHAnsi" w:eastAsiaTheme="majorEastAsia" w:hAnsiTheme="majorHAnsi" w:cstheme="majorBidi"/>
+      <w:rFonts w:asciiTheme="majorHAnsi" w:cstheme="majorBidi" w:eastAsiaTheme="majorEastAsia" w:hAnsiTheme="majorHAnsi"/>
       <w:b/>
       <w:bCs/>
       <w:color w:val="E64C38"/>
@@ -2976,7 +3211,7 @@
       <w:szCs w:val="32"/>
     </w:rPr>
   </w:style>
-  <w:style w:type="paragraph" w:styleId="Heading2">
+  <w:style w:styleId="Heading2" w:type="paragraph">
     <w:name w:val="heading 2"/>
     <w:basedOn w:val="Normal"/>
     <w:next w:val="BodyText"/>
@@ -2986,11 +3221,11 @@
     <w:pPr>
       <w:keepNext/>
       <w:keepLines/>
-      <w:spacing w:before="200" w:after="0"/>
+      <w:spacing w:after="0" w:before="200"/>
       <w:outlineLvl w:val="1"/>
     </w:pPr>
     <w:rPr>
-      <w:rFonts w:asciiTheme="majorHAnsi" w:eastAsiaTheme="majorEastAsia" w:hAnsiTheme="majorHAnsi" w:cstheme="majorBidi"/>
+      <w:rFonts w:asciiTheme="majorHAnsi" w:cstheme="majorBidi" w:eastAsiaTheme="majorEastAsia" w:hAnsiTheme="majorHAnsi"/>
       <w:b/>
       <w:bCs/>
       <w:color w:val="E64C38"/>
@@ -2998,7 +3233,7 @@
       <w:szCs w:val="28"/>
     </w:rPr>
   </w:style>
-  <w:style w:type="paragraph" w:styleId="Heading3">
+  <w:style w:styleId="Heading3" w:type="paragraph">
     <w:name w:val="heading 3"/>
     <w:basedOn w:val="Normal"/>
     <w:next w:val="BodyText"/>
@@ -3008,11 +3243,11 @@
     <w:pPr>
       <w:keepNext/>
       <w:keepLines/>
-      <w:spacing w:before="200" w:after="0"/>
+      <w:spacing w:after="0" w:before="200"/>
       <w:outlineLvl w:val="2"/>
     </w:pPr>
     <w:rPr>
-      <w:rFonts w:asciiTheme="majorHAnsi" w:eastAsiaTheme="majorEastAsia" w:hAnsiTheme="majorHAnsi" w:cstheme="majorBidi"/>
+      <w:rFonts w:asciiTheme="majorHAnsi" w:cstheme="majorBidi" w:eastAsiaTheme="majorEastAsia" w:hAnsiTheme="majorHAnsi"/>
       <w:b/>
       <w:bCs/>
       <w:color w:val="E64C38"/>
@@ -3020,7 +3255,7 @@
       <w:szCs w:val="24"/>
     </w:rPr>
   </w:style>
-  <w:style w:type="paragraph" w:styleId="Heading4">
+  <w:style w:styleId="Heading4" w:type="paragraph">
     <w:name w:val="heading 4"/>
     <w:basedOn w:val="Normal"/>
     <w:next w:val="BodyText"/>
@@ -3030,11 +3265,11 @@
     <w:pPr>
       <w:keepNext/>
       <w:keepLines/>
-      <w:spacing w:before="200" w:after="0"/>
+      <w:spacing w:after="0" w:before="200"/>
       <w:outlineLvl w:val="3"/>
     </w:pPr>
     <w:rPr>
-      <w:rFonts w:asciiTheme="majorHAnsi" w:eastAsiaTheme="majorEastAsia" w:hAnsiTheme="majorHAnsi" w:cstheme="majorBidi"/>
+      <w:rFonts w:asciiTheme="majorHAnsi" w:cstheme="majorBidi" w:eastAsiaTheme="majorEastAsia" w:hAnsiTheme="majorHAnsi"/>
       <w:bCs/>
       <w:i/>
       <w:color w:val="E64C38"/>
@@ -3042,7 +3277,7 @@
       <w:szCs w:val="24"/>
     </w:rPr>
   </w:style>
-  <w:style w:type="paragraph" w:styleId="Heading5">
+  <w:style w:styleId="Heading5" w:type="paragraph">
     <w:name w:val="heading 5"/>
     <w:basedOn w:val="Normal"/>
     <w:next w:val="BodyText"/>
@@ -3052,18 +3287,18 @@
     <w:pPr>
       <w:keepNext/>
       <w:keepLines/>
-      <w:spacing w:before="200" w:after="0"/>
+      <w:spacing w:after="0" w:before="200"/>
       <w:outlineLvl w:val="4"/>
     </w:pPr>
     <w:rPr>
-      <w:rFonts w:asciiTheme="majorHAnsi" w:eastAsiaTheme="majorEastAsia" w:hAnsiTheme="majorHAnsi" w:cstheme="majorBidi"/>
+      <w:rFonts w:asciiTheme="majorHAnsi" w:cstheme="majorBidi" w:eastAsiaTheme="majorEastAsia" w:hAnsiTheme="majorHAnsi"/>
       <w:iCs/>
       <w:color w:val="E64C38"/>
       <w:sz w:val="24"/>
       <w:szCs w:val="24"/>
     </w:rPr>
   </w:style>
-  <w:style w:type="paragraph" w:styleId="Heading6">
+  <w:style w:styleId="Heading6" w:type="paragraph">
     <w:name w:val="heading 6"/>
     <w:basedOn w:val="Normal"/>
     <w:next w:val="BodyText"/>
@@ -3073,17 +3308,17 @@
     <w:pPr>
       <w:keepNext/>
       <w:keepLines/>
-      <w:spacing w:before="200" w:after="0"/>
+      <w:spacing w:after="0" w:before="200"/>
       <w:outlineLvl w:val="5"/>
     </w:pPr>
     <w:rPr>
-      <w:rFonts w:asciiTheme="majorHAnsi" w:eastAsiaTheme="majorEastAsia" w:hAnsiTheme="majorHAnsi" w:cstheme="majorBidi"/>
+      <w:rFonts w:asciiTheme="majorHAnsi" w:cstheme="majorBidi" w:eastAsiaTheme="majorEastAsia" w:hAnsiTheme="majorHAnsi"/>
       <w:color w:val="E64C38"/>
       <w:sz w:val="24"/>
       <w:szCs w:val="24"/>
     </w:rPr>
   </w:style>
-  <w:style w:type="paragraph" w:styleId="Heading7">
+  <w:style w:styleId="Heading7" w:type="paragraph">
     <w:name w:val="heading 7"/>
     <w:basedOn w:val="Normal"/>
     <w:next w:val="BodyText"/>
@@ -3093,17 +3328,17 @@
     <w:pPr>
       <w:keepNext/>
       <w:keepLines/>
-      <w:spacing w:before="200" w:after="0"/>
+      <w:spacing w:after="0" w:before="200"/>
       <w:outlineLvl w:val="6"/>
     </w:pPr>
     <w:rPr>
-      <w:rFonts w:asciiTheme="majorHAnsi" w:eastAsiaTheme="majorEastAsia" w:hAnsiTheme="majorHAnsi" w:cstheme="majorBidi"/>
+      <w:rFonts w:asciiTheme="majorHAnsi" w:cstheme="majorBidi" w:eastAsiaTheme="majorEastAsia" w:hAnsiTheme="majorHAnsi"/>
       <w:color w:val="E64C38"/>
       <w:sz w:val="24"/>
       <w:szCs w:val="24"/>
     </w:rPr>
   </w:style>
-  <w:style w:type="paragraph" w:styleId="Heading8">
+  <w:style w:styleId="Heading8" w:type="paragraph">
     <w:name w:val="heading 8"/>
     <w:basedOn w:val="Normal"/>
     <w:next w:val="BodyText"/>
@@ -3113,17 +3348,17 @@
     <w:pPr>
       <w:keepNext/>
       <w:keepLines/>
-      <w:spacing w:before="200" w:after="0"/>
+      <w:spacing w:after="0" w:before="200"/>
       <w:outlineLvl w:val="7"/>
     </w:pPr>
     <w:rPr>
-      <w:rFonts w:asciiTheme="majorHAnsi" w:eastAsiaTheme="majorEastAsia" w:hAnsiTheme="majorHAnsi" w:cstheme="majorBidi"/>
+      <w:rFonts w:asciiTheme="majorHAnsi" w:cstheme="majorBidi" w:eastAsiaTheme="majorEastAsia" w:hAnsiTheme="majorHAnsi"/>
       <w:color w:val="E64C38"/>
       <w:sz w:val="24"/>
       <w:szCs w:val="24"/>
     </w:rPr>
   </w:style>
-  <w:style w:type="paragraph" w:styleId="Heading9">
+  <w:style w:styleId="Heading9" w:type="paragraph">
     <w:name w:val="heading 9"/>
     <w:basedOn w:val="Normal"/>
     <w:next w:val="BodyText"/>
@@ -3133,66 +3368,66 @@
     <w:pPr>
       <w:keepNext/>
       <w:keepLines/>
-      <w:spacing w:before="200" w:after="0"/>
+      <w:spacing w:after="0" w:before="200"/>
       <w:outlineLvl w:val="8"/>
     </w:pPr>
     <w:rPr>
-      <w:rFonts w:asciiTheme="majorHAnsi" w:eastAsiaTheme="majorEastAsia" w:hAnsiTheme="majorHAnsi" w:cstheme="majorBidi"/>
+      <w:rFonts w:asciiTheme="majorHAnsi" w:cstheme="majorBidi" w:eastAsiaTheme="majorEastAsia" w:hAnsiTheme="majorHAnsi"/>
       <w:color w:val="E64C38"/>
       <w:sz w:val="24"/>
       <w:szCs w:val="24"/>
     </w:rPr>
   </w:style>
-  <w:style w:type="character" w:default="1" w:styleId="DefaultParagraphFont">
+  <w:style w:default="1" w:styleId="DefaultParagraphFont" w:type="character">
     <w:name w:val="Default Paragraph Font"/>
     <w:uiPriority w:val="1"/>
     <w:semiHidden/>
     <w:unhideWhenUsed/>
   </w:style>
-  <w:style w:type="table" w:default="1" w:styleId="TableNormal">
+  <w:style w:default="1" w:styleId="TableNormal" w:type="table">
     <w:name w:val="Normal Table"/>
     <w:uiPriority w:val="99"/>
     <w:semiHidden/>
     <w:unhideWhenUsed/>
     <w:tblPr>
-      <w:tblInd w:w="0" w:type="dxa"/>
+      <w:tblInd w:type="dxa" w:w="0"/>
       <w:tblCellMar>
-        <w:top w:w="0" w:type="dxa"/>
-        <w:left w:w="108" w:type="dxa"/>
-        <w:bottom w:w="0" w:type="dxa"/>
-        <w:right w:w="108" w:type="dxa"/>
+        <w:top w:type="dxa" w:w="0"/>
+        <w:left w:type="dxa" w:w="108"/>
+        <w:bottom w:type="dxa" w:w="0"/>
+        <w:right w:type="dxa" w:w="108"/>
       </w:tblCellMar>
     </w:tblPr>
   </w:style>
-  <w:style w:type="numbering" w:default="1" w:styleId="NoList">
+  <w:style w:default="1" w:styleId="NoList" w:type="numbering">
     <w:name w:val="No List"/>
     <w:uiPriority w:val="99"/>
     <w:semiHidden/>
     <w:unhideWhenUsed/>
   </w:style>
-  <w:style w:type="paragraph" w:styleId="BodyText">
+  <w:style w:styleId="BodyText" w:type="paragraph">
     <w:name w:val="Body Text"/>
     <w:basedOn w:val="Normal"/>
     <w:qFormat/>
     <w:pPr>
-      <w:spacing w:before="180" w:after="180"/>
+      <w:spacing w:after="180" w:before="180"/>
     </w:pPr>
   </w:style>
-  <w:style w:type="paragraph" w:customStyle="1" w:styleId="FirstParagraph">
+  <w:style w:customStyle="1" w:styleId="FirstParagraph" w:type="paragraph">
     <w:name w:val="First Paragraph"/>
     <w:basedOn w:val="BodyText"/>
     <w:next w:val="BodyText"/>
     <w:qFormat/>
   </w:style>
-  <w:style w:type="paragraph" w:customStyle="1" w:styleId="Compact">
+  <w:style w:customStyle="1" w:styleId="Compact" w:type="paragraph">
     <w:name w:val="Compact"/>
     <w:basedOn w:val="BodyText"/>
     <w:qFormat/>
     <w:pPr>
-      <w:spacing w:before="36" w:after="36"/>
+      <w:spacing w:after="36" w:before="36"/>
     </w:pPr>
   </w:style>
-  <w:style w:type="paragraph" w:styleId="Title">
+  <w:style w:styleId="Title" w:type="paragraph">
     <w:name w:val="Title"/>
     <w:basedOn w:val="Normal"/>
     <w:next w:val="BodyText"/>
@@ -3200,7 +3435,7 @@
     <w:pPr>
       <w:keepNext/>
       <w:keepLines/>
-      <w:spacing w:before="480" w:after="240"/>
+      <w:spacing w:after="240" w:before="480"/>
       <w:jc w:val="center"/>
     </w:pPr>
     <w:rPr>
@@ -3210,7 +3445,7 @@
       <w:szCs w:val="52"/>
     </w:rPr>
   </w:style>
-  <w:style w:type="paragraph" w:styleId="Subtitle">
+  <w:style w:styleId="Subtitle" w:type="paragraph">
     <w:name w:val="Subtitle"/>
     <w:basedOn w:val="Title"/>
     <w:next w:val="BodyText"/>
@@ -3223,7 +3458,7 @@
       <w:szCs w:val="30"/>
     </w:rPr>
   </w:style>
-  <w:style w:type="paragraph" w:customStyle="1" w:styleId="Author">
+  <w:style w:customStyle="1" w:styleId="Author" w:type="paragraph">
     <w:name w:val="Author"/>
     <w:next w:val="BodyText"/>
     <w:qFormat/>
@@ -3233,7 +3468,7 @@
       <w:jc w:val="center"/>
     </w:pPr>
   </w:style>
-  <w:style w:type="paragraph" w:styleId="Date">
+  <w:style w:styleId="Date" w:type="paragraph">
     <w:name w:val="Date"/>
     <w:next w:val="BodyText"/>
     <w:qFormat/>
@@ -3243,7 +3478,7 @@
       <w:jc w:val="center"/>
     </w:pPr>
   </w:style>
-  <w:style w:type="paragraph" w:customStyle="1" w:styleId="Abstract">
+  <w:style w:customStyle="1" w:styleId="Abstract" w:type="paragraph">
     <w:name w:val="Abstract"/>
     <w:basedOn w:val="Normal"/>
     <w:next w:val="BodyText"/>
@@ -3251,19 +3486,19 @@
     <w:pPr>
       <w:keepNext/>
       <w:keepLines/>
-      <w:spacing w:before="300" w:after="300"/>
+      <w:spacing w:after="300" w:before="300"/>
     </w:pPr>
     <w:rPr>
       <w:sz w:val="20"/>
       <w:szCs w:val="20"/>
     </w:rPr>
   </w:style>
-  <w:style w:type="paragraph" w:styleId="Bibliography">
+  <w:style w:styleId="Bibliography" w:type="paragraph">
     <w:name w:val="Bibliography"/>
     <w:basedOn w:val="Normal"/>
     <w:qFormat/>
   </w:style>
-  <w:style w:type="paragraph" w:styleId="BlockText">
+  <w:style w:styleId="BlockText" w:type="paragraph">
     <w:name w:val="Block Text"/>
     <w:basedOn w:val="BodyText"/>
     <w:next w:val="BodyText"/>
@@ -3271,33 +3506,33 @@
     <w:unhideWhenUsed/>
     <w:qFormat/>
     <w:pPr>
-      <w:spacing w:before="100" w:after="100"/>
+      <w:spacing w:after="100" w:before="100"/>
       <w:ind w:left="480" w:right="480"/>
     </w:pPr>
   </w:style>
-  <w:style w:type="paragraph" w:styleId="FootnoteText">
+  <w:style w:styleId="FootnoteText" w:type="paragraph">
     <w:name w:val="footnote text"/>
     <w:basedOn w:val="Normal"/>
     <w:uiPriority w:val="9"/>
     <w:unhideWhenUsed/>
     <w:qFormat/>
   </w:style>
-  <w:style w:type="table" w:customStyle="1" w:styleId="Table">
+  <w:style w:customStyle="1" w:styleId="Table" w:type="table">
     <w:name w:val="Table"/>
     <w:semiHidden/>
     <w:unhideWhenUsed/>
     <w:qFormat/>
     <w:tblPr>
-      <w:tblInd w:w="0" w:type="dxa"/>
+      <w:tblInd w:type="dxa" w:w="0"/>
       <w:tblCellMar>
-        <w:top w:w="0" w:type="dxa"/>
-        <w:left w:w="108" w:type="dxa"/>
-        <w:bottom w:w="0" w:type="dxa"/>
-        <w:right w:w="108" w:type="dxa"/>
+        <w:top w:type="dxa" w:w="0"/>
+        <w:left w:type="dxa" w:w="108"/>
+        <w:bottom w:type="dxa" w:w="0"/>
+        <w:right w:type="dxa" w:w="108"/>
       </w:tblCellMar>
     </w:tblPr>
   </w:style>
-  <w:style w:type="paragraph" w:customStyle="1" w:styleId="DefinitionTerm">
+  <w:style w:customStyle="1" w:styleId="DefinitionTerm" w:type="paragraph">
     <w:name w:val="Definition Term"/>
     <w:basedOn w:val="Normal"/>
     <w:next w:val="Definition"/>
@@ -3310,11 +3545,11 @@
       <w:b/>
     </w:rPr>
   </w:style>
-  <w:style w:type="paragraph" w:customStyle="1" w:styleId="Definition">
+  <w:style w:customStyle="1" w:styleId="Definition" w:type="paragraph">
     <w:name w:val="Definition"/>
     <w:basedOn w:val="Normal"/>
   </w:style>
-  <w:style w:type="paragraph" w:styleId="Caption">
+  <w:style w:styleId="Caption" w:type="paragraph">
     <w:name w:val="caption"/>
     <w:basedOn w:val="Normal"/>
     <w:link w:val="CaptionChar"/>
@@ -3325,34 +3560,34 @@
       <w:i/>
     </w:rPr>
   </w:style>
-  <w:style w:type="paragraph" w:customStyle="1" w:styleId="TableCaption">
+  <w:style w:customStyle="1" w:styleId="TableCaption" w:type="paragraph">
     <w:name w:val="Table Caption"/>
     <w:basedOn w:val="Caption"/>
     <w:pPr>
       <w:keepNext/>
     </w:pPr>
   </w:style>
-  <w:style w:type="paragraph" w:customStyle="1" w:styleId="ImageCaption">
+  <w:style w:customStyle="1" w:styleId="ImageCaption" w:type="paragraph">
     <w:name w:val="Image Caption"/>
     <w:basedOn w:val="Caption"/>
   </w:style>
-  <w:style w:type="paragraph" w:customStyle="1" w:styleId="Figure">
+  <w:style w:customStyle="1" w:styleId="Figure" w:type="paragraph">
     <w:name w:val="Figure"/>
     <w:basedOn w:val="Normal"/>
   </w:style>
-  <w:style w:type="paragraph" w:customStyle="1" w:styleId="CaptionedFigure">
+  <w:style w:customStyle="1" w:styleId="CaptionedFigure" w:type="paragraph">
     <w:name w:val="Captioned Figure"/>
     <w:basedOn w:val="Figure"/>
     <w:pPr>
       <w:keepNext/>
     </w:pPr>
   </w:style>
-  <w:style w:type="character" w:customStyle="1" w:styleId="CaptionChar">
+  <w:style w:customStyle="1" w:styleId="CaptionChar" w:type="character">
     <w:name w:val="Caption Char"/>
     <w:basedOn w:val="DefaultParagraphFont"/>
     <w:link w:val="Caption"/>
   </w:style>
-  <w:style w:type="character" w:customStyle="1" w:styleId="VerbatimChar">
+  <w:style w:customStyle="1" w:styleId="VerbatimChar" w:type="character">
     <w:name w:val="Verbatim Char"/>
     <w:basedOn w:val="CaptionChar"/>
     <w:link w:val="SourceCode"/>
@@ -3361,14 +3596,14 @@
       <w:sz w:val="22"/>
     </w:rPr>
   </w:style>
-  <w:style w:type="character" w:styleId="FootnoteReference">
+  <w:style w:styleId="FootnoteReference" w:type="character">
     <w:name w:val="footnote reference"/>
     <w:basedOn w:val="CaptionChar"/>
     <w:rPr>
       <w:vertAlign w:val="superscript"/>
     </w:rPr>
   </w:style>
-  <w:style w:type="character" w:styleId="Hyperlink">
+  <w:style w:styleId="Hyperlink" w:type="character">
     <w:name w:val="Hyperlink"/>
     <w:basedOn w:val="CaptionChar"/>
     <w:uiPriority w:val="99"/>
@@ -3376,7 +3611,7 @@
       <w:color w:val="E64C38"/>
     </w:rPr>
   </w:style>
-  <w:style w:type="paragraph" w:styleId="TOCHeading">
+  <w:style w:styleId="TOCHeading" w:type="paragraph">
     <w:name w:val="TOC Heading"/>
     <w:basedOn w:val="Heading1"/>
     <w:next w:val="BodyText"/>
@@ -3392,7 +3627,7 @@
       <w:bCs w:val="0"/>
     </w:rPr>
   </w:style>
-  <w:style w:type="paragraph" w:customStyle="1" w:styleId="SourceCode">
+  <w:style w:customStyle="1" w:styleId="SourceCode" w:type="paragraph">
     <w:name w:val="Source Code"/>
     <w:basedOn w:val="Normal"/>
     <w:link w:val="VerbatimChar"/>
@@ -3400,7 +3635,7 @@
       <w:wordWrap w:val="0"/>
     </w:pPr>
   </w:style>
-  <w:style w:type="character" w:customStyle="1" w:styleId="KeywordTok">
+  <w:style w:customStyle="1" w:styleId="KeywordTok" w:type="character">
     <w:name w:val="KeywordTok"/>
     <w:basedOn w:val="VerbatimChar"/>
     <w:rPr>
@@ -3410,7 +3645,7 @@
       <w:sz w:val="22"/>
     </w:rPr>
   </w:style>
-  <w:style w:type="character" w:customStyle="1" w:styleId="DataTypeTok">
+  <w:style w:customStyle="1" w:styleId="DataTypeTok" w:type="character">
     <w:name w:val="DataTypeTok"/>
     <w:basedOn w:val="VerbatimChar"/>
     <w:rPr>
@@ -3419,7 +3654,7 @@
       <w:sz w:val="22"/>
     </w:rPr>
   </w:style>
-  <w:style w:type="character" w:customStyle="1" w:styleId="DecValTok">
+  <w:style w:customStyle="1" w:styleId="DecValTok" w:type="character">
     <w:name w:val="DecValTok"/>
     <w:basedOn w:val="VerbatimChar"/>
     <w:rPr>
@@ -3428,7 +3663,7 @@
       <w:sz w:val="22"/>
     </w:rPr>
   </w:style>
-  <w:style w:type="character" w:customStyle="1" w:styleId="BaseNTok">
+  <w:style w:customStyle="1" w:styleId="BaseNTok" w:type="character">
     <w:name w:val="BaseNTok"/>
     <w:basedOn w:val="VerbatimChar"/>
     <w:rPr>
@@ -3437,7 +3672,7 @@
       <w:sz w:val="22"/>
     </w:rPr>
   </w:style>
-  <w:style w:type="character" w:customStyle="1" w:styleId="FloatTok">
+  <w:style w:customStyle="1" w:styleId="FloatTok" w:type="character">
     <w:name w:val="FloatTok"/>
     <w:basedOn w:val="VerbatimChar"/>
     <w:rPr>
@@ -3446,7 +3681,7 @@
       <w:sz w:val="22"/>
     </w:rPr>
   </w:style>
-  <w:style w:type="character" w:customStyle="1" w:styleId="ConstantTok">
+  <w:style w:customStyle="1" w:styleId="ConstantTok" w:type="character">
     <w:name w:val="ConstantTok"/>
     <w:basedOn w:val="VerbatimChar"/>
     <w:rPr>
@@ -3455,7 +3690,7 @@
       <w:sz w:val="22"/>
     </w:rPr>
   </w:style>
-  <w:style w:type="character" w:customStyle="1" w:styleId="CharTok">
+  <w:style w:customStyle="1" w:styleId="CharTok" w:type="character">
     <w:name w:val="CharTok"/>
     <w:basedOn w:val="VerbatimChar"/>
     <w:rPr>
@@ -3464,7 +3699,7 @@
       <w:sz w:val="22"/>
     </w:rPr>
   </w:style>
-  <w:style w:type="character" w:customStyle="1" w:styleId="SpecialCharTok">
+  <w:style w:customStyle="1" w:styleId="SpecialCharTok" w:type="character">
     <w:name w:val="SpecialCharTok"/>
     <w:basedOn w:val="VerbatimChar"/>
     <w:rPr>
@@ -3473,7 +3708,7 @@
       <w:sz w:val="22"/>
     </w:rPr>
   </w:style>
-  <w:style w:type="character" w:customStyle="1" w:styleId="StringTok">
+  <w:style w:customStyle="1" w:styleId="StringTok" w:type="character">
     <w:name w:val="StringTok"/>
     <w:basedOn w:val="VerbatimChar"/>
     <w:rPr>
@@ -3482,7 +3717,7 @@
       <w:sz w:val="22"/>
     </w:rPr>
   </w:style>
-  <w:style w:type="character" w:customStyle="1" w:styleId="VerbatimStringTok">
+  <w:style w:customStyle="1" w:styleId="VerbatimStringTok" w:type="character">
     <w:name w:val="VerbatimStringTok"/>
     <w:basedOn w:val="VerbatimChar"/>
     <w:rPr>
@@ -3491,7 +3726,7 @@
       <w:sz w:val="22"/>
     </w:rPr>
   </w:style>
-  <w:style w:type="character" w:customStyle="1" w:styleId="SpecialStringTok">
+  <w:style w:customStyle="1" w:styleId="SpecialStringTok" w:type="character">
     <w:name w:val="SpecialStringTok"/>
     <w:basedOn w:val="VerbatimChar"/>
     <w:rPr>
@@ -3500,7 +3735,7 @@
       <w:sz w:val="22"/>
     </w:rPr>
   </w:style>
-  <w:style w:type="character" w:customStyle="1" w:styleId="ImportTok">
+  <w:style w:customStyle="1" w:styleId="ImportTok" w:type="character">
     <w:name w:val="ImportTok"/>
     <w:basedOn w:val="VerbatimChar"/>
     <w:rPr>
@@ -3508,7 +3743,7 @@
       <w:sz w:val="22"/>
     </w:rPr>
   </w:style>
-  <w:style w:type="character" w:customStyle="1" w:styleId="CommentTok">
+  <w:style w:customStyle="1" w:styleId="CommentTok" w:type="character">
     <w:name w:val="CommentTok"/>
     <w:basedOn w:val="VerbatimChar"/>
     <w:rPr>
@@ -3518,7 +3753,7 @@
       <w:sz w:val="22"/>
     </w:rPr>
   </w:style>
-  <w:style w:type="character" w:customStyle="1" w:styleId="DocumentationTok">
+  <w:style w:customStyle="1" w:styleId="DocumentationTok" w:type="character">
     <w:name w:val="DocumentationTok"/>
     <w:basedOn w:val="VerbatimChar"/>
     <w:rPr>
@@ -3528,7 +3763,7 @@
       <w:sz w:val="22"/>
     </w:rPr>
   </w:style>
-  <w:style w:type="character" w:customStyle="1" w:styleId="AnnotationTok">
+  <w:style w:customStyle="1" w:styleId="AnnotationTok" w:type="character">
     <w:name w:val="AnnotationTok"/>
     <w:basedOn w:val="VerbatimChar"/>
     <w:rPr>
@@ -3539,7 +3774,7 @@
       <w:sz w:val="22"/>
     </w:rPr>
   </w:style>
-  <w:style w:type="character" w:customStyle="1" w:styleId="CommentVarTok">
+  <w:style w:customStyle="1" w:styleId="CommentVarTok" w:type="character">
     <w:name w:val="CommentVarTok"/>
     <w:basedOn w:val="VerbatimChar"/>
     <w:rPr>
@@ -3550,7 +3785,7 @@
       <w:sz w:val="22"/>
     </w:rPr>
   </w:style>
-  <w:style w:type="character" w:customStyle="1" w:styleId="OtherTok">
+  <w:style w:customStyle="1" w:styleId="OtherTok" w:type="character">
     <w:name w:val="OtherTok"/>
     <w:basedOn w:val="VerbatimChar"/>
     <w:rPr>
@@ -3559,7 +3794,7 @@
       <w:sz w:val="22"/>
     </w:rPr>
   </w:style>
-  <w:style w:type="character" w:customStyle="1" w:styleId="FunctionTok">
+  <w:style w:customStyle="1" w:styleId="FunctionTok" w:type="character">
     <w:name w:val="FunctionTok"/>
     <w:basedOn w:val="VerbatimChar"/>
     <w:rPr>
@@ -3568,7 +3803,7 @@
       <w:sz w:val="22"/>
     </w:rPr>
   </w:style>
-  <w:style w:type="character" w:customStyle="1" w:styleId="VariableTok">
+  <w:style w:customStyle="1" w:styleId="VariableTok" w:type="character">
     <w:name w:val="VariableTok"/>
     <w:basedOn w:val="VerbatimChar"/>
     <w:rPr>
@@ -3577,7 +3812,7 @@
       <w:sz w:val="22"/>
     </w:rPr>
   </w:style>
-  <w:style w:type="character" w:customStyle="1" w:styleId="ControlFlowTok">
+  <w:style w:customStyle="1" w:styleId="ControlFlowTok" w:type="character">
     <w:name w:val="ControlFlowTok"/>
     <w:basedOn w:val="VerbatimChar"/>
     <w:rPr>
@@ -3587,7 +3822,7 @@
       <w:sz w:val="22"/>
     </w:rPr>
   </w:style>
-  <w:style w:type="character" w:customStyle="1" w:styleId="OperatorTok">
+  <w:style w:customStyle="1" w:styleId="OperatorTok" w:type="character">
     <w:name w:val="OperatorTok"/>
     <w:basedOn w:val="VerbatimChar"/>
     <w:rPr>
@@ -3596,7 +3831,7 @@
       <w:sz w:val="22"/>
     </w:rPr>
   </w:style>
-  <w:style w:type="character" w:customStyle="1" w:styleId="BuiltInTok">
+  <w:style w:customStyle="1" w:styleId="BuiltInTok" w:type="character">
     <w:name w:val="BuiltInTok"/>
     <w:basedOn w:val="VerbatimChar"/>
     <w:rPr>
@@ -3604,7 +3839,7 @@
       <w:sz w:val="22"/>
     </w:rPr>
   </w:style>
-  <w:style w:type="character" w:customStyle="1" w:styleId="ExtensionTok">
+  <w:style w:customStyle="1" w:styleId="ExtensionTok" w:type="character">
     <w:name w:val="ExtensionTok"/>
     <w:basedOn w:val="VerbatimChar"/>
     <w:rPr>
@@ -3612,7 +3847,7 @@
       <w:sz w:val="22"/>
     </w:rPr>
   </w:style>
-  <w:style w:type="character" w:customStyle="1" w:styleId="PreprocessorTok">
+  <w:style w:customStyle="1" w:styleId="PreprocessorTok" w:type="character">
     <w:name w:val="PreprocessorTok"/>
     <w:basedOn w:val="VerbatimChar"/>
     <w:rPr>
@@ -3621,7 +3856,7 @@
       <w:sz w:val="22"/>
     </w:rPr>
   </w:style>
-  <w:style w:type="character" w:customStyle="1" w:styleId="AttributeTok">
+  <w:style w:customStyle="1" w:styleId="AttributeTok" w:type="character">
     <w:name w:val="AttributeTok"/>
     <w:basedOn w:val="VerbatimChar"/>
     <w:rPr>
@@ -3630,7 +3865,7 @@
       <w:sz w:val="22"/>
     </w:rPr>
   </w:style>
-  <w:style w:type="character" w:customStyle="1" w:styleId="RegionMarkerTok">
+  <w:style w:customStyle="1" w:styleId="RegionMarkerTok" w:type="character">
     <w:name w:val="RegionMarkerTok"/>
     <w:basedOn w:val="VerbatimChar"/>
     <w:rPr>
@@ -3638,7 +3873,7 @@
       <w:sz w:val="22"/>
     </w:rPr>
   </w:style>
-  <w:style w:type="character" w:customStyle="1" w:styleId="InformationTok">
+  <w:style w:customStyle="1" w:styleId="InformationTok" w:type="character">
     <w:name w:val="InformationTok"/>
     <w:basedOn w:val="VerbatimChar"/>
     <w:rPr>
@@ -3649,7 +3884,7 @@
       <w:sz w:val="22"/>
     </w:rPr>
   </w:style>
-  <w:style w:type="character" w:customStyle="1" w:styleId="WarningTok">
+  <w:style w:customStyle="1" w:styleId="WarningTok" w:type="character">
     <w:name w:val="WarningTok"/>
     <w:basedOn w:val="VerbatimChar"/>
     <w:rPr>
@@ -3660,7 +3895,7 @@
       <w:sz w:val="22"/>
     </w:rPr>
   </w:style>
-  <w:style w:type="character" w:customStyle="1" w:styleId="AlertTok">
+  <w:style w:customStyle="1" w:styleId="AlertTok" w:type="character">
     <w:name w:val="AlertTok"/>
     <w:basedOn w:val="VerbatimChar"/>
     <w:rPr>
@@ -3670,7 +3905,7 @@
       <w:sz w:val="22"/>
     </w:rPr>
   </w:style>
-  <w:style w:type="character" w:customStyle="1" w:styleId="ErrorTok">
+  <w:style w:customStyle="1" w:styleId="ErrorTok" w:type="character">
     <w:name w:val="ErrorTok"/>
     <w:basedOn w:val="VerbatimChar"/>
     <w:rPr>
@@ -3680,7 +3915,7 @@
       <w:sz w:val="22"/>
     </w:rPr>
   </w:style>
-  <w:style w:type="character" w:customStyle="1" w:styleId="NormalTok">
+  <w:style w:customStyle="1" w:styleId="NormalTok" w:type="character">
     <w:name w:val="NormalTok"/>
     <w:basedOn w:val="VerbatimChar"/>
     <w:rPr>
@@ -3688,7 +3923,7 @@
       <w:sz w:val="22"/>
     </w:rPr>
   </w:style>
-  <w:style w:type="paragraph" w:styleId="TOC1">
+  <w:style w:styleId="TOC1" w:type="paragraph">
     <w:name w:val="toc 1"/>
     <w:basedOn w:val="Normal"/>
     <w:next w:val="Normal"/>
@@ -3699,7 +3934,7 @@
       <w:spacing w:after="100"/>
     </w:pPr>
   </w:style>
-  <w:style w:type="paragraph" w:styleId="TOC2">
+  <w:style w:styleId="TOC2" w:type="paragraph">
     <w:name w:val="toc 2"/>
     <w:basedOn w:val="Normal"/>
     <w:next w:val="Normal"/>

--- a/Enyrgy_Facility_Overview.docx
+++ b/Enyrgy_Facility_Overview.docx
@@ -1264,40 +1264,40 @@
               <w:pStyle w:val="Compact"/>
             </w:pPr>
             <w:r>
-              <w:t xml:space="preserve">25 patients</w:t>
-            </w:r>
-          </w:p>
-        </w:tc>
-        <w:tc>
-          <w:tcPr/>
-          <w:p>
-            <w:pPr>
-              <w:pStyle w:val="Compact"/>
-            </w:pPr>
-            <w:r>
-              <w:t xml:space="preserve">$2,500</w:t>
-            </w:r>
-          </w:p>
-        </w:tc>
-        <w:tc>
-          <w:tcPr/>
-          <w:p>
-            <w:pPr>
-              <w:pStyle w:val="Compact"/>
-            </w:pPr>
-            <w:r>
-              <w:t xml:space="preserve">$10,833</w:t>
-            </w:r>
-          </w:p>
-        </w:tc>
-        <w:tc>
-          <w:tcPr/>
-          <w:p>
-            <w:pPr>
-              <w:pStyle w:val="Compact"/>
-            </w:pPr>
-            <w:r>
-              <w:t xml:space="preserve">$130,000</w:t>
+              <w:t xml:space="preserve">15 patients</w:t>
+            </w:r>
+          </w:p>
+        </w:tc>
+        <w:tc>
+          <w:tcPr/>
+          <w:p>
+            <w:pPr>
+              <w:pStyle w:val="Compact"/>
+            </w:pPr>
+            <w:r>
+              <w:t xml:space="preserve">$1,500</w:t>
+            </w:r>
+          </w:p>
+        </w:tc>
+        <w:tc>
+          <w:tcPr/>
+          <w:p>
+            <w:pPr>
+              <w:pStyle w:val="Compact"/>
+            </w:pPr>
+            <w:r>
+              <w:t xml:space="preserve">$6,500</w:t>
+            </w:r>
+          </w:p>
+        </w:tc>
+        <w:tc>
+          <w:tcPr/>
+          <w:p>
+            <w:pPr>
+              <w:pStyle w:val="Compact"/>
+            </w:pPr>
+            <w:r>
+              <w:t xml:space="preserve">$78,000</w:t>
             </w:r>
           </w:p>
         </w:tc>
@@ -1310,40 +1310,40 @@
               <w:pStyle w:val="Compact"/>
             </w:pPr>
             <w:r>
-              <w:t xml:space="preserve">50 patients</w:t>
-            </w:r>
-          </w:p>
-        </w:tc>
-        <w:tc>
-          <w:tcPr/>
-          <w:p>
-            <w:pPr>
-              <w:pStyle w:val="Compact"/>
-            </w:pPr>
-            <w:r>
-              <w:t xml:space="preserve">$5,000</w:t>
-            </w:r>
-          </w:p>
-        </w:tc>
-        <w:tc>
-          <w:tcPr/>
-          <w:p>
-            <w:pPr>
-              <w:pStyle w:val="Compact"/>
-            </w:pPr>
-            <w:r>
-              <w:t xml:space="preserve">$21,667</w:t>
-            </w:r>
-          </w:p>
-        </w:tc>
-        <w:tc>
-          <w:tcPr/>
-          <w:p>
-            <w:pPr>
-              <w:pStyle w:val="Compact"/>
-            </w:pPr>
-            <w:r>
-              <w:t xml:space="preserve">$260,000</w:t>
+              <w:t xml:space="preserve">25 patients</w:t>
+            </w:r>
+          </w:p>
+        </w:tc>
+        <w:tc>
+          <w:tcPr/>
+          <w:p>
+            <w:pPr>
+              <w:pStyle w:val="Compact"/>
+            </w:pPr>
+            <w:r>
+              <w:t xml:space="preserve">$2,500</w:t>
+            </w:r>
+          </w:p>
+        </w:tc>
+        <w:tc>
+          <w:tcPr/>
+          <w:p>
+            <w:pPr>
+              <w:pStyle w:val="Compact"/>
+            </w:pPr>
+            <w:r>
+              <w:t xml:space="preserve">$10,833</w:t>
+            </w:r>
+          </w:p>
+        </w:tc>
+        <w:tc>
+          <w:tcPr/>
+          <w:p>
+            <w:pPr>
+              <w:pStyle w:val="Compact"/>
+            </w:pPr>
+            <w:r>
+              <w:t xml:space="preserve">$130,000</w:t>
             </w:r>
           </w:p>
         </w:tc>
@@ -1356,40 +1356,40 @@
               <w:pStyle w:val="Compact"/>
             </w:pPr>
             <w:r>
-              <w:t xml:space="preserve">100 patients</w:t>
-            </w:r>
-          </w:p>
-        </w:tc>
-        <w:tc>
-          <w:tcPr/>
-          <w:p>
-            <w:pPr>
-              <w:pStyle w:val="Compact"/>
-            </w:pPr>
-            <w:r>
-              <w:t xml:space="preserve">$10,000</w:t>
-            </w:r>
-          </w:p>
-        </w:tc>
-        <w:tc>
-          <w:tcPr/>
-          <w:p>
-            <w:pPr>
-              <w:pStyle w:val="Compact"/>
-            </w:pPr>
-            <w:r>
-              <w:t xml:space="preserve">$43,333</w:t>
-            </w:r>
-          </w:p>
-        </w:tc>
-        <w:tc>
-          <w:tcPr/>
-          <w:p>
-            <w:pPr>
-              <w:pStyle w:val="Compact"/>
-            </w:pPr>
-            <w:r>
-              <w:t xml:space="preserve">$520,000</w:t>
+              <w:t xml:space="preserve">50 patients</w:t>
+            </w:r>
+          </w:p>
+        </w:tc>
+        <w:tc>
+          <w:tcPr/>
+          <w:p>
+            <w:pPr>
+              <w:pStyle w:val="Compact"/>
+            </w:pPr>
+            <w:r>
+              <w:t xml:space="preserve">$5,000</w:t>
+            </w:r>
+          </w:p>
+        </w:tc>
+        <w:tc>
+          <w:tcPr/>
+          <w:p>
+            <w:pPr>
+              <w:pStyle w:val="Compact"/>
+            </w:pPr>
+            <w:r>
+              <w:t xml:space="preserve">$21,667</w:t>
+            </w:r>
+          </w:p>
+        </w:tc>
+        <w:tc>
+          <w:tcPr/>
+          <w:p>
+            <w:pPr>
+              <w:pStyle w:val="Compact"/>
+            </w:pPr>
+            <w:r>
+              <w:t xml:space="preserve">$260,000</w:t>
             </w:r>
           </w:p>
         </w:tc>
@@ -1400,7 +1400,7 @@
         <w:pStyle w:val="BodyText"/>
       </w:pPr>
       <w:r>
-        <w:t xml:space="preserve">Annualized at a full 52 weeks of enrollment. Real books have gaps, so discount it against your own retention rather than ours.</w:t>
+        <w:t xml:space="preserve">Annualized at a full 52 weeks of enrollment. Real books have gaps, so discount it against your own retention rather than ours. We have stopped the table at 50 because past that point your numbers are better than our estimates.</w:t>
       </w:r>
     </w:p>
     <w:p>
@@ -1421,7 +1421,7 @@
         <w:t xml:space="preserve">$8,950</w:t>
       </w:r>
       <w:r>
-        <w:t xml:space="preserve">. At 25 patients on the modality that is paid back in</w:t>
+        <w:t xml:space="preserve">. At 15 patients on the modality that is paid back in</w:t>
       </w:r>
       <w:r>
         <w:t xml:space="preserve"> </w:t>
@@ -1431,7 +1431,7 @@
           <w:b/>
           <w:bCs/>
         </w:rPr>
-        <w:t xml:space="preserve">under four weeks</w:t>
+        <w:t xml:space="preserve">about six weeks</w:t>
       </w:r>
       <w:r>
         <w:t xml:space="preserve">.</w:t>
@@ -2173,7 +2173,7 @@
         <w:sz w:val="18"/>
         <w:szCs w:val="18"/>
       </w:rPr>
-      <w:t xml:space="preserve">v2.2  </w:t>
+      <w:t xml:space="preserve">v2.3  </w:t>
     </w:r>
     <w:r>
       <w:rPr>

--- a/Enyrgy_Facility_Overview.docx
+++ b/Enyrgy_Facility_Overview.docx
@@ -1,14 +1,14 @@
 
 <file path=word/document.xml><?xml version="1.0" encoding="utf-8"?>
-<w:document xmlns:w="http://schemas.openxmlformats.org/wordprocessingml/2006/main" xmlns:m="http://schemas.openxmlformats.org/officeDocument/2006/math" xmlns:r="http://schemas.openxmlformats.org/officeDocument/2006/relationships" xmlns:o="urn:schemas-microsoft-com:office:office" xmlns:v="urn:schemas-microsoft-com:vml" xmlns:w10="urn:schemas-microsoft-com:office:word" xmlns:a="http://schemas.openxmlformats.org/drawingml/2006/main" xmlns:pic="http://schemas.openxmlformats.org/drawingml/2006/picture" xmlns:wp="http://schemas.openxmlformats.org/drawingml/2006/wordprocessingDrawing">
+<w:document xmlns:wpc="http://schemas.microsoft.com/office/word/2010/wordprocessingCanvas" xmlns:cx="http://schemas.microsoft.com/office/drawing/2014/chartex" xmlns:cx1="http://schemas.microsoft.com/office/drawing/2015/9/8/chartex" xmlns:cx2="http://schemas.microsoft.com/office/drawing/2015/10/21/chartex" xmlns:cx3="http://schemas.microsoft.com/office/drawing/2016/5/9/chartex" xmlns:cx4="http://schemas.microsoft.com/office/drawing/2016/5/10/chartex" xmlns:cx5="http://schemas.microsoft.com/office/drawing/2016/5/11/chartex" xmlns:cx6="http://schemas.microsoft.com/office/drawing/2016/5/12/chartex" xmlns:cx7="http://schemas.microsoft.com/office/drawing/2016/5/13/chartex" xmlns:cx8="http://schemas.microsoft.com/office/drawing/2016/5/14/chartex" xmlns:mc="http://schemas.openxmlformats.org/markup-compatibility/2006" xmlns:m="http://schemas.openxmlformats.org/officeDocument/2006/math" xmlns:aink="http://schemas.microsoft.com/office/drawing/2016/ink" xmlns:am3d="http://schemas.microsoft.com/office/drawing/2017/model3d" xmlns:oel="http://schemas.microsoft.com/office/2019/extlst" xmlns:r="http://schemas.openxmlformats.org/officeDocument/2006/relationships" xmlns:wp14="http://schemas.microsoft.com/office/word/2010/wordprocessingDrawing" xmlns:wp="http://schemas.openxmlformats.org/drawingml/2006/wordprocessingDrawing" xmlns:wpg="http://schemas.microsoft.com/office/word/2010/wordprocessingGroup" xmlns:wpi="http://schemas.microsoft.com/office/word/2010/wordprocessingInk" xmlns:wps="http://schemas.microsoft.com/office/word/2010/wordprocessingShape" xmlns:o="urn:schemas-microsoft-com:office:office" xmlns:v="urn:schemas-microsoft-com:vml" xmlns:w10="urn:schemas-microsoft-com:office:word" xmlns:w="http://schemas.openxmlformats.org/wordprocessingml/2006/main" xmlns:w14="http://schemas.microsoft.com/office/word/2010/wordml" xmlns:w15="http://schemas.microsoft.com/office/word/2012/wordml" xmlns:w16cei="http://schemas.microsoft.com/office/word/2026/wordml/cei" xmlns:w16cex="http://schemas.microsoft.com/office/word/2018/wordml/cex" xmlns:w16cid="http://schemas.microsoft.com/office/word/2016/wordml/cid" xmlns:w16="http://schemas.microsoft.com/office/word/2018/wordml" xmlns:w16sdtdh="http://schemas.microsoft.com/office/word/2020/wordml/sdtdatahash" xmlns:w16sdtfl="http://schemas.microsoft.com/office/word/2024/wordml/sdtformatlock" xmlns:w16se="http://schemas.microsoft.com/office/word/2015/wordml/symex" xmlns:w16du="http://schemas.microsoft.com/office/word/2023/wordml/word16du" xmlns:wne="http://schemas.microsoft.com/office/word/2006/wordml" mc:Ignorable="w14 w15 w16se w16cid w16 w16cex w16sdtdh w16sdtfl w16du wp14">
   <w:body>
-    <w:bookmarkStart w:id="31" w:name="enyrgy-vitamin-d-primal-light-platform"/>
     <w:p>
       <w:pPr>
         <w:pStyle w:val="Heading1"/>
       </w:pPr>
-      <w:r>
-        <w:t xml:space="preserve">Enyrgy Vitamin D Primal Light Platform</w:t>
+      <w:bookmarkStart w:id="0" w:name="enyrgy-vitamin-d-primal-light-platform"/>
+      <w:r>
+        <w:t>Enyrgy Vitamin D Primal Light Platform</w:t>
       </w:r>
     </w:p>
     <w:p>
@@ -20,7 +20,7 @@
           <w:b/>
           <w:bCs/>
         </w:rPr>
-        <w:t xml:space="preserve">A Vitamin D light modality for your service line, and a retail line for your shop</w:t>
+        <w:t>A Vitamin D light modality for your service line, and a retail line for your shop</w:t>
       </w:r>
     </w:p>
     <w:p>
@@ -32,23 +32,31 @@
           <w:i/>
           <w:iCs/>
         </w:rPr>
-        <w:t xml:space="preserve">Prepared for the Center for New Medicine, Irvine, California</w:t>
-      </w:r>
-    </w:p>
-    <w:p>
-      <w:r>
-        <w:pict>
-          <v:rect style="width:0;height:1.5pt" o:hralign="center" o:hrstd="t" o:hr="t"/>
+        <w:t>Prepared for the Center for New Medicine, Irvine, California</w:t>
+      </w:r>
+    </w:p>
+    <w:p>
+      <w:r>
+        <w:rPr>
+          <w:noProof/>
+        </w:rPr>
+      </w:r>
+      <w:r>
+        <w:pict w14:anchorId="37AC0048">
+          <v:rect id="Horizontal Line 1" o:spid="_x0000_s1030" style="width:468pt;height:1.1pt;visibility:visible;mso-wrap-style:square;mso-left-percent:-10001;mso-top-percent:-10001;mso-position-horizontal:absolute;mso-position-horizontal-relative:char;mso-position-vertical:absolute;mso-position-vertical-relative:line;mso-left-percent:-10001;mso-top-percent:-10001;v-text-anchor:top" o:gfxdata="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" filled="f">
+            <o:lock v:ext="edit" rotation="t" aspectratio="t" verticies="t" text="t" shapetype="t"/>
+            <w10:anchorlock/>
+          </v:rect>
         </w:pict>
       </w:r>
     </w:p>
-    <w:bookmarkStart w:id="19" w:name="why-this-exists"/>
     <w:p>
       <w:pPr>
         <w:pStyle w:val="Heading2"/>
       </w:pPr>
-      <w:r>
-        <w:t xml:space="preserve">Why this exists</w:t>
+      <w:bookmarkStart w:id="1" w:name="why-this-exists"/>
+      <w:r>
+        <w:t>Why this exists</w:t>
       </w:r>
     </w:p>
     <w:p>
@@ -56,13 +64,7 @@
         <w:pStyle w:val="FirstParagraph"/>
       </w:pPr>
       <w:r>
-        <w:t xml:space="preserve">In late 2019 my wife Laura and I sat in a doctor’s office, looking at each other quietly, absorbing the words</w:t>
-      </w:r>
-      <w:r>
-        <w:t xml:space="preserve"> </w:t>
-      </w:r>
-      <w:r>
-        <w:t xml:space="preserve">“breast cancer.”</w:t>
+        <w:t>In late 2019 my wife Laura and I sat in a doctor’s office, looking at each other quietly, absorbing the words “breast cancer.”</w:t>
       </w:r>
     </w:p>
     <w:p>
@@ -70,7 +72,7 @@
         <w:pStyle w:val="BodyText"/>
       </w:pPr>
       <w:r>
-        <w:t xml:space="preserve">A few months later COVID hit. Laura is a front-line healthcare worker, and protecting her immune system became the constant topic in our house.</w:t>
+        <w:t>A few months later COVID hit. Laura is a front-line healthcare worker, and protecting her immune system became the constant topic in our house.</w:t>
       </w:r>
     </w:p>
     <w:p>
@@ -78,7 +80,7 @@
         <w:pStyle w:val="BodyText"/>
       </w:pPr>
       <w:r>
-        <w:t xml:space="preserve">Around that time my co-founder David Letourneau and I began working with physicians from LSU and Baylor on a clinical study using UVB light to support immune response in critically ill COVID patients. The results were a 60 percent reduction in mortality.</w:t>
+        <w:t>Around that time my co-founder David Letourneau and I began working with physicians from LSU and Baylor on a clinical study using UVB light to support immune response in critically ill COVID patients. The results were a 60 percent reduction in mortality.</w:t>
       </w:r>
     </w:p>
     <w:p>
@@ -86,7 +88,7 @@
         <w:pStyle w:val="BodyText"/>
       </w:pPr>
       <w:r>
-        <w:t xml:space="preserve">In the course of those discussions the doctors shared another piece of research, and it stopped me cold. Women with Vitamin D levels below 20 ng/mL carry an over 80 percent higher risk of breast cancer. I went back and looked at Laura’s blood work from around the time of her diagnosis.</w:t>
+        <w:t>In the course of those discussions the doctors shared another piece of research, and it stopped me cold. Women with Vitamin D levels below 20 ng/mL carry an over 80 percent higher risk of breast cancer. I went back and looked at Laura’s blood work from around the time of her diagnosis.</w:t>
       </w:r>
     </w:p>
     <w:p>
@@ -94,7 +96,7 @@
         <w:pStyle w:val="BodyText"/>
       </w:pPr>
       <w:r>
-        <w:t xml:space="preserve">She was at 17.</w:t>
+        <w:t>She was at 17.</w:t>
       </w:r>
     </w:p>
     <w:p>
@@ -102,7 +104,7 @@
         <w:pStyle w:val="BodyText"/>
       </w:pPr>
       <w:r>
-        <w:t xml:space="preserve">That number is why Enyrgy exists. Not because a light is interesting, but because the body we loved most was running short of something it needed and nobody had measured it. The technology in this document was built to close that specific gap: to raise a number, and to make it visible.</w:t>
+        <w:t>That number is why Enyrgy exists. Not because a light is interesting, but because the body we loved most was running short of something it needed and nobody had measured it. The technology in this document was built to close that specific gap: to raise a number, and to make it visible.</w:t>
       </w:r>
     </w:p>
     <w:p>
@@ -110,24 +112,32 @@
         <w:pStyle w:val="BodyText"/>
       </w:pPr>
       <w:r>
-        <w:t xml:space="preserve">Laura’s levels are optimal now.</w:t>
-      </w:r>
-    </w:p>
-    <w:p>
-      <w:r>
-        <w:pict>
-          <v:rect style="width:0;height:1.5pt" o:hralign="center" o:hrstd="t" o:hr="t"/>
+        <w:t>Laura’s levels are optimal now.</w:t>
+      </w:r>
+    </w:p>
+    <w:p>
+      <w:r>
+        <w:rPr>
+          <w:noProof/>
+        </w:rPr>
+      </w:r>
+      <w:r>
+        <w:pict w14:anchorId="4CA35B41">
+          <v:rect id="Horizontal Line 2" o:spid="_x0000_s1029" style="width:468pt;height:1.1pt;visibility:visible;mso-wrap-style:square;mso-left-percent:-10001;mso-top-percent:-10001;mso-position-horizontal:absolute;mso-position-horizontal-relative:char;mso-position-vertical:absolute;mso-position-vertical-relative:line;mso-left-percent:-10001;mso-top-percent:-10001;v-text-anchor:top" o:gfxdata="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" filled="f">
+            <o:lock v:ext="edit" rotation="t" aspectratio="t" verticies="t" text="t" shapetype="t"/>
+            <w10:anchorlock/>
+          </v:rect>
         </w:pict>
       </w:r>
     </w:p>
-    <w:bookmarkEnd w:id="19"/>
-    <w:bookmarkStart w:id="20" w:name="the-technology"/>
     <w:p>
       <w:pPr>
         <w:pStyle w:val="Heading2"/>
       </w:pPr>
-      <w:r>
-        <w:t xml:space="preserve">The technology</w:t>
+      <w:bookmarkStart w:id="2" w:name="the-technology"/>
+      <w:bookmarkEnd w:id="1"/>
+      <w:r>
+        <w:t>The technology</w:t>
       </w:r>
     </w:p>
     <w:p>
@@ -139,13 +149,10 @@
           <w:b/>
           <w:bCs/>
         </w:rPr>
-        <w:t xml:space="preserve">Enyrgy inverts the spectrum.</w:t>
-      </w:r>
-      <w:r>
-        <w:t xml:space="preserve"> </w:t>
-      </w:r>
-      <w:r>
-        <w:t xml:space="preserve">Sunlight is roughly 95 percent UVA. Enyrgy is over 90 percent UVB and under 10 percent UVA. That is the whole design, because Vitamin D synthesis requires UVB in the 280 to 315 nm band. Visible-light and circadian lamps emit no UVB at all and cannot trigger it, whatever else they do.</w:t>
+        <w:t>Enyrgy inverts the spectrum.</w:t>
+      </w:r>
+      <w:r>
+        <w:t xml:space="preserve"> Sunlight is roughly 95 percent UVA. Enyrgy is over 90 percent UVB and under 10 percent UVA. That is the whole design, because Vitamin D synthesis requires UVB in the 280 to 315 nm band. Visible-light and circadian lamps emit no UVB at all and cannot trigger it, whatever else they do.</w:t>
       </w:r>
     </w:p>
     <w:p>
@@ -157,13 +164,10 @@
           <w:b/>
           <w:bCs/>
         </w:rPr>
-        <w:t xml:space="preserve">The dose is calculated, not timed.</w:t>
-      </w:r>
-      <w:r>
-        <w:t xml:space="preserve"> </w:t>
-      </w:r>
-      <w:r>
-        <w:t xml:space="preserve">The app reads each user’s Fitzpatrick skin type, sets that person’s dose, and ends the session automatically. Nobody is estimating, and nobody is watching a clock. That is the difference between this and a tanning bed, which delivers the wrong part of the spectrum with no dosing control at all.</w:t>
+        <w:t>The dose is calculated, not timed.</w:t>
+      </w:r>
+      <w:r>
+        <w:t xml:space="preserve"> The app reads each user’s Fitzpatrick skin type, sets that person’s dose, and ends the session automatically. Nobody is estimating, and nobody is watching a clock. That is the difference between this and a tanning bed, which delivers the wrong part of the spectrum with no dosing control at all.</w:t>
       </w:r>
     </w:p>
     <w:p>
@@ -175,19 +179,17 @@
           <w:b/>
           <w:bCs/>
         </w:rPr>
-        <w:t xml:space="preserve">One session, three pathways.</w:t>
-      </w:r>
-      <w:r>
-        <w:t xml:space="preserve"> </w:t>
-      </w:r>
-      <w:r>
-        <w:t xml:space="preserve">Vitamin D, nitric oxide, and serotonin. A capsule opens one of them.</w:t>
+        <w:lastRenderedPageBreak/>
+        <w:t>One session, three pathways.</w:t>
+      </w:r>
+      <w:r>
+        <w:t xml:space="preserve"> Vitamin D, nitric oxide, and serotonin. A capsule opens one of them.</w:t>
       </w:r>
     </w:p>
     <w:tbl>
       <w:tblPr>
         <w:tblStyle w:val="Table"/>
-        <w:tblW w:type="pct" w:w="5000"/>
+        <w:tblW w:w="5000" w:type="pct"/>
         <w:tblBorders>
           <w:top w:val="single" w:sz="4" w:space="0" w:color="auto"/>
           <w:left w:val="single" w:sz="4" w:space="0" w:color="auto"/>
@@ -197,15 +199,17 @@
           <w:insideV w:val="single" w:sz="4" w:space="0" w:color="auto"/>
         </w:tblBorders>
         <w:tblLayout w:type="fixed"/>
-        <w:tblLook w:firstRow="0" w:lastRow="0" w:firstColumn="0" w:lastColumn="0" w:noHBand="0" w:noVBand="0" w:val="0000"/>
+        <w:tblLook w:val="0000" w:firstRow="0" w:lastRow="0" w:firstColumn="0" w:lastColumn="0" w:noHBand="0" w:noVBand="0"/>
       </w:tblPr>
       <w:tblGrid>
-        <w:gridCol w:w="3960"/>
-        <w:gridCol w:w="3960"/>
+        <w:gridCol w:w="4788"/>
+        <w:gridCol w:w="4788"/>
       </w:tblGrid>
       <w:tr>
         <w:tc>
-          <w:tcPr/>
+          <w:tcPr>
+            <w:tcW w:w="3960" w:type="dxa"/>
+          </w:tcPr>
           <w:p>
             <w:pPr>
               <w:pStyle w:val="Compact"/>
@@ -215,25 +219,29 @@
                 <w:b/>
                 <w:bCs/>
               </w:rPr>
-              <w:t xml:space="preserve">2.4x</w:t>
-            </w:r>
-          </w:p>
-        </w:tc>
-        <w:tc>
-          <w:tcPr/>
-          <w:p>
-            <w:pPr>
-              <w:pStyle w:val="Compact"/>
-            </w:pPr>
-            <w:r>
-              <w:t xml:space="preserve">more efficient than sunlight for Vitamin D. Two to four minutes replaces two to four hours of sun.</w:t>
+              <w:t>2.4x</w:t>
+            </w:r>
+          </w:p>
+        </w:tc>
+        <w:tc>
+          <w:tcPr>
+            <w:tcW w:w="3960" w:type="dxa"/>
+          </w:tcPr>
+          <w:p>
+            <w:pPr>
+              <w:pStyle w:val="Compact"/>
+            </w:pPr>
+            <w:r>
+              <w:t>more efficient than sunlight for Vitamin D. Two to four minutes replaces two to four hours of sun.</w:t>
             </w:r>
           </w:p>
         </w:tc>
       </w:tr>
       <w:tr>
         <w:tc>
-          <w:tcPr/>
+          <w:tcPr>
+            <w:tcW w:w="3960" w:type="dxa"/>
+          </w:tcPr>
           <w:p>
             <w:pPr>
               <w:pStyle w:val="Compact"/>
@@ -243,25 +251,29 @@
                 <w:b/>
                 <w:bCs/>
               </w:rPr>
-              <w:t xml:space="preserve">25,000+</w:t>
-            </w:r>
-          </w:p>
-        </w:tc>
-        <w:tc>
-          <w:tcPr/>
-          <w:p>
-            <w:pPr>
-              <w:pStyle w:val="Compact"/>
-            </w:pPr>
-            <w:r>
-              <w:t xml:space="preserve">sessions completed, zero burns and zero adverse events</w:t>
+              <w:t>25,000+</w:t>
+            </w:r>
+          </w:p>
+        </w:tc>
+        <w:tc>
+          <w:tcPr>
+            <w:tcW w:w="3960" w:type="dxa"/>
+          </w:tcPr>
+          <w:p>
+            <w:pPr>
+              <w:pStyle w:val="Compact"/>
+            </w:pPr>
+            <w:r>
+              <w:t>sessions completed, zero burns and zero adverse events</w:t>
             </w:r>
           </w:p>
         </w:tc>
       </w:tr>
       <w:tr>
         <w:tc>
-          <w:tcPr/>
+          <w:tcPr>
+            <w:tcW w:w="3960" w:type="dxa"/>
+          </w:tcPr>
           <w:p>
             <w:pPr>
               <w:pStyle w:val="Compact"/>
@@ -271,25 +283,29 @@
                 <w:b/>
                 <w:bCs/>
               </w:rPr>
-              <w:t xml:space="preserve">Under 1%</w:t>
-            </w:r>
-          </w:p>
-        </w:tc>
-        <w:tc>
-          <w:tcPr/>
-          <w:p>
-            <w:pPr>
-              <w:pStyle w:val="Compact"/>
-            </w:pPr>
-            <w:r>
-              <w:t xml:space="preserve">return rate, against an industry norm of 5 to 10 percent</w:t>
+              <w:t>Under 1%</w:t>
+            </w:r>
+          </w:p>
+        </w:tc>
+        <w:tc>
+          <w:tcPr>
+            <w:tcW w:w="3960" w:type="dxa"/>
+          </w:tcPr>
+          <w:p>
+            <w:pPr>
+              <w:pStyle w:val="Compact"/>
+            </w:pPr>
+            <w:r>
+              <w:t>return rate, against an industry norm of 5 to 10 percent</w:t>
             </w:r>
           </w:p>
         </w:tc>
       </w:tr>
       <w:tr>
         <w:tc>
-          <w:tcPr/>
+          <w:tcPr>
+            <w:tcW w:w="3960" w:type="dxa"/>
+          </w:tcPr>
           <w:p>
             <w:pPr>
               <w:pStyle w:val="Compact"/>
@@ -299,25 +315,29 @@
                 <w:b/>
                 <w:bCs/>
               </w:rPr>
-              <w:t xml:space="preserve">76.6%</w:t>
-            </w:r>
-          </w:p>
-        </w:tc>
-        <w:tc>
-          <w:tcPr/>
-          <w:p>
-            <w:pPr>
-              <w:pStyle w:val="Compact"/>
-            </w:pPr>
-            <w:r>
-              <w:t xml:space="preserve">of people worldwide have Vitamin D below 30 ng/mL (Cui et al., Frontiers in Nutrition, 2023)</w:t>
+              <w:t>76.6%</w:t>
+            </w:r>
+          </w:p>
+        </w:tc>
+        <w:tc>
+          <w:tcPr>
+            <w:tcW w:w="3960" w:type="dxa"/>
+          </w:tcPr>
+          <w:p>
+            <w:pPr>
+              <w:pStyle w:val="Compact"/>
+            </w:pPr>
+            <w:r>
+              <w:t>of people worldwide have Vitamin D below 30 ng/mL (Cui et al., Frontiers in Nutrition, 2023)</w:t>
             </w:r>
           </w:p>
         </w:tc>
       </w:tr>
       <w:tr>
         <w:tc>
-          <w:tcPr/>
+          <w:tcPr>
+            <w:tcW w:w="3960" w:type="dxa"/>
+          </w:tcPr>
           <w:p>
             <w:pPr>
               <w:pStyle w:val="Compact"/>
@@ -327,31 +347,33 @@
                 <w:b/>
                 <w:bCs/>
               </w:rPr>
-              <w:t xml:space="preserve">+111%</w:t>
-            </w:r>
-          </w:p>
-        </w:tc>
-        <w:tc>
-          <w:tcPr/>
-          <w:p>
-            <w:pPr>
-              <w:pStyle w:val="Compact"/>
-            </w:pPr>
-            <w:r>
-              <w:t xml:space="preserve">average increase in our own 12 week study of five participants, set out in full below</w:t>
+              <w:t>+111%</w:t>
+            </w:r>
+          </w:p>
+        </w:tc>
+        <w:tc>
+          <w:tcPr>
+            <w:tcW w:w="3960" w:type="dxa"/>
+          </w:tcPr>
+          <w:p>
+            <w:pPr>
+              <w:pStyle w:val="Compact"/>
+            </w:pPr>
+            <w:r>
+              <w:t>average increase in our own 12 week study of five participants, set out in full below</w:t>
             </w:r>
           </w:p>
         </w:tc>
       </w:tr>
     </w:tbl>
-    <w:bookmarkEnd w:id="20"/>
-    <w:bookmarkStart w:id="21" w:name="why-not-a-capsule"/>
     <w:p>
       <w:pPr>
         <w:pStyle w:val="Heading2"/>
       </w:pPr>
-      <w:r>
-        <w:t xml:space="preserve">Why not a capsule</w:t>
+      <w:bookmarkStart w:id="3" w:name="why-not-a-capsule"/>
+      <w:bookmarkEnd w:id="2"/>
+      <w:r>
+        <w:t>Why not a capsule</w:t>
       </w:r>
     </w:p>
     <w:p>
@@ -359,7 +381,7 @@
         <w:pStyle w:val="FirstParagraph"/>
       </w:pPr>
       <w:r>
-        <w:t xml:space="preserve">Where supplements sit on your shelf, they are one lane. In research clinical trials, about one in four participants were low responders to Vitamin D supplementation, so a capsule does not reliably move the number for everyone.</w:t>
+        <w:t>Where supplements sit on your shelf, they are one lane. In research clinical trials, about one in four participants were low responders to Vitamin D supplementation, so a capsule does not reliably move the number for everyone.</w:t>
       </w:r>
     </w:p>
     <w:p>
@@ -367,17 +389,17 @@
         <w:pStyle w:val="BodyText"/>
       </w:pPr>
       <w:r>
-        <w:t xml:space="preserve">This does, and your own blood work is the proof. That is the practical distinction: a supplement is a hope, a session plus a lab draw is a measurement.</w:t>
-      </w:r>
-    </w:p>
-    <w:bookmarkEnd w:id="21"/>
-    <w:bookmarkStart w:id="22" w:name="X21a19599e2bc041912ab468af8bbbc6d8280c95"/>
+        <w:t>This does, and your own blood work is the proof. That is the practical distinction: a supplement is a hope, a session plus a lab draw is a measurement.</w:t>
+      </w:r>
+    </w:p>
     <w:p>
       <w:pPr>
         <w:pStyle w:val="Heading2"/>
       </w:pPr>
-      <w:r>
-        <w:t xml:space="preserve">What we measured, and what it does not show</w:t>
+      <w:bookmarkStart w:id="4" w:name="X21a19599e2bc041912ab468af8bbbc6d8280c95"/>
+      <w:bookmarkEnd w:id="3"/>
+      <w:r>
+        <w:t>What we measured, and what it does not show</w:t>
       </w:r>
     </w:p>
     <w:p>
@@ -385,7 +407,7 @@
         <w:pStyle w:val="FirstParagraph"/>
       </w:pPr>
       <w:r>
-        <w:t xml:space="preserve">Twelve weeks. Five healthy adults, skin types II to IV, four to six sessions a week. No control group.</w:t>
+        <w:t>Twelve weeks. Five healthy adults, skin types II to IV, four to six sessions a week. No control group.</w:t>
       </w:r>
     </w:p>
     <w:p>
@@ -397,317 +419,356 @@
           <w:b/>
           <w:bCs/>
         </w:rPr>
-        <w:t xml:space="preserve">This is our own study, not independent research, and five people is a small study.</w:t>
-      </w:r>
-      <w:r>
-        <w:t xml:space="preserve"> </w:t>
-      </w:r>
-      <w:r>
-        <w:t xml:space="preserve">We would rather hand you every row than an average.</w:t>
+        <w:t>This is our own study, not independent research, and five people is a small study.</w:t>
+      </w:r>
+      <w:r>
+        <w:t xml:space="preserve"> We would rather hand you every row than an average.</w:t>
       </w:r>
     </w:p>
     <w:tbl>
       <w:tblPr>
-        <w:tblBorders>
-          <w:top w:val="single" w:sz="4" w:space="0" w:color="auto"/>
-          <w:left w:val="single" w:sz="4" w:space="0" w:color="auto"/>
-          <w:bottom w:val="single" w:sz="4" w:space="0" w:color="auto"/>
-          <w:right w:val="single" w:sz="4" w:space="0" w:color="auto"/>
-          <w:insideH w:val="single" w:sz="4" w:space="0" w:color="auto"/>
-          <w:insideV w:val="single" w:sz="4" w:space="0" w:color="auto"/>
-        </w:tblBorders>
         <w:tblStyle w:val="Table"/>
-        <w:tblW w:type="auto" w:w="0"/>
-        <w:tblLook w:firstRow="1" w:lastRow="0" w:firstColumn="0" w:lastColumn="0" w:noHBand="0" w:noVBand="0" w:val="0020"/>
+        <w:tblW w:w="0" w:type="auto"/>
+        <w:tblLook w:val="0020" w:firstRow="1" w:lastRow="0" w:firstColumn="0" w:lastColumn="0" w:noHBand="0" w:noVBand="0"/>
       </w:tblPr>
       <w:tblGrid>
-        <w:gridCol w:w="1980"/>
-        <w:gridCol w:w="1980"/>
-        <w:gridCol w:w="1980"/>
-        <w:gridCol w:w="1980"/>
+        <w:gridCol w:w="1441"/>
+        <w:gridCol w:w="1240"/>
+        <w:gridCol w:w="1589"/>
+        <w:gridCol w:w="1503"/>
       </w:tblGrid>
       <w:tr>
         <w:trPr>
-          <w:tblHeader w:val="on"/>
+          <w:tblHeader/>
         </w:trPr>
         <w:tc>
-          <w:tcPr/>
-          <w:p>
-            <w:pPr>
-              <w:pStyle w:val="Compact"/>
-            </w:pPr>
-            <w:r>
-              <w:t xml:space="preserve">Participant</w:t>
-            </w:r>
-          </w:p>
-        </w:tc>
-        <w:tc>
-          <w:tcPr/>
-          <w:p>
-            <w:pPr>
-              <w:pStyle w:val="Compact"/>
-            </w:pPr>
-            <w:r>
-              <w:t xml:space="preserve">Skin type</w:t>
-            </w:r>
-          </w:p>
-        </w:tc>
-        <w:tc>
-          <w:tcPr/>
-          <w:p>
-            <w:pPr>
-              <w:pStyle w:val="Compact"/>
-            </w:pPr>
-            <w:r>
-              <w:t xml:space="preserve">Start, ng/mL</w:t>
-            </w:r>
-          </w:p>
-        </w:tc>
-        <w:tc>
-          <w:tcPr/>
-          <w:p>
-            <w:pPr>
-              <w:pStyle w:val="Compact"/>
-            </w:pPr>
-            <w:r>
-              <w:t xml:space="preserve">End, ng/mL</w:t>
+          <w:tcPr>
+            <w:tcW w:w="0" w:type="auto"/>
+          </w:tcPr>
+          <w:p>
+            <w:pPr>
+              <w:pStyle w:val="Compact"/>
+            </w:pPr>
+            <w:r>
+              <w:t>Participant</w:t>
+            </w:r>
+          </w:p>
+        </w:tc>
+        <w:tc>
+          <w:tcPr>
+            <w:tcW w:w="0" w:type="auto"/>
+          </w:tcPr>
+          <w:p>
+            <w:pPr>
+              <w:pStyle w:val="Compact"/>
+            </w:pPr>
+            <w:r>
+              <w:t>Skin type</w:t>
+            </w:r>
+          </w:p>
+        </w:tc>
+        <w:tc>
+          <w:tcPr>
+            <w:tcW w:w="0" w:type="auto"/>
+          </w:tcPr>
+          <w:p>
+            <w:pPr>
+              <w:pStyle w:val="Compact"/>
+            </w:pPr>
+            <w:r>
+              <w:t>Start, ng/mL</w:t>
+            </w:r>
+          </w:p>
+        </w:tc>
+        <w:tc>
+          <w:tcPr>
+            <w:tcW w:w="0" w:type="auto"/>
+          </w:tcPr>
+          <w:p>
+            <w:pPr>
+              <w:pStyle w:val="Compact"/>
+            </w:pPr>
+            <w:r>
+              <w:t>End, ng/mL</w:t>
             </w:r>
           </w:p>
         </w:tc>
       </w:tr>
       <w:tr>
         <w:tc>
-          <w:tcPr/>
-          <w:p>
-            <w:pPr>
-              <w:pStyle w:val="Compact"/>
-            </w:pPr>
-            <w:r>
-              <w:t xml:space="preserve">P1</w:t>
-            </w:r>
-          </w:p>
-        </w:tc>
-        <w:tc>
-          <w:tcPr/>
-          <w:p>
-            <w:pPr>
-              <w:pStyle w:val="Compact"/>
-            </w:pPr>
-            <w:r>
-              <w:t xml:space="preserve">II</w:t>
-            </w:r>
-          </w:p>
-        </w:tc>
-        <w:tc>
-          <w:tcPr/>
-          <w:p>
-            <w:pPr>
-              <w:pStyle w:val="Compact"/>
-            </w:pPr>
-            <w:r>
-              <w:t xml:space="preserve">38.4</w:t>
-            </w:r>
-          </w:p>
-        </w:tc>
-        <w:tc>
-          <w:tcPr/>
-          <w:p>
-            <w:pPr>
-              <w:pStyle w:val="Compact"/>
-            </w:pPr>
-            <w:r>
-              <w:t xml:space="preserve">86.0</w:t>
+          <w:tcPr>
+            <w:tcW w:w="0" w:type="auto"/>
+          </w:tcPr>
+          <w:p>
+            <w:pPr>
+              <w:pStyle w:val="Compact"/>
+            </w:pPr>
+            <w:r>
+              <w:t>P1</w:t>
+            </w:r>
+          </w:p>
+        </w:tc>
+        <w:tc>
+          <w:tcPr>
+            <w:tcW w:w="0" w:type="auto"/>
+          </w:tcPr>
+          <w:p>
+            <w:pPr>
+              <w:pStyle w:val="Compact"/>
+            </w:pPr>
+            <w:r>
+              <w:t>II</w:t>
+            </w:r>
+          </w:p>
+        </w:tc>
+        <w:tc>
+          <w:tcPr>
+            <w:tcW w:w="0" w:type="auto"/>
+          </w:tcPr>
+          <w:p>
+            <w:pPr>
+              <w:pStyle w:val="Compact"/>
+            </w:pPr>
+            <w:r>
+              <w:t>38.4</w:t>
+            </w:r>
+          </w:p>
+        </w:tc>
+        <w:tc>
+          <w:tcPr>
+            <w:tcW w:w="0" w:type="auto"/>
+          </w:tcPr>
+          <w:p>
+            <w:pPr>
+              <w:pStyle w:val="Compact"/>
+            </w:pPr>
+            <w:r>
+              <w:t>86.0</w:t>
             </w:r>
           </w:p>
         </w:tc>
       </w:tr>
       <w:tr>
         <w:tc>
-          <w:tcPr/>
-          <w:p>
-            <w:pPr>
-              <w:pStyle w:val="Compact"/>
-            </w:pPr>
-            <w:r>
-              <w:t xml:space="preserve">P2</w:t>
-            </w:r>
-          </w:p>
-        </w:tc>
-        <w:tc>
-          <w:tcPr/>
-          <w:p>
-            <w:pPr>
-              <w:pStyle w:val="Compact"/>
-            </w:pPr>
-            <w:r>
-              <w:t xml:space="preserve">III</w:t>
-            </w:r>
-          </w:p>
-        </w:tc>
-        <w:tc>
-          <w:tcPr/>
-          <w:p>
-            <w:pPr>
-              <w:pStyle w:val="Compact"/>
-            </w:pPr>
-            <w:r>
-              <w:t xml:space="preserve">34.0</w:t>
-            </w:r>
-          </w:p>
-        </w:tc>
-        <w:tc>
-          <w:tcPr/>
-          <w:p>
-            <w:pPr>
-              <w:pStyle w:val="Compact"/>
-            </w:pPr>
-            <w:r>
-              <w:t xml:space="preserve">88.4</w:t>
+          <w:tcPr>
+            <w:tcW w:w="0" w:type="auto"/>
+          </w:tcPr>
+          <w:p>
+            <w:pPr>
+              <w:pStyle w:val="Compact"/>
+            </w:pPr>
+            <w:r>
+              <w:t>P2</w:t>
+            </w:r>
+          </w:p>
+        </w:tc>
+        <w:tc>
+          <w:tcPr>
+            <w:tcW w:w="0" w:type="auto"/>
+          </w:tcPr>
+          <w:p>
+            <w:pPr>
+              <w:pStyle w:val="Compact"/>
+            </w:pPr>
+            <w:r>
+              <w:t>III</w:t>
+            </w:r>
+          </w:p>
+        </w:tc>
+        <w:tc>
+          <w:tcPr>
+            <w:tcW w:w="0" w:type="auto"/>
+          </w:tcPr>
+          <w:p>
+            <w:pPr>
+              <w:pStyle w:val="Compact"/>
+            </w:pPr>
+            <w:r>
+              <w:t>34.0</w:t>
+            </w:r>
+          </w:p>
+        </w:tc>
+        <w:tc>
+          <w:tcPr>
+            <w:tcW w:w="0" w:type="auto"/>
+          </w:tcPr>
+          <w:p>
+            <w:pPr>
+              <w:pStyle w:val="Compact"/>
+            </w:pPr>
+            <w:r>
+              <w:t>88.4</w:t>
             </w:r>
           </w:p>
         </w:tc>
       </w:tr>
       <w:tr>
         <w:tc>
-          <w:tcPr/>
-          <w:p>
-            <w:pPr>
-              <w:pStyle w:val="Compact"/>
-            </w:pPr>
-            <w:r>
-              <w:t xml:space="preserve">P3</w:t>
-            </w:r>
-          </w:p>
-        </w:tc>
-        <w:tc>
-          <w:tcPr/>
-          <w:p>
-            <w:pPr>
-              <w:pStyle w:val="Compact"/>
-            </w:pPr>
-            <w:r>
-              <w:t xml:space="preserve">III</w:t>
-            </w:r>
-          </w:p>
-        </w:tc>
-        <w:tc>
-          <w:tcPr/>
-          <w:p>
-            <w:pPr>
-              <w:pStyle w:val="Compact"/>
-            </w:pPr>
-            <w:r>
-              <w:t xml:space="preserve">37.0</w:t>
-            </w:r>
-          </w:p>
-        </w:tc>
-        <w:tc>
-          <w:tcPr/>
-          <w:p>
-            <w:pPr>
-              <w:pStyle w:val="Compact"/>
-            </w:pPr>
-            <w:r>
-              <w:t xml:space="preserve">78.0</w:t>
+          <w:tcPr>
+            <w:tcW w:w="0" w:type="auto"/>
+          </w:tcPr>
+          <w:p>
+            <w:pPr>
+              <w:pStyle w:val="Compact"/>
+            </w:pPr>
+            <w:r>
+              <w:t>P3</w:t>
+            </w:r>
+          </w:p>
+        </w:tc>
+        <w:tc>
+          <w:tcPr>
+            <w:tcW w:w="0" w:type="auto"/>
+          </w:tcPr>
+          <w:p>
+            <w:pPr>
+              <w:pStyle w:val="Compact"/>
+            </w:pPr>
+            <w:r>
+              <w:t>III</w:t>
+            </w:r>
+          </w:p>
+        </w:tc>
+        <w:tc>
+          <w:tcPr>
+            <w:tcW w:w="0" w:type="auto"/>
+          </w:tcPr>
+          <w:p>
+            <w:pPr>
+              <w:pStyle w:val="Compact"/>
+            </w:pPr>
+            <w:r>
+              <w:t>37.0</w:t>
+            </w:r>
+          </w:p>
+        </w:tc>
+        <w:tc>
+          <w:tcPr>
+            <w:tcW w:w="0" w:type="auto"/>
+          </w:tcPr>
+          <w:p>
+            <w:pPr>
+              <w:pStyle w:val="Compact"/>
+            </w:pPr>
+            <w:r>
+              <w:t>78.0</w:t>
             </w:r>
           </w:p>
         </w:tc>
       </w:tr>
       <w:tr>
         <w:tc>
-          <w:tcPr/>
-          <w:p>
-            <w:pPr>
-              <w:pStyle w:val="Compact"/>
-            </w:pPr>
-            <w:r>
-              <w:t xml:space="preserve">P4</w:t>
-            </w:r>
-          </w:p>
-        </w:tc>
-        <w:tc>
-          <w:tcPr/>
-          <w:p>
-            <w:pPr>
-              <w:pStyle w:val="Compact"/>
-            </w:pPr>
-            <w:r>
-              <w:t xml:space="preserve">IV</w:t>
-            </w:r>
-          </w:p>
-        </w:tc>
-        <w:tc>
-          <w:tcPr/>
-          <w:p>
-            <w:pPr>
-              <w:pStyle w:val="Compact"/>
-            </w:pPr>
-            <w:r>
-              <w:t xml:space="preserve">47.0</w:t>
-            </w:r>
-          </w:p>
-        </w:tc>
-        <w:tc>
-          <w:tcPr/>
-          <w:p>
-            <w:pPr>
-              <w:pStyle w:val="Compact"/>
-            </w:pPr>
-            <w:r>
-              <w:t xml:space="preserve">88.7</w:t>
+          <w:tcPr>
+            <w:tcW w:w="0" w:type="auto"/>
+          </w:tcPr>
+          <w:p>
+            <w:pPr>
+              <w:pStyle w:val="Compact"/>
+            </w:pPr>
+            <w:r>
+              <w:t>P4</w:t>
+            </w:r>
+          </w:p>
+        </w:tc>
+        <w:tc>
+          <w:tcPr>
+            <w:tcW w:w="0" w:type="auto"/>
+          </w:tcPr>
+          <w:p>
+            <w:pPr>
+              <w:pStyle w:val="Compact"/>
+            </w:pPr>
+            <w:r>
+              <w:t>IV</w:t>
+            </w:r>
+          </w:p>
+        </w:tc>
+        <w:tc>
+          <w:tcPr>
+            <w:tcW w:w="0" w:type="auto"/>
+          </w:tcPr>
+          <w:p>
+            <w:pPr>
+              <w:pStyle w:val="Compact"/>
+            </w:pPr>
+            <w:r>
+              <w:t>47.0</w:t>
+            </w:r>
+          </w:p>
+        </w:tc>
+        <w:tc>
+          <w:tcPr>
+            <w:tcW w:w="0" w:type="auto"/>
+          </w:tcPr>
+          <w:p>
+            <w:pPr>
+              <w:pStyle w:val="Compact"/>
+            </w:pPr>
+            <w:r>
+              <w:t>88.7</w:t>
             </w:r>
           </w:p>
         </w:tc>
       </w:tr>
       <w:tr>
         <w:tc>
-          <w:tcPr/>
-          <w:p>
-            <w:pPr>
-              <w:pStyle w:val="Compact"/>
-            </w:pPr>
-            <w:r>
-              <w:t xml:space="preserve">P5</w:t>
-            </w:r>
-          </w:p>
-        </w:tc>
-        <w:tc>
-          <w:tcPr/>
-          <w:p>
-            <w:pPr>
-              <w:pStyle w:val="Compact"/>
-            </w:pPr>
-            <w:r>
-              <w:t xml:space="preserve">III</w:t>
-            </w:r>
-          </w:p>
-        </w:tc>
-        <w:tc>
-          <w:tcPr/>
-          <w:p>
-            <w:pPr>
-              <w:pStyle w:val="Compact"/>
-            </w:pPr>
-            <w:r>
-              <w:t xml:space="preserve">43.4</w:t>
-            </w:r>
-          </w:p>
-        </w:tc>
-        <w:tc>
-          <w:tcPr/>
-          <w:p>
-            <w:pPr>
-              <w:pStyle w:val="Compact"/>
-            </w:pPr>
-            <w:r>
-              <w:t xml:space="preserve">79.9</w:t>
+          <w:tcPr>
+            <w:tcW w:w="0" w:type="auto"/>
+          </w:tcPr>
+          <w:p>
+            <w:pPr>
+              <w:pStyle w:val="Compact"/>
+            </w:pPr>
+            <w:r>
+              <w:t>P5</w:t>
+            </w:r>
+          </w:p>
+        </w:tc>
+        <w:tc>
+          <w:tcPr>
+            <w:tcW w:w="0" w:type="auto"/>
+          </w:tcPr>
+          <w:p>
+            <w:pPr>
+              <w:pStyle w:val="Compact"/>
+            </w:pPr>
+            <w:r>
+              <w:t>III</w:t>
+            </w:r>
+          </w:p>
+        </w:tc>
+        <w:tc>
+          <w:tcPr>
+            <w:tcW w:w="0" w:type="auto"/>
+          </w:tcPr>
+          <w:p>
+            <w:pPr>
+              <w:pStyle w:val="Compact"/>
+            </w:pPr>
+            <w:r>
+              <w:t>43.4</w:t>
+            </w:r>
+          </w:p>
+        </w:tc>
+        <w:tc>
+          <w:tcPr>
+            <w:tcW w:w="0" w:type="auto"/>
+          </w:tcPr>
+          <w:p>
+            <w:pPr>
+              <w:pStyle w:val="Compact"/>
+            </w:pPr>
+            <w:r>
+              <w:t>79.9</w:t>
             </w:r>
           </w:p>
         </w:tc>
       </w:tr>
       <w:tr>
         <w:tc>
-          <w:tcPr/>
+          <w:tcPr>
+            <w:tcW w:w="0" w:type="auto"/>
+          </w:tcPr>
           <w:p>
             <w:pPr>
               <w:pStyle w:val="Compact"/>
@@ -717,20 +778,24 @@
                 <w:b/>
                 <w:bCs/>
               </w:rPr>
-              <w:t xml:space="preserve">Average</w:t>
-            </w:r>
-          </w:p>
-        </w:tc>
-        <w:tc>
-          <w:tcPr/>
-          <w:p>
-            <w:pPr>
-              <w:pStyle w:val="Compact"/>
-            </w:pPr>
-          </w:p>
-        </w:tc>
-        <w:tc>
-          <w:tcPr/>
+              <w:t>Average</w:t>
+            </w:r>
+          </w:p>
+        </w:tc>
+        <w:tc>
+          <w:tcPr>
+            <w:tcW w:w="0" w:type="auto"/>
+          </w:tcPr>
+          <w:p>
+            <w:pPr>
+              <w:pStyle w:val="Compact"/>
+            </w:pPr>
+          </w:p>
+        </w:tc>
+        <w:tc>
+          <w:tcPr>
+            <w:tcW w:w="0" w:type="auto"/>
+          </w:tcPr>
           <w:p>
             <w:pPr>
               <w:pStyle w:val="Compact"/>
@@ -740,12 +805,14 @@
                 <w:b/>
                 <w:bCs/>
               </w:rPr>
-              <w:t xml:space="preserve">39.96</w:t>
-            </w:r>
-          </w:p>
-        </w:tc>
-        <w:tc>
-          <w:tcPr/>
+              <w:t>39.96</w:t>
+            </w:r>
+          </w:p>
+        </w:tc>
+        <w:tc>
+          <w:tcPr>
+            <w:tcW w:w="0" w:type="auto"/>
+          </w:tcPr>
           <w:p>
             <w:pPr>
               <w:pStyle w:val="Compact"/>
@@ -755,7 +822,7 @@
                 <w:b/>
                 <w:bCs/>
               </w:rPr>
-              <w:t xml:space="preserve">84.20</w:t>
+              <w:t>84.20</w:t>
             </w:r>
           </w:p>
         </w:tc>
@@ -766,7 +833,7 @@
         <w:pStyle w:val="BodyText"/>
       </w:pPr>
       <w:r>
-        <w:t xml:space="preserve">A 111 percent average increase. Every participant started insufficient or borderline, every one reached optimal, and nobody dropped out.</w:t>
+        <w:t>A 111 percent average increase. Every participant started insufficient or borderline, every one reached optimal, and nobody dropped out.</w:t>
       </w:r>
     </w:p>
     <w:p>
@@ -774,7 +841,11 @@
         <w:pStyle w:val="BodyText"/>
       </w:pPr>
       <w:r>
-        <w:t xml:space="preserve">What it shows is narrow and real: in a small group, consistent sessions moved the number, and moved it in all five. What it does not show is a controlled effect size, and we are not going to claim one from five people. Since the study, we have over 600 users and over 25,000 sessions completed, with zero burns and zero adverse events.</w:t>
+        <w:t xml:space="preserve">What it shows is narrow and real: in a small group, consistent sessions moved the number, and moved it in all five. What it does not show is a controlled effect size, and </w:t>
+      </w:r>
+      <w:r>
+        <w:lastRenderedPageBreak/>
+        <w:t>we are not going to claim one from five people. Since the study, we have over 600 users and over 25,000 sessions completed, with zero burns and zero adverse events.</w:t>
       </w:r>
     </w:p>
     <w:p>
@@ -786,13 +857,10 @@
           <w:b/>
           <w:bCs/>
         </w:rPr>
-        <w:t xml:space="preserve">The honest limit on that result.</w:t>
-      </w:r>
-      <w:r>
-        <w:t xml:space="preserve"> </w:t>
-      </w:r>
-      <w:r>
-        <w:t xml:space="preserve">Some people do not respond well to UVB because of polymorphisms in genes governing Vitamin D metabolism, GC, CYP2R1 and DHCR7 among them. A patient with these may not reach optimal, through no failure of the platform. This is a non-response caveat and not a safety exclusion, and testing before and after is what settles it for any individual, which is what we recommend regardless.</w:t>
+        <w:t>The honest limit on that result.</w:t>
+      </w:r>
+      <w:r>
+        <w:t xml:space="preserve"> Some people do not respond well to UVB because of polymorphisms in genes governing Vitamin D metabolism, GC, CYP2R1 and DHCR7 among them. A patient with these may not reach optimal, through no failure of the platform. This is a non-response caveat and not a safety exclusion, and testing before and after is what settles it for any individual, which is what we recommend regardless.</w:t>
       </w:r>
     </w:p>
     <w:p>
@@ -800,7 +868,7 @@
         <w:pStyle w:val="BodyText"/>
       </w:pPr>
       <w:r>
-        <w:t xml:space="preserve">Worth being precise about the overlap: this is not a supplement problem that light escapes. GC and CYP2R1 act on Vitamin D once it is in circulation, whichever route it arrived by, so they bear on both. DHCR7 governs the substrate available in skin, so it is specific to the light pathway. The platform opens three pathways instead of one and is far more efficient at the Vitamin D pathway. It does not make Vitamin D genetics irrelevant.</w:t>
+        <w:t>Worth being precise about the overlap: this is not a supplement problem that light escapes. GC and CYP2R1 act on Vitamin D once it is in circulation, whichever route it arrived by, so they bear on both. DHCR7 governs the substrate available in skin, so it is specific to the light pathway. The platform opens three pathways instead of one and is far more efficient at the Vitamin D pathway. It does not make Vitamin D genetics irrelevant.</w:t>
       </w:r>
     </w:p>
     <w:p>
@@ -808,17 +876,17 @@
         <w:pStyle w:val="BodyText"/>
       </w:pPr>
       <w:r>
-        <w:t xml:space="preserve">The study that will matter to you is the one you run in your own patient population, with your own lab.</w:t>
-      </w:r>
-    </w:p>
-    <w:bookmarkEnd w:id="22"/>
-    <w:bookmarkStart w:id="23" w:name="the-people-behind-the-protocol"/>
+        <w:t>The study that will matter to you is the one you run in your own patient population, with your own lab.</w:t>
+      </w:r>
+    </w:p>
     <w:p>
       <w:pPr>
         <w:pStyle w:val="Heading2"/>
       </w:pPr>
-      <w:r>
-        <w:t xml:space="preserve">The people behind the protocol</w:t>
+      <w:bookmarkStart w:id="5" w:name="the-people-behind-the-protocol"/>
+      <w:bookmarkEnd w:id="4"/>
+      <w:r>
+        <w:t>The people behind the protocol</w:t>
       </w:r>
     </w:p>
     <w:p>
@@ -826,46 +894,37 @@
         <w:pStyle w:val="FirstParagraph"/>
       </w:pPr>
       <w:r>
-        <w:t xml:space="preserve">Our scientific advisory board includes</w:t>
-      </w:r>
-      <w:r>
-        <w:t xml:space="preserve"> </w:t>
+        <w:t xml:space="preserve">Our scientific advisory board includes </w:t>
       </w:r>
       <w:r>
         <w:rPr>
           <w:b/>
           <w:bCs/>
         </w:rPr>
-        <w:t xml:space="preserve">Dr. Bruce Hollis</w:t>
-      </w:r>
-      <w:r>
-        <w:t xml:space="preserve">, who has reviewed and endorsed the platform and is among the most cited Vitamin D researchers in the world;</w:t>
-      </w:r>
-      <w:r>
-        <w:t xml:space="preserve"> </w:t>
+        <w:t>Dr. Bruce Hollis</w:t>
+      </w:r>
+      <w:r>
+        <w:t xml:space="preserve">, who has reviewed and endorsed the platform and is among the most cited Vitamin D researchers in the world; </w:t>
       </w:r>
       <w:r>
         <w:rPr>
           <w:b/>
           <w:bCs/>
         </w:rPr>
-        <w:t xml:space="preserve">Dr. Samantha Kimball</w:t>
-      </w:r>
-      <w:r>
-        <w:t xml:space="preserve">, who designed the dosing protocol behind every session; and</w:t>
-      </w:r>
-      <w:r>
-        <w:t xml:space="preserve"> </w:t>
+        <w:t>Dr. Samantha Kimball</w:t>
+      </w:r>
+      <w:r>
+        <w:t xml:space="preserve">, who designed the dosing protocol behind every session; and </w:t>
       </w:r>
       <w:r>
         <w:rPr>
           <w:b/>
           <w:bCs/>
         </w:rPr>
-        <w:t xml:space="preserve">Dr. William Grant</w:t>
-      </w:r>
-      <w:r>
-        <w:t xml:space="preserve">, a global Vitamin D and UVB researcher.</w:t>
+        <w:t>Dr. William Grant</w:t>
+      </w:r>
+      <w:r>
+        <w:t>, a global Vitamin D and UVB researcher.</w:t>
       </w:r>
     </w:p>
     <w:p>
@@ -873,17 +932,17 @@
         <w:pStyle w:val="BodyText"/>
       </w:pPr>
       <w:r>
-        <w:t xml:space="preserve">600 plus users across five countries. Made in the USA in Phoenix, Arizona.</w:t>
-      </w:r>
-    </w:p>
-    <w:bookmarkEnd w:id="23"/>
-    <w:bookmarkStart w:id="24" w:name="contraindications-and-screening"/>
+        <w:t>600 plus users across five countries. Made in the USA in Phoenix, Arizona.</w:t>
+      </w:r>
+    </w:p>
     <w:p>
       <w:pPr>
         <w:pStyle w:val="Heading2"/>
       </w:pPr>
-      <w:r>
-        <w:t xml:space="preserve">Contraindications and screening</w:t>
+      <w:bookmarkStart w:id="6" w:name="contraindications-and-screening"/>
+      <w:bookmarkEnd w:id="5"/>
+      <w:r>
+        <w:t>Contraindications and screening</w:t>
       </w:r>
     </w:p>
     <w:p>
@@ -891,7 +950,7 @@
         <w:pStyle w:val="FirstParagraph"/>
       </w:pPr>
       <w:r>
-        <w:t xml:space="preserve">This is the list that ships in the User Guide with every unit, reproduced as written. In your setting the screening is yours to run, and this is what you would screen against.</w:t>
+        <w:t>This is the list that ships in the User Guide with every unit, reproduced as written. In your setting the screening is yours to run, and this is what you would screen against.</w:t>
       </w:r>
     </w:p>
     <w:p>
@@ -903,7 +962,7 @@
           <w:b/>
           <w:bCs/>
         </w:rPr>
-        <w:t xml:space="preserve">Contraindicated</w:t>
+        <w:t>Contraindicated</w:t>
       </w:r>
     </w:p>
     <w:p>
@@ -911,7 +970,7 @@
         <w:pStyle w:val="BlockText"/>
       </w:pPr>
       <w:r>
-        <w:t xml:space="preserve">We recommend consulting your doctor to evaluate whether Enyrgy Light Therapy is right for you.</w:t>
+        <w:t>We recommend consulting your doctor to evaluate whether Enyrgy Light Therapy is right for you.</w:t>
       </w:r>
     </w:p>
     <w:p>
@@ -919,11 +978,11 @@
         <w:pStyle w:val="Compact"/>
         <w:numPr>
           <w:ilvl w:val="0"/>
-          <w:numId w:val="1001"/>
+          <w:numId w:val="20"/>
         </w:numPr>
       </w:pPr>
       <w:r>
-        <w:t xml:space="preserve">Do not use if Pregnant</w:t>
+        <w:t>Do not use if Pregnant</w:t>
       </w:r>
     </w:p>
     <w:p>
@@ -931,11 +990,11 @@
         <w:pStyle w:val="Compact"/>
         <w:numPr>
           <w:ilvl w:val="0"/>
-          <w:numId w:val="1001"/>
+          <w:numId w:val="20"/>
         </w:numPr>
       </w:pPr>
       <w:r>
-        <w:t xml:space="preserve">Do not use if diagnosed with UV Light Sensitivity</w:t>
+        <w:t>Do not use if diagnosed with UV Light Sensitivity</w:t>
       </w:r>
     </w:p>
     <w:p>
@@ -943,11 +1002,11 @@
         <w:pStyle w:val="Compact"/>
         <w:numPr>
           <w:ilvl w:val="0"/>
-          <w:numId w:val="1001"/>
+          <w:numId w:val="20"/>
         </w:numPr>
       </w:pPr>
       <w:r>
-        <w:t xml:space="preserve">Do not use if on photosensitizing medication</w:t>
+        <w:t>Do not use if on photosensitizing medication</w:t>
       </w:r>
     </w:p>
     <w:p>
@@ -955,11 +1014,11 @@
         <w:pStyle w:val="Compact"/>
         <w:numPr>
           <w:ilvl w:val="0"/>
-          <w:numId w:val="1001"/>
+          <w:numId w:val="20"/>
         </w:numPr>
       </w:pPr>
       <w:r>
-        <w:t xml:space="preserve">Do not use if diagnosed with HIV-AIDS</w:t>
+        <w:t>Do not use if diagnosed with HIV-AIDS</w:t>
       </w:r>
     </w:p>
     <w:p>
@@ -967,11 +1026,11 @@
         <w:pStyle w:val="Compact"/>
         <w:numPr>
           <w:ilvl w:val="0"/>
-          <w:numId w:val="1001"/>
+          <w:numId w:val="20"/>
         </w:numPr>
       </w:pPr>
       <w:r>
-        <w:t xml:space="preserve">Do not use if diagnosed with Active Skin Cancer</w:t>
+        <w:t>Do not use if diagnosed with Active Skin Cancer</w:t>
       </w:r>
     </w:p>
     <w:p>
@@ -979,11 +1038,11 @@
         <w:pStyle w:val="Compact"/>
         <w:numPr>
           <w:ilvl w:val="0"/>
-          <w:numId w:val="1001"/>
+          <w:numId w:val="20"/>
         </w:numPr>
       </w:pPr>
       <w:r>
-        <w:t xml:space="preserve">Do not use if diagnosed with UV light sensitivities: Protoporphyria (EPP), UV-sensitive syndrome, Photodermatitis, Xeroderma pigmentosum (XP), Lupus erythematosus, or Actinic dermatitis</w:t>
+        <w:t>Do not use if diagnosed with UV light sensitivities: Protoporphyria (EPP), UV-sensitive syndrome, Photodermatitis, Xeroderma pigmentosum (XP), Lupus erythematosus, or Actinic dermatitis</w:t>
       </w:r>
     </w:p>
     <w:p>
@@ -991,11 +1050,11 @@
         <w:pStyle w:val="Compact"/>
         <w:numPr>
           <w:ilvl w:val="0"/>
-          <w:numId w:val="1001"/>
+          <w:numId w:val="20"/>
         </w:numPr>
       </w:pPr>
       <w:r>
-        <w:t xml:space="preserve">Do not use if diagnosed with UV light allergies: Actinic prurigo (hereditary PMLE), Polymorphous light eruption (PMLE), or Solar urticaria</w:t>
+        <w:t>Do not use if diagnosed with UV light allergies: Actinic prurigo (hereditary PMLE), Polymorphous light eruption (PMLE), or Solar urticaria</w:t>
       </w:r>
     </w:p>
     <w:p>
@@ -1003,7 +1062,7 @@
         <w:pStyle w:val="FirstParagraph"/>
       </w:pPr>
       <w:r>
-        <w:t xml:space="preserve">A minimum age of 18 applies on top of this list.</w:t>
+        <w:t>A minimum age of 18 applies on top of this list.</w:t>
       </w:r>
     </w:p>
     <w:p>
@@ -1015,13 +1074,11 @@
           <w:b/>
           <w:bCs/>
         </w:rPr>
-        <w:t xml:space="preserve">Use on intact skin only.</w:t>
-      </w:r>
-      <w:r>
-        <w:t xml:space="preserve"> </w:t>
-      </w:r>
-      <w:r>
-        <w:t xml:space="preserve">Sessions are taken on the torso, on skin that is unbroken and healthy. Do not direct exposure at a wound, a sore that has not closed, a rash, a burn, or any other area of broken skin. Keep any such area covered during your session, and speak with your doctor before continuing.</w:t>
+        <w:lastRenderedPageBreak/>
+        <w:t>Use on intact skin only.</w:t>
+      </w:r>
+      <w:r>
+        <w:t xml:space="preserve"> Sessions are taken on the torso, on skin that is unbroken and healthy. Do not direct exposure at a wound, a sore that has not closed, a rash, a burn, or any other area of broken skin. Keep any such area covered during your session, and speak with your doctor before continuing.</w:t>
       </w:r>
     </w:p>
     <w:p>
@@ -1033,7 +1090,7 @@
           <w:b/>
           <w:bCs/>
         </w:rPr>
-        <w:t xml:space="preserve">Photosensitizing medication is the entry that carries real physical risk, and it is the one your setting is built to catch.</w:t>
+        <w:t>Photosensitizing medication is the entry that carries real physical risk, and it is the one your setting is built to catch.</w:t>
       </w:r>
     </w:p>
     <w:p>
@@ -1041,17 +1098,14 @@
         <w:pStyle w:val="BodyText"/>
       </w:pPr>
       <w:r>
-        <w:t xml:space="preserve">The other entries describe conditions a person already knows they have. This one is different. It is invisible to the device: the app doses on Fitzpatrick skin type and has no knowledge of what anyone takes. Photosensitizing drugs lower the dose at which skin burns, so a dose set correctly for a skin type can exceed what that particular person’s skin tolerates.</w:t>
-      </w:r>
-      <w:r>
-        <w:t xml:space="preserve"> </w:t>
+        <w:t xml:space="preserve">The other entries describe conditions a person already knows they have. This one is different. It is invisible to the device: the app doses on Fitzpatrick skin type and has no knowledge of what anyone takes. Photosensitizing drugs lower the dose at which skin burns, so a dose set correctly for a skin type can exceed what that particular person’s skin tolerates. </w:t>
       </w:r>
       <w:r>
         <w:rPr>
           <w:b/>
           <w:bCs/>
         </w:rPr>
-        <w:t xml:space="preserve">The automatic cutoff does not protect against this, because the variable it doses on is not the variable that changed.</w:t>
+        <w:t>The automatic cutoff does not protect against this, because the variable it doses on is not the variable that changed.</w:t>
       </w:r>
     </w:p>
     <w:p>
@@ -1059,7 +1113,7 @@
         <w:pStyle w:val="BodyText"/>
       </w:pPr>
       <w:r>
-        <w:t xml:space="preserve">Our safety record does not speak to this in either direction. We do not screen for photosensitizing drugs and do not record them, so nobody knows how many of the 25,000 plus sessions involved someone taking one. That figure shows the dosing protocol has been safe across the people who have used it. It is not evidence that the protocol is safe for a photosensitized user, and it is not evidence of harm. It is silent, because the variable was never measured.</w:t>
+        <w:t>Our safety record does not speak to this in either direction. We do not screen for photosensitizing drugs and do not record them, so nobody knows how many of the 25,000 plus sessions involved someone taking one. That figure shows the dosing protocol has been safe across the people who have used it. It is not evidence that the protocol is safe for a photosensitized user, and it is not evidence of harm. It is silent, because the variable was never measured.</w:t>
       </w:r>
     </w:p>
     <w:p>
@@ -1067,23 +1121,17 @@
         <w:pStyle w:val="BodyText"/>
       </w:pPr>
       <w:r>
-        <w:t xml:space="preserve">The category is wide and includes drugs nobody associates with sunlight, and photosensitivity can outlast the last dose, so having stopped is not the same as clear. For a consumer this is a question they have to take to a physician.</w:t>
-      </w:r>
-      <w:r>
-        <w:t xml:space="preserve"> </w:t>
+        <w:t xml:space="preserve">The category is wide and includes drugs nobody associates with sunlight, and photosensitivity can outlast the last dose, so having stopped is not the same as clear. For a consumer this is a question they have to take to a physician. </w:t>
       </w:r>
       <w:r>
         <w:rPr>
           <w:b/>
           <w:bCs/>
         </w:rPr>
-        <w:t xml:space="preserve">In your center it is already answerable, because you hold the medication list.</w:t>
-      </w:r>
-      <w:r>
-        <w:t xml:space="preserve"> </w:t>
-      </w:r>
-      <w:r>
-        <w:t xml:space="preserve">That is a genuine advantage of running this in a clinical setting rather than a retail one, and it is the reason we would rather hand you the list than leave it in a manual.</w:t>
+        <w:t>In your center it is already answerable, because you hold the medication list.</w:t>
+      </w:r>
+      <w:r>
+        <w:t xml:space="preserve"> That is a genuine advantage of running this in a clinical setting rather than a retail one, and it is the reason we would rather hand you the list than leave it in a manual.</w:t>
       </w:r>
     </w:p>
     <w:p>
@@ -1095,30 +1143,35 @@
           <w:b/>
           <w:bCs/>
         </w:rPr>
-        <w:t xml:space="preserve">Absence from this list is not clearance.</w:t>
-      </w:r>
-      <w:r>
-        <w:t xml:space="preserve"> </w:t>
-      </w:r>
-      <w:r>
-        <w:t xml:space="preserve">It names what it names, and whether a given patient should use the platform is your care team’s determination, not ours.</w:t>
-      </w:r>
-    </w:p>
-    <w:p>
-      <w:r>
-        <w:pict>
-          <v:rect style="width:0;height:1.5pt" o:hralign="center" o:hrstd="t" o:hr="t"/>
+        <w:t>Absence from this list is not clearance.</w:t>
+      </w:r>
+      <w:r>
+        <w:t xml:space="preserve"> It names what it names, and whether a given patient should use the platform is your care team’s determination, not ours.</w:t>
+      </w:r>
+    </w:p>
+    <w:p>
+      <w:r>
+        <w:rPr>
+          <w:noProof/>
+        </w:rPr>
+      </w:r>
+      <w:r>
+        <w:pict w14:anchorId="0EF30E11">
+          <v:rect id="Horizontal Line 3" o:spid="_x0000_s1028" style="width:468pt;height:1.1pt;visibility:visible;mso-wrap-style:square;mso-left-percent:-10001;mso-top-percent:-10001;mso-position-horizontal:absolute;mso-position-horizontal-relative:char;mso-position-vertical:absolute;mso-position-vertical-relative:line;mso-left-percent:-10001;mso-top-percent:-10001;v-text-anchor:top" o:gfxdata="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" filled="f">
+            <o:lock v:ext="edit" rotation="t" aspectratio="t" verticies="t" text="t" shapetype="t"/>
+            <w10:anchorlock/>
+          </v:rect>
         </w:pict>
       </w:r>
     </w:p>
-    <w:bookmarkEnd w:id="24"/>
-    <w:bookmarkStart w:id="25" w:name="where-it-fits-in-your-service-line"/>
     <w:p>
       <w:pPr>
         <w:pStyle w:val="Heading2"/>
       </w:pPr>
-      <w:r>
-        <w:t xml:space="preserve">Where it fits in your service line</w:t>
+      <w:bookmarkStart w:id="7" w:name="where-it-fits-in-your-service-line"/>
+      <w:bookmarkEnd w:id="6"/>
+      <w:r>
+        <w:t>Where it fits in your service line</w:t>
       </w:r>
     </w:p>
     <w:p>
@@ -1126,7 +1179,7 @@
         <w:pStyle w:val="FirstParagraph"/>
       </w:pPr>
       <w:r>
-        <w:t xml:space="preserve">This is not a new category for you. You already run LED laser, infrared beds, and frequency and voltage. Your team and your patients already believe in light. This is simply the Vitamin D one, the light that raises a number you and your patients can watch on a lab draw.</w:t>
+        <w:t>This is not a new category for you. You already run LED laser, infrared beds, and frequency and voltage. Your team and your patients already believe in light. This is simply the Vitamin D one, the light that raises a number you and your patients can watch on a lab draw.</w:t>
       </w:r>
     </w:p>
     <w:p>
@@ -1138,32 +1191,30 @@
           <w:b/>
           <w:bCs/>
         </w:rPr>
-        <w:t xml:space="preserve">You will not have to create demand for it.</w:t>
-      </w:r>
-      <w:r>
-        <w:t xml:space="preserve"> </w:t>
-      </w:r>
-      <w:r>
-        <w:t xml:space="preserve">In a 2023 pooled analysis of 308 population studies across 81 countries and 7.9 million people, 76.6 percent were below 30 ng/mL. Those patients are already walking through your doors. What is missing is not interest, it is measurement, and measurement is a lab draw you already run.</w:t>
-      </w:r>
-    </w:p>
-    <w:bookmarkEnd w:id="25"/>
-    <w:bookmarkStart w:id="28" w:name="two-revenue-lines-from-one-platform"/>
+        <w:t>You will not have to create demand for it.</w:t>
+      </w:r>
+      <w:r>
+        <w:t xml:space="preserve"> In a 2023 pooled analysis of 308 population studies across 81 countries and 7.9 million people, 76.6 percent were below 30 ng/mL. Those patients are already walking through your doors. What is missing is not interest, it is measurement, and measurement is a lab draw you already run.</w:t>
+      </w:r>
+    </w:p>
     <w:p>
       <w:pPr>
         <w:pStyle w:val="Heading2"/>
       </w:pPr>
-      <w:r>
-        <w:t xml:space="preserve">Two revenue lines from one platform</w:t>
-      </w:r>
-    </w:p>
-    <w:bookmarkStart w:id="26" w:name="one-the-modality-in-your-center"/>
+      <w:bookmarkStart w:id="8" w:name="two-revenue-lines-from-one-platform"/>
+      <w:bookmarkEnd w:id="7"/>
+      <w:r>
+        <w:lastRenderedPageBreak/>
+        <w:t>Two revenue lines from one platform</w:t>
+      </w:r>
+    </w:p>
     <w:p>
       <w:pPr>
         <w:pStyle w:val="Heading3"/>
       </w:pPr>
-      <w:r>
-        <w:t xml:space="preserve">One, the modality in your center</w:t>
+      <w:bookmarkStart w:id="9" w:name="one-the-modality-in-your-center"/>
+      <w:r>
+        <w:t>One, the modality in your center</w:t>
       </w:r>
     </w:p>
     <w:p>
@@ -1171,225 +1222,246 @@
         <w:pStyle w:val="FirstParagraph"/>
       </w:pPr>
       <w:r>
-        <w:t xml:space="preserve">Patients add it at</w:t>
-      </w:r>
-      <w:r>
-        <w:t xml:space="preserve"> </w:t>
+        <w:t xml:space="preserve">Patients add it at </w:t>
       </w:r>
       <w:r>
         <w:rPr>
           <w:b/>
           <w:bCs/>
         </w:rPr>
-        <w:t xml:space="preserve">$25 a session, or $100 a week</w:t>
-      </w:r>
-      <w:r>
-        <w:t xml:space="preserve">. It also fits how your patients move through the center: those who are on-site a week and home for two can do sessions with you and take a unit home to hold their levels between visits.</w:t>
+        <w:t>$25 a session, or $100 a week</w:t>
+      </w:r>
+      <w:r>
+        <w:t>. It also fits how your patients move through the center: those who are on-site a week and home for two can do sessions with you and take a unit home to hold their levels between visits.</w:t>
       </w:r>
     </w:p>
     <w:tbl>
       <w:tblPr>
-        <w:tblBorders>
-          <w:top w:val="single" w:sz="4" w:space="0" w:color="auto"/>
-          <w:left w:val="single" w:sz="4" w:space="0" w:color="auto"/>
-          <w:bottom w:val="single" w:sz="4" w:space="0" w:color="auto"/>
-          <w:right w:val="single" w:sz="4" w:space="0" w:color="auto"/>
-          <w:insideH w:val="single" w:sz="4" w:space="0" w:color="auto"/>
-          <w:insideV w:val="single" w:sz="4" w:space="0" w:color="auto"/>
-        </w:tblBorders>
         <w:tblStyle w:val="Table"/>
-        <w:tblW w:type="auto" w:w="0"/>
-        <w:tblLook w:firstRow="1" w:lastRow="0" w:firstColumn="0" w:lastColumn="0" w:noHBand="0" w:noVBand="0" w:val="0020"/>
+        <w:tblW w:w="0" w:type="auto"/>
+        <w:tblLook w:val="0020" w:firstRow="1" w:lastRow="0" w:firstColumn="0" w:lastColumn="0" w:noHBand="0" w:noVBand="0"/>
       </w:tblPr>
       <w:tblGrid>
-        <w:gridCol w:w="1980"/>
-        <w:gridCol w:w="1980"/>
-        <w:gridCol w:w="1980"/>
-        <w:gridCol w:w="1980"/>
+        <w:gridCol w:w="2940"/>
+        <w:gridCol w:w="1037"/>
+        <w:gridCol w:w="1130"/>
+        <w:gridCol w:w="1240"/>
       </w:tblGrid>
       <w:tr>
         <w:trPr>
-          <w:tblHeader w:val="on"/>
+          <w:tblHeader/>
         </w:trPr>
         <w:tc>
-          <w:tcPr/>
-          <w:p>
-            <w:pPr>
-              <w:pStyle w:val="Compact"/>
-            </w:pPr>
-            <w:r>
-              <w:t xml:space="preserve">Patients on the modality</w:t>
-            </w:r>
-          </w:p>
-        </w:tc>
-        <w:tc>
-          <w:tcPr/>
-          <w:p>
-            <w:pPr>
-              <w:pStyle w:val="Compact"/>
-            </w:pPr>
-            <w:r>
-              <w:t xml:space="preserve">Weekly</w:t>
-            </w:r>
-          </w:p>
-        </w:tc>
-        <w:tc>
-          <w:tcPr/>
-          <w:p>
-            <w:pPr>
-              <w:pStyle w:val="Compact"/>
-            </w:pPr>
-            <w:r>
-              <w:t xml:space="preserve">Monthly</w:t>
-            </w:r>
-          </w:p>
-        </w:tc>
-        <w:tc>
-          <w:tcPr/>
-          <w:p>
-            <w:pPr>
-              <w:pStyle w:val="Compact"/>
-            </w:pPr>
-            <w:r>
-              <w:t xml:space="preserve">Annual</w:t>
+          <w:tcPr>
+            <w:tcW w:w="0" w:type="auto"/>
+          </w:tcPr>
+          <w:p>
+            <w:pPr>
+              <w:pStyle w:val="Compact"/>
+            </w:pPr>
+            <w:r>
+              <w:t>Patients on the modality</w:t>
+            </w:r>
+          </w:p>
+        </w:tc>
+        <w:tc>
+          <w:tcPr>
+            <w:tcW w:w="0" w:type="auto"/>
+          </w:tcPr>
+          <w:p>
+            <w:pPr>
+              <w:pStyle w:val="Compact"/>
+            </w:pPr>
+            <w:r>
+              <w:t>Weekly</w:t>
+            </w:r>
+          </w:p>
+        </w:tc>
+        <w:tc>
+          <w:tcPr>
+            <w:tcW w:w="0" w:type="auto"/>
+          </w:tcPr>
+          <w:p>
+            <w:pPr>
+              <w:pStyle w:val="Compact"/>
+            </w:pPr>
+            <w:r>
+              <w:t>Monthly</w:t>
+            </w:r>
+          </w:p>
+        </w:tc>
+        <w:tc>
+          <w:tcPr>
+            <w:tcW w:w="0" w:type="auto"/>
+          </w:tcPr>
+          <w:p>
+            <w:pPr>
+              <w:pStyle w:val="Compact"/>
+            </w:pPr>
+            <w:r>
+              <w:t>Annual</w:t>
             </w:r>
           </w:p>
         </w:tc>
       </w:tr>
       <w:tr>
         <w:tc>
-          <w:tcPr/>
-          <w:p>
-            <w:pPr>
-              <w:pStyle w:val="Compact"/>
-            </w:pPr>
-            <w:r>
-              <w:t xml:space="preserve">15 patients</w:t>
-            </w:r>
-          </w:p>
-        </w:tc>
-        <w:tc>
-          <w:tcPr/>
-          <w:p>
-            <w:pPr>
-              <w:pStyle w:val="Compact"/>
-            </w:pPr>
-            <w:r>
-              <w:t xml:space="preserve">$1,500</w:t>
-            </w:r>
-          </w:p>
-        </w:tc>
-        <w:tc>
-          <w:tcPr/>
-          <w:p>
-            <w:pPr>
-              <w:pStyle w:val="Compact"/>
-            </w:pPr>
-            <w:r>
-              <w:t xml:space="preserve">$6,500</w:t>
-            </w:r>
-          </w:p>
-        </w:tc>
-        <w:tc>
-          <w:tcPr/>
-          <w:p>
-            <w:pPr>
-              <w:pStyle w:val="Compact"/>
-            </w:pPr>
-            <w:r>
-              <w:t xml:space="preserve">$78,000</w:t>
+          <w:tcPr>
+            <w:tcW w:w="0" w:type="auto"/>
+          </w:tcPr>
+          <w:p>
+            <w:pPr>
+              <w:pStyle w:val="Compact"/>
+            </w:pPr>
+            <w:r>
+              <w:t>15 patients</w:t>
+            </w:r>
+          </w:p>
+        </w:tc>
+        <w:tc>
+          <w:tcPr>
+            <w:tcW w:w="0" w:type="auto"/>
+          </w:tcPr>
+          <w:p>
+            <w:pPr>
+              <w:pStyle w:val="Compact"/>
+            </w:pPr>
+            <w:r>
+              <w:t>$1,500</w:t>
+            </w:r>
+          </w:p>
+        </w:tc>
+        <w:tc>
+          <w:tcPr>
+            <w:tcW w:w="0" w:type="auto"/>
+          </w:tcPr>
+          <w:p>
+            <w:pPr>
+              <w:pStyle w:val="Compact"/>
+            </w:pPr>
+            <w:r>
+              <w:t>$6,500</w:t>
+            </w:r>
+          </w:p>
+        </w:tc>
+        <w:tc>
+          <w:tcPr>
+            <w:tcW w:w="0" w:type="auto"/>
+          </w:tcPr>
+          <w:p>
+            <w:pPr>
+              <w:pStyle w:val="Compact"/>
+            </w:pPr>
+            <w:r>
+              <w:t>$78,000</w:t>
             </w:r>
           </w:p>
         </w:tc>
       </w:tr>
       <w:tr>
         <w:tc>
-          <w:tcPr/>
-          <w:p>
-            <w:pPr>
-              <w:pStyle w:val="Compact"/>
-            </w:pPr>
-            <w:r>
-              <w:t xml:space="preserve">25 patients</w:t>
-            </w:r>
-          </w:p>
-        </w:tc>
-        <w:tc>
-          <w:tcPr/>
-          <w:p>
-            <w:pPr>
-              <w:pStyle w:val="Compact"/>
-            </w:pPr>
-            <w:r>
-              <w:t xml:space="preserve">$2,500</w:t>
-            </w:r>
-          </w:p>
-        </w:tc>
-        <w:tc>
-          <w:tcPr/>
-          <w:p>
-            <w:pPr>
-              <w:pStyle w:val="Compact"/>
-            </w:pPr>
-            <w:r>
-              <w:t xml:space="preserve">$10,833</w:t>
-            </w:r>
-          </w:p>
-        </w:tc>
-        <w:tc>
-          <w:tcPr/>
-          <w:p>
-            <w:pPr>
-              <w:pStyle w:val="Compact"/>
-            </w:pPr>
-            <w:r>
-              <w:t xml:space="preserve">$130,000</w:t>
+          <w:tcPr>
+            <w:tcW w:w="0" w:type="auto"/>
+          </w:tcPr>
+          <w:p>
+            <w:pPr>
+              <w:pStyle w:val="Compact"/>
+            </w:pPr>
+            <w:r>
+              <w:t>25 patients</w:t>
+            </w:r>
+          </w:p>
+        </w:tc>
+        <w:tc>
+          <w:tcPr>
+            <w:tcW w:w="0" w:type="auto"/>
+          </w:tcPr>
+          <w:p>
+            <w:pPr>
+              <w:pStyle w:val="Compact"/>
+            </w:pPr>
+            <w:r>
+              <w:t>$2,500</w:t>
+            </w:r>
+          </w:p>
+        </w:tc>
+        <w:tc>
+          <w:tcPr>
+            <w:tcW w:w="0" w:type="auto"/>
+          </w:tcPr>
+          <w:p>
+            <w:pPr>
+              <w:pStyle w:val="Compact"/>
+            </w:pPr>
+            <w:r>
+              <w:t>$10,833</w:t>
+            </w:r>
+          </w:p>
+        </w:tc>
+        <w:tc>
+          <w:tcPr>
+            <w:tcW w:w="0" w:type="auto"/>
+          </w:tcPr>
+          <w:p>
+            <w:pPr>
+              <w:pStyle w:val="Compact"/>
+            </w:pPr>
+            <w:r>
+              <w:t>$130,000</w:t>
             </w:r>
           </w:p>
         </w:tc>
       </w:tr>
       <w:tr>
         <w:tc>
-          <w:tcPr/>
-          <w:p>
-            <w:pPr>
-              <w:pStyle w:val="Compact"/>
-            </w:pPr>
-            <w:r>
-              <w:t xml:space="preserve">50 patients</w:t>
-            </w:r>
-          </w:p>
-        </w:tc>
-        <w:tc>
-          <w:tcPr/>
-          <w:p>
-            <w:pPr>
-              <w:pStyle w:val="Compact"/>
-            </w:pPr>
-            <w:r>
-              <w:t xml:space="preserve">$5,000</w:t>
-            </w:r>
-          </w:p>
-        </w:tc>
-        <w:tc>
-          <w:tcPr/>
-          <w:p>
-            <w:pPr>
-              <w:pStyle w:val="Compact"/>
-            </w:pPr>
-            <w:r>
-              <w:t xml:space="preserve">$21,667</w:t>
-            </w:r>
-          </w:p>
-        </w:tc>
-        <w:tc>
-          <w:tcPr/>
-          <w:p>
-            <w:pPr>
-              <w:pStyle w:val="Compact"/>
-            </w:pPr>
-            <w:r>
-              <w:t xml:space="preserve">$260,000</w:t>
+          <w:tcPr>
+            <w:tcW w:w="0" w:type="auto"/>
+          </w:tcPr>
+          <w:p>
+            <w:pPr>
+              <w:pStyle w:val="Compact"/>
+            </w:pPr>
+            <w:r>
+              <w:t>50 patients</w:t>
+            </w:r>
+          </w:p>
+        </w:tc>
+        <w:tc>
+          <w:tcPr>
+            <w:tcW w:w="0" w:type="auto"/>
+          </w:tcPr>
+          <w:p>
+            <w:pPr>
+              <w:pStyle w:val="Compact"/>
+            </w:pPr>
+            <w:r>
+              <w:t>$5,000</w:t>
+            </w:r>
+          </w:p>
+        </w:tc>
+        <w:tc>
+          <w:tcPr>
+            <w:tcW w:w="0" w:type="auto"/>
+          </w:tcPr>
+          <w:p>
+            <w:pPr>
+              <w:pStyle w:val="Compact"/>
+            </w:pPr>
+            <w:r>
+              <w:t>$21,667</w:t>
+            </w:r>
+          </w:p>
+        </w:tc>
+        <w:tc>
+          <w:tcPr>
+            <w:tcW w:w="0" w:type="auto"/>
+          </w:tcPr>
+          <w:p>
+            <w:pPr>
+              <w:pStyle w:val="Compact"/>
+            </w:pPr>
+            <w:r>
+              <w:t>$260,000</w:t>
             </w:r>
           </w:p>
         </w:tc>
@@ -1400,7 +1472,7 @@
         <w:pStyle w:val="BodyText"/>
       </w:pPr>
       <w:r>
-        <w:t xml:space="preserve">Annualized at a full 52 weeks of enrollment. Real books have gaps, so discount it against your own retention rather than ours. We have stopped the table at 50 because past that point your numbers are better than our estimates.</w:t>
+        <w:t>Annualized at a full 52 weeks of enrollment. Real books have gaps, so discount it against your own retention rather than ours. We have stopped the table at 50 because past that point your numbers are better than our estimates.</w:t>
       </w:r>
     </w:p>
     <w:p>
@@ -1408,33 +1480,27 @@
         <w:pStyle w:val="BodyText"/>
       </w:pPr>
       <w:r>
-        <w:t xml:space="preserve">The commercial unit is</w:t>
-      </w:r>
-      <w:r>
-        <w:t xml:space="preserve"> </w:t>
+        <w:t xml:space="preserve">The commercial unit is </w:t>
       </w:r>
       <w:r>
         <w:rPr>
           <w:b/>
           <w:bCs/>
         </w:rPr>
-        <w:t xml:space="preserve">$8,950</w:t>
-      </w:r>
-      <w:r>
-        <w:t xml:space="preserve">. At 15 patients on the modality that is paid back in</w:t>
-      </w:r>
-      <w:r>
-        <w:t xml:space="preserve"> </w:t>
+        <w:t>$8,950</w:t>
+      </w:r>
+      <w:r>
+        <w:t xml:space="preserve">. At 15 patients on the modality that is paid back in </w:t>
       </w:r>
       <w:r>
         <w:rPr>
           <w:b/>
           <w:bCs/>
         </w:rPr>
-        <w:t xml:space="preserve">about six weeks</w:t>
-      </w:r>
-      <w:r>
-        <w:t xml:space="preserve">.</w:t>
+        <w:t>about six weeks</w:t>
+      </w:r>
+      <w:r>
+        <w:t>.</w:t>
       </w:r>
     </w:p>
     <w:p>
@@ -1446,23 +1512,20 @@
           <w:b/>
           <w:bCs/>
         </w:rPr>
-        <w:t xml:space="preserve">Footprint.</w:t>
-      </w:r>
-      <w:r>
-        <w:t xml:space="preserve"> </w:t>
-      </w:r>
-      <w:r>
-        <w:t xml:space="preserve">Roughly four feet by four feet. It does not need a dedicated room; most facilities site it in a hallway or an alcove where a patient can take a session while waiting on another modality.</w:t>
-      </w:r>
-    </w:p>
-    <w:bookmarkEnd w:id="26"/>
-    <w:bookmarkStart w:id="27" w:name="Xeb9ce767c06c1402c9bec41b8536bc5866585c3"/>
+        <w:t>Footprint.</w:t>
+      </w:r>
+      <w:r>
+        <w:t xml:space="preserve"> Roughly four feet by four feet. It does not need a dedicated room; most facilities site it in a hallway or an alcove where a patient can take a session while waiting on another modality.</w:t>
+      </w:r>
+    </w:p>
     <w:p>
       <w:pPr>
         <w:pStyle w:val="Heading3"/>
       </w:pPr>
-      <w:r>
-        <w:t xml:space="preserve">Two, take-home units, at no capital cost to you</w:t>
+      <w:bookmarkStart w:id="10" w:name="Xeb9ce767c06c1402c9bec41b8536bc5866585c3"/>
+      <w:bookmarkEnd w:id="9"/>
+      <w:r>
+        <w:t>Two, take-home units, at no capital cost to you</w:t>
       </w:r>
     </w:p>
     <w:p>
@@ -1470,17 +1533,14 @@
         <w:pStyle w:val="FirstParagraph"/>
       </w:pPr>
       <w:r>
-        <w:t xml:space="preserve">Patients who want a unit at home buy it directly from us through your own referral link.</w:t>
-      </w:r>
-      <w:r>
-        <w:t xml:space="preserve"> </w:t>
+        <w:t xml:space="preserve">Patients who want a unit at home buy it directly from us through your own referral link. </w:t>
       </w:r>
       <w:r>
         <w:rPr>
           <w:b/>
           <w:bCs/>
         </w:rPr>
-        <w:t xml:space="preserve">We split that revenue with you 50/50, which is $1,500 per unit.</w:t>
+        <w:t>We split that revenue with you 50/50, which is $1,500 per unit.</w:t>
       </w:r>
     </w:p>
     <w:p>
@@ -1492,13 +1552,10 @@
           <w:b/>
           <w:bCs/>
         </w:rPr>
-        <w:t xml:space="preserve">You carry no inventory.</w:t>
-      </w:r>
-      <w:r>
-        <w:t xml:space="preserve"> </w:t>
-      </w:r>
-      <w:r>
-        <w:t xml:space="preserve">Nothing is bought, stocked, shelved, or written down. There is no capital tied up and no unsold units to discount later. Your team recommends it, the patient buys it from us, and you are paid on the sale.</w:t>
+        <w:t>You carry no inventory.</w:t>
+      </w:r>
+      <w:r>
+        <w:t xml:space="preserve"> Nothing is bought, stocked, shelved, or written down. There is no capital tied up and no unsold units to discount later. Your team recommends it, the patient buys it from us, and you are paid on the sale.</w:t>
       </w:r>
     </w:p>
     <w:p>
@@ -1506,31 +1563,28 @@
         <w:pStyle w:val="BodyText"/>
       </w:pPr>
       <w:r>
-        <w:t xml:space="preserve">Worth knowing alongside it: because the patient is the buyer of record, that purchase is</w:t>
-      </w:r>
-      <w:r>
-        <w:t xml:space="preserve"> </w:t>
+        <w:t xml:space="preserve">Worth knowing alongside it: because the patient is the buyer of record, that purchase is </w:t>
       </w:r>
       <w:r>
         <w:rPr>
           <w:b/>
           <w:bCs/>
         </w:rPr>
-        <w:t xml:space="preserve">HSA/FSA eligible through Truemed</w:t>
-      </w:r>
-      <w:r>
-        <w:t xml:space="preserve">, and it stays eligible when they arrive through your referral link. A facility’s own purchase of the commercial unit is a business expense and is not.</w:t>
-      </w:r>
-    </w:p>
-    <w:bookmarkEnd w:id="27"/>
-    <w:bookmarkEnd w:id="28"/>
-    <w:bookmarkStart w:id="29" w:name="a-note-on-claims"/>
+        <w:t>HSA/FSA eligible through Truemed</w:t>
+      </w:r>
+      <w:r>
+        <w:t>, and it stays eligible when they arrive through your referral link. A facility’s own purchase of the commercial unit is a business expense and is not.</w:t>
+      </w:r>
+    </w:p>
     <w:p>
       <w:pPr>
         <w:pStyle w:val="Heading2"/>
       </w:pPr>
-      <w:r>
-        <w:t xml:space="preserve">A note on claims</w:t>
+      <w:bookmarkStart w:id="11" w:name="a-note-on-claims"/>
+      <w:bookmarkEnd w:id="8"/>
+      <w:bookmarkEnd w:id="10"/>
+      <w:r>
+        <w:t>A note on claims</w:t>
       </w:r>
     </w:p>
     <w:p>
@@ -1538,7 +1592,7 @@
         <w:pStyle w:val="FirstParagraph"/>
       </w:pPr>
       <w:r>
-        <w:t xml:space="preserve">Enyrgy is a wellness device and makes no medical claims. It raises and documents Vitamin D levels; every clinical conclusion, and every screening decision against the list above, belongs to your care team.</w:t>
+        <w:t>Enyrgy is a wellness device and makes no medical claims. It raises and documents Vitamin D levels; every clinical conclusion, and every screening decision against the list above, belongs to your care team.</w:t>
       </w:r>
     </w:p>
     <w:p>
@@ -1546,7 +1600,7 @@
         <w:pStyle w:val="BodyText"/>
       </w:pPr>
       <w:r>
-        <w:t xml:space="preserve">The story above is ours and the research in it is what moved us to build. It is not a claim about what this platform does for any condition, and we do not make one.</w:t>
+        <w:t>The story above is ours and the research in it is what moved us to build. It is not a claim about what this platform does for any condition, and we do not make one.</w:t>
       </w:r>
     </w:p>
     <w:p>
@@ -1554,17 +1608,21 @@
         <w:pStyle w:val="BodyText"/>
       </w:pPr>
       <w:r>
-        <w:t xml:space="preserve">The study in this document is our own and it is small. We present it with its size attached rather than as a finding. The independent literature is in the reading list that follows, presented as published and including mixed findings, for your clinicians to weigh on their own terms.</w:t>
-      </w:r>
-    </w:p>
-    <w:bookmarkEnd w:id="29"/>
-    <w:bookmarkStart w:id="30" w:name="next-step"/>
+        <w:t xml:space="preserve">The study in this document is our own and it is small. We present it with its size attached rather than as a finding. The independent literature is in the reading list </w:t>
+      </w:r>
+      <w:r>
+        <w:lastRenderedPageBreak/>
+        <w:t>that follows, presented as published and including mixed findings, for your clinicians to weigh on their own terms.</w:t>
+      </w:r>
+    </w:p>
     <w:p>
       <w:pPr>
         <w:pStyle w:val="Heading2"/>
       </w:pPr>
-      <w:r>
-        <w:t xml:space="preserve">Next step</w:t>
+      <w:bookmarkStart w:id="12" w:name="next-step"/>
+      <w:bookmarkEnd w:id="11"/>
+      <w:r>
+        <w:t>Next step</w:t>
       </w:r>
     </w:p>
     <w:p>
@@ -1572,25 +1630,33 @@
         <w:pStyle w:val="FirstParagraph"/>
       </w:pPr>
       <w:r>
-        <w:t xml:space="preserve">We bring a unit and two of our people to Irvine, set it up, and let your team try it and see both the patient side and the numbers in person. No slides, just the platform itself.</w:t>
-      </w:r>
-    </w:p>
-    <w:p>
-      <w:r>
-        <w:pict>
-          <v:rect style="width:0;height:1.5pt" o:hralign="center" o:hrstd="t" o:hr="t"/>
+        <w:t>We bring a unit and two of our people to Irvine, set it up, and let your team try it and see both the patient side and the numbers in person. No slides, just the platform itself.</w:t>
+      </w:r>
+    </w:p>
+    <w:p>
+      <w:r>
+        <w:rPr>
+          <w:noProof/>
+        </w:rPr>
+      </w:r>
+      <w:r>
+        <w:pict w14:anchorId="12D7657A">
+          <v:rect id="Horizontal Line 4" o:spid="_x0000_s1027" style="width:468pt;height:1.1pt;visibility:visible;mso-wrap-style:square;mso-left-percent:-10001;mso-top-percent:-10001;mso-position-horizontal:absolute;mso-position-horizontal-relative:char;mso-position-vertical:absolute;mso-position-vertical-relative:line;mso-left-percent:-10001;mso-top-percent:-10001;v-text-anchor:top" o:gfxdata="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" filled="f">
+            <o:lock v:ext="edit" rotation="t" aspectratio="t" verticies="t" text="t" shapetype="t"/>
+            <w10:anchorlock/>
+          </v:rect>
         </w:pict>
       </w:r>
     </w:p>
-    <w:bookmarkEnd w:id="30"/>
-    <w:bookmarkEnd w:id="31"/>
-    <w:bookmarkStart w:id="36" w:name="Xb1953ebf8a969272cf74045086bc73ff6df9ace"/>
     <w:p>
       <w:pPr>
         <w:pStyle w:val="Heading1"/>
       </w:pPr>
-      <w:r>
-        <w:t xml:space="preserve">Appendix: Vitamin D status reading list for the clinical team</w:t>
+      <w:bookmarkStart w:id="13" w:name="Xb1953ebf8a969272cf74045086bc73ff6df9ace"/>
+      <w:bookmarkEnd w:id="0"/>
+      <w:bookmarkEnd w:id="12"/>
+      <w:r>
+        <w:t>Appendix: Vitamin D status reading list for the clinical team</w:t>
       </w:r>
     </w:p>
     <w:p>
@@ -1602,22 +1668,19 @@
           <w:b/>
           <w:bCs/>
         </w:rPr>
-        <w:t xml:space="preserve">Independent research on Vitamin D status.</w:t>
-      </w:r>
-      <w:r>
-        <w:t xml:space="preserve"> </w:t>
-      </w:r>
-      <w:r>
-        <w:t xml:space="preserve">For your clinical team’s own review. The references below are independent, peer reviewed publications. Enyrgy is a wellness device, makes no medical claims, and does not interpret these findings. Vitamin D status is the subject of this literature; Enyrgy is simply a tool to measurably raise and document it. The list is presented as published, including honest, mixed findings, so your clinicians can weigh the evidence on their own terms.</w:t>
-      </w:r>
-    </w:p>
-    <w:bookmarkStart w:id="32" w:name="vitamin-d-and-immune-function"/>
+        <w:t>Independent research on Vitamin D status.</w:t>
+      </w:r>
+      <w:r>
+        <w:t xml:space="preserve"> For your clinical team’s own review. The references below are independent, peer reviewed publications. Enyrgy is a wellness device, makes no medical claims, and does not interpret these findings. Vitamin D status is the subject of this literature; Enyrgy is simply a tool to measurably raise and document it. The list is presented as published, including honest, mixed findings, so your clinicians can weigh the evidence on their own terms.</w:t>
+      </w:r>
+    </w:p>
     <w:p>
       <w:pPr>
         <w:pStyle w:val="Heading3"/>
       </w:pPr>
-      <w:r>
-        <w:t xml:space="preserve">Vitamin D and immune function</w:t>
+      <w:bookmarkStart w:id="14" w:name="vitamin-d-and-immune-function"/>
+      <w:r>
+        <w:t>Vitamin D and immune function</w:t>
       </w:r>
     </w:p>
     <w:p>
@@ -1629,41 +1692,20 @@
           <w:b/>
           <w:bCs/>
         </w:rPr>
-        <w:t xml:space="preserve">Aranow C.</w:t>
-      </w:r>
-      <w:r>
-        <w:t xml:space="preserve"> </w:t>
-      </w:r>
-      <w:r>
-        <w:t xml:space="preserve">Vitamin D and the Immune System.</w:t>
-      </w:r>
-      <w:r>
-        <w:t xml:space="preserve"> </w:t>
+        <w:t>Aranow C.</w:t>
+      </w:r>
+      <w:r>
+        <w:t xml:space="preserve"> Vitamin D and the Immune System. </w:t>
       </w:r>
       <w:r>
         <w:rPr>
           <w:i/>
           <w:iCs/>
         </w:rPr>
-        <w:t xml:space="preserve">Journal of Investigative Medicine.</w:t>
-      </w:r>
-      <w:r>
-        <w:t xml:space="preserve"> </w:t>
-      </w:r>
-      <w:r>
-        <w:t xml:space="preserve">2011;59(6):881 to 886.</w:t>
-      </w:r>
-      <w:r>
-        <w:t xml:space="preserve"> </w:t>
-      </w:r>
-      <w:r>
-        <w:t xml:space="preserve">Widely cited review of Vitamin D’s role in innate and adaptive immunity.</w:t>
-      </w:r>
-      <w:r>
-        <w:t xml:space="preserve"> </w:t>
-      </w:r>
-      <w:r>
-        <w:t xml:space="preserve">pubmed.ncbi.nlm.nih.gov/21527855</w:t>
+        <w:t>Journal of Investigative Medicine.</w:t>
+      </w:r>
+      <w:r>
+        <w:t xml:space="preserve"> 2011;59(6):881 to 886. Widely cited review of Vitamin D’s role in innate and adaptive immunity. pubmed.ncbi.nlm.nih.gov/21527855</w:t>
       </w:r>
     </w:p>
     <w:p>
@@ -1675,41 +1717,20 @@
           <w:b/>
           <w:bCs/>
         </w:rPr>
-        <w:t xml:space="preserve">Charoenngam N, Holick MF.</w:t>
-      </w:r>
-      <w:r>
-        <w:t xml:space="preserve"> </w:t>
-      </w:r>
-      <w:r>
-        <w:t xml:space="preserve">Immunologic Effects of Vitamin D on Human Health and Disease.</w:t>
-      </w:r>
-      <w:r>
-        <w:t xml:space="preserve"> </w:t>
+        <w:t>Charoenngam N, Holick MF.</w:t>
+      </w:r>
+      <w:r>
+        <w:t xml:space="preserve"> Immunologic Effects of Vitamin D on Human Health and Disease. </w:t>
       </w:r>
       <w:r>
         <w:rPr>
           <w:i/>
           <w:iCs/>
         </w:rPr>
-        <w:t xml:space="preserve">Nutrients.</w:t>
-      </w:r>
-      <w:r>
-        <w:t xml:space="preserve"> </w:t>
-      </w:r>
-      <w:r>
-        <w:t xml:space="preserve">2020;12(7):2097.</w:t>
-      </w:r>
-      <w:r>
-        <w:t xml:space="preserve"> </w:t>
-      </w:r>
-      <w:r>
-        <w:t xml:space="preserve">Comprehensive review of Vitamin D’s immunologic mechanisms across health and disease states.</w:t>
-      </w:r>
-      <w:r>
-        <w:t xml:space="preserve"> </w:t>
-      </w:r>
-      <w:r>
-        <w:t xml:space="preserve">doi.org/10.3390/nu12072097</w:t>
+        <w:t>Nutrients.</w:t>
+      </w:r>
+      <w:r>
+        <w:t xml:space="preserve"> 2020;12(7):2097. Comprehensive review of Vitamin D’s immunologic mechanisms across health and disease states. doi.org/10.3390/nu12072097</w:t>
       </w:r>
     </w:p>
     <w:p>
@@ -1721,51 +1742,30 @@
           <w:b/>
           <w:bCs/>
         </w:rPr>
-        <w:t xml:space="preserve">Martineau AR, et al.</w:t>
-      </w:r>
-      <w:r>
-        <w:t xml:space="preserve"> </w:t>
-      </w:r>
-      <w:r>
-        <w:t xml:space="preserve">Vitamin D supplementation to prevent acute respiratory tract infections: systematic review and meta-analysis of individual participant data.</w:t>
-      </w:r>
-      <w:r>
-        <w:t xml:space="preserve"> </w:t>
+        <w:t>Martineau AR, et al.</w:t>
+      </w:r>
+      <w:r>
+        <w:t xml:space="preserve"> Vitamin D supplementation to prevent acute respiratory tract infections: systematic review and meta-analysis of individual participant data. </w:t>
       </w:r>
       <w:r>
         <w:rPr>
           <w:i/>
           <w:iCs/>
         </w:rPr>
-        <w:t xml:space="preserve">BMJ.</w:t>
-      </w:r>
-      <w:r>
-        <w:t xml:space="preserve"> </w:t>
-      </w:r>
-      <w:r>
-        <w:t xml:space="preserve">2017;356:i6583.</w:t>
-      </w:r>
-      <w:r>
-        <w:t xml:space="preserve"> </w:t>
-      </w:r>
-      <w:r>
-        <w:t xml:space="preserve">Individual participant data meta-analysis; the protective association was strongest in those who were most deficient at baseline.</w:t>
-      </w:r>
-      <w:r>
-        <w:t xml:space="preserve"> </w:t>
-      </w:r>
-      <w:r>
-        <w:t xml:space="preserve">doi.org/10.1136/bmj.i6583</w:t>
-      </w:r>
-    </w:p>
-    <w:bookmarkEnd w:id="32"/>
-    <w:bookmarkStart w:id="33" w:name="X6639ff1446fd0fd1cfc7ae0ecd863ac07a6cc3e"/>
+        <w:t>BMJ.</w:t>
+      </w:r>
+      <w:r>
+        <w:t xml:space="preserve"> 2017;356:i6583. Individual participant data meta-analysis; the protective association was strongest in those who were most deficient at baseline. doi.org/10.1136/bmj.i6583</w:t>
+      </w:r>
+    </w:p>
     <w:p>
       <w:pPr>
         <w:pStyle w:val="Heading3"/>
       </w:pPr>
-      <w:r>
-        <w:t xml:space="preserve">Individual response to Vitamin D, why measurement matters</w:t>
+      <w:bookmarkStart w:id="15" w:name="X6639ff1446fd0fd1cfc7ae0ecd863ac07a6cc3e"/>
+      <w:bookmarkEnd w:id="14"/>
+      <w:r>
+        <w:t>Individual response to Vitamin D, why measurement matters</w:t>
       </w:r>
     </w:p>
     <w:p>
@@ -1777,51 +1777,31 @@
           <w:b/>
           <w:bCs/>
         </w:rPr>
-        <w:t xml:space="preserve">Carlberg C.</w:t>
-      </w:r>
-      <w:r>
-        <w:t xml:space="preserve"> </w:t>
-      </w:r>
-      <w:r>
-        <w:t xml:space="preserve">Intervention Approaches in Studying the Response to Vitamin D3 Supplementation.</w:t>
-      </w:r>
-      <w:r>
-        <w:t xml:space="preserve"> </w:t>
+        <w:t>Carlberg C.</w:t>
+      </w:r>
+      <w:r>
+        <w:t xml:space="preserve"> Intervention Approaches in Studying the Response to Vitamin D3 Supplementation. </w:t>
       </w:r>
       <w:r>
         <w:rPr>
           <w:i/>
           <w:iCs/>
         </w:rPr>
-        <w:t xml:space="preserve">Nutrients.</w:t>
-      </w:r>
-      <w:r>
-        <w:t xml:space="preserve"> </w:t>
-      </w:r>
-      <w:r>
-        <w:t xml:space="preserve">2023;15(15):3382.</w:t>
-      </w:r>
-      <w:r>
-        <w:t xml:space="preserve"> </w:t>
-      </w:r>
-      <w:r>
-        <w:t xml:space="preserve">Documents that a meaningful share of individuals are low responders to Vitamin D supplementation, which supports measured, individualized approaches over a fixed capsule dose.</w:t>
-      </w:r>
-      <w:r>
-        <w:t xml:space="preserve"> </w:t>
-      </w:r>
-      <w:r>
-        <w:t xml:space="preserve">doi.org/10.3390/nu15153382</w:t>
-      </w:r>
-    </w:p>
-    <w:bookmarkEnd w:id="33"/>
-    <w:bookmarkStart w:id="34" w:name="X58f7081a40c861c40af1768385caa7aba467868"/>
+        <w:t>Nutrients.</w:t>
+      </w:r>
+      <w:r>
+        <w:t xml:space="preserve"> 2023;15(15):3382. Documents that a meaningful share of individuals are low responders to Vitamin D supplementation, which supports measured, individualized approaches over a fixed capsule dose. doi.org/10.3390/nu15153382</w:t>
+      </w:r>
+    </w:p>
     <w:p>
       <w:pPr>
         <w:pStyle w:val="Heading3"/>
       </w:pPr>
-      <w:r>
-        <w:t xml:space="preserve">Vitamin D and cancer, epidemiology and randomized trials</w:t>
+      <w:bookmarkStart w:id="16" w:name="X58f7081a40c861c40af1768385caa7aba467868"/>
+      <w:bookmarkEnd w:id="15"/>
+      <w:r>
+        <w:lastRenderedPageBreak/>
+        <w:t>Vitamin D and cancer, epidemiology and randomized trials</w:t>
       </w:r>
     </w:p>
     <w:p>
@@ -1833,51 +1813,30 @@
           <w:b/>
           <w:bCs/>
         </w:rPr>
-        <w:t xml:space="preserve">Keum N, et al.</w:t>
-      </w:r>
-      <w:r>
-        <w:t xml:space="preserve"> </w:t>
-      </w:r>
-      <w:r>
-        <w:t xml:space="preserve">Vitamin D supplementation and total cancer incidence and mortality: a meta-analysis of randomized controlled trials.</w:t>
-      </w:r>
-      <w:r>
-        <w:t xml:space="preserve"> </w:t>
+        <w:t>Keum N, et al.</w:t>
+      </w:r>
+      <w:r>
+        <w:t xml:space="preserve"> Vitamin D supplementation and total cancer incidence and mortality: a meta-analysis of randomized controlled trials. </w:t>
       </w:r>
       <w:r>
         <w:rPr>
           <w:i/>
           <w:iCs/>
         </w:rPr>
-        <w:t xml:space="preserve">Annals of Oncology.</w:t>
-      </w:r>
-      <w:r>
-        <w:t xml:space="preserve"> </w:t>
-      </w:r>
-      <w:r>
-        <w:t xml:space="preserve">2019;30(5):733 to 743.</w:t>
-      </w:r>
-      <w:r>
-        <w:t xml:space="preserve"> </w:t>
-      </w:r>
-      <w:r>
-        <w:t xml:space="preserve">Meta-analysis of randomized trials suggesting a reduction in total cancer mortality, though not in incidence.</w:t>
-      </w:r>
-      <w:r>
-        <w:t xml:space="preserve"> </w:t>
-      </w:r>
-      <w:r>
-        <w:t xml:space="preserve">doi.org/10.1093/annonc/mdz059</w:t>
-      </w:r>
-    </w:p>
-    <w:bookmarkEnd w:id="34"/>
-    <w:bookmarkStart w:id="35" w:name="prevalence"/>
+        <w:t>Annals of Oncology.</w:t>
+      </w:r>
+      <w:r>
+        <w:t xml:space="preserve"> 2019;30(5):733 to 743. Meta-analysis of randomized trials suggesting a reduction in total cancer mortality, though not in incidence. doi.org/10.1093/annonc/mdz059</w:t>
+      </w:r>
+    </w:p>
     <w:p>
       <w:pPr>
         <w:pStyle w:val="Heading3"/>
       </w:pPr>
-      <w:r>
-        <w:t xml:space="preserve">Prevalence</w:t>
+      <w:bookmarkStart w:id="17" w:name="prevalence"/>
+      <w:bookmarkEnd w:id="16"/>
+      <w:r>
+        <w:t>Prevalence</w:t>
       </w:r>
     </w:p>
     <w:p>
@@ -1889,47 +1848,34 @@
           <w:b/>
           <w:bCs/>
         </w:rPr>
-        <w:t xml:space="preserve">Cui A, et al.</w:t>
-      </w:r>
-      <w:r>
-        <w:t xml:space="preserve"> </w:t>
-      </w:r>
-      <w:r>
-        <w:t xml:space="preserve">Global and regional prevalence of vitamin D deficiency in population-based studies from 2000 to 2022.</w:t>
-      </w:r>
-      <w:r>
-        <w:t xml:space="preserve"> </w:t>
+        <w:t>Cui A, et al.</w:t>
+      </w:r>
+      <w:r>
+        <w:t xml:space="preserve"> Global and regional prevalence of vitamin D deficiency in population-based studies from 2000 to 2022. </w:t>
       </w:r>
       <w:r>
         <w:rPr>
           <w:i/>
           <w:iCs/>
         </w:rPr>
-        <w:t xml:space="preserve">Frontiers in Nutrition.</w:t>
-      </w:r>
-      <w:r>
-        <w:t xml:space="preserve"> </w:t>
-      </w:r>
-      <w:r>
-        <w:t xml:space="preserve">2023.</w:t>
-      </w:r>
-      <w:r>
-        <w:t xml:space="preserve"> </w:t>
-      </w:r>
-      <w:r>
-        <w:t xml:space="preserve">Pooled analysis of 308 population-based studies across 81 countries and 7.9 million participants aged 1 and over; 76.6 percent had serum 25(OH)D below 30 ng/mL.</w:t>
-      </w:r>
-      <w:r>
-        <w:t xml:space="preserve"> </w:t>
-      </w:r>
-      <w:r>
-        <w:t xml:space="preserve">PMC10064807</w:t>
-      </w:r>
-    </w:p>
-    <w:p>
-      <w:r>
-        <w:pict>
-          <v:rect style="width:0;height:1.5pt" o:hralign="center" o:hrstd="t" o:hr="t"/>
+        <w:t>Frontiers in Nutrition.</w:t>
+      </w:r>
+      <w:r>
+        <w:t xml:space="preserve"> 2023. Pooled analysis of 308 population-based studies across 81 countries and 7.9 million participants aged 1 and over; 76.6 percent had serum 25(OH)D below 30 ng/mL. PMC10064807</w:t>
+      </w:r>
+    </w:p>
+    <w:p>
+      <w:r>
+        <w:rPr>
+          <w:noProof/>
+        </w:rPr>
+      </w:r>
+      <w:r>
+        <w:pict w14:anchorId="7548457E">
+          <v:rect id="Horizontal Line 5" o:spid="_x0000_s1026" style="width:468pt;height:1.1pt;visibility:visible;mso-wrap-style:square;mso-left-percent:-10001;mso-top-percent:-10001;mso-position-horizontal:absolute;mso-position-horizontal-relative:char;mso-position-vertical:absolute;mso-position-vertical-relative:line;mso-left-percent:-10001;mso-top-percent:-10001;v-text-anchor:top" o:gfxdata="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" filled="f">
+            <o:lock v:ext="edit" rotation="t" aspectratio="t" verticies="t" text="t" shapetype="t"/>
+            <w10:anchorlock/>
+          </v:rect>
         </w:pict>
       </w:r>
     </w:p>
@@ -1942,10 +1888,10 @@
           <w:b/>
           <w:bCs/>
         </w:rPr>
-        <w:t xml:space="preserve">Scott Hansbury</w:t>
-      </w:r>
-      <w:r>
-        <w:t xml:space="preserve">, CEO and Co-Founder | enyrgy.com</w:t>
+        <w:t>Scott Hansbury</w:t>
+      </w:r>
+      <w:r>
+        <w:t>, CEO and Co-Founder | enyrgy.com</w:t>
       </w:r>
     </w:p>
     <w:p>
@@ -1957,28 +1903,49 @@
           <w:i/>
           <w:iCs/>
         </w:rPr>
-        <w:t xml:space="preserve">CONFIDENTIAL, prepared for the Center for New Medicine</w:t>
-      </w:r>
-    </w:p>
-    <w:bookmarkEnd w:id="35"/>
-    <w:bookmarkEnd w:id="36"/>
+        <w:t>CONFIDENTIAL, prepared for the Center for New Medicine</w:t>
+      </w:r>
+      <w:bookmarkEnd w:id="13"/>
+      <w:bookmarkEnd w:id="17"/>
+    </w:p>
     <w:sectPr>
-      <w:headerReference r:id="rId9" w:type="default"/>
-      <w:footerReference r:id="rId10" w:type="default"/>
-      <w:pgSz w:h="15840" w:w="12240"/>
-      <w:pgMar w:bottom="1440" w:footer="720" w:gutter="0" w:header="720" w:left="1440" w:right="1440" w:top="1440"/>
+      <w:headerReference w:type="default" r:id="rId7"/>
+      <w:footerReference w:type="default" r:id="rId8"/>
+      <w:pgSz w:w="12240" w:h="15840"/>
+      <w:pgMar w:top="1440" w:right="1440" w:bottom="1440" w:left="1440" w:header="720" w:footer="720" w:gutter="0"/>
       <w:cols w:space="720"/>
     </w:sectPr>
   </w:body>
 </w:document>
 </file>
 
-<file path=word/comments.xml><?xml version="1.0" encoding="utf-8"?>
-<w:comments xmlns:w="http://schemas.openxmlformats.org/wordprocessingml/2006/main" xmlns:m="http://schemas.openxmlformats.org/officeDocument/2006/math" xmlns:r="http://schemas.openxmlformats.org/officeDocument/2006/relationships" xmlns:o="urn:schemas-microsoft-com:office:office" xmlns:v="urn:schemas-microsoft-com:vml" xmlns:w10="urn:schemas-microsoft-com:office:word" xmlns:a="http://schemas.openxmlformats.org/drawingml/2006/main" xmlns:pic="http://schemas.openxmlformats.org/drawingml/2006/picture" xmlns:wp="http://schemas.openxmlformats.org/drawingml/2006/wordprocessingDrawing"/>
+<file path=word/endnotes.xml><?xml version="1.0" encoding="utf-8"?>
+<w:endnotes xmlns:wpc="http://schemas.microsoft.com/office/word/2010/wordprocessingCanvas" xmlns:cx="http://schemas.microsoft.com/office/drawing/2014/chartex" xmlns:cx1="http://schemas.microsoft.com/office/drawing/2015/9/8/chartex" xmlns:cx2="http://schemas.microsoft.com/office/drawing/2015/10/21/chartex" xmlns:cx3="http://schemas.microsoft.com/office/drawing/2016/5/9/chartex" xmlns:cx4="http://schemas.microsoft.com/office/drawing/2016/5/10/chartex" xmlns:cx5="http://schemas.microsoft.com/office/drawing/2016/5/11/chartex" xmlns:cx6="http://schemas.microsoft.com/office/drawing/2016/5/12/chartex" xmlns:cx7="http://schemas.microsoft.com/office/drawing/2016/5/13/chartex" xmlns:cx8="http://schemas.microsoft.com/office/drawing/2016/5/14/chartex" xmlns:mc="http://schemas.openxmlformats.org/markup-compatibility/2006" xmlns:m="http://schemas.openxmlformats.org/officeDocument/2006/math" xmlns:aink="http://schemas.microsoft.com/office/drawing/2016/ink" xmlns:am3d="http://schemas.microsoft.com/office/drawing/2017/model3d" xmlns:oel="http://schemas.microsoft.com/office/2019/extlst" xmlns:r="http://schemas.openxmlformats.org/officeDocument/2006/relationships" xmlns:wp14="http://schemas.microsoft.com/office/word/2010/wordprocessingDrawing" xmlns:wp="http://schemas.openxmlformats.org/drawingml/2006/wordprocessingDrawing" xmlns:wpg="http://schemas.microsoft.com/office/word/2010/wordprocessingGroup" xmlns:wpi="http://schemas.microsoft.com/office/word/2010/wordprocessingInk" xmlns:wps="http://schemas.microsoft.com/office/word/2010/wordprocessingShape" xmlns:o="urn:schemas-microsoft-com:office:office" xmlns:v="urn:schemas-microsoft-com:vml" xmlns:w10="urn:schemas-microsoft-com:office:word" xmlns:w="http://schemas.openxmlformats.org/wordprocessingml/2006/main" xmlns:w14="http://schemas.microsoft.com/office/word/2010/wordml" xmlns:w15="http://schemas.microsoft.com/office/word/2012/wordml" xmlns:w16cei="http://schemas.microsoft.com/office/word/2026/wordml/cei" xmlns:w16cex="http://schemas.microsoft.com/office/word/2018/wordml/cex" xmlns:w16cid="http://schemas.microsoft.com/office/word/2016/wordml/cid" xmlns:w16="http://schemas.microsoft.com/office/word/2018/wordml" xmlns:w16sdtdh="http://schemas.microsoft.com/office/word/2020/wordml/sdtdatahash" xmlns:w16sdtfl="http://schemas.microsoft.com/office/word/2024/wordml/sdtformatlock" xmlns:w16se="http://schemas.microsoft.com/office/word/2015/wordml/symex" xmlns:w16du="http://schemas.microsoft.com/office/word/2023/wordml/word16du" xmlns:wne="http://schemas.microsoft.com/office/word/2006/wordml" mc:Ignorable="w14 w15 w16se w16cid w16 w16cex w16sdtdh w16sdtfl w16du wp14">
+  <w:endnote w:type="separator" w:id="-1">
+    <w:p>
+      <w:pPr>
+        <w:spacing w:after="0"/>
+      </w:pPr>
+      <w:r>
+        <w:separator/>
+      </w:r>
+    </w:p>
+  </w:endnote>
+  <w:endnote w:type="continuationSeparator" w:id="0">
+    <w:p>
+      <w:pPr>
+        <w:spacing w:after="0"/>
+      </w:pPr>
+      <w:r>
+        <w:continuationSeparator/>
+      </w:r>
+    </w:p>
+  </w:endnote>
+</w:endnotes>
 </file>
 
 <file path=word/footer1.xml><?xml version="1.0" encoding="utf-8"?>
-<w:ftr xmlns:wpc="http://schemas.microsoft.com/office/word/2010/wordprocessingCanvas" xmlns:cx="http://schemas.microsoft.com/office/drawing/2014/chartex" xmlns:cx1="http://schemas.microsoft.com/office/drawing/2015/9/8/chartex" xmlns:cx2="http://schemas.microsoft.com/office/drawing/2015/10/21/chartex" xmlns:cx3="http://schemas.microsoft.com/office/drawing/2016/5/9/chartex" xmlns:cx4="http://schemas.microsoft.com/office/drawing/2016/5/10/chartex" xmlns:cx5="http://schemas.microsoft.com/office/drawing/2016/5/11/chartex" xmlns:cx6="http://schemas.microsoft.com/office/drawing/2016/5/12/chartex" xmlns:cx7="http://schemas.microsoft.com/office/drawing/2016/5/13/chartex" xmlns:cx8="http://schemas.microsoft.com/office/drawing/2016/5/14/chartex" xmlns:mc="http://schemas.openxmlformats.org/markup-compatibility/2006" xmlns:m="http://schemas.openxmlformats.org/officeDocument/2006/math" xmlns:aink="http://schemas.microsoft.com/office/drawing/2016/ink" xmlns:am3d="http://schemas.microsoft.com/office/drawing/2017/model3d" xmlns:oel="http://schemas.microsoft.com/office/2019/extlst" xmlns:r="http://schemas.openxmlformats.org/officeDocument/2006/relationships" xmlns:wp14="http://schemas.microsoft.com/office/word/2010/wordprocessingDrawing" xmlns:wp="http://schemas.openxmlformats.org/drawingml/2006/wordprocessingDrawing" xmlns:wpg="http://schemas.microsoft.com/office/word/2010/wordprocessingGroup" xmlns:wpi="http://schemas.microsoft.com/office/word/2010/wordprocessingInk" xmlns:wps="http://schemas.microsoft.com/office/word/2010/wordprocessingShape" xmlns:o="urn:schemas-microsoft-com:office:office" xmlns:v="urn:schemas-microsoft-com:vml" xmlns:w10="urn:schemas-microsoft-com:office:word" xmlns:w="http://schemas.openxmlformats.org/wordprocessingml/2006/main" xmlns:w14="http://schemas.microsoft.com/office/word/2010/wordml" xmlns:w15="http://schemas.microsoft.com/office/word/2012/wordml" xmlns:w16cex="http://schemas.microsoft.com/office/word/2018/wordml/cex" xmlns:w16cid="http://schemas.microsoft.com/office/word/2016/wordml/cid" xmlns:w16="http://schemas.microsoft.com/office/word/2018/wordml" xmlns:w16sdtdh="http://schemas.microsoft.com/office/word/2020/wordml/sdtdatahash" xmlns:w16sdtfl="http://schemas.microsoft.com/office/word/2024/wordml/sdtformatlock" xmlns:w16se="http://schemas.microsoft.com/office/word/2015/wordml/symex" xmlns:w16du="http://schemas.microsoft.com/office/word/2023/wordml/word16du" xmlns:wne="http://schemas.microsoft.com/office/word/2006/wordml" mc:Ignorable="w14 w15 w16se w16cid w16 w16cex w16sdtdh w16sdtfl w16du wp14">
+<w:ftr xmlns:wpc="http://schemas.microsoft.com/office/word/2010/wordprocessingCanvas" xmlns:cx="http://schemas.microsoft.com/office/drawing/2014/chartex" xmlns:cx1="http://schemas.microsoft.com/office/drawing/2015/9/8/chartex" xmlns:cx2="http://schemas.microsoft.com/office/drawing/2015/10/21/chartex" xmlns:cx3="http://schemas.microsoft.com/office/drawing/2016/5/9/chartex" xmlns:cx4="http://schemas.microsoft.com/office/drawing/2016/5/10/chartex" xmlns:cx5="http://schemas.microsoft.com/office/drawing/2016/5/11/chartex" xmlns:cx6="http://schemas.microsoft.com/office/drawing/2016/5/12/chartex" xmlns:cx7="http://schemas.microsoft.com/office/drawing/2016/5/13/chartex" xmlns:cx8="http://schemas.microsoft.com/office/drawing/2016/5/14/chartex" xmlns:mc="http://schemas.openxmlformats.org/markup-compatibility/2006" xmlns:m="http://schemas.openxmlformats.org/officeDocument/2006/math" xmlns:aink="http://schemas.microsoft.com/office/drawing/2016/ink" xmlns:am3d="http://schemas.microsoft.com/office/drawing/2017/model3d" xmlns:oel="http://schemas.microsoft.com/office/2019/extlst" xmlns:r="http://schemas.openxmlformats.org/officeDocument/2006/relationships" xmlns:wp14="http://schemas.microsoft.com/office/word/2010/wordprocessingDrawing" xmlns:wp="http://schemas.openxmlformats.org/drawingml/2006/wordprocessingDrawing" xmlns:wpg="http://schemas.microsoft.com/office/word/2010/wordprocessingGroup" xmlns:wpi="http://schemas.microsoft.com/office/word/2010/wordprocessingInk" xmlns:wps="http://schemas.microsoft.com/office/word/2010/wordprocessingShape" xmlns:o="urn:schemas-microsoft-com:office:office" xmlns:v="urn:schemas-microsoft-com:vml" xmlns:w10="urn:schemas-microsoft-com:office:word" xmlns:w="http://schemas.openxmlformats.org/wordprocessingml/2006/main" xmlns:w14="http://schemas.microsoft.com/office/word/2010/wordml" xmlns:w15="http://schemas.microsoft.com/office/word/2012/wordml" xmlns:w16cei="http://schemas.microsoft.com/office/word/2026/wordml/cei" xmlns:w16cex="http://schemas.microsoft.com/office/word/2018/wordml/cex" xmlns:w16cid="http://schemas.microsoft.com/office/word/2016/wordml/cid" xmlns:w16="http://schemas.microsoft.com/office/word/2018/wordml" xmlns:w16sdtdh="http://schemas.microsoft.com/office/word/2020/wordml/sdtdatahash" xmlns:w16sdtfl="http://schemas.microsoft.com/office/word/2024/wordml/sdtformatlock" xmlns:w16se="http://schemas.microsoft.com/office/word/2015/wordml/symex" xmlns:w16du="http://schemas.microsoft.com/office/word/2023/wordml/word16du" xmlns:wne="http://schemas.microsoft.com/office/word/2006/wordml" mc:Ignorable="w14 w15 w16se w16cid w16 w16cex w16sdtdh w16sdtfl w16du wp14">
   <w:p>
     <w:pPr>
       <w:pBdr>
@@ -1993,87 +1960,7 @@
         <w:sz w:val="16"/>
         <w:szCs w:val="16"/>
       </w:rPr>
-      <w:t xml:space="preserve">Enyrgy </w:t>
-    </w:r>
-    <w:proofErr w:type="gramStart"/>
-    <w:r>
-      <w:rPr>
-        <w:rFonts w:ascii="Montserrat" w:eastAsia="Montserrat" w:hAnsi="Montserrat" w:cs="Montserrat"/>
-        <w:color w:val="888888"/>
-        <w:sz w:val="16"/>
-        <w:szCs w:val="16"/>
-      </w:rPr>
-      <w:t>Inc  ·</w:t>
-    </w:r>
-    <w:proofErr w:type="gramEnd"/>
-    <w:r>
-      <w:rPr>
-        <w:rFonts w:ascii="Montserrat" w:eastAsia="Montserrat" w:hAnsi="Montserrat" w:cs="Montserrat"/>
-        <w:color w:val="888888"/>
-        <w:sz w:val="16"/>
-        <w:szCs w:val="16"/>
-      </w:rPr>
-      <w:t xml:space="preserve">  Phoenix, </w:t>
-    </w:r>
-    <w:proofErr w:type="gramStart"/>
-    <w:r>
-      <w:rPr>
-        <w:rFonts w:ascii="Montserrat" w:eastAsia="Montserrat" w:hAnsi="Montserrat" w:cs="Montserrat"/>
-        <w:color w:val="888888"/>
-        <w:sz w:val="16"/>
-        <w:szCs w:val="16"/>
-      </w:rPr>
-      <w:t>AZ  ·</w:t>
-    </w:r>
-    <w:proofErr w:type="gramEnd"/>
-    <w:r>
-      <w:rPr>
-        <w:rFonts w:ascii="Montserrat" w:eastAsia="Montserrat" w:hAnsi="Montserrat" w:cs="Montserrat"/>
-        <w:color w:val="888888"/>
-        <w:sz w:val="16"/>
-        <w:szCs w:val="16"/>
-      </w:rPr>
-      <w:t xml:space="preserve">  </w:t>
-    </w:r>
-    <w:proofErr w:type="gramStart"/>
-    <w:r>
-      <w:rPr>
-        <w:rFonts w:ascii="Montserrat" w:eastAsia="Montserrat" w:hAnsi="Montserrat" w:cs="Montserrat"/>
-        <w:color w:val="888888"/>
-        <w:sz w:val="16"/>
-        <w:szCs w:val="16"/>
-      </w:rPr>
-      <w:t>enyrgy.com  ·</w:t>
-    </w:r>
-    <w:proofErr w:type="gramEnd"/>
-    <w:r>
-      <w:rPr>
-        <w:rFonts w:ascii="Montserrat" w:eastAsia="Montserrat" w:hAnsi="Montserrat" w:cs="Montserrat"/>
-        <w:color w:val="888888"/>
-        <w:sz w:val="16"/>
-        <w:szCs w:val="16"/>
-      </w:rPr>
-      <w:t xml:space="preserve">  Sunlight. Evolved.  </w:t>
-    </w:r>
-    <w:proofErr w:type="gramStart"/>
-    <w:r>
-      <w:rPr>
-        <w:rFonts w:ascii="Montserrat" w:eastAsia="Montserrat" w:hAnsi="Montserrat" w:cs="Montserrat"/>
-        <w:color w:val="888888"/>
-        <w:sz w:val="16"/>
-        <w:szCs w:val="16"/>
-      </w:rPr>
-      <w:t>·  Page</w:t>
-    </w:r>
-    <w:proofErr w:type="gramEnd"/>
-    <w:r>
-      <w:rPr>
-        <w:rFonts w:ascii="Montserrat" w:eastAsia="Montserrat" w:hAnsi="Montserrat" w:cs="Montserrat"/>
-        <w:color w:val="888888"/>
-        <w:sz w:val="16"/>
-        <w:szCs w:val="16"/>
-      </w:rPr>
-      <w:t xml:space="preserve"> </w:t>
+      <w:t xml:space="preserve">Enyrgy Inc  ·  Phoenix, AZ  ·  enyrgy.com  ·  Sunlight. Evolved.  ·  Page </w:t>
     </w:r>
     <w:r>
       <w:rPr>
@@ -2126,18 +2013,24 @@
 </file>
 
 <file path=word/footnotes.xml><?xml version="1.0" encoding="utf-8"?>
-<w:footnotes xmlns:w="http://schemas.openxmlformats.org/wordprocessingml/2006/main" xmlns:m="http://schemas.openxmlformats.org/officeDocument/2006/math" xmlns:r="http://schemas.openxmlformats.org/officeDocument/2006/relationships" xmlns:o="urn:schemas-microsoft-com:office:office" xmlns:v="urn:schemas-microsoft-com:vml" xmlns:w10="urn:schemas-microsoft-com:office:word" xmlns:a="http://schemas.openxmlformats.org/drawingml/2006/main" xmlns:pic="http://schemas.openxmlformats.org/drawingml/2006/picture" xmlns:wp="http://schemas.openxmlformats.org/drawingml/2006/wordprocessingDrawing">
+<w:footnotes xmlns:wpc="http://schemas.microsoft.com/office/word/2010/wordprocessingCanvas" xmlns:cx="http://schemas.microsoft.com/office/drawing/2014/chartex" xmlns:cx1="http://schemas.microsoft.com/office/drawing/2015/9/8/chartex" xmlns:cx2="http://schemas.microsoft.com/office/drawing/2015/10/21/chartex" xmlns:cx3="http://schemas.microsoft.com/office/drawing/2016/5/9/chartex" xmlns:cx4="http://schemas.microsoft.com/office/drawing/2016/5/10/chartex" xmlns:cx5="http://schemas.microsoft.com/office/drawing/2016/5/11/chartex" xmlns:cx6="http://schemas.microsoft.com/office/drawing/2016/5/12/chartex" xmlns:cx7="http://schemas.microsoft.com/office/drawing/2016/5/13/chartex" xmlns:cx8="http://schemas.microsoft.com/office/drawing/2016/5/14/chartex" xmlns:mc="http://schemas.openxmlformats.org/markup-compatibility/2006" xmlns:m="http://schemas.openxmlformats.org/officeDocument/2006/math" xmlns:aink="http://schemas.microsoft.com/office/drawing/2016/ink" xmlns:am3d="http://schemas.microsoft.com/office/drawing/2017/model3d" xmlns:oel="http://schemas.microsoft.com/office/2019/extlst" xmlns:r="http://schemas.openxmlformats.org/officeDocument/2006/relationships" xmlns:wp14="http://schemas.microsoft.com/office/word/2010/wordprocessingDrawing" xmlns:wp="http://schemas.openxmlformats.org/drawingml/2006/wordprocessingDrawing" xmlns:wpg="http://schemas.microsoft.com/office/word/2010/wordprocessingGroup" xmlns:wpi="http://schemas.microsoft.com/office/word/2010/wordprocessingInk" xmlns:wps="http://schemas.microsoft.com/office/word/2010/wordprocessingShape" xmlns:o="urn:schemas-microsoft-com:office:office" xmlns:v="urn:schemas-microsoft-com:vml" xmlns:w10="urn:schemas-microsoft-com:office:word" xmlns:w="http://schemas.openxmlformats.org/wordprocessingml/2006/main" xmlns:w14="http://schemas.microsoft.com/office/word/2010/wordml" xmlns:w15="http://schemas.microsoft.com/office/word/2012/wordml" xmlns:w16cei="http://schemas.microsoft.com/office/word/2026/wordml/cei" xmlns:w16cex="http://schemas.microsoft.com/office/word/2018/wordml/cex" xmlns:w16cid="http://schemas.microsoft.com/office/word/2016/wordml/cid" xmlns:w16="http://schemas.microsoft.com/office/word/2018/wordml" xmlns:w16sdtdh="http://schemas.microsoft.com/office/word/2020/wordml/sdtdatahash" xmlns:w16sdtfl="http://schemas.microsoft.com/office/word/2024/wordml/sdtformatlock" xmlns:w16se="http://schemas.microsoft.com/office/word/2015/wordml/symex" xmlns:w16du="http://schemas.microsoft.com/office/word/2023/wordml/word16du" xmlns:wne="http://schemas.microsoft.com/office/word/2006/wordml" mc:Ignorable="w14 w15 w16se w16cid w16 w16cex w16sdtdh w16sdtfl w16du wp14">
+  <w:footnote w:type="separator" w:id="-1">
+    <w:p>
+      <w:pPr>
+        <w:spacing w:after="0"/>
+      </w:pPr>
+      <w:r>
+        <w:separator/>
+      </w:r>
+    </w:p>
+  </w:footnote>
   <w:footnote w:type="continuationSeparator" w:id="0">
     <w:p>
+      <w:pPr>
+        <w:spacing w:after="0"/>
+      </w:pPr>
       <w:r>
         <w:continuationSeparator/>
-      </w:r>
-    </w:p>
-  </w:footnote>
-  <w:footnote w:type="separator" w:id="-1">
-    <w:p>
-      <w:r>
-        <w:separator/>
       </w:r>
     </w:p>
   </w:footnote>
@@ -2145,7 +2038,7 @@
 </file>
 
 <file path=word/header1.xml><?xml version="1.0" encoding="utf-8"?>
-<w:hdr xmlns:wpc="http://schemas.microsoft.com/office/word/2010/wordprocessingCanvas" xmlns:cx="http://schemas.microsoft.com/office/drawing/2014/chartex" xmlns:cx1="http://schemas.microsoft.com/office/drawing/2015/9/8/chartex" xmlns:cx2="http://schemas.microsoft.com/office/drawing/2015/10/21/chartex" xmlns:cx3="http://schemas.microsoft.com/office/drawing/2016/5/9/chartex" xmlns:cx4="http://schemas.microsoft.com/office/drawing/2016/5/10/chartex" xmlns:cx5="http://schemas.microsoft.com/office/drawing/2016/5/11/chartex" xmlns:cx6="http://schemas.microsoft.com/office/drawing/2016/5/12/chartex" xmlns:cx7="http://schemas.microsoft.com/office/drawing/2016/5/13/chartex" xmlns:cx8="http://schemas.microsoft.com/office/drawing/2016/5/14/chartex" xmlns:mc="http://schemas.openxmlformats.org/markup-compatibility/2006" xmlns:m="http://schemas.openxmlformats.org/officeDocument/2006/math" xmlns:aink="http://schemas.microsoft.com/office/drawing/2016/ink" xmlns:am3d="http://schemas.microsoft.com/office/drawing/2017/model3d" xmlns:oel="http://schemas.microsoft.com/office/2019/extlst" xmlns:r="http://schemas.openxmlformats.org/officeDocument/2006/relationships" xmlns:wp14="http://schemas.microsoft.com/office/word/2010/wordprocessingDrawing" xmlns:wp="http://schemas.openxmlformats.org/drawingml/2006/wordprocessingDrawing" xmlns:wpg="http://schemas.microsoft.com/office/word/2010/wordprocessingGroup" xmlns:wpi="http://schemas.microsoft.com/office/word/2010/wordprocessingInk" xmlns:wps="http://schemas.microsoft.com/office/word/2010/wordprocessingShape" xmlns:o="urn:schemas-microsoft-com:office:office" xmlns:v="urn:schemas-microsoft-com:vml" xmlns:w10="urn:schemas-microsoft-com:office:word" xmlns:w="http://schemas.openxmlformats.org/wordprocessingml/2006/main" xmlns:w14="http://schemas.microsoft.com/office/word/2010/wordml" xmlns:w15="http://schemas.microsoft.com/office/word/2012/wordml" xmlns:w16cex="http://schemas.microsoft.com/office/word/2018/wordml/cex" xmlns:w16cid="http://schemas.microsoft.com/office/word/2016/wordml/cid" xmlns:w16="http://schemas.microsoft.com/office/word/2018/wordml" xmlns:w16sdtdh="http://schemas.microsoft.com/office/word/2020/wordml/sdtdatahash" xmlns:w16sdtfl="http://schemas.microsoft.com/office/word/2024/wordml/sdtformatlock" xmlns:w16se="http://schemas.microsoft.com/office/word/2015/wordml/symex" xmlns:w16du="http://schemas.microsoft.com/office/word/2023/wordml/word16du" xmlns:wne="http://schemas.microsoft.com/office/word/2006/wordml" mc:Ignorable="w14 w15 w16se w16cid w16 w16cex w16sdtdh w16sdtfl w16du wp14">
+<w:hdr xmlns:wpc="http://schemas.microsoft.com/office/word/2010/wordprocessingCanvas" xmlns:cx="http://schemas.microsoft.com/office/drawing/2014/chartex" xmlns:cx1="http://schemas.microsoft.com/office/drawing/2015/9/8/chartex" xmlns:cx2="http://schemas.microsoft.com/office/drawing/2015/10/21/chartex" xmlns:cx3="http://schemas.microsoft.com/office/drawing/2016/5/9/chartex" xmlns:cx4="http://schemas.microsoft.com/office/drawing/2016/5/10/chartex" xmlns:cx5="http://schemas.microsoft.com/office/drawing/2016/5/11/chartex" xmlns:cx6="http://schemas.microsoft.com/office/drawing/2016/5/12/chartex" xmlns:cx7="http://schemas.microsoft.com/office/drawing/2016/5/13/chartex" xmlns:cx8="http://schemas.microsoft.com/office/drawing/2016/5/14/chartex" xmlns:mc="http://schemas.openxmlformats.org/markup-compatibility/2006" xmlns:m="http://schemas.openxmlformats.org/officeDocument/2006/math" xmlns:aink="http://schemas.microsoft.com/office/drawing/2016/ink" xmlns:am3d="http://schemas.microsoft.com/office/drawing/2017/model3d" xmlns:oel="http://schemas.microsoft.com/office/2019/extlst" xmlns:r="http://schemas.openxmlformats.org/officeDocument/2006/relationships" xmlns:wp14="http://schemas.microsoft.com/office/word/2010/wordprocessingDrawing" xmlns:wp="http://schemas.openxmlformats.org/drawingml/2006/wordprocessingDrawing" xmlns:wpg="http://schemas.microsoft.com/office/word/2010/wordprocessingGroup" xmlns:wpi="http://schemas.microsoft.com/office/word/2010/wordprocessingInk" xmlns:wps="http://schemas.microsoft.com/office/word/2010/wordprocessingShape" xmlns:o="urn:schemas-microsoft-com:office:office" xmlns:v="urn:schemas-microsoft-com:vml" xmlns:w10="urn:schemas-microsoft-com:office:word" xmlns:w="http://schemas.openxmlformats.org/wordprocessingml/2006/main" xmlns:w14="http://schemas.microsoft.com/office/word/2010/wordml" xmlns:w15="http://schemas.microsoft.com/office/word/2012/wordml" xmlns:w16cei="http://schemas.microsoft.com/office/word/2026/wordml/cei" xmlns:w16cex="http://schemas.microsoft.com/office/word/2018/wordml/cex" xmlns:w16cid="http://schemas.microsoft.com/office/word/2016/wordml/cid" xmlns:w16="http://schemas.microsoft.com/office/word/2018/wordml" xmlns:w16sdtdh="http://schemas.microsoft.com/office/word/2020/wordml/sdtdatahash" xmlns:w16sdtfl="http://schemas.microsoft.com/office/word/2024/wordml/sdtformatlock" xmlns:w16se="http://schemas.microsoft.com/office/word/2015/wordml/symex" xmlns:w16du="http://schemas.microsoft.com/office/word/2023/wordml/word16du" xmlns:wne="http://schemas.microsoft.com/office/word/2006/wordml" mc:Ignorable="w14 w15 w16se w16cid w16 w16cex w16sdtdh w16sdtfl w16du wp14">
   <w:p>
     <w:pPr>
       <w:pBdr>
@@ -2161,19 +2054,7 @@
         <w:sz w:val="18"/>
         <w:szCs w:val="18"/>
       </w:rPr>
-      <w:t xml:space="preserve">ENYRGY | Facility Overview </w:t>
-    </w:r>
-    <w:proofErr w:type="gramStart"/>
-    <w:r>
-      <w:rPr>
-        <w:rFonts w:ascii="Montserrat" w:eastAsia="Montserrat" w:hAnsi="Montserrat" w:cs="Montserrat"/>
-        <w:b/>
-        <w:bCs/>
-        <w:color w:val="E64C38"/>
-        <w:sz w:val="18"/>
-        <w:szCs w:val="18"/>
-      </w:rPr>
-      <w:t xml:space="preserve">v2.3  </w:t>
+      <w:t xml:space="preserve">ENYRGY | Facility Overview  </w:t>
     </w:r>
     <w:r>
       <w:rPr>
@@ -2184,14 +2065,13 @@
       </w:rPr>
       <w:t>CONFIDENTIAL</w:t>
     </w:r>
-    <w:proofErr w:type="gramEnd"/>
   </w:p>
 </w:hdr>
 </file>
 
 <file path=word/numbering.xml><?xml version="1.0" encoding="utf-8"?>
-<w:numbering xmlns:aink="http://schemas.microsoft.com/office/drawing/2016/ink" xmlns:am3d="http://schemas.microsoft.com/office/drawing/2017/model3d" xmlns:cx="http://schemas.microsoft.com/office/drawing/2014/chartex" xmlns:cx1="http://schemas.microsoft.com/office/drawing/2015/9/8/chartex" xmlns:cx2="http://schemas.microsoft.com/office/drawing/2015/10/21/chartex" xmlns:cx3="http://schemas.microsoft.com/office/drawing/2016/5/9/chartex" xmlns:cx4="http://schemas.microsoft.com/office/drawing/2016/5/10/chartex" xmlns:cx5="http://schemas.microsoft.com/office/drawing/2016/5/11/chartex" xmlns:cx6="http://schemas.microsoft.com/office/drawing/2016/5/12/chartex" xmlns:cx7="http://schemas.microsoft.com/office/drawing/2016/5/13/chartex" xmlns:cx8="http://schemas.microsoft.com/office/drawing/2016/5/14/chartex" xmlns:m="http://schemas.openxmlformats.org/officeDocument/2006/math" xmlns:mc="http://schemas.openxmlformats.org/markup-compatibility/2006" xmlns:o="urn:schemas-microsoft-com:office:office" xmlns:oel="http://schemas.microsoft.com/office/2019/extlst" xmlns:r="http://schemas.openxmlformats.org/officeDocument/2006/relationships" xmlns:v="urn:schemas-microsoft-com:vml" xmlns:w="http://schemas.openxmlformats.org/wordprocessingml/2006/main" xmlns:w10="urn:schemas-microsoft-com:office:word" xmlns:w14="http://schemas.microsoft.com/office/word/2010/wordml" xmlns:w15="http://schemas.microsoft.com/office/word/2012/wordml" xmlns:w16="http://schemas.microsoft.com/office/word/2018/wordml" xmlns:w16cex="http://schemas.microsoft.com/office/word/2018/wordml/cex" xmlns:w16cid="http://schemas.microsoft.com/office/word/2016/wordml/cid" xmlns:w16du="http://schemas.microsoft.com/office/word/2023/wordml/word16du" xmlns:w16sdtdh="http://schemas.microsoft.com/office/word/2020/wordml/sdtdatahash" xmlns:w16sdtfl="http://schemas.microsoft.com/office/word/2024/wordml/sdtformatlock" xmlns:w16se="http://schemas.microsoft.com/office/word/2015/wordml/symex" xmlns:wne="http://schemas.microsoft.com/office/word/2006/wordml" xmlns:wp="http://schemas.openxmlformats.org/drawingml/2006/wordprocessingDrawing" xmlns:wp14="http://schemas.microsoft.com/office/word/2010/wordprocessingDrawing" xmlns:wpc="http://schemas.microsoft.com/office/word/2010/wordprocessingCanvas" xmlns:wpg="http://schemas.microsoft.com/office/word/2010/wordprocessingGroup" xmlns:wpi="http://schemas.microsoft.com/office/word/2010/wordprocessingInk" xmlns:wps="http://schemas.microsoft.com/office/word/2010/wordprocessingShape" mc:Ignorable="w14 w15 w16se w16cid w16 w16cex w16sdtdh w16sdtfl w16du wp14">
-  <w:abstractNum w15:restartNumberingAfterBreak="0" w:abstractNumId="0">
+<w:numbering xmlns:wpc="http://schemas.microsoft.com/office/word/2010/wordprocessingCanvas" xmlns:cx="http://schemas.microsoft.com/office/drawing/2014/chartex" xmlns:cx1="http://schemas.microsoft.com/office/drawing/2015/9/8/chartex" xmlns:cx2="http://schemas.microsoft.com/office/drawing/2015/10/21/chartex" xmlns:cx3="http://schemas.microsoft.com/office/drawing/2016/5/9/chartex" xmlns:cx4="http://schemas.microsoft.com/office/drawing/2016/5/10/chartex" xmlns:cx5="http://schemas.microsoft.com/office/drawing/2016/5/11/chartex" xmlns:cx6="http://schemas.microsoft.com/office/drawing/2016/5/12/chartex" xmlns:cx7="http://schemas.microsoft.com/office/drawing/2016/5/13/chartex" xmlns:cx8="http://schemas.microsoft.com/office/drawing/2016/5/14/chartex" xmlns:mc="http://schemas.openxmlformats.org/markup-compatibility/2006" xmlns:m="http://schemas.openxmlformats.org/officeDocument/2006/math" xmlns:aink="http://schemas.microsoft.com/office/drawing/2016/ink" xmlns:am3d="http://schemas.microsoft.com/office/drawing/2017/model3d" xmlns:oel="http://schemas.microsoft.com/office/2019/extlst" xmlns:r="http://schemas.openxmlformats.org/officeDocument/2006/relationships" xmlns:wp14="http://schemas.microsoft.com/office/word/2010/wordprocessingDrawing" xmlns:wp="http://schemas.openxmlformats.org/drawingml/2006/wordprocessingDrawing" xmlns:wpg="http://schemas.microsoft.com/office/word/2010/wordprocessingGroup" xmlns:wpi="http://schemas.microsoft.com/office/word/2010/wordprocessingInk" xmlns:wps="http://schemas.microsoft.com/office/word/2010/wordprocessingShape" xmlns:o="urn:schemas-microsoft-com:office:office" xmlns:v="urn:schemas-microsoft-com:vml" xmlns:w10="urn:schemas-microsoft-com:office:word" xmlns:w="http://schemas.openxmlformats.org/wordprocessingml/2006/main" xmlns:w14="http://schemas.microsoft.com/office/word/2010/wordml" xmlns:w15="http://schemas.microsoft.com/office/word/2012/wordml" xmlns:w16cei="http://schemas.microsoft.com/office/word/2026/wordml/cei" xmlns:w16cex="http://schemas.microsoft.com/office/word/2018/wordml/cex" xmlns:w16cid="http://schemas.microsoft.com/office/word/2016/wordml/cid" xmlns:w16="http://schemas.microsoft.com/office/word/2018/wordml" xmlns:w16sdtdh="http://schemas.microsoft.com/office/word/2020/wordml/sdtdatahash" xmlns:w16sdtfl="http://schemas.microsoft.com/office/word/2024/wordml/sdtformatlock" xmlns:w16se="http://schemas.microsoft.com/office/word/2015/wordml/symex" xmlns:w16du="http://schemas.microsoft.com/office/word/2023/wordml/word16du" xmlns:wne="http://schemas.microsoft.com/office/word/2006/wordml" mc:Ignorable="w14 w15 w16se w16cid w16 w16cex w16sdtdh w16sdtfl w16du wp14">
+  <w:abstractNum w:abstractNumId="0" w15:restartNumberingAfterBreak="0">
     <w:nsid w:val="EA454B4C"/>
     <w:multiLevelType w:val="multilevel"/>
     <w:tmpl w:val="BDE24088"/>
@@ -2201,9 +2081,9 @@
       <w:lvlJc w:val="left"/>
       <w:pPr>
         <w:tabs>
-          <w:tab w:pos="0" w:val="num"/>
+          <w:tab w:val="num" w:pos="0"/>
         </w:tabs>
-        <w:ind w:hanging="480" w:left="480"/>
+        <w:ind w:left="480" w:hanging="480"/>
       </w:pPr>
     </w:lvl>
     <w:lvl w:ilvl="1">
@@ -2212,9 +2092,9 @@
       <w:lvlJc w:val="left"/>
       <w:pPr>
         <w:tabs>
-          <w:tab w:pos="720" w:val="num"/>
+          <w:tab w:val="num" w:pos="720"/>
         </w:tabs>
-        <w:ind w:hanging="480" w:left="1200"/>
+        <w:ind w:left="1200" w:hanging="480"/>
       </w:pPr>
     </w:lvl>
     <w:lvl w:ilvl="2">
@@ -2223,9 +2103,9 @@
       <w:lvlJc w:val="left"/>
       <w:pPr>
         <w:tabs>
-          <w:tab w:pos="1440" w:val="num"/>
+          <w:tab w:val="num" w:pos="1440"/>
         </w:tabs>
-        <w:ind w:hanging="480" w:left="1920"/>
+        <w:ind w:left="1920" w:hanging="480"/>
       </w:pPr>
     </w:lvl>
     <w:lvl w:ilvl="3">
@@ -2234,9 +2114,9 @@
       <w:lvlJc w:val="left"/>
       <w:pPr>
         <w:tabs>
-          <w:tab w:pos="2160" w:val="num"/>
+          <w:tab w:val="num" w:pos="2160"/>
         </w:tabs>
-        <w:ind w:hanging="480" w:left="2640"/>
+        <w:ind w:left="2640" w:hanging="480"/>
       </w:pPr>
     </w:lvl>
     <w:lvl w:ilvl="4">
@@ -2245,9 +2125,9 @@
       <w:lvlJc w:val="left"/>
       <w:pPr>
         <w:tabs>
-          <w:tab w:pos="2880" w:val="num"/>
+          <w:tab w:val="num" w:pos="2880"/>
         </w:tabs>
-        <w:ind w:hanging="480" w:left="3360"/>
+        <w:ind w:left="3360" w:hanging="480"/>
       </w:pPr>
     </w:lvl>
     <w:lvl w:ilvl="5">
@@ -2256,9 +2136,9 @@
       <w:lvlJc w:val="left"/>
       <w:pPr>
         <w:tabs>
-          <w:tab w:pos="3600" w:val="num"/>
+          <w:tab w:val="num" w:pos="3600"/>
         </w:tabs>
-        <w:ind w:hanging="480" w:left="4080"/>
+        <w:ind w:left="4080" w:hanging="480"/>
       </w:pPr>
     </w:lvl>
     <w:lvl w:ilvl="6">
@@ -2267,9 +2147,9 @@
       <w:lvlJc w:val="left"/>
       <w:pPr>
         <w:tabs>
-          <w:tab w:pos="4320" w:val="num"/>
+          <w:tab w:val="num" w:pos="4320"/>
         </w:tabs>
-        <w:ind w:hanging="480" w:left="4800"/>
+        <w:ind w:left="4800" w:hanging="480"/>
       </w:pPr>
     </w:lvl>
     <w:lvl w:ilvl="7">
@@ -2278,9 +2158,9 @@
       <w:lvlJc w:val="left"/>
       <w:pPr>
         <w:tabs>
-          <w:tab w:pos="5040" w:val="num"/>
+          <w:tab w:val="num" w:pos="5040"/>
         </w:tabs>
-        <w:ind w:hanging="480" w:left="5520"/>
+        <w:ind w:left="5520" w:hanging="480"/>
       </w:pPr>
     </w:lvl>
     <w:lvl w:ilvl="8">
@@ -2289,13 +2169,194 @@
       <w:lvlJc w:val="left"/>
       <w:pPr>
         <w:tabs>
-          <w:tab w:pos="5760" w:val="num"/>
+          <w:tab w:val="num" w:pos="5760"/>
         </w:tabs>
-        <w:ind w:hanging="480" w:left="6240"/>
+        <w:ind w:left="6240" w:hanging="480"/>
       </w:pPr>
     </w:lvl>
   </w:abstractNum>
-  <w:abstractNum w15:restartNumberingAfterBreak="0" w:abstractNumId="1">
+  <w:abstractNum w:abstractNumId="1" w15:restartNumberingAfterBreak="0">
+    <w:nsid w:val="0000A990"/>
+    <w:multiLevelType w:val="multilevel"/>
+    <w:tmpl w:val="440ABA88"/>
+    <w:lvl w:ilvl="0">
+      <w:numFmt w:val="bullet"/>
+      <w:lvlText w:val=" "/>
+      <w:lvlJc w:val="left"/>
+      <w:pPr>
+        <w:ind w:left="720" w:hanging="360"/>
+      </w:pPr>
+    </w:lvl>
+    <w:lvl w:ilvl="1">
+      <w:numFmt w:val="bullet"/>
+      <w:lvlText w:val=" "/>
+      <w:lvlJc w:val="left"/>
+      <w:pPr>
+        <w:ind w:left="1440" w:hanging="360"/>
+      </w:pPr>
+    </w:lvl>
+    <w:lvl w:ilvl="2">
+      <w:numFmt w:val="bullet"/>
+      <w:lvlText w:val=" "/>
+      <w:lvlJc w:val="left"/>
+      <w:pPr>
+        <w:ind w:left="2160" w:hanging="360"/>
+      </w:pPr>
+    </w:lvl>
+    <w:lvl w:ilvl="3">
+      <w:numFmt w:val="bullet"/>
+      <w:lvlText w:val=" "/>
+      <w:lvlJc w:val="left"/>
+      <w:pPr>
+        <w:ind w:left="2880" w:hanging="360"/>
+      </w:pPr>
+    </w:lvl>
+    <w:lvl w:ilvl="4">
+      <w:numFmt w:val="bullet"/>
+      <w:lvlText w:val=" "/>
+      <w:lvlJc w:val="left"/>
+      <w:pPr>
+        <w:ind w:left="3600" w:hanging="360"/>
+      </w:pPr>
+    </w:lvl>
+    <w:lvl w:ilvl="5">
+      <w:numFmt w:val="bullet"/>
+      <w:lvlText w:val=" "/>
+      <w:lvlJc w:val="left"/>
+      <w:pPr>
+        <w:ind w:left="4320" w:hanging="360"/>
+      </w:pPr>
+    </w:lvl>
+    <w:lvl w:ilvl="6">
+      <w:numFmt w:val="bullet"/>
+      <w:lvlText w:val=" "/>
+      <w:lvlJc w:val="left"/>
+      <w:pPr>
+        <w:ind w:left="5040" w:hanging="360"/>
+      </w:pPr>
+    </w:lvl>
+    <w:lvl w:ilvl="7">
+      <w:numFmt w:val="bullet"/>
+      <w:lvlText w:val=" "/>
+      <w:lvlJc w:val="left"/>
+      <w:pPr>
+        <w:ind w:left="5760" w:hanging="360"/>
+      </w:pPr>
+    </w:lvl>
+    <w:lvl w:ilvl="8">
+      <w:numFmt w:val="bullet"/>
+      <w:lvlText w:val=" "/>
+      <w:lvlJc w:val="left"/>
+      <w:pPr>
+        <w:ind w:left="6480" w:hanging="360"/>
+      </w:pPr>
+    </w:lvl>
+  </w:abstractNum>
+  <w:abstractNum w:abstractNumId="2" w15:restartNumberingAfterBreak="0">
+    <w:nsid w:val="0000A991"/>
+    <w:multiLevelType w:val="multilevel"/>
+    <w:tmpl w:val="3D0A1F26"/>
+    <w:lvl w:ilvl="0">
+      <w:numFmt w:val="bullet"/>
+      <w:lvlText w:val=""/>
+      <w:lvlJc w:val="left"/>
+      <w:pPr>
+        <w:ind w:left="720" w:hanging="360"/>
+      </w:pPr>
+      <w:rPr>
+        <w:rFonts w:ascii="Symbol" w:hAnsi="Symbol" w:cs="Symbol" w:hint="default"/>
+      </w:rPr>
+    </w:lvl>
+    <w:lvl w:ilvl="1">
+      <w:numFmt w:val="bullet"/>
+      <w:lvlText w:val="o"/>
+      <w:lvlJc w:val="left"/>
+      <w:pPr>
+        <w:ind w:left="1440" w:hanging="360"/>
+      </w:pPr>
+      <w:rPr>
+        <w:rFonts w:ascii="Courier New" w:hAnsi="Courier New" w:cs="Courier New" w:hint="default"/>
+      </w:rPr>
+    </w:lvl>
+    <w:lvl w:ilvl="2">
+      <w:numFmt w:val="bullet"/>
+      <w:lvlText w:val=""/>
+      <w:lvlJc w:val="left"/>
+      <w:pPr>
+        <w:ind w:left="2160" w:hanging="360"/>
+      </w:pPr>
+      <w:rPr>
+        <w:rFonts w:ascii="Wingdings" w:hAnsi="Wingdings" w:cs="Wingdings" w:hint="default"/>
+      </w:rPr>
+    </w:lvl>
+    <w:lvl w:ilvl="3">
+      <w:numFmt w:val="bullet"/>
+      <w:lvlText w:val=""/>
+      <w:lvlJc w:val="left"/>
+      <w:pPr>
+        <w:ind w:left="2880" w:hanging="360"/>
+      </w:pPr>
+      <w:rPr>
+        <w:rFonts w:ascii="Symbol" w:hAnsi="Symbol" w:cs="Symbol" w:hint="default"/>
+      </w:rPr>
+    </w:lvl>
+    <w:lvl w:ilvl="4">
+      <w:numFmt w:val="bullet"/>
+      <w:lvlText w:val="o"/>
+      <w:lvlJc w:val="left"/>
+      <w:pPr>
+        <w:ind w:left="3600" w:hanging="360"/>
+      </w:pPr>
+      <w:rPr>
+        <w:rFonts w:ascii="Courier New" w:hAnsi="Courier New" w:cs="Courier New" w:hint="default"/>
+      </w:rPr>
+    </w:lvl>
+    <w:lvl w:ilvl="5">
+      <w:numFmt w:val="bullet"/>
+      <w:lvlText w:val=""/>
+      <w:lvlJc w:val="left"/>
+      <w:pPr>
+        <w:ind w:left="4320" w:hanging="360"/>
+      </w:pPr>
+      <w:rPr>
+        <w:rFonts w:ascii="Wingdings" w:hAnsi="Wingdings" w:cs="Wingdings" w:hint="default"/>
+      </w:rPr>
+    </w:lvl>
+    <w:lvl w:ilvl="6">
+      <w:numFmt w:val="bullet"/>
+      <w:lvlText w:val=""/>
+      <w:lvlJc w:val="left"/>
+      <w:pPr>
+        <w:ind w:left="5040" w:hanging="360"/>
+      </w:pPr>
+      <w:rPr>
+        <w:rFonts w:ascii="Symbol" w:hAnsi="Symbol" w:cs="Symbol" w:hint="default"/>
+      </w:rPr>
+    </w:lvl>
+    <w:lvl w:ilvl="7">
+      <w:numFmt w:val="bullet"/>
+      <w:lvlText w:val="o"/>
+      <w:lvlJc w:val="left"/>
+      <w:pPr>
+        <w:ind w:left="5760" w:hanging="360"/>
+      </w:pPr>
+      <w:rPr>
+        <w:rFonts w:ascii="Courier New" w:hAnsi="Courier New" w:cs="Courier New" w:hint="default"/>
+      </w:rPr>
+    </w:lvl>
+    <w:lvl w:ilvl="8">
+      <w:numFmt w:val="bullet"/>
+      <w:lvlText w:val=""/>
+      <w:lvlJc w:val="left"/>
+      <w:pPr>
+        <w:ind w:left="6480" w:hanging="360"/>
+      </w:pPr>
+      <w:rPr>
+        <w:rFonts w:ascii="Wingdings" w:hAnsi="Wingdings" w:cs="Wingdings" w:hint="default"/>
+      </w:rPr>
+    </w:lvl>
+  </w:abstractNum>
+  <w:abstractNum w:abstractNumId="3" w15:restartNumberingAfterBreak="0">
     <w:nsid w:val="2C1AE401"/>
     <w:multiLevelType w:val="multilevel"/>
     <w:tmpl w:val="07FA7514"/>
@@ -2305,9 +2366,9 @@
       <w:lvlJc w:val="left"/>
       <w:pPr>
         <w:tabs>
-          <w:tab w:pos="0" w:val="num"/>
+          <w:tab w:val="num" w:pos="0"/>
         </w:tabs>
-        <w:ind w:hanging="480" w:left="480"/>
+        <w:ind w:left="480" w:hanging="480"/>
       </w:pPr>
     </w:lvl>
     <w:lvl w:ilvl="1">
@@ -2316,9 +2377,9 @@
       <w:lvlJc w:val="left"/>
       <w:pPr>
         <w:tabs>
-          <w:tab w:pos="720" w:val="num"/>
+          <w:tab w:val="num" w:pos="720"/>
         </w:tabs>
-        <w:ind w:hanging="480" w:left="1200"/>
+        <w:ind w:left="1200" w:hanging="480"/>
       </w:pPr>
     </w:lvl>
     <w:lvl w:ilvl="2">
@@ -2327,9 +2388,9 @@
       <w:lvlJc w:val="left"/>
       <w:pPr>
         <w:tabs>
-          <w:tab w:pos="1440" w:val="num"/>
+          <w:tab w:val="num" w:pos="1440"/>
         </w:tabs>
-        <w:ind w:hanging="480" w:left="1920"/>
+        <w:ind w:left="1920" w:hanging="480"/>
       </w:pPr>
     </w:lvl>
     <w:lvl w:ilvl="3">
@@ -2338,9 +2399,9 @@
       <w:lvlJc w:val="left"/>
       <w:pPr>
         <w:tabs>
-          <w:tab w:pos="2160" w:val="num"/>
+          <w:tab w:val="num" w:pos="2160"/>
         </w:tabs>
-        <w:ind w:hanging="480" w:left="2640"/>
+        <w:ind w:left="2640" w:hanging="480"/>
       </w:pPr>
     </w:lvl>
     <w:lvl w:ilvl="4">
@@ -2349,9 +2410,9 @@
       <w:lvlJc w:val="left"/>
       <w:pPr>
         <w:tabs>
-          <w:tab w:pos="2880" w:val="num"/>
+          <w:tab w:val="num" w:pos="2880"/>
         </w:tabs>
-        <w:ind w:hanging="480" w:left="3360"/>
+        <w:ind w:left="3360" w:hanging="480"/>
       </w:pPr>
     </w:lvl>
     <w:lvl w:ilvl="5">
@@ -2360,9 +2421,9 @@
       <w:lvlJc w:val="left"/>
       <w:pPr>
         <w:tabs>
-          <w:tab w:pos="3600" w:val="num"/>
+          <w:tab w:val="num" w:pos="3600"/>
         </w:tabs>
-        <w:ind w:hanging="480" w:left="4080"/>
+        <w:ind w:left="4080" w:hanging="480"/>
       </w:pPr>
     </w:lvl>
     <w:lvl w:ilvl="6">
@@ -2371,9 +2432,9 @@
       <w:lvlJc w:val="left"/>
       <w:pPr>
         <w:tabs>
-          <w:tab w:pos="4320" w:val="num"/>
+          <w:tab w:val="num" w:pos="4320"/>
         </w:tabs>
-        <w:ind w:hanging="480" w:left="4800"/>
+        <w:ind w:left="4800" w:hanging="480"/>
       </w:pPr>
     </w:lvl>
     <w:lvl w:ilvl="7">
@@ -2382,9 +2443,9 @@
       <w:lvlJc w:val="left"/>
       <w:pPr>
         <w:tabs>
-          <w:tab w:pos="5040" w:val="num"/>
+          <w:tab w:val="num" w:pos="5040"/>
         </w:tabs>
-        <w:ind w:hanging="480" w:left="5520"/>
+        <w:ind w:left="5520" w:hanging="480"/>
       </w:pPr>
     </w:lvl>
     <w:lvl w:ilvl="8">
@@ -2393,13 +2454,13 @@
       <w:lvlJc w:val="left"/>
       <w:pPr>
         <w:tabs>
-          <w:tab w:pos="5760" w:val="num"/>
+          <w:tab w:val="num" w:pos="5760"/>
         </w:tabs>
-        <w:ind w:hanging="480" w:left="6240"/>
+        <w:ind w:left="6240" w:hanging="480"/>
       </w:pPr>
     </w:lvl>
   </w:abstractNum>
-  <w:abstractNum w15:restartNumberingAfterBreak="0" w:abstractNumId="2">
+  <w:abstractNum w:abstractNumId="4" w15:restartNumberingAfterBreak="0">
     <w:nsid w:val="47261BAD"/>
     <w:multiLevelType w:val="multilevel"/>
     <w:tmpl w:val="8ECE1826"/>
@@ -2410,9 +2471,9 @@
       <w:lvlJc w:val="left"/>
       <w:pPr>
         <w:tabs>
-          <w:tab w:pos="0" w:val="num"/>
+          <w:tab w:val="num" w:pos="0"/>
         </w:tabs>
-        <w:ind w:hanging="480" w:left="480"/>
+        <w:ind w:left="480" w:hanging="480"/>
       </w:pPr>
     </w:lvl>
     <w:lvl w:ilvl="1">
@@ -2422,9 +2483,9 @@
       <w:lvlJc w:val="left"/>
       <w:pPr>
         <w:tabs>
-          <w:tab w:pos="720" w:val="num"/>
+          <w:tab w:val="num" w:pos="720"/>
         </w:tabs>
-        <w:ind w:hanging="480" w:left="1200"/>
+        <w:ind w:left="1200" w:hanging="480"/>
       </w:pPr>
     </w:lvl>
     <w:lvl w:ilvl="2">
@@ -2434,9 +2495,9 @@
       <w:lvlJc w:val="left"/>
       <w:pPr>
         <w:tabs>
-          <w:tab w:pos="1440" w:val="num"/>
+          <w:tab w:val="num" w:pos="1440"/>
         </w:tabs>
-        <w:ind w:hanging="480" w:left="1920"/>
+        <w:ind w:left="1920" w:hanging="480"/>
       </w:pPr>
     </w:lvl>
     <w:lvl w:ilvl="3">
@@ -2446,9 +2507,9 @@
       <w:lvlJc w:val="left"/>
       <w:pPr>
         <w:tabs>
-          <w:tab w:pos="2160" w:val="num"/>
+          <w:tab w:val="num" w:pos="2160"/>
         </w:tabs>
-        <w:ind w:hanging="480" w:left="2640"/>
+        <w:ind w:left="2640" w:hanging="480"/>
       </w:pPr>
     </w:lvl>
     <w:lvl w:ilvl="4">
@@ -2458,9 +2519,9 @@
       <w:lvlJc w:val="left"/>
       <w:pPr>
         <w:tabs>
-          <w:tab w:pos="2880" w:val="num"/>
+          <w:tab w:val="num" w:pos="2880"/>
         </w:tabs>
-        <w:ind w:hanging="480" w:left="3360"/>
+        <w:ind w:left="3360" w:hanging="480"/>
       </w:pPr>
     </w:lvl>
     <w:lvl w:ilvl="5">
@@ -2470,9 +2531,9 @@
       <w:lvlJc w:val="left"/>
       <w:pPr>
         <w:tabs>
-          <w:tab w:pos="3600" w:val="num"/>
+          <w:tab w:val="num" w:pos="3600"/>
         </w:tabs>
-        <w:ind w:hanging="480" w:left="4080"/>
+        <w:ind w:left="4080" w:hanging="480"/>
       </w:pPr>
     </w:lvl>
     <w:lvl w:ilvl="6">
@@ -2482,9 +2543,9 @@
       <w:lvlJc w:val="left"/>
       <w:pPr>
         <w:tabs>
-          <w:tab w:pos="4320" w:val="num"/>
+          <w:tab w:val="num" w:pos="4320"/>
         </w:tabs>
-        <w:ind w:hanging="480" w:left="4800"/>
+        <w:ind w:left="4800" w:hanging="480"/>
       </w:pPr>
     </w:lvl>
     <w:lvl w:ilvl="7">
@@ -2494,9 +2555,9 @@
       <w:lvlJc w:val="left"/>
       <w:pPr>
         <w:tabs>
-          <w:tab w:pos="5040" w:val="num"/>
+          <w:tab w:val="num" w:pos="5040"/>
         </w:tabs>
-        <w:ind w:hanging="480" w:left="5520"/>
+        <w:ind w:left="5520" w:hanging="480"/>
       </w:pPr>
     </w:lvl>
     <w:lvl w:ilvl="8">
@@ -2506,13 +2567,13 @@
       <w:lvlJc w:val="left"/>
       <w:pPr>
         <w:tabs>
-          <w:tab w:pos="5760" w:val="num"/>
+          <w:tab w:val="num" w:pos="5760"/>
         </w:tabs>
-        <w:ind w:hanging="480" w:left="6240"/>
+        <w:ind w:left="6240" w:hanging="480"/>
       </w:pPr>
     </w:lvl>
   </w:abstractNum>
-  <w:abstractNum w15:restartNumberingAfterBreak="0" w:abstractNumId="3">
+  <w:abstractNum w:abstractNumId="5" w15:restartNumberingAfterBreak="0">
     <w:nsid w:val="71315DCA"/>
     <w:multiLevelType w:val="multilevel"/>
     <w:tmpl w:val="8F1A713C"/>
@@ -2523,9 +2584,9 @@
       <w:lvlJc w:val="left"/>
       <w:pPr>
         <w:tabs>
-          <w:tab w:pos="0" w:val="num"/>
+          <w:tab w:val="num" w:pos="0"/>
         </w:tabs>
-        <w:ind w:hanging="480" w:left="480"/>
+        <w:ind w:left="480" w:hanging="480"/>
       </w:pPr>
     </w:lvl>
     <w:lvl w:ilvl="1">
@@ -2535,9 +2596,9 @@
       <w:lvlJc w:val="left"/>
       <w:pPr>
         <w:tabs>
-          <w:tab w:pos="720" w:val="num"/>
+          <w:tab w:val="num" w:pos="720"/>
         </w:tabs>
-        <w:ind w:hanging="480" w:left="1200"/>
+        <w:ind w:left="1200" w:hanging="480"/>
       </w:pPr>
     </w:lvl>
     <w:lvl w:ilvl="2">
@@ -2547,9 +2608,9 @@
       <w:lvlJc w:val="left"/>
       <w:pPr>
         <w:tabs>
-          <w:tab w:pos="1440" w:val="num"/>
+          <w:tab w:val="num" w:pos="1440"/>
         </w:tabs>
-        <w:ind w:hanging="480" w:left="1920"/>
+        <w:ind w:left="1920" w:hanging="480"/>
       </w:pPr>
     </w:lvl>
     <w:lvl w:ilvl="3">
@@ -2559,9 +2620,9 @@
       <w:lvlJc w:val="left"/>
       <w:pPr>
         <w:tabs>
-          <w:tab w:pos="2160" w:val="num"/>
+          <w:tab w:val="num" w:pos="2160"/>
         </w:tabs>
-        <w:ind w:hanging="480" w:left="2640"/>
+        <w:ind w:left="2640" w:hanging="480"/>
       </w:pPr>
     </w:lvl>
     <w:lvl w:ilvl="4">
@@ -2571,9 +2632,9 @@
       <w:lvlJc w:val="left"/>
       <w:pPr>
         <w:tabs>
-          <w:tab w:pos="2880" w:val="num"/>
+          <w:tab w:val="num" w:pos="2880"/>
         </w:tabs>
-        <w:ind w:hanging="480" w:left="3360"/>
+        <w:ind w:left="3360" w:hanging="480"/>
       </w:pPr>
     </w:lvl>
     <w:lvl w:ilvl="5">
@@ -2583,9 +2644,9 @@
       <w:lvlJc w:val="left"/>
       <w:pPr>
         <w:tabs>
-          <w:tab w:pos="3600" w:val="num"/>
+          <w:tab w:val="num" w:pos="3600"/>
         </w:tabs>
-        <w:ind w:hanging="480" w:left="4080"/>
+        <w:ind w:left="4080" w:hanging="480"/>
       </w:pPr>
     </w:lvl>
     <w:lvl w:ilvl="6">
@@ -2595,9 +2656,9 @@
       <w:lvlJc w:val="left"/>
       <w:pPr>
         <w:tabs>
-          <w:tab w:pos="4320" w:val="num"/>
+          <w:tab w:val="num" w:pos="4320"/>
         </w:tabs>
-        <w:ind w:hanging="480" w:left="4800"/>
+        <w:ind w:left="4800" w:hanging="480"/>
       </w:pPr>
     </w:lvl>
     <w:lvl w:ilvl="7">
@@ -2607,9 +2668,9 @@
       <w:lvlJc w:val="left"/>
       <w:pPr>
         <w:tabs>
-          <w:tab w:pos="5040" w:val="num"/>
+          <w:tab w:val="num" w:pos="5040"/>
         </w:tabs>
-        <w:ind w:hanging="480" w:left="5520"/>
+        <w:ind w:left="5520" w:hanging="480"/>
       </w:pPr>
     </w:lvl>
     <w:lvl w:ilvl="8">
@@ -2619,238 +2680,59 @@
       <w:lvlJc w:val="left"/>
       <w:pPr>
         <w:tabs>
-          <w:tab w:pos="5760" w:val="num"/>
+          <w:tab w:val="num" w:pos="5760"/>
         </w:tabs>
-        <w:ind w:hanging="480" w:left="6240"/>
+        <w:ind w:left="6240" w:hanging="480"/>
       </w:pPr>
     </w:lvl>
   </w:abstractNum>
-  <w:abstractNum w:abstractNumId="990">
-    <w:nsid w:val="0000A990"/>
-    <w:multiLevelType w:val="multilevel"/>
-    <w:lvl w:ilvl="0">
-      <w:numFmt w:val="bullet"/>
-      <w:lvlText w:val=" "/>
-      <w:lvlJc w:val="left"/>
-      <w:pPr>
-        <w:ind w:left="720" w:hanging="360"/>
-      </w:pPr>
-    </w:lvl>
-    <w:lvl w:ilvl="1">
-      <w:numFmt w:val="bullet"/>
-      <w:lvlText w:val=" "/>
-      <w:lvlJc w:val="left"/>
-      <w:pPr>
-        <w:ind w:left="1440" w:hanging="360"/>
-      </w:pPr>
-    </w:lvl>
-    <w:lvl w:ilvl="2">
-      <w:numFmt w:val="bullet"/>
-      <w:lvlText w:val=" "/>
-      <w:lvlJc w:val="left"/>
-      <w:pPr>
-        <w:ind w:left="2160" w:hanging="360"/>
-      </w:pPr>
-    </w:lvl>
-    <w:lvl w:ilvl="3">
-      <w:numFmt w:val="bullet"/>
-      <w:lvlText w:val=" "/>
-      <w:lvlJc w:val="left"/>
-      <w:pPr>
-        <w:ind w:left="2880" w:hanging="360"/>
-      </w:pPr>
-    </w:lvl>
-    <w:lvl w:ilvl="4">
-      <w:numFmt w:val="bullet"/>
-      <w:lvlText w:val=" "/>
-      <w:lvlJc w:val="left"/>
-      <w:pPr>
-        <w:ind w:left="3600" w:hanging="360"/>
-      </w:pPr>
-    </w:lvl>
-    <w:lvl w:ilvl="5">
-      <w:numFmt w:val="bullet"/>
-      <w:lvlText w:val=" "/>
-      <w:lvlJc w:val="left"/>
-      <w:pPr>
-        <w:ind w:left="4320" w:hanging="360"/>
-      </w:pPr>
-    </w:lvl>
-    <w:lvl w:ilvl="6">
-      <w:numFmt w:val="bullet"/>
-      <w:lvlText w:val=" "/>
-      <w:lvlJc w:val="left"/>
-      <w:pPr>
-        <w:ind w:left="5040" w:hanging="360"/>
-      </w:pPr>
-    </w:lvl>
-    <w:lvl w:ilvl="7">
-      <w:numFmt w:val="bullet"/>
-      <w:lvlText w:val=" "/>
-      <w:lvlJc w:val="left"/>
-      <w:pPr>
-        <w:ind w:left="5760" w:hanging="360"/>
-      </w:pPr>
-    </w:lvl>
-    <w:lvl w:ilvl="8">
-      <w:numFmt w:val="bullet"/>
-      <w:lvlText w:val=" "/>
-      <w:lvlJc w:val="left"/>
-      <w:pPr>
-        <w:ind w:left="6480" w:hanging="360"/>
-      </w:pPr>
-    </w:lvl>
-  </w:abstractNum>
-  <w:abstractNum w:abstractNumId="991">
-    <w:nsid w:val="0000A991"/>
-    <w:multiLevelType w:val="multilevel"/>
-    <w:lvl w:ilvl="0">
-      <w:numFmt w:val="bullet"/>
-      <w:lvlText w:val=""/>
-      <w:lvlJc w:val="left"/>
-      <w:pPr>
-        <w:ind w:left="720" w:hanging="360"/>
-      </w:pPr>
-      <w:rPr>
-        <w:rFonts w:ascii="Symbol" w:hAnsi="Symbol" w:cs="Symbol" w:hint="default"/>
-      </w:rPr>
-    </w:lvl>
-    <w:lvl w:ilvl="1">
-      <w:numFmt w:val="bullet"/>
-      <w:lvlText w:val="o"/>
-      <w:lvlJc w:val="left"/>
-      <w:pPr>
-        <w:ind w:left="1440" w:hanging="360"/>
-      </w:pPr>
-      <w:rPr>
-        <w:rFonts w:ascii="Courier New" w:hAnsi="Courier New" w:cs="Courier New" w:hint="default"/>
-      </w:rPr>
-    </w:lvl>
-    <w:lvl w:ilvl="2">
-      <w:numFmt w:val="bullet"/>
-      <w:lvlText w:val=""/>
-      <w:lvlJc w:val="left"/>
-      <w:pPr>
-        <w:ind w:left="2160" w:hanging="360"/>
-      </w:pPr>
-      <w:rPr>
-        <w:rFonts w:ascii="Wingdings" w:hAnsi="Wingdings" w:cs="Wingdings" w:hint="default"/>
-      </w:rPr>
-    </w:lvl>
-    <w:lvl w:ilvl="3">
-      <w:numFmt w:val="bullet"/>
-      <w:lvlText w:val=""/>
-      <w:lvlJc w:val="left"/>
-      <w:pPr>
-        <w:ind w:left="2880" w:hanging="360"/>
-      </w:pPr>
-      <w:rPr>
-        <w:rFonts w:ascii="Symbol" w:hAnsi="Symbol" w:cs="Symbol" w:hint="default"/>
-      </w:rPr>
-    </w:lvl>
-    <w:lvl w:ilvl="4">
-      <w:numFmt w:val="bullet"/>
-      <w:lvlText w:val="o"/>
-      <w:lvlJc w:val="left"/>
-      <w:pPr>
-        <w:ind w:left="3600" w:hanging="360"/>
-      </w:pPr>
-      <w:rPr>
-        <w:rFonts w:ascii="Courier New" w:hAnsi="Courier New" w:cs="Courier New" w:hint="default"/>
-      </w:rPr>
-    </w:lvl>
-    <w:lvl w:ilvl="5">
-      <w:numFmt w:val="bullet"/>
-      <w:lvlText w:val=""/>
-      <w:lvlJc w:val="left"/>
-      <w:pPr>
-        <w:ind w:left="4320" w:hanging="360"/>
-      </w:pPr>
-      <w:rPr>
-        <w:rFonts w:ascii="Wingdings" w:hAnsi="Wingdings" w:cs="Wingdings" w:hint="default"/>
-      </w:rPr>
-    </w:lvl>
-    <w:lvl w:ilvl="6">
-      <w:numFmt w:val="bullet"/>
-      <w:lvlText w:val=""/>
-      <w:lvlJc w:val="left"/>
-      <w:pPr>
-        <w:ind w:left="5040" w:hanging="360"/>
-      </w:pPr>
-      <w:rPr>
-        <w:rFonts w:ascii="Symbol" w:hAnsi="Symbol" w:cs="Symbol" w:hint="default"/>
-      </w:rPr>
-    </w:lvl>
-    <w:lvl w:ilvl="7">
-      <w:numFmt w:val="bullet"/>
-      <w:lvlText w:val="o"/>
-      <w:lvlJc w:val="left"/>
-      <w:pPr>
-        <w:ind w:left="5760" w:hanging="360"/>
-      </w:pPr>
-      <w:rPr>
-        <w:rFonts w:ascii="Courier New" w:hAnsi="Courier New" w:cs="Courier New" w:hint="default"/>
-      </w:rPr>
-    </w:lvl>
-    <w:lvl w:ilvl="8">
-      <w:numFmt w:val="bullet"/>
-      <w:lvlText w:val=""/>
-      <w:lvlJc w:val="left"/>
-      <w:pPr>
-        <w:ind w:left="6480" w:hanging="360"/>
-      </w:pPr>
-      <w:rPr>
-        <w:rFonts w:ascii="Wingdings" w:hAnsi="Wingdings" w:cs="Wingdings" w:hint="default"/>
-      </w:rPr>
-    </w:lvl>
-  </w:abstractNum>
-  <w:num w16cid:durableId="666442937" w:numId="1">
-    <w:abstractNumId w:val="1"/>
+  <w:num w:numId="1" w16cid:durableId="666442937">
+    <w:abstractNumId w:val="3"/>
   </w:num>
-  <w:num w16cid:durableId="611596762" w:numId="2">
+  <w:num w:numId="2" w16cid:durableId="611596762">
     <w:abstractNumId w:val="0"/>
   </w:num>
-  <w:num w16cid:durableId="388962429" w:numId="3">
+  <w:num w:numId="3" w16cid:durableId="388962429">
     <w:abstractNumId w:val="0"/>
   </w:num>
-  <w:num w16cid:durableId="1208103481" w:numId="4">
+  <w:num w:numId="4" w16cid:durableId="1208103481">
     <w:abstractNumId w:val="0"/>
   </w:num>
-  <w:num w16cid:durableId="2058387244" w:numId="5">
+  <w:num w:numId="5" w16cid:durableId="2058387244">
     <w:abstractNumId w:val="0"/>
   </w:num>
-  <w:num w16cid:durableId="571309507" w:numId="6">
+  <w:num w:numId="6" w16cid:durableId="571309507">
     <w:abstractNumId w:val="0"/>
   </w:num>
-  <w:num w16cid:durableId="564293530" w:numId="7">
+  <w:num w:numId="7" w16cid:durableId="564293530">
     <w:abstractNumId w:val="0"/>
   </w:num>
-  <w:num w16cid:durableId="1537962493" w:numId="8">
+  <w:num w:numId="8" w16cid:durableId="1537962493">
     <w:abstractNumId w:val="0"/>
   </w:num>
-  <w:num w16cid:durableId="1458573164" w:numId="9">
+  <w:num w:numId="9" w16cid:durableId="1458573164">
     <w:abstractNumId w:val="0"/>
   </w:num>
-  <w:num w16cid:durableId="2042437547" w:numId="10">
+  <w:num w:numId="10" w16cid:durableId="2042437547">
     <w:abstractNumId w:val="0"/>
   </w:num>
-  <w:num w16cid:durableId="2042438987" w:numId="11">
+  <w:num w:numId="11" w16cid:durableId="2042438987">
     <w:abstractNumId w:val="0"/>
   </w:num>
-  <w:num w16cid:durableId="477458780" w:numId="12">
+  <w:num w:numId="12" w16cid:durableId="477458780">
     <w:abstractNumId w:val="0"/>
   </w:num>
-  <w:num w16cid:durableId="698898323" w:numId="13">
+  <w:num w:numId="13" w16cid:durableId="698898323">
     <w:abstractNumId w:val="0"/>
   </w:num>
-  <w:num w16cid:durableId="424956732" w:numId="14">
+  <w:num w:numId="14" w16cid:durableId="424956732">
     <w:abstractNumId w:val="0"/>
   </w:num>
-  <w:num w16cid:durableId="69932026" w:numId="15">
+  <w:num w:numId="15" w16cid:durableId="69932026">
     <w:abstractNumId w:val="0"/>
   </w:num>
-  <w:num w16cid:durableId="1401829951" w:numId="16">
-    <w:abstractNumId w:val="3"/>
+  <w:num w:numId="16" w16cid:durableId="1401829951">
+    <w:abstractNumId w:val="5"/>
     <w:lvlOverride w:ilvl="0">
       <w:startOverride w:val="1"/>
     </w:lvlOverride>
@@ -2879,11 +2761,11 @@
       <w:startOverride w:val="1"/>
     </w:lvlOverride>
   </w:num>
-  <w:num w16cid:durableId="1720593767" w:numId="17">
+  <w:num w:numId="17" w16cid:durableId="1720593767">
     <w:abstractNumId w:val="0"/>
   </w:num>
-  <w:num w16cid:durableId="293027331" w:numId="18">
-    <w:abstractNumId w:val="2"/>
+  <w:num w:numId="18" w16cid:durableId="293027331">
+    <w:abstractNumId w:val="4"/>
     <w:lvlOverride w:ilvl="0">
       <w:startOverride w:val="7"/>
     </w:lvlOverride>
@@ -2912,25 +2794,25 @@
       <w:startOverride w:val="7"/>
     </w:lvlOverride>
   </w:num>
-  <w:num w:numId="1000">
-    <w:abstractNumId w:val="990"/>
+  <w:num w:numId="19" w16cid:durableId="1643340513">
+    <w:abstractNumId w:val="1"/>
   </w:num>
-  <w:num w:numId="1001">
-    <w:abstractNumId w:val="991"/>
+  <w:num w:numId="20" w16cid:durableId="1581869806">
+    <w:abstractNumId w:val="2"/>
   </w:num>
 </w:numbering>
 </file>
 
 <file path=word/styles.xml><?xml version="1.0" encoding="utf-8"?>
-<w:styles xmlns:mc="http://schemas.openxmlformats.org/markup-compatibility/2006" xmlns:r="http://schemas.openxmlformats.org/officeDocument/2006/relationships" xmlns:w="http://schemas.openxmlformats.org/wordprocessingml/2006/main" xmlns:w14="http://schemas.microsoft.com/office/word/2010/wordml" xmlns:w15="http://schemas.microsoft.com/office/word/2012/wordml" xmlns:w16="http://schemas.microsoft.com/office/word/2018/wordml" xmlns:w16cex="http://schemas.microsoft.com/office/word/2018/wordml/cex" xmlns:w16cid="http://schemas.microsoft.com/office/word/2016/wordml/cid" xmlns:w16du="http://schemas.microsoft.com/office/word/2023/wordml/word16du" xmlns:w16sdtdh="http://schemas.microsoft.com/office/word/2020/wordml/sdtdatahash" xmlns:w16sdtfl="http://schemas.microsoft.com/office/word/2024/wordml/sdtformatlock" xmlns:w16se="http://schemas.microsoft.com/office/word/2015/wordml/symex" mc:Ignorable="w14 w15 w16se w16cid w16 w16cex w16sdtdh w16sdtfl w16du">
+<w:styles xmlns:mc="http://schemas.openxmlformats.org/markup-compatibility/2006" xmlns:r="http://schemas.openxmlformats.org/officeDocument/2006/relationships" xmlns:w="http://schemas.openxmlformats.org/wordprocessingml/2006/main" xmlns:w14="http://schemas.microsoft.com/office/word/2010/wordml" xmlns:w15="http://schemas.microsoft.com/office/word/2012/wordml" xmlns:w16cex="http://schemas.microsoft.com/office/word/2018/wordml/cex" xmlns:w16cid="http://schemas.microsoft.com/office/word/2016/wordml/cid" xmlns:w16="http://schemas.microsoft.com/office/word/2018/wordml" xmlns:w16sdtdh="http://schemas.microsoft.com/office/word/2020/wordml/sdtdatahash" xmlns:w16sdtfl="http://schemas.microsoft.com/office/word/2024/wordml/sdtformatlock" xmlns:w16se="http://schemas.microsoft.com/office/word/2015/wordml/symex" xmlns:w16du="http://schemas.microsoft.com/office/word/2023/wordml/word16du" mc:Ignorable="w14 w15 w16se w16cid w16 w16cex w16sdtdh w16sdtfl w16du">
   <w:docDefaults>
     <w:rPrDefault>
       <w:rPr>
-        <w:rFonts w:asciiTheme="minorHAnsi" w:cstheme="minorBidi" w:eastAsiaTheme="minorHAnsi" w:hAnsiTheme="minorHAnsi"/>
+        <w:rFonts w:asciiTheme="minorHAnsi" w:eastAsiaTheme="minorHAnsi" w:hAnsiTheme="minorHAnsi" w:cstheme="minorBidi"/>
         <w:color w:val="1A1A1A"/>
         <w:sz w:val="22"/>
         <w:szCs w:val="22"/>
-        <w:lang w:bidi="ar-SA" w:eastAsia="en-US" w:val="en-US"/>
+        <w:lang w:val="en-US" w:eastAsia="en-US" w:bidi="ar-SA"/>
       </w:rPr>
     </w:rPrDefault>
     <w:pPrDefault>
@@ -2939,7 +2821,7 @@
       </w:pPr>
     </w:pPrDefault>
   </w:docDefaults>
-  <w:latentStyles w:count="376" w:defLockedState="0" w:defQFormat="0" w:defSemiHidden="0" w:defUIPriority="0" w:defUnhideWhenUsed="0">
+  <w:latentStyles w:defLockedState="0" w:defUIPriority="0" w:defSemiHidden="0" w:defUnhideWhenUsed="0" w:defQFormat="0" w:count="376">
     <w:lsdException w:name="toc 1" w:uiPriority="39"/>
     <w:lsdException w:name="toc 2" w:uiPriority="39"/>
     <w:lsdException w:name="Hyperlink" w:uiPriority="99"/>
@@ -3186,11 +3068,11 @@
     <w:lsdException w:name="Unresolved Mention" w:semiHidden="1" w:uiPriority="99" w:unhideWhenUsed="1"/>
     <w:lsdException w:name="Smart Link" w:semiHidden="1" w:uiPriority="99" w:unhideWhenUsed="1"/>
   </w:latentStyles>
-  <w:style w:default="1" w:styleId="Normal" w:type="paragraph">
+  <w:style w:type="paragraph" w:default="1" w:styleId="Normal">
     <w:name w:val="Normal"/>
     <w:qFormat/>
   </w:style>
-  <w:style w:styleId="Heading1" w:type="paragraph">
+  <w:style w:type="paragraph" w:styleId="Heading1">
     <w:name w:val="heading 1"/>
     <w:basedOn w:val="Normal"/>
     <w:next w:val="BodyText"/>
@@ -3199,11 +3081,11 @@
     <w:pPr>
       <w:keepNext/>
       <w:keepLines/>
-      <w:spacing w:after="0" w:before="480"/>
+      <w:spacing w:before="480" w:after="0"/>
       <w:outlineLvl w:val="0"/>
     </w:pPr>
     <w:rPr>
-      <w:rFonts w:asciiTheme="majorHAnsi" w:cstheme="majorBidi" w:eastAsiaTheme="majorEastAsia" w:hAnsiTheme="majorHAnsi"/>
+      <w:rFonts w:asciiTheme="majorHAnsi" w:eastAsiaTheme="majorEastAsia" w:hAnsiTheme="majorHAnsi" w:cstheme="majorBidi"/>
       <w:b/>
       <w:bCs/>
       <w:color w:val="E64C38"/>
@@ -3211,7 +3093,7 @@
       <w:szCs w:val="32"/>
     </w:rPr>
   </w:style>
-  <w:style w:styleId="Heading2" w:type="paragraph">
+  <w:style w:type="paragraph" w:styleId="Heading2">
     <w:name w:val="heading 2"/>
     <w:basedOn w:val="Normal"/>
     <w:next w:val="BodyText"/>
@@ -3221,11 +3103,11 @@
     <w:pPr>
       <w:keepNext/>
       <w:keepLines/>
-      <w:spacing w:after="0" w:before="200"/>
+      <w:spacing w:before="200" w:after="0"/>
       <w:outlineLvl w:val="1"/>
     </w:pPr>
     <w:rPr>
-      <w:rFonts w:asciiTheme="majorHAnsi" w:cstheme="majorBidi" w:eastAsiaTheme="majorEastAsia" w:hAnsiTheme="majorHAnsi"/>
+      <w:rFonts w:asciiTheme="majorHAnsi" w:eastAsiaTheme="majorEastAsia" w:hAnsiTheme="majorHAnsi" w:cstheme="majorBidi"/>
       <w:b/>
       <w:bCs/>
       <w:color w:val="E64C38"/>
@@ -3233,7 +3115,7 @@
       <w:szCs w:val="28"/>
     </w:rPr>
   </w:style>
-  <w:style w:styleId="Heading3" w:type="paragraph">
+  <w:style w:type="paragraph" w:styleId="Heading3">
     <w:name w:val="heading 3"/>
     <w:basedOn w:val="Normal"/>
     <w:next w:val="BodyText"/>
@@ -3243,11 +3125,11 @@
     <w:pPr>
       <w:keepNext/>
       <w:keepLines/>
-      <w:spacing w:after="0" w:before="200"/>
+      <w:spacing w:before="200" w:after="0"/>
       <w:outlineLvl w:val="2"/>
     </w:pPr>
     <w:rPr>
-      <w:rFonts w:asciiTheme="majorHAnsi" w:cstheme="majorBidi" w:eastAsiaTheme="majorEastAsia" w:hAnsiTheme="majorHAnsi"/>
+      <w:rFonts w:asciiTheme="majorHAnsi" w:eastAsiaTheme="majorEastAsia" w:hAnsiTheme="majorHAnsi" w:cstheme="majorBidi"/>
       <w:b/>
       <w:bCs/>
       <w:color w:val="E64C38"/>
@@ -3255,7 +3137,7 @@
       <w:szCs w:val="24"/>
     </w:rPr>
   </w:style>
-  <w:style w:styleId="Heading4" w:type="paragraph">
+  <w:style w:type="paragraph" w:styleId="Heading4">
     <w:name w:val="heading 4"/>
     <w:basedOn w:val="Normal"/>
     <w:next w:val="BodyText"/>
@@ -3265,11 +3147,11 @@
     <w:pPr>
       <w:keepNext/>
       <w:keepLines/>
-      <w:spacing w:after="0" w:before="200"/>
+      <w:spacing w:before="200" w:after="0"/>
       <w:outlineLvl w:val="3"/>
     </w:pPr>
     <w:rPr>
-      <w:rFonts w:asciiTheme="majorHAnsi" w:cstheme="majorBidi" w:eastAsiaTheme="majorEastAsia" w:hAnsiTheme="majorHAnsi"/>
+      <w:rFonts w:asciiTheme="majorHAnsi" w:eastAsiaTheme="majorEastAsia" w:hAnsiTheme="majorHAnsi" w:cstheme="majorBidi"/>
       <w:bCs/>
       <w:i/>
       <w:color w:val="E64C38"/>
@@ -3277,7 +3159,7 @@
       <w:szCs w:val="24"/>
     </w:rPr>
   </w:style>
-  <w:style w:styleId="Heading5" w:type="paragraph">
+  <w:style w:type="paragraph" w:styleId="Heading5">
     <w:name w:val="heading 5"/>
     <w:basedOn w:val="Normal"/>
     <w:next w:val="BodyText"/>
@@ -3287,18 +3169,18 @@
     <w:pPr>
       <w:keepNext/>
       <w:keepLines/>
-      <w:spacing w:after="0" w:before="200"/>
+      <w:spacing w:before="200" w:after="0"/>
       <w:outlineLvl w:val="4"/>
     </w:pPr>
     <w:rPr>
-      <w:rFonts w:asciiTheme="majorHAnsi" w:cstheme="majorBidi" w:eastAsiaTheme="majorEastAsia" w:hAnsiTheme="majorHAnsi"/>
+      <w:rFonts w:asciiTheme="majorHAnsi" w:eastAsiaTheme="majorEastAsia" w:hAnsiTheme="majorHAnsi" w:cstheme="majorBidi"/>
       <w:iCs/>
       <w:color w:val="E64C38"/>
       <w:sz w:val="24"/>
       <w:szCs w:val="24"/>
     </w:rPr>
   </w:style>
-  <w:style w:styleId="Heading6" w:type="paragraph">
+  <w:style w:type="paragraph" w:styleId="Heading6">
     <w:name w:val="heading 6"/>
     <w:basedOn w:val="Normal"/>
     <w:next w:val="BodyText"/>
@@ -3308,17 +3190,17 @@
     <w:pPr>
       <w:keepNext/>
       <w:keepLines/>
-      <w:spacing w:after="0" w:before="200"/>
+      <w:spacing w:before="200" w:after="0"/>
       <w:outlineLvl w:val="5"/>
     </w:pPr>
     <w:rPr>
-      <w:rFonts w:asciiTheme="majorHAnsi" w:cstheme="majorBidi" w:eastAsiaTheme="majorEastAsia" w:hAnsiTheme="majorHAnsi"/>
+      <w:rFonts w:asciiTheme="majorHAnsi" w:eastAsiaTheme="majorEastAsia" w:hAnsiTheme="majorHAnsi" w:cstheme="majorBidi"/>
       <w:color w:val="E64C38"/>
       <w:sz w:val="24"/>
       <w:szCs w:val="24"/>
     </w:rPr>
   </w:style>
-  <w:style w:styleId="Heading7" w:type="paragraph">
+  <w:style w:type="paragraph" w:styleId="Heading7">
     <w:name w:val="heading 7"/>
     <w:basedOn w:val="Normal"/>
     <w:next w:val="BodyText"/>
@@ -3328,17 +3210,17 @@
     <w:pPr>
       <w:keepNext/>
       <w:keepLines/>
-      <w:spacing w:after="0" w:before="200"/>
+      <w:spacing w:before="200" w:after="0"/>
       <w:outlineLvl w:val="6"/>
     </w:pPr>
     <w:rPr>
-      <w:rFonts w:asciiTheme="majorHAnsi" w:cstheme="majorBidi" w:eastAsiaTheme="majorEastAsia" w:hAnsiTheme="majorHAnsi"/>
+      <w:rFonts w:asciiTheme="majorHAnsi" w:eastAsiaTheme="majorEastAsia" w:hAnsiTheme="majorHAnsi" w:cstheme="majorBidi"/>
       <w:color w:val="E64C38"/>
       <w:sz w:val="24"/>
       <w:szCs w:val="24"/>
     </w:rPr>
   </w:style>
-  <w:style w:styleId="Heading8" w:type="paragraph">
+  <w:style w:type="paragraph" w:styleId="Heading8">
     <w:name w:val="heading 8"/>
     <w:basedOn w:val="Normal"/>
     <w:next w:val="BodyText"/>
@@ -3348,17 +3230,17 @@
     <w:pPr>
       <w:keepNext/>
       <w:keepLines/>
-      <w:spacing w:after="0" w:before="200"/>
+      <w:spacing w:before="200" w:after="0"/>
       <w:outlineLvl w:val="7"/>
     </w:pPr>
     <w:rPr>
-      <w:rFonts w:asciiTheme="majorHAnsi" w:cstheme="majorBidi" w:eastAsiaTheme="majorEastAsia" w:hAnsiTheme="majorHAnsi"/>
+      <w:rFonts w:asciiTheme="majorHAnsi" w:eastAsiaTheme="majorEastAsia" w:hAnsiTheme="majorHAnsi" w:cstheme="majorBidi"/>
       <w:color w:val="E64C38"/>
       <w:sz w:val="24"/>
       <w:szCs w:val="24"/>
     </w:rPr>
   </w:style>
-  <w:style w:styleId="Heading9" w:type="paragraph">
+  <w:style w:type="paragraph" w:styleId="Heading9">
     <w:name w:val="heading 9"/>
     <w:basedOn w:val="Normal"/>
     <w:next w:val="BodyText"/>
@@ -3368,66 +3250,66 @@
     <w:pPr>
       <w:keepNext/>
       <w:keepLines/>
-      <w:spacing w:after="0" w:before="200"/>
+      <w:spacing w:before="200" w:after="0"/>
       <w:outlineLvl w:val="8"/>
     </w:pPr>
     <w:rPr>
-      <w:rFonts w:asciiTheme="majorHAnsi" w:cstheme="majorBidi" w:eastAsiaTheme="majorEastAsia" w:hAnsiTheme="majorHAnsi"/>
+      <w:rFonts w:asciiTheme="majorHAnsi" w:eastAsiaTheme="majorEastAsia" w:hAnsiTheme="majorHAnsi" w:cstheme="majorBidi"/>
       <w:color w:val="E64C38"/>
       <w:sz w:val="24"/>
       <w:szCs w:val="24"/>
     </w:rPr>
   </w:style>
-  <w:style w:default="1" w:styleId="DefaultParagraphFont" w:type="character">
+  <w:style w:type="character" w:default="1" w:styleId="DefaultParagraphFont">
     <w:name w:val="Default Paragraph Font"/>
     <w:uiPriority w:val="1"/>
     <w:semiHidden/>
     <w:unhideWhenUsed/>
   </w:style>
-  <w:style w:default="1" w:styleId="TableNormal" w:type="table">
+  <w:style w:type="table" w:default="1" w:styleId="TableNormal">
     <w:name w:val="Normal Table"/>
     <w:uiPriority w:val="99"/>
     <w:semiHidden/>
     <w:unhideWhenUsed/>
     <w:tblPr>
-      <w:tblInd w:type="dxa" w:w="0"/>
+      <w:tblInd w:w="0" w:type="dxa"/>
       <w:tblCellMar>
-        <w:top w:type="dxa" w:w="0"/>
-        <w:left w:type="dxa" w:w="108"/>
-        <w:bottom w:type="dxa" w:w="0"/>
-        <w:right w:type="dxa" w:w="108"/>
+        <w:top w:w="0" w:type="dxa"/>
+        <w:left w:w="108" w:type="dxa"/>
+        <w:bottom w:w="0" w:type="dxa"/>
+        <w:right w:w="108" w:type="dxa"/>
       </w:tblCellMar>
     </w:tblPr>
   </w:style>
-  <w:style w:default="1" w:styleId="NoList" w:type="numbering">
+  <w:style w:type="numbering" w:default="1" w:styleId="NoList">
     <w:name w:val="No List"/>
     <w:uiPriority w:val="99"/>
     <w:semiHidden/>
     <w:unhideWhenUsed/>
   </w:style>
-  <w:style w:styleId="BodyText" w:type="paragraph">
+  <w:style w:type="paragraph" w:styleId="BodyText">
     <w:name w:val="Body Text"/>
     <w:basedOn w:val="Normal"/>
     <w:qFormat/>
     <w:pPr>
-      <w:spacing w:after="180" w:before="180"/>
+      <w:spacing w:before="180" w:after="180"/>
     </w:pPr>
   </w:style>
-  <w:style w:customStyle="1" w:styleId="FirstParagraph" w:type="paragraph">
+  <w:style w:type="paragraph" w:customStyle="1" w:styleId="FirstParagraph">
     <w:name w:val="First Paragraph"/>
     <w:basedOn w:val="BodyText"/>
     <w:next w:val="BodyText"/>
     <w:qFormat/>
   </w:style>
-  <w:style w:customStyle="1" w:styleId="Compact" w:type="paragraph">
+  <w:style w:type="paragraph" w:customStyle="1" w:styleId="Compact">
     <w:name w:val="Compact"/>
     <w:basedOn w:val="BodyText"/>
     <w:qFormat/>
     <w:pPr>
-      <w:spacing w:after="36" w:before="36"/>
+      <w:spacing w:before="36" w:after="36"/>
     </w:pPr>
   </w:style>
-  <w:style w:styleId="Title" w:type="paragraph">
+  <w:style w:type="paragraph" w:styleId="Title">
     <w:name w:val="Title"/>
     <w:basedOn w:val="Normal"/>
     <w:next w:val="BodyText"/>
@@ -3435,7 +3317,7 @@
     <w:pPr>
       <w:keepNext/>
       <w:keepLines/>
-      <w:spacing w:after="240" w:before="480"/>
+      <w:spacing w:before="480" w:after="240"/>
       <w:jc w:val="center"/>
     </w:pPr>
     <w:rPr>
@@ -3445,7 +3327,7 @@
       <w:szCs w:val="52"/>
     </w:rPr>
   </w:style>
-  <w:style w:styleId="Subtitle" w:type="paragraph">
+  <w:style w:type="paragraph" w:styleId="Subtitle">
     <w:name w:val="Subtitle"/>
     <w:basedOn w:val="Title"/>
     <w:next w:val="BodyText"/>
@@ -3458,7 +3340,7 @@
       <w:szCs w:val="30"/>
     </w:rPr>
   </w:style>
-  <w:style w:customStyle="1" w:styleId="Author" w:type="paragraph">
+  <w:style w:type="paragraph" w:customStyle="1" w:styleId="Author">
     <w:name w:val="Author"/>
     <w:next w:val="BodyText"/>
     <w:qFormat/>
@@ -3468,7 +3350,7 @@
       <w:jc w:val="center"/>
     </w:pPr>
   </w:style>
-  <w:style w:styleId="Date" w:type="paragraph">
+  <w:style w:type="paragraph" w:styleId="Date">
     <w:name w:val="Date"/>
     <w:next w:val="BodyText"/>
     <w:qFormat/>
@@ -3478,7 +3360,7 @@
       <w:jc w:val="center"/>
     </w:pPr>
   </w:style>
-  <w:style w:customStyle="1" w:styleId="Abstract" w:type="paragraph">
+  <w:style w:type="paragraph" w:customStyle="1" w:styleId="Abstract">
     <w:name w:val="Abstract"/>
     <w:basedOn w:val="Normal"/>
     <w:next w:val="BodyText"/>
@@ -3486,19 +3368,19 @@
     <w:pPr>
       <w:keepNext/>
       <w:keepLines/>
-      <w:spacing w:after="300" w:before="300"/>
+      <w:spacing w:before="300" w:after="300"/>
     </w:pPr>
     <w:rPr>
       <w:sz w:val="20"/>
       <w:szCs w:val="20"/>
     </w:rPr>
   </w:style>
-  <w:style w:styleId="Bibliography" w:type="paragraph">
+  <w:style w:type="paragraph" w:styleId="Bibliography">
     <w:name w:val="Bibliography"/>
     <w:basedOn w:val="Normal"/>
     <w:qFormat/>
   </w:style>
-  <w:style w:styleId="BlockText" w:type="paragraph">
+  <w:style w:type="paragraph" w:styleId="BlockText">
     <w:name w:val="Block Text"/>
     <w:basedOn w:val="BodyText"/>
     <w:next w:val="BodyText"/>
@@ -3506,33 +3388,33 @@
     <w:unhideWhenUsed/>
     <w:qFormat/>
     <w:pPr>
-      <w:spacing w:after="100" w:before="100"/>
+      <w:spacing w:before="100" w:after="100"/>
       <w:ind w:left="480" w:right="480"/>
     </w:pPr>
   </w:style>
-  <w:style w:styleId="FootnoteText" w:type="paragraph">
+  <w:style w:type="paragraph" w:styleId="FootnoteText">
     <w:name w:val="footnote text"/>
     <w:basedOn w:val="Normal"/>
     <w:uiPriority w:val="9"/>
     <w:unhideWhenUsed/>
     <w:qFormat/>
   </w:style>
-  <w:style w:customStyle="1" w:styleId="Table" w:type="table">
+  <w:style w:type="table" w:customStyle="1" w:styleId="Table">
     <w:name w:val="Table"/>
     <w:semiHidden/>
     <w:unhideWhenUsed/>
     <w:qFormat/>
     <w:tblPr>
-      <w:tblInd w:type="dxa" w:w="0"/>
+      <w:tblInd w:w="0" w:type="dxa"/>
       <w:tblCellMar>
-        <w:top w:type="dxa" w:w="0"/>
-        <w:left w:type="dxa" w:w="108"/>
-        <w:bottom w:type="dxa" w:w="0"/>
-        <w:right w:type="dxa" w:w="108"/>
+        <w:top w:w="0" w:type="dxa"/>
+        <w:left w:w="108" w:type="dxa"/>
+        <w:bottom w:w="0" w:type="dxa"/>
+        <w:right w:w="108" w:type="dxa"/>
       </w:tblCellMar>
     </w:tblPr>
   </w:style>
-  <w:style w:customStyle="1" w:styleId="DefinitionTerm" w:type="paragraph">
+  <w:style w:type="paragraph" w:customStyle="1" w:styleId="DefinitionTerm">
     <w:name w:val="Definition Term"/>
     <w:basedOn w:val="Normal"/>
     <w:next w:val="Definition"/>
@@ -3545,11 +3427,11 @@
       <w:b/>
     </w:rPr>
   </w:style>
-  <w:style w:customStyle="1" w:styleId="Definition" w:type="paragraph">
+  <w:style w:type="paragraph" w:customStyle="1" w:styleId="Definition">
     <w:name w:val="Definition"/>
     <w:basedOn w:val="Normal"/>
   </w:style>
-  <w:style w:styleId="Caption" w:type="paragraph">
+  <w:style w:type="paragraph" w:styleId="Caption">
     <w:name w:val="caption"/>
     <w:basedOn w:val="Normal"/>
     <w:link w:val="CaptionChar"/>
@@ -3560,34 +3442,34 @@
       <w:i/>
     </w:rPr>
   </w:style>
-  <w:style w:customStyle="1" w:styleId="TableCaption" w:type="paragraph">
+  <w:style w:type="paragraph" w:customStyle="1" w:styleId="TableCaption">
     <w:name w:val="Table Caption"/>
     <w:basedOn w:val="Caption"/>
     <w:pPr>
       <w:keepNext/>
     </w:pPr>
   </w:style>
-  <w:style w:customStyle="1" w:styleId="ImageCaption" w:type="paragraph">
+  <w:style w:type="paragraph" w:customStyle="1" w:styleId="ImageCaption">
     <w:name w:val="Image Caption"/>
     <w:basedOn w:val="Caption"/>
   </w:style>
-  <w:style w:customStyle="1" w:styleId="Figure" w:type="paragraph">
+  <w:style w:type="paragraph" w:customStyle="1" w:styleId="Figure">
     <w:name w:val="Figure"/>
     <w:basedOn w:val="Normal"/>
   </w:style>
-  <w:style w:customStyle="1" w:styleId="CaptionedFigure" w:type="paragraph">
+  <w:style w:type="paragraph" w:customStyle="1" w:styleId="CaptionedFigure">
     <w:name w:val="Captioned Figure"/>
     <w:basedOn w:val="Figure"/>
     <w:pPr>
       <w:keepNext/>
     </w:pPr>
   </w:style>
-  <w:style w:customStyle="1" w:styleId="CaptionChar" w:type="character">
+  <w:style w:type="character" w:customStyle="1" w:styleId="CaptionChar">
     <w:name w:val="Caption Char"/>
     <w:basedOn w:val="DefaultParagraphFont"/>
     <w:link w:val="Caption"/>
   </w:style>
-  <w:style w:customStyle="1" w:styleId="VerbatimChar" w:type="character">
+  <w:style w:type="character" w:customStyle="1" w:styleId="VerbatimChar">
     <w:name w:val="Verbatim Char"/>
     <w:basedOn w:val="CaptionChar"/>
     <w:link w:val="SourceCode"/>
@@ -3596,14 +3478,14 @@
       <w:sz w:val="22"/>
     </w:rPr>
   </w:style>
-  <w:style w:styleId="FootnoteReference" w:type="character">
+  <w:style w:type="character" w:styleId="FootnoteReference">
     <w:name w:val="footnote reference"/>
     <w:basedOn w:val="CaptionChar"/>
     <w:rPr>
       <w:vertAlign w:val="superscript"/>
     </w:rPr>
   </w:style>
-  <w:style w:styleId="Hyperlink" w:type="character">
+  <w:style w:type="character" w:styleId="Hyperlink">
     <w:name w:val="Hyperlink"/>
     <w:basedOn w:val="CaptionChar"/>
     <w:uiPriority w:val="99"/>
@@ -3611,7 +3493,7 @@
       <w:color w:val="E64C38"/>
     </w:rPr>
   </w:style>
-  <w:style w:styleId="TOCHeading" w:type="paragraph">
+  <w:style w:type="paragraph" w:styleId="TOCHeading">
     <w:name w:val="TOC Heading"/>
     <w:basedOn w:val="Heading1"/>
     <w:next w:val="BodyText"/>
@@ -3627,7 +3509,7 @@
       <w:bCs w:val="0"/>
     </w:rPr>
   </w:style>
-  <w:style w:customStyle="1" w:styleId="SourceCode" w:type="paragraph">
+  <w:style w:type="paragraph" w:customStyle="1" w:styleId="SourceCode">
     <w:name w:val="Source Code"/>
     <w:basedOn w:val="Normal"/>
     <w:link w:val="VerbatimChar"/>
@@ -3635,7 +3517,7 @@
       <w:wordWrap w:val="0"/>
     </w:pPr>
   </w:style>
-  <w:style w:customStyle="1" w:styleId="KeywordTok" w:type="character">
+  <w:style w:type="character" w:customStyle="1" w:styleId="KeywordTok">
     <w:name w:val="KeywordTok"/>
     <w:basedOn w:val="VerbatimChar"/>
     <w:rPr>
@@ -3645,7 +3527,7 @@
       <w:sz w:val="22"/>
     </w:rPr>
   </w:style>
-  <w:style w:customStyle="1" w:styleId="DataTypeTok" w:type="character">
+  <w:style w:type="character" w:customStyle="1" w:styleId="DataTypeTok">
     <w:name w:val="DataTypeTok"/>
     <w:basedOn w:val="VerbatimChar"/>
     <w:rPr>
@@ -3654,7 +3536,7 @@
       <w:sz w:val="22"/>
     </w:rPr>
   </w:style>
-  <w:style w:customStyle="1" w:styleId="DecValTok" w:type="character">
+  <w:style w:type="character" w:customStyle="1" w:styleId="DecValTok">
     <w:name w:val="DecValTok"/>
     <w:basedOn w:val="VerbatimChar"/>
     <w:rPr>
@@ -3663,7 +3545,7 @@
       <w:sz w:val="22"/>
     </w:rPr>
   </w:style>
-  <w:style w:customStyle="1" w:styleId="BaseNTok" w:type="character">
+  <w:style w:type="character" w:customStyle="1" w:styleId="BaseNTok">
     <w:name w:val="BaseNTok"/>
     <w:basedOn w:val="VerbatimChar"/>
     <w:rPr>
@@ -3672,7 +3554,7 @@
       <w:sz w:val="22"/>
     </w:rPr>
   </w:style>
-  <w:style w:customStyle="1" w:styleId="FloatTok" w:type="character">
+  <w:style w:type="character" w:customStyle="1" w:styleId="FloatTok">
     <w:name w:val="FloatTok"/>
     <w:basedOn w:val="VerbatimChar"/>
     <w:rPr>
@@ -3681,7 +3563,7 @@
       <w:sz w:val="22"/>
     </w:rPr>
   </w:style>
-  <w:style w:customStyle="1" w:styleId="ConstantTok" w:type="character">
+  <w:style w:type="character" w:customStyle="1" w:styleId="ConstantTok">
     <w:name w:val="ConstantTok"/>
     <w:basedOn w:val="VerbatimChar"/>
     <w:rPr>
@@ -3690,7 +3572,7 @@
       <w:sz w:val="22"/>
     </w:rPr>
   </w:style>
-  <w:style w:customStyle="1" w:styleId="CharTok" w:type="character">
+  <w:style w:type="character" w:customStyle="1" w:styleId="CharTok">
     <w:name w:val="CharTok"/>
     <w:basedOn w:val="VerbatimChar"/>
     <w:rPr>
@@ -3699,7 +3581,7 @@
       <w:sz w:val="22"/>
     </w:rPr>
   </w:style>
-  <w:style w:customStyle="1" w:styleId="SpecialCharTok" w:type="character">
+  <w:style w:type="character" w:customStyle="1" w:styleId="SpecialCharTok">
     <w:name w:val="SpecialCharTok"/>
     <w:basedOn w:val="VerbatimChar"/>
     <w:rPr>
@@ -3708,7 +3590,7 @@
       <w:sz w:val="22"/>
     </w:rPr>
   </w:style>
-  <w:style w:customStyle="1" w:styleId="StringTok" w:type="character">
+  <w:style w:type="character" w:customStyle="1" w:styleId="StringTok">
     <w:name w:val="StringTok"/>
     <w:basedOn w:val="VerbatimChar"/>
     <w:rPr>
@@ -3717,7 +3599,7 @@
       <w:sz w:val="22"/>
     </w:rPr>
   </w:style>
-  <w:style w:customStyle="1" w:styleId="VerbatimStringTok" w:type="character">
+  <w:style w:type="character" w:customStyle="1" w:styleId="VerbatimStringTok">
     <w:name w:val="VerbatimStringTok"/>
     <w:basedOn w:val="VerbatimChar"/>
     <w:rPr>
@@ -3726,7 +3608,7 @@
       <w:sz w:val="22"/>
     </w:rPr>
   </w:style>
-  <w:style w:customStyle="1" w:styleId="SpecialStringTok" w:type="character">
+  <w:style w:type="character" w:customStyle="1" w:styleId="SpecialStringTok">
     <w:name w:val="SpecialStringTok"/>
     <w:basedOn w:val="VerbatimChar"/>
     <w:rPr>
@@ -3735,7 +3617,7 @@
       <w:sz w:val="22"/>
     </w:rPr>
   </w:style>
-  <w:style w:customStyle="1" w:styleId="ImportTok" w:type="character">
+  <w:style w:type="character" w:customStyle="1" w:styleId="ImportTok">
     <w:name w:val="ImportTok"/>
     <w:basedOn w:val="VerbatimChar"/>
     <w:rPr>
@@ -3743,7 +3625,7 @@
       <w:sz w:val="22"/>
     </w:rPr>
   </w:style>
-  <w:style w:customStyle="1" w:styleId="CommentTok" w:type="character">
+  <w:style w:type="character" w:customStyle="1" w:styleId="CommentTok">
     <w:name w:val="CommentTok"/>
     <w:basedOn w:val="VerbatimChar"/>
     <w:rPr>
@@ -3753,7 +3635,7 @@
       <w:sz w:val="22"/>
     </w:rPr>
   </w:style>
-  <w:style w:customStyle="1" w:styleId="DocumentationTok" w:type="character">
+  <w:style w:type="character" w:customStyle="1" w:styleId="DocumentationTok">
     <w:name w:val="DocumentationTok"/>
     <w:basedOn w:val="VerbatimChar"/>
     <w:rPr>
@@ -3763,7 +3645,7 @@
       <w:sz w:val="22"/>
     </w:rPr>
   </w:style>
-  <w:style w:customStyle="1" w:styleId="AnnotationTok" w:type="character">
+  <w:style w:type="character" w:customStyle="1" w:styleId="AnnotationTok">
     <w:name w:val="AnnotationTok"/>
     <w:basedOn w:val="VerbatimChar"/>
     <w:rPr>
@@ -3774,7 +3656,7 @@
       <w:sz w:val="22"/>
     </w:rPr>
   </w:style>
-  <w:style w:customStyle="1" w:styleId="CommentVarTok" w:type="character">
+  <w:style w:type="character" w:customStyle="1" w:styleId="CommentVarTok">
     <w:name w:val="CommentVarTok"/>
     <w:basedOn w:val="VerbatimChar"/>
     <w:rPr>
@@ -3785,7 +3667,7 @@
       <w:sz w:val="22"/>
     </w:rPr>
   </w:style>
-  <w:style w:customStyle="1" w:styleId="OtherTok" w:type="character">
+  <w:style w:type="character" w:customStyle="1" w:styleId="OtherTok">
     <w:name w:val="OtherTok"/>
     <w:basedOn w:val="VerbatimChar"/>
     <w:rPr>
@@ -3794,7 +3676,7 @@
       <w:sz w:val="22"/>
     </w:rPr>
   </w:style>
-  <w:style w:customStyle="1" w:styleId="FunctionTok" w:type="character">
+  <w:style w:type="character" w:customStyle="1" w:styleId="FunctionTok">
     <w:name w:val="FunctionTok"/>
     <w:basedOn w:val="VerbatimChar"/>
     <w:rPr>
@@ -3803,7 +3685,7 @@
       <w:sz w:val="22"/>
     </w:rPr>
   </w:style>
-  <w:style w:customStyle="1" w:styleId="VariableTok" w:type="character">
+  <w:style w:type="character" w:customStyle="1" w:styleId="VariableTok">
     <w:name w:val="VariableTok"/>
     <w:basedOn w:val="VerbatimChar"/>
     <w:rPr>
@@ -3812,7 +3694,7 @@
       <w:sz w:val="22"/>
     </w:rPr>
   </w:style>
-  <w:style w:customStyle="1" w:styleId="ControlFlowTok" w:type="character">
+  <w:style w:type="character" w:customStyle="1" w:styleId="ControlFlowTok">
     <w:name w:val="ControlFlowTok"/>
     <w:basedOn w:val="VerbatimChar"/>
     <w:rPr>
@@ -3822,7 +3704,7 @@
       <w:sz w:val="22"/>
     </w:rPr>
   </w:style>
-  <w:style w:customStyle="1" w:styleId="OperatorTok" w:type="character">
+  <w:style w:type="character" w:customStyle="1" w:styleId="OperatorTok">
     <w:name w:val="OperatorTok"/>
     <w:basedOn w:val="VerbatimChar"/>
     <w:rPr>
@@ -3831,7 +3713,7 @@
       <w:sz w:val="22"/>
     </w:rPr>
   </w:style>
-  <w:style w:customStyle="1" w:styleId="BuiltInTok" w:type="character">
+  <w:style w:type="character" w:customStyle="1" w:styleId="BuiltInTok">
     <w:name w:val="BuiltInTok"/>
     <w:basedOn w:val="VerbatimChar"/>
     <w:rPr>
@@ -3839,7 +3721,7 @@
       <w:sz w:val="22"/>
     </w:rPr>
   </w:style>
-  <w:style w:customStyle="1" w:styleId="ExtensionTok" w:type="character">
+  <w:style w:type="character" w:customStyle="1" w:styleId="ExtensionTok">
     <w:name w:val="ExtensionTok"/>
     <w:basedOn w:val="VerbatimChar"/>
     <w:rPr>
@@ -3847,7 +3729,7 @@
       <w:sz w:val="22"/>
     </w:rPr>
   </w:style>
-  <w:style w:customStyle="1" w:styleId="PreprocessorTok" w:type="character">
+  <w:style w:type="character" w:customStyle="1" w:styleId="PreprocessorTok">
     <w:name w:val="PreprocessorTok"/>
     <w:basedOn w:val="VerbatimChar"/>
     <w:rPr>
@@ -3856,7 +3738,7 @@
       <w:sz w:val="22"/>
     </w:rPr>
   </w:style>
-  <w:style w:customStyle="1" w:styleId="AttributeTok" w:type="character">
+  <w:style w:type="character" w:customStyle="1" w:styleId="AttributeTok">
     <w:name w:val="AttributeTok"/>
     <w:basedOn w:val="VerbatimChar"/>
     <w:rPr>
@@ -3865,7 +3747,7 @@
       <w:sz w:val="22"/>
     </w:rPr>
   </w:style>
-  <w:style w:customStyle="1" w:styleId="RegionMarkerTok" w:type="character">
+  <w:style w:type="character" w:customStyle="1" w:styleId="RegionMarkerTok">
     <w:name w:val="RegionMarkerTok"/>
     <w:basedOn w:val="VerbatimChar"/>
     <w:rPr>
@@ -3873,7 +3755,7 @@
       <w:sz w:val="22"/>
     </w:rPr>
   </w:style>
-  <w:style w:customStyle="1" w:styleId="InformationTok" w:type="character">
+  <w:style w:type="character" w:customStyle="1" w:styleId="InformationTok">
     <w:name w:val="InformationTok"/>
     <w:basedOn w:val="VerbatimChar"/>
     <w:rPr>
@@ -3884,7 +3766,7 @@
       <w:sz w:val="22"/>
     </w:rPr>
   </w:style>
-  <w:style w:customStyle="1" w:styleId="WarningTok" w:type="character">
+  <w:style w:type="character" w:customStyle="1" w:styleId="WarningTok">
     <w:name w:val="WarningTok"/>
     <w:basedOn w:val="VerbatimChar"/>
     <w:rPr>
@@ -3895,7 +3777,7 @@
       <w:sz w:val="22"/>
     </w:rPr>
   </w:style>
-  <w:style w:customStyle="1" w:styleId="AlertTok" w:type="character">
+  <w:style w:type="character" w:customStyle="1" w:styleId="AlertTok">
     <w:name w:val="AlertTok"/>
     <w:basedOn w:val="VerbatimChar"/>
     <w:rPr>
@@ -3905,7 +3787,7 @@
       <w:sz w:val="22"/>
     </w:rPr>
   </w:style>
-  <w:style w:customStyle="1" w:styleId="ErrorTok" w:type="character">
+  <w:style w:type="character" w:customStyle="1" w:styleId="ErrorTok">
     <w:name w:val="ErrorTok"/>
     <w:basedOn w:val="VerbatimChar"/>
     <w:rPr>
@@ -3915,7 +3797,7 @@
       <w:sz w:val="22"/>
     </w:rPr>
   </w:style>
-  <w:style w:customStyle="1" w:styleId="NormalTok" w:type="character">
+  <w:style w:type="character" w:customStyle="1" w:styleId="NormalTok">
     <w:name w:val="NormalTok"/>
     <w:basedOn w:val="VerbatimChar"/>
     <w:rPr>
@@ -3923,7 +3805,7 @@
       <w:sz w:val="22"/>
     </w:rPr>
   </w:style>
-  <w:style w:styleId="TOC1" w:type="paragraph">
+  <w:style w:type="paragraph" w:styleId="TOC1">
     <w:name w:val="toc 1"/>
     <w:basedOn w:val="Normal"/>
     <w:next w:val="Normal"/>
@@ -3934,7 +3816,7 @@
       <w:spacing w:after="100"/>
     </w:pPr>
   </w:style>
-  <w:style w:styleId="TOC2" w:type="paragraph">
+  <w:style w:type="paragraph" w:styleId="TOC2">
     <w:name w:val="toc 2"/>
     <w:basedOn w:val="Normal"/>
     <w:next w:val="Normal"/>
@@ -3945,6 +3827,44 @@
       <w:spacing w:after="100"/>
       <w:ind w:left="220"/>
     </w:pPr>
+  </w:style>
+  <w:style w:type="paragraph" w:styleId="Header">
+    <w:name w:val="header"/>
+    <w:basedOn w:val="Normal"/>
+    <w:link w:val="HeaderChar"/>
+    <w:rsid w:val="00184492"/>
+    <w:pPr>
+      <w:tabs>
+        <w:tab w:val="center" w:pos="4680"/>
+        <w:tab w:val="right" w:pos="9360"/>
+      </w:tabs>
+      <w:spacing w:after="0"/>
+    </w:pPr>
+  </w:style>
+  <w:style w:type="character" w:customStyle="1" w:styleId="HeaderChar">
+    <w:name w:val="Header Char"/>
+    <w:basedOn w:val="DefaultParagraphFont"/>
+    <w:link w:val="Header"/>
+    <w:rsid w:val="00184492"/>
+  </w:style>
+  <w:style w:type="paragraph" w:styleId="Footer">
+    <w:name w:val="footer"/>
+    <w:basedOn w:val="Normal"/>
+    <w:link w:val="FooterChar"/>
+    <w:rsid w:val="00184492"/>
+    <w:pPr>
+      <w:tabs>
+        <w:tab w:val="center" w:pos="4680"/>
+        <w:tab w:val="right" w:pos="9360"/>
+      </w:tabs>
+      <w:spacing w:after="0"/>
+    </w:pPr>
+  </w:style>
+  <w:style w:type="character" w:customStyle="1" w:styleId="FooterChar">
+    <w:name w:val="Footer Char"/>
+    <w:basedOn w:val="DefaultParagraphFont"/>
+    <w:link w:val="Footer"/>
+    <w:rsid w:val="00184492"/>
   </w:style>
 </w:styles>
 </file>
